--- a/ind/docx/54.content.docx
+++ b/ind/docx/54.content.docx
@@ -292,6 +292,21 @@
       </w:r>
       <w:r>
         <w:rPr>
+          <w:b/>
+          <w:lang w:val="id_ID" w:bidi="id_ID"/>
+        </w:rPr>
+        <w:t>Παῦλος, ἀπόστολος</w:t>
+      </w:r>
+    </w:p>
+    <w:p>
+      <w:pPr/>
+      <w:r>
+        <w:rPr>
+          <w:lang w:val="id_ID" w:bidi="id_ID"/>
+        </w:rPr>
+      </w:r>
+      <w:r>
+        <w:rPr>
           <w:lang w:val="id_ID" w:bidi="id_ID"/>
         </w:rPr>
         <w:t>Dalam budaya ini, penulis surat akan menyebutkan namanya sendiri terlebih dahulu, dan menyebut dirinya sebagai orang ketiga. Jika ini berguna dalam bahasa Anda, Anda dapat menggunakan orang pertama di sini. Atau jika bahasa Anda memiliki cara tertentu untuk memperkenalkan penulis surat, dan jika itu berguna bagi pembaca Anda, Anda dapat menggunakannya di sini. Terjemahan lain: “Dari Paulus. Saya seorang rasul”</w:t>
@@ -340,6 +355,21 @@
       </w:r>
       <w:r>
         <w:rPr>
+          <w:b/>
+          <w:lang w:val="id_ID" w:bidi="id_ID"/>
+        </w:rPr>
+        <w:t>κατ’ ἐπιταγὴν Θεοῦ Σωτῆρος ἡμῶν, καὶ Κυρίου Ἰησοῦ Χριστοῦ</w:t>
+      </w:r>
+    </w:p>
+    <w:p>
+      <w:pPr/>
+      <w:r>
+        <w:rPr>
+          <w:lang w:val="id_ID" w:bidi="id_ID"/>
+        </w:rPr>
+      </w:r>
+      <w:r>
+        <w:rPr>
           <w:lang w:val="id_ID" w:bidi="id_ID"/>
         </w:rPr>
         <w:t xml:space="preserve">Jika bahasa Anda tidak menggunakan kata benda abstrak untuk gagasan </w:t>
@@ -401,6 +431,21 @@
       </w:r>
       <w:r>
         <w:rPr>
+          <w:b/>
+          <w:lang w:val="id_ID" w:bidi="id_ID"/>
+        </w:rPr>
+        <w:t>Σωτῆρος ἡμῶν</w:t>
+      </w:r>
+    </w:p>
+    <w:p>
+      <w:pPr/>
+      <w:r>
+        <w:rPr>
+          <w:lang w:val="id_ID" w:bidi="id_ID"/>
+        </w:rPr>
+      </w:r>
+      <w:r>
+        <w:rPr>
           <w:lang w:val="id_ID" w:bidi="id_ID"/>
         </w:rPr>
         <w:t xml:space="preserve">Di sini, Paulus menggunakan bentuk posesif untuk menggambarkan </w:t>
@@ -462,6 +507,21 @@
       </w:r>
       <w:r>
         <w:rPr>
+          <w:b/>
+          <w:lang w:val="id_ID" w:bidi="id_ID"/>
+        </w:rPr>
+        <w:t>Κυρίου Ἰησοῦ Χριστοῦ τῆς ἐλπίδος ἡμῶν</w:t>
+      </w:r>
+    </w:p>
+    <w:p>
+      <w:pPr/>
+      <w:r>
+        <w:rPr>
+          <w:lang w:val="id_ID" w:bidi="id_ID"/>
+        </w:rPr>
+      </w:r>
+      <w:r>
+        <w:rPr>
           <w:lang w:val="id_ID" w:bidi="id_ID"/>
         </w:rPr>
         <w:t xml:space="preserve">Di sini, </w:t>
@@ -543,6 +603,21 @@
       </w:r>
       <w:r>
         <w:rPr>
+          <w:b/>
+          <w:lang w:val="id_ID" w:bidi="id_ID"/>
+        </w:rPr>
+        <w:t>γνησίῳ τέκνῳ</w:t>
+      </w:r>
+    </w:p>
+    <w:p>
+      <w:pPr/>
+      <w:r>
+        <w:rPr>
+          <w:lang w:val="id_ID" w:bidi="id_ID"/>
+        </w:rPr>
+      </w:r>
+      <w:r>
+        <w:rPr>
           <w:lang w:val="id_ID" w:bidi="id_ID"/>
         </w:rPr>
         <w:t xml:space="preserve">Paulus berbicara tentang kedekatannya dengan Timotius seolah-olah Timotius adalah </w:t>
@@ -637,6 +712,21 @@
       </w:r>
       <w:r>
         <w:rPr>
+          <w:b/>
+          <w:lang w:val="id_ID" w:bidi="id_ID"/>
+        </w:rPr>
+        <w:t>χάρις, ἔλεος, εἰρήνη ἀπὸ Θεοῦ Πατρὸς καὶ Χριστοῦ Ἰησοῦ τοῦ Κυρίου ἡμῶν</w:t>
+      </w:r>
+    </w:p>
+    <w:p>
+      <w:pPr/>
+      <w:r>
+        <w:rPr>
+          <w:lang w:val="id_ID" w:bidi="id_ID"/>
+        </w:rPr>
+      </w:r>
+      <w:r>
+        <w:rPr>
           <w:lang w:val="id_ID" w:bidi="id_ID"/>
         </w:rPr>
         <w:t>Setelah menyebutkan namanya dan nama orang yang menerima surat itu, Paulus menambahkan berkat untuk Timotius. Gunakan bentuk yang orang lain mudah mengenali sebagai seuah berkat dalam bahasa Anda. Terjemahan lain: “Semoga engkau mengalami kasih karunia, kemurahan, dan damai sejahtera dari Allah Bapa dan Kristus Yesus Tuhan kita” atau “Aku berdoa kiranya kasih karunia, kemurahan, dan damai sejahtera dari Allah Bapa dan Kristus Yesus Tuhan kita senantiasa menyertai kamu”</w:t>
@@ -685,6 +775,21 @@
       </w:r>
       <w:r>
         <w:rPr>
+          <w:b/>
+          <w:lang w:val="id_ID" w:bidi="id_ID"/>
+        </w:rPr>
+        <w:t>χάρις, ἔλεος, εἰρήνη ἀπὸ Θεοῦ Πατρὸς καὶ Χριστοῦ Ἰησοῦ τοῦ Κυρίου ἡμῶν</w:t>
+      </w:r>
+    </w:p>
+    <w:p>
+      <w:pPr/>
+      <w:r>
+        <w:rPr>
+          <w:lang w:val="id_ID" w:bidi="id_ID"/>
+        </w:rPr>
+      </w:r>
+      <w:r>
+        <w:rPr>
           <w:lang w:val="id_ID" w:bidi="id_ID"/>
         </w:rPr>
         <w:t xml:space="preserve">Jika bahasa Anda tidak menggunakan kata benda abstrak untuk gagasan </w:t>
@@ -775,6 +880,21 @@
           <w:b/>
           <w:lang w:val="id_ID" w:bidi="id_ID"/>
         </w:rPr>
+        <w:t>Θεοῦ Πατρὸς</w:t>
+      </w:r>
+    </w:p>
+    <w:p>
+      <w:pPr/>
+      <w:r>
+        <w:rPr>
+          <w:lang w:val="id_ID" w:bidi="id_ID"/>
+        </w:rPr>
+      </w:r>
+      <w:r>
+        <w:rPr>
+          <w:b/>
+          <w:lang w:val="id_ID" w:bidi="id_ID"/>
+        </w:rPr>
         <w:t>Bapa</w:t>
       </w:r>
       <w:r>
@@ -873,6 +993,21 @@
       </w:r>
       <w:r>
         <w:rPr>
+          <w:b/>
+          <w:lang w:val="id_ID" w:bidi="id_ID"/>
+        </w:rPr>
+        <w:t>πορευόμενος</w:t>
+      </w:r>
+    </w:p>
+    <w:p>
+      <w:pPr/>
+      <w:r>
+        <w:rPr>
+          <w:lang w:val="id_ID" w:bidi="id_ID"/>
+        </w:rPr>
+      </w:r>
+      <w:r>
+        <w:rPr>
           <w:lang w:val="id_ID" w:bidi="id_ID"/>
         </w:rPr>
         <w:t xml:space="preserve">Dalam konteks seperti ini, bahasa Anda mungkin mengatakan “datang” dari pada </w:t>
@@ -923,6 +1058,21 @@
         <w:rPr>
           <w:lang w:val="id_ID" w:bidi="id_ID"/>
         </w:rPr>
+      </w:r>
+    </w:p>
+    <w:p>
+      <w:pPr/>
+      <w:r>
+        <w:rPr>
+          <w:lang w:val="id_ID" w:bidi="id_ID"/>
+        </w:rPr>
+      </w:r>
+      <w:r>
+        <w:rPr>
+          <w:b/>
+          <w:lang w:val="id_ID" w:bidi="id_ID"/>
+        </w:rPr>
+        <w:t>σε</w:t>
       </w:r>
     </w:p>
     <w:p>
@@ -1059,6 +1209,21 @@
       </w:r>
       <w:r>
         <w:rPr>
+          <w:b/>
+          <w:lang w:val="id_ID" w:bidi="id_ID"/>
+        </w:rPr>
+        <w:t>ἑτεροδιδασκαλεῖν</w:t>
+      </w:r>
+    </w:p>
+    <w:p>
+      <w:pPr/>
+      <w:r>
+        <w:rPr>
+          <w:lang w:val="id_ID" w:bidi="id_ID"/>
+        </w:rPr>
+      </w:r>
+      <w:r>
+        <w:rPr>
           <w:lang w:val="id_ID" w:bidi="id_ID"/>
         </w:rPr>
         <w:t>Implikasinya adalah bahwa orang-orang ini mengajarkan hal-hal yang berbeda dengan apa yang Paulus dan Timotius ajarkan, bukan berarti mereka mengajar dengan cara yang berbeda. Jika ini bermanfaat bagi pembaca Anda, Anda dapat menyatakannya secara tegas. Terjemahan lain: “mengajar ajaran yang berbeda dari ajaran yang kami ajarkan” atau "mengajar doktrin yang berbeda."</w:t>
@@ -1127,6 +1292,21 @@
       </w:r>
       <w:r>
         <w:rPr>
+          <w:b/>
+          <w:lang w:val="id_ID" w:bidi="id_ID"/>
+        </w:rPr>
+        <w:t>μύθοις</w:t>
+      </w:r>
+    </w:p>
+    <w:p>
+      <w:pPr/>
+      <w:r>
+        <w:rPr>
+          <w:lang w:val="id_ID" w:bidi="id_ID"/>
+        </w:rPr>
+      </w:r>
+      <w:r>
+        <w:rPr>
           <w:lang w:val="id_ID" w:bidi="id_ID"/>
         </w:rPr>
         <w:t xml:space="preserve">Kata </w:t>
@@ -1188,6 +1368,21 @@
       </w:r>
       <w:r>
         <w:rPr>
+          <w:b/>
+          <w:lang w:val="id_ID" w:bidi="id_ID"/>
+        </w:rPr>
+        <w:t>γενεαλογίαις ἀπεράντοις</w:t>
+      </w:r>
+    </w:p>
+    <w:p>
+      <w:pPr/>
+      <w:r>
+        <w:rPr>
+          <w:lang w:val="id_ID" w:bidi="id_ID"/>
+        </w:rPr>
+      </w:r>
+      <w:r>
+        <w:rPr>
           <w:lang w:val="id_ID" w:bidi="id_ID"/>
         </w:rPr>
         <w:t xml:space="preserve">Paulus mengatakan </w:t>
@@ -1269,6 +1464,21 @@
       </w:r>
       <w:r>
         <w:rPr>
+          <w:b/>
+          <w:lang w:val="id_ID" w:bidi="id_ID"/>
+        </w:rPr>
+        <w:t>γενεαλογίαις</w:t>
+      </w:r>
+    </w:p>
+    <w:p>
+      <w:pPr/>
+      <w:r>
+        <w:rPr>
+          <w:lang w:val="id_ID" w:bidi="id_ID"/>
+        </w:rPr>
+      </w:r>
+      <w:r>
+        <w:rPr>
           <w:lang w:val="id_ID" w:bidi="id_ID"/>
         </w:rPr>
         <w:t xml:space="preserve">Kata </w:t>
@@ -1330,6 +1540,21 @@
       </w:r>
       <w:r>
         <w:rPr>
+          <w:b/>
+          <w:lang w:val="id_ID" w:bidi="id_ID"/>
+        </w:rPr>
+        <w:t>οἰκονομίαν Θεοῦ</w:t>
+      </w:r>
+    </w:p>
+    <w:p>
+      <w:pPr/>
+      <w:r>
+        <w:rPr>
+          <w:lang w:val="id_ID" w:bidi="id_ID"/>
+        </w:rPr>
+      </w:r>
+      <w:r>
+        <w:rPr>
           <w:lang w:val="id_ID" w:bidi="id_ID"/>
         </w:rPr>
         <w:t xml:space="preserve">Di sini, Paulus menggunakan bentuk posesif untuk menggambarkan </w:t>
@@ -1391,6 +1616,21 @@
       </w:r>
       <w:r>
         <w:rPr>
+          <w:b/>
+          <w:lang w:val="id_ID" w:bidi="id_ID"/>
+        </w:rPr>
+        <w:t>οἰκονομίαν Θεοῦ</w:t>
+      </w:r>
+    </w:p>
+    <w:p>
+      <w:pPr/>
+      <w:r>
+        <w:rPr>
+          <w:lang w:val="id_ID" w:bidi="id_ID"/>
+        </w:rPr>
+      </w:r>
+      <w:r>
+        <w:rPr>
           <w:lang w:val="id_ID" w:bidi="id_ID"/>
         </w:rPr>
         <w:t xml:space="preserve">Jika bahasa Anda tidak menggunakan kata benda abstrak untuk gagasan </w:t>
@@ -1472,6 +1712,21 @@
       </w:r>
       <w:r>
         <w:rPr>
+          <w:b/>
+          <w:lang w:val="id_ID" w:bidi="id_ID"/>
+        </w:rPr>
+        <w:t>τὴν ἐν πίστει</w:t>
+      </w:r>
+    </w:p>
+    <w:p>
+      <w:pPr/>
+      <w:r>
+        <w:rPr>
+          <w:lang w:val="id_ID" w:bidi="id_ID"/>
+        </w:rPr>
+      </w:r>
+      <w:r>
+        <w:rPr>
           <w:lang w:val="id_ID" w:bidi="id_ID"/>
         </w:rPr>
         <w:t xml:space="preserve">Jika bahasa Anda tidak menggunakan kata benda abstrak untuk gagasan </w:t>
@@ -1553,6 +1808,21 @@
       </w:r>
       <w:r>
         <w:rPr>
+          <w:b/>
+          <w:lang w:val="id_ID" w:bidi="id_ID"/>
+        </w:rPr>
+        <w:t>δὲ</w:t>
+      </w:r>
+    </w:p>
+    <w:p>
+      <w:pPr/>
+      <w:r>
+        <w:rPr>
+          <w:lang w:val="id_ID" w:bidi="id_ID"/>
+        </w:rPr>
+      </w:r>
+      <w:r>
+        <w:rPr>
           <w:lang w:val="id_ID" w:bidi="id_ID"/>
         </w:rPr>
         <w:t xml:space="preserve">Paulus di sini menggunakan kata </w:t>
@@ -1603,6 +1873,21 @@
         <w:rPr>
           <w:lang w:val="id_ID" w:bidi="id_ID"/>
         </w:rPr>
+      </w:r>
+    </w:p>
+    <w:p>
+      <w:pPr/>
+      <w:r>
+        <w:rPr>
+          <w:lang w:val="id_ID" w:bidi="id_ID"/>
+        </w:rPr>
+      </w:r>
+      <w:r>
+        <w:rPr>
+          <w:b/>
+          <w:lang w:val="id_ID" w:bidi="id_ID"/>
+        </w:rPr>
+        <w:t>τῆς παραγγελίας</w:t>
       </w:r>
     </w:p>
     <w:p>
@@ -1693,6 +1978,21 @@
       </w:r>
       <w:r>
         <w:rPr>
+          <w:b/>
+          <w:lang w:val="id_ID" w:bidi="id_ID"/>
+        </w:rPr>
+        <w:t>ἐστὶν ἀγάπη</w:t>
+      </w:r>
+    </w:p>
+    <w:p>
+      <w:pPr/>
+      <w:r>
+        <w:rPr>
+          <w:lang w:val="id_ID" w:bidi="id_ID"/>
+        </w:rPr>
+      </w:r>
+      <w:r>
+        <w:rPr>
           <w:lang w:val="id_ID" w:bidi="id_ID"/>
         </w:rPr>
         <w:t xml:space="preserve">Jika dalam bahasa saudara tidak menggunakan kata benda abstrak untuk gagasan </w:t>
@@ -1774,6 +2074,21 @@
       </w:r>
       <w:r>
         <w:rPr>
+          <w:b/>
+          <w:lang w:val="id_ID" w:bidi="id_ID"/>
+        </w:rPr>
+        <w:t>ἐκ καθαρᾶς καρδίας</w:t>
+      </w:r>
+    </w:p>
+    <w:p>
+      <w:pPr/>
+      <w:r>
+        <w:rPr>
+          <w:lang w:val="id_ID" w:bidi="id_ID"/>
+        </w:rPr>
+      </w:r>
+      <w:r>
+        <w:rPr>
           <w:lang w:val="id_ID" w:bidi="id_ID"/>
         </w:rPr>
         <w:t xml:space="preserve">Dalam budaya Paulus, </w:t>
@@ -1868,6 +2183,21 @@
       </w:r>
       <w:r>
         <w:rPr>
+          <w:b/>
+          <w:lang w:val="id_ID" w:bidi="id_ID"/>
+        </w:rPr>
+        <w:t>συνειδήσεως ἀγαθῆς</w:t>
+      </w:r>
+    </w:p>
+    <w:p>
+      <w:pPr/>
+      <w:r>
+        <w:rPr>
+          <w:lang w:val="id_ID" w:bidi="id_ID"/>
+        </w:rPr>
+      </w:r>
+      <w:r>
+        <w:rPr>
           <w:lang w:val="id_ID" w:bidi="id_ID"/>
         </w:rPr>
         <w:t xml:space="preserve">Sebuah </w:t>
@@ -1942,6 +2272,21 @@
       </w:r>
       <w:r>
         <w:rPr>
+          <w:b/>
+          <w:lang w:val="id_ID" w:bidi="id_ID"/>
+        </w:rPr>
+        <w:t>πίστεως ἀνυποκρίτου</w:t>
+      </w:r>
+    </w:p>
+    <w:p>
+      <w:pPr/>
+      <w:r>
+        <w:rPr>
+          <w:lang w:val="id_ID" w:bidi="id_ID"/>
+        </w:rPr>
+      </w:r>
+      <w:r>
+        <w:rPr>
           <w:lang w:val="id_ID" w:bidi="id_ID"/>
         </w:rPr>
         <w:t xml:space="preserve">Jika bahasa saudara tidak menggunakan kata benda abstrak untuk gagasan </w:t>
@@ -2023,6 +2368,21 @@
       </w:r>
       <w:r>
         <w:rPr>
+          <w:b/>
+          <w:lang w:val="id_ID" w:bidi="id_ID"/>
+        </w:rPr>
+        <w:t>ἀστοχήσαντες</w:t>
+      </w:r>
+    </w:p>
+    <w:p>
+      <w:pPr/>
+      <w:r>
+        <w:rPr>
+          <w:lang w:val="id_ID" w:bidi="id_ID"/>
+        </w:rPr>
+      </w:r>
+      <w:r>
+        <w:rPr>
           <w:lang w:val="id_ID" w:bidi="id_ID"/>
         </w:rPr>
         <w:t>Paulus berbicara secara kiasan tentang iman kepada Kristus seolah-olah iman itu adalah sebuah target yang harus dicapai oleh orang-orang. Paulus bermaksud bahwa beberapa orang tidak memenuhi tujuan iman mereka, yaitu untuk mengasihi, seperti yang baru saja ia jelaskan. Terjemahan alternatif: "beberapa orang, yang tidak memenuhi tujuan iman kepada Yesus"</w:t>
@@ -2091,6 +2451,21 @@
       </w:r>
       <w:r>
         <w:rPr>
+          <w:b/>
+          <w:lang w:val="id_ID" w:bidi="id_ID"/>
+        </w:rPr>
+        <w:t>ἐξετράπησαν εἰς</w:t>
+      </w:r>
+    </w:p>
+    <w:p>
+      <w:pPr/>
+      <w:r>
+        <w:rPr>
+          <w:lang w:val="id_ID" w:bidi="id_ID"/>
+        </w:rPr>
+      </w:r>
+      <w:r>
+        <w:rPr>
           <w:lang w:val="id_ID" w:bidi="id_ID"/>
         </w:rPr>
         <w:t xml:space="preserve">Di sini, </w:t>
@@ -2172,6 +2547,21 @@
       </w:r>
       <w:r>
         <w:rPr>
+          <w:b/>
+          <w:lang w:val="id_ID" w:bidi="id_ID"/>
+        </w:rPr>
+        <w:t>νομοδιδάσκαλοι</w:t>
+      </w:r>
+    </w:p>
+    <w:p>
+      <w:pPr/>
+      <w:r>
+        <w:rPr>
+          <w:lang w:val="id_ID" w:bidi="id_ID"/>
+        </w:rPr>
+      </w:r>
+      <w:r>
+        <w:rPr>
           <w:lang w:val="id_ID" w:bidi="id_ID"/>
         </w:rPr>
         <w:t xml:space="preserve">Di sini, </w:t>
@@ -2253,6 +2643,21 @@
       </w:r>
       <w:r>
         <w:rPr>
+          <w:b/>
+          <w:lang w:val="id_ID" w:bidi="id_ID"/>
+        </w:rPr>
+        <w:t>μὴ νοοῦντες μήτε &amp; μήτε</w:t>
+      </w:r>
+    </w:p>
+    <w:p>
+      <w:pPr/>
+      <w:r>
+        <w:rPr>
+          <w:lang w:val="id_ID" w:bidi="id_ID"/>
+        </w:rPr>
+      </w:r>
+      <w:r>
+        <w:rPr>
           <w:lang w:val="id_ID" w:bidi="id_ID"/>
         </w:rPr>
         <w:t>Paulus menggunakan bentuk tiga negatif dalam bahasa Yunani untuk menekankan di sini, "bukan... bukan... juga bukan." Tak satu pun dari kata negatif ini yang membatalkan satu sama lain untuk menciptakan makna positif. Sebaliknya, makna negatifnya tetap dipertahankan. Jika bahasa Anda menggunakan negatif ganda untuk penekanan yang tidak membatalkan satu sama lain, maka akan lebih tepat untuk menggunakan konstruksi tersebut di sini.</w:t>
@@ -2321,6 +2726,21 @@
       </w:r>
       <w:r>
         <w:rPr>
+          <w:b/>
+          <w:lang w:val="id_ID" w:bidi="id_ID"/>
+        </w:rPr>
+        <w:t>μήτε ἃ λέγουσιν, μήτε περὶ τίνων διαβεβαιοῦνται</w:t>
+      </w:r>
+    </w:p>
+    <w:p>
+      <w:pPr/>
+      <w:r>
+        <w:rPr>
+          <w:lang w:val="id_ID" w:bidi="id_ID"/>
+        </w:rPr>
+      </w:r>
+      <w:r>
+        <w:rPr>
           <w:lang w:val="id_ID" w:bidi="id_ID"/>
         </w:rPr>
         <w:t>Kedua frasa ini memiliki arti yang sama. Paulus menggunakan pengulangan untuk memberikan penekanan. Anda tidak perlu memasukkan kedua frasa tersebut dalam terjemahan Anda jika hal itu dapat membingungkan pembaca Anda. Terjemahan alternatif: "apa yang mereka katakan dengan begitu yakinnya adalah benar"</w:t>
@@ -2389,6 +2809,21 @@
       </w:r>
       <w:r>
         <w:rPr>
+          <w:b/>
+          <w:lang w:val="id_ID" w:bidi="id_ID"/>
+        </w:rPr>
+        <w:t>ὁ νόμος</w:t>
+      </w:r>
+    </w:p>
+    <w:p>
+      <w:pPr/>
+      <w:r>
+        <w:rPr>
+          <w:lang w:val="id_ID" w:bidi="id_ID"/>
+        </w:rPr>
+      </w:r>
+      <w:r>
+        <w:rPr>
           <w:lang w:val="id_ID" w:bidi="id_ID"/>
         </w:rPr>
         <w:t>Terjemahan alternatif: "kami memahami bahwa hukum itu bermanfaat" atau "kami memahami bahwa hukum itu bermanfaat"</w:t>
@@ -2437,6 +2872,21 @@
       </w:r>
       <w:r>
         <w:rPr>
+          <w:b/>
+          <w:lang w:val="id_ID" w:bidi="id_ID"/>
+        </w:rPr>
+        <w:t>ἐάν τις αὐτῷ νομίμως χρῆται</w:t>
+      </w:r>
+    </w:p>
+    <w:p>
+      <w:pPr/>
+      <w:r>
+        <w:rPr>
+          <w:lang w:val="id_ID" w:bidi="id_ID"/>
+        </w:rPr>
+      </w:r>
+      <w:r>
+        <w:rPr>
           <w:lang w:val="id_ID" w:bidi="id_ID"/>
         </w:rPr>
         <w:t>Terjemahan alternatif: "jika seseorang menggunakannya dengan benar" atau "jika seseorang menggunakannya dengan cara yang dikehendaki Allah"</w:t>
@@ -2485,6 +2935,21 @@
       </w:r>
       <w:r>
         <w:rPr>
+          <w:b/>
+          <w:lang w:val="id_ID" w:bidi="id_ID"/>
+        </w:rPr>
+        <w:t>εἰδὼς τοῦτο</w:t>
+      </w:r>
+    </w:p>
+    <w:p>
+      <w:pPr/>
+      <w:r>
+        <w:rPr>
+          <w:lang w:val="id_ID" w:bidi="id_ID"/>
+        </w:rPr>
+      </w:r>
+      <w:r>
+        <w:rPr>
           <w:lang w:val="id_ID" w:bidi="id_ID"/>
         </w:rPr>
         <w:t>Terjemahan alternatif: "kami juga mengetahui hal ini"</w:t>
@@ -2533,6 +2998,21 @@
       </w:r>
       <w:r>
         <w:rPr>
+          <w:b/>
+          <w:lang w:val="id_ID" w:bidi="id_ID"/>
+        </w:rPr>
+        <w:t>νόμος οὐ κεῖται</w:t>
+      </w:r>
+    </w:p>
+    <w:p>
+      <w:pPr/>
+      <w:r>
+        <w:rPr>
+          <w:lang w:val="id_ID" w:bidi="id_ID"/>
+        </w:rPr>
+      </w:r>
+      <w:r>
+        <w:rPr>
           <w:lang w:val="id_ID" w:bidi="id_ID"/>
         </w:rPr>
         <w:t>Jika akan membantu dalam bahasa Anda, Anda dapat mengekspresikan frasa pasif ini dengan bentuk aktif, dan Anda dapat menyatakan siapa yang melakukan tindakan tersebut. Terjemahan alternatif: "Allah tidak membuat hukum Taurat untuk orang-orang yang benar"</w:t>
@@ -2601,6 +3081,21 @@
       </w:r>
       <w:r>
         <w:rPr>
+          <w:b/>
+          <w:lang w:val="id_ID" w:bidi="id_ID"/>
+        </w:rPr>
+        <w:t>δικαίῳ &amp; ἀνόμοις δὲ καὶ ἀνυποτάκτοις, ἀσεβέσι καὶ ἁμαρτωλοῖς, ἀνοσίοις καὶ βεβήλοις</w:t>
+      </w:r>
+    </w:p>
+    <w:p>
+      <w:pPr/>
+      <w:r>
+        <w:rPr>
+          <w:lang w:val="id_ID" w:bidi="id_ID"/>
+        </w:rPr>
+      </w:r>
+      <w:r>
+        <w:rPr>
           <w:lang w:val="id_ID" w:bidi="id_ID"/>
         </w:rPr>
         <w:t>Paulus juga menggunakan kata sifat ini sebagai kata benda untuk merujuk pada kelas-kelas orang yang mereka gambarkan. Jika akan membantu dalam bahasa Anda, Anda dapat mengekspresikan frasa ini dengan menerjemahkan setiap kata sifat ini dengan frasa kata benda. Terjemahan alternatif: "orang yang melanggar hukum, orang yang menentang otoritas, orang yang tidak menghormati Allah, orang yang melakukan dosa, orang yang hidup seolah-olah Allah tidak penting, orang yang hidup seolah-olah tidak ada yang sakral"</w:t>
@@ -2669,6 +3164,21 @@
       </w:r>
       <w:r>
         <w:rPr>
+          <w:b/>
+          <w:lang w:val="id_ID" w:bidi="id_ID"/>
+        </w:rPr>
+        <w:t>πατρολῴαις καὶ μητρολῴαις, ἀνδροφόνοις</w:t>
+      </w:r>
+    </w:p>
+    <w:p>
+      <w:pPr/>
+      <w:r>
+        <w:rPr>
+          <w:lang w:val="id_ID" w:bidi="id_ID"/>
+        </w:rPr>
+      </w:r>
+      <w:r>
+        <w:rPr>
           <w:lang w:val="id_ID" w:bidi="id_ID"/>
         </w:rPr>
         <w:t>Dalam daftar ini Paulus menggunakan beberapa kata majemuk untuk mengungkapkan maknanya secara ringkas dan jelas. Dalam setiap kasus, kata pertama dalam kata majemuk, yaitu kata benda, adalah objek dari kata kedua, yaitu kata kerja. Tiga dari kata majemuk ini ada di ayat ini, dan dua lagi ada di ayat berikutnya. Jika akan membantu dalam bahasa Anda, Anda dapat mengekspresikan istilah-istilah ini dengan menerjemahkannya dengan istilah tunggal atau dengan frasa. Terjemahan alternatif: "patricides dan matricides, pembunuhan" atau "orang-orang yang membunuh orang lain, bahkan ayah dan ibu mereka sendiri"</w:t>
@@ -2717,6 +3227,21 @@
       </w:r>
       <w:r>
         <w:rPr>
+          <w:b/>
+          <w:lang w:val="id_ID" w:bidi="id_ID"/>
+        </w:rPr>
+        <w:t>ἀνδροφόνοις</w:t>
+      </w:r>
+    </w:p>
+    <w:p>
+      <w:pPr/>
+      <w:r>
+        <w:rPr>
+          <w:lang w:val="id_ID" w:bidi="id_ID"/>
+        </w:rPr>
+      </w:r>
+      <w:r>
+        <w:rPr>
           <w:lang w:val="id_ID" w:bidi="id_ID"/>
         </w:rPr>
         <w:t xml:space="preserve">Paulus menggunakan istilah </w:t>
@@ -2798,6 +3323,21 @@
       </w:r>
       <w:r>
         <w:rPr>
+          <w:b/>
+          <w:lang w:val="id_ID" w:bidi="id_ID"/>
+        </w:rPr>
+        <w:t>πόρνοις</w:t>
+      </w:r>
+    </w:p>
+    <w:p>
+      <w:pPr/>
+      <w:r>
+        <w:rPr>
+          <w:lang w:val="id_ID" w:bidi="id_ID"/>
+        </w:rPr>
+      </w:r>
+      <w:r>
+        <w:rPr>
           <w:lang w:val="id_ID" w:bidi="id_ID"/>
         </w:rPr>
         <w:t xml:space="preserve">Paulus menggunakan kata sifat </w:t>
@@ -2879,6 +3419,21 @@
       </w:r>
       <w:r>
         <w:rPr>
+          <w:b/>
+          <w:lang w:val="id_ID" w:bidi="id_ID"/>
+        </w:rPr>
+        <w:t>ἀρσενοκοίταις</w:t>
+      </w:r>
+    </w:p>
+    <w:p>
+      <w:pPr/>
+      <w:r>
+        <w:rPr>
+          <w:lang w:val="id_ID" w:bidi="id_ID"/>
+        </w:rPr>
+      </w:r>
+      <w:r>
+        <w:rPr>
           <w:lang w:val="id_ID" w:bidi="id_ID"/>
         </w:rPr>
         <w:t xml:space="preserve">Istilah </w:t>
@@ -2960,6 +3515,21 @@
       </w:r>
       <w:r>
         <w:rPr>
+          <w:b/>
+          <w:lang w:val="id_ID" w:bidi="id_ID"/>
+        </w:rPr>
+        <w:t>καὶ εἴ τι ἕτερον τῇ ὑγιαινούσῃ διδασκαλίᾳ ἀντίκειται</w:t>
+      </w:r>
+    </w:p>
+    <w:p>
+      <w:pPr/>
+      <w:r>
+        <w:rPr>
+          <w:lang w:val="id_ID" w:bidi="id_ID"/>
+        </w:rPr>
+      </w:r>
+      <w:r>
+        <w:rPr>
           <w:lang w:val="id_ID" w:bidi="id_ID"/>
         </w:rPr>
         <w:t>Di sini Paulus menghilangkan beberapa kata yang, dalam banyak bahasa, harus ada dalam sebuah kalimat. Maksudnya adalah jika ada hal lain yang bertentangan dengan ajaran yang sehat, maka hukum Taurat dibuat untuk orang-orang yang melakukan hal itu juga. Terjemahan alternatif: "dan bagi orang-orang yang melakukan sesuatu yang bertentangan dengan ajaran yang sehat"</w:t>
@@ -3008,6 +3578,21 @@
       </w:r>
       <w:r>
         <w:rPr>
+          <w:b/>
+          <w:lang w:val="id_ID" w:bidi="id_ID"/>
+        </w:rPr>
+        <w:t>τῇ ὑγιαινούσῃ διδασκαλίᾳ</w:t>
+      </w:r>
+    </w:p>
+    <w:p>
+      <w:pPr/>
+      <w:r>
+        <w:rPr>
+          <w:lang w:val="id_ID" w:bidi="id_ID"/>
+        </w:rPr>
+      </w:r>
+      <w:r>
+        <w:rPr>
           <w:lang w:val="id_ID" w:bidi="id_ID"/>
         </w:rPr>
         <w:t xml:space="preserve">Frasa </w:t>
@@ -3089,6 +3674,21 @@
       </w:r>
       <w:r>
         <w:rPr>
+          <w:b/>
+          <w:lang w:val="id_ID" w:bidi="id_ID"/>
+        </w:rPr>
+        <w:t>τὸ εὐαγγέλιον τῆς δόξης τοῦ μακαρίου Θεοῦ</w:t>
+      </w:r>
+    </w:p>
+    <w:p>
+      <w:pPr/>
+      <w:r>
+        <w:rPr>
+          <w:lang w:val="id_ID" w:bidi="id_ID"/>
+        </w:rPr>
+      </w:r>
+      <w:r>
+        <w:rPr>
           <w:lang w:val="id_ID" w:bidi="id_ID"/>
         </w:rPr>
         <w:t>Frasa ini bisa berarti satu dari dua hal. Terjemahan-terjemahan alternatif: “Injil tentang kemuliaan yang adalah milik Allah yang penuh berkat” atau “Injil yang mulia tentang Allah yang penuh berkat”</w:t>
@@ -3137,6 +3737,21 @@
       </w:r>
       <w:r>
         <w:rPr>
+          <w:b/>
+          <w:lang w:val="id_ID" w:bidi="id_ID"/>
+        </w:rPr>
+        <w:t>ὃ ἐπιστεύθην ἐγώ</w:t>
+      </w:r>
+    </w:p>
+    <w:p>
+      <w:pPr/>
+      <w:r>
+        <w:rPr>
+          <w:lang w:val="id_ID" w:bidi="id_ID"/>
+        </w:rPr>
+      </w:r>
+      <w:r>
+        <w:rPr>
           <w:lang w:val="id_ID" w:bidi="id_ID"/>
         </w:rPr>
         <w:t>Jika dapat membantu dalam bahasa Anda, Anda dapat mengungkapkan apa yang telah dipercayakan kepada Paulus dengan bentuk aktif, dan Anda dapat menyatakan siapa yang melakukan tindakan tersebut. Terjemahan alternatif: “untuk mana Allah telah membuat saya bertanggung jawab”</w:t>
@@ -3205,6 +3820,21 @@
       </w:r>
       <w:r>
         <w:rPr>
+          <w:b/>
+          <w:lang w:val="id_ID" w:bidi="id_ID"/>
+        </w:rPr>
+        <w:t>χάριν ἔχω</w:t>
+      </w:r>
+    </w:p>
+    <w:p>
+      <w:pPr/>
+      <w:r>
+        <w:rPr>
+          <w:lang w:val="id_ID" w:bidi="id_ID"/>
+        </w:rPr>
+      </w:r>
+      <w:r>
+        <w:rPr>
           <w:lang w:val="id_ID" w:bidi="id_ID"/>
         </w:rPr>
         <w:t>Terjemahan alternatif: “Aku berterima kasih”</w:t>
@@ -3253,6 +3883,21 @@
       </w:r>
       <w:r>
         <w:rPr>
+          <w:b/>
+          <w:lang w:val="id_ID" w:bidi="id_ID"/>
+        </w:rPr>
+        <w:t>πιστόν με ἡγήσατο</w:t>
+      </w:r>
+    </w:p>
+    <w:p>
+      <w:pPr/>
+      <w:r>
+        <w:rPr>
+          <w:lang w:val="id_ID" w:bidi="id_ID"/>
+        </w:rPr>
+      </w:r>
+      <w:r>
+        <w:rPr>
           <w:lang w:val="id_ID" w:bidi="id_ID"/>
         </w:rPr>
         <w:t>Terjemahan alternatif: “dia percaya bahwa dia dapat mengandalkan aku”</w:t>
@@ -3301,6 +3946,21 @@
       </w:r>
       <w:r>
         <w:rPr>
+          <w:b/>
+          <w:lang w:val="id_ID" w:bidi="id_ID"/>
+        </w:rPr>
+        <w:t>θέμενος εἰς διακονίαν</w:t>
+      </w:r>
+    </w:p>
+    <w:p>
+      <w:pPr/>
+      <w:r>
+        <w:rPr>
+          <w:lang w:val="id_ID" w:bidi="id_ID"/>
+        </w:rPr>
+      </w:r>
+      <w:r>
+        <w:rPr>
           <w:lang w:val="id_ID" w:bidi="id_ID"/>
         </w:rPr>
         <w:t>Paulus berbicara tentang tugas melayani Allah seolah-olah itu adalah sebuah lokasi di mana seseorang dapat ditempatkan. Terjemahan alternatif: “Dia menugaskan aku untuk melayani Dia” atau “Dia mengangkat aku sebagai hamba-Nya”</w:t>
@@ -3369,6 +4029,21 @@
       </w:r>
       <w:r>
         <w:rPr>
+          <w:b/>
+          <w:lang w:val="id_ID" w:bidi="id_ID"/>
+        </w:rPr>
+        <w:t>βλάσφημον</w:t>
+      </w:r>
+    </w:p>
+    <w:p>
+      <w:pPr/>
+      <w:r>
+        <w:rPr>
+          <w:lang w:val="id_ID" w:bidi="id_ID"/>
+        </w:rPr>
+      </w:r>
+      <w:r>
+        <w:rPr>
           <w:lang w:val="id_ID" w:bidi="id_ID"/>
         </w:rPr>
         <w:t>Paulus mengacu pada karakternya sebelum dia percaya kepada Yesus. Kemungkinan besar yang dia maksudkan adalah bagaimana dia dulunya biasa mengatakan bahwa Yesus bukanlah Mesias dan orang-orang tidak boleh percaya kepada-Nya. Terjemahan alternatif: “Aku adalah orang yang mengatakan hal-hal yang salah tentang Yesus”</w:t>
@@ -3437,6 +4112,21 @@
       </w:r>
       <w:r>
         <w:rPr>
+          <w:b/>
+          <w:lang w:val="id_ID" w:bidi="id_ID"/>
+        </w:rPr>
+        <w:t>ἠλεήθην, ὅτι ἀγνοῶν, ἐποίησα ἐν ἀπιστίᾳ</w:t>
+      </w:r>
+    </w:p>
+    <w:p>
+      <w:pPr/>
+      <w:r>
+        <w:rPr>
+          <w:lang w:val="id_ID" w:bidi="id_ID"/>
+        </w:rPr>
+      </w:r>
+      <w:r>
+        <w:rPr>
           <w:lang w:val="id_ID" w:bidi="id_ID"/>
         </w:rPr>
         <w:t>Jika hal ini berguna dalam bahasa Anda, Anda dapat mengubah urutan frasa ini karena frasa kedua, “tidak mengetahui”, memberikan alasan atas tindakan yang dijelaskan dalam frasa pertama, “Aku diberi belas kasihan”. Terjemahan alternatif: “Aku tidak bertindak sebagaimana yang Allah inginkan aku bertindak, tapi itu karena aku tidak tahu apa yang aku lakukan, dan karena itu Yesus mengasihani aku”</w:t>
@@ -3505,6 +4195,21 @@
       </w:r>
       <w:r>
         <w:rPr>
+          <w:b/>
+          <w:lang w:val="id_ID" w:bidi="id_ID"/>
+        </w:rPr>
+        <w:t>ἠλεήθην</w:t>
+      </w:r>
+    </w:p>
+    <w:p>
+      <w:pPr/>
+      <w:r>
+        <w:rPr>
+          <w:lang w:val="id_ID" w:bidi="id_ID"/>
+        </w:rPr>
+      </w:r>
+      <w:r>
+        <w:rPr>
           <w:lang w:val="id_ID" w:bidi="id_ID"/>
         </w:rPr>
         <w:t>Jika bahasa Anda dapat membantu, Anda dapat menyatakan siapa yang menunjukkan belas kasihan kepada Paulus dengan bentuk aktif, dan Anda dapat menyatakan siapa yang melakukan tindakan tersebut. Terjemahan alternatif: “Yesus telah berbelas kasihan padaku”</w:t>
@@ -3573,6 +4278,21 @@
       </w:r>
       <w:r>
         <w:rPr>
+          <w:b/>
+          <w:lang w:val="id_ID" w:bidi="id_ID"/>
+        </w:rPr>
+        <w:t>δὲ</w:t>
+      </w:r>
+    </w:p>
+    <w:p>
+      <w:pPr/>
+      <w:r>
+        <w:rPr>
+          <w:lang w:val="id_ID" w:bidi="id_ID"/>
+        </w:rPr>
+      </w:r>
+      <w:r>
+        <w:rPr>
           <w:lang w:val="id_ID" w:bidi="id_ID"/>
         </w:rPr>
         <w:t xml:space="preserve">Di sini Paulus menggunakan kata </w:t>
@@ -3634,6 +4354,21 @@
       </w:r>
       <w:r>
         <w:rPr>
+          <w:b/>
+          <w:lang w:val="id_ID" w:bidi="id_ID"/>
+        </w:rPr>
+        <w:t>ὑπερεπλεόνασεν &amp; ἡ χάρις τοῦ Κυρίου ἡμῶν</w:t>
+      </w:r>
+    </w:p>
+    <w:p>
+      <w:pPr/>
+      <w:r>
+        <w:rPr>
+          <w:lang w:val="id_ID" w:bidi="id_ID"/>
+        </w:rPr>
+      </w:r>
+      <w:r>
+        <w:rPr>
           <w:lang w:val="id_ID" w:bidi="id_ID"/>
         </w:rPr>
         <w:t xml:space="preserve">Paulus berbicara tentang </w:t>
@@ -3715,6 +4450,21 @@
       </w:r>
       <w:r>
         <w:rPr>
+          <w:b/>
+          <w:lang w:val="id_ID" w:bidi="id_ID"/>
+        </w:rPr>
+        <w:t>τῆς ἐν Χριστῷ Ἰησοῦ</w:t>
+      </w:r>
+    </w:p>
+    <w:p>
+      <w:pPr/>
+      <w:r>
+        <w:rPr>
+          <w:lang w:val="id_ID" w:bidi="id_ID"/>
+        </w:rPr>
+      </w:r>
+      <w:r>
+        <w:rPr>
           <w:lang w:val="id_ID" w:bidi="id_ID"/>
         </w:rPr>
         <w:t xml:space="preserve">Hal ini dapat merujuk pada: (1) iman dan kasih yang dia terima dari Yesus ketika dia menjadi </w:t>
@@ -3796,6 +4546,21 @@
       </w:r>
       <w:r>
         <w:rPr>
+          <w:b/>
+          <w:lang w:val="id_ID" w:bidi="id_ID"/>
+        </w:rPr>
+        <w:t>πιστὸς ὁ λόγος</w:t>
+      </w:r>
+    </w:p>
+    <w:p>
+      <w:pPr/>
+      <w:r>
+        <w:rPr>
+          <w:lang w:val="id_ID" w:bidi="id_ID"/>
+        </w:rPr>
+      </w:r>
+      <w:r>
+        <w:rPr>
           <w:lang w:val="id_ID" w:bidi="id_ID"/>
         </w:rPr>
         <w:t xml:space="preserve">Dalam konteks ini, istilah </w:t>
@@ -3857,6 +4622,21 @@
       </w:r>
       <w:r>
         <w:rPr>
+          <w:b/>
+          <w:lang w:val="id_ID" w:bidi="id_ID"/>
+        </w:rPr>
+        <w:t>πάσης ἀποδοχῆς</w:t>
+      </w:r>
+    </w:p>
+    <w:p>
+      <w:pPr/>
+      <w:r>
+        <w:rPr>
+          <w:lang w:val="id_ID" w:bidi="id_ID"/>
+        </w:rPr>
+      </w:r>
+      <w:r>
+        <w:rPr>
           <w:lang w:val="id_ID" w:bidi="id_ID"/>
         </w:rPr>
         <w:t>Jika ini berguna dalam bahasa Anda, Anda dapat menyatakan secara eksplisit siapa yang melakukan tindakan ini. Terjemahan alternatif: “dan kita harus mempercayainya tanpa keraguan” atau “dan kita harus mempunyai keyakinan penuh terhadapnya”</w:t>
@@ -3905,6 +4685,21 @@
       </w:r>
       <w:r>
         <w:rPr>
+          <w:b/>
+          <w:lang w:val="id_ID" w:bidi="id_ID"/>
+        </w:rPr>
+        <w:t>Χριστὸς Ἰησοῦς ἦλθεν εἰς τὸν κόσμον ἁμαρτωλοὺς σῶσαι</w:t>
+      </w:r>
+    </w:p>
+    <w:p>
+      <w:pPr/>
+      <w:r>
+        <w:rPr>
+          <w:lang w:val="id_ID" w:bidi="id_ID"/>
+        </w:rPr>
+      </w:r>
+      <w:r>
+        <w:rPr>
           <w:lang w:val="id_ID" w:bidi="id_ID"/>
         </w:rPr>
         <w:t>Paulus menggunakan frasa ini sebagai kutipan langsung. Mungkin bermanfaat bagi pembaca Anda jika Anda menunjukkan hal ini dengan mengawali kata-kata berikutnya, “Kristus Yesus datang ke dunia untuk menyelamatkan orang berdosa,” dengan tanda kutip atau dengan tanda baca atau aturan lain apa pun yang mungkin digunakan dalam bahasa Anda untuk menunjukkan kutipan.</w:t>
@@ -3973,6 +4768,21 @@
       </w:r>
       <w:r>
         <w:rPr>
+          <w:b/>
+          <w:lang w:val="id_ID" w:bidi="id_ID"/>
+        </w:rPr>
+        <w:t>ὧν πρῶτός εἰμι ἐγώ</w:t>
+      </w:r>
+    </w:p>
+    <w:p>
+      <w:pPr/>
+      <w:r>
+        <w:rPr>
+          <w:lang w:val="id_ID" w:bidi="id_ID"/>
+        </w:rPr>
+      </w:r>
+      <w:r>
+        <w:rPr>
           <w:lang w:val="id_ID" w:bidi="id_ID"/>
         </w:rPr>
         <w:t xml:space="preserve">Di sini istilah </w:t>
@@ -4034,6 +4844,21 @@
       </w:r>
       <w:r>
         <w:rPr>
+          <w:b/>
+          <w:lang w:val="id_ID" w:bidi="id_ID"/>
+        </w:rPr>
+        <w:t>ἠλεήθην</w:t>
+      </w:r>
+    </w:p>
+    <w:p>
+      <w:pPr/>
+      <w:r>
+        <w:rPr>
+          <w:lang w:val="id_ID" w:bidi="id_ID"/>
+        </w:rPr>
+      </w:r>
+      <w:r>
+        <w:rPr>
           <w:lang w:val="id_ID" w:bidi="id_ID"/>
         </w:rPr>
         <w:t>Jika bahasa Anda membantu, Anda dapat menyatakan siapa yang menunjukkan belas kasihan kepada Paulus dengan bentuk aktif, dan Anda dapat menyatakan siapa yang melakukan tindakan tersebut. Terjemahan lain: “Yesus berbelas kasihan padaku”</w:t>
@@ -4102,6 +4927,21 @@
       </w:r>
       <w:r>
         <w:rPr>
+          <w:b/>
+          <w:lang w:val="id_ID" w:bidi="id_ID"/>
+        </w:rPr>
+        <w:t>ἐν ἐμοὶ πρώτῳ</w:t>
+      </w:r>
+    </w:p>
+    <w:p>
+      <w:pPr/>
+      <w:r>
+        <w:rPr>
+          <w:lang w:val="id_ID" w:bidi="id_ID"/>
+        </w:rPr>
+      </w:r>
+      <w:r>
+        <w:rPr>
           <w:lang w:val="id_ID" w:bidi="id_ID"/>
         </w:rPr>
         <w:t>Terjemahan lain: “supaya melalui aku, orang yang paling berdosa”</w:t>
@@ -4150,6 +4990,21 @@
       </w:r>
       <w:r>
         <w:rPr>
+          <w:b/>
+          <w:lang w:val="id_ID" w:bidi="id_ID"/>
+        </w:rPr>
+        <w:t>δὲ</w:t>
+      </w:r>
+    </w:p>
+    <w:p>
+      <w:pPr/>
+      <w:r>
+        <w:rPr>
+          <w:lang w:val="id_ID" w:bidi="id_ID"/>
+        </w:rPr>
+      </w:r>
+      <w:r>
+        <w:rPr>
           <w:lang w:val="id_ID" w:bidi="id_ID"/>
         </w:rPr>
         <w:t xml:space="preserve">Paulus di sini menggunakan kata </w:t>
@@ -4211,6 +5066,21 @@
       </w:r>
       <w:r>
         <w:rPr>
+          <w:b/>
+          <w:lang w:val="id_ID" w:bidi="id_ID"/>
+        </w:rPr>
+        <w:t>τῷ &amp; Βασιλεῖ τῶν αἰώνων, ἀφθάρτῳ, ἀοράτῳ, μόνῳ Θεῷ, τιμὴ καὶ δόξα,</w:t>
+      </w:r>
+    </w:p>
+    <w:p>
+      <w:pPr/>
+      <w:r>
+        <w:rPr>
+          <w:lang w:val="id_ID" w:bidi="id_ID"/>
+        </w:rPr>
+      </w:r>
+      <w:r>
+        <w:rPr>
           <w:lang w:val="id_ID" w:bidi="id_ID"/>
         </w:rPr>
         <w:t xml:space="preserve">Jika ini berguna dalam bahasa Anda, Anda dapat mengungkapkan kata benda abstrak </w:t>
@@ -4305,6 +5175,21 @@
       </w:r>
       <w:r>
         <w:rPr>
+          <w:b/>
+          <w:lang w:val="id_ID" w:bidi="id_ID"/>
+        </w:rPr>
+        <w:t>παρατίθεμαί σοι</w:t>
+      </w:r>
+    </w:p>
+    <w:p>
+      <w:pPr/>
+      <w:r>
+        <w:rPr>
+          <w:lang w:val="id_ID" w:bidi="id_ID"/>
+        </w:rPr>
+      </w:r>
+      <w:r>
+        <w:rPr>
           <w:lang w:val="id_ID" w:bidi="id_ID"/>
         </w:rPr>
         <w:t>Paulus berbicara tentang instruksinya seolah-olah dia secara fisik dapat menyampaikannya kepada Timotius. Terjemahan lain: “Aku mempercayakan kepadamu perintah ini” atau “inilah yang Aku perintahkan kepadamu”</w:t>
@@ -4373,6 +5258,21 @@
       </w:r>
       <w:r>
         <w:rPr>
+          <w:b/>
+          <w:lang w:val="id_ID" w:bidi="id_ID"/>
+        </w:rPr>
+        <w:t>τέκνον</w:t>
+      </w:r>
+    </w:p>
+    <w:p>
+      <w:pPr/>
+      <w:r>
+        <w:rPr>
+          <w:lang w:val="id_ID" w:bidi="id_ID"/>
+        </w:rPr>
+      </w:r>
+      <w:r>
+        <w:rPr>
           <w:lang w:val="id_ID" w:bidi="id_ID"/>
         </w:rPr>
         <w:t xml:space="preserve">Paulus berbicara tentang kedekatannya dengan Timotius seolah-olah mereka adalah ayah dan </w:t>
@@ -4454,6 +5354,21 @@
       </w:r>
       <w:r>
         <w:rPr>
+          <w:b/>
+          <w:lang w:val="id_ID" w:bidi="id_ID"/>
+        </w:rPr>
+        <w:t>τὰς προαγούσας ἐπὶ σὲ προφητείας</w:t>
+      </w:r>
+    </w:p>
+    <w:p>
+      <w:pPr/>
+      <w:r>
+        <w:rPr>
+          <w:lang w:val="id_ID" w:bidi="id_ID"/>
+        </w:rPr>
+      </w:r>
+      <w:r>
+        <w:rPr>
           <w:lang w:val="id_ID" w:bidi="id_ID"/>
         </w:rPr>
         <w:t>Jika dapat membantu dalam bahasa Anda, Anda dapat menyatakan secara eksplisit bagaimana nubuatan ini terjadi dan siapa yang melakukan tindakan ini. Terjemahan lain: “sesuai dengan apa yang dinubuatkan oleh orang-orang beriman lainnya tentang kamu”</w:t>
@@ -4502,6 +5417,21 @@
       </w:r>
       <w:r>
         <w:rPr>
+          <w:b/>
+          <w:lang w:val="id_ID" w:bidi="id_ID"/>
+        </w:rPr>
+        <w:t>στρατεύῃ &amp; τὴν καλὴν στρατείαν</w:t>
+      </w:r>
+    </w:p>
+    <w:p>
+      <w:pPr/>
+      <w:r>
+        <w:rPr>
+          <w:lang w:val="id_ID" w:bidi="id_ID"/>
+        </w:rPr>
+      </w:r>
+      <w:r>
+        <w:rPr>
           <w:lang w:val="id_ID" w:bidi="id_ID"/>
         </w:rPr>
         <w:t>Paulus berbicara secara kiasan tentang Timotius yang melakukan yang terbaik bagi Tuhan seolah-olah dia adalah seorang prajurit yang berperang. Terjemahan lain: “teruslah melakukan yang terbaik atas nama Tuhan” Paul speaks figuratively about Timothy doing his best for the Lord as if he were a soldier fighting a battle. Alternate translation: “continue to do your best on behalf of the Lord”</w:t>
@@ -4570,6 +5500,21 @@
       </w:r>
       <w:r>
         <w:rPr>
+          <w:b/>
+          <w:lang w:val="id_ID" w:bidi="id_ID"/>
+        </w:rPr>
+        <w:t>ἔχων πίστιν καὶ</w:t>
+      </w:r>
+    </w:p>
+    <w:p>
+      <w:pPr/>
+      <w:r>
+        <w:rPr>
+          <w:lang w:val="id_ID" w:bidi="id_ID"/>
+        </w:rPr>
+      </w:r>
+      <w:r>
+        <w:rPr>
           <w:lang w:val="id_ID" w:bidi="id_ID"/>
         </w:rPr>
         <w:t xml:space="preserve">Jika hal ini bermanfaat bagi pembaca, Anda dapat mengungkapkan gagasan di balik kata benda abstrak </w:t>
@@ -4679,6 +5624,21 @@
         <w:rPr>
           <w:lang w:val="id_ID" w:bidi="id_ID"/>
         </w:rPr>
+      </w:r>
+    </w:p>
+    <w:p>
+      <w:pPr/>
+      <w:r>
+        <w:rPr>
+          <w:lang w:val="id_ID" w:bidi="id_ID"/>
+        </w:rPr>
+      </w:r>
+      <w:r>
+        <w:rPr>
+          <w:b/>
+          <w:lang w:val="id_ID" w:bidi="id_ID"/>
+        </w:rPr>
+        <w:t>ἀγαθὴν συνείδησιν</w:t>
       </w:r>
     </w:p>
     <w:p>
@@ -4796,6 +5756,21 @@
       </w:r>
       <w:r>
         <w:rPr>
+          <w:b/>
+          <w:lang w:val="id_ID" w:bidi="id_ID"/>
+        </w:rPr>
+        <w:t>περὶ τὴν πίστιν ἐναυάγησαν</w:t>
+      </w:r>
+    </w:p>
+    <w:p>
+      <w:pPr/>
+      <w:r>
+        <w:rPr>
+          <w:lang w:val="id_ID" w:bidi="id_ID"/>
+        </w:rPr>
+      </w:r>
+      <w:r>
+        <w:rPr>
           <w:lang w:val="id_ID" w:bidi="id_ID"/>
         </w:rPr>
         <w:t>Paulus berbicara secara kiasan tentang orang-orang ini seolah-olah mereka adalah sebuah kapal yang tenggelam. Maksudnya adalah orang-orang ini tidak lagi percaya kepada Yesus dan tidak lagi hidup sebagai pengikutnya. Anda dapat menggunakan figur yang sama, atau figur serupa dari budaya Anda, jika pembaca Anda memahami maknanya. Jika tidak, Anda dapat menyatakan sebagai terjemahan alternatif, “bukan lagi milik Yesus”</w:t>
@@ -4864,6 +5839,21 @@
       </w:r>
       <w:r>
         <w:rPr>
+          <w:b/>
+          <w:lang w:val="id_ID" w:bidi="id_ID"/>
+        </w:rPr>
+        <w:t>περὶ τὴν πίστιν</w:t>
+      </w:r>
+    </w:p>
+    <w:p>
+      <w:pPr/>
+      <w:r>
+        <w:rPr>
+          <w:lang w:val="id_ID" w:bidi="id_ID"/>
+        </w:rPr>
+      </w:r>
+      <w:r>
+        <w:rPr>
           <w:lang w:val="id_ID" w:bidi="id_ID"/>
         </w:rPr>
         <w:t xml:space="preserve">Jika ini bermanfaat bagi pembaca Anda, Anda dapat mengungkapkan gagasan di balik kata benda abstrak </w:t>
@@ -4961,6 +5951,21 @@
           <w:b/>
           <w:lang w:val="id_ID" w:bidi="id_ID"/>
         </w:rPr>
+        <w:t>Ὑμέναιος &amp; Ἀλέξανδρος</w:t>
+      </w:r>
+    </w:p>
+    <w:p>
+      <w:pPr/>
+      <w:r>
+        <w:rPr>
+          <w:lang w:val="id_ID" w:bidi="id_ID"/>
+        </w:rPr>
+      </w:r>
+      <w:r>
+        <w:rPr>
+          <w:b/>
+          <w:lang w:val="id_ID" w:bidi="id_ID"/>
+        </w:rPr>
         <w:t>Himeneus</w:t>
       </w:r>
       <w:r>
@@ -5046,6 +6051,21 @@
       </w:r>
       <w:r>
         <w:rPr>
+          <w:b/>
+          <w:lang w:val="id_ID" w:bidi="id_ID"/>
+        </w:rPr>
+        <w:t>παρέδωκα τῷ Σατανᾷ</w:t>
+      </w:r>
+    </w:p>
+    <w:p>
+      <w:pPr/>
+      <w:r>
+        <w:rPr>
+          <w:lang w:val="id_ID" w:bidi="id_ID"/>
+        </w:rPr>
+      </w:r>
+      <w:r>
+        <w:rPr>
           <w:lang w:val="id_ID" w:bidi="id_ID"/>
         </w:rPr>
         <w:t xml:space="preserve">Paulus berbicara secara kiasan seolah-olah dia secara fisik memegang orang-orang ini dan menyerahkan mereka </w:t>
@@ -5127,6 +6147,21 @@
       </w:r>
       <w:r>
         <w:rPr>
+          <w:b/>
+          <w:lang w:val="id_ID" w:bidi="id_ID"/>
+        </w:rPr>
+        <w:t>παιδευθῶσι μὴ βλασφημεῖν</w:t>
+      </w:r>
+    </w:p>
+    <w:p>
+      <w:pPr/>
+      <w:r>
+        <w:rPr>
+          <w:lang w:val="id_ID" w:bidi="id_ID"/>
+        </w:rPr>
+      </w:r>
+      <w:r>
+        <w:rPr>
           <w:lang w:val="id_ID" w:bidi="id_ID"/>
         </w:rPr>
         <w:t>Jika ini berguna dalam bahasa Anda, Anda dapat mengungkapkan frasa pasif ini dengan bentuk aktif, dan Anda dapat menyatakan siapa yang akan melakukan tindakan tersebut. Terjemahan lain: “agar Tuhan dapat mengajar mereka”</w:t>
@@ -5195,6 +6230,21 @@
       </w:r>
       <w:r>
         <w:rPr>
+          <w:b/>
+          <w:lang w:val="id_ID" w:bidi="id_ID"/>
+        </w:rPr>
+        <w:t>παρακαλῶ οὖν</w:t>
+      </w:r>
+    </w:p>
+    <w:p>
+      <w:pPr/>
+      <w:r>
+        <w:rPr>
+          <w:lang w:val="id_ID" w:bidi="id_ID"/>
+        </w:rPr>
+      </w:r>
+      <w:r>
+        <w:rPr>
           <w:lang w:val="id_ID" w:bidi="id_ID"/>
         </w:rPr>
         <w:t>Terjemahan lain: “Saya mendorong” atau “Saya menasihati”</w:t>
@@ -5232,6 +6282,21 @@
         <w:rPr>
           <w:lang w:val="id_ID" w:bidi="id_ID"/>
         </w:rPr>
+      </w:r>
+    </w:p>
+    <w:p>
+      <w:pPr/>
+      <w:r>
+        <w:rPr>
+          <w:lang w:val="id_ID" w:bidi="id_ID"/>
+        </w:rPr>
+      </w:r>
+      <w:r>
+        <w:rPr>
+          <w:b/>
+          <w:lang w:val="id_ID" w:bidi="id_ID"/>
+        </w:rPr>
+        <w:t>πρῶτον πάντων</w:t>
       </w:r>
     </w:p>
     <w:p>
@@ -5342,6 +6407,21 @@
       </w:r>
       <w:r>
         <w:rPr>
+          <w:b/>
+          <w:lang w:val="id_ID" w:bidi="id_ID"/>
+        </w:rPr>
+        <w:t>ποιεῖσθαι δεήσεις, προσευχάς, ἐντεύξεις, εὐχαριστίας</w:t>
+      </w:r>
+    </w:p>
+    <w:p>
+      <w:pPr/>
+      <w:r>
+        <w:rPr>
+          <w:lang w:val="id_ID" w:bidi="id_ID"/>
+        </w:rPr>
+      </w:r>
+      <w:r>
+        <w:rPr>
           <w:lang w:val="id_ID" w:bidi="id_ID"/>
         </w:rPr>
         <w:t>Jika ini berguna dalam bahasa Anda, Anda dapat mengungkapkan frase pasif ini dengan bentuk aktif, dan Anda dapat menyatakan siapa yang akan melakukan tindakan tersebut dan siapa yang akan menerima tindakan tersebut. Terjemahan lain: “Saya mendorong semua orang beriman untuk menyampaikan permohonan, doa, syafaat, dan ucapan syukur kepada Tuhan”</w:t>
@@ -5410,6 +6490,21 @@
       </w:r>
       <w:r>
         <w:rPr>
+          <w:b/>
+          <w:lang w:val="id_ID" w:bidi="id_ID"/>
+        </w:rPr>
+        <w:t>ἀνθρώπων</w:t>
+      </w:r>
+    </w:p>
+    <w:p>
+      <w:pPr/>
+      <w:r>
+        <w:rPr>
+          <w:lang w:val="id_ID" w:bidi="id_ID"/>
+        </w:rPr>
+      </w:r>
+      <w:r>
+        <w:rPr>
           <w:lang w:val="id_ID" w:bidi="id_ID"/>
         </w:rPr>
         <w:t xml:space="preserve">Paulus menggunakan istilah </w:t>
@@ -5491,6 +6586,21 @@
       </w:r>
       <w:r>
         <w:rPr>
+          <w:b/>
+          <w:lang w:val="id_ID" w:bidi="id_ID"/>
+        </w:rPr>
+        <w:t>ἤρεμον καὶ ἡσύχιον βίον</w:t>
+      </w:r>
+    </w:p>
+    <w:p>
+      <w:pPr/>
+      <w:r>
+        <w:rPr>
+          <w:lang w:val="id_ID" w:bidi="id_ID"/>
+        </w:rPr>
+      </w:r>
+      <w:r>
+        <w:rPr>
           <w:lang w:val="id_ID" w:bidi="id_ID"/>
         </w:rPr>
         <w:t xml:space="preserve">Istilah </w:t>
@@ -5585,6 +6695,21 @@
       </w:r>
       <w:r>
         <w:rPr>
+          <w:b/>
+          <w:lang w:val="id_ID" w:bidi="id_ID"/>
+        </w:rPr>
+        <w:t>καλὸν καὶ ἀπόδεκτον</w:t>
+      </w:r>
+    </w:p>
+    <w:p>
+      <w:pPr/>
+      <w:r>
+        <w:rPr>
+          <w:lang w:val="id_ID" w:bidi="id_ID"/>
+        </w:rPr>
+      </w:r>
+      <w:r>
+        <w:rPr>
           <w:lang w:val="id_ID" w:bidi="id_ID"/>
         </w:rPr>
         <w:t xml:space="preserve">Istilah </w:t>
@@ -5679,6 +6804,21 @@
       </w:r>
       <w:r>
         <w:rPr>
+          <w:b/>
+          <w:lang w:val="id_ID" w:bidi="id_ID"/>
+        </w:rPr>
+        <w:t>πάντας ἀνθρώπους &amp; σωθῆναι, καὶ &amp; ἐλθεῖν</w:t>
+      </w:r>
+    </w:p>
+    <w:p>
+      <w:pPr/>
+      <w:r>
+        <w:rPr>
+          <w:lang w:val="id_ID" w:bidi="id_ID"/>
+        </w:rPr>
+      </w:r>
+      <w:r>
+        <w:rPr>
           <w:lang w:val="id_ID" w:bidi="id_ID"/>
         </w:rPr>
         <w:t>Jika ini berguna dalam bahasa Anda, Anda dapat mengungkapkan frase pasif ini dengan bentuk aktif. Terjemahan lain: “yang ingin menyelamatkan semua orang”</w:t>
@@ -5747,6 +6887,21 @@
       </w:r>
       <w:r>
         <w:rPr>
+          <w:b/>
+          <w:lang w:val="id_ID" w:bidi="id_ID"/>
+        </w:rPr>
+        <w:t>πάντας ἀνθρώπους</w:t>
+      </w:r>
+    </w:p>
+    <w:p>
+      <w:pPr/>
+      <w:r>
+        <w:rPr>
+          <w:lang w:val="id_ID" w:bidi="id_ID"/>
+        </w:rPr>
+      </w:r>
+      <w:r>
+        <w:rPr>
           <w:lang w:val="id_ID" w:bidi="id_ID"/>
         </w:rPr>
         <w:t xml:space="preserve">Paulus menggunakan istilah </w:t>
@@ -5828,6 +6983,21 @@
       </w:r>
       <w:r>
         <w:rPr>
+          <w:b/>
+          <w:lang w:val="id_ID" w:bidi="id_ID"/>
+        </w:rPr>
+        <w:t>εἰς ἐπίγνωσιν &amp; ἐλθεῖν</w:t>
+      </w:r>
+    </w:p>
+    <w:p>
+      <w:pPr/>
+      <w:r>
+        <w:rPr>
+          <w:lang w:val="id_ID" w:bidi="id_ID"/>
+        </w:rPr>
+      </w:r>
+      <w:r>
+        <w:rPr>
           <w:lang w:val="id_ID" w:bidi="id_ID"/>
         </w:rPr>
         <w:t xml:space="preserve">Paulus berbicara tentang mempelajari kebenaran tentang Allah seolah-olah itu adalah tempat di mana orang dapat </w:t>
@@ -5909,6 +7079,21 @@
       </w:r>
       <w:r>
         <w:rPr>
+          <w:b/>
+          <w:lang w:val="id_ID" w:bidi="id_ID"/>
+        </w:rPr>
+        <w:t>εἷς καὶ μεσίτης Θεοῦ καὶ ἀνθρώπων</w:t>
+      </w:r>
+    </w:p>
+    <w:p>
+      <w:pPr/>
+      <w:r>
+        <w:rPr>
+          <w:lang w:val="id_ID" w:bidi="id_ID"/>
+        </w:rPr>
+      </w:r>
+      <w:r>
+        <w:rPr>
           <w:lang w:val="id_ID" w:bidi="id_ID"/>
         </w:rPr>
         <w:t xml:space="preserve">Seorang </w:t>
@@ -5990,6 +7175,21 @@
       </w:r>
       <w:r>
         <w:rPr>
+          <w:b/>
+          <w:lang w:val="id_ID" w:bidi="id_ID"/>
+        </w:rPr>
+        <w:t>ἀνθρώπων</w:t>
+      </w:r>
+    </w:p>
+    <w:p>
+      <w:pPr/>
+      <w:r>
+        <w:rPr>
+          <w:lang w:val="id_ID" w:bidi="id_ID"/>
+        </w:rPr>
+      </w:r>
+      <w:r>
+        <w:rPr>
           <w:lang w:val="id_ID" w:bidi="id_ID"/>
         </w:rPr>
         <w:t xml:space="preserve">Paulus menggunakan istilah </w:t>
@@ -6071,6 +7271,21 @@
       </w:r>
       <w:r>
         <w:rPr>
+          <w:b/>
+          <w:lang w:val="id_ID" w:bidi="id_ID"/>
+        </w:rPr>
+        <w:t>ἄνθρωπος Χριστὸς Ἰησοῦς</w:t>
+      </w:r>
+    </w:p>
+    <w:p>
+      <w:pPr/>
+      <w:r>
+        <w:rPr>
+          <w:lang w:val="id_ID" w:bidi="id_ID"/>
+        </w:rPr>
+      </w:r>
+      <w:r>
+        <w:rPr>
           <w:lang w:val="id_ID" w:bidi="id_ID"/>
         </w:rPr>
         <w:t xml:space="preserve">Paulus kemungkinan besar menggunakan istilah </w:t>
@@ -6152,6 +7367,21 @@
       </w:r>
       <w:r>
         <w:rPr>
+          <w:b/>
+          <w:lang w:val="id_ID" w:bidi="id_ID"/>
+        </w:rPr>
+        <w:t>δοὺς ἑαυτὸν</w:t>
+      </w:r>
+    </w:p>
+    <w:p>
+      <w:pPr/>
+      <w:r>
+        <w:rPr>
+          <w:lang w:val="id_ID" w:bidi="id_ID"/>
+        </w:rPr>
+      </w:r>
+      <w:r>
+        <w:rPr>
           <w:lang w:val="id_ID" w:bidi="id_ID"/>
         </w:rPr>
         <w:t>Terjemahan alternatif: "mengorbankan dirinya sendiri" atau "mati dengan sukarela"</w:t>
@@ -6200,6 +7430,21 @@
       </w:r>
       <w:r>
         <w:rPr>
+          <w:b/>
+          <w:lang w:val="id_ID" w:bidi="id_ID"/>
+        </w:rPr>
+        <w:t>ἀντίλυτρον ὑπὲρ πάντων</w:t>
+      </w:r>
+    </w:p>
+    <w:p>
+      <w:pPr/>
+      <w:r>
+        <w:rPr>
+          <w:lang w:val="id_ID" w:bidi="id_ID"/>
+        </w:rPr>
+      </w:r>
+      <w:r>
+        <w:rPr>
           <w:lang w:val="id_ID" w:bidi="id_ID"/>
         </w:rPr>
         <w:t>Terjemahan alternatif: "sebagai harga dari kebebasan untuk semua orang"</w:t>
@@ -6248,6 +7493,21 @@
       </w:r>
       <w:r>
         <w:rPr>
+          <w:b/>
+          <w:lang w:val="id_ID" w:bidi="id_ID"/>
+        </w:rPr>
+        <w:t>τὸ μαρτύριον</w:t>
+      </w:r>
+    </w:p>
+    <w:p>
+      <w:pPr/>
+      <w:r>
+        <w:rPr>
+          <w:lang w:val="id_ID" w:bidi="id_ID"/>
+        </w:rPr>
+      </w:r>
+      <w:r>
+        <w:rPr>
           <w:lang w:val="id_ID" w:bidi="id_ID"/>
         </w:rPr>
         <w:t>Jika itu akan membantu para pembaca Anda, Anda dapat menjelaskan secara eksplisit bahwa hal ini secara khusus menunjukkan bahwa Allah ingin menyelamatkan semua orang. Terjemahan alternatif: "sebagai bukti bahwa Allah ingin menyelamatkan semua orang"</w:t>
@@ -6316,6 +7576,21 @@
       </w:r>
       <w:r>
         <w:rPr>
+          <w:b/>
+          <w:lang w:val="id_ID" w:bidi="id_ID"/>
+        </w:rPr>
+        <w:t>καιροῖς ἰδίοις</w:t>
+      </w:r>
+    </w:p>
+    <w:p>
+      <w:pPr/>
+      <w:r>
+        <w:rPr>
+          <w:lang w:val="id_ID" w:bidi="id_ID"/>
+        </w:rPr>
+      </w:r>
+      <w:r>
+        <w:rPr>
           <w:lang w:val="id_ID" w:bidi="id_ID"/>
         </w:rPr>
         <w:t>Ini adalah sebuah ungkapan. Terjemahan alternatif: "pada waktu yang telah dipilih Allah"</w:t>
@@ -6384,6 +7659,21 @@
       </w:r>
       <w:r>
         <w:rPr>
+          <w:b/>
+          <w:lang w:val="id_ID" w:bidi="id_ID"/>
+        </w:rPr>
+        <w:t>εἰς ὃ</w:t>
+      </w:r>
+    </w:p>
+    <w:p>
+      <w:pPr/>
+      <w:r>
+        <w:rPr>
+          <w:lang w:val="id_ID" w:bidi="id_ID"/>
+        </w:rPr>
+      </w:r>
+      <w:r>
+        <w:rPr>
           <w:lang w:val="id_ID" w:bidi="id_ID"/>
         </w:rPr>
         <w:t xml:space="preserve">Di sini, </w:t>
@@ -6445,6 +7735,21 @@
       </w:r>
       <w:r>
         <w:rPr>
+          <w:b/>
+          <w:lang w:val="id_ID" w:bidi="id_ID"/>
+        </w:rPr>
+        <w:t>ἐτέθην ἐγὼ</w:t>
+      </w:r>
+    </w:p>
+    <w:p>
+      <w:pPr/>
+      <w:r>
+        <w:rPr>
+          <w:lang w:val="id_ID" w:bidi="id_ID"/>
+        </w:rPr>
+      </w:r>
+      <w:r>
+        <w:rPr>
           <w:lang w:val="id_ID" w:bidi="id_ID"/>
         </w:rPr>
         <w:t>Jika akan membantu dalam bahasa Anda, Anda dapat mengekspresikan frasa pasif ini dengan bentuk aktif, dan Anda dapat menyatakan siapa yang melakukan tindakan tersebut. Terjemahan alternatif: "Yesus telah menjadikan aku, Paulus, seorang pengkhotbah dan wakil-Nya"</w:t>
@@ -6513,6 +7818,21 @@
       </w:r>
       <w:r>
         <w:rPr>
+          <w:b/>
+          <w:lang w:val="id_ID" w:bidi="id_ID"/>
+        </w:rPr>
+        <w:t>κῆρυξ</w:t>
+      </w:r>
+    </w:p>
+    <w:p>
+      <w:pPr/>
+      <w:r>
+        <w:rPr>
+          <w:lang w:val="id_ID" w:bidi="id_ID"/>
+        </w:rPr>
+      </w:r>
+      <w:r>
+        <w:rPr>
           <w:lang w:val="id_ID" w:bidi="id_ID"/>
         </w:rPr>
         <w:t xml:space="preserve">Seorang </w:t>
@@ -6594,6 +7914,21 @@
       </w:r>
       <w:r>
         <w:rPr>
+          <w:b/>
+          <w:lang w:val="id_ID" w:bidi="id_ID"/>
+        </w:rPr>
+        <w:t>ἀλήθειαν λέγω ἐν Χριστῷ, οὐ ψεύδομαι</w:t>
+      </w:r>
+    </w:p>
+    <w:p>
+      <w:pPr/>
+      <w:r>
+        <w:rPr>
+          <w:lang w:val="id_ID" w:bidi="id_ID"/>
+        </w:rPr>
+      </w:r>
+      <w:r>
+        <w:rPr>
           <w:lang w:val="id_ID" w:bidi="id_ID"/>
         </w:rPr>
         <w:t>Untuk menekankan apa yang dia katakan, Paulus mengatakan hal yang sama dua kali, pertama secara positif dan kemudian secara negatif. Jika hal ini membingungkan dalam bahasa Anda, Anda dapat mengungkapkannya satu kali. Terjemahan alternatif: "Aku mengatakan yang sebenarnya kepadamu sebagai pengikut Kristus"</w:t>
@@ -6642,6 +7977,21 @@
       </w:r>
       <w:r>
         <w:rPr>
+          <w:b/>
+          <w:lang w:val="id_ID" w:bidi="id_ID"/>
+        </w:rPr>
+        <w:t>ἐν Χριστῷ</w:t>
+      </w:r>
+    </w:p>
+    <w:p>
+      <w:pPr/>
+      <w:r>
+        <w:rPr>
+          <w:lang w:val="id_ID" w:bidi="id_ID"/>
+        </w:rPr>
+      </w:r>
+      <w:r>
+        <w:rPr>
           <w:lang w:val="id_ID" w:bidi="id_ID"/>
         </w:rPr>
         <w:t>Terjemahan alternatif: "sebagai pengikut Kristus"</w:t>
@@ -6690,6 +8040,21 @@
       </w:r>
       <w:r>
         <w:rPr>
+          <w:b/>
+          <w:lang w:val="id_ID" w:bidi="id_ID"/>
+        </w:rPr>
+        <w:t>ἐν πίστει καὶ ἀληθείᾳ</w:t>
+      </w:r>
+    </w:p>
+    <w:p>
+      <w:pPr/>
+      <w:r>
+        <w:rPr>
+          <w:lang w:val="id_ID" w:bidi="id_ID"/>
+        </w:rPr>
+      </w:r>
+      <w:r>
+        <w:rPr>
           <w:lang w:val="id_ID" w:bidi="id_ID"/>
         </w:rPr>
         <w:t xml:space="preserve">Di sini, </w:t>
@@ -6751,6 +8116,21 @@
       </w:r>
       <w:r>
         <w:rPr>
+          <w:b/>
+          <w:lang w:val="id_ID" w:bidi="id_ID"/>
+        </w:rPr>
+        <w:t>ἐν πίστει καὶ ἀληθείᾳ</w:t>
+      </w:r>
+    </w:p>
+    <w:p>
+      <w:pPr/>
+      <w:r>
+        <w:rPr>
+          <w:lang w:val="id_ID" w:bidi="id_ID"/>
+        </w:rPr>
+      </w:r>
+      <w:r>
+        <w:rPr>
           <w:lang w:val="id_ID" w:bidi="id_ID"/>
         </w:rPr>
         <w:t xml:space="preserve">Jika frasa ini memiliki arti kedua seperti yang telah dibahas dalam catatan sebelumnya, Paulus mungkin menggunakan dua istilah </w:t>
@@ -6845,6 +8225,21 @@
       </w:r>
       <w:r>
         <w:rPr>
+          <w:b/>
+          <w:lang w:val="id_ID" w:bidi="id_ID"/>
+        </w:rPr>
+        <w:t>τοὺς ἄνδρας</w:t>
+      </w:r>
+    </w:p>
+    <w:p>
+      <w:pPr/>
+      <w:r>
+        <w:rPr>
+          <w:lang w:val="id_ID" w:bidi="id_ID"/>
+        </w:rPr>
+      </w:r>
+      <w:r>
+        <w:rPr>
           <w:lang w:val="id_ID" w:bidi="id_ID"/>
         </w:rPr>
         <w:t xml:space="preserve">Di sini kata </w:t>
@@ -6926,6 +8321,21 @@
       </w:r>
       <w:r>
         <w:rPr>
+          <w:b/>
+          <w:lang w:val="id_ID" w:bidi="id_ID"/>
+        </w:rPr>
+        <w:t>ἐπαίροντας ὁσίους χεῖρας</w:t>
+      </w:r>
+    </w:p>
+    <w:p>
+      <w:pPr/>
+      <w:r>
+        <w:rPr>
+          <w:lang w:val="id_ID" w:bidi="id_ID"/>
+        </w:rPr>
+      </w:r>
+      <w:r>
+        <w:rPr>
           <w:lang w:val="id_ID" w:bidi="id_ID"/>
         </w:rPr>
         <w:t xml:space="preserve">Merupakan kebiasaan dalam budaya ini bagi orang-orang untuk mengangkat </w:t>
@@ -7007,6 +8417,21 @@
       </w:r>
       <w:r>
         <w:rPr>
+          <w:b/>
+          <w:lang w:val="id_ID" w:bidi="id_ID"/>
+        </w:rPr>
+        <w:t>ἐπαίροντας ὁσίους χεῖρας</w:t>
+      </w:r>
+    </w:p>
+    <w:p>
+      <w:pPr/>
+      <w:r>
+        <w:rPr>
+          <w:lang w:val="id_ID" w:bidi="id_ID"/>
+        </w:rPr>
+      </w:r>
+      <w:r>
+        <w:rPr>
           <w:lang w:val="id_ID" w:bidi="id_ID"/>
         </w:rPr>
         <w:t xml:space="preserve">Paulus menjelaskan satu bagian dari manusia, yaitu </w:t>
@@ -7088,6 +8513,21 @@
       </w:r>
       <w:r>
         <w:rPr>
+          <w:b/>
+          <w:lang w:val="id_ID" w:bidi="id_ID"/>
+        </w:rPr>
+        <w:t>ὡσαύτως γυναῖκας &amp; κοσμεῖν</w:t>
+      </w:r>
+    </w:p>
+    <w:p>
+      <w:pPr/>
+      <w:r>
+        <w:rPr>
+          <w:lang w:val="id_ID" w:bidi="id_ID"/>
+        </w:rPr>
+      </w:r>
+      <w:r>
+        <w:rPr>
           <w:lang w:val="id_ID" w:bidi="id_ID"/>
         </w:rPr>
         <w:t>Di sini Paulus mengabaikan beberapa kata yang biasanya dibutuhkan oleh sebuah kalimat agar menjadi lengkap. Terjemahan alternatif: “dengan cara yang sama, aku juga ingin”</w:t>
@@ -7156,6 +8596,21 @@
       </w:r>
       <w:r>
         <w:rPr>
+          <w:b/>
+          <w:lang w:val="id_ID" w:bidi="id_ID"/>
+        </w:rPr>
+        <w:t>μὴ ἐν πλέγμασιν</w:t>
+      </w:r>
+    </w:p>
+    <w:p>
+      <w:pPr/>
+      <w:r>
+        <w:rPr>
+          <w:lang w:val="id_ID" w:bidi="id_ID"/>
+        </w:rPr>
+      </w:r>
+      <w:r>
+        <w:rPr>
           <w:lang w:val="id_ID" w:bidi="id_ID"/>
         </w:rPr>
         <w:t>Pada masa ini, banyak perempuan Romawi mengepang rambut mereka secara berlebihan untuk membuat diri mereka menarik. Jika pembaca Anda belum terbiasa dengan praktik mengepang rambut, Anda dapat mengungkapkan gagasan ini dengan cara yang lebih umum. Terjemahan alternatif: “mereka tidak boleh memiliki gaya rambut yang mewah” atau “mereka tidak boleh memiliki gaya rambut yang rumit yang menarik perhatian”</w:t>
@@ -7224,6 +8679,21 @@
       </w:r>
       <w:r>
         <w:rPr>
+          <w:b/>
+          <w:lang w:val="id_ID" w:bidi="id_ID"/>
+        </w:rPr>
+        <w:t>χρυσῷ</w:t>
+      </w:r>
+    </w:p>
+    <w:p>
+      <w:pPr/>
+      <w:r>
+        <w:rPr>
+          <w:lang w:val="id_ID" w:bidi="id_ID"/>
+        </w:rPr>
+      </w:r>
+      <w:r>
+        <w:rPr>
           <w:lang w:val="id_ID" w:bidi="id_ID"/>
         </w:rPr>
         <w:t xml:space="preserve">Paul menyebutkan </w:t>
@@ -7321,6 +8791,21 @@
           <w:b/>
           <w:lang w:val="id_ID" w:bidi="id_ID"/>
         </w:rPr>
+        <w:t>μαργαρίταις</w:t>
+      </w:r>
+    </w:p>
+    <w:p>
+      <w:pPr/>
+      <w:r>
+        <w:rPr>
+          <w:lang w:val="id_ID" w:bidi="id_ID"/>
+        </w:rPr>
+      </w:r>
+      <w:r>
+        <w:rPr>
+          <w:b/>
+          <w:lang w:val="id_ID" w:bidi="id_ID"/>
+        </w:rPr>
         <w:t>Mutiara</w:t>
       </w:r>
       <w:r>
@@ -7393,6 +8878,21 @@
       </w:r>
       <w:r>
         <w:rPr>
+          <w:b/>
+          <w:lang w:val="id_ID" w:bidi="id_ID"/>
+        </w:rPr>
+        <w:t>θεοσέβειαν</w:t>
+      </w:r>
+    </w:p>
+    <w:p>
+      <w:pPr/>
+      <w:r>
+        <w:rPr>
+          <w:lang w:val="id_ID" w:bidi="id_ID"/>
+        </w:rPr>
+      </w:r>
+      <w:r>
+        <w:rPr>
           <w:lang w:val="id_ID" w:bidi="id_ID"/>
         </w:rPr>
         <w:t>Terjemahan alternatif: “yang ingin memuliakan Allah dengan perbuatan-perbuatan baik yang mereka lakukan”</w:t>
@@ -7441,6 +8941,21 @@
       </w:r>
       <w:r>
         <w:rPr>
+          <w:b/>
+          <w:lang w:val="id_ID" w:bidi="id_ID"/>
+        </w:rPr>
+        <w:t>ἐν ἡσυχίᾳ</w:t>
+      </w:r>
+    </w:p>
+    <w:p>
+      <w:pPr/>
+      <w:r>
+        <w:rPr>
+          <w:lang w:val="id_ID" w:bidi="id_ID"/>
+        </w:rPr>
+      </w:r>
+      <w:r>
+        <w:rPr>
           <w:lang w:val="id_ID" w:bidi="id_ID"/>
         </w:rPr>
         <w:t>Paulus mungkin mengatakan bahwa ia ingin para perempuan untuk mendengarkan dibandingkan berbicara. Terjemahan alternatif: “dengan mendengarkan”</w:t>
@@ -7509,6 +9024,21 @@
       </w:r>
       <w:r>
         <w:rPr>
+          <w:b/>
+          <w:lang w:val="id_ID" w:bidi="id_ID"/>
+        </w:rPr>
+        <w:t>ἐν πάσῃ ὑποταγῇ</w:t>
+      </w:r>
+    </w:p>
+    <w:p>
+      <w:pPr/>
+      <w:r>
+        <w:rPr>
+          <w:lang w:val="id_ID" w:bidi="id_ID"/>
+        </w:rPr>
+      </w:r>
+      <w:r>
+        <w:rPr>
           <w:lang w:val="id_ID" w:bidi="id_ID"/>
         </w:rPr>
         <w:t>Terjemahan alternatif: “dan tunduk pada otoritas pengajar”</w:t>
@@ -7546,6 +9076,21 @@
         <w:rPr>
           <w:lang w:val="id_ID" w:bidi="id_ID"/>
         </w:rPr>
+      </w:r>
+    </w:p>
+    <w:p>
+      <w:pPr/>
+      <w:r>
+        <w:rPr>
+          <w:lang w:val="id_ID" w:bidi="id_ID"/>
+        </w:rPr>
+      </w:r>
+      <w:r>
+        <w:rPr>
+          <w:b/>
+          <w:lang w:val="id_ID" w:bidi="id_ID"/>
+        </w:rPr>
+        <w:t>εἶναι ἐν ἡσυχίᾳ</w:t>
       </w:r>
     </w:p>
     <w:p>
@@ -7623,6 +9168,21 @@
       </w:r>
       <w:r>
         <w:rPr>
+          <w:b/>
+          <w:lang w:val="id_ID" w:bidi="id_ID"/>
+        </w:rPr>
+        <w:t>Ἀδὰμ &amp; ἐπλάσθη</w:t>
+      </w:r>
+    </w:p>
+    <w:p>
+      <w:pPr/>
+      <w:r>
+        <w:rPr>
+          <w:lang w:val="id_ID" w:bidi="id_ID"/>
+        </w:rPr>
+      </w:r>
+      <w:r>
+        <w:rPr>
           <w:lang w:val="id_ID" w:bidi="id_ID"/>
         </w:rPr>
         <w:t>Jika ini berguna dalam bahasa Anda, Anda dapat mengungkapkan frasa pasif ini dengan bentuk aktif, dan Anda dapat menyatakan siapa yang melakukan tindakan tersebut. Terjemahan lain: “Tuhan menciptakan Adam terlebih dahulu”</w:t>
@@ -7691,6 +9251,21 @@
       </w:r>
       <w:r>
         <w:rPr>
+          <w:b/>
+          <w:lang w:val="id_ID" w:bidi="id_ID"/>
+        </w:rPr>
+        <w:t>εἶτα Εὕα</w:t>
+      </w:r>
+    </w:p>
+    <w:p>
+      <w:pPr/>
+      <w:r>
+        <w:rPr>
+          <w:lang w:val="id_ID" w:bidi="id_ID"/>
+        </w:rPr>
+      </w:r>
+      <w:r>
+        <w:rPr>
           <w:lang w:val="id_ID" w:bidi="id_ID"/>
         </w:rPr>
         <w:t>Di sini Paulus mengabaikan beberapa kata yang biasanya dibutuhkan sebuah kalimat agar menjadi lengkap. Terjemahan lain: “lalu Tuhan menciptakan Hawa”</w:t>
@@ -7759,6 +9334,21 @@
       </w:r>
       <w:r>
         <w:rPr>
+          <w:b/>
+          <w:lang w:val="id_ID" w:bidi="id_ID"/>
+        </w:rPr>
+        <w:t>Ἀδὰμ οὐκ ἠπατήθη &amp; ἐξαπατηθεῖσα</w:t>
+      </w:r>
+    </w:p>
+    <w:p>
+      <w:pPr/>
+      <w:r>
+        <w:rPr>
+          <w:lang w:val="id_ID" w:bidi="id_ID"/>
+        </w:rPr>
+      </w:r>
+      <w:r>
+        <w:rPr>
           <w:lang w:val="id_ID" w:bidi="id_ID"/>
         </w:rPr>
         <w:t>Jika ini berguna dalam bahasa Anda, Anda dapat mengungkapkan frasa pasif ini dengan bentuk aktif, dan Anda dapat menyatakan siapa yang melakukan tindakan tersebut. Terjemahan lain: “Bukan Adam yang ditipu ular”</w:t>
@@ -7827,6 +9417,21 @@
       </w:r>
       <w:r>
         <w:rPr>
+          <w:b/>
+          <w:lang w:val="id_ID" w:bidi="id_ID"/>
+        </w:rPr>
+        <w:t>ἐν παραβάσει γέγονεν</w:t>
+      </w:r>
+    </w:p>
+    <w:p>
+      <w:pPr/>
+      <w:r>
+        <w:rPr>
+          <w:lang w:val="id_ID" w:bidi="id_ID"/>
+        </w:rPr>
+      </w:r>
+      <w:r>
+        <w:rPr>
           <w:lang w:val="id_ID" w:bidi="id_ID"/>
         </w:rPr>
         <w:t>Jika ini berguna dalam bahasa Anda, Anda dapat mengungkapkan frasa pasif ini dengan bentuk aktif, dan Anda dapat menyatakan siapa yang melakukan tindakan tersebut. Terjemahan lain: “tetapi perempuanlah yang tidak menaati Allah ketika ular itu menipunya”</w:t>
@@ -7895,6 +9500,21 @@
       </w:r>
       <w:r>
         <w:rPr>
+          <w:b/>
+          <w:lang w:val="id_ID" w:bidi="id_ID"/>
+        </w:rPr>
+        <w:t>ἐν παραβάσει γέγονεν</w:t>
+      </w:r>
+    </w:p>
+    <w:p>
+      <w:pPr/>
+      <w:r>
+        <w:rPr>
+          <w:lang w:val="id_ID" w:bidi="id_ID"/>
+        </w:rPr>
+      </w:r>
+      <w:r>
+        <w:rPr>
           <w:lang w:val="id_ID" w:bidi="id_ID"/>
         </w:rPr>
         <w:t xml:space="preserve">Jika hal ini berguna dalam bahasa Anda, Anda dapat mengungkapkan kata benda abstrak </w:t>
@@ -7976,6 +9596,21 @@
       </w:r>
       <w:r>
         <w:rPr>
+          <w:b/>
+          <w:lang w:val="id_ID" w:bidi="id_ID"/>
+        </w:rPr>
+        <w:t>δὲ</w:t>
+      </w:r>
+    </w:p>
+    <w:p>
+      <w:pPr/>
+      <w:r>
+        <w:rPr>
+          <w:lang w:val="id_ID" w:bidi="id_ID"/>
+        </w:rPr>
+      </w:r>
+      <w:r>
+        <w:rPr>
           <w:lang w:val="id_ID" w:bidi="id_ID"/>
         </w:rPr>
         <w:t>Gunakan cara yang natural dalam bahasa Anda untuk menunjukkan bahwa kalimat ini memberikan kontras dengan kalimat sebelumnya.</w:t>
@@ -8044,6 +9679,21 @@
       </w:r>
       <w:r>
         <w:rPr>
+          <w:b/>
+          <w:lang w:val="id_ID" w:bidi="id_ID"/>
+        </w:rPr>
+        <w:t>σωθήσεται &amp; μείνωσιν</w:t>
+      </w:r>
+    </w:p>
+    <w:p>
+      <w:pPr/>
+      <w:r>
+        <w:rPr>
+          <w:lang w:val="id_ID" w:bidi="id_ID"/>
+        </w:rPr>
+      </w:r>
+      <w:r>
+        <w:rPr>
           <w:lang w:val="id_ID" w:bidi="id_ID"/>
         </w:rPr>
         <w:t xml:space="preserve">Di sini Paulus menggunakan bentuk tunggal </w:t>
@@ -8196,6 +9846,21 @@
       </w:r>
       <w:r>
         <w:rPr>
+          <w:b/>
+          <w:lang w:val="id_ID" w:bidi="id_ID"/>
+        </w:rPr>
+        <w:t>σωθήσεται &amp; διὰ τῆς τεκνογονίας</w:t>
+      </w:r>
+    </w:p>
+    <w:p>
+      <w:pPr/>
+      <w:r>
+        <w:rPr>
+          <w:lang w:val="id_ID" w:bidi="id_ID"/>
+        </w:rPr>
+      </w:r>
+      <w:r>
+        <w:rPr>
           <w:lang w:val="id_ID" w:bidi="id_ID"/>
         </w:rPr>
         <w:t xml:space="preserve">Hal ini bisa berarti: (1) orang berpikir bahwa perempuan akan dihukum karena dosa Hawa dan dihukum lebih berat daripada kesakitan saat melahirkan (lihat Kejadian 3:16), atau mereka mungkin berpikir bahwa perempuan yang percaya kepada Yesus bukanlah perempuan yang beriman. lebih lama lagi berada di bawah hukuman yang Tuhan berikan dalam Kejadian 3:16. Karena kata Yunani yang diterjemahkan </w:t>
@@ -8257,6 +9922,21 @@
       </w:r>
       <w:r>
         <w:rPr>
+          <w:b/>
+          <w:lang w:val="id_ID" w:bidi="id_ID"/>
+        </w:rPr>
+        <w:t>σωθήσεται</w:t>
+      </w:r>
+    </w:p>
+    <w:p>
+      <w:pPr/>
+      <w:r>
+        <w:rPr>
+          <w:lang w:val="id_ID" w:bidi="id_ID"/>
+        </w:rPr>
+      </w:r>
+      <w:r>
+        <w:rPr>
           <w:lang w:val="id_ID" w:bidi="id_ID"/>
         </w:rPr>
         <w:t>Jika ini berguna dalam bahasa Anda, Anda dapat mengungkapkan frasa pasif ini dengan bentuk aktif, dan Anda dapat menyatakan siapa yang melakukan tindakan tersebut. Terjemahan lain: “Tuhan akan menyelamatkan wanita”</w:t>
@@ -8325,6 +10005,21 @@
       </w:r>
       <w:r>
         <w:rPr>
+          <w:b/>
+          <w:lang w:val="id_ID" w:bidi="id_ID"/>
+        </w:rPr>
+        <w:t>ἐὰν</w:t>
+      </w:r>
+    </w:p>
+    <w:p>
+      <w:pPr/>
+      <w:r>
+        <w:rPr>
+          <w:lang w:val="id_ID" w:bidi="id_ID"/>
+        </w:rPr>
+      </w:r>
+      <w:r>
+        <w:rPr>
           <w:lang w:val="id_ID" w:bidi="id_ID"/>
         </w:rPr>
         <w:t>Jika pilihan nomor 2 dari catatan sebelumnya benar, maka Paulus secara kiasan mengacu pada semua aspek peran sebagai ibu dengan menyebutkan bagian awalnya: melahirkan anak. Terjemahan lain: “saat mereka mengurus keluarga mereka”</w:t>
@@ -8393,6 +10088,21 @@
       </w:r>
       <w:r>
         <w:rPr>
+          <w:b/>
+          <w:lang w:val="id_ID" w:bidi="id_ID"/>
+        </w:rPr>
+        <w:t>μείνωσιν ἐν πίστει, καὶ ἀγάπῃ, καὶ ἁγιασμῷ, μετὰ σωφροσύνης</w:t>
+      </w:r>
+    </w:p>
+    <w:p>
+      <w:pPr/>
+      <w:r>
+        <w:rPr>
+          <w:lang w:val="id_ID" w:bidi="id_ID"/>
+        </w:rPr>
+      </w:r>
+      <w:r>
+        <w:rPr>
           <w:lang w:val="id_ID" w:bidi="id_ID"/>
         </w:rPr>
         <w:t xml:space="preserve">Jika ini berguna dalam bahasa Anda, Anda dapat mengungkapkan kata benda abstrak </w:t>
@@ -8489,6 +10199,21 @@
         <w:rPr>
           <w:lang w:val="id_ID" w:bidi="id_ID"/>
         </w:rPr>
+      </w:r>
+    </w:p>
+    <w:p>
+      <w:pPr/>
+      <w:r>
+        <w:rPr>
+          <w:lang w:val="id_ID" w:bidi="id_ID"/>
+        </w:rPr>
+      </w:r>
+      <w:r>
+        <w:rPr>
+          <w:b/>
+          <w:lang w:val="id_ID" w:bidi="id_ID"/>
+        </w:rPr>
+        <w:t>πιστὸς ὁ λόγος</w:t>
       </w:r>
     </w:p>
     <w:p>
@@ -8579,6 +10304,21 @@
       </w:r>
       <w:r>
         <w:rPr>
+          <w:b/>
+          <w:lang w:val="id_ID" w:bidi="id_ID"/>
+        </w:rPr>
+        <w:t>εἴ τις ἐπισκοπῆς ὀρέγεται, καλοῦ ἔργου ἐπιθυμεῖ</w:t>
+      </w:r>
+    </w:p>
+    <w:p>
+      <w:pPr/>
+      <w:r>
+        <w:rPr>
+          <w:lang w:val="id_ID" w:bidi="id_ID"/>
+        </w:rPr>
+      </w:r>
+      <w:r>
+        <w:rPr>
           <w:lang w:val="id_ID" w:bidi="id_ID"/>
         </w:rPr>
         <w:t xml:space="preserve">Kata-kata ini adalah </w:t>
@@ -8673,6 +10413,21 @@
       </w:r>
       <w:r>
         <w:rPr>
+          <w:b/>
+          <w:lang w:val="id_ID" w:bidi="id_ID"/>
+        </w:rPr>
+        <w:t>ἐπισκοπῆς</w:t>
+      </w:r>
+    </w:p>
+    <w:p>
+      <w:pPr/>
+      <w:r>
+        <w:rPr>
+          <w:lang w:val="id_ID" w:bidi="id_ID"/>
+        </w:rPr>
+      </w:r>
+      <w:r>
+        <w:rPr>
           <w:lang w:val="id_ID" w:bidi="id_ID"/>
         </w:rPr>
         <w:t xml:space="preserve">Istilah </w:t>
@@ -8754,6 +10509,21 @@
       </w:r>
       <w:r>
         <w:rPr>
+          <w:b/>
+          <w:lang w:val="id_ID" w:bidi="id_ID"/>
+        </w:rPr>
+        <w:t>μιᾶς γυναικὸς ἄνδρα</w:t>
+      </w:r>
+    </w:p>
+    <w:p>
+      <w:pPr/>
+      <w:r>
+        <w:rPr>
+          <w:lang w:val="id_ID" w:bidi="id_ID"/>
+        </w:rPr>
+      </w:r>
+      <w:r>
+        <w:rPr>
           <w:lang w:val="id_ID" w:bidi="id_ID"/>
         </w:rPr>
         <w:t xml:space="preserve">Yang dimaksud dengan </w:t>
@@ -8815,6 +10585,21 @@
       </w:r>
       <w:r>
         <w:rPr>
+          <w:b/>
+          <w:lang w:val="id_ID" w:bidi="id_ID"/>
+        </w:rPr>
+        <w:t>νηφάλιον, σώφρονα</w:t>
+      </w:r>
+    </w:p>
+    <w:p>
+      <w:pPr/>
+      <w:r>
+        <w:rPr>
+          <w:lang w:val="id_ID" w:bidi="id_ID"/>
+        </w:rPr>
+      </w:r>
+      <w:r>
+        <w:rPr>
           <w:lang w:val="id_ID" w:bidi="id_ID"/>
         </w:rPr>
         <w:t>Terjemahan lain: “Dia harus … tidak melakukan apa pun secara berlebihan, dia harus bersikap masuk akal dan berperilaku baik, dan dia harus ramah terhadap orang asing”</w:t>
@@ -8863,6 +10648,21 @@
       </w:r>
       <w:r>
         <w:rPr>
+          <w:b/>
+          <w:lang w:val="id_ID" w:bidi="id_ID"/>
+        </w:rPr>
+        <w:t>μὴ πάροινον</w:t>
+      </w:r>
+    </w:p>
+    <w:p>
+      <w:pPr/>
+      <w:r>
+        <w:rPr>
+          <w:lang w:val="id_ID" w:bidi="id_ID"/>
+        </w:rPr>
+      </w:r>
+      <w:r>
+        <w:rPr>
           <w:lang w:val="id_ID" w:bidi="id_ID"/>
         </w:rPr>
         <w:t>Terjemahan lain: “dia tidak boleh meminum alkohol secara berlebihan, dan dia tidak boleh berkelahi dan berdebat, tetapi sebaliknya, dia harus lemah lembut dan pendamai”</w:t>
@@ -8911,6 +10711,21 @@
       </w:r>
       <w:r>
         <w:rPr>
+          <w:b/>
+          <w:lang w:val="id_ID" w:bidi="id_ID"/>
+        </w:rPr>
+        <w:t>ἀφιλάργυρον</w:t>
+      </w:r>
+    </w:p>
+    <w:p>
+      <w:pPr/>
+      <w:r>
+        <w:rPr>
+          <w:lang w:val="id_ID" w:bidi="id_ID"/>
+        </w:rPr>
+      </w:r>
+      <w:r>
+        <w:rPr>
           <w:lang w:val="id_ID" w:bidi="id_ID"/>
         </w:rPr>
         <w:t xml:space="preserve">Jika ungkapan </w:t>
@@ -8992,6 +10807,21 @@
       </w:r>
       <w:r>
         <w:rPr>
+          <w:b/>
+          <w:lang w:val="id_ID" w:bidi="id_ID"/>
+        </w:rPr>
+        <w:t>προϊστάμενον</w:t>
+      </w:r>
+    </w:p>
+    <w:p>
+      <w:pPr/>
+      <w:r>
+        <w:rPr>
+          <w:lang w:val="id_ID" w:bidi="id_ID"/>
+        </w:rPr>
+      </w:r>
+      <w:r>
+        <w:rPr>
           <w:lang w:val="id_ID" w:bidi="id_ID"/>
         </w:rPr>
         <w:t>Terjemahan lain: “dia harus memimpin” atau “dia harus memelihara”</w:t>
@@ -9040,6 +10870,21 @@
       </w:r>
       <w:r>
         <w:rPr>
+          <w:b/>
+          <w:lang w:val="id_ID" w:bidi="id_ID"/>
+        </w:rPr>
+        <w:t>ἐν ὑποταγῇ, μετὰ πάσης σεμνότητος</w:t>
+      </w:r>
+    </w:p>
+    <w:p>
+      <w:pPr/>
+      <w:r>
+        <w:rPr>
+          <w:lang w:val="id_ID" w:bidi="id_ID"/>
+        </w:rPr>
+      </w:r>
+      <w:r>
+        <w:rPr>
           <w:lang w:val="id_ID" w:bidi="id_ID"/>
         </w:rPr>
         <w:t xml:space="preserve">Di sini, frasa </w:t>
@@ -9140,6 +10985,21 @@
       </w:r>
       <w:r>
         <w:rPr>
+          <w:b/>
+          <w:lang w:val="id_ID" w:bidi="id_ID"/>
+        </w:rPr>
+        <w:t>πῶς ἐκκλησίας Θεοῦ ἐπιμελήσεται?</w:t>
+      </w:r>
+    </w:p>
+    <w:p>
+      <w:pPr/>
+      <w:r>
+        <w:rPr>
+          <w:lang w:val="id_ID" w:bidi="id_ID"/>
+        </w:rPr>
+      </w:r>
+      <w:r>
+        <w:rPr>
           <w:lang w:val="id_ID" w:bidi="id_ID"/>
         </w:rPr>
         <w:t>Paulus membuat sebuah pernyataan, bukan mengajukan sebuah pertanyaan. Ia tidak mengharapkan Timotius untuk menjelaskan bagaimana seseorang yang tidak dapat mengurus rumah tangganya sendiri dapat mengurus jemaat Allah. Sebaliknya, Paulus menggunakan bentuk pertanyaan untuk menekankan betapa pentingnya seorang penilik jemaat menunjukkan kesetiaan dalam kehidupan pribadinya sebelum mengambil peran kepemimpinan di dalam gereja. Jika akan membantu dalam bahasa Anda, Anda dapat menerjemahkan kata-kata ini sebagai sebuah pernyataan. Terjemahan alternatif: "Aku berkata demikian karena orang yang tidak dapat mengurus rumah tangganya sendiri pasti tidak akan dapat mengurus jemaat Allah"</w:t>
@@ -9208,6 +11068,21 @@
       </w:r>
       <w:r>
         <w:rPr>
+          <w:b/>
+          <w:lang w:val="id_ID" w:bidi="id_ID"/>
+        </w:rPr>
+        <w:t>ἐκκλησίας Θεοῦ</w:t>
+      </w:r>
+    </w:p>
+    <w:p>
+      <w:pPr/>
+      <w:r>
+        <w:rPr>
+          <w:lang w:val="id_ID" w:bidi="id_ID"/>
+        </w:rPr>
+      </w:r>
+      <w:r>
+        <w:rPr>
           <w:lang w:val="id_ID" w:bidi="id_ID"/>
         </w:rPr>
         <w:t xml:space="preserve">Di sini istilah </w:t>
@@ -9289,6 +11164,21 @@
       </w:r>
       <w:r>
         <w:rPr>
+          <w:b/>
+          <w:lang w:val="id_ID" w:bidi="id_ID"/>
+        </w:rPr>
+        <w:t>μὴ νεόφυτον</w:t>
+      </w:r>
+    </w:p>
+    <w:p>
+      <w:pPr/>
+      <w:r>
+        <w:rPr>
+          <w:lang w:val="id_ID" w:bidi="id_ID"/>
+        </w:rPr>
+      </w:r>
+      <w:r>
+        <w:rPr>
           <w:lang w:val="id_ID" w:bidi="id_ID"/>
         </w:rPr>
         <w:t>Terjemahan alternatif: "ia tidak boleh hanya sekedar belajar tentang iman" atau "ia harus menjadi dewasa dari pertumbuhan iman yang panjang dan mantap"</w:t>
@@ -9337,6 +11227,21 @@
       </w:r>
       <w:r>
         <w:rPr>
+          <w:b/>
+          <w:lang w:val="id_ID" w:bidi="id_ID"/>
+        </w:rPr>
+        <w:t>ἵνα μὴ &amp; εἰς κρίμα ἐμπέσῃ τοῦ διαβόλου</w:t>
+      </w:r>
+    </w:p>
+    <w:p>
+      <w:pPr/>
+      <w:r>
+        <w:rPr>
+          <w:lang w:val="id_ID" w:bidi="id_ID"/>
+        </w:rPr>
+      </w:r>
+      <w:r>
+        <w:rPr>
           <w:lang w:val="id_ID" w:bidi="id_ID"/>
         </w:rPr>
         <w:t>Paulus menggambarkan pengalaman dihukum karena melakukan kesalahan seperti jatuh ke dalam lubang. Terjemahan alternatif: "dan biarlah Allah menghukum dia ... seperti Ia menghukum Iblis"</w:t>
@@ -9405,6 +11310,21 @@
       </w:r>
       <w:r>
         <w:rPr>
+          <w:b/>
+          <w:lang w:val="id_ID" w:bidi="id_ID"/>
+        </w:rPr>
+        <w:t>τυφωθεὶς</w:t>
+      </w:r>
+    </w:p>
+    <w:p>
+      <w:pPr/>
+      <w:r>
+        <w:rPr>
+          <w:lang w:val="id_ID" w:bidi="id_ID"/>
+        </w:rPr>
+      </w:r>
+      <w:r>
+        <w:rPr>
           <w:lang w:val="id_ID" w:bidi="id_ID"/>
         </w:rPr>
         <w:t>Paulus menggambarkan kesombongan secara kiasan seolah-olah hal itu membuat seseorang membengkak. Terjemahan alternatif: "menyangka bahwa ia lebih baik dari orang lain"</w:t>
@@ -9473,6 +11393,21 @@
       </w:r>
       <w:r>
         <w:rPr>
+          <w:b/>
+          <w:lang w:val="id_ID" w:bidi="id_ID"/>
+        </w:rPr>
+        <w:t>τυφωθεὶς</w:t>
+      </w:r>
+    </w:p>
+    <w:p>
+      <w:pPr/>
+      <w:r>
+        <w:rPr>
+          <w:lang w:val="id_ID" w:bidi="id_ID"/>
+        </w:rPr>
+      </w:r>
+      <w:r>
+        <w:rPr>
           <w:lang w:val="id_ID" w:bidi="id_ID"/>
         </w:rPr>
         <w:t xml:space="preserve">Di sini Paulus menyiratkan bahwa </w:t>
@@ -9567,6 +11502,21 @@
       </w:r>
       <w:r>
         <w:rPr>
+          <w:b/>
+          <w:lang w:val="id_ID" w:bidi="id_ID"/>
+        </w:rPr>
+        <w:t>τῶν ἔξωθεν</w:t>
+      </w:r>
+    </w:p>
+    <w:p>
+      <w:pPr/>
+      <w:r>
+        <w:rPr>
+          <w:lang w:val="id_ID" w:bidi="id_ID"/>
+        </w:rPr>
+      </w:r>
+      <w:r>
+        <w:rPr>
           <w:lang w:val="id_ID" w:bidi="id_ID"/>
         </w:rPr>
         <w:t>Paulus berbicara tentang gereja secara kiasan seolah-olah gereja adalah sebuah tempat dan orang-orang yang tidak percaya secara fisik berada di luarnya. Terjemahan alternatif: "mereka yang tidak percaya"</w:t>
@@ -9635,6 +11585,21 @@
       </w:r>
       <w:r>
         <w:rPr>
+          <w:b/>
+          <w:lang w:val="id_ID" w:bidi="id_ID"/>
+        </w:rPr>
+        <w:t>μὴ εἰς ὀνειδισμὸν ἐμπέσῃ, καὶ</w:t>
+      </w:r>
+    </w:p>
+    <w:p>
+      <w:pPr/>
+      <w:r>
+        <w:rPr>
+          <w:lang w:val="id_ID" w:bidi="id_ID"/>
+        </w:rPr>
+      </w:r>
+      <w:r>
+        <w:rPr>
           <w:lang w:val="id_ID" w:bidi="id_ID"/>
         </w:rPr>
         <w:t>Paulus berbicara tentang aib secara kiasan seolah-olah aib adalah lubang yang dapat membuat seseorang jatuh ke dalamnya. Terjemahan alternatif: "supaya ia tidak melakukan sesuatu yang akan membuatnya malu"</w:t>
@@ -9703,6 +11668,21 @@
       </w:r>
       <w:r>
         <w:rPr>
+          <w:b/>
+          <w:lang w:val="id_ID" w:bidi="id_ID"/>
+        </w:rPr>
+        <w:t>παγίδα τοῦ διαβόλου</w:t>
+      </w:r>
+    </w:p>
+    <w:p>
+      <w:pPr/>
+      <w:r>
+        <w:rPr>
+          <w:lang w:val="id_ID" w:bidi="id_ID"/>
+        </w:rPr>
+      </w:r>
+      <w:r>
+        <w:rPr>
           <w:lang w:val="id_ID" w:bidi="id_ID"/>
         </w:rPr>
         <w:t>Paulus berbicara tentang Iblis yang menggoda seseorang untuk berbuat dosa seolah-olah itu adalah perangkap yang dapat menangkap seseorang. Terjemahan alternatif: "sehingga Iblis tidak dapat mencobai dia untuk berbuat dosa"</w:t>
@@ -9771,6 +11751,21 @@
       </w:r>
       <w:r>
         <w:rPr>
+          <w:b/>
+          <w:lang w:val="id_ID" w:bidi="id_ID"/>
+        </w:rPr>
+        <w:t>διακόνους ὡσαύτως</w:t>
+      </w:r>
+    </w:p>
+    <w:p>
+      <w:pPr/>
+      <w:r>
+        <w:rPr>
+          <w:lang w:val="id_ID" w:bidi="id_ID"/>
+        </w:rPr>
+      </w:r>
+      <w:r>
+        <w:rPr>
           <w:lang w:val="id_ID" w:bidi="id_ID"/>
         </w:rPr>
         <w:t>Terjemahan alternatif: "diaken, sama seperti penilik"</w:t>
@@ -9819,6 +11814,21 @@
       </w:r>
       <w:r>
         <w:rPr>
+          <w:b/>
+          <w:lang w:val="id_ID" w:bidi="id_ID"/>
+        </w:rPr>
+        <w:t>μὴ διλόγους</w:t>
+      </w:r>
+    </w:p>
+    <w:p>
+      <w:pPr/>
+      <w:r>
+        <w:rPr>
+          <w:lang w:val="id_ID" w:bidi="id_ID"/>
+        </w:rPr>
+      </w:r>
+      <w:r>
+        <w:rPr>
           <w:lang w:val="id_ID" w:bidi="id_ID"/>
         </w:rPr>
         <w:t>Paulus berbicara secara kiasan tentang beberapa orang seolah-olah mereka dapat mengatakan dua hal sekaligus. Terjemahan alternatif: "mereka tidak boleh mengatakan satu hal tetapi bermaksud mengatakan yang lain"</w:t>
@@ -9887,6 +11897,21 @@
       </w:r>
       <w:r>
         <w:rPr>
+          <w:b/>
+          <w:lang w:val="id_ID" w:bidi="id_ID"/>
+        </w:rPr>
+        <w:t>ἔχοντας</w:t>
+      </w:r>
+    </w:p>
+    <w:p>
+      <w:pPr/>
+      <w:r>
+        <w:rPr>
+          <w:lang w:val="id_ID" w:bidi="id_ID"/>
+        </w:rPr>
+      </w:r>
+      <w:r>
+        <w:rPr>
           <w:lang w:val="id_ID" w:bidi="id_ID"/>
         </w:rPr>
         <w:t>Paulus berbicara tentang pengajaran yang benar tentang Allah seolah-olah itu adalah sebuah benda yang dapat dipegang oleh seseorang. Terjemahan alternatif: “mereka harus terus percaya”</w:t>
@@ -9955,6 +11980,21 @@
       </w:r>
       <w:r>
         <w:rPr>
+          <w:b/>
+          <w:lang w:val="id_ID" w:bidi="id_ID"/>
+        </w:rPr>
+        <w:t>τὸ μυστήριον τῆς πίστεως</w:t>
+      </w:r>
+    </w:p>
+    <w:p>
+      <w:pPr/>
+      <w:r>
+        <w:rPr>
+          <w:lang w:val="id_ID" w:bidi="id_ID"/>
+        </w:rPr>
+      </w:r>
+      <w:r>
+        <w:rPr>
           <w:lang w:val="id_ID" w:bidi="id_ID"/>
         </w:rPr>
         <w:t xml:space="preserve">Paulus menggunakan kata benda abstrak </w:t>
@@ -10036,6 +12076,21 @@
       </w:r>
       <w:r>
         <w:rPr>
+          <w:b/>
+          <w:lang w:val="id_ID" w:bidi="id_ID"/>
+        </w:rPr>
+        <w:t>τὸ μυστήριον τῆς πίστεως</w:t>
+      </w:r>
+    </w:p>
+    <w:p>
+      <w:pPr/>
+      <w:r>
+        <w:rPr>
+          <w:lang w:val="id_ID" w:bidi="id_ID"/>
+        </w:rPr>
+      </w:r>
+      <w:r>
+        <w:rPr>
           <w:lang w:val="id_ID" w:bidi="id_ID"/>
         </w:rPr>
         <w:t xml:space="preserve">Di sini, </w:t>
@@ -10130,6 +12185,21 @@
       </w:r>
       <w:r>
         <w:rPr>
+          <w:b/>
+          <w:lang w:val="id_ID" w:bidi="id_ID"/>
+        </w:rPr>
+        <w:t>ἐν καθαρᾷ συνειδήσει</w:t>
+      </w:r>
+    </w:p>
+    <w:p>
+      <w:pPr/>
+      <w:r>
+        <w:rPr>
+          <w:lang w:val="id_ID" w:bidi="id_ID"/>
+        </w:rPr>
+      </w:r>
+      <w:r>
+        <w:rPr>
           <w:lang w:val="id_ID" w:bidi="id_ID"/>
         </w:rPr>
         <w:t xml:space="preserve">Paulus berbicara secara kiasan tentang kesadaran seseorang tentang benar dan salah sebagai </w:t>
@@ -10211,6 +12281,21 @@
       </w:r>
       <w:r>
         <w:rPr>
+          <w:b/>
+          <w:lang w:val="id_ID" w:bidi="id_ID"/>
+        </w:rPr>
+        <w:t>καὶ οὗτοι &amp; δοκιμαζέσθωσαν</w:t>
+      </w:r>
+    </w:p>
+    <w:p>
+      <w:pPr/>
+      <w:r>
+        <w:rPr>
+          <w:lang w:val="id_ID" w:bidi="id_ID"/>
+        </w:rPr>
+      </w:r>
+      <w:r>
+        <w:rPr>
           <w:lang w:val="id_ID" w:bidi="id_ID"/>
         </w:rPr>
         <w:t>Jika ini berguna dalam bahasa Anda, Anda dapat mengungkapkan frasa pasif ini dengan bentuk aktif, dan Anda dapat menyatakan siapa yang melakukan tindakan tersebut. Terjemahan alternatif: “para pemimpin harus mengamati dan menyetujui mereka terlebih dahulu” atau “mereka harus membuktikan diri terlebih dahulu”</w:t>
@@ -10279,6 +12364,21 @@
       </w:r>
       <w:r>
         <w:rPr>
+          <w:b/>
+          <w:lang w:val="id_ID" w:bidi="id_ID"/>
+        </w:rPr>
+        <w:t>γυναῖκας</w:t>
+      </w:r>
+    </w:p>
+    <w:p>
+      <w:pPr/>
+      <w:r>
+        <w:rPr>
+          <w:lang w:val="id_ID" w:bidi="id_ID"/>
+        </w:rPr>
+      </w:r>
+      <w:r>
+        <w:rPr>
           <w:lang w:val="id_ID" w:bidi="id_ID"/>
         </w:rPr>
         <w:t>Ini dapat berarti: (1) istri-istri para diaken. (2) diaken-diaken perempuan.</w:t>
@@ -10327,6 +12427,21 @@
       </w:r>
       <w:r>
         <w:rPr>
+          <w:b/>
+          <w:lang w:val="id_ID" w:bidi="id_ID"/>
+        </w:rPr>
+        <w:t>σεμνάς</w:t>
+      </w:r>
+    </w:p>
+    <w:p>
+      <w:pPr/>
+      <w:r>
+        <w:rPr>
+          <w:lang w:val="id_ID" w:bidi="id_ID"/>
+        </w:rPr>
+      </w:r>
+      <w:r>
+        <w:rPr>
           <w:lang w:val="id_ID" w:bidi="id_ID"/>
         </w:rPr>
         <w:t>Terjemahan alternatif: “orang-orang yang bertindak dengan pantas” atau “orang-orang yang layak dihormati”</w:t>
@@ -10364,6 +12479,21 @@
         <w:rPr>
           <w:lang w:val="id_ID" w:bidi="id_ID"/>
         </w:rPr>
+      </w:r>
+    </w:p>
+    <w:p>
+      <w:pPr/>
+      <w:r>
+        <w:rPr>
+          <w:lang w:val="id_ID" w:bidi="id_ID"/>
+        </w:rPr>
+      </w:r>
+      <w:r>
+        <w:rPr>
+          <w:b/>
+          <w:lang w:val="id_ID" w:bidi="id_ID"/>
+        </w:rPr>
+        <w:t>μιᾶς γυναικὸς ἄνδρες</w:t>
       </w:r>
     </w:p>
     <w:p>
@@ -10441,6 +12571,21 @@
       </w:r>
       <w:r>
         <w:rPr>
+          <w:b/>
+          <w:lang w:val="id_ID" w:bidi="id_ID"/>
+        </w:rPr>
+        <w:t>προϊστάμενοι</w:t>
+      </w:r>
+    </w:p>
+    <w:p>
+      <w:pPr/>
+      <w:r>
+        <w:rPr>
+          <w:lang w:val="id_ID" w:bidi="id_ID"/>
+        </w:rPr>
+      </w:r>
+      <w:r>
+        <w:rPr>
           <w:lang w:val="id_ID" w:bidi="id_ID"/>
         </w:rPr>
         <w:t>Terjemahan alternatif: “menjaga anak-anak dan urusan pribadi mereka dengan baik”</w:t>
@@ -10489,6 +12634,21 @@
       </w:r>
       <w:r>
         <w:rPr>
+          <w:b/>
+          <w:lang w:val="id_ID" w:bidi="id_ID"/>
+        </w:rPr>
+        <w:t>γὰρ</w:t>
+      </w:r>
+    </w:p>
+    <w:p>
+      <w:pPr/>
+      <w:r>
+        <w:rPr>
+          <w:lang w:val="id_ID" w:bidi="id_ID"/>
+        </w:rPr>
+      </w:r>
+      <w:r>
+        <w:rPr>
           <w:lang w:val="id_ID" w:bidi="id_ID"/>
         </w:rPr>
         <w:t xml:space="preserve">Di sini Paulus menggunakan kata </w:t>
@@ -10570,6 +12730,21 @@
       </w:r>
       <w:r>
         <w:rPr>
+          <w:b/>
+          <w:lang w:val="id_ID" w:bidi="id_ID"/>
+        </w:rPr>
+        <w:t>οἱ &amp; διακονήσαντες</w:t>
+      </w:r>
+    </w:p>
+    <w:p>
+      <w:pPr/>
+      <w:r>
+        <w:rPr>
+          <w:lang w:val="id_ID" w:bidi="id_ID"/>
+        </w:rPr>
+      </w:r>
+      <w:r>
+        <w:rPr>
           <w:lang w:val="id_ID" w:bidi="id_ID"/>
         </w:rPr>
         <w:t>Frasa ini bisa merujuk pada diaken, yang baru saja Paulus bahas, atau juga para penilik, sebagai kesimpulan dari keseluruhan pembahasan Paulus tentang para pemimpin gereja. Terjemahan lain: “diaken yang melayani dengan baik” atau “pemimpin gereja yang melayani dengan baik”</w:t>
@@ -10618,6 +12793,21 @@
       </w:r>
       <w:r>
         <w:rPr>
+          <w:b/>
+          <w:lang w:val="id_ID" w:bidi="id_ID"/>
+        </w:rPr>
+        <w:t>βαθμὸν &amp; καλὸν</w:t>
+      </w:r>
+    </w:p>
+    <w:p>
+      <w:pPr/>
+      <w:r>
+        <w:rPr>
+          <w:lang w:val="id_ID" w:bidi="id_ID"/>
+        </w:rPr>
+      </w:r>
+      <w:r>
+        <w:rPr>
           <w:lang w:val="id_ID" w:bidi="id_ID"/>
         </w:rPr>
         <w:t>Hal ini dapat berarti: (1) kedudukan yang terhormat. (2) reputasi yang baik.</w:t>
@@ -10666,6 +12856,21 @@
       </w:r>
       <w:r>
         <w:rPr>
+          <w:b/>
+          <w:lang w:val="id_ID" w:bidi="id_ID"/>
+        </w:rPr>
+        <w:t>πολλὴν παρρησίαν ἐν πίστει</w:t>
+      </w:r>
+    </w:p>
+    <w:p>
+      <w:pPr/>
+      <w:r>
+        <w:rPr>
+          <w:lang w:val="id_ID" w:bidi="id_ID"/>
+        </w:rPr>
+      </w:r>
+      <w:r>
+        <w:rPr>
           <w:lang w:val="id_ID" w:bidi="id_ID"/>
         </w:rPr>
         <w:t>Hal ini dapat berarti: (1) mereka akan berbicara dengan lebih percaya diri kepada orang lain tentang kepercayaan mereka kepada Yesus. (2) mereka akan semakin percaya kepada Yesus.</w:t>
@@ -10714,6 +12919,21 @@
       </w:r>
       <w:r>
         <w:rPr>
+          <w:b/>
+          <w:lang w:val="id_ID" w:bidi="id_ID"/>
+        </w:rPr>
+        <w:t>ἐλθεῖν</w:t>
+      </w:r>
+    </w:p>
+    <w:p>
+      <w:pPr/>
+      <w:r>
+        <w:rPr>
+          <w:lang w:val="id_ID" w:bidi="id_ID"/>
+        </w:rPr>
+      </w:r>
+      <w:r>
+        <w:rPr>
           <w:lang w:val="id_ID" w:bidi="id_ID"/>
         </w:rPr>
         <w:t xml:space="preserve">Dalam beberapa bahasa, lebih wajar untuk mengatakan “pergi” di sini, daripada </w:t>
@@ -10795,6 +13015,21 @@
       </w:r>
       <w:r>
         <w:rPr>
+          <w:b/>
+          <w:lang w:val="id_ID" w:bidi="id_ID"/>
+        </w:rPr>
+        <w:t>ἐν τάχει</w:t>
+      </w:r>
+    </w:p>
+    <w:p>
+      <w:pPr/>
+      <w:r>
+        <w:rPr>
+          <w:lang w:val="id_ID" w:bidi="id_ID"/>
+        </w:rPr>
+      </w:r>
+      <w:r>
+        <w:rPr>
           <w:lang w:val="id_ID" w:bidi="id_ID"/>
         </w:rPr>
         <w:t xml:space="preserve">Ungkapan </w:t>
@@ -10876,6 +13111,21 @@
       </w:r>
       <w:r>
         <w:rPr>
+          <w:b/>
+          <w:lang w:val="id_ID" w:bidi="id_ID"/>
+        </w:rPr>
+        <w:t>βραδύνω</w:t>
+      </w:r>
+    </w:p>
+    <w:p>
+      <w:pPr/>
+      <w:r>
+        <w:rPr>
+          <w:lang w:val="id_ID" w:bidi="id_ID"/>
+        </w:rPr>
+      </w:r>
+      <w:r>
+        <w:rPr>
           <w:lang w:val="id_ID" w:bidi="id_ID"/>
         </w:rPr>
         <w:t>Frasa ini tidak menyiratkan bahwa Paulus mungkin memilih untuk mengambil waktu daripada terburu-buru. Terjemahan lain: “tapi kalau-kalau saya tidak bisa segera sampai di sana” atau “tapi kalau ada sesuatu yang menghalangi saya untuk segera sampai di sana”</w:t>
@@ -10924,6 +13174,21 @@
       </w:r>
       <w:r>
         <w:rPr>
+          <w:b/>
+          <w:lang w:val="id_ID" w:bidi="id_ID"/>
+        </w:rPr>
+        <w:t>ἐν οἴκῳ Θεοῦ</w:t>
+      </w:r>
+    </w:p>
+    <w:p>
+      <w:pPr/>
+      <w:r>
+        <w:rPr>
+          <w:lang w:val="id_ID" w:bidi="id_ID"/>
+        </w:rPr>
+      </w:r>
+      <w:r>
+        <w:rPr>
           <w:lang w:val="id_ID" w:bidi="id_ID"/>
         </w:rPr>
         <w:t>Paulus berbicara tentang kelompok orang percaya sebagai sebuah keluarga karena Allah mengangkat setiap orang percaya sebagai putra atau putri melalui Kristus. Hal ini dapat merujuk pada: (1) orang-orang beriman pada umumnya. Terjemahan lain: “supaya kamu semua tahu bagaimana berperilaku sebagai anggota keluarga Allah” (2) Perilaku Timotius di gereja. Terjemahan lain: “agar kamu mengetahui bagaimana berperilaku sebagai anggota keluarga Tuhan”</w:t>
@@ -10972,6 +13237,21 @@
       </w:r>
       <w:r>
         <w:rPr>
+          <w:b/>
+          <w:lang w:val="id_ID" w:bidi="id_ID"/>
+        </w:rPr>
+        <w:t>ἥτις ἐστὶν ἐκκλησία Θεοῦ ζῶντος</w:t>
+      </w:r>
+    </w:p>
+    <w:p>
+      <w:pPr/>
+      <w:r>
+        <w:rPr>
+          <w:lang w:val="id_ID" w:bidi="id_ID"/>
+        </w:rPr>
+      </w:r>
+      <w:r>
+        <w:rPr>
           <w:lang w:val="id_ID" w:bidi="id_ID"/>
         </w:rPr>
         <w:t xml:space="preserve">Frasa ini memberi kita informasi lebih lanjut tentang </w:t>
@@ -11053,6 +13333,21 @@
       </w:r>
       <w:r>
         <w:rPr>
+          <w:b/>
+          <w:lang w:val="id_ID" w:bidi="id_ID"/>
+        </w:rPr>
+        <w:t>Θεοῦ ζῶντος</w:t>
+      </w:r>
+    </w:p>
+    <w:p>
+      <w:pPr/>
+      <w:r>
+        <w:rPr>
+          <w:lang w:val="id_ID" w:bidi="id_ID"/>
+        </w:rPr>
+      </w:r>
+      <w:r>
+        <w:rPr>
           <w:lang w:val="id_ID" w:bidi="id_ID"/>
         </w:rPr>
         <w:t>Di sini, frasa "Allah yang hidup" mengidentifikasikan Allah sebagai Dia yang "hidup." Poin utamanya adalah bahwa Allah benar-benar "hidup", tidak seperti berhala dan benda-benda mati lainnya yang disebut orang sebagai "illah". Jika akan membantu dalam bahasa Anda, Anda dapat menggunakan kata atau frasa yang menekankan bahwa Allah benar-benar "hidup." Terjemahan alternatif: "dari Allah yang hidup" atau "dari Allah yang benar"</w:t>
@@ -11121,6 +13416,21 @@
       </w:r>
       <w:r>
         <w:rPr>
+          <w:b/>
+          <w:lang w:val="id_ID" w:bidi="id_ID"/>
+        </w:rPr>
+        <w:t>στῦλος καὶ ἑδραίωμα τῆς ἀληθείας</w:t>
+      </w:r>
+    </w:p>
+    <w:p>
+      <w:pPr/>
+      <w:r>
+        <w:rPr>
+          <w:lang w:val="id_ID" w:bidi="id_ID"/>
+        </w:rPr>
+      </w:r>
+      <w:r>
+        <w:rPr>
           <w:lang w:val="id_ID" w:bidi="id_ID"/>
         </w:rPr>
         <w:t>Paulus berbicara tentang kebenaran seolah-olah kebenaran itu adalah sebuah bangunan dan tentang komunitas orang percaya seolah-olah mereka membantu menopang bangunan itu. Terjemahan lain: “yang membantu mewartakan kebenaran Tuhan”</w:t>
@@ -11189,6 +13499,21 @@
       </w:r>
       <w:r>
         <w:rPr>
+          <w:b/>
+          <w:lang w:val="id_ID" w:bidi="id_ID"/>
+        </w:rPr>
+        <w:t>στῦλος καὶ ἑδραίωμα</w:t>
+      </w:r>
+    </w:p>
+    <w:p>
+      <w:pPr/>
+      <w:r>
+        <w:rPr>
+          <w:lang w:val="id_ID" w:bidi="id_ID"/>
+        </w:rPr>
+      </w:r>
+      <w:r>
+        <w:rPr>
           <w:lang w:val="id_ID" w:bidi="id_ID"/>
         </w:rPr>
         <w:t xml:space="preserve">Istilah </w:t>
@@ -11283,6 +13608,21 @@
       </w:r>
       <w:r>
         <w:rPr>
+          <w:b/>
+          <w:lang w:val="id_ID" w:bidi="id_ID"/>
+        </w:rPr>
+        <w:t>τὸ τῆς εὐσεβείας μυστήριον</w:t>
+      </w:r>
+    </w:p>
+    <w:p>
+      <w:pPr/>
+      <w:r>
+        <w:rPr>
+          <w:lang w:val="id_ID" w:bidi="id_ID"/>
+        </w:rPr>
+      </w:r>
+      <w:r>
+        <w:rPr>
           <w:lang w:val="id_ID" w:bidi="id_ID"/>
         </w:rPr>
         <w:t xml:space="preserve">Meskipun di sebagian besar suratnya Paulus menggunakan istilah </w:t>
@@ -11344,6 +13684,21 @@
       </w:r>
       <w:r>
         <w:rPr>
+          <w:b/>
+          <w:lang w:val="id_ID" w:bidi="id_ID"/>
+        </w:rPr>
+        <w:t>τὸ τῆς εὐσεβείας μυστήριον</w:t>
+      </w:r>
+    </w:p>
+    <w:p>
+      <w:pPr/>
+      <w:r>
+        <w:rPr>
+          <w:lang w:val="id_ID" w:bidi="id_ID"/>
+        </w:rPr>
+      </w:r>
+      <w:r>
+        <w:rPr>
           <w:lang w:val="id_ID" w:bidi="id_ID"/>
         </w:rPr>
         <w:t>Karena Paulus mengikuti pernyataan ini dengan mengutip sebuah himne atau puisi tentang kehidupan Yesus, implikasinya adalah bahwa ia memandang Yesus telah memungkinkan manusia untuk menyembah Tuhan dengan cara yang paling tulus. Terjemahan lain: “kebenaran yang diwahyukan Allah tentang alasan kita menyembah Yesus sungguh luar biasa”</w:t>
@@ -11412,6 +13767,21 @@
       </w:r>
       <w:r>
         <w:rPr>
+          <w:b/>
+          <w:lang w:val="id_ID" w:bidi="id_ID"/>
+        </w:rPr>
+        <w:t>ὃς ἐφανερώθη ἐν σαρκί, ἐδικαιώθη ἐν Πνεύματι, ὤφθη ἀγγέλοις, ἐκηρύχθη ἐν ἔθνεσιν, ἐπιστεύθη ἐν κόσμῳ, ἀνελήμφθη ἐν δόξῃ</w:t>
+      </w:r>
+    </w:p>
+    <w:p>
+      <w:pPr/>
+      <w:r>
+        <w:rPr>
+          <w:lang w:val="id_ID" w:bidi="id_ID"/>
+        </w:rPr>
+      </w:r>
+      <w:r>
+        <w:rPr>
           <w:lang w:val="id_ID" w:bidi="id_ID"/>
         </w:rPr>
         <w:t>Kemungkinan besar ini adalah lagu atau puisi yang Paulus kutip. Jika bahasa Anda memiliki cara untuk menunjukkan bahwa ini adalah puisi, misalnya melalui format baris demi baris, Anda dapat menggunakannya di sini.</w:t>
@@ -11480,6 +13850,21 @@
       </w:r>
       <w:r>
         <w:rPr>
+          <w:b/>
+          <w:lang w:val="id_ID" w:bidi="id_ID"/>
+        </w:rPr>
+        <w:t>ὃς ἐφανερώθη ἐν σαρκί, ἐδικαιώθη ἐν Πνεύματι, ὤφθη ἀγγέλοις, ἐκηρύχθη ἐν ἔθνεσιν, ἐπιστεύθη ἐν κόσμῳ, ἀνελήμφθη ἐν δόξῃ</w:t>
+      </w:r>
+    </w:p>
+    <w:p>
+      <w:pPr/>
+      <w:r>
+        <w:rPr>
+          <w:lang w:val="id_ID" w:bidi="id_ID"/>
+        </w:rPr>
+      </w:r>
+      <w:r>
+        <w:rPr>
           <w:lang w:val="id_ID" w:bidi="id_ID"/>
         </w:rPr>
         <w:t>Jika ini berguna dalam bahasa Anda, Anda dapat mengungkapkan frasa pasif ini dengan bentuk aktif. (Pastikan untuk tidak menyarankan dalam terjemahan Anda bahwa Yesus hanya tampak atau tampak seperti manusia.) Terjemahan lain: “dia menyatakan dirinya sebagai manusia” atau “dia datang ke bumi sebagai manusia”</w:t>
@@ -11548,6 +13933,21 @@
       </w:r>
       <w:r>
         <w:rPr>
+          <w:b/>
+          <w:lang w:val="id_ID" w:bidi="id_ID"/>
+        </w:rPr>
+        <w:t>ὃς</w:t>
+      </w:r>
+    </w:p>
+    <w:p>
+      <w:pPr/>
+      <w:r>
+        <w:rPr>
+          <w:lang w:val="id_ID" w:bidi="id_ID"/>
+        </w:rPr>
+      </w:r>
+      <w:r>
+        <w:rPr>
           <w:lang w:val="id_ID" w:bidi="id_ID"/>
         </w:rPr>
         <w:t>Jika ini berguna dalam bahasa Anda, Anda dapat mengungkapkan frasa pasif ini dengan bentuk aktif. Terjemahan lain: “Roh Kudus meneguhkan bahwa Dia adalah seperti yang Dia katakan”</w:t>
@@ -11616,6 +14016,21 @@
       </w:r>
       <w:r>
         <w:rPr>
+          <w:b/>
+          <w:lang w:val="id_ID" w:bidi="id_ID"/>
+        </w:rPr>
+        <w:t>ἐν σαρκί</w:t>
+      </w:r>
+    </w:p>
+    <w:p>
+      <w:pPr/>
+      <w:r>
+        <w:rPr>
+          <w:lang w:val="id_ID" w:bidi="id_ID"/>
+        </w:rPr>
+      </w:r>
+      <w:r>
+        <w:rPr>
           <w:lang w:val="id_ID" w:bidi="id_ID"/>
         </w:rPr>
         <w:t>Paulus menggunakan istilah “daging” di sini secara kiasan yang berarti “di dalam tubuh manusia.” Ia menggambarkan tubuh manusia dengan mengacu pada sesuatu yang berhubungan dengannya, daging yang menyelubunginya. Terjemahan lain: “sebagai manusia sejati”</w:t>
@@ -11684,6 +14099,21 @@
       </w:r>
       <w:r>
         <w:rPr>
+          <w:b/>
+          <w:lang w:val="id_ID" w:bidi="id_ID"/>
+        </w:rPr>
+        <w:t>ἐν κόσμῳ</w:t>
+      </w:r>
+    </w:p>
+    <w:p>
+      <w:pPr/>
+      <w:r>
+        <w:rPr>
+          <w:lang w:val="id_ID" w:bidi="id_ID"/>
+        </w:rPr>
+      </w:r>
+      <w:r>
+        <w:rPr>
           <w:lang w:val="id_ID" w:bidi="id_ID"/>
         </w:rPr>
         <w:t>Jika ini berguna dalam bahasa Anda, Anda dapat mengungkapkan frasa pasif ini dengan bentuk aktif, dan Anda dapat menyatakan siapa yang melakukan tindakan tersebut. Terjemahan lain: “orang-orang di seluruh dunia percaya kepada-Nya”</w:t>
@@ -11752,6 +14182,21 @@
       </w:r>
       <w:r>
         <w:rPr>
+          <w:b/>
+          <w:lang w:val="id_ID" w:bidi="id_ID"/>
+        </w:rPr>
+        <w:t>ἀνελήμφθη</w:t>
+      </w:r>
+    </w:p>
+    <w:p>
+      <w:pPr/>
+      <w:r>
+        <w:rPr>
+          <w:lang w:val="id_ID" w:bidi="id_ID"/>
+        </w:rPr>
+      </w:r>
+      <w:r>
+        <w:rPr>
           <w:lang w:val="id_ID" w:bidi="id_ID"/>
         </w:rPr>
         <w:t>Jika ini berguna dalam bahasa Anda, Anda dapat mengungkapkan frasa pasif ini dengan bentuk aktif, dan Anda dapat menyatakan siapa yang melakukan tindakan tersebut. Terjemahan lain: “Allah Bapa mengangkat dia ke surga dalam kemuliaan”</w:t>
@@ -11820,6 +14265,21 @@
       </w:r>
       <w:r>
         <w:rPr>
+          <w:b/>
+          <w:lang w:val="id_ID" w:bidi="id_ID"/>
+        </w:rPr>
+        <w:t>ἐν δόξῃ</w:t>
+      </w:r>
+    </w:p>
+    <w:p>
+      <w:pPr/>
+      <w:r>
+        <w:rPr>
+          <w:lang w:val="id_ID" w:bidi="id_ID"/>
+        </w:rPr>
+      </w:r>
+      <w:r>
+        <w:rPr>
           <w:lang w:val="id_ID" w:bidi="id_ID"/>
         </w:rPr>
         <w:t xml:space="preserve">Kata benda abstrak </w:t>
@@ -11901,6 +14361,21 @@
       </w:r>
       <w:r>
         <w:rPr>
+          <w:b/>
+          <w:lang w:val="id_ID" w:bidi="id_ID"/>
+        </w:rPr>
+        <w:t>δὲ</w:t>
+      </w:r>
+    </w:p>
+    <w:p>
+      <w:pPr/>
+      <w:r>
+        <w:rPr>
+          <w:lang w:val="id_ID" w:bidi="id_ID"/>
+        </w:rPr>
+      </w:r>
+      <w:r>
+        <w:rPr>
           <w:lang w:val="id_ID" w:bidi="id_ID"/>
         </w:rPr>
         <w:t xml:space="preserve">Paulus di sini menggunakan kata </w:t>
@@ -11962,6 +14437,21 @@
       </w:r>
       <w:r>
         <w:rPr>
+          <w:b/>
+          <w:lang w:val="id_ID" w:bidi="id_ID"/>
+        </w:rPr>
+        <w:t>ἐν ὑστέροις καιροῖς</w:t>
+      </w:r>
+    </w:p>
+    <w:p>
+      <w:pPr/>
+      <w:r>
+        <w:rPr>
+          <w:lang w:val="id_ID" w:bidi="id_ID"/>
+        </w:rPr>
+      </w:r>
+      <w:r>
+        <w:rPr>
           <w:lang w:val="id_ID" w:bidi="id_ID"/>
         </w:rPr>
         <w:t>Ungkapan ini mengacu pada periode waktu ketika tujuan-tujuan Allah dalam sejarah mendekati puncaknya sehingga perlawanan jahat terhadap tujuan-tujuan tersebut semakin meningkat. Paulus mungkin menunjuk kepada jangka waktu antara kebangkitan Yesus dan kedatangannya yang kedua kali. Terjemahan lain: “pada hari-hari ini seiring dengan kemajuan tujuan Allah”</w:t>
@@ -12030,6 +14520,21 @@
       </w:r>
       <w:r>
         <w:rPr>
+          <w:b/>
+          <w:lang w:val="id_ID" w:bidi="id_ID"/>
+        </w:rPr>
+        <w:t>ἀποστήσονταί &amp; τῆς πίστεως</w:t>
+      </w:r>
+    </w:p>
+    <w:p>
+      <w:pPr/>
+      <w:r>
+        <w:rPr>
+          <w:lang w:val="id_ID" w:bidi="id_ID"/>
+        </w:rPr>
+      </w:r>
+      <w:r>
+        <w:rPr>
           <w:lang w:val="id_ID" w:bidi="id_ID"/>
         </w:rPr>
         <w:t>Paulus berbicara tentang orang-orang yang tidak lagi percaya kepada Kristus seolah-olah mereka secara fisik meninggalkan suatu tempat. Terjemahan lain: “beberapa orang akan berhenti percaya kepada Yesus”</w:t>
@@ -12098,6 +14603,21 @@
       </w:r>
       <w:r>
         <w:rPr>
+          <w:b/>
+          <w:lang w:val="id_ID" w:bidi="id_ID"/>
+        </w:rPr>
+        <w:t>τῆς πίστεως</w:t>
+      </w:r>
+    </w:p>
+    <w:p>
+      <w:pPr/>
+      <w:r>
+        <w:rPr>
+          <w:lang w:val="id_ID" w:bidi="id_ID"/>
+        </w:rPr>
+      </w:r>
+      <w:r>
+        <w:rPr>
           <w:lang w:val="id_ID" w:bidi="id_ID"/>
         </w:rPr>
         <w:t xml:space="preserve">Kata </w:t>
@@ -12179,6 +14699,21 @@
       </w:r>
       <w:r>
         <w:rPr>
+          <w:b/>
+          <w:lang w:val="id_ID" w:bidi="id_ID"/>
+        </w:rPr>
+        <w:t>διδασκαλίαις δαιμονίων</w:t>
+      </w:r>
+    </w:p>
+    <w:p>
+      <w:pPr/>
+      <w:r>
+        <w:rPr>
+          <w:lang w:val="id_ID" w:bidi="id_ID"/>
+        </w:rPr>
+      </w:r>
+      <w:r>
+        <w:rPr>
           <w:lang w:val="id_ID" w:bidi="id_ID"/>
         </w:rPr>
         <w:t>Kedua frase ini mempunyai arti serupa. Paulus mungkin menggunakan keduanya secara bersamaan untuk memberikan penekanan. Jika menurut Anda penggunaan kedua frasa dalam terjemahan Anda mungkin membingungkan pembaca, Anda dapat menggabungkan keduanya menjadi satu pernyataan. Terjemahan lain: “hal-hal yang dikatakan roh jahat untuk menipu orang”</w:t>
@@ -12247,6 +14782,21 @@
       </w:r>
       <w:r>
         <w:rPr>
+          <w:b/>
+          <w:lang w:val="id_ID" w:bidi="id_ID"/>
+        </w:rPr>
+        <w:t>ἐν ὑποκρίσει ψευδολόγων</w:t>
+      </w:r>
+    </w:p>
+    <w:p>
+      <w:pPr/>
+      <w:r>
+        <w:rPr>
+          <w:lang w:val="id_ID" w:bidi="id_ID"/>
+        </w:rPr>
+      </w:r>
+      <w:r>
+        <w:rPr>
           <w:lang w:val="id_ID" w:bidi="id_ID"/>
         </w:rPr>
         <w:t xml:space="preserve">Jika bahasa Anda tidak menggunakan kata benda abstrak untuk ide </w:t>
@@ -12308,6 +14858,21 @@
       </w:r>
       <w:r>
         <w:rPr>
+          <w:b/>
+          <w:lang w:val="id_ID" w:bidi="id_ID"/>
+        </w:rPr>
+        <w:t>κεκαυστηριασμένων τὴν ἰδίαν συνείδησιν</w:t>
+      </w:r>
+    </w:p>
+    <w:p>
+      <w:pPr/>
+      <w:r>
+        <w:rPr>
+          <w:lang w:val="id_ID" w:bidi="id_ID"/>
+        </w:rPr>
+      </w:r>
+      <w:r>
+        <w:rPr>
           <w:lang w:val="id_ID" w:bidi="id_ID"/>
         </w:rPr>
         <w:t xml:space="preserve">Di sini Paulus bisa jadi berbicara seolah-olah </w:t>
@@ -12389,6 +14954,21 @@
       </w:r>
       <w:r>
         <w:rPr>
+          <w:b/>
+          <w:lang w:val="id_ID" w:bidi="id_ID"/>
+        </w:rPr>
+        <w:t>κεκαυστηριασμένων τὴν ἰδίαν συνείδησιν</w:t>
+      </w:r>
+    </w:p>
+    <w:p>
+      <w:pPr/>
+      <w:r>
+        <w:rPr>
+          <w:lang w:val="id_ID" w:bidi="id_ID"/>
+        </w:rPr>
+      </w:r>
+      <w:r>
+        <w:rPr>
           <w:lang w:val="id_ID" w:bidi="id_ID"/>
         </w:rPr>
         <w:t>If it would be helpful in your language, you could express this passive phrase with an active form. Alternate translation: “they will be people who have destroyed their sense of right and wrong” (See: [[rc://*/ta/man/translate/figs-activepassive]])</w:t>
@@ -12457,6 +15037,21 @@
       </w:r>
       <w:r>
         <w:rPr>
+          <w:b/>
+          <w:lang w:val="id_ID" w:bidi="id_ID"/>
+        </w:rPr>
+        <w:t>ἀπέχεσθαι</w:t>
+      </w:r>
+    </w:p>
+    <w:p>
+      <w:pPr/>
+      <w:r>
+        <w:rPr>
+          <w:lang w:val="id_ID" w:bidi="id_ID"/>
+        </w:rPr>
+      </w:r>
+      <w:r>
+        <w:rPr>
           <w:lang w:val="id_ID" w:bidi="id_ID"/>
         </w:rPr>
         <w:t>Di sini Paulus menghilangkan beberapa kata yang biasanya dibutuhkan untuk melengkapi sebuah kalimat. Dia tidak bermaksud bahwa guru-guru palsu ini akan melarang orang percaya untuk menjauhkan diri dari makanan tertentu, tetapi guru-guru palsu itu akan meminta mereka untuk menjauhkan diri dari makanan tertentu. Anda dapat menambahkan kata-kata ini jika ingin lebih jelas dalam bahasa Anda. Terjemahan alternatif: "mengharuskan untuk berpantang"</w:t>
@@ -12525,6 +15120,21 @@
       </w:r>
       <w:r>
         <w:rPr>
+          <w:b/>
+          <w:lang w:val="id_ID" w:bidi="id_ID"/>
+        </w:rPr>
+        <w:t>ἀπέχεσθαι βρωμάτων</w:t>
+      </w:r>
+    </w:p>
+    <w:p>
+      <w:pPr/>
+      <w:r>
+        <w:rPr>
+          <w:lang w:val="id_ID" w:bidi="id_ID"/>
+        </w:rPr>
+      </w:r>
+      <w:r>
+        <w:rPr>
           <w:lang w:val="id_ID" w:bidi="id_ID"/>
         </w:rPr>
         <w:t>Di sini Paulus menyiratkan bahwa guru-guru palsu tersebut menyuruh orang untuk menjauhkan diri dari jenis makanan tertentu. Mereka tidak menyuruh orang untuk tidak makan secara umum. Jika itu akan membantu dalam bahasa Anda, Anda dapat membuat gagasan itu lebih eksplisit. Terjemahan alternatif: "untuk menjauhkan diri dari makanan tertentu" atau "menjauhkan diri dari jenis makanan tertentu"</w:t>
@@ -12593,6 +15203,21 @@
       </w:r>
       <w:r>
         <w:rPr>
+          <w:b/>
+          <w:lang w:val="id_ID" w:bidi="id_ID"/>
+        </w:rPr>
+        <w:t>μετὰ εὐχαριστίας</w:t>
+      </w:r>
+    </w:p>
+    <w:p>
+      <w:pPr/>
+      <w:r>
+        <w:rPr>
+          <w:lang w:val="id_ID" w:bidi="id_ID"/>
+        </w:rPr>
+      </w:r>
+      <w:r>
+        <w:rPr>
           <w:lang w:val="id_ID" w:bidi="id_ID"/>
         </w:rPr>
         <w:t xml:space="preserve">Jika bahasa Anda tidak menggunakan kata benda abstrak untuk ide </w:t>
@@ -12674,6 +15299,21 @@
       </w:r>
       <w:r>
         <w:rPr>
+          <w:b/>
+          <w:lang w:val="id_ID" w:bidi="id_ID"/>
+        </w:rPr>
+        <w:t>τὴν ἀλήθειαν</w:t>
+      </w:r>
+    </w:p>
+    <w:p>
+      <w:pPr/>
+      <w:r>
+        <w:rPr>
+          <w:lang w:val="id_ID" w:bidi="id_ID"/>
+        </w:rPr>
+      </w:r>
+      <w:r>
+        <w:rPr>
           <w:lang w:val="id_ID" w:bidi="id_ID"/>
         </w:rPr>
         <w:t xml:space="preserve">Jika bahasa Anda tidak menggunakan kata benda abstrak untuk ide </w:t>
@@ -12755,6 +15395,21 @@
       </w:r>
       <w:r>
         <w:rPr>
+          <w:b/>
+          <w:lang w:val="id_ID" w:bidi="id_ID"/>
+        </w:rPr>
+        <w:t>ὅτι</w:t>
+      </w:r>
+    </w:p>
+    <w:p>
+      <w:pPr/>
+      <w:r>
+        <w:rPr>
+          <w:lang w:val="id_ID" w:bidi="id_ID"/>
+        </w:rPr>
+      </w:r>
+      <w:r>
+        <w:rPr>
           <w:lang w:val="id_ID" w:bidi="id_ID"/>
         </w:rPr>
         <w:t xml:space="preserve">Di sini, kata </w:t>
@@ -12849,6 +15504,21 @@
       </w:r>
       <w:r>
         <w:rPr>
+          <w:b/>
+          <w:lang w:val="id_ID" w:bidi="id_ID"/>
+        </w:rPr>
+        <w:t>πᾶν κτίσμα Θεοῦ</w:t>
+      </w:r>
+    </w:p>
+    <w:p>
+      <w:pPr/>
+      <w:r>
+        <w:rPr>
+          <w:lang w:val="id_ID" w:bidi="id_ID"/>
+        </w:rPr>
+      </w:r>
+      <w:r>
+        <w:rPr>
           <w:lang w:val="id_ID" w:bidi="id_ID"/>
         </w:rPr>
         <w:t xml:space="preserve">Jika bahasa Anda tidak menggunakan kata benda abstrak untuk ide </w:t>
@@ -12930,6 +15600,21 @@
       </w:r>
       <w:r>
         <w:rPr>
+          <w:b/>
+          <w:lang w:val="id_ID" w:bidi="id_ID"/>
+        </w:rPr>
+        <w:t>οὐδὲν ἀπόβλητον μετὰ εὐχαριστίας λαμβανόμενον</w:t>
+      </w:r>
+    </w:p>
+    <w:p>
+      <w:pPr/>
+      <w:r>
+        <w:rPr>
+          <w:lang w:val="id_ID" w:bidi="id_ID"/>
+        </w:rPr>
+      </w:r>
+      <w:r>
+        <w:rPr>
           <w:lang w:val="id_ID" w:bidi="id_ID"/>
         </w:rPr>
         <w:t>Jika bahasa Anda tidak menggunakan bentuk pasif ini, Anda dapat mengekspresikan ide dengan bentuk aktif atau dengan cara lain yang alami dalam bahasa Anda. Jika Anda perlu mengatakan siapa yang melakukan tindakan tersebut, Anda dapat menggunakan subjek tak tentu. Terjemahan alternatif: "orang tidak boleh menolak apa pun yang mereka terima dengan ucapan syukur"</w:t>
@@ -12998,6 +15683,21 @@
       </w:r>
       <w:r>
         <w:rPr>
+          <w:b/>
+          <w:lang w:val="id_ID" w:bidi="id_ID"/>
+        </w:rPr>
+        <w:t>γὰρ</w:t>
+      </w:r>
+    </w:p>
+    <w:p>
+      <w:pPr/>
+      <w:r>
+        <w:rPr>
+          <w:lang w:val="id_ID" w:bidi="id_ID"/>
+        </w:rPr>
+      </w:r>
+      <w:r>
+        <w:rPr>
           <w:lang w:val="id_ID" w:bidi="id_ID"/>
         </w:rPr>
         <w:t xml:space="preserve">Kata </w:t>
@@ -13079,6 +15779,21 @@
       </w:r>
       <w:r>
         <w:rPr>
+          <w:b/>
+          <w:lang w:val="id_ID" w:bidi="id_ID"/>
+        </w:rPr>
+        <w:t>ἁγιάζεται &amp; διὰ λόγου Θεοῦ καὶ ἐντεύξεως</w:t>
+      </w:r>
+    </w:p>
+    <w:p>
+      <w:pPr/>
+      <w:r>
+        <w:rPr>
+          <w:lang w:val="id_ID" w:bidi="id_ID"/>
+        </w:rPr>
+      </w:r>
+      <w:r>
+        <w:rPr>
           <w:lang w:val="id_ID" w:bidi="id_ID"/>
         </w:rPr>
         <w:t>Jika akan membantu dalam bahasa Anda, Anda dapat mengekspresikan frasa pasif ini dengan bentuk aktif. Terjemahan alternatif: "menjadi kudus" atau "layak untuk dimakan"</w:t>
@@ -13147,6 +15862,21 @@
       </w:r>
       <w:r>
         <w:rPr>
+          <w:b/>
+          <w:lang w:val="id_ID" w:bidi="id_ID"/>
+        </w:rPr>
+        <w:t>λόγου Θεοῦ</w:t>
+      </w:r>
+    </w:p>
+    <w:p>
+      <w:pPr/>
+      <w:r>
+        <w:rPr>
+          <w:lang w:val="id_ID" w:bidi="id_ID"/>
+        </w:rPr>
+      </w:r>
+      <w:r>
+        <w:rPr>
           <w:lang w:val="id_ID" w:bidi="id_ID"/>
         </w:rPr>
         <w:t xml:space="preserve">Di sini, </w:t>
@@ -13217,6 +15947,21 @@
         <w:rPr>
           <w:lang w:val="id_ID" w:bidi="id_ID"/>
         </w:rPr>
+      </w:r>
+    </w:p>
+    <w:p>
+      <w:pPr/>
+      <w:r>
+        <w:rPr>
+          <w:lang w:val="id_ID" w:bidi="id_ID"/>
+        </w:rPr>
+      </w:r>
+      <w:r>
+        <w:rPr>
+          <w:b/>
+          <w:lang w:val="id_ID" w:bidi="id_ID"/>
+        </w:rPr>
+        <w:t>ἐντεύξεως</w:t>
       </w:r>
     </w:p>
     <w:p>
@@ -13327,6 +16072,21 @@
       </w:r>
       <w:r>
         <w:rPr>
+          <w:b/>
+          <w:lang w:val="id_ID" w:bidi="id_ID"/>
+        </w:rPr>
+        <w:t>ταῦτα ὑποτιθέμενος τοῖς ἀδελφοῖς</w:t>
+      </w:r>
+    </w:p>
+    <w:p>
+      <w:pPr/>
+      <w:r>
+        <w:rPr>
+          <w:lang w:val="id_ID" w:bidi="id_ID"/>
+        </w:rPr>
+      </w:r>
+      <w:r>
+        <w:rPr>
           <w:lang w:val="id_ID" w:bidi="id_ID"/>
         </w:rPr>
         <w:t>Di sini Paulus berbicara tentang instruksi-instruksinya seolah-olah instruksi-instruksi itu adalah benda yang akan Timotius letakkan di hadapan orang lain. Maksudnya, Timotius akan menyampaikan instruksinya kepada orang-orang ini. Jika itu akan membantu dalam bahasa Anda, Anda dapat menggunakan kiasan yang sebanding atau menyatakan maknanya dengan jelas. Terjemahan alternatif: "Meneruskan hal-hal ini kepada saudara-saudara" atau "Mengajarkan hal-hal ini kepada saudara-saudara"</w:t>
@@ -13384,6 +16144,21 @@
         <w:rPr>
           <w:lang w:val="id_ID" w:bidi="id_ID"/>
         </w:rPr>
+      </w:r>
+    </w:p>
+    <w:p>
+      <w:pPr/>
+      <w:r>
+        <w:rPr>
+          <w:lang w:val="id_ID" w:bidi="id_ID"/>
+        </w:rPr>
+      </w:r>
+      <w:r>
+        <w:rPr>
+          <w:b/>
+          <w:lang w:val="id_ID" w:bidi="id_ID"/>
+        </w:rPr>
+        <w:t>ταῦτα</w:t>
       </w:r>
     </w:p>
     <w:p>
@@ -13492,6 +16267,21 @@
       </w:r>
       <w:r>
         <w:rPr>
+          <w:b/>
+          <w:lang w:val="id_ID" w:bidi="id_ID"/>
+        </w:rPr>
+        <w:t>τοῖς ἀδελφοῖς</w:t>
+      </w:r>
+    </w:p>
+    <w:p>
+      <w:pPr/>
+      <w:r>
+        <w:rPr>
+          <w:lang w:val="id_ID" w:bidi="id_ID"/>
+        </w:rPr>
+      </w:r>
+      <w:r>
+        <w:rPr>
           <w:lang w:val="id_ID" w:bidi="id_ID"/>
         </w:rPr>
         <w:t>Paulus menggunakan istilah "saudara-saudara" untuk menyebut orang-orang yang memiliki iman yang sama. Jika itu akan membantu dalam bahasa Anda, Anda dapat menyatakan maknanya dengan jelas. Terjemahan alternatif: "orang-orang percaya"</w:t>
@@ -13560,6 +16350,21 @@
       </w:r>
       <w:r>
         <w:rPr>
+          <w:b/>
+          <w:lang w:val="id_ID" w:bidi="id_ID"/>
+        </w:rPr>
+        <w:t>τοῖς ἀδελφοῖς</w:t>
+      </w:r>
+    </w:p>
+    <w:p>
+      <w:pPr/>
+      <w:r>
+        <w:rPr>
+          <w:lang w:val="id_ID" w:bidi="id_ID"/>
+        </w:rPr>
+      </w:r>
+      <w:r>
+        <w:rPr>
           <w:lang w:val="id_ID" w:bidi="id_ID"/>
         </w:rPr>
         <w:t>Meskipun istilah "saudara-saudara" adalah maskulin, Paulus menggunakan kata ini dalam pengertian umum yang mencakup laki-laki dan perempuan. Jika Anda mempertahankan metafora tersebut dalam terjemahan Anda, dan jika itu akan membantu dalam bahasa Anda, Anda dapat menggunakan kata "saudara-saudara" untuk menunjukkan hal ini.</w:t>
@@ -13628,6 +16433,21 @@
       </w:r>
       <w:r>
         <w:rPr>
+          <w:b/>
+          <w:lang w:val="id_ID" w:bidi="id_ID"/>
+        </w:rPr>
+        <w:t>ἐντρεφόμενος τοῖς λόγοις τῆς πίστεως, καὶ τῆς καλῆς διδασκαλίας ᾗ παρηκολούθηκας</w:t>
+      </w:r>
+    </w:p>
+    <w:p>
+      <w:pPr/>
+      <w:r>
+        <w:rPr>
+          <w:lang w:val="id_ID" w:bidi="id_ID"/>
+        </w:rPr>
+      </w:r>
+      <w:r>
+        <w:rPr>
           <w:lang w:val="id_ID" w:bidi="id_ID"/>
         </w:rPr>
         <w:t>Jika bahasa Anda tidak menggunakan bentuk pasif ini, Anda dapat mengekspresikan ide dalam bentuk aktif atau dengan cara lain yang wajar dalam bahasa Anda. Terjemahan alternatif: "perkataan iman dan pengajaran yang baik yang telah engkau ikuti telah menyehatkan kamu"</w:t>
@@ -13696,6 +16516,21 @@
       </w:r>
       <w:r>
         <w:rPr>
+          <w:b/>
+          <w:lang w:val="id_ID" w:bidi="id_ID"/>
+        </w:rPr>
+        <w:t>ἐντρεφόμενος</w:t>
+      </w:r>
+    </w:p>
+    <w:p>
+      <w:pPr/>
+      <w:r>
+        <w:rPr>
+          <w:lang w:val="id_ID" w:bidi="id_ID"/>
+        </w:rPr>
+      </w:r>
+      <w:r>
+        <w:rPr>
           <w:lang w:val="id_ID" w:bidi="id_ID"/>
         </w:rPr>
         <w:t xml:space="preserve">Di sini Paulus berbicara seolah-olah </w:t>
@@ -13803,6 +16638,21 @@
       </w:r>
       <w:r>
         <w:rPr>
+          <w:b/>
+          <w:lang w:val="id_ID" w:bidi="id_ID"/>
+        </w:rPr>
+        <w:t>τοῖς λόγοις τῆς πίστεως, καὶ τῆς καλῆς διδασκαλίας</w:t>
+      </w:r>
+    </w:p>
+    <w:p>
+      <w:pPr/>
+      <w:r>
+        <w:rPr>
+          <w:lang w:val="id_ID" w:bidi="id_ID"/>
+        </w:rPr>
+      </w:r>
+      <w:r>
+        <w:rPr>
           <w:lang w:val="id_ID" w:bidi="id_ID"/>
         </w:rPr>
         <w:t xml:space="preserve">Paulus menggunakan istilah </w:t>
@@ -13873,6 +16723,21 @@
         <w:rPr>
           <w:lang w:val="id_ID" w:bidi="id_ID"/>
         </w:rPr>
+      </w:r>
+    </w:p>
+    <w:p>
+      <w:pPr/>
+      <w:r>
+        <w:rPr>
+          <w:lang w:val="id_ID" w:bidi="id_ID"/>
+        </w:rPr>
+      </w:r>
+      <w:r>
+        <w:rPr>
+          <w:b/>
+          <w:lang w:val="id_ID" w:bidi="id_ID"/>
+        </w:rPr>
+        <w:t>γραώδεις</w:t>
       </w:r>
     </w:p>
     <w:p>
@@ -13970,6 +16835,21 @@
       </w:r>
       <w:r>
         <w:rPr>
+          <w:b/>
+          <w:lang w:val="id_ID" w:bidi="id_ID"/>
+        </w:rPr>
+        <w:t>μύθους</w:t>
+      </w:r>
+    </w:p>
+    <w:p>
+      <w:pPr/>
+      <w:r>
+        <w:rPr>
+          <w:lang w:val="id_ID" w:bidi="id_ID"/>
+        </w:rPr>
+      </w:r>
+      <w:r>
+        <w:rPr>
           <w:lang w:val="id_ID" w:bidi="id_ID"/>
         </w:rPr>
         <w:t xml:space="preserve">Kata </w:t>
@@ -14049,6 +16929,21 @@
       </w:r>
       <w:r>
         <w:rPr>
+          <w:b/>
+          <w:lang w:val="id_ID" w:bidi="id_ID"/>
+        </w:rPr>
+        <w:t>γύμναζε &amp; σεαυτὸν</w:t>
+      </w:r>
+    </w:p>
+    <w:p>
+      <w:pPr/>
+      <w:r>
+        <w:rPr>
+          <w:lang w:val="id_ID" w:bidi="id_ID"/>
+        </w:rPr>
+      </w:r>
+      <w:r>
+        <w:rPr>
           <w:lang w:val="id_ID" w:bidi="id_ID"/>
         </w:rPr>
         <w:t>Paulus memberi tahu Timotius secara kiasan untuk bekerja mengembangkan karakter ilahi seperti seorang atlet yang sedang meningkatkan kondisi fisiknya. Terjemahan alternatif: "dengan tekun berlatih untuk bertindak dengan cara-cara yang berkenan kepada Allah"</w:t>
@@ -14117,6 +17012,21 @@
       </w:r>
       <w:r>
         <w:rPr>
+          <w:b/>
+          <w:lang w:val="id_ID" w:bidi="id_ID"/>
+        </w:rPr>
+        <w:t>γὰρ</w:t>
+      </w:r>
+    </w:p>
+    <w:p>
+      <w:pPr/>
+      <w:r>
+        <w:rPr>
+          <w:lang w:val="id_ID" w:bidi="id_ID"/>
+        </w:rPr>
+      </w:r>
+      <w:r>
+        <w:rPr>
           <w:lang w:val="id_ID" w:bidi="id_ID"/>
         </w:rPr>
         <w:t xml:space="preserve">Apa yang diikuti setelah kata </w:t>
@@ -14198,6 +17108,21 @@
       </w:r>
       <w:r>
         <w:rPr>
+          <w:b/>
+          <w:lang w:val="id_ID" w:bidi="id_ID"/>
+        </w:rPr>
+        <w:t>πρὸς ὀλίγον &amp; πρὸς πάντα</w:t>
+      </w:r>
+    </w:p>
+    <w:p>
+      <w:pPr/>
+      <w:r>
+        <w:rPr>
+          <w:lang w:val="id_ID" w:bidi="id_ID"/>
+        </w:rPr>
+      </w:r>
+      <w:r>
+        <w:rPr>
           <w:lang w:val="id_ID" w:bidi="id_ID"/>
         </w:rPr>
         <w:t>Ini bisa berarti: (1) nilainya kecil. (2) memiliki nilai untuk sementara waktu. (3) tidak memiliki nilai yang besar.</w:t>
@@ -14246,6 +17171,21 @@
       </w:r>
       <w:r>
         <w:rPr>
+          <w:b/>
+          <w:lang w:val="id_ID" w:bidi="id_ID"/>
+        </w:rPr>
+        <w:t>ἡ δὲ εὐσέβεια</w:t>
+      </w:r>
+    </w:p>
+    <w:p>
+      <w:pPr/>
+      <w:r>
+        <w:rPr>
+          <w:lang w:val="id_ID" w:bidi="id_ID"/>
+        </w:rPr>
+      </w:r>
+      <w:r>
+        <w:rPr>
           <w:lang w:val="id_ID" w:bidi="id_ID"/>
         </w:rPr>
         <w:t>Terjemahan alternatif: "latihan fisik"</w:t>
@@ -14294,6 +17234,21 @@
       </w:r>
       <w:r>
         <w:rPr>
+          <w:b/>
+          <w:lang w:val="id_ID" w:bidi="id_ID"/>
+        </w:rPr>
+        <w:t>ἐπαγγελίαν ἔχουσα</w:t>
+      </w:r>
+    </w:p>
+    <w:p>
+      <w:pPr/>
+      <w:r>
+        <w:rPr>
+          <w:lang w:val="id_ID" w:bidi="id_ID"/>
+        </w:rPr>
+      </w:r>
+      <w:r>
+        <w:rPr>
           <w:lang w:val="id_ID" w:bidi="id_ID"/>
         </w:rPr>
         <w:t>Terjemahan alternatif: "akan membawa manfaat"</w:t>
@@ -14331,6 +17286,21 @@
         <w:rPr>
           <w:lang w:val="id_ID" w:bidi="id_ID"/>
         </w:rPr>
+      </w:r>
+    </w:p>
+    <w:p>
+      <w:pPr/>
+      <w:r>
+        <w:rPr>
+          <w:lang w:val="id_ID" w:bidi="id_ID"/>
+        </w:rPr>
+      </w:r>
+      <w:r>
+        <w:rPr>
+          <w:b/>
+          <w:lang w:val="id_ID" w:bidi="id_ID"/>
+        </w:rPr>
+        <w:t>πιστὸς ὁ λόγος, καὶ πάσης ἀποδοχῆς ἄξιος</w:t>
       </w:r>
     </w:p>
     <w:p>
@@ -14439,6 +17409,21 @@
       </w:r>
       <w:r>
         <w:rPr>
+          <w:b/>
+          <w:lang w:val="id_ID" w:bidi="id_ID"/>
+        </w:rPr>
+        <w:t>ὁ λόγος</w:t>
+      </w:r>
+    </w:p>
+    <w:p>
+      <w:pPr/>
+      <w:r>
+        <w:rPr>
+          <w:lang w:val="id_ID" w:bidi="id_ID"/>
+        </w:rPr>
+      </w:r>
+      <w:r>
+        <w:rPr>
           <w:lang w:val="id_ID" w:bidi="id_ID"/>
         </w:rPr>
         <w:t xml:space="preserve">Lihat bagaimana Anda menerjemahkan frasa ini dalam </w:t>
@@ -14505,6 +17490,21 @@
       </w:r>
       <w:r>
         <w:rPr>
+          <w:b/>
+          <w:lang w:val="id_ID" w:bidi="id_ID"/>
+        </w:rPr>
+        <w:t>γὰρ</w:t>
+      </w:r>
+    </w:p>
+    <w:p>
+      <w:pPr/>
+      <w:r>
+        <w:rPr>
+          <w:lang w:val="id_ID" w:bidi="id_ID"/>
+        </w:rPr>
+      </w:r>
+      <w:r>
+        <w:rPr>
           <w:lang w:val="id_ID" w:bidi="id_ID"/>
         </w:rPr>
         <w:t xml:space="preserve">Istilah </w:t>
@@ -14586,6 +17586,21 @@
       </w:r>
       <w:r>
         <w:rPr>
+          <w:b/>
+          <w:lang w:val="id_ID" w:bidi="id_ID"/>
+        </w:rPr>
+        <w:t>κοπιῶμεν καὶ ἀγωνιζόμεθα</w:t>
+      </w:r>
+    </w:p>
+    <w:p>
+      <w:pPr/>
+      <w:r>
+        <w:rPr>
+          <w:lang w:val="id_ID" w:bidi="id_ID"/>
+        </w:rPr>
+      </w:r>
+      <w:r>
+        <w:rPr>
           <w:lang w:val="id_ID" w:bidi="id_ID"/>
         </w:rPr>
         <w:t xml:space="preserve">Istilah </w:t>
@@ -14669,6 +17684,21 @@
         <w:rPr>
           <w:lang w:val="id_ID" w:bidi="id_ID"/>
         </w:rPr>
+      </w:r>
+    </w:p>
+    <w:p>
+      <w:pPr/>
+      <w:r>
+        <w:rPr>
+          <w:lang w:val="id_ID" w:bidi="id_ID"/>
+        </w:rPr>
+      </w:r>
+      <w:r>
+        <w:rPr>
+          <w:b/>
+          <w:lang w:val="id_ID" w:bidi="id_ID"/>
+        </w:rPr>
+        <w:t>Θεῷ ζῶντι</w:t>
       </w:r>
     </w:p>
     <w:p>
@@ -14766,6 +17796,21 @@
       </w:r>
       <w:r>
         <w:rPr>
+          <w:b/>
+          <w:lang w:val="id_ID" w:bidi="id_ID"/>
+        </w:rPr>
+        <w:t>πάντων ἀνθρώπων</w:t>
+      </w:r>
+    </w:p>
+    <w:p>
+      <w:pPr/>
+      <w:r>
+        <w:rPr>
+          <w:lang w:val="id_ID" w:bidi="id_ID"/>
+        </w:rPr>
+      </w:r>
+      <w:r>
+        <w:rPr>
           <w:lang w:val="id_ID" w:bidi="id_ID"/>
         </w:rPr>
         <w:t xml:space="preserve">Paulus menggunakan istilah </w:t>
@@ -14847,6 +17892,21 @@
       </w:r>
       <w:r>
         <w:rPr>
+          <w:b/>
+          <w:lang w:val="id_ID" w:bidi="id_ID"/>
+        </w:rPr>
+        <w:t>μηδείς σου τῆς νεότητος καταφρονείτω</w:t>
+      </w:r>
+    </w:p>
+    <w:p>
+      <w:pPr/>
+      <w:r>
+        <w:rPr>
+          <w:lang w:val="id_ID" w:bidi="id_ID"/>
+        </w:rPr>
+      </w:r>
+      <w:r>
+        <w:rPr>
           <w:lang w:val="id_ID" w:bidi="id_ID"/>
         </w:rPr>
         <w:t xml:space="preserve">Istilah </w:t>
@@ -14908,6 +17968,21 @@
       </w:r>
       <w:r>
         <w:rPr>
+          <w:b/>
+          <w:lang w:val="id_ID" w:bidi="id_ID"/>
+        </w:rPr>
+        <w:t>ἐν λόγῳ</w:t>
+      </w:r>
+    </w:p>
+    <w:p>
+      <w:pPr/>
+      <w:r>
+        <w:rPr>
+          <w:lang w:val="id_ID" w:bidi="id_ID"/>
+        </w:rPr>
+      </w:r>
+      <w:r>
+        <w:rPr>
           <w:lang w:val="id_ID" w:bidi="id_ID"/>
         </w:rPr>
         <w:t xml:space="preserve">Dalam konteks ini, istilah </w:t>
@@ -14969,6 +18044,21 @@
       </w:r>
       <w:r>
         <w:rPr>
+          <w:b/>
+          <w:lang w:val="id_ID" w:bidi="id_ID"/>
+        </w:rPr>
+        <w:t>πρόσεχε τῇ ἀναγνώσει, τῇ παρακλήσει, τῇ διδασκαλίᾳ</w:t>
+      </w:r>
+    </w:p>
+    <w:p>
+      <w:pPr/>
+      <w:r>
+        <w:rPr>
+          <w:lang w:val="id_ID" w:bidi="id_ID"/>
+        </w:rPr>
+      </w:r>
+      <w:r>
+        <w:rPr>
           <w:lang w:val="id_ID" w:bidi="id_ID"/>
         </w:rPr>
         <w:t>Jika hal ini bermanfaat bagi pembaca Anda, Anda dapat menyatakan secara eksplisit apa yang harus dibacakan Timotius dan kepada siapa, serta kepada siapa ia harus menasihati dan mengajar. Terjemahan lain: “teruslah membacakan Kitab Suci kepada orang-orang di gereja di sana, menasihati mereka, dan mengajar mereka”</w:t>
@@ -15037,6 +18127,21 @@
       </w:r>
       <w:r>
         <w:rPr>
+          <w:b/>
+          <w:lang w:val="id_ID" w:bidi="id_ID"/>
+        </w:rPr>
+        <w:t>πρόσεχε τῇ ἀναγνώσει, τῇ παρακλήσει, τῇ διδασκαλίᾳ</w:t>
+      </w:r>
+    </w:p>
+    <w:p>
+      <w:pPr/>
+      <w:r>
+        <w:rPr>
+          <w:lang w:val="id_ID" w:bidi="id_ID"/>
+        </w:rPr>
+      </w:r>
+      <w:r>
+        <w:rPr>
           <w:lang w:val="id_ID" w:bidi="id_ID"/>
         </w:rPr>
         <w:t xml:space="preserve">Jika ini berguna dalam bahasa Anda, Anda dapat mengekspresikan kata benda abstrak </w:t>
@@ -15144,6 +18249,21 @@
       </w:r>
       <w:r>
         <w:rPr>
+          <w:b/>
+          <w:lang w:val="id_ID" w:bidi="id_ID"/>
+        </w:rPr>
+        <w:t>μὴ ἀμέλει</w:t>
+      </w:r>
+    </w:p>
+    <w:p>
+      <w:pPr/>
+      <w:r>
+        <w:rPr>
+          <w:lang w:val="id_ID" w:bidi="id_ID"/>
+        </w:rPr>
+      </w:r>
+      <w:r>
+        <w:rPr>
           <w:lang w:val="id_ID" w:bidi="id_ID"/>
         </w:rPr>
         <w:t>Anda dapat menerjemahkan frasa ini dengan cara positif jika itu lebih natural dalam bahasa Anda. Terjemahan lain: “terus gunakan” atau “pastikan Anda mengembangkannya”</w:t>
@@ -15212,6 +18332,21 @@
       </w:r>
       <w:r>
         <w:rPr>
+          <w:b/>
+          <w:lang w:val="id_ID" w:bidi="id_ID"/>
+        </w:rPr>
+        <w:t>τοῦ ἐν σοὶ χαρίσματος</w:t>
+      </w:r>
+    </w:p>
+    <w:p>
+      <w:pPr/>
+      <w:r>
+        <w:rPr>
+          <w:lang w:val="id_ID" w:bidi="id_ID"/>
+        </w:rPr>
+      </w:r>
+      <w:r>
+        <w:rPr>
           <w:lang w:val="id_ID" w:bidi="id_ID"/>
         </w:rPr>
         <w:t xml:space="preserve">Paulus berbicara tentang Timotius seolah-olah dia adalah sebuah wadah yang dapat menampung </w:t>
@@ -15293,6 +18428,21 @@
       </w:r>
       <w:r>
         <w:rPr>
+          <w:b/>
+          <w:lang w:val="id_ID" w:bidi="id_ID"/>
+        </w:rPr>
+        <w:t>τοῦ ἐν σοὶ χαρίσματος</w:t>
+      </w:r>
+    </w:p>
+    <w:p>
+      <w:pPr/>
+      <w:r>
+        <w:rPr>
+          <w:lang w:val="id_ID" w:bidi="id_ID"/>
+        </w:rPr>
+      </w:r>
+      <w:r>
+        <w:rPr>
           <w:lang w:val="id_ID" w:bidi="id_ID"/>
         </w:rPr>
         <w:t xml:space="preserve">Implikasinya, </w:t>
@@ -15374,6 +18524,21 @@
       </w:r>
       <w:r>
         <w:rPr>
+          <w:b/>
+          <w:lang w:val="id_ID" w:bidi="id_ID"/>
+        </w:rPr>
+        <w:t>ἐδόθη</w:t>
+      </w:r>
+    </w:p>
+    <w:p>
+      <w:pPr/>
+      <w:r>
+        <w:rPr>
+          <w:lang w:val="id_ID" w:bidi="id_ID"/>
+        </w:rPr>
+      </w:r>
+      <w:r>
+        <w:rPr>
           <w:lang w:val="id_ID" w:bidi="id_ID"/>
         </w:rPr>
         <w:t>Jika ini berguna dalam bahasa Anda, Anda dapat mengungkapkan frasa pasif ini dengan bentuk aktif, dan Anda dapat menyatakan siapa yang melakukan tindakan tersebut. Terjemahan lain: “yang kamu terima ketika para pemimpin gereja bernubuat tentang kamu”</w:t>
@@ -15442,6 +18607,21 @@
       </w:r>
       <w:r>
         <w:rPr>
+          <w:b/>
+          <w:lang w:val="id_ID" w:bidi="id_ID"/>
+        </w:rPr>
+        <w:t>μετὰ ἐπιθέσεως τῶν χειρῶν τοῦ πρεσβυτερίου</w:t>
+      </w:r>
+    </w:p>
+    <w:p>
+      <w:pPr/>
+      <w:r>
+        <w:rPr>
+          <w:lang w:val="id_ID" w:bidi="id_ID"/>
+        </w:rPr>
+      </w:r>
+      <w:r>
+        <w:rPr>
           <w:lang w:val="id_ID" w:bidi="id_ID"/>
         </w:rPr>
         <w:t xml:space="preserve">Paulus berbicara tentang sebuah upacara di mana para pemimpin gereja meletakkan </w:t>
@@ -15523,6 +18703,21 @@
       </w:r>
       <w:r>
         <w:rPr>
+          <w:b/>
+          <w:lang w:val="id_ID" w:bidi="id_ID"/>
+        </w:rPr>
+        <w:t>ταῦτα</w:t>
+      </w:r>
+    </w:p>
+    <w:p>
+      <w:pPr/>
+      <w:r>
+        <w:rPr>
+          <w:lang w:val="id_ID" w:bidi="id_ID"/>
+        </w:rPr>
+      </w:r>
+      <w:r>
+        <w:rPr>
           <w:lang w:val="id_ID" w:bidi="id_ID"/>
         </w:rPr>
         <w:t xml:space="preserve">Jika ini berguna dalam bahasa Anda, Anda mungkin ingin menjelaskan secara eksplisit apa </w:t>
@@ -15604,6 +18799,21 @@
       </w:r>
       <w:r>
         <w:rPr>
+          <w:b/>
+          <w:lang w:val="id_ID" w:bidi="id_ID"/>
+        </w:rPr>
+        <w:t>ἐν τούτοις ἴσθι</w:t>
+      </w:r>
+    </w:p>
+    <w:p>
+      <w:pPr/>
+      <w:r>
+        <w:rPr>
+          <w:lang w:val="id_ID" w:bidi="id_ID"/>
+        </w:rPr>
+      </w:r>
+      <w:r>
+        <w:rPr>
           <w:lang w:val="id_ID" w:bidi="id_ID"/>
         </w:rPr>
         <w:t>Paulus berbicara secara kiasan seolah-olah Timotius secara fisik berada dalam instruksi yang baru saja diberikan kepadanya. Terjemahan lain: “dan ikuti mereka secara konsisten”</w:t>
@@ -15672,6 +18882,21 @@
       </w:r>
       <w:r>
         <w:rPr>
+          <w:b/>
+          <w:lang w:val="id_ID" w:bidi="id_ID"/>
+        </w:rPr>
+        <w:t>σου ἡ προκοπὴ</w:t>
+      </w:r>
+    </w:p>
+    <w:p>
+      <w:pPr/>
+      <w:r>
+        <w:rPr>
+          <w:lang w:val="id_ID" w:bidi="id_ID"/>
+        </w:rPr>
+      </w:r>
+      <w:r>
+        <w:rPr>
           <w:lang w:val="id_ID" w:bidi="id_ID"/>
         </w:rPr>
         <w:t xml:space="preserve">Jika ini berguna dalam bahasa Anda, Anda mungkin ingin menjelaskan secara eksplisit bagaimana Timotius harus membuat </w:t>
@@ -15753,6 +18978,21 @@
       </w:r>
       <w:r>
         <w:rPr>
+          <w:b/>
+          <w:lang w:val="id_ID" w:bidi="id_ID"/>
+        </w:rPr>
+        <w:t>ἔπεχε σεαυτῷ καὶ τῇ διδασκαλίᾳ</w:t>
+      </w:r>
+    </w:p>
+    <w:p>
+      <w:pPr/>
+      <w:r>
+        <w:rPr>
+          <w:lang w:val="id_ID" w:bidi="id_ID"/>
+        </w:rPr>
+      </w:r>
+      <w:r>
+        <w:rPr>
           <w:lang w:val="id_ID" w:bidi="id_ID"/>
         </w:rPr>
         <w:t>Terjemahan lain: “Perhatikan cara Anda hidup dan apa yang Anda ajarkan”</w:t>
@@ -15801,6 +19041,21 @@
       </w:r>
       <w:r>
         <w:rPr>
+          <w:b/>
+          <w:lang w:val="id_ID" w:bidi="id_ID"/>
+        </w:rPr>
+        <w:t>αὐτοῖς</w:t>
+      </w:r>
+    </w:p>
+    <w:p>
+      <w:pPr/>
+      <w:r>
+        <w:rPr>
+          <w:lang w:val="id_ID" w:bidi="id_ID"/>
+        </w:rPr>
+      </w:r>
+      <w:r>
+        <w:rPr>
           <w:lang w:val="id_ID" w:bidi="id_ID"/>
         </w:rPr>
         <w:t>Terjemahan lain: “terus lakukan hal-hal ini”</w:t>
@@ -15849,6 +19104,21 @@
       </w:r>
       <w:r>
         <w:rPr>
+          <w:b/>
+          <w:lang w:val="id_ID" w:bidi="id_ID"/>
+        </w:rPr>
+        <w:t>ὡς πατέρα &amp; ὡς ἀδελφούς</w:t>
+      </w:r>
+    </w:p>
+    <w:p>
+      <w:pPr/>
+      <w:r>
+        <w:rPr>
+          <w:lang w:val="id_ID" w:bidi="id_ID"/>
+        </w:rPr>
+      </w:r>
+      <w:r>
+        <w:rPr>
           <w:lang w:val="id_ID" w:bidi="id_ID"/>
         </w:rPr>
         <w:t xml:space="preserve">Paulus ingin Timotius </w:t>
@@ -15995,6 +19265,21 @@
       </w:r>
       <w:r>
         <w:rPr>
+          <w:b/>
+          <w:lang w:val="id_ID" w:bidi="id_ID"/>
+        </w:rPr>
+        <w:t>νεωτέρους</w:t>
+      </w:r>
+    </w:p>
+    <w:p>
+      <w:pPr/>
+      <w:r>
+        <w:rPr>
+          <w:lang w:val="id_ID" w:bidi="id_ID"/>
+        </w:rPr>
+      </w:r>
+      <w:r>
+        <w:rPr>
           <w:lang w:val="id_ID" w:bidi="id_ID"/>
         </w:rPr>
         <w:t>Paulus menghilangkan beberapa kata yang dalam banyak bahasa diperlukan untuk melengkapi kalimat. Anda dapat menyediakan kata-kata ini dari awal kalimat jika akan lebih jelas dalam bahasa Anda. Terjemahan alternatif: "dan nasihatilah orang-orang yang lebih muda"</w:t>
@@ -16043,6 +19328,21 @@
       </w:r>
       <w:r>
         <w:rPr>
+          <w:b/>
+          <w:lang w:val="id_ID" w:bidi="id_ID"/>
+        </w:rPr>
+        <w:t>ὡς μητέρας &amp; ὡς ἀδελφὰς</w:t>
+      </w:r>
+    </w:p>
+    <w:p>
+      <w:pPr/>
+      <w:r>
+        <w:rPr>
+          <w:lang w:val="id_ID" w:bidi="id_ID"/>
+        </w:rPr>
+      </w:r>
+      <w:r>
+        <w:rPr>
           <w:lang w:val="id_ID" w:bidi="id_ID"/>
         </w:rPr>
         <w:t xml:space="preserve">Paulus ingin Timotius menasihati </w:t>
@@ -16150,6 +19450,21 @@
       </w:r>
       <w:r>
         <w:rPr>
+          <w:b/>
+          <w:lang w:val="id_ID" w:bidi="id_ID"/>
+        </w:rPr>
+        <w:t>ἐν πάσῃ ἁγνίᾳ</w:t>
+      </w:r>
+    </w:p>
+    <w:p>
+      <w:pPr/>
+      <w:r>
+        <w:rPr>
+          <w:lang w:val="id_ID" w:bidi="id_ID"/>
+        </w:rPr>
+      </w:r>
+      <w:r>
+        <w:rPr>
           <w:lang w:val="id_ID" w:bidi="id_ID"/>
         </w:rPr>
         <w:t xml:space="preserve">Jika bahasa Anda tidak menggunakan kata benda abstrak untuk ide </w:t>
@@ -16231,6 +19546,21 @@
       </w:r>
       <w:r>
         <w:rPr>
+          <w:b/>
+          <w:lang w:val="id_ID" w:bidi="id_ID"/>
+        </w:rPr>
+        <w:t>χήρας τίμα</w:t>
+      </w:r>
+    </w:p>
+    <w:p>
+      <w:pPr/>
+      <w:r>
+        <w:rPr>
+          <w:lang w:val="id_ID" w:bidi="id_ID"/>
+        </w:rPr>
+      </w:r>
+      <w:r>
+        <w:rPr>
           <w:lang w:val="id_ID" w:bidi="id_ID"/>
         </w:rPr>
         <w:t xml:space="preserve">Di sini Paulus menyiratkan bahwa salah satu cara untuk </w:t>
@@ -16312,6 +19642,21 @@
       </w:r>
       <w:r>
         <w:rPr>
+          <w:b/>
+          <w:lang w:val="id_ID" w:bidi="id_ID"/>
+        </w:rPr>
+        <w:t>τὰς ὄντως χήρας</w:t>
+      </w:r>
+    </w:p>
+    <w:p>
+      <w:pPr/>
+      <w:r>
+        <w:rPr>
+          <w:lang w:val="id_ID" w:bidi="id_ID"/>
+        </w:rPr>
+      </w:r>
+      <w:r>
+        <w:rPr>
           <w:lang w:val="id_ID" w:bidi="id_ID"/>
         </w:rPr>
         <w:t xml:space="preserve">Di sini Paulus mendefinisikan kategori </w:t>
@@ -16386,6 +19731,21 @@
       </w:r>
       <w:r>
         <w:rPr>
+          <w:b/>
+          <w:lang w:val="id_ID" w:bidi="id_ID"/>
+        </w:rPr>
+        <w:t>τέκνα ἢ ἔκγονα</w:t>
+      </w:r>
+    </w:p>
+    <w:p>
+      <w:pPr/>
+      <w:r>
+        <w:rPr>
+          <w:lang w:val="id_ID" w:bidi="id_ID"/>
+        </w:rPr>
+      </w:r>
+      <w:r>
+        <w:rPr>
           <w:lang w:val="id_ID" w:bidi="id_ID"/>
         </w:rPr>
         <w:t xml:space="preserve">Di sini Paulus menyiratkan bahwa </w:t>
@@ -16460,6 +19820,21 @@
       </w:r>
       <w:r>
         <w:rPr>
+          <w:b/>
+          <w:lang w:val="id_ID" w:bidi="id_ID"/>
+        </w:rPr>
+        <w:t>πρῶτον</w:t>
+      </w:r>
+    </w:p>
+    <w:p>
+      <w:pPr/>
+      <w:r>
+        <w:rPr>
+          <w:lang w:val="id_ID" w:bidi="id_ID"/>
+        </w:rPr>
+      </w:r>
+      <w:r>
+        <w:rPr>
           <w:lang w:val="id_ID" w:bidi="id_ID"/>
         </w:rPr>
         <w:t xml:space="preserve">Di sini, kata </w:t>
@@ -16521,6 +19896,21 @@
       </w:r>
       <w:r>
         <w:rPr>
+          <w:b/>
+          <w:lang w:val="id_ID" w:bidi="id_ID"/>
+        </w:rPr>
+        <w:t>μανθανέτωσαν</w:t>
+      </w:r>
+    </w:p>
+    <w:p>
+      <w:pPr/>
+      <w:r>
+        <w:rPr>
+          <w:lang w:val="id_ID" w:bidi="id_ID"/>
+        </w:rPr>
+      </w:r>
+      <w:r>
+        <w:rPr>
           <w:lang w:val="id_ID" w:bidi="id_ID"/>
         </w:rPr>
         <w:t xml:space="preserve">Di sini, </w:t>
@@ -16582,6 +19972,21 @@
       </w:r>
       <w:r>
         <w:rPr>
+          <w:b/>
+          <w:lang w:val="id_ID" w:bidi="id_ID"/>
+        </w:rPr>
+        <w:t>τὸν ἴδιον οἶκον εὐσεβεῖν</w:t>
+      </w:r>
+    </w:p>
+    <w:p>
+      <w:pPr/>
+      <w:r>
+        <w:rPr>
+          <w:lang w:val="id_ID" w:bidi="id_ID"/>
+        </w:rPr>
+      </w:r>
+      <w:r>
+        <w:rPr>
           <w:lang w:val="id_ID" w:bidi="id_ID"/>
         </w:rPr>
         <w:t xml:space="preserve">Di sini Paulus menyiratkan bahwa salah satu cara penting untuk </w:t>
@@ -16676,6 +20081,21 @@
       </w:r>
       <w:r>
         <w:rPr>
+          <w:b/>
+          <w:lang w:val="id_ID" w:bidi="id_ID"/>
+        </w:rPr>
+        <w:t>ἀμοιβὰς ἀποδιδόναι τοῖς προγόνοις</w:t>
+      </w:r>
+    </w:p>
+    <w:p>
+      <w:pPr/>
+      <w:r>
+        <w:rPr>
+          <w:lang w:val="id_ID" w:bidi="id_ID"/>
+        </w:rPr>
+      </w:r>
+      <w:r>
+        <w:rPr>
           <w:lang w:val="id_ID" w:bidi="id_ID"/>
         </w:rPr>
         <w:t xml:space="preserve">Jika bahasa Anda tidak menggunakan kata benda abstrak untuk ide </w:t>
@@ -16757,6 +20177,21 @@
       </w:r>
       <w:r>
         <w:rPr>
+          <w:b/>
+          <w:lang w:val="id_ID" w:bidi="id_ID"/>
+        </w:rPr>
+        <w:t>ἀμοιβὰς ἀποδιδόναι τοῖς προγόνοις</w:t>
+      </w:r>
+    </w:p>
+    <w:p>
+      <w:pPr/>
+      <w:r>
+        <w:rPr>
+          <w:lang w:val="id_ID" w:bidi="id_ID"/>
+        </w:rPr>
+      </w:r>
+      <w:r>
+        <w:rPr>
           <w:lang w:val="id_ID" w:bidi="id_ID"/>
         </w:rPr>
         <w:t xml:space="preserve">Di sini Paulus berbicara seolah-olah orang-orang yang merawat </w:t>
@@ -16870,6 +20305,21 @@
       </w:r>
       <w:r>
         <w:rPr>
+          <w:b/>
+          <w:lang w:val="id_ID" w:bidi="id_ID"/>
+        </w:rPr>
+        <w:t>γάρ</w:t>
+      </w:r>
+    </w:p>
+    <w:p>
+      <w:pPr/>
+      <w:r>
+        <w:rPr>
+          <w:lang w:val="id_ID" w:bidi="id_ID"/>
+        </w:rPr>
+      </w:r>
+      <w:r>
+        <w:rPr>
           <w:lang w:val="id_ID" w:bidi="id_ID"/>
         </w:rPr>
         <w:t xml:space="preserve">Paulus menggunakan istilah </w:t>
@@ -16951,6 +20401,21 @@
       </w:r>
       <w:r>
         <w:rPr>
+          <w:b/>
+          <w:lang w:val="id_ID" w:bidi="id_ID"/>
+        </w:rPr>
+        <w:t>ἐνώπιον τοῦ Θεοῦ</w:t>
+      </w:r>
+    </w:p>
+    <w:p>
+      <w:pPr/>
+      <w:r>
+        <w:rPr>
+          <w:lang w:val="id_ID" w:bidi="id_ID"/>
+        </w:rPr>
+      </w:r>
+      <w:r>
+        <w:rPr>
           <w:lang w:val="id_ID" w:bidi="id_ID"/>
         </w:rPr>
         <w:t xml:space="preserve">Paulus menggunakan ungkapan </w:t>
@@ -17032,6 +20497,21 @@
       </w:r>
       <w:r>
         <w:rPr>
+          <w:b/>
+          <w:lang w:val="id_ID" w:bidi="id_ID"/>
+        </w:rPr>
+        <w:t>ἡ &amp; ὄντως χήρα καὶ μεμονωμένη</w:t>
+      </w:r>
+    </w:p>
+    <w:p>
+      <w:pPr/>
+      <w:r>
+        <w:rPr>
+          <w:lang w:val="id_ID" w:bidi="id_ID"/>
+        </w:rPr>
+      </w:r>
+      <w:r>
+        <w:rPr>
           <w:lang w:val="id_ID" w:bidi="id_ID"/>
         </w:rPr>
         <w:t xml:space="preserve">Di sini, </w:t>
@@ -17093,6 +20573,21 @@
       </w:r>
       <w:r>
         <w:rPr>
+          <w:b/>
+          <w:lang w:val="id_ID" w:bidi="id_ID"/>
+        </w:rPr>
+        <w:t>ἡ &amp; ὄντως χήρα καὶ μεμονωμένη</w:t>
+      </w:r>
+    </w:p>
+    <w:p>
+      <w:pPr/>
+      <w:r>
+        <w:rPr>
+          <w:lang w:val="id_ID" w:bidi="id_ID"/>
+        </w:rPr>
+      </w:r>
+      <w:r>
+        <w:rPr>
           <w:lang w:val="id_ID" w:bidi="id_ID"/>
         </w:rPr>
         <w:t xml:space="preserve">Kedua kata </w:t>
@@ -17213,6 +20708,21 @@
       </w:r>
       <w:r>
         <w:rPr>
+          <w:b/>
+          <w:lang w:val="id_ID" w:bidi="id_ID"/>
+        </w:rPr>
+        <w:t>προσμένει ταῖς δεήσεσιν καὶ ταῖς προσευχαῖς</w:t>
+      </w:r>
+    </w:p>
+    <w:p>
+      <w:pPr/>
+      <w:r>
+        <w:rPr>
+          <w:lang w:val="id_ID" w:bidi="id_ID"/>
+        </w:rPr>
+      </w:r>
+      <w:r>
+        <w:rPr>
           <w:lang w:val="id_ID" w:bidi="id_ID"/>
         </w:rPr>
         <w:t>Paulus membiarkan sebuah kata kerja tidak diungkapkan di sini yang mungkin perlu diungkapkan dalam bahasa Anda. Terjemahan alternatif: “terus memanjatkan permohonan dan doa” atau ”terus memanjatkan permohonan dan doa”</w:t>
@@ -17281,6 +20791,21 @@
       </w:r>
       <w:r>
         <w:rPr>
+          <w:b/>
+          <w:lang w:val="id_ID" w:bidi="id_ID"/>
+        </w:rPr>
+        <w:t>ταῖς δεήσεσιν καὶ ταῖς προσευχαῖς</w:t>
+      </w:r>
+    </w:p>
+    <w:p>
+      <w:pPr/>
+      <w:r>
+        <w:rPr>
+          <w:lang w:val="id_ID" w:bidi="id_ID"/>
+        </w:rPr>
+      </w:r>
+      <w:r>
+        <w:rPr>
           <w:lang w:val="id_ID" w:bidi="id_ID"/>
         </w:rPr>
         <w:t xml:space="preserve">Frasa </w:t>
@@ -17401,6 +20926,21 @@
       </w:r>
       <w:r>
         <w:rPr>
+          <w:b/>
+          <w:lang w:val="id_ID" w:bidi="id_ID"/>
+        </w:rPr>
+        <w:t>νυκτὸς καὶ ἡμέρας</w:t>
+      </w:r>
+    </w:p>
+    <w:p>
+      <w:pPr/>
+      <w:r>
+        <w:rPr>
+          <w:lang w:val="id_ID" w:bidi="id_ID"/>
+        </w:rPr>
+      </w:r>
+      <w:r>
+        <w:rPr>
           <w:lang w:val="id_ID" w:bidi="id_ID"/>
         </w:rPr>
         <w:t>Kata siang dan malam digunakan bersama-sama untuk menunjukkan bahwa ia sering berdoa kepada Tuhan, tidak peduli jam berapa pun. Ini tidak berarti bahwa ia berdoa sepanjang malam dan sepanjang hari tanpa henti. Terjemahan alternatif: "setiap waktu"</w:t>
@@ -17469,6 +21009,21 @@
       </w:r>
       <w:r>
         <w:rPr>
+          <w:b/>
+          <w:lang w:val="id_ID" w:bidi="id_ID"/>
+        </w:rPr>
+        <w:t>ζῶσα τέθνηκεν</w:t>
+      </w:r>
+    </w:p>
+    <w:p>
+      <w:pPr/>
+      <w:r>
+        <w:rPr>
+          <w:lang w:val="id_ID" w:bidi="id_ID"/>
+        </w:rPr>
+      </w:r>
+      <w:r>
+        <w:rPr>
           <w:lang w:val="id_ID" w:bidi="id_ID"/>
         </w:rPr>
         <w:t>Paulus berbicara secara kiasan tentang orang-orang yang tidak berusaha menyenangkan Allah seolah-olah mereka sudah mati. Terjemahan alternatif: “telah mati dalam rohnya, meskipun secara fisik ia masih hidup”</w:t>
@@ -17526,6 +21081,21 @@
         <w:rPr>
           <w:lang w:val="id_ID" w:bidi="id_ID"/>
         </w:rPr>
+      </w:r>
+    </w:p>
+    <w:p>
+      <w:pPr/>
+      <w:r>
+        <w:rPr>
+          <w:lang w:val="id_ID" w:bidi="id_ID"/>
+        </w:rPr>
+      </w:r>
+      <w:r>
+        <w:rPr>
+          <w:b/>
+          <w:lang w:val="id_ID" w:bidi="id_ID"/>
+        </w:rPr>
+        <w:t>καὶ ταῦτα</w:t>
       </w:r>
     </w:p>
     <w:p>
@@ -17634,6 +21204,21 @@
       </w:r>
       <w:r>
         <w:rPr>
+          <w:b/>
+          <w:lang w:val="id_ID" w:bidi="id_ID"/>
+        </w:rPr>
+        <w:t>τῶν ἰδίων</w:t>
+      </w:r>
+    </w:p>
+    <w:p>
+      <w:pPr/>
+      <w:r>
+        <w:rPr>
+          <w:lang w:val="id_ID" w:bidi="id_ID"/>
+        </w:rPr>
+      </w:r>
+      <w:r>
+        <w:rPr>
           <w:lang w:val="id_ID" w:bidi="id_ID"/>
         </w:rPr>
         <w:t xml:space="preserve">Di sini, </w:t>
@@ -17715,6 +21300,21 @@
       </w:r>
       <w:r>
         <w:rPr>
+          <w:b/>
+          <w:lang w:val="id_ID" w:bidi="id_ID"/>
+        </w:rPr>
+        <w:t>τὴν πίστιν</w:t>
+      </w:r>
+    </w:p>
+    <w:p>
+      <w:pPr/>
+      <w:r>
+        <w:rPr>
+          <w:lang w:val="id_ID" w:bidi="id_ID"/>
+        </w:rPr>
+      </w:r>
+      <w:r>
+        <w:rPr>
           <w:lang w:val="id_ID" w:bidi="id_ID"/>
         </w:rPr>
         <w:t>Di sini, "iman" mengacu pada percaya kepada Yesus dan menaati-Nya. Paulus menjelaskan bahwa tindakan ini sama saja dengan menyangkal semuanya. Terjemahan alternatif: "Dengan melakukan hal itu, ia menyangkal bahwa ia adalah milik Yesus" atau "ia telah menunjukkan bahwa ia tidak mengikuti Mesias"</w:t>
@@ -17783,6 +21383,21 @@
       </w:r>
       <w:r>
         <w:rPr>
+          <w:b/>
+          <w:lang w:val="id_ID" w:bidi="id_ID"/>
+        </w:rPr>
+        <w:t>ἔστιν ἀπίστου χείρων</w:t>
+      </w:r>
+    </w:p>
+    <w:p>
+      <w:pPr/>
+      <w:r>
+        <w:rPr>
+          <w:lang w:val="id_ID" w:bidi="id_ID"/>
+        </w:rPr>
+      </w:r>
+      <w:r>
+        <w:rPr>
           <w:lang w:val="id_ID" w:bidi="id_ID"/>
         </w:rPr>
         <w:t xml:space="preserve">Implikasinya adalah bahwa orang ini </w:t>
@@ -17864,6 +21479,21 @@
       </w:r>
       <w:r>
         <w:rPr>
+          <w:b/>
+          <w:lang w:val="id_ID" w:bidi="id_ID"/>
+        </w:rPr>
+        <w:t>χήρα καταλεγέσθω</w:t>
+      </w:r>
+    </w:p>
+    <w:p>
+      <w:pPr/>
+      <w:r>
+        <w:rPr>
+          <w:lang w:val="id_ID" w:bidi="id_ID"/>
+        </w:rPr>
+      </w:r>
+      <w:r>
+        <w:rPr>
           <w:lang w:val="id_ID" w:bidi="id_ID"/>
         </w:rPr>
         <w:t>Jika akan membantu dalam bahasa Anda, Anda dapat mengekspresikan frasa pasif ini dengan bentuk aktif, dan Anda dapat menyatakan siapa yang akan melakukan tindakan tersebut. Terjemahan alternatif: "mintalah gereja memasukkan seorang janda ke dalam daftar"</w:t>
@@ -17932,6 +21562,21 @@
       </w:r>
       <w:r>
         <w:rPr>
+          <w:b/>
+          <w:lang w:val="id_ID" w:bidi="id_ID"/>
+        </w:rPr>
+        <w:t>χήρα καταλεγέσθω μὴ ἔλαττον</w:t>
+      </w:r>
+    </w:p>
+    <w:p>
+      <w:pPr/>
+      <w:r>
+        <w:rPr>
+          <w:lang w:val="id_ID" w:bidi="id_ID"/>
+        </w:rPr>
+      </w:r>
+      <w:r>
+        <w:rPr>
           <w:lang w:val="id_ID" w:bidi="id_ID"/>
         </w:rPr>
         <w:t>Tampaknya ada daftar janda yang tidak memiliki keluarga untuk membantu mereka. Para anggota gereja memenuhi kebutuhan para wanita ini akan makanan, pakaian, dan tempat tinggal, dan para wanita ini kemudian mengabdikan hidup mereka untuk melayani komunitas Kristen. Jika akan membantu dalam bahasa Anda, Anda dapat menyatakan frasa ini secara eksplisit. Terjemahan alternatif: "mintalah gereja memasukkan seorang wanita ke dalam daftar janda-janda yang benar-benar membutuhkan pertolongan"</w:t>
@@ -18000,6 +21645,21 @@
       </w:r>
       <w:r>
         <w:rPr>
+          <w:b/>
+          <w:lang w:val="id_ID" w:bidi="id_ID"/>
+        </w:rPr>
+        <w:t>μὴ ἔλαττον</w:t>
+      </w:r>
+    </w:p>
+    <w:p>
+      <w:pPr/>
+      <w:r>
+        <w:rPr>
+          <w:lang w:val="id_ID" w:bidi="id_ID"/>
+        </w:rPr>
+      </w:r>
+      <w:r>
+        <w:rPr>
           <w:lang w:val="id_ID" w:bidi="id_ID"/>
         </w:rPr>
         <w:t xml:space="preserve">Paulus menggunakan kiasan </w:t>
@@ -18070,6 +21730,21 @@
         <w:rPr>
           <w:lang w:val="id_ID" w:bidi="id_ID"/>
         </w:rPr>
+      </w:r>
+    </w:p>
+    <w:p>
+      <w:pPr/>
+      <w:r>
+        <w:rPr>
+          <w:lang w:val="id_ID" w:bidi="id_ID"/>
+        </w:rPr>
+      </w:r>
+      <w:r>
+        <w:rPr>
+          <w:b/>
+          <w:lang w:val="id_ID" w:bidi="id_ID"/>
+        </w:rPr>
+        <w:t>ἑνὸς ἀνδρὸς γυνή</w:t>
       </w:r>
     </w:p>
     <w:p>
@@ -18167,6 +21842,21 @@
       </w:r>
       <w:r>
         <w:rPr>
+          <w:b/>
+          <w:lang w:val="id_ID" w:bidi="id_ID"/>
+        </w:rPr>
+        <w:t>ἐν &amp; μαρτυρουμένη</w:t>
+      </w:r>
+    </w:p>
+    <w:p>
+      <w:pPr/>
+      <w:r>
+        <w:rPr>
+          <w:lang w:val="id_ID" w:bidi="id_ID"/>
+        </w:rPr>
+      </w:r>
+      <w:r>
+        <w:rPr>
           <w:lang w:val="id_ID" w:bidi="id_ID"/>
         </w:rPr>
         <w:t>Jika akan membantu dalam bahasa Anda, Anda dapat mengekspresikan frasa pasif ini dengan bentuk aktif, dan Anda dapat menyatakan siapa yang melakukan tindakan tersebut. Terjemahan alternatif: "orang harus dapat membuktikan perbuatan baiknya"</w:t>
@@ -18235,6 +21925,21 @@
       </w:r>
       <w:r>
         <w:rPr>
+          <w:b/>
+          <w:lang w:val="id_ID" w:bidi="id_ID"/>
+        </w:rPr>
+        <w:t>ἐξενοδόχησεν</w:t>
+      </w:r>
+    </w:p>
+    <w:p>
+      <w:pPr/>
+      <w:r>
+        <w:rPr>
+          <w:lang w:val="id_ID" w:bidi="id_ID"/>
+        </w:rPr>
+      </w:r>
+      <w:r>
+        <w:rPr>
           <w:lang w:val="id_ID" w:bidi="id_ID"/>
         </w:rPr>
         <w:t>Terjemahan alternatif: "telah menyambut orang asing di rumahnya" atau "mempraktikkan keramahan"</w:t>
@@ -18283,6 +21988,21 @@
       </w:r>
       <w:r>
         <w:rPr>
+          <w:b/>
+          <w:lang w:val="id_ID" w:bidi="id_ID"/>
+        </w:rPr>
+        <w:t>ἁγίων πόδας ἔνιψεν</w:t>
+      </w:r>
+    </w:p>
+    <w:p>
+      <w:pPr/>
+      <w:r>
+        <w:rPr>
+          <w:lang w:val="id_ID" w:bidi="id_ID"/>
+        </w:rPr>
+      </w:r>
+      <w:r>
+        <w:rPr>
           <w:lang w:val="id_ID" w:bidi="id_ID"/>
         </w:rPr>
         <w:t>Dalam budaya ini, orang-orang berjalan tanpa alas kaki atau dengan sandal di jalan yang berdebu atau berlumpur, jadi mencuci kaki mereka begitu memasuki rumah adalah cara untuk membantu mereka merasa nyaman dan bersih. Jika orang-orang dalam budaya Anda tidak terbiasa dengan praktik ini, Anda dapat menggunakan ungkapan umum sebagai gantinya. Terjemahan alternatif: "telah merawat orang-orang percaya yang mengunjunginya"</w:t>
@@ -18351,6 +22071,21 @@
       </w:r>
       <w:r>
         <w:rPr>
+          <w:b/>
+          <w:lang w:val="id_ID" w:bidi="id_ID"/>
+        </w:rPr>
+        <w:t>ἁγίων πόδας ἔνιψεν</w:t>
+      </w:r>
+    </w:p>
+    <w:p>
+      <w:pPr/>
+      <w:r>
+        <w:rPr>
+          <w:lang w:val="id_ID" w:bidi="id_ID"/>
+        </w:rPr>
+      </w:r>
+      <w:r>
+        <w:rPr>
           <w:lang w:val="id_ID" w:bidi="id_ID"/>
         </w:rPr>
         <w:t>Paulus mungkin menggunakan satu jenis pelayanan yang rendah hati secara kiasan untuk mewakili pelayanan yang rendah hati secara umum. Terjemahan alternatif: "telah melakukan hal-hal yang rendah hati untuk menolong orang percaya lainnya"</w:t>
@@ -18419,6 +22154,21 @@
       </w:r>
       <w:r>
         <w:rPr>
+          <w:b/>
+          <w:lang w:val="id_ID" w:bidi="id_ID"/>
+        </w:rPr>
+        <w:t>θλιβομένοις</w:t>
+      </w:r>
+    </w:p>
+    <w:p>
+      <w:pPr/>
+      <w:r>
+        <w:rPr>
+          <w:lang w:val="id_ID" w:bidi="id_ID"/>
+        </w:rPr>
+      </w:r>
+      <w:r>
+        <w:rPr>
           <w:lang w:val="id_ID" w:bidi="id_ID"/>
         </w:rPr>
         <w:t xml:space="preserve">Paulus menggunakan kata sifat </w:t>
@@ -18500,6 +22250,21 @@
       </w:r>
       <w:r>
         <w:rPr>
+          <w:b/>
+          <w:lang w:val="id_ID" w:bidi="id_ID"/>
+        </w:rPr>
+        <w:t>θλιβομένοις</w:t>
+      </w:r>
+    </w:p>
+    <w:p>
+      <w:pPr/>
+      <w:r>
+        <w:rPr>
+          <w:lang w:val="id_ID" w:bidi="id_ID"/>
+        </w:rPr>
+      </w:r>
+      <w:r>
+        <w:rPr>
           <w:lang w:val="id_ID" w:bidi="id_ID"/>
         </w:rPr>
         <w:t xml:space="preserve">Istilah </w:t>
@@ -18581,6 +22346,21 @@
       </w:r>
       <w:r>
         <w:rPr>
+          <w:b/>
+          <w:lang w:val="id_ID" w:bidi="id_ID"/>
+        </w:rPr>
+        <w:t>παντὶ ἔργῳ ἀγαθῷ</w:t>
+      </w:r>
+    </w:p>
+    <w:p>
+      <w:pPr/>
+      <w:r>
+        <w:rPr>
+          <w:lang w:val="id_ID" w:bidi="id_ID"/>
+        </w:rPr>
+      </w:r>
+      <w:r>
+        <w:rPr>
           <w:lang w:val="id_ID" w:bidi="id_ID"/>
         </w:rPr>
         <w:t xml:space="preserve">Paulus menggunakan kata </w:t>
@@ -18662,6 +22442,21 @@
       </w:r>
       <w:r>
         <w:rPr>
+          <w:b/>
+          <w:lang w:val="id_ID" w:bidi="id_ID"/>
+        </w:rPr>
+        <w:t>νεωτέρας &amp; χήρας παραιτοῦ</w:t>
+      </w:r>
+    </w:p>
+    <w:p>
+      <w:pPr/>
+      <w:r>
+        <w:rPr>
+          <w:lang w:val="id_ID" w:bidi="id_ID"/>
+        </w:rPr>
+      </w:r>
+      <w:r>
+        <w:rPr>
           <w:lang w:val="id_ID" w:bidi="id_ID"/>
         </w:rPr>
         <w:t>Terjemahan alternatif: "Tapi jangan tambahkan nama janda yang berusia kurang dari 60 tahun ke dalam daftar janda"</w:t>
@@ -18710,6 +22505,21 @@
       </w:r>
       <w:r>
         <w:rPr>
+          <w:b/>
+          <w:lang w:val="id_ID" w:bidi="id_ID"/>
+        </w:rPr>
+        <w:t>καταστρηνιάσωσιν τοῦ Χριστοῦ</w:t>
+      </w:r>
+    </w:p>
+    <w:p>
+      <w:pPr/>
+      <w:r>
+        <w:rPr>
+          <w:lang w:val="id_ID" w:bidi="id_ID"/>
+        </w:rPr>
+      </w:r>
+      <w:r>
+        <w:rPr>
           <w:lang w:val="id_ID" w:bidi="id_ID"/>
         </w:rPr>
         <w:t>Implikasi dari frasa ini adalah bahwa ketika seorang janda menerima sebuah tempat dalam daftar, ia berjanji untuk tidak menikah dan mengabdikan dirinya untuk melayani orang-orang percaya lainnya. Jika akan membantu pembaca Anda, Anda dapat menunjukkannya secara eksplisit. Terjemahan alternatif: "ketika mereka merasakan hasrat-hasrat jasmani yang bertentangan dengan janji kesucian mereka"</w:t>
@@ -18778,6 +22588,21 @@
       </w:r>
       <w:r>
         <w:rPr>
+          <w:b/>
+          <w:lang w:val="id_ID" w:bidi="id_ID"/>
+        </w:rPr>
+        <w:t>ἔχουσαι κρίμα</w:t>
+      </w:r>
+    </w:p>
+    <w:p>
+      <w:pPr/>
+      <w:r>
+        <w:rPr>
+          <w:lang w:val="id_ID" w:bidi="id_ID"/>
+        </w:rPr>
+      </w:r>
+      <w:r>
+        <w:rPr>
           <w:lang w:val="id_ID" w:bidi="id_ID"/>
         </w:rPr>
         <w:t>Terjemahan alternatif: "sehingga mereka mendapat hukuman dari Allah"</w:t>
@@ -18815,6 +22640,21 @@
         <w:rPr>
           <w:lang w:val="id_ID" w:bidi="id_ID"/>
         </w:rPr>
+      </w:r>
+    </w:p>
+    <w:p>
+      <w:pPr/>
+      <w:r>
+        <w:rPr>
+          <w:lang w:val="id_ID" w:bidi="id_ID"/>
+        </w:rPr>
+      </w:r>
+      <w:r>
+        <w:rPr>
+          <w:b/>
+          <w:lang w:val="id_ID" w:bidi="id_ID"/>
+        </w:rPr>
+        <w:t>τὴν πρώτην πίστιν</w:t>
       </w:r>
     </w:p>
     <w:p>
@@ -18892,6 +22732,21 @@
       </w:r>
       <w:r>
         <w:rPr>
+          <w:b/>
+          <w:lang w:val="id_ID" w:bidi="id_ID"/>
+        </w:rPr>
+        <w:t>καὶ &amp; μανθάνουσιν</w:t>
+      </w:r>
+    </w:p>
+    <w:p>
+      <w:pPr/>
+      <w:r>
+        <w:rPr>
+          <w:lang w:val="id_ID" w:bidi="id_ID"/>
+        </w:rPr>
+      </w:r>
+      <w:r>
+        <w:rPr>
           <w:lang w:val="id_ID" w:bidi="id_ID"/>
         </w:rPr>
         <w:t>Terjemahan alternatif: “mereka juga mempunyai kebiasaan untuk tidak melakukan apa-apa”</w:t>
@@ -18940,6 +22795,21 @@
       </w:r>
       <w:r>
         <w:rPr>
+          <w:b/>
+          <w:lang w:val="id_ID" w:bidi="id_ID"/>
+        </w:rPr>
+        <w:t>περιερχόμεναι τὰς οἰκίας</w:t>
+      </w:r>
+    </w:p>
+    <w:p>
+      <w:pPr/>
+      <w:r>
+        <w:rPr>
+          <w:lang w:val="id_ID" w:bidi="id_ID"/>
+        </w:rPr>
+      </w:r>
+      <w:r>
+        <w:rPr>
           <w:lang w:val="id_ID" w:bidi="id_ID"/>
         </w:rPr>
         <w:t>Terjemahan alternatif: “pergi dari rumah ke rumah”</w:t>
@@ -18988,6 +22858,21 @@
       </w:r>
       <w:r>
         <w:rPr>
+          <w:b/>
+          <w:lang w:val="id_ID" w:bidi="id_ID"/>
+        </w:rPr>
+        <w:t>φλύαροι καὶ περίεργοι, λαλοῦσαι τὰ μὴ δέοντα</w:t>
+      </w:r>
+    </w:p>
+    <w:p>
+      <w:pPr/>
+      <w:r>
+        <w:rPr>
+          <w:lang w:val="id_ID" w:bidi="id_ID"/>
+        </w:rPr>
+      </w:r>
+      <w:r>
+        <w:rPr>
           <w:lang w:val="id_ID" w:bidi="id_ID"/>
         </w:rPr>
         <w:t>Ketiga frasa ini mungkin merupakan cara untuk berbicara tentang aktivitas yang sama. Paulus mungkin menggunakan pengulangan untuk menekankan bahwa para perempuan ini tidak boleh menyelidiki kehidupan pribadi seseorang dan menceritakannya kepada orang lain yang keadaannya tidak akan lebih baik setelah mendengar gosip ini. Jika menurut Anda ini akan bermanfaat bagi pembaca Anda, Anda dapat menggabungkan frasa-frasa ini menjadi satu. Terjemahan alternatif: “orang-orang yang ikut campur secara terbuka dalam urusan orang lain” (Doublet dapat terdiri dari lebih dari dua istilah.)</w:t>
@@ -19056,6 +22941,21 @@
       </w:r>
       <w:r>
         <w:rPr>
+          <w:b/>
+          <w:lang w:val="id_ID" w:bidi="id_ID"/>
+        </w:rPr>
+        <w:t>τῷ ἀντικειμένῳ</w:t>
+      </w:r>
+    </w:p>
+    <w:p>
+      <w:pPr/>
+      <w:r>
+        <w:rPr>
+          <w:lang w:val="id_ID" w:bidi="id_ID"/>
+        </w:rPr>
+      </w:r>
+      <w:r>
+        <w:rPr>
           <w:lang w:val="id_ID" w:bidi="id_ID"/>
         </w:rPr>
         <w:t>Ungkapan ini bisa merujuk pada implikasinya pada: (1) Ini bisa merujuk pada: (1) Setan. Ini adalah pembacaan UST. Terjemahan alternatif: “iblis” (2) orang-orang tidak beriman yang menentang para pengikut Yesus. Terjemahan alternatif: “orang-orang yang tidak percaya yang menentang engkau”</w:t>
@@ -19104,6 +23004,21 @@
       </w:r>
       <w:r>
         <w:rPr>
+          <w:b/>
+          <w:lang w:val="id_ID" w:bidi="id_ID"/>
+        </w:rPr>
+        <w:t>ἐξετράπησαν ὀπίσω τοῦ Σατανᾶ</w:t>
+      </w:r>
+    </w:p>
+    <w:p>
+      <w:pPr/>
+      <w:r>
+        <w:rPr>
+          <w:lang w:val="id_ID" w:bidi="id_ID"/>
+        </w:rPr>
+      </w:r>
+      <w:r>
+        <w:rPr>
           <w:lang w:val="id_ID" w:bidi="id_ID"/>
         </w:rPr>
         <w:t>Paulus berbicara tentang hidup dalam kesetiaan kepada Kristus seolah-olah itu adalah jalan yang dapat diikuti atau ditinggalkan. Maksudnya adalah bahwa beberapa janda muda sudah tidak lagi menaati Yesus dan malah mulai melakukan apa yang Setan ingin mereka lakukan. Terjemahan alternatif: “telah berhenti hidup dalam ketaatan kepada Yesus dan memutuskan untuk menaati Setan”</w:t>
@@ -19172,6 +23087,21 @@
       </w:r>
       <w:r>
         <w:rPr>
+          <w:b/>
+          <w:lang w:val="id_ID" w:bidi="id_ID"/>
+        </w:rPr>
+        <w:t>ἔχει χήρας</w:t>
+      </w:r>
+    </w:p>
+    <w:p>
+      <w:pPr/>
+      <w:r>
+        <w:rPr>
+          <w:lang w:val="id_ID" w:bidi="id_ID"/>
+        </w:rPr>
+      </w:r>
+      <w:r>
+        <w:rPr>
           <w:lang w:val="id_ID" w:bidi="id_ID"/>
         </w:rPr>
         <w:t xml:space="preserve">Implikasinya adalah bahwa dia </w:t>
@@ -19253,6 +23183,21 @@
       </w:r>
       <w:r>
         <w:rPr>
+          <w:b/>
+          <w:lang w:val="id_ID" w:bidi="id_ID"/>
+        </w:rPr>
+        <w:t>μὴ βαρείσθω ἡ ἐκκλησία</w:t>
+      </w:r>
+    </w:p>
+    <w:p>
+      <w:pPr/>
+      <w:r>
+        <w:rPr>
+          <w:lang w:val="id_ID" w:bidi="id_ID"/>
+        </w:rPr>
+      </w:r>
+      <w:r>
+        <w:rPr>
           <w:lang w:val="id_ID" w:bidi="id_ID"/>
         </w:rPr>
         <w:t>Paulus berbicara secara kiasan tentang komunitas yang harus membantu lebih banyak orang daripada yang mampu mereka bantu, seolah-olah komunitas tersebut memikul terlalu banyak beban di punggungnya. Terjemahan alternatif: “agar jemaat tidak mempunyai pekerjaan lebih dari yang mampu dilakukannya” atau “agar komunitas Kristen tidak perlu menghidupi para janda yang keluarganya mampu menafkahi mereka”</w:t>
@@ -19321,6 +23266,21 @@
       </w:r>
       <w:r>
         <w:rPr>
+          <w:b/>
+          <w:lang w:val="id_ID" w:bidi="id_ID"/>
+        </w:rPr>
+        <w:t>μὴ βαρείσθω ἡ ἐκκλησία</w:t>
+      </w:r>
+    </w:p>
+    <w:p>
+      <w:pPr/>
+      <w:r>
+        <w:rPr>
+          <w:lang w:val="id_ID" w:bidi="id_ID"/>
+        </w:rPr>
+      </w:r>
+      <w:r>
+        <w:rPr>
           <w:lang w:val="id_ID" w:bidi="id_ID"/>
         </w:rPr>
         <w:t>Jika ini berguna dalam bahasa Anda, Anda dapat mengungkapkan frasa pasif ini dengan bentuk aktif. Terjemahan alternatif: “agar jemaat tidak mempunyai pekerjaan lebih dari yang mampu dilakukannya” atau “agar komunitas Kristen tidak perlu menghidupi para janda yang keluarganya mampu menafkahi mereka”</w:t>
@@ -19389,6 +23349,21 @@
       </w:r>
       <w:r>
         <w:rPr>
+          <w:b/>
+          <w:lang w:val="id_ID" w:bidi="id_ID"/>
+        </w:rPr>
+        <w:t>ταῖς ὄντως χήραις</w:t>
+      </w:r>
+    </w:p>
+    <w:p>
+      <w:pPr/>
+      <w:r>
+        <w:rPr>
+          <w:lang w:val="id_ID" w:bidi="id_ID"/>
+        </w:rPr>
+      </w:r>
+      <w:r>
+        <w:rPr>
           <w:lang w:val="id_ID" w:bidi="id_ID"/>
         </w:rPr>
         <w:t>Terjemahan lain: “janda-janda yang tidak mempunyai orang lain untuk menafkahi mereka”</w:t>
@@ -19437,6 +23412,21 @@
       </w:r>
       <w:r>
         <w:rPr>
+          <w:b/>
+          <w:lang w:val="id_ID" w:bidi="id_ID"/>
+        </w:rPr>
+        <w:t>οἱ καλῶς προεστῶτες πρεσβύτεροι &amp; ἀξιούσθωσαν</w:t>
+      </w:r>
+    </w:p>
+    <w:p>
+      <w:pPr/>
+      <w:r>
+        <w:rPr>
+          <w:lang w:val="id_ID" w:bidi="id_ID"/>
+        </w:rPr>
+      </w:r>
+      <w:r>
+        <w:rPr>
           <w:lang w:val="id_ID" w:bidi="id_ID"/>
         </w:rPr>
         <w:t>Jika hal ini berguna dalam bahasa Anda, Anda dapat mengungkapkan frasa pasif dengan bentuk aktif, dan Anda dapat menyatakan siapa yang melakukan tindakan tersebut. Terjemahan alternatif: “Semua orang percaya harus menganggap para penatua yang merupakan pemimpin yang baik sebagai orang-orang yang layak”</w:t>
@@ -19505,6 +23495,21 @@
       </w:r>
       <w:r>
         <w:rPr>
+          <w:b/>
+          <w:lang w:val="id_ID" w:bidi="id_ID"/>
+        </w:rPr>
+        <w:t>διπλῆς τιμῆς</w:t>
+      </w:r>
+    </w:p>
+    <w:p>
+      <w:pPr/>
+      <w:r>
+        <w:rPr>
+          <w:lang w:val="id_ID" w:bidi="id_ID"/>
+        </w:rPr>
+      </w:r>
+      <w:r>
+        <w:rPr>
           <w:lang w:val="id_ID" w:bidi="id_ID"/>
         </w:rPr>
         <w:t xml:space="preserve">Di sini, </w:t>
@@ -19586,6 +23591,21 @@
       </w:r>
       <w:r>
         <w:rPr>
+          <w:b/>
+          <w:lang w:val="id_ID" w:bidi="id_ID"/>
+        </w:rPr>
+        <w:t>λόγῳ</w:t>
+      </w:r>
+    </w:p>
+    <w:p>
+      <w:pPr/>
+      <w:r>
+        <w:rPr>
+          <w:lang w:val="id_ID" w:bidi="id_ID"/>
+        </w:rPr>
+      </w:r>
+      <w:r>
+        <w:rPr>
           <w:lang w:val="id_ID" w:bidi="id_ID"/>
         </w:rPr>
         <w:t xml:space="preserve">Paulus mungkin menggunakan istilah </w:t>
@@ -19667,6 +23687,21 @@
       </w:r>
       <w:r>
         <w:rPr>
+          <w:b/>
+          <w:lang w:val="id_ID" w:bidi="id_ID"/>
+        </w:rPr>
+        <w:t>λέγει &amp; ἡ Γραφή</w:t>
+      </w:r>
+    </w:p>
+    <w:p>
+      <w:pPr/>
+      <w:r>
+        <w:rPr>
+          <w:lang w:val="id_ID" w:bidi="id_ID"/>
+        </w:rPr>
+      </w:r>
+      <w:r>
+        <w:rPr>
           <w:lang w:val="id_ID" w:bidi="id_ID"/>
         </w:rPr>
         <w:t>Paulus secara kiasan menggambarkan Kitab Suci seolah-olah Kitab Suci dapat berbicara sendiri. Terjemahan alternatif: “sebab ada tertulis di dalam Kitab Suci” atau “sebab kita membaca di dalam Kitab Suci bahwa”</w:t>
@@ -19735,6 +23770,21 @@
       </w:r>
       <w:r>
         <w:rPr>
+          <w:b/>
+          <w:lang w:val="id_ID" w:bidi="id_ID"/>
+        </w:rPr>
+        <w:t>οὐ φιμώσεις</w:t>
+      </w:r>
+    </w:p>
+    <w:p>
+      <w:pPr/>
+      <w:r>
+        <w:rPr>
+          <w:lang w:val="id_ID" w:bidi="id_ID"/>
+        </w:rPr>
+      </w:r>
+      <w:r>
+        <w:rPr>
           <w:lang w:val="id_ID" w:bidi="id_ID"/>
         </w:rPr>
         <w:t>Di sini Kitab Suci menggunakan satu pernyataan untuk memberikan perintah. Terjemahan alternatif: “jangan memberangus lembu yang sedang menginjak biji-bijian”</w:t>
@@ -19803,6 +23853,21 @@
       </w:r>
       <w:r>
         <w:rPr>
+          <w:b/>
+          <w:lang w:val="id_ID" w:bidi="id_ID"/>
+        </w:rPr>
+        <w:t>βοῦν ἀλοῶντα οὐ φιμώσεις, καί</w:t>
+      </w:r>
+    </w:p>
+    <w:p>
+      <w:pPr/>
+      <w:r>
+        <w:rPr>
+          <w:lang w:val="id_ID" w:bidi="id_ID"/>
+        </w:rPr>
+      </w:r>
+      <w:r>
+        <w:rPr>
           <w:lang w:val="id_ID" w:bidi="id_ID"/>
         </w:rPr>
         <w:t>Paulus mengutip bagian ini secara kiasan. Ia menggunakannya untuk menunjukkan bahwa, sebagaimana Allah ingin agar lembu dapat memakan sebagian dari biji-bijian yang sedang mereka pisahkan dari kulitnya, maka para pemimpin jemaat berhak menerima bayaran dari komunitas Kristen yang mereka layani.</w:t>
@@ -19874,6 +23939,21 @@
           <w:b/>
           <w:lang w:val="id_ID" w:bidi="id_ID"/>
         </w:rPr>
+        <w:t>βοῦν ἀλοῶντα οὐ φιμώσεις</w:t>
+      </w:r>
+    </w:p>
+    <w:p>
+      <w:pPr/>
+      <w:r>
+        <w:rPr>
+          <w:lang w:val="id_ID" w:bidi="id_ID"/>
+        </w:rPr>
+      </w:r>
+      <w:r>
+        <w:rPr>
+          <w:b/>
+          <w:lang w:val="id_ID" w:bidi="id_ID"/>
+        </w:rPr>
         <w:t>Berangus</w:t>
       </w:r>
       <w:r>
@@ -19946,6 +24026,21 @@
       </w:r>
       <w:r>
         <w:rPr>
+          <w:b/>
+          <w:lang w:val="id_ID" w:bidi="id_ID"/>
+        </w:rPr>
+        <w:t>ἄξιος &amp; τοῦ μισθοῦ αὐτοῦ</w:t>
+      </w:r>
+    </w:p>
+    <w:p>
+      <w:pPr/>
+      <w:r>
+        <w:rPr>
+          <w:lang w:val="id_ID" w:bidi="id_ID"/>
+        </w:rPr>
+      </w:r>
+      <w:r>
+        <w:rPr>
           <w:lang w:val="id_ID" w:bidi="id_ID"/>
         </w:rPr>
         <w:t>Terjemahan alternatif: “seorang pekerja mempunyai hak untuk dibayar” atau “seorang pekerja harus menerima upahnya”</w:t>
@@ -19994,6 +24089,21 @@
       </w:r>
       <w:r>
         <w:rPr>
+          <w:b/>
+          <w:lang w:val="id_ID" w:bidi="id_ID"/>
+        </w:rPr>
+        <w:t>κατηγορίαν μὴ παραδέχου, ἐκτὸς εἰ</w:t>
+      </w:r>
+    </w:p>
+    <w:p>
+      <w:pPr/>
+      <w:r>
+        <w:rPr>
+          <w:lang w:val="id_ID" w:bidi="id_ID"/>
+        </w:rPr>
+      </w:r>
+      <w:r>
+        <w:rPr>
           <w:lang w:val="id_ID" w:bidi="id_ID"/>
         </w:rPr>
         <w:t>Jika, dalam bahasa Anda, tampak bahwa Paulus membuat suatu pernyataan dan kemudian membantahnya, Anda dapat menyusun ulang pernyataan tersebut untuk menghindari penggunaan klausa pengecualian. Terjemahan lain: “hanya percaya bahwa suatu tuduhan benar jika”</w:t>
@@ -20062,6 +24172,21 @@
       </w:r>
       <w:r>
         <w:rPr>
+          <w:b/>
+          <w:lang w:val="id_ID" w:bidi="id_ID"/>
+        </w:rPr>
+        <w:t>ἐκτὸς εἰ μὴ ἐπὶ</w:t>
+      </w:r>
+    </w:p>
+    <w:p>
+      <w:pPr/>
+      <w:r>
+        <w:rPr>
+          <w:lang w:val="id_ID" w:bidi="id_ID"/>
+        </w:rPr>
+      </w:r>
+      <w:r>
+        <w:rPr>
           <w:lang w:val="id_ID" w:bidi="id_ID"/>
         </w:rPr>
         <w:t>Paulus menghilangkan beberapa kata yang dalam banyak bahasa diperlukan untuk melengkapi sebuah kalimat. Anda dapat menyediakan kata-kata ini dari konteksnya jika akan lebih jelas dalam bahasa Anda. Terjemahan alternatif: “kecuali jika didasarkan pada kesaksian”</w:t>
@@ -20130,6 +24255,21 @@
       </w:r>
       <w:r>
         <w:rPr>
+          <w:b/>
+          <w:lang w:val="id_ID" w:bidi="id_ID"/>
+        </w:rPr>
+        <w:t>δύο ἢ τριῶν</w:t>
+      </w:r>
+    </w:p>
+    <w:p>
+      <w:pPr/>
+      <w:r>
+        <w:rPr>
+          <w:lang w:val="id_ID" w:bidi="id_ID"/>
+        </w:rPr>
+      </w:r>
+      <w:r>
+        <w:rPr>
           <w:lang w:val="id_ID" w:bidi="id_ID"/>
         </w:rPr>
         <w:t>Terjemahan lain: “setidaknya dua” atau “dua atau lebih”</w:t>
@@ -20178,6 +24318,21 @@
       </w:r>
       <w:r>
         <w:rPr>
+          <w:b/>
+          <w:lang w:val="id_ID" w:bidi="id_ID"/>
+        </w:rPr>
+        <w:t>πάντων</w:t>
+      </w:r>
+    </w:p>
+    <w:p>
+      <w:pPr/>
+      <w:r>
+        <w:rPr>
+          <w:lang w:val="id_ID" w:bidi="id_ID"/>
+        </w:rPr>
+      </w:r>
+      <w:r>
+        <w:rPr>
           <w:lang w:val="id_ID" w:bidi="id_ID"/>
         </w:rPr>
         <w:t xml:space="preserve">Paulus menggunakan kata sifat </w:t>
@@ -20259,6 +24414,21 @@
       </w:r>
       <w:r>
         <w:rPr>
+          <w:b/>
+          <w:lang w:val="id_ID" w:bidi="id_ID"/>
+        </w:rPr>
+        <w:t>φόβον ἔχωσιν</w:t>
+      </w:r>
+    </w:p>
+    <w:p>
+      <w:pPr/>
+      <w:r>
+        <w:rPr>
+          <w:lang w:val="id_ID" w:bidi="id_ID"/>
+        </w:rPr>
+      </w:r>
+      <w:r>
+        <w:rPr>
           <w:lang w:val="id_ID" w:bidi="id_ID"/>
         </w:rPr>
         <w:t xml:space="preserve">Di sini Paulus menyiratkan bahwa orang-orang ini akan </w:t>
@@ -20340,6 +24510,21 @@
       </w:r>
       <w:r>
         <w:rPr>
+          <w:b/>
+          <w:lang w:val="id_ID" w:bidi="id_ID"/>
+        </w:rPr>
+        <w:t>φόβον ἔχωσιν</w:t>
+      </w:r>
+    </w:p>
+    <w:p>
+      <w:pPr/>
+      <w:r>
+        <w:rPr>
+          <w:lang w:val="id_ID" w:bidi="id_ID"/>
+        </w:rPr>
+      </w:r>
+      <w:r>
+        <w:rPr>
           <w:lang w:val="id_ID" w:bidi="id_ID"/>
         </w:rPr>
         <w:t xml:space="preserve">Jika bahasa Anda tidak menggunakan kata benda abstrak untuk ide </w:t>
@@ -20482,6 +24667,21 @@
       </w:r>
       <w:r>
         <w:rPr>
+          <w:b/>
+          <w:lang w:val="id_ID" w:bidi="id_ID"/>
+        </w:rPr>
+        <w:t>τῶν ἐκλεκτῶν ἀγγέλων</w:t>
+      </w:r>
+    </w:p>
+    <w:p>
+      <w:pPr/>
+      <w:r>
+        <w:rPr>
+          <w:lang w:val="id_ID" w:bidi="id_ID"/>
+        </w:rPr>
+      </w:r>
+      <w:r>
+        <w:rPr>
           <w:lang w:val="id_ID" w:bidi="id_ID"/>
         </w:rPr>
         <w:t xml:space="preserve">Frasa ini mengacu pada </w:t>
@@ -20576,6 +24776,21 @@
       </w:r>
       <w:r>
         <w:rPr>
+          <w:b/>
+          <w:lang w:val="id_ID" w:bidi="id_ID"/>
+        </w:rPr>
+        <w:t>ταῦτα</w:t>
+      </w:r>
+    </w:p>
+    <w:p>
+      <w:pPr/>
+      <w:r>
+        <w:rPr>
+          <w:lang w:val="id_ID" w:bidi="id_ID"/>
+        </w:rPr>
+      </w:r>
+      <w:r>
+        <w:rPr>
           <w:lang w:val="id_ID" w:bidi="id_ID"/>
         </w:rPr>
         <w:t>Secara tata bahasa, ini bisa merujuk pada instruksi yang Paulus berikan kepada Timotius mengenai para penatua, atau pada instruksi yang akan dia berikan kepada Timotius mengenai perilaku pribadinya. Namun karena Paulus menyuruh Timotius untuk mengikuti petunjuk ini tanpa mengutamakan satu orang daripada yang lain, kemungkinan besar ini mengacu pada petunjuk tentang penatua. Terjemahan lain: “hal-hal inilah yang baru saja kukatakan kepadamu”</w:t>
@@ -20624,6 +24839,21 @@
       </w:r>
       <w:r>
         <w:rPr>
+          <w:b/>
+          <w:lang w:val="id_ID" w:bidi="id_ID"/>
+        </w:rPr>
+        <w:t>χωρὶς προκρίματος, μηδὲν ποιῶν κατὰ πρόσκλισιν</w:t>
+      </w:r>
+    </w:p>
+    <w:p>
+      <w:pPr/>
+      <w:r>
+        <w:rPr>
+          <w:lang w:val="id_ID" w:bidi="id_ID"/>
+        </w:rPr>
+      </w:r>
+      <w:r>
+        <w:rPr>
           <w:lang w:val="id_ID" w:bidi="id_ID"/>
         </w:rPr>
         <w:t xml:space="preserve">Istilah </w:t>
@@ -20718,6 +24948,21 @@
       </w:r>
       <w:r>
         <w:rPr>
+          <w:b/>
+          <w:lang w:val="id_ID" w:bidi="id_ID"/>
+        </w:rPr>
+        <w:t>χωρὶς προκρίματος, μηδὲν ποιῶν κατὰ πρόσκλισιν</w:t>
+      </w:r>
+    </w:p>
+    <w:p>
+      <w:pPr/>
+      <w:r>
+        <w:rPr>
+          <w:lang w:val="id_ID" w:bidi="id_ID"/>
+        </w:rPr>
+      </w:r>
+      <w:r>
+        <w:rPr>
           <w:lang w:val="id_ID" w:bidi="id_ID"/>
         </w:rPr>
         <w:t>Terjemahan lain: “ikuti petunjuk ini”</w:t>
@@ -20769,6 +25014,21 @@
           <w:b/>
           <w:lang w:val="id_ID" w:bidi="id_ID"/>
         </w:rPr>
+        <w:t>χεῖρας ταχέως μηδενὶ ἐπιτίθει</w:t>
+      </w:r>
+    </w:p>
+    <w:p>
+      <w:pPr/>
+      <w:r>
+        <w:rPr>
+          <w:lang w:val="id_ID" w:bidi="id_ID"/>
+        </w:rPr>
+      </w:r>
+      <w:r>
+        <w:rPr>
+          <w:b/>
+          <w:lang w:val="id_ID" w:bidi="id_ID"/>
+        </w:rPr>
         <w:t>Menumpangkan tangan</w:t>
       </w:r>
       <w:r>
@@ -20841,6 +25101,21 @@
       </w:r>
       <w:r>
         <w:rPr>
+          <w:b/>
+          <w:lang w:val="id_ID" w:bidi="id_ID"/>
+        </w:rPr>
+        <w:t>μηδὲ κοινώνει ἁμαρτίαις ἀλλοτρίαις</w:t>
+      </w:r>
+    </w:p>
+    <w:p>
+      <w:pPr/>
+      <w:r>
+        <w:rPr>
+          <w:lang w:val="id_ID" w:bidi="id_ID"/>
+        </w:rPr>
+      </w:r>
+      <w:r>
+        <w:rPr>
           <w:lang w:val="id_ID" w:bidi="id_ID"/>
         </w:rPr>
         <w:t>Implikasinya dalam konteks mungkin adalah jika Timotius menunjuk seseorang untuk menjadi pemimpin sebelum orang tersebut siap atau tanpa memastikan bahwa karakternya patut dicontoh, maka Timotius akan memikul tanggung jawab atas kegagalan utama orang tersebut sebagai seorang pemimpin, atau dia akan tampak menyetujuinya. dosa-dosa orang tersebut, setelah terungkap. Terjemahan lain: “agar Anda tidak bertanggung jawab atas kegagalan moral dan kepemimpinan orang lain”</w:t>
@@ -20909,6 +25184,21 @@
       </w:r>
       <w:r>
         <w:rPr>
+          <w:b/>
+          <w:lang w:val="id_ID" w:bidi="id_ID"/>
+        </w:rPr>
+        <w:t>οἴνῳ ὀλίγῳ χρῶ</w:t>
+      </w:r>
+    </w:p>
+    <w:p>
+      <w:pPr/>
+      <w:r>
+        <w:rPr>
+          <w:lang w:val="id_ID" w:bidi="id_ID"/>
+        </w:rPr>
+      </w:r>
+      <w:r>
+        <w:rPr>
           <w:lang w:val="id_ID" w:bidi="id_ID"/>
         </w:rPr>
         <w:t>Paulus menyuruh Timotius untuk menggunakan anggur secara khusus sebagai obat. Air di kawasan itu kotor dan sering menimbulkan penyakit. Terjemahan lain: “selain itu, kamu harus minum anggur dari waktu ke waktu sebagai obat”</w:t>
@@ -20977,6 +25267,21 @@
       </w:r>
       <w:r>
         <w:rPr>
+          <w:b/>
+          <w:lang w:val="id_ID" w:bidi="id_ID"/>
+        </w:rPr>
+        <w:t>τινῶν ἀνθρώπων</w:t>
+      </w:r>
+    </w:p>
+    <w:p>
+      <w:pPr/>
+      <w:r>
+        <w:rPr>
+          <w:lang w:val="id_ID" w:bidi="id_ID"/>
+        </w:rPr>
+      </w:r>
+      <w:r>
+        <w:rPr>
           <w:lang w:val="id_ID" w:bidi="id_ID"/>
         </w:rPr>
         <w:t xml:space="preserve">Paulus menggunakan istilah </w:t>
@@ -21058,6 +25363,21 @@
       </w:r>
       <w:r>
         <w:rPr>
+          <w:b/>
+          <w:lang w:val="id_ID" w:bidi="id_ID"/>
+        </w:rPr>
+        <w:t>προάγουσαι εἰς κρίσιν, τισὶν δὲ καὶ ἐπακολουθοῦσιν</w:t>
+      </w:r>
+    </w:p>
+    <w:p>
+      <w:pPr/>
+      <w:r>
+        <w:rPr>
+          <w:lang w:val="id_ID" w:bidi="id_ID"/>
+        </w:rPr>
+      </w:r>
+      <w:r>
+        <w:rPr>
           <w:lang w:val="id_ID" w:bidi="id_ID"/>
         </w:rPr>
         <w:t xml:space="preserve">Paulus berbicara tentang dosa seolah-olah dosa dapat bergerak dengan sendirinya mendahului seseorang hingga orang tersebut akan diadili karena perbuatannya. Di sini, </w:t>
@@ -21139,6 +25459,21 @@
       </w:r>
       <w:r>
         <w:rPr>
+          <w:b/>
+          <w:lang w:val="id_ID" w:bidi="id_ID"/>
+        </w:rPr>
+        <w:t>εἰς κρίσιν</w:t>
+      </w:r>
+    </w:p>
+    <w:p>
+      <w:pPr/>
+      <w:r>
+        <w:rPr>
+          <w:lang w:val="id_ID" w:bidi="id_ID"/>
+        </w:rPr>
+      </w:r>
+      <w:r>
+        <w:rPr>
           <w:lang w:val="id_ID" w:bidi="id_ID"/>
         </w:rPr>
         <w:t>Paulus sekali lagi berbicara tentang dosa seolah-olah dosa dapat hilang dengan sendirinya. Seperti pada klausa sebelumnya, ini bisa merujuk pada: (1) penghakiman oleh Tuhan. Terjemahan lain: “tetapi dosa orang lain tidak menjadi nyata sampai Allah menghakiminya” (2) penghakiman oleh gereja. Terjemahan lain: “tetapi dosa beberapa orang masih tersembunyi untuk waktu yang lama” Alternatif terakhir ini juga memungkinkan adanya kemungkinan bahwa Paulus merujuk pada penghakiman oleh Allah.</w:t>
@@ -21207,6 +25542,21 @@
       </w:r>
       <w:r>
         <w:rPr>
+          <w:b/>
+          <w:lang w:val="id_ID" w:bidi="id_ID"/>
+        </w:rPr>
+        <w:t>καὶ τὰ ἔργα τὰ καλὰ πρόδηλα</w:t>
+      </w:r>
+    </w:p>
+    <w:p>
+      <w:pPr/>
+      <w:r>
+        <w:rPr>
+          <w:lang w:val="id_ID" w:bidi="id_ID"/>
+        </w:rPr>
+      </w:r>
+      <w:r>
+        <w:rPr>
           <w:lang w:val="id_ID" w:bidi="id_ID"/>
         </w:rPr>
         <w:t>Secara implisit, di sini Paulus tidak memaksudkan semua perbuatan baik, karena di sisa kalimatnya ia berbicara tentang beberapa perbuatan baik yang tidak nyata. Terjemahan lain: “kebanyakan perbuatan baik juga nyata”</w:t>
@@ -21275,6 +25625,21 @@
       </w:r>
       <w:r>
         <w:rPr>
+          <w:b/>
+          <w:lang w:val="id_ID" w:bidi="id_ID"/>
+        </w:rPr>
+        <w:t>τὰ ἄλλως ἔχοντα</w:t>
+      </w:r>
+    </w:p>
+    <w:p>
+      <w:pPr/>
+      <w:r>
+        <w:rPr>
+          <w:lang w:val="id_ID" w:bidi="id_ID"/>
+        </w:rPr>
+      </w:r>
+      <w:r>
+        <w:rPr>
           <w:lang w:val="id_ID" w:bidi="id_ID"/>
         </w:rPr>
         <w:t>Paulus berbicara tentang perbuatan baik seolah-olah itu adalah objek yang dapat disembunyikan oleh seseorang. Terjemahan lain: “dan orang-orang kelak akan mengetahui perbuatan baik yang tidak terlihat”</w:t>
@@ -21343,6 +25708,21 @@
       </w:r>
       <w:r>
         <w:rPr>
+          <w:b/>
+          <w:lang w:val="id_ID" w:bidi="id_ID"/>
+        </w:rPr>
+        <w:t>κρυβῆναι οὐ δύναταί</w:t>
+      </w:r>
+    </w:p>
+    <w:p>
+      <w:pPr/>
+      <w:r>
+        <w:rPr>
+          <w:lang w:val="id_ID" w:bidi="id_ID"/>
+        </w:rPr>
+      </w:r>
+      <w:r>
+        <w:rPr>
           <w:lang w:val="id_ID" w:bidi="id_ID"/>
         </w:rPr>
         <w:t xml:space="preserve">Jika ini berguna dalam bahasa Anda, Anda dapat menyatakan negatif ganda </w:t>
@@ -21424,6 +25804,21 @@
       </w:r>
       <w:r>
         <w:rPr>
+          <w:b/>
+          <w:lang w:val="id_ID" w:bidi="id_ID"/>
+        </w:rPr>
+        <w:t>κρυβῆναι οὐ δύναταί</w:t>
+      </w:r>
+    </w:p>
+    <w:p>
+      <w:pPr/>
+      <w:r>
+        <w:rPr>
+          <w:lang w:val="id_ID" w:bidi="id_ID"/>
+        </w:rPr>
+      </w:r>
+      <w:r>
+        <w:rPr>
           <w:lang w:val="id_ID" w:bidi="id_ID"/>
         </w:rPr>
         <w:t>Jika ini berguna dalam bahasa Anda, Anda dapat mengungkapkan frasa pasif ini dengan bentuk aktif, dan Anda dapat menyatakan siapa yang akan melakukan tindakan tersebut. Terjemahan lain: “dan orang-orang yang diam-diam melakukan perbuatan baik tidak akan dapat menyembunyikannya selamanya”</w:t>
@@ -21492,6 +25887,21 @@
       </w:r>
       <w:r>
         <w:rPr>
+          <w:b/>
+          <w:lang w:val="id_ID" w:bidi="id_ID"/>
+        </w:rPr>
+        <w:t>ὑπὸ ζυγὸν δοῦλοι</w:t>
+      </w:r>
+    </w:p>
+    <w:p>
+      <w:pPr/>
+      <w:r>
+        <w:rPr>
+          <w:lang w:val="id_ID" w:bidi="id_ID"/>
+        </w:rPr>
+      </w:r>
+      <w:r>
+        <w:rPr>
           <w:lang w:val="id_ID" w:bidi="id_ID"/>
         </w:rPr>
         <w:t xml:space="preserve">Paulus berbicara tentang orang-orang yang bekerja sebagai </w:t>
@@ -21586,6 +25996,21 @@
       </w:r>
       <w:r>
         <w:rPr>
+          <w:b/>
+          <w:lang w:val="id_ID" w:bidi="id_ID"/>
+        </w:rPr>
+        <w:t>ἡγείσθωσαν</w:t>
+      </w:r>
+    </w:p>
+    <w:p>
+      <w:pPr/>
+      <w:r>
+        <w:rPr>
+          <w:lang w:val="id_ID" w:bidi="id_ID"/>
+        </w:rPr>
+      </w:r>
+      <w:r>
+        <w:rPr>
           <w:lang w:val="id_ID" w:bidi="id_ID"/>
         </w:rPr>
         <w:t>Implikasi dalam konteks ini adalah bahwa Paulus berbicara tentang orang-orang percaya yang adalah budak. Terjemahan alternatif: “Semua orang percaya yang bekerja sebagai budak”</w:t>
@@ -21654,6 +26079,21 @@
       </w:r>
       <w:r>
         <w:rPr>
+          <w:b/>
+          <w:lang w:val="id_ID" w:bidi="id_ID"/>
+        </w:rPr>
+        <w:t>μὴ τὸ ὄνομα τοῦ Θεοῦ καὶ ἡ διδασκαλία βλασφημῆται</w:t>
+      </w:r>
+    </w:p>
+    <w:p>
+      <w:pPr/>
+      <w:r>
+        <w:rPr>
+          <w:lang w:val="id_ID" w:bidi="id_ID"/>
+        </w:rPr>
+      </w:r>
+      <w:r>
+        <w:rPr>
           <w:lang w:val="id_ID" w:bidi="id_ID"/>
         </w:rPr>
         <w:t>Jika akan membantu dalam bahasa Anda, Anda dapat mengekspresikan frasa pasif ini dengan bentuk aktif, dan Anda dapat menyatakan siapa yang akan melakukan tindakan tersebut. Terjemahan alternatif: “supaya orang-orang yang tidak percaya tidak menghina karakter Allah atau apa yang kita percayai dan ajarkan”</w:t>
@@ -21722,6 +26162,21 @@
       </w:r>
       <w:r>
         <w:rPr>
+          <w:b/>
+          <w:lang w:val="id_ID" w:bidi="id_ID"/>
+        </w:rPr>
+        <w:t>τὸ ὄνομα τοῦ Θεοῦ</w:t>
+      </w:r>
+    </w:p>
+    <w:p>
+      <w:pPr/>
+      <w:r>
+        <w:rPr>
+          <w:lang w:val="id_ID" w:bidi="id_ID"/>
+        </w:rPr>
+      </w:r>
+      <w:r>
+        <w:rPr>
           <w:lang w:val="id_ID" w:bidi="id_ID"/>
         </w:rPr>
         <w:t xml:space="preserve">Di sini, </w:t>
@@ -21803,6 +26258,21 @@
       </w:r>
       <w:r>
         <w:rPr>
+          <w:b/>
+          <w:lang w:val="id_ID" w:bidi="id_ID"/>
+        </w:rPr>
+        <w:t>ἀδελφοί</w:t>
+      </w:r>
+    </w:p>
+    <w:p>
+      <w:pPr/>
+      <w:r>
+        <w:rPr>
+          <w:lang w:val="id_ID" w:bidi="id_ID"/>
+        </w:rPr>
+      </w:r>
+      <w:r>
+        <w:rPr>
           <w:lang w:val="id_ID" w:bidi="id_ID"/>
         </w:rPr>
         <w:t xml:space="preserve">Di sini, </w:t>
@@ -21884,6 +26354,21 @@
       </w:r>
       <w:r>
         <w:rPr>
+          <w:b/>
+          <w:lang w:val="id_ID" w:bidi="id_ID"/>
+        </w:rPr>
+        <w:t>ἀγαπητοὶ</w:t>
+      </w:r>
+    </w:p>
+    <w:p>
+      <w:pPr/>
+      <w:r>
+        <w:rPr>
+          <w:lang w:val="id_ID" w:bidi="id_ID"/>
+        </w:rPr>
+      </w:r>
+      <w:r>
+        <w:rPr>
           <w:lang w:val="id_ID" w:bidi="id_ID"/>
         </w:rPr>
         <w:t>Ini bisa berarti salah satu, atau kedua-duanya: (1) Allah mengasihi orang-orang ini. Terjemahan alternatif: "yang dikasihi Allah" (2) orang-orang percaya lainnya mengasihi orang-orang ini. Terjemahan alternatif: "dan oleh karena itu, budak-budak mereka yang beriman harus mengasihi mereka"</w:t>
@@ -21921,6 +26406,21 @@
         <w:rPr>
           <w:lang w:val="id_ID" w:bidi="id_ID"/>
         </w:rPr>
+      </w:r>
+    </w:p>
+    <w:p>
+      <w:pPr/>
+      <w:r>
+        <w:rPr>
+          <w:lang w:val="id_ID" w:bidi="id_ID"/>
+        </w:rPr>
+      </w:r>
+      <w:r>
+        <w:rPr>
+          <w:b/>
+          <w:lang w:val="id_ID" w:bidi="id_ID"/>
+        </w:rPr>
+        <w:t>ὑγιαίνουσι λόγοις</w:t>
       </w:r>
     </w:p>
     <w:p>
@@ -22031,6 +26531,21 @@
       </w:r>
       <w:r>
         <w:rPr>
+          <w:b/>
+          <w:lang w:val="id_ID" w:bidi="id_ID"/>
+        </w:rPr>
+        <w:t>ὑγιαίνουσι λόγοις</w:t>
+      </w:r>
+    </w:p>
+    <w:p>
+      <w:pPr/>
+      <w:r>
+        <w:rPr>
+          <w:lang w:val="id_ID" w:bidi="id_ID"/>
+        </w:rPr>
+      </w:r>
+      <w:r>
+        <w:rPr>
           <w:lang w:val="id_ID" w:bidi="id_ID"/>
         </w:rPr>
         <w:t xml:space="preserve">Paulus menggunakan istilah </w:t>
@@ -22112,6 +26627,21 @@
       </w:r>
       <w:r>
         <w:rPr>
+          <w:b/>
+          <w:lang w:val="id_ID" w:bidi="id_ID"/>
+        </w:rPr>
+        <w:t>τοῖς τοῦ Κυρίου ἡμῶν, Ἰησοῦ Χριστοῦ</w:t>
+      </w:r>
+    </w:p>
+    <w:p>
+      <w:pPr/>
+      <w:r>
+        <w:rPr>
+          <w:lang w:val="id_ID" w:bidi="id_ID"/>
+        </w:rPr>
+      </w:r>
+      <w:r>
+        <w:rPr>
           <w:lang w:val="id_ID" w:bidi="id_ID"/>
         </w:rPr>
         <w:t>Hal ini dapat merujuk pada: (1) pesan tentang Tuhan Yesus. (2) kata-kata yang diucapkan oleh Tuhan Yesus.</w:t>
@@ -22149,6 +26679,21 @@
         <w:rPr>
           <w:lang w:val="id_ID" w:bidi="id_ID"/>
         </w:rPr>
+      </w:r>
+    </w:p>
+    <w:p>
+      <w:pPr/>
+      <w:r>
+        <w:rPr>
+          <w:lang w:val="id_ID" w:bidi="id_ID"/>
+        </w:rPr>
+      </w:r>
+      <w:r>
+        <w:rPr>
+          <w:b/>
+          <w:lang w:val="id_ID" w:bidi="id_ID"/>
+        </w:rPr>
+        <w:t>τετύφωται</w:t>
       </w:r>
     </w:p>
     <w:p>
@@ -22246,6 +26791,21 @@
       </w:r>
       <w:r>
         <w:rPr>
+          <w:b/>
+          <w:lang w:val="id_ID" w:bidi="id_ID"/>
+        </w:rPr>
+        <w:t>τετύφωται</w:t>
+      </w:r>
+    </w:p>
+    <w:p>
+      <w:pPr/>
+      <w:r>
+        <w:rPr>
+          <w:lang w:val="id_ID" w:bidi="id_ID"/>
+        </w:rPr>
+      </w:r>
+      <w:r>
+        <w:rPr>
           <w:lang w:val="id_ID" w:bidi="id_ID"/>
         </w:rPr>
         <w:t xml:space="preserve">Jika itu akan membantu dalam bahasa Anda, Anda dapat mengungkapkan frasa </w:t>
@@ -22327,6 +26887,21 @@
       </w:r>
       <w:r>
         <w:rPr>
+          <w:b/>
+          <w:lang w:val="id_ID" w:bidi="id_ID"/>
+        </w:rPr>
+        <w:t>μηδὲν ἐπιστάμενος</w:t>
+      </w:r>
+    </w:p>
+    <w:p>
+      <w:pPr/>
+      <w:r>
+        <w:rPr>
+          <w:lang w:val="id_ID" w:bidi="id_ID"/>
+        </w:rPr>
+      </w:r>
+      <w:r>
+        <w:rPr>
           <w:lang w:val="id_ID" w:bidi="id_ID"/>
         </w:rPr>
         <w:t xml:space="preserve">Paulus menggunakan istilah </w:t>
@@ -22408,6 +26983,21 @@
       </w:r>
       <w:r>
         <w:rPr>
+          <w:b/>
+          <w:lang w:val="id_ID" w:bidi="id_ID"/>
+        </w:rPr>
+        <w:t>νοσῶν περὶ</w:t>
+      </w:r>
+    </w:p>
+    <w:p>
+      <w:pPr/>
+      <w:r>
+        <w:rPr>
+          <w:lang w:val="id_ID" w:bidi="id_ID"/>
+        </w:rPr>
+      </w:r>
+      <w:r>
+        <w:rPr>
           <w:lang w:val="id_ID" w:bidi="id_ID"/>
         </w:rPr>
         <w:t>Paulus berbicara tentang orang-orang yang merasa terdorong untuk terlibat dalam perdebatan yang tidak berguna seolah-olah mereka sedang sakit. Orang-orang seperti itu sangat ingin berdebat, dan mereka tidak benar-benar ingin menemukan cara untuk setuju. Terjemahan alternatif: “sangat menginginkan perdebatan”</w:t>
@@ -22476,6 +27066,21 @@
       </w:r>
       <w:r>
         <w:rPr>
+          <w:b/>
+          <w:lang w:val="id_ID" w:bidi="id_ID"/>
+        </w:rPr>
+        <w:t>ζητήσεις καὶ λογομαχίας</w:t>
+      </w:r>
+    </w:p>
+    <w:p>
+      <w:pPr/>
+      <w:r>
+        <w:rPr>
+          <w:lang w:val="id_ID" w:bidi="id_ID"/>
+        </w:rPr>
+      </w:r>
+      <w:r>
+        <w:rPr>
           <w:lang w:val="id_ID" w:bidi="id_ID"/>
         </w:rPr>
         <w:t>Kedua istilah ini pada dasarnya memiliki arti yang sama, meskipun istilah yang kedua lebih khusus merujuk pada argumen tentang makna kata-kata. Paulus menggunakan istilah-istilah ini bersama-sama untuk memberikan penekanan. Jika kedua istilah ini bukan merupakan gagasan yang terpisah dalam bahasa Anda, Anda dapat menggabungkannya. Terjemahan alternatif: “pertengkaran-pertengkaran”</w:t>
@@ -22544,6 +27149,21 @@
       </w:r>
       <w:r>
         <w:rPr>
+          <w:b/>
+          <w:lang w:val="id_ID" w:bidi="id_ID"/>
+        </w:rPr>
+        <w:t>λογομαχίας</w:t>
+      </w:r>
+    </w:p>
+    <w:p>
+      <w:pPr/>
+      <w:r>
+        <w:rPr>
+          <w:lang w:val="id_ID" w:bidi="id_ID"/>
+        </w:rPr>
+      </w:r>
+      <w:r>
+        <w:rPr>
           <w:lang w:val="id_ID" w:bidi="id_ID"/>
         </w:rPr>
         <w:t>Terjemahan alternatif: “bertengkar tentang makna kata-kata”</w:t>
@@ -22592,6 +27212,21 @@
       </w:r>
       <w:r>
         <w:rPr>
+          <w:b/>
+          <w:lang w:val="id_ID" w:bidi="id_ID"/>
+        </w:rPr>
+        <w:t>ὑπόνοιαι πονηραί</w:t>
+      </w:r>
+    </w:p>
+    <w:p>
+      <w:pPr/>
+      <w:r>
+        <w:rPr>
+          <w:lang w:val="id_ID" w:bidi="id_ID"/>
+        </w:rPr>
+      </w:r>
+      <w:r>
+        <w:rPr>
           <w:lang w:val="id_ID" w:bidi="id_ID"/>
         </w:rPr>
         <w:t>Terjemahan alternatif: “orang yang berpikir salah bahwa orang lain ingin mencelakakan mereka”</w:t>
@@ -22640,6 +27275,21 @@
       </w:r>
       <w:r>
         <w:rPr>
+          <w:b/>
+          <w:lang w:val="id_ID" w:bidi="id_ID"/>
+        </w:rPr>
+        <w:t>διαπαρατριβαὶ</w:t>
+      </w:r>
+    </w:p>
+    <w:p>
+      <w:pPr/>
+      <w:r>
+        <w:rPr>
+          <w:lang w:val="id_ID" w:bidi="id_ID"/>
+        </w:rPr>
+      </w:r>
+      <w:r>
+        <w:rPr>
           <w:lang w:val="id_ID" w:bidi="id_ID"/>
         </w:rPr>
         <w:t xml:space="preserve">Di sini, </w:t>
@@ -22721,6 +27371,21 @@
       </w:r>
       <w:r>
         <w:rPr>
+          <w:b/>
+          <w:lang w:val="id_ID" w:bidi="id_ID"/>
+        </w:rPr>
+        <w:t>ἀνθρώπων</w:t>
+      </w:r>
+    </w:p>
+    <w:p>
+      <w:pPr/>
+      <w:r>
+        <w:rPr>
+          <w:lang w:val="id_ID" w:bidi="id_ID"/>
+        </w:rPr>
+      </w:r>
+      <w:r>
+        <w:rPr>
           <w:lang w:val="id_ID" w:bidi="id_ID"/>
         </w:rPr>
         <w:t xml:space="preserve">Paulus menggunakan istilah </w:t>
@@ -22802,6 +27467,21 @@
       </w:r>
       <w:r>
         <w:rPr>
+          <w:b/>
+          <w:lang w:val="id_ID" w:bidi="id_ID"/>
+        </w:rPr>
+        <w:t>διεφθαρμένων &amp; τὸν νοῦν καὶ ἀπεστερημένων τῆς ἀληθείας</w:t>
+      </w:r>
+    </w:p>
+    <w:p>
+      <w:pPr/>
+      <w:r>
+        <w:rPr>
+          <w:lang w:val="id_ID" w:bidi="id_ID"/>
+        </w:rPr>
+      </w:r>
+      <w:r>
+        <w:rPr>
           <w:lang w:val="id_ID" w:bidi="id_ID"/>
         </w:rPr>
         <w:t>Jika akan membantu dalam bahasa Anda, Anda dapat mengekspresikan frasa pasif ini dengan bentuk aktif. Terjemahan alternatif: “di antara orang-orang yang pikirannya telah rusak dan yang tidak lagi mempercayai kebenaran”</w:t>
@@ -22870,6 +27550,21 @@
       </w:r>
       <w:r>
         <w:rPr>
+          <w:b/>
+          <w:lang w:val="id_ID" w:bidi="id_ID"/>
+        </w:rPr>
+        <w:t>τῆς ἀληθείας</w:t>
+      </w:r>
+    </w:p>
+    <w:p>
+      <w:pPr/>
+      <w:r>
+        <w:rPr>
+          <w:lang w:val="id_ID" w:bidi="id_ID"/>
+        </w:rPr>
+      </w:r>
+      <w:r>
+        <w:rPr>
           <w:lang w:val="id_ID" w:bidi="id_ID"/>
         </w:rPr>
         <w:t>Kedua frasa ini pada dasarnya memiliki arti yang sama; Paulus menggunakan pengulangan untuk memberikan penekanan. Jika akan membantu dalam bahasa Anda, Anda dapat menggabungkan kedua frasa ini. Terjemahan alternatif: “orang-orang yang tidak lagi dapat mengenali kebenaran”</w:t>
@@ -22938,6 +27633,21 @@
       </w:r>
       <w:r>
         <w:rPr>
+          <w:b/>
+          <w:lang w:val="id_ID" w:bidi="id_ID"/>
+        </w:rPr>
+        <w:t>δὲ</w:t>
+      </w:r>
+    </w:p>
+    <w:p>
+      <w:pPr/>
+      <w:r>
+        <w:rPr>
+          <w:lang w:val="id_ID" w:bidi="id_ID"/>
+        </w:rPr>
+      </w:r>
+      <w:r>
+        <w:rPr>
           <w:lang w:val="id_ID" w:bidi="id_ID"/>
         </w:rPr>
         <w:t xml:space="preserve">Paulus menggunakan kata </w:t>
@@ -23019,6 +27729,21 @@
       </w:r>
       <w:r>
         <w:rPr>
+          <w:b/>
+          <w:lang w:val="id_ID" w:bidi="id_ID"/>
+        </w:rPr>
+        <w:t>ἡ εὐσέβεια μετὰ αὐταρκείας</w:t>
+      </w:r>
+    </w:p>
+    <w:p>
+      <w:pPr/>
+      <w:r>
+        <w:rPr>
+          <w:lang w:val="id_ID" w:bidi="id_ID"/>
+        </w:rPr>
+      </w:r>
+      <w:r>
+        <w:rPr>
           <w:lang w:val="id_ID" w:bidi="id_ID"/>
         </w:rPr>
         <w:t xml:space="preserve">Jika itu akan membantu dalam bahasa Anda, Anda dapat mengungkapkan kata benda abstrak </w:t>
@@ -23113,6 +27838,21 @@
       </w:r>
       <w:r>
         <w:rPr>
+          <w:b/>
+          <w:lang w:val="id_ID" w:bidi="id_ID"/>
+        </w:rPr>
+        <w:t>πορισμὸς μέγας</w:t>
+      </w:r>
+    </w:p>
+    <w:p>
+      <w:pPr/>
+      <w:r>
+        <w:rPr>
+          <w:lang w:val="id_ID" w:bidi="id_ID"/>
+        </w:rPr>
+      </w:r>
+      <w:r>
+        <w:rPr>
           <w:lang w:val="id_ID" w:bidi="id_ID"/>
         </w:rPr>
         <w:t xml:space="preserve">Jika akan membantu dalam bahasa Anda, Anda dapat mengekspresikan ide di balik kata benda abstrak </w:t>
@@ -23194,6 +27934,21 @@
       </w:r>
       <w:r>
         <w:rPr>
+          <w:b/>
+          <w:lang w:val="id_ID" w:bidi="id_ID"/>
+        </w:rPr>
+        <w:t>γὰρ</w:t>
+      </w:r>
+    </w:p>
+    <w:p>
+      <w:pPr/>
+      <w:r>
+        <w:rPr>
+          <w:lang w:val="id_ID" w:bidi="id_ID"/>
+        </w:rPr>
+      </w:r>
+      <w:r>
+        <w:rPr>
           <w:lang w:val="id_ID" w:bidi="id_ID"/>
         </w:rPr>
         <w:t xml:space="preserve">Paulus menggunakan kata </w:t>
@@ -23275,6 +28030,21 @@
       </w:r>
       <w:r>
         <w:rPr>
+          <w:b/>
+          <w:lang w:val="id_ID" w:bidi="id_ID"/>
+        </w:rPr>
+        <w:t>οὐδὲν &amp; εἰσηνέγκαμεν εἰς τὸν κόσμον</w:t>
+      </w:r>
+    </w:p>
+    <w:p>
+      <w:pPr/>
+      <w:r>
+        <w:rPr>
+          <w:lang w:val="id_ID" w:bidi="id_ID"/>
+        </w:rPr>
+      </w:r>
+      <w:r>
+        <w:rPr>
           <w:lang w:val="id_ID" w:bidi="id_ID"/>
         </w:rPr>
         <w:t>Implikasi dari frasa ini adalah bahwa Paulus berbicara tentang kapan seseorang dilahirkan. Terjemahan alternatif: "tidak membawa apa-apa ke dalam dunia ketika kita dilahirkan"</w:t>
@@ -23343,6 +28113,21 @@
       </w:r>
       <w:r>
         <w:rPr>
+          <w:b/>
+          <w:lang w:val="id_ID" w:bidi="id_ID"/>
+        </w:rPr>
+        <w:t>ὅτι</w:t>
+      </w:r>
+    </w:p>
+    <w:p>
+      <w:pPr/>
+      <w:r>
+        <w:rPr>
+          <w:lang w:val="id_ID" w:bidi="id_ID"/>
+        </w:rPr>
+      </w:r>
+      <w:r>
+        <w:rPr>
           <w:lang w:val="id_ID" w:bidi="id_ID"/>
         </w:rPr>
         <w:t>Di sini Paulus menghilangkan beberapa kata yang biasanya dibutuhkan oleh sebuah kalimat untuk menjadi lengkap. Terjemahan alternatif: "dan dengan demikian jelas pula bahwa"</w:t>
@@ -23411,6 +28196,21 @@
       </w:r>
       <w:r>
         <w:rPr>
+          <w:b/>
+          <w:lang w:val="id_ID" w:bidi="id_ID"/>
+        </w:rPr>
+        <w:t>οὐδὲ ἐξενεγκεῖν τι δυνάμεθα</w:t>
+      </w:r>
+    </w:p>
+    <w:p>
+      <w:pPr/>
+      <w:r>
+        <w:rPr>
+          <w:lang w:val="id_ID" w:bidi="id_ID"/>
+        </w:rPr>
+      </w:r>
+      <w:r>
+        <w:rPr>
           <w:lang w:val="id_ID" w:bidi="id_ID"/>
         </w:rPr>
         <w:t>Implikasi dari frasa ini adalah bahwa Paulus sedang berbicara tentang ketika seseorang meninggal. Terjemahan alternatif: "kita tidak dapat membawa apa-apa dari dunia ini ketika kita mati"</w:t>
@@ -23479,6 +28279,21 @@
       </w:r>
       <w:r>
         <w:rPr>
+          <w:b/>
+          <w:lang w:val="id_ID" w:bidi="id_ID"/>
+        </w:rPr>
+        <w:t>ἀρκεσθησόμεθα</w:t>
+      </w:r>
+    </w:p>
+    <w:p>
+      <w:pPr/>
+      <w:r>
+        <w:rPr>
+          <w:lang w:val="id_ID" w:bidi="id_ID"/>
+        </w:rPr>
+      </w:r>
+      <w:r>
+        <w:rPr>
           <w:lang w:val="id_ID" w:bidi="id_ID"/>
         </w:rPr>
         <w:t>Di sini Paulus menggunakan sebuah pernyataan untuk menyatakan sebuah perintah moral. Terjemahan alternatif: "cukuplah itu bagi kita"</w:t>
@@ -23547,6 +28362,21 @@
       </w:r>
       <w:r>
         <w:rPr>
+          <w:b/>
+          <w:lang w:val="id_ID" w:bidi="id_ID"/>
+        </w:rPr>
+        <w:t>τούτοις ἀρκεσθησόμεθα</w:t>
+      </w:r>
+    </w:p>
+    <w:p>
+      <w:pPr/>
+      <w:r>
+        <w:rPr>
+          <w:lang w:val="id_ID" w:bidi="id_ID"/>
+        </w:rPr>
+      </w:r>
+      <w:r>
+        <w:rPr>
           <w:lang w:val="id_ID" w:bidi="id_ID"/>
         </w:rPr>
         <w:t>Jika akan membantu dalam bahasa Anda, Anda dapat mengekspresikan frasa pasif ini dengan bentuk aktif. Terjemahan alternatif: "Itu sudah cukup bagi kami"</w:t>
@@ -23615,6 +28445,21 @@
       </w:r>
       <w:r>
         <w:rPr>
+          <w:b/>
+          <w:lang w:val="id_ID" w:bidi="id_ID"/>
+        </w:rPr>
+        <w:t>ἐμπίπτουσιν εἰς πειρασμὸν, καὶ παγίδα, καὶ ἐπιθυμίας πολλὰς ἀνοήτους καὶ βλαβεράς</w:t>
+      </w:r>
+    </w:p>
+    <w:p>
+      <w:pPr/>
+      <w:r>
+        <w:rPr>
+          <w:lang w:val="id_ID" w:bidi="id_ID"/>
+        </w:rPr>
+      </w:r>
+      <w:r>
+        <w:rPr>
           <w:lang w:val="id_ID" w:bidi="id_ID"/>
         </w:rPr>
         <w:t xml:space="preserve">Paulus berbicara secara kiasan tentang mereka yang membiarkan </w:t>
@@ -23722,6 +28567,21 @@
       </w:r>
       <w:r>
         <w:rPr>
+          <w:b/>
+          <w:lang w:val="id_ID" w:bidi="id_ID"/>
+        </w:rPr>
+        <w:t>εἰς πειρασμὸν, καὶ</w:t>
+      </w:r>
+    </w:p>
+    <w:p>
+      <w:pPr/>
+      <w:r>
+        <w:rPr>
+          <w:lang w:val="id_ID" w:bidi="id_ID"/>
+        </w:rPr>
+      </w:r>
+      <w:r>
+        <w:rPr>
           <w:lang w:val="id_ID" w:bidi="id_ID"/>
         </w:rPr>
         <w:t xml:space="preserve">Di sini Paulus mengungkapkan satu ide dengan menggunakan dua kata yang dihubungkan dengan kata </w:t>
@@ -23829,6 +28689,21 @@
       </w:r>
       <w:r>
         <w:rPr>
+          <w:b/>
+          <w:lang w:val="id_ID" w:bidi="id_ID"/>
+        </w:rPr>
+        <w:t>αἵτινες βυθίζουσι τοὺς ἀνθρώπους εἰς ὄλεθρον καὶ ἀπώλειαν</w:t>
+      </w:r>
+    </w:p>
+    <w:p>
+      <w:pPr/>
+      <w:r>
+        <w:rPr>
+          <w:lang w:val="id_ID" w:bidi="id_ID"/>
+        </w:rPr>
+      </w:r>
+      <w:r>
+        <w:rPr>
           <w:lang w:val="id_ID" w:bidi="id_ID"/>
         </w:rPr>
         <w:t>Frasa ini merangkum karakter dari godaan dan dorongan yang baru saja Paulus gambarkan. Ia berbicara tentang pencobaan-pencobaan itu secara kiasan seolah-olah pencobaan-pencobaan itu dapat membuat orang tenggelam dalam air yang dalam. Terjemahan alternatif: "orang tidak dapat melepaskan diri dari hal-hal yang demikian dan hal-hal itu membinasakan mereka"</w:t>
@@ -23897,6 +28772,21 @@
       </w:r>
       <w:r>
         <w:rPr>
+          <w:b/>
+          <w:lang w:val="id_ID" w:bidi="id_ID"/>
+        </w:rPr>
+        <w:t>ἀνθρώπους</w:t>
+      </w:r>
+    </w:p>
+    <w:p>
+      <w:pPr/>
+      <w:r>
+        <w:rPr>
+          <w:lang w:val="id_ID" w:bidi="id_ID"/>
+        </w:rPr>
+      </w:r>
+      <w:r>
+        <w:rPr>
           <w:lang w:val="id_ID" w:bidi="id_ID"/>
         </w:rPr>
         <w:t xml:space="preserve">Paulus menggunakan istilah </w:t>
@@ -23978,6 +28868,21 @@
       </w:r>
       <w:r>
         <w:rPr>
+          <w:b/>
+          <w:lang w:val="id_ID" w:bidi="id_ID"/>
+        </w:rPr>
+        <w:t>ὄλεθρον καὶ ἀπώλειαν</w:t>
+      </w:r>
+    </w:p>
+    <w:p>
+      <w:pPr/>
+      <w:r>
+        <w:rPr>
+          <w:lang w:val="id_ID" w:bidi="id_ID"/>
+        </w:rPr>
+      </w:r>
+      <w:r>
+        <w:rPr>
           <w:lang w:val="id_ID" w:bidi="id_ID"/>
         </w:rPr>
         <w:t xml:space="preserve">Kedua kata ini, yaitu </w:t>
@@ -24072,6 +28977,21 @@
       </w:r>
       <w:r>
         <w:rPr>
+          <w:b/>
+          <w:lang w:val="id_ID" w:bidi="id_ID"/>
+        </w:rPr>
+        <w:t>γὰρ</w:t>
+      </w:r>
+    </w:p>
+    <w:p>
+      <w:pPr/>
+      <w:r>
+        <w:rPr>
+          <w:lang w:val="id_ID" w:bidi="id_ID"/>
+        </w:rPr>
+      </w:r>
+      <w:r>
+        <w:rPr>
           <w:lang w:val="id_ID" w:bidi="id_ID"/>
         </w:rPr>
         <w:t xml:space="preserve">Paulus menggunakan kata </w:t>
@@ -24153,6 +29073,21 @@
       </w:r>
       <w:r>
         <w:rPr>
+          <w:b/>
+          <w:lang w:val="id_ID" w:bidi="id_ID"/>
+        </w:rPr>
+        <w:t>ῥίζα &amp; πάντων τῶν κακῶν ἐστιν ἡ φιλαργυρία</w:t>
+      </w:r>
+    </w:p>
+    <w:p>
+      <w:pPr/>
+      <w:r>
+        <w:rPr>
+          <w:lang w:val="id_ID" w:bidi="id_ID"/>
+        </w:rPr>
+      </w:r>
+      <w:r>
+        <w:rPr>
           <w:lang w:val="id_ID" w:bidi="id_ID"/>
         </w:rPr>
         <w:t xml:space="preserve">Paulus berbicara secara kiasan tentang kejahatan seakan-akan ia adalah sebuah tanaman, dan tentang </w:t>
@@ -24247,6 +29182,21 @@
       </w:r>
       <w:r>
         <w:rPr>
+          <w:b/>
+          <w:lang w:val="id_ID" w:bidi="id_ID"/>
+        </w:rPr>
+        <w:t>πάντων τῶν κακῶν</w:t>
+      </w:r>
+    </w:p>
+    <w:p>
+      <w:pPr/>
+      <w:r>
+        <w:rPr>
+          <w:lang w:val="id_ID" w:bidi="id_ID"/>
+        </w:rPr>
+      </w:r>
+      <w:r>
+        <w:rPr>
           <w:lang w:val="id_ID" w:bidi="id_ID"/>
         </w:rPr>
         <w:t xml:space="preserve">Paulus menggunakan istilah </w:t>
@@ -24328,6 +29278,21 @@
       </w:r>
       <w:r>
         <w:rPr>
+          <w:b/>
+          <w:lang w:val="id_ID" w:bidi="id_ID"/>
+        </w:rPr>
+        <w:t>ἧς &amp; ὀρεγόμενοι</w:t>
+      </w:r>
+    </w:p>
+    <w:p>
+      <w:pPr/>
+      <w:r>
+        <w:rPr>
+          <w:lang w:val="id_ID" w:bidi="id_ID"/>
+        </w:rPr>
+      </w:r>
+      <w:r>
+        <w:rPr>
           <w:lang w:val="id_ID" w:bidi="id_ID"/>
         </w:rPr>
         <w:t xml:space="preserve">Yang dimaksud di sini adalah orang-orang yang </w:t>
@@ -24389,6 +29354,21 @@
       </w:r>
       <w:r>
         <w:rPr>
+          <w:b/>
+          <w:lang w:val="id_ID" w:bidi="id_ID"/>
+        </w:rPr>
+        <w:t>ἧς τινες ὀρεγόμενοι, ἀπεπλανήθησαν ἀπὸ τῆς πίστεως, καὶ &amp; περιέπειραν</w:t>
+      </w:r>
+    </w:p>
+    <w:p>
+      <w:pPr/>
+      <w:r>
+        <w:rPr>
+          <w:lang w:val="id_ID" w:bidi="id_ID"/>
+        </w:rPr>
+      </w:r>
+      <w:r>
+        <w:rPr>
           <w:lang w:val="id_ID" w:bidi="id_ID"/>
         </w:rPr>
         <w:t>Jika akan membantu dalam bahasa Anda, Anda dapat mengekspresikan frasa pasif ini dengan bentuk aktif. Terjemahan alternatif: "yang telah membuat beberapa orang menjauh dari percaya kepada Yesus" atau "cinta akan uang telah membuat beberapa orang berhenti mengikut Yesus"</w:t>
@@ -24457,6 +29437,21 @@
       </w:r>
       <w:r>
         <w:rPr>
+          <w:b/>
+          <w:lang w:val="id_ID" w:bidi="id_ID"/>
+        </w:rPr>
+        <w:t>ἀπεπλανήθησαν ἀπὸ τῆς πίστεως</w:t>
+      </w:r>
+    </w:p>
+    <w:p>
+      <w:pPr/>
+      <w:r>
+        <w:rPr>
+          <w:lang w:val="id_ID" w:bidi="id_ID"/>
+        </w:rPr>
+      </w:r>
+      <w:r>
+        <w:rPr>
           <w:lang w:val="id_ID" w:bidi="id_ID"/>
         </w:rPr>
         <w:t>Paulus berbicara secara kiasan tentang keinginan akan uang seolah-olah keinginan itu adalah penuntun yang jahat yang dengan sengaja menuntun orang ke jalan yang salah. Terjemahan alternatif: "telah berhenti percaya kepada Yesus karena keinginan mereka akan uang"</w:t>
@@ -24525,6 +29520,21 @@
       </w:r>
       <w:r>
         <w:rPr>
+          <w:b/>
+          <w:lang w:val="id_ID" w:bidi="id_ID"/>
+        </w:rPr>
+        <w:t>ἑαυτοὺς περιέπειραν ὀδύναις πολλαῖς</w:t>
+      </w:r>
+    </w:p>
+    <w:p>
+      <w:pPr/>
+      <w:r>
+        <w:rPr>
+          <w:lang w:val="id_ID" w:bidi="id_ID"/>
+        </w:rPr>
+      </w:r>
+      <w:r>
+        <w:rPr>
           <w:lang w:val="id_ID" w:bidi="id_ID"/>
         </w:rPr>
         <w:t>Paulus berbicara tentang kesedihan seolah-olah itu adalah pedang yang digunakan orang untuk menikam dirinya sendiri. Terjemahan alternatif: "telah mengalami penderitaan yang besar dalam hidup mereka"</w:t>
@@ -24593,6 +29603,21 @@
       </w:r>
       <w:r>
         <w:rPr>
+          <w:b/>
+          <w:lang w:val="id_ID" w:bidi="id_ID"/>
+        </w:rPr>
+        <w:t>ἄνθρωπε Θεοῦ</w:t>
+      </w:r>
+    </w:p>
+    <w:p>
+      <w:pPr/>
+      <w:r>
+        <w:rPr>
+          <w:lang w:val="id_ID" w:bidi="id_ID"/>
+        </w:rPr>
+      </w:r>
+      <w:r>
+        <w:rPr>
           <w:lang w:val="id_ID" w:bidi="id_ID"/>
         </w:rPr>
         <w:t>Terjemahan alternatif: “engkau hamba Allah” atau “engkau yang adalah milik Allah”</w:t>
@@ -24641,6 +29666,21 @@
       </w:r>
       <w:r>
         <w:rPr>
+          <w:b/>
+          <w:lang w:val="id_ID" w:bidi="id_ID"/>
+        </w:rPr>
+        <w:t>ταῦτα φεῦγε</w:t>
+      </w:r>
+    </w:p>
+    <w:p>
+      <w:pPr/>
+      <w:r>
+        <w:rPr>
+          <w:lang w:val="id_ID" w:bidi="id_ID"/>
+        </w:rPr>
+      </w:r>
+      <w:r>
+        <w:rPr>
           <w:lang w:val="id_ID" w:bidi="id_ID"/>
         </w:rPr>
         <w:t>Paulus berbicara tentang pencobaan-pencobaan dan dosa-dosa ini seolah-olah itu adalah hal-hal yang secara fisik dapat dihindari oleh seseorang. Terjemahan alternatif: “pastikan engkau tidak melakukan hal-hal ini”</w:t>
@@ -24709,6 +29749,21 @@
       </w:r>
       <w:r>
         <w:rPr>
+          <w:b/>
+          <w:lang w:val="id_ID" w:bidi="id_ID"/>
+        </w:rPr>
+        <w:t>ταῦτα</w:t>
+      </w:r>
+    </w:p>
+    <w:p>
+      <w:pPr/>
+      <w:r>
+        <w:rPr>
+          <w:lang w:val="id_ID" w:bidi="id_ID"/>
+        </w:rPr>
+      </w:r>
+      <w:r>
+        <w:rPr>
           <w:lang w:val="id_ID" w:bidi="id_ID"/>
         </w:rPr>
         <w:t>Frasa ini dapat merujuk pada: (1) segala sesuatu yang Paulus bicarakan di bagian surat ini (ajaran palsu, kesombongan, pertengkaran, dan cinta akan uang). (2) apa yang Paulus baru saja bicarakan (cinta akan uang). Jika memungkinkan, sebaiknya biarkan saja sebagai satu rujukan umum.</w:t>
@@ -24757,6 +29812,21 @@
       </w:r>
       <w:r>
         <w:rPr>
+          <w:b/>
+          <w:lang w:val="id_ID" w:bidi="id_ID"/>
+        </w:rPr>
+        <w:t>δίωκε</w:t>
+      </w:r>
+    </w:p>
+    <w:p>
+      <w:pPr/>
+      <w:r>
+        <w:rPr>
+          <w:lang w:val="id_ID" w:bidi="id_ID"/>
+        </w:rPr>
+      </w:r>
+      <w:r>
+        <w:rPr>
           <w:lang w:val="id_ID" w:bidi="id_ID"/>
         </w:rPr>
         <w:t>Paulus berbicara tentang kebenaran dan sifat-sifat baik lainnya seolah-olah itu adalah hal-hal yang dapat dikejar dan ditangkap seseorang. Metafora ini adalah kebalikan dari “lari dari.” Artinya berusaha semaksimal mungkin untuk memperoleh sesuatu. Terjemahan lain: “berusaha untuk memperoleh”</w:t>
@@ -24825,6 +29895,21 @@
       </w:r>
       <w:r>
         <w:rPr>
+          <w:b/>
+          <w:lang w:val="id_ID" w:bidi="id_ID"/>
+        </w:rPr>
+        <w:t>ἀγωνίζου τὸν καλὸν ἀγῶνα τῆς πίστεως</w:t>
+      </w:r>
+    </w:p>
+    <w:p>
+      <w:pPr/>
+      <w:r>
+        <w:rPr>
+          <w:lang w:val="id_ID" w:bidi="id_ID"/>
+        </w:rPr>
+      </w:r>
+      <w:r>
+        <w:rPr>
           <w:lang w:val="id_ID" w:bidi="id_ID"/>
         </w:rPr>
         <w:t>Di sini, Paulus berbicara secara kiasan tentang seseorang yang bertekun dalam mengikut Yesus seolah-olah dia adalah seorang pejuang yang berjuang sekuat tenaga, atau seorang atlet yang melakukan yang terbaik untuk memenangkan suatu pertandingan. Terjemahan alternatif: “lakukan yang terbaik untuk menaati Yesus”</w:t>
@@ -24893,6 +29978,21 @@
       </w:r>
       <w:r>
         <w:rPr>
+          <w:b/>
+          <w:lang w:val="id_ID" w:bidi="id_ID"/>
+        </w:rPr>
+        <w:t>ἐπιλαβοῦ τῆς αἰωνίου ζωῆς</w:t>
+      </w:r>
+    </w:p>
+    <w:p>
+      <w:pPr/>
+      <w:r>
+        <w:rPr>
+          <w:lang w:val="id_ID" w:bidi="id_ID"/>
+        </w:rPr>
+      </w:r>
+      <w:r>
+        <w:rPr>
           <w:lang w:val="id_ID" w:bidi="id_ID"/>
         </w:rPr>
         <w:t xml:space="preserve">Paulus berbicara secara kiasan tentang orang-orang yang sangat menginginkan </w:t>
@@ -24974,6 +30074,21 @@
       </w:r>
       <w:r>
         <w:rPr>
+          <w:b/>
+          <w:lang w:val="id_ID" w:bidi="id_ID"/>
+        </w:rPr>
+        <w:t>ἐκλήθης</w:t>
+      </w:r>
+    </w:p>
+    <w:p>
+      <w:pPr/>
+      <w:r>
+        <w:rPr>
+          <w:lang w:val="id_ID" w:bidi="id_ID"/>
+        </w:rPr>
+      </w:r>
+      <w:r>
+        <w:rPr>
           <w:lang w:val="id_ID" w:bidi="id_ID"/>
         </w:rPr>
         <w:t>Jika ini berguna dalam bahasa Anda, Anda dapat mengungkapkan frasa pasif ini dengan bentuk aktif, dan Anda dapat menyatakan siapa yang melakukan tindakan tersebut. Terjemahan alternatif: “untuk itulah Allah memanggil engkau”</w:t>
@@ -25042,6 +30157,21 @@
       </w:r>
       <w:r>
         <w:rPr>
+          <w:b/>
+          <w:lang w:val="id_ID" w:bidi="id_ID"/>
+        </w:rPr>
+        <w:t>ὡμολόγησας τὴν καλὴν ὁμολογίαν</w:t>
+      </w:r>
+    </w:p>
+    <w:p>
+      <w:pPr/>
+      <w:r>
+        <w:rPr>
+          <w:lang w:val="id_ID" w:bidi="id_ID"/>
+        </w:rPr>
+      </w:r>
+      <w:r>
+        <w:rPr>
           <w:lang w:val="id_ID" w:bidi="id_ID"/>
         </w:rPr>
         <w:t>Terjemahan alternatif: “Engkau secara terbuka menyatakan imanmu kepada Yesus”</w:t>
@@ -25090,6 +30220,21 @@
       </w:r>
       <w:r>
         <w:rPr>
+          <w:b/>
+          <w:lang w:val="id_ID" w:bidi="id_ID"/>
+        </w:rPr>
+        <w:t>ἐνώπιον πολλῶν μαρτύρων</w:t>
+      </w:r>
+    </w:p>
+    <w:p>
+      <w:pPr/>
+      <w:r>
+        <w:rPr>
+          <w:lang w:val="id_ID" w:bidi="id_ID"/>
+        </w:rPr>
+      </w:r>
+      <w:r>
+        <w:rPr>
           <w:lang w:val="id_ID" w:bidi="id_ID"/>
         </w:rPr>
         <w:t xml:space="preserve">Implikasinya adalah bahwa pernyataan iman Timotius itu mengikat karena </w:t>
@@ -25171,6 +30316,21 @@
       </w:r>
       <w:r>
         <w:rPr>
+          <w:b/>
+          <w:lang w:val="id_ID" w:bidi="id_ID"/>
+        </w:rPr>
+        <w:t>παραγγέλλω σοι ἐνώπιον τοῦ Θεοῦ</w:t>
+      </w:r>
+    </w:p>
+    <w:p>
+      <w:pPr/>
+      <w:r>
+        <w:rPr>
+          <w:lang w:val="id_ID" w:bidi="id_ID"/>
+        </w:rPr>
+      </w:r>
+      <w:r>
+        <w:rPr>
           <w:lang w:val="id_ID" w:bidi="id_ID"/>
         </w:rPr>
         <w:t xml:space="preserve">Implikasinya adalah bahwa Paulus meminta </w:t>
@@ -25252,6 +30412,21 @@
       </w:r>
       <w:r>
         <w:rPr>
+          <w:b/>
+          <w:lang w:val="id_ID" w:bidi="id_ID"/>
+        </w:rPr>
+        <w:t>τὰ πάντα</w:t>
+      </w:r>
+    </w:p>
+    <w:p>
+      <w:pPr/>
+      <w:r>
+        <w:rPr>
+          <w:lang w:val="id_ID" w:bidi="id_ID"/>
+        </w:rPr>
+      </w:r>
+      <w:r>
+        <w:rPr>
           <w:lang w:val="id_ID" w:bidi="id_ID"/>
         </w:rPr>
         <w:t>Terjemahan alterhatif: “yang menghidupkan segala sesuatu”</w:t>
@@ -25300,6 +30475,21 @@
       </w:r>
       <w:r>
         <w:rPr>
+          <w:b/>
+          <w:lang w:val="id_ID" w:bidi="id_ID"/>
+        </w:rPr>
+        <w:t>τοῦ μαρτυρήσαντος ἐπὶ Ποντίου Πειλάτου τὴν καλὴν ὁμολογίαν</w:t>
+      </w:r>
+    </w:p>
+    <w:p>
+      <w:pPr/>
+      <w:r>
+        <w:rPr>
+          <w:lang w:val="id_ID" w:bidi="id_ID"/>
+        </w:rPr>
+      </w:r>
+      <w:r>
+        <w:rPr>
           <w:lang w:val="id_ID" w:bidi="id_ID"/>
         </w:rPr>
         <w:t>Paulus menawarkan Yesus kepada Timotius sebagai contoh seseorang yang secara terbuka menegaskan ketaatan-Nya kepada Allah bahkan ketika orang lain bersikap bermusuhan dan mengancam. Terjemahan alternatif: “yang mengakui Allah sendiri ketika Pontius Pilatus mengadili-Nya”</w:t>
@@ -25368,6 +30558,21 @@
       </w:r>
       <w:r>
         <w:rPr>
+          <w:b/>
+          <w:lang w:val="id_ID" w:bidi="id_ID"/>
+        </w:rPr>
+        <w:t>ἄσπιλον ἀνεπίλημπτον</w:t>
+      </w:r>
+    </w:p>
+    <w:p>
+      <w:pPr/>
+      <w:r>
+        <w:rPr>
+          <w:lang w:val="id_ID" w:bidi="id_ID"/>
+        </w:rPr>
+      </w:r>
+      <w:r>
+        <w:rPr>
           <w:lang w:val="id_ID" w:bidi="id_ID"/>
         </w:rPr>
         <w:t xml:space="preserve">Istilah </w:t>
@@ -25462,6 +30667,21 @@
       </w:r>
       <w:r>
         <w:rPr>
+          <w:b/>
+          <w:lang w:val="id_ID" w:bidi="id_ID"/>
+        </w:rPr>
+        <w:t>ἄσπιλον</w:t>
+      </w:r>
+    </w:p>
+    <w:p>
+      <w:pPr/>
+      <w:r>
+        <w:rPr>
+          <w:lang w:val="id_ID" w:bidi="id_ID"/>
+        </w:rPr>
+      </w:r>
+      <w:r>
+        <w:rPr>
           <w:lang w:val="id_ID" w:bidi="id_ID"/>
         </w:rPr>
         <w:t>Noda secara kiasan berarti kesalahan moral. Hal ini dapat berarti: (1) Timotius harus hidup sedemikian rupa sehingga Yesus tidak akan mencari-cari kesalahannya atau menyalahkan dia karena berbuat salah. (2) Timotius harus hidup sedemikian rupa sehingga orang lain tidak akan mencari-cari kesalahannya atau menyalahkan dia karena berbuat salah. Terjemahan alternatif: “tanpa cela”</w:t>
@@ -25530,6 +30750,21 @@
       </w:r>
       <w:r>
         <w:rPr>
+          <w:b/>
+          <w:lang w:val="id_ID" w:bidi="id_ID"/>
+        </w:rPr>
+        <w:t>μέχρι τῆς ἐπιφανείας τοῦ Κυρίου ἡμῶν, Ἰησοῦ Χριστοῦ</w:t>
+      </w:r>
+    </w:p>
+    <w:p>
+      <w:pPr/>
+      <w:r>
+        <w:rPr>
+          <w:lang w:val="id_ID" w:bidi="id_ID"/>
+        </w:rPr>
+      </w:r>
+      <w:r>
+        <w:rPr>
           <w:lang w:val="id_ID" w:bidi="id_ID"/>
         </w:rPr>
         <w:t>Terjemahan alternatif: “sampai Tuhan kita Yesus Kristus datang kembali”</w:t>
@@ -25567,6 +30802,21 @@
         <w:rPr>
           <w:lang w:val="id_ID" w:bidi="id_ID"/>
         </w:rPr>
+      </w:r>
+    </w:p>
+    <w:p>
+      <w:pPr/>
+      <w:r>
+        <w:rPr>
+          <w:lang w:val="id_ID" w:bidi="id_ID"/>
+        </w:rPr>
+      </w:r>
+      <w:r>
+        <w:rPr>
+          <w:b/>
+          <w:lang w:val="id_ID" w:bidi="id_ID"/>
+        </w:rPr>
+        <w:t>καιροῖς ἰδίοις</w:t>
       </w:r>
     </w:p>
     <w:p>
@@ -25664,6 +30914,21 @@
       </w:r>
       <w:r>
         <w:rPr>
+          <w:b/>
+          <w:lang w:val="id_ID" w:bidi="id_ID"/>
+        </w:rPr>
+        <w:t>ὁ μακάριος καὶ μόνος Δυνάστης</w:t>
+      </w:r>
+    </w:p>
+    <w:p>
+      <w:pPr/>
+      <w:r>
+        <w:rPr>
+          <w:lang w:val="id_ID" w:bidi="id_ID"/>
+        </w:rPr>
+      </w:r>
+      <w:r>
+        <w:rPr>
           <w:lang w:val="id_ID" w:bidi="id_ID"/>
         </w:rPr>
         <w:t>Ungkapan ini secara implisit mengacu pada Allah. Terjemahan alternatif: “Allah, Yang kami puji, satu-satunya yang memerintah dunia”</w:t>
@@ -25732,6 +30997,21 @@
       </w:r>
       <w:r>
         <w:rPr>
+          <w:b/>
+          <w:lang w:val="id_ID" w:bidi="id_ID"/>
+        </w:rPr>
+        <w:t>ὁ μόνος ἔχων ἀθανασίαν</w:t>
+      </w:r>
+    </w:p>
+    <w:p>
+      <w:pPr/>
+      <w:r>
+        <w:rPr>
+          <w:lang w:val="id_ID" w:bidi="id_ID"/>
+        </w:rPr>
+      </w:r>
+      <w:r>
+        <w:rPr>
           <w:lang w:val="id_ID" w:bidi="id_ID"/>
         </w:rPr>
         <w:t>Terjemahan lain: “satu-satunya yang selalu ada”</w:t>
@@ -25780,6 +31060,21 @@
       </w:r>
       <w:r>
         <w:rPr>
+          <w:b/>
+          <w:lang w:val="id_ID" w:bidi="id_ID"/>
+        </w:rPr>
+        <w:t>φῶς οἰκῶν ἀπρόσιτον</w:t>
+      </w:r>
+    </w:p>
+    <w:p>
+      <w:pPr/>
+      <w:r>
+        <w:rPr>
+          <w:lang w:val="id_ID" w:bidi="id_ID"/>
+        </w:rPr>
+      </w:r>
+      <w:r>
+        <w:rPr>
           <w:lang w:val="id_ID" w:bidi="id_ID"/>
         </w:rPr>
         <w:t>Terjemahan lain: “yang hidup dalam cahaya yang sangat terang sehingga tak seorang pun dapat mendekatinya”</w:t>
@@ -25828,6 +31123,21 @@
       </w:r>
       <w:r>
         <w:rPr>
+          <w:b/>
+          <w:lang w:val="id_ID" w:bidi="id_ID"/>
+        </w:rPr>
+        <w:t>οὐδεὶς ἀνθρώπων</w:t>
+      </w:r>
+    </w:p>
+    <w:p>
+      <w:pPr/>
+      <w:r>
+        <w:rPr>
+          <w:lang w:val="id_ID" w:bidi="id_ID"/>
+        </w:rPr>
+      </w:r>
+      <w:r>
+        <w:rPr>
           <w:lang w:val="id_ID" w:bidi="id_ID"/>
         </w:rPr>
         <w:t xml:space="preserve">Paulus menggunakan istilah </w:t>
@@ -25909,6 +31219,21 @@
       </w:r>
       <w:r>
         <w:rPr>
+          <w:b/>
+          <w:lang w:val="id_ID" w:bidi="id_ID"/>
+        </w:rPr>
+        <w:t>τοῖς πλουσίοις</w:t>
+      </w:r>
+    </w:p>
+    <w:p>
+      <w:pPr/>
+      <w:r>
+        <w:rPr>
+          <w:lang w:val="id_ID" w:bidi="id_ID"/>
+        </w:rPr>
+      </w:r>
+      <w:r>
+        <w:rPr>
           <w:lang w:val="id_ID" w:bidi="id_ID"/>
         </w:rPr>
         <w:t xml:space="preserve">Paulus menggunakan kata sifat </w:t>
@@ -25993,6 +31318,21 @@
           <w:b/>
           <w:lang w:val="id_ID" w:bidi="id_ID"/>
         </w:rPr>
+        <w:t>ἐν τῷ νῦν αἰῶνι</w:t>
+      </w:r>
+    </w:p>
+    <w:p>
+      <w:pPr/>
+      <w:r>
+        <w:rPr>
+          <w:lang w:val="id_ID" w:bidi="id_ID"/>
+        </w:rPr>
+      </w:r>
+      <w:r>
+        <w:rPr>
+          <w:b/>
+          <w:lang w:val="id_ID" w:bidi="id_ID"/>
+        </w:rPr>
         <w:t>Zaman ini</w:t>
       </w:r>
       <w:r>
@@ -26045,6 +31385,21 @@
       </w:r>
       <w:r>
         <w:rPr>
+          <w:b/>
+          <w:lang w:val="id_ID" w:bidi="id_ID"/>
+        </w:rPr>
+        <w:t>πλούτου ἀδηλότητι</w:t>
+      </w:r>
+    </w:p>
+    <w:p>
+      <w:pPr/>
+      <w:r>
+        <w:rPr>
+          <w:lang w:val="id_ID" w:bidi="id_ID"/>
+        </w:rPr>
+      </w:r>
+      <w:r>
+        <w:rPr>
           <w:lang w:val="id_ID" w:bidi="id_ID"/>
         </w:rPr>
         <w:t xml:space="preserve">Jika ini berguna dalam bahasa Anda, Anda dapat mengungkapkan gagasan di balik kata benda abstrak </w:t>
@@ -26126,6 +31481,21 @@
       </w:r>
       <w:r>
         <w:rPr>
+          <w:b/>
+          <w:lang w:val="id_ID" w:bidi="id_ID"/>
+        </w:rPr>
+        <w:t>πάντα</w:t>
+      </w:r>
+    </w:p>
+    <w:p>
+      <w:pPr/>
+      <w:r>
+        <w:rPr>
+          <w:lang w:val="id_ID" w:bidi="id_ID"/>
+        </w:rPr>
+      </w:r>
+      <w:r>
+        <w:rPr>
           <w:lang w:val="id_ID" w:bidi="id_ID"/>
         </w:rPr>
         <w:t xml:space="preserve">Secara </w:t>
@@ -26207,6 +31577,21 @@
       </w:r>
       <w:r>
         <w:rPr>
+          <w:b/>
+          <w:lang w:val="id_ID" w:bidi="id_ID"/>
+        </w:rPr>
+        <w:t>πλουτεῖν ἐν ἔργοις καλοῖς</w:t>
+      </w:r>
+    </w:p>
+    <w:p>
+      <w:pPr/>
+      <w:r>
+        <w:rPr>
+          <w:lang w:val="id_ID" w:bidi="id_ID"/>
+        </w:rPr>
+      </w:r>
+      <w:r>
+        <w:rPr>
           <w:lang w:val="id_ID" w:bidi="id_ID"/>
         </w:rPr>
         <w:t>Paulus berbicara secara kiasan tentang melakukan sesuatu untuk membantu orang lain sebagai cara untuk menjadi kaya, namun hal itu diukur dengan sesuatu selain uang. Terjemahan lain: “melayani dan membantu orang lain dalam banyak cara”</w:t>
@@ -26275,6 +31660,21 @@
       </w:r>
       <w:r>
         <w:rPr>
+          <w:b/>
+          <w:lang w:val="id_ID" w:bidi="id_ID"/>
+        </w:rPr>
+        <w:t>ἀποθησαυρίζοντας ἑαυτοῖς θεμέλιον καλὸν εἰς τὸ μέλλον</w:t>
+      </w:r>
+    </w:p>
+    <w:p>
+      <w:pPr/>
+      <w:r>
+        <w:rPr>
+          <w:lang w:val="id_ID" w:bidi="id_ID"/>
+        </w:rPr>
+      </w:r>
+      <w:r>
+        <w:rPr>
           <w:lang w:val="id_ID" w:bidi="id_ID"/>
         </w:rPr>
         <w:t xml:space="preserve">Paulus berbicara secara kiasan tentang berkat-berkat yang akan Tuhan berikan kepada mereka yang telah melayani Dia dengan setia seolah-olah itu adalah kekayaan yang </w:t>
@@ -26345,6 +31745,21 @@
         <w:rPr>
           <w:lang w:val="id_ID" w:bidi="id_ID"/>
         </w:rPr>
+      </w:r>
+    </w:p>
+    <w:p>
+      <w:pPr/>
+      <w:r>
+        <w:rPr>
+          <w:lang w:val="id_ID" w:bidi="id_ID"/>
+        </w:rPr>
+      </w:r>
+      <w:r>
+        <w:rPr>
+          <w:b/>
+          <w:lang w:val="id_ID" w:bidi="id_ID"/>
+        </w:rPr>
+        <w:t>εἰς τὸ μέλλον</w:t>
       </w:r>
     </w:p>
     <w:p>
@@ -26442,6 +31857,21 @@
       </w:r>
       <w:r>
         <w:rPr>
+          <w:b/>
+          <w:lang w:val="id_ID" w:bidi="id_ID"/>
+        </w:rPr>
+        <w:t>ἐπιλάβωνται τῆς ὄντως ζωῆς</w:t>
+      </w:r>
+    </w:p>
+    <w:p>
+      <w:pPr/>
+      <w:r>
+        <w:rPr>
+          <w:lang w:val="id_ID" w:bidi="id_ID"/>
+        </w:rPr>
+      </w:r>
+      <w:r>
+        <w:rPr>
           <w:lang w:val="id_ID" w:bidi="id_ID"/>
         </w:rPr>
         <w:t xml:space="preserve">Paulus menggunakan gambaran yang sama seperti dalam frasa </w:t>
@@ -26554,6 +31984,21 @@
       </w:r>
       <w:r>
         <w:rPr>
+          <w:b/>
+          <w:lang w:val="id_ID" w:bidi="id_ID"/>
+        </w:rPr>
+        <w:t>τὴν παραθήκην φύλαξον</w:t>
+      </w:r>
+    </w:p>
+    <w:p>
+      <w:pPr/>
+      <w:r>
+        <w:rPr>
+          <w:lang w:val="id_ID" w:bidi="id_ID"/>
+        </w:rPr>
+      </w:r>
+      <w:r>
+        <w:rPr>
           <w:lang w:val="id_ID" w:bidi="id_ID"/>
         </w:rPr>
         <w:t>Implikasinya adalah bahwa Yesus telah mempercayakan pesan kepada Timotius untuk diberitakan tentang dia. Terjemahan lain: “lindungi pesan tentang Yesus yang telah Ia berikan kepada Anda”</w:t>
@@ -26622,6 +32067,21 @@
       </w:r>
       <w:r>
         <w:rPr>
+          <w:b/>
+          <w:lang w:val="id_ID" w:bidi="id_ID"/>
+        </w:rPr>
+        <w:t>τὰς βεβήλους κενοφωνίας</w:t>
+      </w:r>
+    </w:p>
+    <w:p>
+      <w:pPr/>
+      <w:r>
+        <w:rPr>
+          <w:lang w:val="id_ID" w:bidi="id_ID"/>
+        </w:rPr>
+      </w:r>
+      <w:r>
+        <w:rPr>
           <w:lang w:val="id_ID" w:bidi="id_ID"/>
         </w:rPr>
         <w:t xml:space="preserve">Untuk menghindari </w:t>
@@ -26703,6 +32163,21 @@
       </w:r>
       <w:r>
         <w:rPr>
+          <w:b/>
+          <w:lang w:val="id_ID" w:bidi="id_ID"/>
+        </w:rPr>
+        <w:t>ἀντιθέσεις τῆς ψευδωνύμου γνώσεως</w:t>
+      </w:r>
+    </w:p>
+    <w:p>
+      <w:pPr/>
+      <w:r>
+        <w:rPr>
+          <w:lang w:val="id_ID" w:bidi="id_ID"/>
+        </w:rPr>
+      </w:r>
+      <w:r>
+        <w:rPr>
           <w:lang w:val="id_ID" w:bidi="id_ID"/>
         </w:rPr>
         <w:t>Hal ini dapat berarti: (1) guru-guru palsu tersebut mengatakan hal-hal yang bertentangan dengan kepercayaan Kristen yang sejati. Terjemahan lain: “dan ajaran-ajaran yang bertentangan dengan kita” atau “dan pernyataan-pernyataan yang berlawanan” (2) guru-guru palsu mengatakan hal-hal yang tidak mungkin semuanya benar pada saat yang bersamaan.</w:t>
@@ -26740,6 +32215,21 @@
         <w:rPr>
           <w:lang w:val="id_ID" w:bidi="id_ID"/>
         </w:rPr>
+      </w:r>
+    </w:p>
+    <w:p>
+      <w:pPr/>
+      <w:r>
+        <w:rPr>
+          <w:lang w:val="id_ID" w:bidi="id_ID"/>
+        </w:rPr>
+      </w:r>
+      <w:r>
+        <w:rPr>
+          <w:b/>
+          <w:lang w:val="id_ID" w:bidi="id_ID"/>
+        </w:rPr>
+        <w:t>περὶ τὴν πίστιν ἠστόχησαν</w:t>
       </w:r>
     </w:p>
     <w:p>
@@ -26837,6 +32327,21 @@
       </w:r>
       <w:r>
         <w:rPr>
+          <w:b/>
+          <w:lang w:val="id_ID" w:bidi="id_ID"/>
+        </w:rPr>
+        <w:t>ἡ χάρις μεθ’ ὑμῶν</w:t>
+      </w:r>
+    </w:p>
+    <w:p>
+      <w:pPr/>
+      <w:r>
+        <w:rPr>
+          <w:lang w:val="id_ID" w:bidi="id_ID"/>
+        </w:rPr>
+      </w:r>
+      <w:r>
+        <w:rPr>
           <w:lang w:val="id_ID" w:bidi="id_ID"/>
         </w:rPr>
         <w:t>Jika hal ini dapat membantu dalam bahasa Anda, Anda dapat menyatakan secara eksplisit siapa yang akan memberikan rahmat ini dan siapa yang menurut Paulus akan mewujudkannya. Terjemahan lain: “semoga Tuhan memberikan rahmat kepada kalian semua”</w:t>
@@ -26874,6 +32379,21 @@
         <w:rPr>
           <w:lang w:val="id_ID" w:bidi="id_ID"/>
         </w:rPr>
+      </w:r>
+    </w:p>
+    <w:p>
+      <w:pPr/>
+      <w:r>
+        <w:rPr>
+          <w:lang w:val="id_ID" w:bidi="id_ID"/>
+        </w:rPr>
+      </w:r>
+      <w:r>
+        <w:rPr>
+          <w:b/>
+          <w:lang w:val="id_ID" w:bidi="id_ID"/>
+        </w:rPr>
+        <w:t>ἡ χάρις μεθ’ ὑμῶν</w:t>
       </w:r>
     </w:p>
     <w:p>

--- a/ind/docx/54.content.docx
+++ b/ind/docx/54.content.docx
@@ -28,15 +28,49 @@
       </w:r>
     </w:p>
     <w:p>
-      <w:pPr/>
-      <w:r>
-        <w:rPr>
-          <w:lang w:val="id_ID" w:bidi="id_ID"/>
-        </w:rPr>
-      </w:r>
-      <w:r>
-        <w:rPr>
-          <w:b/>
+      <w:pPr>
+        <w:pStyle w:val="Heading2"/>
+      </w:pPr>
+      <w:r>
+        <w:rPr>
+          <w:lang w:val="id_ID" w:bidi="id_ID"/>
+        </w:rPr>
+        <w:t>License Information</w:t>
+      </w:r>
+      <w:r>
+        <w:rPr>
+          <w:lang w:val="id_ID" w:bidi="id_ID"/>
+        </w:rPr>
+      </w:r>
+    </w:p>
+    <w:p>
+      <w:pPr/>
+      <w:r>
+        <w:rPr>
+          <w:lang w:val="id_ID" w:bidi="id_ID"/>
+        </w:rPr>
+      </w:r>
+      <w:r>
+        <w:rPr>
+          <w:b/>
+          <w:lang w:val="id_ID" w:bidi="id_ID"/>
+        </w:rPr>
+        <w:t>Catatan Terjemahan (unfoldingWord)</w:t>
+      </w:r>
+      <w:r>
+        <w:rPr>
+          <w:lang w:val="id_ID" w:bidi="id_ID"/>
+        </w:rPr>
+        <w:t xml:space="preserve"> (Indonesian) is based on</w:t>
+      </w:r>
+      <w:r>
+        <w:rPr>
+          <w:lang w:val="id_ID" w:bidi="id_ID"/>
+        </w:rPr>
+        <w:t xml:space="preserve">: </w:t>
+      </w:r>
+      <w:r>
+        <w:rPr>
           <w:lang w:val="id_ID" w:bidi="id_ID"/>
         </w:rPr>
         <w:t>unfoldingWord® Translation Notes</w:t>
@@ -45,31 +79,62 @@
         <w:rPr>
           <w:lang w:val="id_ID" w:bidi="id_ID"/>
         </w:rPr>
-        <w:t xml:space="preserve"> © 2022 unfoldingWord. Released under CC BY-SA 4.0 license. </w:t>
-      </w:r>
-      <w:r>
-        <w:rPr>
-          <w:lang w:val="id_ID" w:bidi="id_ID"/>
-        </w:rPr>
-        <w:t>unfoldingWord® Translation Notes</w:t>
-      </w:r>
-      <w:r>
-        <w:rPr>
-          <w:lang w:val="id_ID" w:bidi="id_ID"/>
-        </w:rPr>
-        <w:t xml:space="preserve"> has been adapted in the following languages: Tok Pisin, Arabic (عربي), French (Français), Hindi (हिंदी), Indonesian (Bahasa Indonesia), Portuguese (Português), Russian (Русский), Spanish (Español), Swahili (Kiswahili), and Simplified Chinese (简体中文) from </w:t>
-      </w:r>
-      <w:r>
-        <w:rPr>
-          <w:lang w:val="id_ID" w:bidi="id_ID"/>
-        </w:rPr>
-        <w:t>unfoldingWord® Translation Notes</w:t>
-      </w:r>
-      <w:r>
-        <w:rPr>
-          <w:lang w:val="id_ID" w:bidi="id_ID"/>
-        </w:rPr>
-        <w:t xml:space="preserve"> © 2022 unfoldingWord. Released under CC BY-SA 4.0 license by Mission Mutual</w:t>
+        <w:t xml:space="preserve">, </w:t>
+      </w:r>
+      <w:hyperlink r:id="rId13">
+        <w:r>
+          <w:rPr>
+            <w:lang w:val="id_ID" w:bidi="id_ID"/>
+          </w:rPr>
+          <w:rPr>
+            <w:color w:val="0000EE"/>
+            <w:u w:val="single"/>
+          </w:rPr>
+          <w:t>unfoldingWord</w:t>
+        </w:r>
+      </w:hyperlink>
+      <w:r>
+        <w:rPr>
+          <w:lang w:val="id_ID" w:bidi="id_ID"/>
+        </w:rPr>
+        <w:t xml:space="preserve">, 2022, which is licensed under a </w:t>
+      </w:r>
+      <w:hyperlink r:id="rId14">
+        <w:r>
+          <w:rPr>
+            <w:lang w:val="id_ID" w:bidi="id_ID"/>
+          </w:rPr>
+          <w:rPr>
+            <w:color w:val="0000EE"/>
+            <w:u w:val="single"/>
+          </w:rPr>
+          <w:t>CC BY-SA 4.0 license</w:t>
+        </w:r>
+      </w:hyperlink>
+      <w:r>
+        <w:rPr>
+          <w:lang w:val="id_ID" w:bidi="id_ID"/>
+        </w:rPr>
+        <w:t>.</w:t>
+      </w:r>
+      <w:r>
+        <w:rPr>
+          <w:lang w:val="id_ID" w:bidi="id_ID"/>
+        </w:rPr>
+      </w:r>
+    </w:p>
+    <w:p>
+      <w:pPr/>
+      <w:r>
+        <w:rPr>
+          <w:lang w:val="id_ID" w:bidi="id_ID"/>
+        </w:rPr>
+      </w:r>
+      <w:r>
+        <w:rPr>
+          <w:lang w:val="id_ID" w:bidi="id_ID"/>
+        </w:rPr>
+        <w:t>This PDF version is provided under the same license.</w:t>
       </w:r>
       <w:r>
         <w:rPr>
@@ -227,6 +292,21 @@
       </w:r>
       <w:r>
         <w:rPr>
+          <w:b/>
+          <w:lang w:val="id_ID" w:bidi="id_ID"/>
+        </w:rPr>
+        <w:t>Παῦλος, ἀπόστολος</w:t>
+      </w:r>
+    </w:p>
+    <w:p>
+      <w:pPr/>
+      <w:r>
+        <w:rPr>
+          <w:lang w:val="id_ID" w:bidi="id_ID"/>
+        </w:rPr>
+      </w:r>
+      <w:r>
+        <w:rPr>
           <w:lang w:val="id_ID" w:bidi="id_ID"/>
         </w:rPr>
         <w:t>Dalam budaya ini, penulis surat akan menyebutkan namanya sendiri terlebih dahulu, dan menyebut dirinya sebagai orang ketiga. Jika ini berguna dalam bahasa Anda, Anda dapat menggunakan orang pertama di sini. Atau jika bahasa Anda memiliki cara tertentu untuk memperkenalkan penulis surat, dan jika itu berguna bagi pembaca Anda, Anda dapat menggunakannya di sini. Terjemahan lain: “Dari Paulus. Saya seorang rasul”</w:t>
@@ -275,6 +355,21 @@
       </w:r>
       <w:r>
         <w:rPr>
+          <w:b/>
+          <w:lang w:val="id_ID" w:bidi="id_ID"/>
+        </w:rPr>
+        <w:t>κατ’ ἐπιταγὴν Θεοῦ Σωτῆρος ἡμῶν, καὶ Κυρίου Ἰησοῦ Χριστοῦ</w:t>
+      </w:r>
+    </w:p>
+    <w:p>
+      <w:pPr/>
+      <w:r>
+        <w:rPr>
+          <w:lang w:val="id_ID" w:bidi="id_ID"/>
+        </w:rPr>
+      </w:r>
+      <w:r>
+        <w:rPr>
           <w:lang w:val="id_ID" w:bidi="id_ID"/>
         </w:rPr>
         <w:t xml:space="preserve">Jika bahasa Anda tidak menggunakan kata benda abstrak untuk gagasan </w:t>
@@ -336,6 +431,21 @@
       </w:r>
       <w:r>
         <w:rPr>
+          <w:b/>
+          <w:lang w:val="id_ID" w:bidi="id_ID"/>
+        </w:rPr>
+        <w:t>Σωτῆρος ἡμῶν</w:t>
+      </w:r>
+    </w:p>
+    <w:p>
+      <w:pPr/>
+      <w:r>
+        <w:rPr>
+          <w:lang w:val="id_ID" w:bidi="id_ID"/>
+        </w:rPr>
+      </w:r>
+      <w:r>
+        <w:rPr>
           <w:lang w:val="id_ID" w:bidi="id_ID"/>
         </w:rPr>
         <w:t xml:space="preserve">Di sini, Paulus menggunakan bentuk posesif untuk menggambarkan </w:t>
@@ -397,6 +507,21 @@
       </w:r>
       <w:r>
         <w:rPr>
+          <w:b/>
+          <w:lang w:val="id_ID" w:bidi="id_ID"/>
+        </w:rPr>
+        <w:t>Κυρίου Ἰησοῦ Χριστοῦ τῆς ἐλπίδος ἡμῶν</w:t>
+      </w:r>
+    </w:p>
+    <w:p>
+      <w:pPr/>
+      <w:r>
+        <w:rPr>
+          <w:lang w:val="id_ID" w:bidi="id_ID"/>
+        </w:rPr>
+      </w:r>
+      <w:r>
+        <w:rPr>
           <w:lang w:val="id_ID" w:bidi="id_ID"/>
         </w:rPr>
         <w:t xml:space="preserve">Di sini, </w:t>
@@ -478,6 +603,21 @@
       </w:r>
       <w:r>
         <w:rPr>
+          <w:b/>
+          <w:lang w:val="id_ID" w:bidi="id_ID"/>
+        </w:rPr>
+        <w:t>γνησίῳ τέκνῳ</w:t>
+      </w:r>
+    </w:p>
+    <w:p>
+      <w:pPr/>
+      <w:r>
+        <w:rPr>
+          <w:lang w:val="id_ID" w:bidi="id_ID"/>
+        </w:rPr>
+      </w:r>
+      <w:r>
+        <w:rPr>
           <w:lang w:val="id_ID" w:bidi="id_ID"/>
         </w:rPr>
         <w:t xml:space="preserve">Paulus berbicara tentang kedekatannya dengan Timotius seolah-olah Timotius adalah </w:t>
@@ -572,6 +712,21 @@
       </w:r>
       <w:r>
         <w:rPr>
+          <w:b/>
+          <w:lang w:val="id_ID" w:bidi="id_ID"/>
+        </w:rPr>
+        <w:t>χάρις, ἔλεος, εἰρήνη ἀπὸ Θεοῦ Πατρὸς καὶ Χριστοῦ Ἰησοῦ τοῦ Κυρίου ἡμῶν</w:t>
+      </w:r>
+    </w:p>
+    <w:p>
+      <w:pPr/>
+      <w:r>
+        <w:rPr>
+          <w:lang w:val="id_ID" w:bidi="id_ID"/>
+        </w:rPr>
+      </w:r>
+      <w:r>
+        <w:rPr>
           <w:lang w:val="id_ID" w:bidi="id_ID"/>
         </w:rPr>
         <w:t>Setelah menyebutkan namanya dan nama orang yang menerima surat itu, Paulus menambahkan berkat untuk Timotius. Gunakan bentuk yang orang lain mudah mengenali sebagai seuah berkat dalam bahasa Anda. Terjemahan lain: “Semoga engkau mengalami kasih karunia, kemurahan, dan damai sejahtera dari Allah Bapa dan Kristus Yesus Tuhan kita” atau “Aku berdoa kiranya kasih karunia, kemurahan, dan damai sejahtera dari Allah Bapa dan Kristus Yesus Tuhan kita senantiasa menyertai kamu”</w:t>
@@ -620,6 +775,21 @@
       </w:r>
       <w:r>
         <w:rPr>
+          <w:b/>
+          <w:lang w:val="id_ID" w:bidi="id_ID"/>
+        </w:rPr>
+        <w:t>χάρις, ἔλεος, εἰρήνη ἀπὸ Θεοῦ Πατρὸς καὶ Χριστοῦ Ἰησοῦ τοῦ Κυρίου ἡμῶν</w:t>
+      </w:r>
+    </w:p>
+    <w:p>
+      <w:pPr/>
+      <w:r>
+        <w:rPr>
+          <w:lang w:val="id_ID" w:bidi="id_ID"/>
+        </w:rPr>
+      </w:r>
+      <w:r>
+        <w:rPr>
           <w:lang w:val="id_ID" w:bidi="id_ID"/>
         </w:rPr>
         <w:t xml:space="preserve">Jika bahasa Anda tidak menggunakan kata benda abstrak untuk gagasan </w:t>
@@ -710,6 +880,21 @@
           <w:b/>
           <w:lang w:val="id_ID" w:bidi="id_ID"/>
         </w:rPr>
+        <w:t>Θεοῦ Πατρὸς</w:t>
+      </w:r>
+    </w:p>
+    <w:p>
+      <w:pPr/>
+      <w:r>
+        <w:rPr>
+          <w:lang w:val="id_ID" w:bidi="id_ID"/>
+        </w:rPr>
+      </w:r>
+      <w:r>
+        <w:rPr>
+          <w:b/>
+          <w:lang w:val="id_ID" w:bidi="id_ID"/>
+        </w:rPr>
         <w:t>Bapa</w:t>
       </w:r>
       <w:r>
@@ -808,6 +993,21 @@
       </w:r>
       <w:r>
         <w:rPr>
+          <w:b/>
+          <w:lang w:val="id_ID" w:bidi="id_ID"/>
+        </w:rPr>
+        <w:t>πορευόμενος</w:t>
+      </w:r>
+    </w:p>
+    <w:p>
+      <w:pPr/>
+      <w:r>
+        <w:rPr>
+          <w:lang w:val="id_ID" w:bidi="id_ID"/>
+        </w:rPr>
+      </w:r>
+      <w:r>
+        <w:rPr>
           <w:lang w:val="id_ID" w:bidi="id_ID"/>
         </w:rPr>
         <w:t xml:space="preserve">Dalam konteks seperti ini, bahasa Anda mungkin mengatakan “datang” dari pada </w:t>
@@ -869,6 +1069,21 @@
       </w:r>
       <w:r>
         <w:rPr>
+          <w:b/>
+          <w:lang w:val="id_ID" w:bidi="id_ID"/>
+        </w:rPr>
+        <w:t>σε</w:t>
+      </w:r>
+    </w:p>
+    <w:p>
+      <w:pPr/>
+      <w:r>
+        <w:rPr>
+          <w:lang w:val="id_ID" w:bidi="id_ID"/>
+        </w:rPr>
+      </w:r>
+      <w:r>
+        <w:rPr>
           <w:lang w:val="id_ID" w:bidi="id_ID"/>
         </w:rPr>
         <w:t xml:space="preserve">Dalam surat ini, dengan satu pengecualian, kata </w:t>
@@ -912,7 +1127,7 @@
         </w:rPr>
         <w:t xml:space="preserve"> adalah menunjuk pada Timotius dan karenanya berbentuk tunggal. Satu catatan akan membahas adanya satu pengecualian di </w:t>
       </w:r>
-      <w:hyperlink r:id="rId13">
+      <w:hyperlink r:id="rId15">
         <w:r>
           <w:rPr>
             <w:lang w:val="id_ID" w:bidi="id_ID"/>
@@ -994,6 +1209,21 @@
       </w:r>
       <w:r>
         <w:rPr>
+          <w:b/>
+          <w:lang w:val="id_ID" w:bidi="id_ID"/>
+        </w:rPr>
+        <w:t>ἑτεροδιδασκαλεῖν</w:t>
+      </w:r>
+    </w:p>
+    <w:p>
+      <w:pPr/>
+      <w:r>
+        <w:rPr>
+          <w:lang w:val="id_ID" w:bidi="id_ID"/>
+        </w:rPr>
+      </w:r>
+      <w:r>
+        <w:rPr>
           <w:lang w:val="id_ID" w:bidi="id_ID"/>
         </w:rPr>
         <w:t>Implikasinya adalah bahwa orang-orang ini mengajarkan hal-hal yang berbeda dengan apa yang Paulus dan Timotius ajarkan, bukan berarti mereka mengajar dengan cara yang berbeda. Jika ini bermanfaat bagi pembaca Anda, Anda dapat menyatakannya secara tegas. Terjemahan lain: “mengajar ajaran yang berbeda dari ajaran yang kami ajarkan” atau "mengajar doktrin yang berbeda."</w:t>
@@ -1062,6 +1292,21 @@
       </w:r>
       <w:r>
         <w:rPr>
+          <w:b/>
+          <w:lang w:val="id_ID" w:bidi="id_ID"/>
+        </w:rPr>
+        <w:t>μύθοις</w:t>
+      </w:r>
+    </w:p>
+    <w:p>
+      <w:pPr/>
+      <w:r>
+        <w:rPr>
+          <w:lang w:val="id_ID" w:bidi="id_ID"/>
+        </w:rPr>
+      </w:r>
+      <w:r>
+        <w:rPr>
           <w:lang w:val="id_ID" w:bidi="id_ID"/>
         </w:rPr>
         <w:t xml:space="preserve">Kata </w:t>
@@ -1123,6 +1368,21 @@
       </w:r>
       <w:r>
         <w:rPr>
+          <w:b/>
+          <w:lang w:val="id_ID" w:bidi="id_ID"/>
+        </w:rPr>
+        <w:t>γενεαλογίαις ἀπεράντοις</w:t>
+      </w:r>
+    </w:p>
+    <w:p>
+      <w:pPr/>
+      <w:r>
+        <w:rPr>
+          <w:lang w:val="id_ID" w:bidi="id_ID"/>
+        </w:rPr>
+      </w:r>
+      <w:r>
+        <w:rPr>
           <w:lang w:val="id_ID" w:bidi="id_ID"/>
         </w:rPr>
         <w:t xml:space="preserve">Paulus mengatakan </w:t>
@@ -1204,6 +1464,21 @@
       </w:r>
       <w:r>
         <w:rPr>
+          <w:b/>
+          <w:lang w:val="id_ID" w:bidi="id_ID"/>
+        </w:rPr>
+        <w:t>γενεαλογίαις</w:t>
+      </w:r>
+    </w:p>
+    <w:p>
+      <w:pPr/>
+      <w:r>
+        <w:rPr>
+          <w:lang w:val="id_ID" w:bidi="id_ID"/>
+        </w:rPr>
+      </w:r>
+      <w:r>
+        <w:rPr>
           <w:lang w:val="id_ID" w:bidi="id_ID"/>
         </w:rPr>
         <w:t xml:space="preserve">Kata </w:t>
@@ -1265,6 +1540,21 @@
       </w:r>
       <w:r>
         <w:rPr>
+          <w:b/>
+          <w:lang w:val="id_ID" w:bidi="id_ID"/>
+        </w:rPr>
+        <w:t>οἰκονομίαν Θεοῦ</w:t>
+      </w:r>
+    </w:p>
+    <w:p>
+      <w:pPr/>
+      <w:r>
+        <w:rPr>
+          <w:lang w:val="id_ID" w:bidi="id_ID"/>
+        </w:rPr>
+      </w:r>
+      <w:r>
+        <w:rPr>
           <w:lang w:val="id_ID" w:bidi="id_ID"/>
         </w:rPr>
         <w:t xml:space="preserve">Di sini, Paulus menggunakan bentuk posesif untuk menggambarkan </w:t>
@@ -1326,6 +1616,21 @@
       </w:r>
       <w:r>
         <w:rPr>
+          <w:b/>
+          <w:lang w:val="id_ID" w:bidi="id_ID"/>
+        </w:rPr>
+        <w:t>οἰκονομίαν Θεοῦ</w:t>
+      </w:r>
+    </w:p>
+    <w:p>
+      <w:pPr/>
+      <w:r>
+        <w:rPr>
+          <w:lang w:val="id_ID" w:bidi="id_ID"/>
+        </w:rPr>
+      </w:r>
+      <w:r>
+        <w:rPr>
           <w:lang w:val="id_ID" w:bidi="id_ID"/>
         </w:rPr>
         <w:t xml:space="preserve">Jika bahasa Anda tidak menggunakan kata benda abstrak untuk gagasan </w:t>
@@ -1407,6 +1712,21 @@
       </w:r>
       <w:r>
         <w:rPr>
+          <w:b/>
+          <w:lang w:val="id_ID" w:bidi="id_ID"/>
+        </w:rPr>
+        <w:t>τὴν ἐν πίστει</w:t>
+      </w:r>
+    </w:p>
+    <w:p>
+      <w:pPr/>
+      <w:r>
+        <w:rPr>
+          <w:lang w:val="id_ID" w:bidi="id_ID"/>
+        </w:rPr>
+      </w:r>
+      <w:r>
+        <w:rPr>
           <w:lang w:val="id_ID" w:bidi="id_ID"/>
         </w:rPr>
         <w:t xml:space="preserve">Jika bahasa Anda tidak menggunakan kata benda abstrak untuk gagasan </w:t>
@@ -1488,6 +1808,21 @@
       </w:r>
       <w:r>
         <w:rPr>
+          <w:b/>
+          <w:lang w:val="id_ID" w:bidi="id_ID"/>
+        </w:rPr>
+        <w:t>δὲ</w:t>
+      </w:r>
+    </w:p>
+    <w:p>
+      <w:pPr/>
+      <w:r>
+        <w:rPr>
+          <w:lang w:val="id_ID" w:bidi="id_ID"/>
+        </w:rPr>
+      </w:r>
+      <w:r>
+        <w:rPr>
           <w:lang w:val="id_ID" w:bidi="id_ID"/>
         </w:rPr>
         <w:t xml:space="preserve">Paulus di sini menggunakan kata </w:t>
@@ -1549,6 +1884,21 @@
       </w:r>
       <w:r>
         <w:rPr>
+          <w:b/>
+          <w:lang w:val="id_ID" w:bidi="id_ID"/>
+        </w:rPr>
+        <w:t>τῆς παραγγελίας</w:t>
+      </w:r>
+    </w:p>
+    <w:p>
+      <w:pPr/>
+      <w:r>
+        <w:rPr>
+          <w:lang w:val="id_ID" w:bidi="id_ID"/>
+        </w:rPr>
+      </w:r>
+      <w:r>
+        <w:rPr>
           <w:lang w:val="id_ID" w:bidi="id_ID"/>
         </w:rPr>
         <w:t xml:space="preserve">Di sini, frasa </w:t>
@@ -1566,7 +1916,7 @@
         </w:rPr>
         <w:t xml:space="preserve"> merujuk pada apa yang Paulus telah perintahkan kepada Timotius untuk disampaikan kepada “orang-orang tertentu” di Efesus (lihat </w:t>
       </w:r>
-      <w:hyperlink r:id="rId14">
+      <w:hyperlink r:id="rId16">
         <w:r>
           <w:rPr>
             <w:lang w:val="id_ID" w:bidi="id_ID"/>
@@ -1628,6 +1978,21 @@
       </w:r>
       <w:r>
         <w:rPr>
+          <w:b/>
+          <w:lang w:val="id_ID" w:bidi="id_ID"/>
+        </w:rPr>
+        <w:t>ἐστὶν ἀγάπη</w:t>
+      </w:r>
+    </w:p>
+    <w:p>
+      <w:pPr/>
+      <w:r>
+        <w:rPr>
+          <w:lang w:val="id_ID" w:bidi="id_ID"/>
+        </w:rPr>
+      </w:r>
+      <w:r>
+        <w:rPr>
           <w:lang w:val="id_ID" w:bidi="id_ID"/>
         </w:rPr>
         <w:t xml:space="preserve">Jika dalam bahasa saudara tidak menggunakan kata benda abstrak untuk gagasan </w:t>
@@ -1709,6 +2074,21 @@
       </w:r>
       <w:r>
         <w:rPr>
+          <w:b/>
+          <w:lang w:val="id_ID" w:bidi="id_ID"/>
+        </w:rPr>
+        <w:t>ἐκ καθαρᾶς καρδίας</w:t>
+      </w:r>
+    </w:p>
+    <w:p>
+      <w:pPr/>
+      <w:r>
+        <w:rPr>
+          <w:lang w:val="id_ID" w:bidi="id_ID"/>
+        </w:rPr>
+      </w:r>
+      <w:r>
+        <w:rPr>
           <w:lang w:val="id_ID" w:bidi="id_ID"/>
         </w:rPr>
         <w:t xml:space="preserve">Dalam budaya Paulus, </w:t>
@@ -1803,6 +2183,21 @@
       </w:r>
       <w:r>
         <w:rPr>
+          <w:b/>
+          <w:lang w:val="id_ID" w:bidi="id_ID"/>
+        </w:rPr>
+        <w:t>συνειδήσεως ἀγαθῆς</w:t>
+      </w:r>
+    </w:p>
+    <w:p>
+      <w:pPr/>
+      <w:r>
+        <w:rPr>
+          <w:lang w:val="id_ID" w:bidi="id_ID"/>
+        </w:rPr>
+      </w:r>
+      <w:r>
+        <w:rPr>
           <w:lang w:val="id_ID" w:bidi="id_ID"/>
         </w:rPr>
         <w:t xml:space="preserve">Sebuah </w:t>
@@ -1877,6 +2272,21 @@
       </w:r>
       <w:r>
         <w:rPr>
+          <w:b/>
+          <w:lang w:val="id_ID" w:bidi="id_ID"/>
+        </w:rPr>
+        <w:t>πίστεως ἀνυποκρίτου</w:t>
+      </w:r>
+    </w:p>
+    <w:p>
+      <w:pPr/>
+      <w:r>
+        <w:rPr>
+          <w:lang w:val="id_ID" w:bidi="id_ID"/>
+        </w:rPr>
+      </w:r>
+      <w:r>
+        <w:rPr>
           <w:lang w:val="id_ID" w:bidi="id_ID"/>
         </w:rPr>
         <w:t xml:space="preserve">Jika bahasa saudara tidak menggunakan kata benda abstrak untuk gagasan </w:t>
@@ -1958,6 +2368,21 @@
       </w:r>
       <w:r>
         <w:rPr>
+          <w:b/>
+          <w:lang w:val="id_ID" w:bidi="id_ID"/>
+        </w:rPr>
+        <w:t>ἀστοχήσαντες</w:t>
+      </w:r>
+    </w:p>
+    <w:p>
+      <w:pPr/>
+      <w:r>
+        <w:rPr>
+          <w:lang w:val="id_ID" w:bidi="id_ID"/>
+        </w:rPr>
+      </w:r>
+      <w:r>
+        <w:rPr>
           <w:lang w:val="id_ID" w:bidi="id_ID"/>
         </w:rPr>
         <w:t>Paulus berbicara secara kiasan tentang iman kepada Kristus seolah-olah iman itu adalah sebuah target yang harus dicapai oleh orang-orang. Paulus bermaksud bahwa beberapa orang tidak memenuhi tujuan iman mereka, yaitu untuk mengasihi, seperti yang baru saja ia jelaskan. Terjemahan alternatif: "beberapa orang, yang tidak memenuhi tujuan iman kepada Yesus"</w:t>
@@ -2026,6 +2451,21 @@
       </w:r>
       <w:r>
         <w:rPr>
+          <w:b/>
+          <w:lang w:val="id_ID" w:bidi="id_ID"/>
+        </w:rPr>
+        <w:t>ἐξετράπησαν εἰς</w:t>
+      </w:r>
+    </w:p>
+    <w:p>
+      <w:pPr/>
+      <w:r>
+        <w:rPr>
+          <w:lang w:val="id_ID" w:bidi="id_ID"/>
+        </w:rPr>
+      </w:r>
+      <w:r>
+        <w:rPr>
           <w:lang w:val="id_ID" w:bidi="id_ID"/>
         </w:rPr>
         <w:t xml:space="preserve">Di sini, </w:t>
@@ -2107,6 +2547,21 @@
       </w:r>
       <w:r>
         <w:rPr>
+          <w:b/>
+          <w:lang w:val="id_ID" w:bidi="id_ID"/>
+        </w:rPr>
+        <w:t>νομοδιδάσκαλοι</w:t>
+      </w:r>
+    </w:p>
+    <w:p>
+      <w:pPr/>
+      <w:r>
+        <w:rPr>
+          <w:lang w:val="id_ID" w:bidi="id_ID"/>
+        </w:rPr>
+      </w:r>
+      <w:r>
+        <w:rPr>
           <w:lang w:val="id_ID" w:bidi="id_ID"/>
         </w:rPr>
         <w:t xml:space="preserve">Di sini, </w:t>
@@ -2188,6 +2643,21 @@
       </w:r>
       <w:r>
         <w:rPr>
+          <w:b/>
+          <w:lang w:val="id_ID" w:bidi="id_ID"/>
+        </w:rPr>
+        <w:t>μὴ νοοῦντες μήτε &amp; μήτε</w:t>
+      </w:r>
+    </w:p>
+    <w:p>
+      <w:pPr/>
+      <w:r>
+        <w:rPr>
+          <w:lang w:val="id_ID" w:bidi="id_ID"/>
+        </w:rPr>
+      </w:r>
+      <w:r>
+        <w:rPr>
           <w:lang w:val="id_ID" w:bidi="id_ID"/>
         </w:rPr>
         <w:t>Paulus menggunakan bentuk tiga negatif dalam bahasa Yunani untuk menekankan di sini, "bukan... bukan... juga bukan." Tak satu pun dari kata negatif ini yang membatalkan satu sama lain untuk menciptakan makna positif. Sebaliknya, makna negatifnya tetap dipertahankan. Jika bahasa Anda menggunakan negatif ganda untuk penekanan yang tidak membatalkan satu sama lain, maka akan lebih tepat untuk menggunakan konstruksi tersebut di sini.</w:t>
@@ -2256,6 +2726,21 @@
       </w:r>
       <w:r>
         <w:rPr>
+          <w:b/>
+          <w:lang w:val="id_ID" w:bidi="id_ID"/>
+        </w:rPr>
+        <w:t>μήτε ἃ λέγουσιν, μήτε περὶ τίνων διαβεβαιοῦνται</w:t>
+      </w:r>
+    </w:p>
+    <w:p>
+      <w:pPr/>
+      <w:r>
+        <w:rPr>
+          <w:lang w:val="id_ID" w:bidi="id_ID"/>
+        </w:rPr>
+      </w:r>
+      <w:r>
+        <w:rPr>
           <w:lang w:val="id_ID" w:bidi="id_ID"/>
         </w:rPr>
         <w:t>Kedua frasa ini memiliki arti yang sama. Paulus menggunakan pengulangan untuk memberikan penekanan. Anda tidak perlu memasukkan kedua frasa tersebut dalam terjemahan Anda jika hal itu dapat membingungkan pembaca Anda. Terjemahan alternatif: "apa yang mereka katakan dengan begitu yakinnya adalah benar"</w:t>
@@ -2324,6 +2809,21 @@
       </w:r>
       <w:r>
         <w:rPr>
+          <w:b/>
+          <w:lang w:val="id_ID" w:bidi="id_ID"/>
+        </w:rPr>
+        <w:t>ὁ νόμος</w:t>
+      </w:r>
+    </w:p>
+    <w:p>
+      <w:pPr/>
+      <w:r>
+        <w:rPr>
+          <w:lang w:val="id_ID" w:bidi="id_ID"/>
+        </w:rPr>
+      </w:r>
+      <w:r>
+        <w:rPr>
           <w:lang w:val="id_ID" w:bidi="id_ID"/>
         </w:rPr>
         <w:t>Terjemahan alternatif: "kami memahami bahwa hukum itu bermanfaat" atau "kami memahami bahwa hukum itu bermanfaat"</w:t>
@@ -2372,6 +2872,21 @@
       </w:r>
       <w:r>
         <w:rPr>
+          <w:b/>
+          <w:lang w:val="id_ID" w:bidi="id_ID"/>
+        </w:rPr>
+        <w:t>ἐάν τις αὐτῷ νομίμως χρῆται</w:t>
+      </w:r>
+    </w:p>
+    <w:p>
+      <w:pPr/>
+      <w:r>
+        <w:rPr>
+          <w:lang w:val="id_ID" w:bidi="id_ID"/>
+        </w:rPr>
+      </w:r>
+      <w:r>
+        <w:rPr>
           <w:lang w:val="id_ID" w:bidi="id_ID"/>
         </w:rPr>
         <w:t>Terjemahan alternatif: "jika seseorang menggunakannya dengan benar" atau "jika seseorang menggunakannya dengan cara yang dikehendaki Allah"</w:t>
@@ -2420,6 +2935,21 @@
       </w:r>
       <w:r>
         <w:rPr>
+          <w:b/>
+          <w:lang w:val="id_ID" w:bidi="id_ID"/>
+        </w:rPr>
+        <w:t>εἰδὼς τοῦτο</w:t>
+      </w:r>
+    </w:p>
+    <w:p>
+      <w:pPr/>
+      <w:r>
+        <w:rPr>
+          <w:lang w:val="id_ID" w:bidi="id_ID"/>
+        </w:rPr>
+      </w:r>
+      <w:r>
+        <w:rPr>
           <w:lang w:val="id_ID" w:bidi="id_ID"/>
         </w:rPr>
         <w:t>Terjemahan alternatif: "kami juga mengetahui hal ini"</w:t>
@@ -2468,6 +2998,21 @@
       </w:r>
       <w:r>
         <w:rPr>
+          <w:b/>
+          <w:lang w:val="id_ID" w:bidi="id_ID"/>
+        </w:rPr>
+        <w:t>νόμος οὐ κεῖται</w:t>
+      </w:r>
+    </w:p>
+    <w:p>
+      <w:pPr/>
+      <w:r>
+        <w:rPr>
+          <w:lang w:val="id_ID" w:bidi="id_ID"/>
+        </w:rPr>
+      </w:r>
+      <w:r>
+        <w:rPr>
           <w:lang w:val="id_ID" w:bidi="id_ID"/>
         </w:rPr>
         <w:t>Jika akan membantu dalam bahasa Anda, Anda dapat mengekspresikan frasa pasif ini dengan bentuk aktif, dan Anda dapat menyatakan siapa yang melakukan tindakan tersebut. Terjemahan alternatif: "Allah tidak membuat hukum Taurat untuk orang-orang yang benar"</w:t>
@@ -2536,6 +3081,21 @@
       </w:r>
       <w:r>
         <w:rPr>
+          <w:b/>
+          <w:lang w:val="id_ID" w:bidi="id_ID"/>
+        </w:rPr>
+        <w:t>δικαίῳ &amp; ἀνόμοις δὲ καὶ ἀνυποτάκτοις, ἀσεβέσι καὶ ἁμαρτωλοῖς, ἀνοσίοις καὶ βεβήλοις</w:t>
+      </w:r>
+    </w:p>
+    <w:p>
+      <w:pPr/>
+      <w:r>
+        <w:rPr>
+          <w:lang w:val="id_ID" w:bidi="id_ID"/>
+        </w:rPr>
+      </w:r>
+      <w:r>
+        <w:rPr>
           <w:lang w:val="id_ID" w:bidi="id_ID"/>
         </w:rPr>
         <w:t>Paulus juga menggunakan kata sifat ini sebagai kata benda untuk merujuk pada kelas-kelas orang yang mereka gambarkan. Jika akan membantu dalam bahasa Anda, Anda dapat mengekspresikan frasa ini dengan menerjemahkan setiap kata sifat ini dengan frasa kata benda. Terjemahan alternatif: "orang yang melanggar hukum, orang yang menentang otoritas, orang yang tidak menghormati Allah, orang yang melakukan dosa, orang yang hidup seolah-olah Allah tidak penting, orang yang hidup seolah-olah tidak ada yang sakral"</w:t>
@@ -2604,6 +3164,21 @@
       </w:r>
       <w:r>
         <w:rPr>
+          <w:b/>
+          <w:lang w:val="id_ID" w:bidi="id_ID"/>
+        </w:rPr>
+        <w:t>πατρολῴαις καὶ μητρολῴαις, ἀνδροφόνοις</w:t>
+      </w:r>
+    </w:p>
+    <w:p>
+      <w:pPr/>
+      <w:r>
+        <w:rPr>
+          <w:lang w:val="id_ID" w:bidi="id_ID"/>
+        </w:rPr>
+      </w:r>
+      <w:r>
+        <w:rPr>
           <w:lang w:val="id_ID" w:bidi="id_ID"/>
         </w:rPr>
         <w:t>Dalam daftar ini Paulus menggunakan beberapa kata majemuk untuk mengungkapkan maknanya secara ringkas dan jelas. Dalam setiap kasus, kata pertama dalam kata majemuk, yaitu kata benda, adalah objek dari kata kedua, yaitu kata kerja. Tiga dari kata majemuk ini ada di ayat ini, dan dua lagi ada di ayat berikutnya. Jika akan membantu dalam bahasa Anda, Anda dapat mengekspresikan istilah-istilah ini dengan menerjemahkannya dengan istilah tunggal atau dengan frasa. Terjemahan alternatif: "patricides dan matricides, pembunuhan" atau "orang-orang yang membunuh orang lain, bahkan ayah dan ibu mereka sendiri"</w:t>
@@ -2652,6 +3227,21 @@
       </w:r>
       <w:r>
         <w:rPr>
+          <w:b/>
+          <w:lang w:val="id_ID" w:bidi="id_ID"/>
+        </w:rPr>
+        <w:t>ἀνδροφόνοις</w:t>
+      </w:r>
+    </w:p>
+    <w:p>
+      <w:pPr/>
+      <w:r>
+        <w:rPr>
+          <w:lang w:val="id_ID" w:bidi="id_ID"/>
+        </w:rPr>
+      </w:r>
+      <w:r>
+        <w:rPr>
           <w:lang w:val="id_ID" w:bidi="id_ID"/>
         </w:rPr>
         <w:t xml:space="preserve">Paulus menggunakan istilah </w:t>
@@ -2733,6 +3323,21 @@
       </w:r>
       <w:r>
         <w:rPr>
+          <w:b/>
+          <w:lang w:val="id_ID" w:bidi="id_ID"/>
+        </w:rPr>
+        <w:t>πόρνοις</w:t>
+      </w:r>
+    </w:p>
+    <w:p>
+      <w:pPr/>
+      <w:r>
+        <w:rPr>
+          <w:lang w:val="id_ID" w:bidi="id_ID"/>
+        </w:rPr>
+      </w:r>
+      <w:r>
+        <w:rPr>
           <w:lang w:val="id_ID" w:bidi="id_ID"/>
         </w:rPr>
         <w:t xml:space="preserve">Paulus menggunakan kata sifat </w:t>
@@ -2814,6 +3419,21 @@
       </w:r>
       <w:r>
         <w:rPr>
+          <w:b/>
+          <w:lang w:val="id_ID" w:bidi="id_ID"/>
+        </w:rPr>
+        <w:t>ἀρσενοκοίταις</w:t>
+      </w:r>
+    </w:p>
+    <w:p>
+      <w:pPr/>
+      <w:r>
+        <w:rPr>
+          <w:lang w:val="id_ID" w:bidi="id_ID"/>
+        </w:rPr>
+      </w:r>
+      <w:r>
+        <w:rPr>
           <w:lang w:val="id_ID" w:bidi="id_ID"/>
         </w:rPr>
         <w:t xml:space="preserve">Istilah </w:t>
@@ -2895,6 +3515,21 @@
       </w:r>
       <w:r>
         <w:rPr>
+          <w:b/>
+          <w:lang w:val="id_ID" w:bidi="id_ID"/>
+        </w:rPr>
+        <w:t>καὶ εἴ τι ἕτερον τῇ ὑγιαινούσῃ διδασκαλίᾳ ἀντίκειται</w:t>
+      </w:r>
+    </w:p>
+    <w:p>
+      <w:pPr/>
+      <w:r>
+        <w:rPr>
+          <w:lang w:val="id_ID" w:bidi="id_ID"/>
+        </w:rPr>
+      </w:r>
+      <w:r>
+        <w:rPr>
           <w:lang w:val="id_ID" w:bidi="id_ID"/>
         </w:rPr>
         <w:t>Di sini Paulus menghilangkan beberapa kata yang, dalam banyak bahasa, harus ada dalam sebuah kalimat. Maksudnya adalah jika ada hal lain yang bertentangan dengan ajaran yang sehat, maka hukum Taurat dibuat untuk orang-orang yang melakukan hal itu juga. Terjemahan alternatif: "dan bagi orang-orang yang melakukan sesuatu yang bertentangan dengan ajaran yang sehat"</w:t>
@@ -2943,6 +3578,21 @@
       </w:r>
       <w:r>
         <w:rPr>
+          <w:b/>
+          <w:lang w:val="id_ID" w:bidi="id_ID"/>
+        </w:rPr>
+        <w:t>τῇ ὑγιαινούσῃ διδασκαλίᾳ</w:t>
+      </w:r>
+    </w:p>
+    <w:p>
+      <w:pPr/>
+      <w:r>
+        <w:rPr>
+          <w:lang w:val="id_ID" w:bidi="id_ID"/>
+        </w:rPr>
+      </w:r>
+      <w:r>
+        <w:rPr>
           <w:lang w:val="id_ID" w:bidi="id_ID"/>
         </w:rPr>
         <w:t xml:space="preserve">Frasa </w:t>
@@ -3024,6 +3674,21 @@
       </w:r>
       <w:r>
         <w:rPr>
+          <w:b/>
+          <w:lang w:val="id_ID" w:bidi="id_ID"/>
+        </w:rPr>
+        <w:t>τὸ εὐαγγέλιον τῆς δόξης τοῦ μακαρίου Θεοῦ</w:t>
+      </w:r>
+    </w:p>
+    <w:p>
+      <w:pPr/>
+      <w:r>
+        <w:rPr>
+          <w:lang w:val="id_ID" w:bidi="id_ID"/>
+        </w:rPr>
+      </w:r>
+      <w:r>
+        <w:rPr>
           <w:lang w:val="id_ID" w:bidi="id_ID"/>
         </w:rPr>
         <w:t>Frasa ini bisa berarti satu dari dua hal. Terjemahan-terjemahan alternatif: “Injil tentang kemuliaan yang adalah milik Allah yang penuh berkat” atau “Injil yang mulia tentang Allah yang penuh berkat”</w:t>
@@ -3072,6 +3737,21 @@
       </w:r>
       <w:r>
         <w:rPr>
+          <w:b/>
+          <w:lang w:val="id_ID" w:bidi="id_ID"/>
+        </w:rPr>
+        <w:t>ὃ ἐπιστεύθην ἐγώ</w:t>
+      </w:r>
+    </w:p>
+    <w:p>
+      <w:pPr/>
+      <w:r>
+        <w:rPr>
+          <w:lang w:val="id_ID" w:bidi="id_ID"/>
+        </w:rPr>
+      </w:r>
+      <w:r>
+        <w:rPr>
           <w:lang w:val="id_ID" w:bidi="id_ID"/>
         </w:rPr>
         <w:t>Jika dapat membantu dalam bahasa Anda, Anda dapat mengungkapkan apa yang telah dipercayakan kepada Paulus dengan bentuk aktif, dan Anda dapat menyatakan siapa yang melakukan tindakan tersebut. Terjemahan alternatif: “untuk mana Allah telah membuat saya bertanggung jawab”</w:t>
@@ -3140,6 +3820,21 @@
       </w:r>
       <w:r>
         <w:rPr>
+          <w:b/>
+          <w:lang w:val="id_ID" w:bidi="id_ID"/>
+        </w:rPr>
+        <w:t>χάριν ἔχω</w:t>
+      </w:r>
+    </w:p>
+    <w:p>
+      <w:pPr/>
+      <w:r>
+        <w:rPr>
+          <w:lang w:val="id_ID" w:bidi="id_ID"/>
+        </w:rPr>
+      </w:r>
+      <w:r>
+        <w:rPr>
           <w:lang w:val="id_ID" w:bidi="id_ID"/>
         </w:rPr>
         <w:t>Terjemahan alternatif: “Aku berterima kasih”</w:t>
@@ -3188,6 +3883,21 @@
       </w:r>
       <w:r>
         <w:rPr>
+          <w:b/>
+          <w:lang w:val="id_ID" w:bidi="id_ID"/>
+        </w:rPr>
+        <w:t>πιστόν με ἡγήσατο</w:t>
+      </w:r>
+    </w:p>
+    <w:p>
+      <w:pPr/>
+      <w:r>
+        <w:rPr>
+          <w:lang w:val="id_ID" w:bidi="id_ID"/>
+        </w:rPr>
+      </w:r>
+      <w:r>
+        <w:rPr>
           <w:lang w:val="id_ID" w:bidi="id_ID"/>
         </w:rPr>
         <w:t>Terjemahan alternatif: “dia percaya bahwa dia dapat mengandalkan aku”</w:t>
@@ -3236,6 +3946,21 @@
       </w:r>
       <w:r>
         <w:rPr>
+          <w:b/>
+          <w:lang w:val="id_ID" w:bidi="id_ID"/>
+        </w:rPr>
+        <w:t>θέμενος εἰς διακονίαν</w:t>
+      </w:r>
+    </w:p>
+    <w:p>
+      <w:pPr/>
+      <w:r>
+        <w:rPr>
+          <w:lang w:val="id_ID" w:bidi="id_ID"/>
+        </w:rPr>
+      </w:r>
+      <w:r>
+        <w:rPr>
           <w:lang w:val="id_ID" w:bidi="id_ID"/>
         </w:rPr>
         <w:t>Paulus berbicara tentang tugas melayani Allah seolah-olah itu adalah sebuah lokasi di mana seseorang dapat ditempatkan. Terjemahan alternatif: “Dia menugaskan aku untuk melayani Dia” atau “Dia mengangkat aku sebagai hamba-Nya”</w:t>
@@ -3304,6 +4029,21 @@
       </w:r>
       <w:r>
         <w:rPr>
+          <w:b/>
+          <w:lang w:val="id_ID" w:bidi="id_ID"/>
+        </w:rPr>
+        <w:t>βλάσφημον</w:t>
+      </w:r>
+    </w:p>
+    <w:p>
+      <w:pPr/>
+      <w:r>
+        <w:rPr>
+          <w:lang w:val="id_ID" w:bidi="id_ID"/>
+        </w:rPr>
+      </w:r>
+      <w:r>
+        <w:rPr>
           <w:lang w:val="id_ID" w:bidi="id_ID"/>
         </w:rPr>
         <w:t>Paulus mengacu pada karakternya sebelum dia percaya kepada Yesus. Kemungkinan besar yang dia maksudkan adalah bagaimana dia dulunya biasa mengatakan bahwa Yesus bukanlah Mesias dan orang-orang tidak boleh percaya kepada-Nya. Terjemahan alternatif: “Aku adalah orang yang mengatakan hal-hal yang salah tentang Yesus”</w:t>
@@ -3372,6 +4112,21 @@
       </w:r>
       <w:r>
         <w:rPr>
+          <w:b/>
+          <w:lang w:val="id_ID" w:bidi="id_ID"/>
+        </w:rPr>
+        <w:t>ἠλεήθην, ὅτι ἀγνοῶν, ἐποίησα ἐν ἀπιστίᾳ</w:t>
+      </w:r>
+    </w:p>
+    <w:p>
+      <w:pPr/>
+      <w:r>
+        <w:rPr>
+          <w:lang w:val="id_ID" w:bidi="id_ID"/>
+        </w:rPr>
+      </w:r>
+      <w:r>
+        <w:rPr>
           <w:lang w:val="id_ID" w:bidi="id_ID"/>
         </w:rPr>
         <w:t>Jika hal ini berguna dalam bahasa Anda, Anda dapat mengubah urutan frasa ini karena frasa kedua, “tidak mengetahui”, memberikan alasan atas tindakan yang dijelaskan dalam frasa pertama, “Aku diberi belas kasihan”. Terjemahan alternatif: “Aku tidak bertindak sebagaimana yang Allah inginkan aku bertindak, tapi itu karena aku tidak tahu apa yang aku lakukan, dan karena itu Yesus mengasihani aku”</w:t>
@@ -3440,6 +4195,21 @@
       </w:r>
       <w:r>
         <w:rPr>
+          <w:b/>
+          <w:lang w:val="id_ID" w:bidi="id_ID"/>
+        </w:rPr>
+        <w:t>ἠλεήθην</w:t>
+      </w:r>
+    </w:p>
+    <w:p>
+      <w:pPr/>
+      <w:r>
+        <w:rPr>
+          <w:lang w:val="id_ID" w:bidi="id_ID"/>
+        </w:rPr>
+      </w:r>
+      <w:r>
+        <w:rPr>
           <w:lang w:val="id_ID" w:bidi="id_ID"/>
         </w:rPr>
         <w:t>Jika bahasa Anda dapat membantu, Anda dapat menyatakan siapa yang menunjukkan belas kasihan kepada Paulus dengan bentuk aktif, dan Anda dapat menyatakan siapa yang melakukan tindakan tersebut. Terjemahan alternatif: “Yesus telah berbelas kasihan padaku”</w:t>
@@ -3508,6 +4278,21 @@
       </w:r>
       <w:r>
         <w:rPr>
+          <w:b/>
+          <w:lang w:val="id_ID" w:bidi="id_ID"/>
+        </w:rPr>
+        <w:t>δὲ</w:t>
+      </w:r>
+    </w:p>
+    <w:p>
+      <w:pPr/>
+      <w:r>
+        <w:rPr>
+          <w:lang w:val="id_ID" w:bidi="id_ID"/>
+        </w:rPr>
+      </w:r>
+      <w:r>
+        <w:rPr>
           <w:lang w:val="id_ID" w:bidi="id_ID"/>
         </w:rPr>
         <w:t xml:space="preserve">Di sini Paulus menggunakan kata </w:t>
@@ -3569,6 +4354,21 @@
       </w:r>
       <w:r>
         <w:rPr>
+          <w:b/>
+          <w:lang w:val="id_ID" w:bidi="id_ID"/>
+        </w:rPr>
+        <w:t>ὑπερεπλεόνασεν &amp; ἡ χάρις τοῦ Κυρίου ἡμῶν</w:t>
+      </w:r>
+    </w:p>
+    <w:p>
+      <w:pPr/>
+      <w:r>
+        <w:rPr>
+          <w:lang w:val="id_ID" w:bidi="id_ID"/>
+        </w:rPr>
+      </w:r>
+      <w:r>
+        <w:rPr>
           <w:lang w:val="id_ID" w:bidi="id_ID"/>
         </w:rPr>
         <w:t xml:space="preserve">Paulus berbicara tentang </w:t>
@@ -3650,6 +4450,21 @@
       </w:r>
       <w:r>
         <w:rPr>
+          <w:b/>
+          <w:lang w:val="id_ID" w:bidi="id_ID"/>
+        </w:rPr>
+        <w:t>τῆς ἐν Χριστῷ Ἰησοῦ</w:t>
+      </w:r>
+    </w:p>
+    <w:p>
+      <w:pPr/>
+      <w:r>
+        <w:rPr>
+          <w:lang w:val="id_ID" w:bidi="id_ID"/>
+        </w:rPr>
+      </w:r>
+      <w:r>
+        <w:rPr>
           <w:lang w:val="id_ID" w:bidi="id_ID"/>
         </w:rPr>
         <w:t xml:space="preserve">Hal ini dapat merujuk pada: (1) iman dan kasih yang dia terima dari Yesus ketika dia menjadi </w:t>
@@ -3731,6 +4546,21 @@
       </w:r>
       <w:r>
         <w:rPr>
+          <w:b/>
+          <w:lang w:val="id_ID" w:bidi="id_ID"/>
+        </w:rPr>
+        <w:t>πιστὸς ὁ λόγος</w:t>
+      </w:r>
+    </w:p>
+    <w:p>
+      <w:pPr/>
+      <w:r>
+        <w:rPr>
+          <w:lang w:val="id_ID" w:bidi="id_ID"/>
+        </w:rPr>
+      </w:r>
+      <w:r>
+        <w:rPr>
           <w:lang w:val="id_ID" w:bidi="id_ID"/>
         </w:rPr>
         <w:t xml:space="preserve">Dalam konteks ini, istilah </w:t>
@@ -3792,6 +4622,21 @@
       </w:r>
       <w:r>
         <w:rPr>
+          <w:b/>
+          <w:lang w:val="id_ID" w:bidi="id_ID"/>
+        </w:rPr>
+        <w:t>πάσης ἀποδοχῆς</w:t>
+      </w:r>
+    </w:p>
+    <w:p>
+      <w:pPr/>
+      <w:r>
+        <w:rPr>
+          <w:lang w:val="id_ID" w:bidi="id_ID"/>
+        </w:rPr>
+      </w:r>
+      <w:r>
+        <w:rPr>
           <w:lang w:val="id_ID" w:bidi="id_ID"/>
         </w:rPr>
         <w:t>Jika ini berguna dalam bahasa Anda, Anda dapat menyatakan secara eksplisit siapa yang melakukan tindakan ini. Terjemahan alternatif: “dan kita harus mempercayainya tanpa keraguan” atau “dan kita harus mempunyai keyakinan penuh terhadapnya”</w:t>
@@ -3840,6 +4685,21 @@
       </w:r>
       <w:r>
         <w:rPr>
+          <w:b/>
+          <w:lang w:val="id_ID" w:bidi="id_ID"/>
+        </w:rPr>
+        <w:t>Χριστὸς Ἰησοῦς ἦλθεν εἰς τὸν κόσμον ἁμαρτωλοὺς σῶσαι</w:t>
+      </w:r>
+    </w:p>
+    <w:p>
+      <w:pPr/>
+      <w:r>
+        <w:rPr>
+          <w:lang w:val="id_ID" w:bidi="id_ID"/>
+        </w:rPr>
+      </w:r>
+      <w:r>
+        <w:rPr>
           <w:lang w:val="id_ID" w:bidi="id_ID"/>
         </w:rPr>
         <w:t>Paulus menggunakan frasa ini sebagai kutipan langsung. Mungkin bermanfaat bagi pembaca Anda jika Anda menunjukkan hal ini dengan mengawali kata-kata berikutnya, “Kristus Yesus datang ke dunia untuk menyelamatkan orang berdosa,” dengan tanda kutip atau dengan tanda baca atau aturan lain apa pun yang mungkin digunakan dalam bahasa Anda untuk menunjukkan kutipan.</w:t>
@@ -3908,6 +4768,21 @@
       </w:r>
       <w:r>
         <w:rPr>
+          <w:b/>
+          <w:lang w:val="id_ID" w:bidi="id_ID"/>
+        </w:rPr>
+        <w:t>ὧν πρῶτός εἰμι ἐγώ</w:t>
+      </w:r>
+    </w:p>
+    <w:p>
+      <w:pPr/>
+      <w:r>
+        <w:rPr>
+          <w:lang w:val="id_ID" w:bidi="id_ID"/>
+        </w:rPr>
+      </w:r>
+      <w:r>
+        <w:rPr>
           <w:lang w:val="id_ID" w:bidi="id_ID"/>
         </w:rPr>
         <w:t xml:space="preserve">Di sini istilah </w:t>
@@ -3969,6 +4844,21 @@
       </w:r>
       <w:r>
         <w:rPr>
+          <w:b/>
+          <w:lang w:val="id_ID" w:bidi="id_ID"/>
+        </w:rPr>
+        <w:t>ἠλεήθην</w:t>
+      </w:r>
+    </w:p>
+    <w:p>
+      <w:pPr/>
+      <w:r>
+        <w:rPr>
+          <w:lang w:val="id_ID" w:bidi="id_ID"/>
+        </w:rPr>
+      </w:r>
+      <w:r>
+        <w:rPr>
           <w:lang w:val="id_ID" w:bidi="id_ID"/>
         </w:rPr>
         <w:t>Jika bahasa Anda membantu, Anda dapat menyatakan siapa yang menunjukkan belas kasihan kepada Paulus dengan bentuk aktif, dan Anda dapat menyatakan siapa yang melakukan tindakan tersebut. Terjemahan lain: “Yesus berbelas kasihan padaku”</w:t>
@@ -4037,6 +4927,21 @@
       </w:r>
       <w:r>
         <w:rPr>
+          <w:b/>
+          <w:lang w:val="id_ID" w:bidi="id_ID"/>
+        </w:rPr>
+        <w:t>ἐν ἐμοὶ πρώτῳ</w:t>
+      </w:r>
+    </w:p>
+    <w:p>
+      <w:pPr/>
+      <w:r>
+        <w:rPr>
+          <w:lang w:val="id_ID" w:bidi="id_ID"/>
+        </w:rPr>
+      </w:r>
+      <w:r>
+        <w:rPr>
           <w:lang w:val="id_ID" w:bidi="id_ID"/>
         </w:rPr>
         <w:t>Terjemahan lain: “supaya melalui aku, orang yang paling berdosa”</w:t>
@@ -4085,6 +4990,21 @@
       </w:r>
       <w:r>
         <w:rPr>
+          <w:b/>
+          <w:lang w:val="id_ID" w:bidi="id_ID"/>
+        </w:rPr>
+        <w:t>δὲ</w:t>
+      </w:r>
+    </w:p>
+    <w:p>
+      <w:pPr/>
+      <w:r>
+        <w:rPr>
+          <w:lang w:val="id_ID" w:bidi="id_ID"/>
+        </w:rPr>
+      </w:r>
+      <w:r>
+        <w:rPr>
           <w:lang w:val="id_ID" w:bidi="id_ID"/>
         </w:rPr>
         <w:t xml:space="preserve">Paulus di sini menggunakan kata </w:t>
@@ -4146,6 +5066,21 @@
       </w:r>
       <w:r>
         <w:rPr>
+          <w:b/>
+          <w:lang w:val="id_ID" w:bidi="id_ID"/>
+        </w:rPr>
+        <w:t>τῷ &amp; Βασιλεῖ τῶν αἰώνων, ἀφθάρτῳ, ἀοράτῳ, μόνῳ Θεῷ, τιμὴ καὶ δόξα,</w:t>
+      </w:r>
+    </w:p>
+    <w:p>
+      <w:pPr/>
+      <w:r>
+        <w:rPr>
+          <w:lang w:val="id_ID" w:bidi="id_ID"/>
+        </w:rPr>
+      </w:r>
+      <w:r>
+        <w:rPr>
           <w:lang w:val="id_ID" w:bidi="id_ID"/>
         </w:rPr>
         <w:t xml:space="preserve">Jika ini berguna dalam bahasa Anda, Anda dapat mengungkapkan kata benda abstrak </w:t>
@@ -4240,6 +5175,21 @@
       </w:r>
       <w:r>
         <w:rPr>
+          <w:b/>
+          <w:lang w:val="id_ID" w:bidi="id_ID"/>
+        </w:rPr>
+        <w:t>παρατίθεμαί σοι</w:t>
+      </w:r>
+    </w:p>
+    <w:p>
+      <w:pPr/>
+      <w:r>
+        <w:rPr>
+          <w:lang w:val="id_ID" w:bidi="id_ID"/>
+        </w:rPr>
+      </w:r>
+      <w:r>
+        <w:rPr>
           <w:lang w:val="id_ID" w:bidi="id_ID"/>
         </w:rPr>
         <w:t>Paulus berbicara tentang instruksinya seolah-olah dia secara fisik dapat menyampaikannya kepada Timotius. Terjemahan lain: “Aku mempercayakan kepadamu perintah ini” atau “inilah yang Aku perintahkan kepadamu”</w:t>
@@ -4308,6 +5258,21 @@
       </w:r>
       <w:r>
         <w:rPr>
+          <w:b/>
+          <w:lang w:val="id_ID" w:bidi="id_ID"/>
+        </w:rPr>
+        <w:t>τέκνον</w:t>
+      </w:r>
+    </w:p>
+    <w:p>
+      <w:pPr/>
+      <w:r>
+        <w:rPr>
+          <w:lang w:val="id_ID" w:bidi="id_ID"/>
+        </w:rPr>
+      </w:r>
+      <w:r>
+        <w:rPr>
           <w:lang w:val="id_ID" w:bidi="id_ID"/>
         </w:rPr>
         <w:t xml:space="preserve">Paulus berbicara tentang kedekatannya dengan Timotius seolah-olah mereka adalah ayah dan </w:t>
@@ -4389,6 +5354,21 @@
       </w:r>
       <w:r>
         <w:rPr>
+          <w:b/>
+          <w:lang w:val="id_ID" w:bidi="id_ID"/>
+        </w:rPr>
+        <w:t>τὰς προαγούσας ἐπὶ σὲ προφητείας</w:t>
+      </w:r>
+    </w:p>
+    <w:p>
+      <w:pPr/>
+      <w:r>
+        <w:rPr>
+          <w:lang w:val="id_ID" w:bidi="id_ID"/>
+        </w:rPr>
+      </w:r>
+      <w:r>
+        <w:rPr>
           <w:lang w:val="id_ID" w:bidi="id_ID"/>
         </w:rPr>
         <w:t>Jika dapat membantu dalam bahasa Anda, Anda dapat menyatakan secara eksplisit bagaimana nubuatan ini terjadi dan siapa yang melakukan tindakan ini. Terjemahan lain: “sesuai dengan apa yang dinubuatkan oleh orang-orang beriman lainnya tentang kamu”</w:t>
@@ -4437,6 +5417,21 @@
       </w:r>
       <w:r>
         <w:rPr>
+          <w:b/>
+          <w:lang w:val="id_ID" w:bidi="id_ID"/>
+        </w:rPr>
+        <w:t>στρατεύῃ &amp; τὴν καλὴν στρατείαν</w:t>
+      </w:r>
+    </w:p>
+    <w:p>
+      <w:pPr/>
+      <w:r>
+        <w:rPr>
+          <w:lang w:val="id_ID" w:bidi="id_ID"/>
+        </w:rPr>
+      </w:r>
+      <w:r>
+        <w:rPr>
           <w:lang w:val="id_ID" w:bidi="id_ID"/>
         </w:rPr>
         <w:t>Paulus berbicara secara kiasan tentang Timotius yang melakukan yang terbaik bagi Tuhan seolah-olah dia adalah seorang prajurit yang berperang. Terjemahan lain: “teruslah melakukan yang terbaik atas nama Tuhan” Paul speaks figuratively about Timothy doing his best for the Lord as if he were a soldier fighting a battle. Alternate translation: “continue to do your best on behalf of the Lord”</w:t>
@@ -4505,6 +5500,21 @@
       </w:r>
       <w:r>
         <w:rPr>
+          <w:b/>
+          <w:lang w:val="id_ID" w:bidi="id_ID"/>
+        </w:rPr>
+        <w:t>ἔχων πίστιν καὶ</w:t>
+      </w:r>
+    </w:p>
+    <w:p>
+      <w:pPr/>
+      <w:r>
+        <w:rPr>
+          <w:lang w:val="id_ID" w:bidi="id_ID"/>
+        </w:rPr>
+      </w:r>
+      <w:r>
+        <w:rPr>
           <w:lang w:val="id_ID" w:bidi="id_ID"/>
         </w:rPr>
         <w:t xml:space="preserve">Jika hal ini bermanfaat bagi pembaca, Anda dapat mengungkapkan gagasan di balik kata benda abstrak </w:t>
@@ -4628,6 +5638,21 @@
           <w:b/>
           <w:lang w:val="id_ID" w:bidi="id_ID"/>
         </w:rPr>
+        <w:t>ἀγαθὴν συνείδησιν</w:t>
+      </w:r>
+    </w:p>
+    <w:p>
+      <w:pPr/>
+      <w:r>
+        <w:rPr>
+          <w:lang w:val="id_ID" w:bidi="id_ID"/>
+        </w:rPr>
+      </w:r>
+      <w:r>
+        <w:rPr>
+          <w:b/>
+          <w:lang w:val="id_ID" w:bidi="id_ID"/>
+        </w:rPr>
         <w:t>Hati nurani</w:t>
       </w:r>
       <w:r>
@@ -4649,7 +5674,7 @@
         </w:rPr>
         <w:t xml:space="preserve"> adalah yang tidak menyadarkan seseorang melakukan kesalahan. Jika ini berguna dalam bahasa Anda, Anda dapat menggunakan frasa serupa atau menyatakan artinya dengan jelas. Lihat bagaimana Anda menerjemahkan frasa ini dalam </w:t>
       </w:r>
-      <w:hyperlink r:id="rId15">
+      <w:hyperlink r:id="rId17">
         <w:r>
           <w:rPr>
             <w:lang w:val="id_ID" w:bidi="id_ID"/>
@@ -4731,6 +5756,21 @@
       </w:r>
       <w:r>
         <w:rPr>
+          <w:b/>
+          <w:lang w:val="id_ID" w:bidi="id_ID"/>
+        </w:rPr>
+        <w:t>περὶ τὴν πίστιν ἐναυάγησαν</w:t>
+      </w:r>
+    </w:p>
+    <w:p>
+      <w:pPr/>
+      <w:r>
+        <w:rPr>
+          <w:lang w:val="id_ID" w:bidi="id_ID"/>
+        </w:rPr>
+      </w:r>
+      <w:r>
+        <w:rPr>
           <w:lang w:val="id_ID" w:bidi="id_ID"/>
         </w:rPr>
         <w:t>Paulus berbicara secara kiasan tentang orang-orang ini seolah-olah mereka adalah sebuah kapal yang tenggelam. Maksudnya adalah orang-orang ini tidak lagi percaya kepada Yesus dan tidak lagi hidup sebagai pengikutnya. Anda dapat menggunakan figur yang sama, atau figur serupa dari budaya Anda, jika pembaca Anda memahami maknanya. Jika tidak, Anda dapat menyatakan sebagai terjemahan alternatif, “bukan lagi milik Yesus”</w:t>
@@ -4799,6 +5839,21 @@
       </w:r>
       <w:r>
         <w:rPr>
+          <w:b/>
+          <w:lang w:val="id_ID" w:bidi="id_ID"/>
+        </w:rPr>
+        <w:t>περὶ τὴν πίστιν</w:t>
+      </w:r>
+    </w:p>
+    <w:p>
+      <w:pPr/>
+      <w:r>
+        <w:rPr>
+          <w:lang w:val="id_ID" w:bidi="id_ID"/>
+        </w:rPr>
+      </w:r>
+      <w:r>
+        <w:rPr>
           <w:lang w:val="id_ID" w:bidi="id_ID"/>
         </w:rPr>
         <w:t xml:space="preserve">Jika ini bermanfaat bagi pembaca Anda, Anda dapat mengungkapkan gagasan di balik kata benda abstrak </w:t>
@@ -4896,6 +5951,21 @@
           <w:b/>
           <w:lang w:val="id_ID" w:bidi="id_ID"/>
         </w:rPr>
+        <w:t>Ὑμέναιος &amp; Ἀλέξανδρος</w:t>
+      </w:r>
+    </w:p>
+    <w:p>
+      <w:pPr/>
+      <w:r>
+        <w:rPr>
+          <w:lang w:val="id_ID" w:bidi="id_ID"/>
+        </w:rPr>
+      </w:r>
+      <w:r>
+        <w:rPr>
+          <w:b/>
+          <w:lang w:val="id_ID" w:bidi="id_ID"/>
+        </w:rPr>
         <w:t>Himeneus</w:t>
       </w:r>
       <w:r>
@@ -4981,6 +6051,21 @@
       </w:r>
       <w:r>
         <w:rPr>
+          <w:b/>
+          <w:lang w:val="id_ID" w:bidi="id_ID"/>
+        </w:rPr>
+        <w:t>παρέδωκα τῷ Σατανᾷ</w:t>
+      </w:r>
+    </w:p>
+    <w:p>
+      <w:pPr/>
+      <w:r>
+        <w:rPr>
+          <w:lang w:val="id_ID" w:bidi="id_ID"/>
+        </w:rPr>
+      </w:r>
+      <w:r>
+        <w:rPr>
           <w:lang w:val="id_ID" w:bidi="id_ID"/>
         </w:rPr>
         <w:t xml:space="preserve">Paulus berbicara secara kiasan seolah-olah dia secara fisik memegang orang-orang ini dan menyerahkan mereka </w:t>
@@ -5062,6 +6147,21 @@
       </w:r>
       <w:r>
         <w:rPr>
+          <w:b/>
+          <w:lang w:val="id_ID" w:bidi="id_ID"/>
+        </w:rPr>
+        <w:t>παιδευθῶσι μὴ βλασφημεῖν</w:t>
+      </w:r>
+    </w:p>
+    <w:p>
+      <w:pPr/>
+      <w:r>
+        <w:rPr>
+          <w:lang w:val="id_ID" w:bidi="id_ID"/>
+        </w:rPr>
+      </w:r>
+      <w:r>
+        <w:rPr>
           <w:lang w:val="id_ID" w:bidi="id_ID"/>
         </w:rPr>
         <w:t>Jika ini berguna dalam bahasa Anda, Anda dapat mengungkapkan frasa pasif ini dengan bentuk aktif, dan Anda dapat menyatakan siapa yang akan melakukan tindakan tersebut. Terjemahan lain: “agar Tuhan dapat mengajar mereka”</w:t>
@@ -5130,6 +6230,21 @@
       </w:r>
       <w:r>
         <w:rPr>
+          <w:b/>
+          <w:lang w:val="id_ID" w:bidi="id_ID"/>
+        </w:rPr>
+        <w:t>παρακαλῶ οὖν</w:t>
+      </w:r>
+    </w:p>
+    <w:p>
+      <w:pPr/>
+      <w:r>
+        <w:rPr>
+          <w:lang w:val="id_ID" w:bidi="id_ID"/>
+        </w:rPr>
+      </w:r>
+      <w:r>
+        <w:rPr>
           <w:lang w:val="id_ID" w:bidi="id_ID"/>
         </w:rPr>
         <w:t>Terjemahan lain: “Saya mendorong” atau “Saya menasihati”</w:t>
@@ -5178,11 +6293,26 @@
       </w:r>
       <w:r>
         <w:rPr>
+          <w:b/>
+          <w:lang w:val="id_ID" w:bidi="id_ID"/>
+        </w:rPr>
+        <w:t>πρῶτον πάντων</w:t>
+      </w:r>
+    </w:p>
+    <w:p>
+      <w:pPr/>
+      <w:r>
+        <w:rPr>
+          <w:lang w:val="id_ID" w:bidi="id_ID"/>
+        </w:rPr>
+      </w:r>
+      <w:r>
+        <w:rPr>
           <w:lang w:val="id_ID" w:bidi="id_ID"/>
         </w:rPr>
         <w:t xml:space="preserve">Seperti di </w:t>
       </w:r>
-      <w:hyperlink r:id="rId16">
+      <w:hyperlink r:id="rId18">
         <w:r>
           <w:rPr>
             <w:lang w:val="id_ID" w:bidi="id_ID"/>
@@ -5277,6 +6407,21 @@
       </w:r>
       <w:r>
         <w:rPr>
+          <w:b/>
+          <w:lang w:val="id_ID" w:bidi="id_ID"/>
+        </w:rPr>
+        <w:t>ποιεῖσθαι δεήσεις, προσευχάς, ἐντεύξεις, εὐχαριστίας</w:t>
+      </w:r>
+    </w:p>
+    <w:p>
+      <w:pPr/>
+      <w:r>
+        <w:rPr>
+          <w:lang w:val="id_ID" w:bidi="id_ID"/>
+        </w:rPr>
+      </w:r>
+      <w:r>
+        <w:rPr>
           <w:lang w:val="id_ID" w:bidi="id_ID"/>
         </w:rPr>
         <w:t>Jika ini berguna dalam bahasa Anda, Anda dapat mengungkapkan frase pasif ini dengan bentuk aktif, dan Anda dapat menyatakan siapa yang akan melakukan tindakan tersebut dan siapa yang akan menerima tindakan tersebut. Terjemahan lain: “Saya mendorong semua orang beriman untuk menyampaikan permohonan, doa, syafaat, dan ucapan syukur kepada Tuhan”</w:t>
@@ -5345,6 +6490,21 @@
       </w:r>
       <w:r>
         <w:rPr>
+          <w:b/>
+          <w:lang w:val="id_ID" w:bidi="id_ID"/>
+        </w:rPr>
+        <w:t>ἀνθρώπων</w:t>
+      </w:r>
+    </w:p>
+    <w:p>
+      <w:pPr/>
+      <w:r>
+        <w:rPr>
+          <w:lang w:val="id_ID" w:bidi="id_ID"/>
+        </w:rPr>
+      </w:r>
+      <w:r>
+        <w:rPr>
           <w:lang w:val="id_ID" w:bidi="id_ID"/>
         </w:rPr>
         <w:t xml:space="preserve">Paulus menggunakan istilah </w:t>
@@ -5426,6 +6586,21 @@
       </w:r>
       <w:r>
         <w:rPr>
+          <w:b/>
+          <w:lang w:val="id_ID" w:bidi="id_ID"/>
+        </w:rPr>
+        <w:t>ἤρεμον καὶ ἡσύχιον βίον</w:t>
+      </w:r>
+    </w:p>
+    <w:p>
+      <w:pPr/>
+      <w:r>
+        <w:rPr>
+          <w:lang w:val="id_ID" w:bidi="id_ID"/>
+        </w:rPr>
+      </w:r>
+      <w:r>
+        <w:rPr>
           <w:lang w:val="id_ID" w:bidi="id_ID"/>
         </w:rPr>
         <w:t xml:space="preserve">Istilah </w:t>
@@ -5520,6 +6695,21 @@
       </w:r>
       <w:r>
         <w:rPr>
+          <w:b/>
+          <w:lang w:val="id_ID" w:bidi="id_ID"/>
+        </w:rPr>
+        <w:t>καλὸν καὶ ἀπόδεκτον</w:t>
+      </w:r>
+    </w:p>
+    <w:p>
+      <w:pPr/>
+      <w:r>
+        <w:rPr>
+          <w:lang w:val="id_ID" w:bidi="id_ID"/>
+        </w:rPr>
+      </w:r>
+      <w:r>
+        <w:rPr>
           <w:lang w:val="id_ID" w:bidi="id_ID"/>
         </w:rPr>
         <w:t xml:space="preserve">Istilah </w:t>
@@ -5614,6 +6804,21 @@
       </w:r>
       <w:r>
         <w:rPr>
+          <w:b/>
+          <w:lang w:val="id_ID" w:bidi="id_ID"/>
+        </w:rPr>
+        <w:t>πάντας ἀνθρώπους &amp; σωθῆναι, καὶ &amp; ἐλθεῖν</w:t>
+      </w:r>
+    </w:p>
+    <w:p>
+      <w:pPr/>
+      <w:r>
+        <w:rPr>
+          <w:lang w:val="id_ID" w:bidi="id_ID"/>
+        </w:rPr>
+      </w:r>
+      <w:r>
+        <w:rPr>
           <w:lang w:val="id_ID" w:bidi="id_ID"/>
         </w:rPr>
         <w:t>Jika ini berguna dalam bahasa Anda, Anda dapat mengungkapkan frase pasif ini dengan bentuk aktif. Terjemahan lain: “yang ingin menyelamatkan semua orang”</w:t>
@@ -5682,6 +6887,21 @@
       </w:r>
       <w:r>
         <w:rPr>
+          <w:b/>
+          <w:lang w:val="id_ID" w:bidi="id_ID"/>
+        </w:rPr>
+        <w:t>πάντας ἀνθρώπους</w:t>
+      </w:r>
+    </w:p>
+    <w:p>
+      <w:pPr/>
+      <w:r>
+        <w:rPr>
+          <w:lang w:val="id_ID" w:bidi="id_ID"/>
+        </w:rPr>
+      </w:r>
+      <w:r>
+        <w:rPr>
           <w:lang w:val="id_ID" w:bidi="id_ID"/>
         </w:rPr>
         <w:t xml:space="preserve">Paulus menggunakan istilah </w:t>
@@ -5763,6 +6983,21 @@
       </w:r>
       <w:r>
         <w:rPr>
+          <w:b/>
+          <w:lang w:val="id_ID" w:bidi="id_ID"/>
+        </w:rPr>
+        <w:t>εἰς ἐπίγνωσιν &amp; ἐλθεῖν</w:t>
+      </w:r>
+    </w:p>
+    <w:p>
+      <w:pPr/>
+      <w:r>
+        <w:rPr>
+          <w:lang w:val="id_ID" w:bidi="id_ID"/>
+        </w:rPr>
+      </w:r>
+      <w:r>
+        <w:rPr>
           <w:lang w:val="id_ID" w:bidi="id_ID"/>
         </w:rPr>
         <w:t xml:space="preserve">Paulus berbicara tentang mempelajari kebenaran tentang Allah seolah-olah itu adalah tempat di mana orang dapat </w:t>
@@ -5844,6 +7079,21 @@
       </w:r>
       <w:r>
         <w:rPr>
+          <w:b/>
+          <w:lang w:val="id_ID" w:bidi="id_ID"/>
+        </w:rPr>
+        <w:t>εἷς καὶ μεσίτης Θεοῦ καὶ ἀνθρώπων</w:t>
+      </w:r>
+    </w:p>
+    <w:p>
+      <w:pPr/>
+      <w:r>
+        <w:rPr>
+          <w:lang w:val="id_ID" w:bidi="id_ID"/>
+        </w:rPr>
+      </w:r>
+      <w:r>
+        <w:rPr>
           <w:lang w:val="id_ID" w:bidi="id_ID"/>
         </w:rPr>
         <w:t xml:space="preserve">Seorang </w:t>
@@ -5925,6 +7175,21 @@
       </w:r>
       <w:r>
         <w:rPr>
+          <w:b/>
+          <w:lang w:val="id_ID" w:bidi="id_ID"/>
+        </w:rPr>
+        <w:t>ἀνθρώπων</w:t>
+      </w:r>
+    </w:p>
+    <w:p>
+      <w:pPr/>
+      <w:r>
+        <w:rPr>
+          <w:lang w:val="id_ID" w:bidi="id_ID"/>
+        </w:rPr>
+      </w:r>
+      <w:r>
+        <w:rPr>
           <w:lang w:val="id_ID" w:bidi="id_ID"/>
         </w:rPr>
         <w:t xml:space="preserve">Paulus menggunakan istilah </w:t>
@@ -6006,6 +7271,21 @@
       </w:r>
       <w:r>
         <w:rPr>
+          <w:b/>
+          <w:lang w:val="id_ID" w:bidi="id_ID"/>
+        </w:rPr>
+        <w:t>ἄνθρωπος Χριστὸς Ἰησοῦς</w:t>
+      </w:r>
+    </w:p>
+    <w:p>
+      <w:pPr/>
+      <w:r>
+        <w:rPr>
+          <w:lang w:val="id_ID" w:bidi="id_ID"/>
+        </w:rPr>
+      </w:r>
+      <w:r>
+        <w:rPr>
           <w:lang w:val="id_ID" w:bidi="id_ID"/>
         </w:rPr>
         <w:t xml:space="preserve">Paulus kemungkinan besar menggunakan istilah </w:t>
@@ -6087,6 +7367,21 @@
       </w:r>
       <w:r>
         <w:rPr>
+          <w:b/>
+          <w:lang w:val="id_ID" w:bidi="id_ID"/>
+        </w:rPr>
+        <w:t>δοὺς ἑαυτὸν</w:t>
+      </w:r>
+    </w:p>
+    <w:p>
+      <w:pPr/>
+      <w:r>
+        <w:rPr>
+          <w:lang w:val="id_ID" w:bidi="id_ID"/>
+        </w:rPr>
+      </w:r>
+      <w:r>
+        <w:rPr>
           <w:lang w:val="id_ID" w:bidi="id_ID"/>
         </w:rPr>
         <w:t>Terjemahan alternatif: "mengorbankan dirinya sendiri" atau "mati dengan sukarela"</w:t>
@@ -6135,6 +7430,21 @@
       </w:r>
       <w:r>
         <w:rPr>
+          <w:b/>
+          <w:lang w:val="id_ID" w:bidi="id_ID"/>
+        </w:rPr>
+        <w:t>ἀντίλυτρον ὑπὲρ πάντων</w:t>
+      </w:r>
+    </w:p>
+    <w:p>
+      <w:pPr/>
+      <w:r>
+        <w:rPr>
+          <w:lang w:val="id_ID" w:bidi="id_ID"/>
+        </w:rPr>
+      </w:r>
+      <w:r>
+        <w:rPr>
           <w:lang w:val="id_ID" w:bidi="id_ID"/>
         </w:rPr>
         <w:t>Terjemahan alternatif: "sebagai harga dari kebebasan untuk semua orang"</w:t>
@@ -6183,6 +7493,21 @@
       </w:r>
       <w:r>
         <w:rPr>
+          <w:b/>
+          <w:lang w:val="id_ID" w:bidi="id_ID"/>
+        </w:rPr>
+        <w:t>τὸ μαρτύριον</w:t>
+      </w:r>
+    </w:p>
+    <w:p>
+      <w:pPr/>
+      <w:r>
+        <w:rPr>
+          <w:lang w:val="id_ID" w:bidi="id_ID"/>
+        </w:rPr>
+      </w:r>
+      <w:r>
+        <w:rPr>
           <w:lang w:val="id_ID" w:bidi="id_ID"/>
         </w:rPr>
         <w:t>Jika itu akan membantu para pembaca Anda, Anda dapat menjelaskan secara eksplisit bahwa hal ini secara khusus menunjukkan bahwa Allah ingin menyelamatkan semua orang. Terjemahan alternatif: "sebagai bukti bahwa Allah ingin menyelamatkan semua orang"</w:t>
@@ -6251,6 +7576,21 @@
       </w:r>
       <w:r>
         <w:rPr>
+          <w:b/>
+          <w:lang w:val="id_ID" w:bidi="id_ID"/>
+        </w:rPr>
+        <w:t>καιροῖς ἰδίοις</w:t>
+      </w:r>
+    </w:p>
+    <w:p>
+      <w:pPr/>
+      <w:r>
+        <w:rPr>
+          <w:lang w:val="id_ID" w:bidi="id_ID"/>
+        </w:rPr>
+      </w:r>
+      <w:r>
+        <w:rPr>
           <w:lang w:val="id_ID" w:bidi="id_ID"/>
         </w:rPr>
         <w:t>Ini adalah sebuah ungkapan. Terjemahan alternatif: "pada waktu yang telah dipilih Allah"</w:t>
@@ -6319,6 +7659,21 @@
       </w:r>
       <w:r>
         <w:rPr>
+          <w:b/>
+          <w:lang w:val="id_ID" w:bidi="id_ID"/>
+        </w:rPr>
+        <w:t>εἰς ὃ</w:t>
+      </w:r>
+    </w:p>
+    <w:p>
+      <w:pPr/>
+      <w:r>
+        <w:rPr>
+          <w:lang w:val="id_ID" w:bidi="id_ID"/>
+        </w:rPr>
+      </w:r>
+      <w:r>
+        <w:rPr>
           <w:lang w:val="id_ID" w:bidi="id_ID"/>
         </w:rPr>
         <w:t xml:space="preserve">Di sini, </w:t>
@@ -6380,6 +7735,21 @@
       </w:r>
       <w:r>
         <w:rPr>
+          <w:b/>
+          <w:lang w:val="id_ID" w:bidi="id_ID"/>
+        </w:rPr>
+        <w:t>ἐτέθην ἐγὼ</w:t>
+      </w:r>
+    </w:p>
+    <w:p>
+      <w:pPr/>
+      <w:r>
+        <w:rPr>
+          <w:lang w:val="id_ID" w:bidi="id_ID"/>
+        </w:rPr>
+      </w:r>
+      <w:r>
+        <w:rPr>
           <w:lang w:val="id_ID" w:bidi="id_ID"/>
         </w:rPr>
         <w:t>Jika akan membantu dalam bahasa Anda, Anda dapat mengekspresikan frasa pasif ini dengan bentuk aktif, dan Anda dapat menyatakan siapa yang melakukan tindakan tersebut. Terjemahan alternatif: "Yesus telah menjadikan aku, Paulus, seorang pengkhotbah dan wakil-Nya"</w:t>
@@ -6448,6 +7818,21 @@
       </w:r>
       <w:r>
         <w:rPr>
+          <w:b/>
+          <w:lang w:val="id_ID" w:bidi="id_ID"/>
+        </w:rPr>
+        <w:t>κῆρυξ</w:t>
+      </w:r>
+    </w:p>
+    <w:p>
+      <w:pPr/>
+      <w:r>
+        <w:rPr>
+          <w:lang w:val="id_ID" w:bidi="id_ID"/>
+        </w:rPr>
+      </w:r>
+      <w:r>
+        <w:rPr>
           <w:lang w:val="id_ID" w:bidi="id_ID"/>
         </w:rPr>
         <w:t xml:space="preserve">Seorang </w:t>
@@ -6529,6 +7914,21 @@
       </w:r>
       <w:r>
         <w:rPr>
+          <w:b/>
+          <w:lang w:val="id_ID" w:bidi="id_ID"/>
+        </w:rPr>
+        <w:t>ἀλήθειαν λέγω ἐν Χριστῷ, οὐ ψεύδομαι</w:t>
+      </w:r>
+    </w:p>
+    <w:p>
+      <w:pPr/>
+      <w:r>
+        <w:rPr>
+          <w:lang w:val="id_ID" w:bidi="id_ID"/>
+        </w:rPr>
+      </w:r>
+      <w:r>
+        <w:rPr>
           <w:lang w:val="id_ID" w:bidi="id_ID"/>
         </w:rPr>
         <w:t>Untuk menekankan apa yang dia katakan, Paulus mengatakan hal yang sama dua kali, pertama secara positif dan kemudian secara negatif. Jika hal ini membingungkan dalam bahasa Anda, Anda dapat mengungkapkannya satu kali. Terjemahan alternatif: "Aku mengatakan yang sebenarnya kepadamu sebagai pengikut Kristus"</w:t>
@@ -6577,6 +7977,21 @@
       </w:r>
       <w:r>
         <w:rPr>
+          <w:b/>
+          <w:lang w:val="id_ID" w:bidi="id_ID"/>
+        </w:rPr>
+        <w:t>ἐν Χριστῷ</w:t>
+      </w:r>
+    </w:p>
+    <w:p>
+      <w:pPr/>
+      <w:r>
+        <w:rPr>
+          <w:lang w:val="id_ID" w:bidi="id_ID"/>
+        </w:rPr>
+      </w:r>
+      <w:r>
+        <w:rPr>
           <w:lang w:val="id_ID" w:bidi="id_ID"/>
         </w:rPr>
         <w:t>Terjemahan alternatif: "sebagai pengikut Kristus"</w:t>
@@ -6625,6 +8040,21 @@
       </w:r>
       <w:r>
         <w:rPr>
+          <w:b/>
+          <w:lang w:val="id_ID" w:bidi="id_ID"/>
+        </w:rPr>
+        <w:t>ἐν πίστει καὶ ἀληθείᾳ</w:t>
+      </w:r>
+    </w:p>
+    <w:p>
+      <w:pPr/>
+      <w:r>
+        <w:rPr>
+          <w:lang w:val="id_ID" w:bidi="id_ID"/>
+        </w:rPr>
+      </w:r>
+      <w:r>
+        <w:rPr>
           <w:lang w:val="id_ID" w:bidi="id_ID"/>
         </w:rPr>
         <w:t xml:space="preserve">Di sini, </w:t>
@@ -6686,6 +8116,21 @@
       </w:r>
       <w:r>
         <w:rPr>
+          <w:b/>
+          <w:lang w:val="id_ID" w:bidi="id_ID"/>
+        </w:rPr>
+        <w:t>ἐν πίστει καὶ ἀληθείᾳ</w:t>
+      </w:r>
+    </w:p>
+    <w:p>
+      <w:pPr/>
+      <w:r>
+        <w:rPr>
+          <w:lang w:val="id_ID" w:bidi="id_ID"/>
+        </w:rPr>
+      </w:r>
+      <w:r>
+        <w:rPr>
           <w:lang w:val="id_ID" w:bidi="id_ID"/>
         </w:rPr>
         <w:t xml:space="preserve">Jika frasa ini memiliki arti kedua seperti yang telah dibahas dalam catatan sebelumnya, Paulus mungkin menggunakan dua istilah </w:t>
@@ -6780,6 +8225,21 @@
       </w:r>
       <w:r>
         <w:rPr>
+          <w:b/>
+          <w:lang w:val="id_ID" w:bidi="id_ID"/>
+        </w:rPr>
+        <w:t>τοὺς ἄνδρας</w:t>
+      </w:r>
+    </w:p>
+    <w:p>
+      <w:pPr/>
+      <w:r>
+        <w:rPr>
+          <w:lang w:val="id_ID" w:bidi="id_ID"/>
+        </w:rPr>
+      </w:r>
+      <w:r>
+        <w:rPr>
           <w:lang w:val="id_ID" w:bidi="id_ID"/>
         </w:rPr>
         <w:t xml:space="preserve">Di sini kata </w:t>
@@ -6861,6 +8321,21 @@
       </w:r>
       <w:r>
         <w:rPr>
+          <w:b/>
+          <w:lang w:val="id_ID" w:bidi="id_ID"/>
+        </w:rPr>
+        <w:t>ἐπαίροντας ὁσίους χεῖρας</w:t>
+      </w:r>
+    </w:p>
+    <w:p>
+      <w:pPr/>
+      <w:r>
+        <w:rPr>
+          <w:lang w:val="id_ID" w:bidi="id_ID"/>
+        </w:rPr>
+      </w:r>
+      <w:r>
+        <w:rPr>
           <w:lang w:val="id_ID" w:bidi="id_ID"/>
         </w:rPr>
         <w:t xml:space="preserve">Merupakan kebiasaan dalam budaya ini bagi orang-orang untuk mengangkat </w:t>
@@ -6942,6 +8417,21 @@
       </w:r>
       <w:r>
         <w:rPr>
+          <w:b/>
+          <w:lang w:val="id_ID" w:bidi="id_ID"/>
+        </w:rPr>
+        <w:t>ἐπαίροντας ὁσίους χεῖρας</w:t>
+      </w:r>
+    </w:p>
+    <w:p>
+      <w:pPr/>
+      <w:r>
+        <w:rPr>
+          <w:lang w:val="id_ID" w:bidi="id_ID"/>
+        </w:rPr>
+      </w:r>
+      <w:r>
+        <w:rPr>
           <w:lang w:val="id_ID" w:bidi="id_ID"/>
         </w:rPr>
         <w:t xml:space="preserve">Paulus menjelaskan satu bagian dari manusia, yaitu </w:t>
@@ -7023,6 +8513,21 @@
       </w:r>
       <w:r>
         <w:rPr>
+          <w:b/>
+          <w:lang w:val="id_ID" w:bidi="id_ID"/>
+        </w:rPr>
+        <w:t>ὡσαύτως γυναῖκας &amp; κοσμεῖν</w:t>
+      </w:r>
+    </w:p>
+    <w:p>
+      <w:pPr/>
+      <w:r>
+        <w:rPr>
+          <w:lang w:val="id_ID" w:bidi="id_ID"/>
+        </w:rPr>
+      </w:r>
+      <w:r>
+        <w:rPr>
           <w:lang w:val="id_ID" w:bidi="id_ID"/>
         </w:rPr>
         <w:t>Di sini Paulus mengabaikan beberapa kata yang biasanya dibutuhkan oleh sebuah kalimat agar menjadi lengkap. Terjemahan alternatif: “dengan cara yang sama, aku juga ingin”</w:t>
@@ -7091,6 +8596,21 @@
       </w:r>
       <w:r>
         <w:rPr>
+          <w:b/>
+          <w:lang w:val="id_ID" w:bidi="id_ID"/>
+        </w:rPr>
+        <w:t>μὴ ἐν πλέγμασιν</w:t>
+      </w:r>
+    </w:p>
+    <w:p>
+      <w:pPr/>
+      <w:r>
+        <w:rPr>
+          <w:lang w:val="id_ID" w:bidi="id_ID"/>
+        </w:rPr>
+      </w:r>
+      <w:r>
+        <w:rPr>
           <w:lang w:val="id_ID" w:bidi="id_ID"/>
         </w:rPr>
         <w:t>Pada masa ini, banyak perempuan Romawi mengepang rambut mereka secara berlebihan untuk membuat diri mereka menarik. Jika pembaca Anda belum terbiasa dengan praktik mengepang rambut, Anda dapat mengungkapkan gagasan ini dengan cara yang lebih umum. Terjemahan alternatif: “mereka tidak boleh memiliki gaya rambut yang mewah” atau “mereka tidak boleh memiliki gaya rambut yang rumit yang menarik perhatian”</w:t>
@@ -7159,6 +8679,21 @@
       </w:r>
       <w:r>
         <w:rPr>
+          <w:b/>
+          <w:lang w:val="id_ID" w:bidi="id_ID"/>
+        </w:rPr>
+        <w:t>χρυσῷ</w:t>
+      </w:r>
+    </w:p>
+    <w:p>
+      <w:pPr/>
+      <w:r>
+        <w:rPr>
+          <w:lang w:val="id_ID" w:bidi="id_ID"/>
+        </w:rPr>
+      </w:r>
+      <w:r>
+        <w:rPr>
           <w:lang w:val="id_ID" w:bidi="id_ID"/>
         </w:rPr>
         <w:t xml:space="preserve">Paul menyebutkan </w:t>
@@ -7256,6 +8791,21 @@
           <w:b/>
           <w:lang w:val="id_ID" w:bidi="id_ID"/>
         </w:rPr>
+        <w:t>μαργαρίταις</w:t>
+      </w:r>
+    </w:p>
+    <w:p>
+      <w:pPr/>
+      <w:r>
+        <w:rPr>
+          <w:lang w:val="id_ID" w:bidi="id_ID"/>
+        </w:rPr>
+      </w:r>
+      <w:r>
+        <w:rPr>
+          <w:b/>
+          <w:lang w:val="id_ID" w:bidi="id_ID"/>
+        </w:rPr>
         <w:t>Mutiara</w:t>
       </w:r>
       <w:r>
@@ -7328,6 +8878,21 @@
       </w:r>
       <w:r>
         <w:rPr>
+          <w:b/>
+          <w:lang w:val="id_ID" w:bidi="id_ID"/>
+        </w:rPr>
+        <w:t>θεοσέβειαν</w:t>
+      </w:r>
+    </w:p>
+    <w:p>
+      <w:pPr/>
+      <w:r>
+        <w:rPr>
+          <w:lang w:val="id_ID" w:bidi="id_ID"/>
+        </w:rPr>
+      </w:r>
+      <w:r>
+        <w:rPr>
           <w:lang w:val="id_ID" w:bidi="id_ID"/>
         </w:rPr>
         <w:t>Terjemahan alternatif: “yang ingin memuliakan Allah dengan perbuatan-perbuatan baik yang mereka lakukan”</w:t>
@@ -7376,6 +8941,21 @@
       </w:r>
       <w:r>
         <w:rPr>
+          <w:b/>
+          <w:lang w:val="id_ID" w:bidi="id_ID"/>
+        </w:rPr>
+        <w:t>ἐν ἡσυχίᾳ</w:t>
+      </w:r>
+    </w:p>
+    <w:p>
+      <w:pPr/>
+      <w:r>
+        <w:rPr>
+          <w:lang w:val="id_ID" w:bidi="id_ID"/>
+        </w:rPr>
+      </w:r>
+      <w:r>
+        <w:rPr>
           <w:lang w:val="id_ID" w:bidi="id_ID"/>
         </w:rPr>
         <w:t>Paulus mungkin mengatakan bahwa ia ingin para perempuan untuk mendengarkan dibandingkan berbicara. Terjemahan alternatif: “dengan mendengarkan”</w:t>
@@ -7444,6 +9024,21 @@
       </w:r>
       <w:r>
         <w:rPr>
+          <w:b/>
+          <w:lang w:val="id_ID" w:bidi="id_ID"/>
+        </w:rPr>
+        <w:t>ἐν πάσῃ ὑποταγῇ</w:t>
+      </w:r>
+    </w:p>
+    <w:p>
+      <w:pPr/>
+      <w:r>
+        <w:rPr>
+          <w:lang w:val="id_ID" w:bidi="id_ID"/>
+        </w:rPr>
+      </w:r>
+      <w:r>
+        <w:rPr>
           <w:lang w:val="id_ID" w:bidi="id_ID"/>
         </w:rPr>
         <w:t>Terjemahan alternatif: “dan tunduk pada otoritas pengajar”</w:t>
@@ -7492,11 +9087,26 @@
       </w:r>
       <w:r>
         <w:rPr>
+          <w:b/>
+          <w:lang w:val="id_ID" w:bidi="id_ID"/>
+        </w:rPr>
+        <w:t>εἶναι ἐν ἡσυχίᾳ</w:t>
+      </w:r>
+    </w:p>
+    <w:p>
+      <w:pPr/>
+      <w:r>
+        <w:rPr>
+          <w:lang w:val="id_ID" w:bidi="id_ID"/>
+        </w:rPr>
+      </w:r>
+      <w:r>
+        <w:rPr>
           <w:lang w:val="id_ID" w:bidi="id_ID"/>
         </w:rPr>
         <w:t xml:space="preserve">Seperti dalam </w:t>
       </w:r>
-      <w:hyperlink r:id="rId17">
+      <w:hyperlink r:id="rId19">
         <w:r>
           <w:rPr>
             <w:lang w:val="id_ID" w:bidi="id_ID"/>
@@ -7558,6 +9168,21 @@
       </w:r>
       <w:r>
         <w:rPr>
+          <w:b/>
+          <w:lang w:val="id_ID" w:bidi="id_ID"/>
+        </w:rPr>
+        <w:t>Ἀδὰμ &amp; ἐπλάσθη</w:t>
+      </w:r>
+    </w:p>
+    <w:p>
+      <w:pPr/>
+      <w:r>
+        <w:rPr>
+          <w:lang w:val="id_ID" w:bidi="id_ID"/>
+        </w:rPr>
+      </w:r>
+      <w:r>
+        <w:rPr>
           <w:lang w:val="id_ID" w:bidi="id_ID"/>
         </w:rPr>
         <w:t>Jika ini berguna dalam bahasa Anda, Anda dapat mengungkapkan frasa pasif ini dengan bentuk aktif, dan Anda dapat menyatakan siapa yang melakukan tindakan tersebut. Terjemahan lain: “Tuhan menciptakan Adam terlebih dahulu”</w:t>
@@ -7626,6 +9251,21 @@
       </w:r>
       <w:r>
         <w:rPr>
+          <w:b/>
+          <w:lang w:val="id_ID" w:bidi="id_ID"/>
+        </w:rPr>
+        <w:t>εἶτα Εὕα</w:t>
+      </w:r>
+    </w:p>
+    <w:p>
+      <w:pPr/>
+      <w:r>
+        <w:rPr>
+          <w:lang w:val="id_ID" w:bidi="id_ID"/>
+        </w:rPr>
+      </w:r>
+      <w:r>
+        <w:rPr>
           <w:lang w:val="id_ID" w:bidi="id_ID"/>
         </w:rPr>
         <w:t>Di sini Paulus mengabaikan beberapa kata yang biasanya dibutuhkan sebuah kalimat agar menjadi lengkap. Terjemahan lain: “lalu Tuhan menciptakan Hawa”</w:t>
@@ -7694,6 +9334,21 @@
       </w:r>
       <w:r>
         <w:rPr>
+          <w:b/>
+          <w:lang w:val="id_ID" w:bidi="id_ID"/>
+        </w:rPr>
+        <w:t>Ἀδὰμ οὐκ ἠπατήθη &amp; ἐξαπατηθεῖσα</w:t>
+      </w:r>
+    </w:p>
+    <w:p>
+      <w:pPr/>
+      <w:r>
+        <w:rPr>
+          <w:lang w:val="id_ID" w:bidi="id_ID"/>
+        </w:rPr>
+      </w:r>
+      <w:r>
+        <w:rPr>
           <w:lang w:val="id_ID" w:bidi="id_ID"/>
         </w:rPr>
         <w:t>Jika ini berguna dalam bahasa Anda, Anda dapat mengungkapkan frasa pasif ini dengan bentuk aktif, dan Anda dapat menyatakan siapa yang melakukan tindakan tersebut. Terjemahan lain: “Bukan Adam yang ditipu ular”</w:t>
@@ -7762,6 +9417,21 @@
       </w:r>
       <w:r>
         <w:rPr>
+          <w:b/>
+          <w:lang w:val="id_ID" w:bidi="id_ID"/>
+        </w:rPr>
+        <w:t>ἐν παραβάσει γέγονεν</w:t>
+      </w:r>
+    </w:p>
+    <w:p>
+      <w:pPr/>
+      <w:r>
+        <w:rPr>
+          <w:lang w:val="id_ID" w:bidi="id_ID"/>
+        </w:rPr>
+      </w:r>
+      <w:r>
+        <w:rPr>
           <w:lang w:val="id_ID" w:bidi="id_ID"/>
         </w:rPr>
         <w:t>Jika ini berguna dalam bahasa Anda, Anda dapat mengungkapkan frasa pasif ini dengan bentuk aktif, dan Anda dapat menyatakan siapa yang melakukan tindakan tersebut. Terjemahan lain: “tetapi perempuanlah yang tidak menaati Allah ketika ular itu menipunya”</w:t>
@@ -7830,6 +9500,21 @@
       </w:r>
       <w:r>
         <w:rPr>
+          <w:b/>
+          <w:lang w:val="id_ID" w:bidi="id_ID"/>
+        </w:rPr>
+        <w:t>ἐν παραβάσει γέγονεν</w:t>
+      </w:r>
+    </w:p>
+    <w:p>
+      <w:pPr/>
+      <w:r>
+        <w:rPr>
+          <w:lang w:val="id_ID" w:bidi="id_ID"/>
+        </w:rPr>
+      </w:r>
+      <w:r>
+        <w:rPr>
           <w:lang w:val="id_ID" w:bidi="id_ID"/>
         </w:rPr>
         <w:t xml:space="preserve">Jika hal ini berguna dalam bahasa Anda, Anda dapat mengungkapkan kata benda abstrak </w:t>
@@ -7911,6 +9596,21 @@
       </w:r>
       <w:r>
         <w:rPr>
+          <w:b/>
+          <w:lang w:val="id_ID" w:bidi="id_ID"/>
+        </w:rPr>
+        <w:t>δὲ</w:t>
+      </w:r>
+    </w:p>
+    <w:p>
+      <w:pPr/>
+      <w:r>
+        <w:rPr>
+          <w:lang w:val="id_ID" w:bidi="id_ID"/>
+        </w:rPr>
+      </w:r>
+      <w:r>
+        <w:rPr>
           <w:lang w:val="id_ID" w:bidi="id_ID"/>
         </w:rPr>
         <w:t>Gunakan cara yang natural dalam bahasa Anda untuk menunjukkan bahwa kalimat ini memberikan kontras dengan kalimat sebelumnya.</w:t>
@@ -7979,6 +9679,21 @@
       </w:r>
       <w:r>
         <w:rPr>
+          <w:b/>
+          <w:lang w:val="id_ID" w:bidi="id_ID"/>
+        </w:rPr>
+        <w:t>σωθήσεται &amp; μείνωσιν</w:t>
+      </w:r>
+    </w:p>
+    <w:p>
+      <w:pPr/>
+      <w:r>
+        <w:rPr>
+          <w:lang w:val="id_ID" w:bidi="id_ID"/>
+        </w:rPr>
+      </w:r>
+      <w:r>
+        <w:rPr>
           <w:lang w:val="id_ID" w:bidi="id_ID"/>
         </w:rPr>
         <w:t xml:space="preserve">Di sini Paulus menggunakan bentuk tunggal </w:t>
@@ -8131,6 +9846,21 @@
       </w:r>
       <w:r>
         <w:rPr>
+          <w:b/>
+          <w:lang w:val="id_ID" w:bidi="id_ID"/>
+        </w:rPr>
+        <w:t>σωθήσεται &amp; διὰ τῆς τεκνογονίας</w:t>
+      </w:r>
+    </w:p>
+    <w:p>
+      <w:pPr/>
+      <w:r>
+        <w:rPr>
+          <w:lang w:val="id_ID" w:bidi="id_ID"/>
+        </w:rPr>
+      </w:r>
+      <w:r>
+        <w:rPr>
           <w:lang w:val="id_ID" w:bidi="id_ID"/>
         </w:rPr>
         <w:t xml:space="preserve">Hal ini bisa berarti: (1) orang berpikir bahwa perempuan akan dihukum karena dosa Hawa dan dihukum lebih berat daripada kesakitan saat melahirkan (lihat Kejadian 3:16), atau mereka mungkin berpikir bahwa perempuan yang percaya kepada Yesus bukanlah perempuan yang beriman. lebih lama lagi berada di bawah hukuman yang Tuhan berikan dalam Kejadian 3:16. Karena kata Yunani yang diterjemahkan </w:t>
@@ -8192,6 +9922,21 @@
       </w:r>
       <w:r>
         <w:rPr>
+          <w:b/>
+          <w:lang w:val="id_ID" w:bidi="id_ID"/>
+        </w:rPr>
+        <w:t>σωθήσεται</w:t>
+      </w:r>
+    </w:p>
+    <w:p>
+      <w:pPr/>
+      <w:r>
+        <w:rPr>
+          <w:lang w:val="id_ID" w:bidi="id_ID"/>
+        </w:rPr>
+      </w:r>
+      <w:r>
+        <w:rPr>
           <w:lang w:val="id_ID" w:bidi="id_ID"/>
         </w:rPr>
         <w:t>Jika ini berguna dalam bahasa Anda, Anda dapat mengungkapkan frasa pasif ini dengan bentuk aktif, dan Anda dapat menyatakan siapa yang melakukan tindakan tersebut. Terjemahan lain: “Tuhan akan menyelamatkan wanita”</w:t>
@@ -8260,6 +10005,21 @@
       </w:r>
       <w:r>
         <w:rPr>
+          <w:b/>
+          <w:lang w:val="id_ID" w:bidi="id_ID"/>
+        </w:rPr>
+        <w:t>ἐὰν</w:t>
+      </w:r>
+    </w:p>
+    <w:p>
+      <w:pPr/>
+      <w:r>
+        <w:rPr>
+          <w:lang w:val="id_ID" w:bidi="id_ID"/>
+        </w:rPr>
+      </w:r>
+      <w:r>
+        <w:rPr>
           <w:lang w:val="id_ID" w:bidi="id_ID"/>
         </w:rPr>
         <w:t>Jika pilihan nomor 2 dari catatan sebelumnya benar, maka Paulus secara kiasan mengacu pada semua aspek peran sebagai ibu dengan menyebutkan bagian awalnya: melahirkan anak. Terjemahan lain: “saat mereka mengurus keluarga mereka”</w:t>
@@ -8328,6 +10088,21 @@
       </w:r>
       <w:r>
         <w:rPr>
+          <w:b/>
+          <w:lang w:val="id_ID" w:bidi="id_ID"/>
+        </w:rPr>
+        <w:t>μείνωσιν ἐν πίστει, καὶ ἀγάπῃ, καὶ ἁγιασμῷ, μετὰ σωφροσύνης</w:t>
+      </w:r>
+    </w:p>
+    <w:p>
+      <w:pPr/>
+      <w:r>
+        <w:rPr>
+          <w:lang w:val="id_ID" w:bidi="id_ID"/>
+        </w:rPr>
+      </w:r>
+      <w:r>
+        <w:rPr>
           <w:lang w:val="id_ID" w:bidi="id_ID"/>
         </w:rPr>
         <w:t xml:space="preserve">Jika ini berguna dalam bahasa Anda, Anda dapat mengungkapkan kata benda abstrak </w:t>
@@ -8435,11 +10210,26 @@
       </w:r>
       <w:r>
         <w:rPr>
+          <w:b/>
+          <w:lang w:val="id_ID" w:bidi="id_ID"/>
+        </w:rPr>
+        <w:t>πιστὸς ὁ λόγος</w:t>
+      </w:r>
+    </w:p>
+    <w:p>
+      <w:pPr/>
+      <w:r>
+        <w:rPr>
+          <w:lang w:val="id_ID" w:bidi="id_ID"/>
+        </w:rPr>
+      </w:r>
+      <w:r>
+        <w:rPr>
           <w:lang w:val="id_ID" w:bidi="id_ID"/>
         </w:rPr>
         <w:t xml:space="preserve">Seperti di </w:t>
       </w:r>
-      <w:hyperlink r:id="rId16">
+      <w:hyperlink r:id="rId18">
         <w:r>
           <w:rPr>
             <w:lang w:val="id_ID" w:bidi="id_ID"/>
@@ -8514,6 +10304,21 @@
       </w:r>
       <w:r>
         <w:rPr>
+          <w:b/>
+          <w:lang w:val="id_ID" w:bidi="id_ID"/>
+        </w:rPr>
+        <w:t>εἴ τις ἐπισκοπῆς ὀρέγεται, καλοῦ ἔργου ἐπιθυμεῖ</w:t>
+      </w:r>
+    </w:p>
+    <w:p>
+      <w:pPr/>
+      <w:r>
+        <w:rPr>
+          <w:lang w:val="id_ID" w:bidi="id_ID"/>
+        </w:rPr>
+      </w:r>
+      <w:r>
+        <w:rPr>
           <w:lang w:val="id_ID" w:bidi="id_ID"/>
         </w:rPr>
         <w:t xml:space="preserve">Kata-kata ini adalah </w:t>
@@ -8608,6 +10413,21 @@
       </w:r>
       <w:r>
         <w:rPr>
+          <w:b/>
+          <w:lang w:val="id_ID" w:bidi="id_ID"/>
+        </w:rPr>
+        <w:t>ἐπισκοπῆς</w:t>
+      </w:r>
+    </w:p>
+    <w:p>
+      <w:pPr/>
+      <w:r>
+        <w:rPr>
+          <w:lang w:val="id_ID" w:bidi="id_ID"/>
+        </w:rPr>
+      </w:r>
+      <w:r>
+        <w:rPr>
           <w:lang w:val="id_ID" w:bidi="id_ID"/>
         </w:rPr>
         <w:t xml:space="preserve">Istilah </w:t>
@@ -8689,6 +10509,21 @@
       </w:r>
       <w:r>
         <w:rPr>
+          <w:b/>
+          <w:lang w:val="id_ID" w:bidi="id_ID"/>
+        </w:rPr>
+        <w:t>μιᾶς γυναικὸς ἄνδρα</w:t>
+      </w:r>
+    </w:p>
+    <w:p>
+      <w:pPr/>
+      <w:r>
+        <w:rPr>
+          <w:lang w:val="id_ID" w:bidi="id_ID"/>
+        </w:rPr>
+      </w:r>
+      <w:r>
+        <w:rPr>
           <w:lang w:val="id_ID" w:bidi="id_ID"/>
         </w:rPr>
         <w:t xml:space="preserve">Yang dimaksud dengan </w:t>
@@ -8750,6 +10585,21 @@
       </w:r>
       <w:r>
         <w:rPr>
+          <w:b/>
+          <w:lang w:val="id_ID" w:bidi="id_ID"/>
+        </w:rPr>
+        <w:t>νηφάλιον, σώφρονα</w:t>
+      </w:r>
+    </w:p>
+    <w:p>
+      <w:pPr/>
+      <w:r>
+        <w:rPr>
+          <w:lang w:val="id_ID" w:bidi="id_ID"/>
+        </w:rPr>
+      </w:r>
+      <w:r>
+        <w:rPr>
           <w:lang w:val="id_ID" w:bidi="id_ID"/>
         </w:rPr>
         <w:t>Terjemahan lain: “Dia harus … tidak melakukan apa pun secara berlebihan, dia harus bersikap masuk akal dan berperilaku baik, dan dia harus ramah terhadap orang asing”</w:t>
@@ -8798,6 +10648,21 @@
       </w:r>
       <w:r>
         <w:rPr>
+          <w:b/>
+          <w:lang w:val="id_ID" w:bidi="id_ID"/>
+        </w:rPr>
+        <w:t>μὴ πάροινον</w:t>
+      </w:r>
+    </w:p>
+    <w:p>
+      <w:pPr/>
+      <w:r>
+        <w:rPr>
+          <w:lang w:val="id_ID" w:bidi="id_ID"/>
+        </w:rPr>
+      </w:r>
+      <w:r>
+        <w:rPr>
           <w:lang w:val="id_ID" w:bidi="id_ID"/>
         </w:rPr>
         <w:t>Terjemahan lain: “dia tidak boleh meminum alkohol secara berlebihan, dan dia tidak boleh berkelahi dan berdebat, tetapi sebaliknya, dia harus lemah lembut dan pendamai”</w:t>
@@ -8846,6 +10711,21 @@
       </w:r>
       <w:r>
         <w:rPr>
+          <w:b/>
+          <w:lang w:val="id_ID" w:bidi="id_ID"/>
+        </w:rPr>
+        <w:t>ἀφιλάργυρον</w:t>
+      </w:r>
+    </w:p>
+    <w:p>
+      <w:pPr/>
+      <w:r>
+        <w:rPr>
+          <w:lang w:val="id_ID" w:bidi="id_ID"/>
+        </w:rPr>
+      </w:r>
+      <w:r>
+        <w:rPr>
           <w:lang w:val="id_ID" w:bidi="id_ID"/>
         </w:rPr>
         <w:t xml:space="preserve">Jika ungkapan </w:t>
@@ -8927,6 +10807,21 @@
       </w:r>
       <w:r>
         <w:rPr>
+          <w:b/>
+          <w:lang w:val="id_ID" w:bidi="id_ID"/>
+        </w:rPr>
+        <w:t>προϊστάμενον</w:t>
+      </w:r>
+    </w:p>
+    <w:p>
+      <w:pPr/>
+      <w:r>
+        <w:rPr>
+          <w:lang w:val="id_ID" w:bidi="id_ID"/>
+        </w:rPr>
+      </w:r>
+      <w:r>
+        <w:rPr>
           <w:lang w:val="id_ID" w:bidi="id_ID"/>
         </w:rPr>
         <w:t>Terjemahan lain: “dia harus memimpin” atau “dia harus memelihara”</w:t>
@@ -8975,6 +10870,21 @@
       </w:r>
       <w:r>
         <w:rPr>
+          <w:b/>
+          <w:lang w:val="id_ID" w:bidi="id_ID"/>
+        </w:rPr>
+        <w:t>ἐν ὑποταγῇ, μετὰ πάσης σεμνότητος</w:t>
+      </w:r>
+    </w:p>
+    <w:p>
+      <w:pPr/>
+      <w:r>
+        <w:rPr>
+          <w:lang w:val="id_ID" w:bidi="id_ID"/>
+        </w:rPr>
+      </w:r>
+      <w:r>
+        <w:rPr>
           <w:lang w:val="id_ID" w:bidi="id_ID"/>
         </w:rPr>
         <w:t xml:space="preserve">Di sini, frasa </w:t>
@@ -9075,6 +10985,21 @@
       </w:r>
       <w:r>
         <w:rPr>
+          <w:b/>
+          <w:lang w:val="id_ID" w:bidi="id_ID"/>
+        </w:rPr>
+        <w:t>πῶς ἐκκλησίας Θεοῦ ἐπιμελήσεται?</w:t>
+      </w:r>
+    </w:p>
+    <w:p>
+      <w:pPr/>
+      <w:r>
+        <w:rPr>
+          <w:lang w:val="id_ID" w:bidi="id_ID"/>
+        </w:rPr>
+      </w:r>
+      <w:r>
+        <w:rPr>
           <w:lang w:val="id_ID" w:bidi="id_ID"/>
         </w:rPr>
         <w:t>Paulus membuat sebuah pernyataan, bukan mengajukan sebuah pertanyaan. Ia tidak mengharapkan Timotius untuk menjelaskan bagaimana seseorang yang tidak dapat mengurus rumah tangganya sendiri dapat mengurus jemaat Allah. Sebaliknya, Paulus menggunakan bentuk pertanyaan untuk menekankan betapa pentingnya seorang penilik jemaat menunjukkan kesetiaan dalam kehidupan pribadinya sebelum mengambil peran kepemimpinan di dalam gereja. Jika akan membantu dalam bahasa Anda, Anda dapat menerjemahkan kata-kata ini sebagai sebuah pernyataan. Terjemahan alternatif: "Aku berkata demikian karena orang yang tidak dapat mengurus rumah tangganya sendiri pasti tidak akan dapat mengurus jemaat Allah"</w:t>
@@ -9143,6 +11068,21 @@
       </w:r>
       <w:r>
         <w:rPr>
+          <w:b/>
+          <w:lang w:val="id_ID" w:bidi="id_ID"/>
+        </w:rPr>
+        <w:t>ἐκκλησίας Θεοῦ</w:t>
+      </w:r>
+    </w:p>
+    <w:p>
+      <w:pPr/>
+      <w:r>
+        <w:rPr>
+          <w:lang w:val="id_ID" w:bidi="id_ID"/>
+        </w:rPr>
+      </w:r>
+      <w:r>
+        <w:rPr>
           <w:lang w:val="id_ID" w:bidi="id_ID"/>
         </w:rPr>
         <w:t xml:space="preserve">Di sini istilah </w:t>
@@ -9224,6 +11164,21 @@
       </w:r>
       <w:r>
         <w:rPr>
+          <w:b/>
+          <w:lang w:val="id_ID" w:bidi="id_ID"/>
+        </w:rPr>
+        <w:t>μὴ νεόφυτον</w:t>
+      </w:r>
+    </w:p>
+    <w:p>
+      <w:pPr/>
+      <w:r>
+        <w:rPr>
+          <w:lang w:val="id_ID" w:bidi="id_ID"/>
+        </w:rPr>
+      </w:r>
+      <w:r>
+        <w:rPr>
           <w:lang w:val="id_ID" w:bidi="id_ID"/>
         </w:rPr>
         <w:t>Terjemahan alternatif: "ia tidak boleh hanya sekedar belajar tentang iman" atau "ia harus menjadi dewasa dari pertumbuhan iman yang panjang dan mantap"</w:t>
@@ -9272,6 +11227,21 @@
       </w:r>
       <w:r>
         <w:rPr>
+          <w:b/>
+          <w:lang w:val="id_ID" w:bidi="id_ID"/>
+        </w:rPr>
+        <w:t>ἵνα μὴ &amp; εἰς κρίμα ἐμπέσῃ τοῦ διαβόλου</w:t>
+      </w:r>
+    </w:p>
+    <w:p>
+      <w:pPr/>
+      <w:r>
+        <w:rPr>
+          <w:lang w:val="id_ID" w:bidi="id_ID"/>
+        </w:rPr>
+      </w:r>
+      <w:r>
+        <w:rPr>
           <w:lang w:val="id_ID" w:bidi="id_ID"/>
         </w:rPr>
         <w:t>Paulus menggambarkan pengalaman dihukum karena melakukan kesalahan seperti jatuh ke dalam lubang. Terjemahan alternatif: "dan biarlah Allah menghukum dia ... seperti Ia menghukum Iblis"</w:t>
@@ -9340,6 +11310,21 @@
       </w:r>
       <w:r>
         <w:rPr>
+          <w:b/>
+          <w:lang w:val="id_ID" w:bidi="id_ID"/>
+        </w:rPr>
+        <w:t>τυφωθεὶς</w:t>
+      </w:r>
+    </w:p>
+    <w:p>
+      <w:pPr/>
+      <w:r>
+        <w:rPr>
+          <w:lang w:val="id_ID" w:bidi="id_ID"/>
+        </w:rPr>
+      </w:r>
+      <w:r>
+        <w:rPr>
           <w:lang w:val="id_ID" w:bidi="id_ID"/>
         </w:rPr>
         <w:t>Paulus menggambarkan kesombongan secara kiasan seolah-olah hal itu membuat seseorang membengkak. Terjemahan alternatif: "menyangka bahwa ia lebih baik dari orang lain"</w:t>
@@ -9408,6 +11393,21 @@
       </w:r>
       <w:r>
         <w:rPr>
+          <w:b/>
+          <w:lang w:val="id_ID" w:bidi="id_ID"/>
+        </w:rPr>
+        <w:t>τυφωθεὶς</w:t>
+      </w:r>
+    </w:p>
+    <w:p>
+      <w:pPr/>
+      <w:r>
+        <w:rPr>
+          <w:lang w:val="id_ID" w:bidi="id_ID"/>
+        </w:rPr>
+      </w:r>
+      <w:r>
+        <w:rPr>
           <w:lang w:val="id_ID" w:bidi="id_ID"/>
         </w:rPr>
         <w:t xml:space="preserve">Di sini Paulus menyiratkan bahwa </w:t>
@@ -9502,6 +11502,21 @@
       </w:r>
       <w:r>
         <w:rPr>
+          <w:b/>
+          <w:lang w:val="id_ID" w:bidi="id_ID"/>
+        </w:rPr>
+        <w:t>τῶν ἔξωθεν</w:t>
+      </w:r>
+    </w:p>
+    <w:p>
+      <w:pPr/>
+      <w:r>
+        <w:rPr>
+          <w:lang w:val="id_ID" w:bidi="id_ID"/>
+        </w:rPr>
+      </w:r>
+      <w:r>
+        <w:rPr>
           <w:lang w:val="id_ID" w:bidi="id_ID"/>
         </w:rPr>
         <w:t>Paulus berbicara tentang gereja secara kiasan seolah-olah gereja adalah sebuah tempat dan orang-orang yang tidak percaya secara fisik berada di luarnya. Terjemahan alternatif: "mereka yang tidak percaya"</w:t>
@@ -9570,6 +11585,21 @@
       </w:r>
       <w:r>
         <w:rPr>
+          <w:b/>
+          <w:lang w:val="id_ID" w:bidi="id_ID"/>
+        </w:rPr>
+        <w:t>μὴ εἰς ὀνειδισμὸν ἐμπέσῃ, καὶ</w:t>
+      </w:r>
+    </w:p>
+    <w:p>
+      <w:pPr/>
+      <w:r>
+        <w:rPr>
+          <w:lang w:val="id_ID" w:bidi="id_ID"/>
+        </w:rPr>
+      </w:r>
+      <w:r>
+        <w:rPr>
           <w:lang w:val="id_ID" w:bidi="id_ID"/>
         </w:rPr>
         <w:t>Paulus berbicara tentang aib secara kiasan seolah-olah aib adalah lubang yang dapat membuat seseorang jatuh ke dalamnya. Terjemahan alternatif: "supaya ia tidak melakukan sesuatu yang akan membuatnya malu"</w:t>
@@ -9638,6 +11668,21 @@
       </w:r>
       <w:r>
         <w:rPr>
+          <w:b/>
+          <w:lang w:val="id_ID" w:bidi="id_ID"/>
+        </w:rPr>
+        <w:t>παγίδα τοῦ διαβόλου</w:t>
+      </w:r>
+    </w:p>
+    <w:p>
+      <w:pPr/>
+      <w:r>
+        <w:rPr>
+          <w:lang w:val="id_ID" w:bidi="id_ID"/>
+        </w:rPr>
+      </w:r>
+      <w:r>
+        <w:rPr>
           <w:lang w:val="id_ID" w:bidi="id_ID"/>
         </w:rPr>
         <w:t>Paulus berbicara tentang Iblis yang menggoda seseorang untuk berbuat dosa seolah-olah itu adalah perangkap yang dapat menangkap seseorang. Terjemahan alternatif: "sehingga Iblis tidak dapat mencobai dia untuk berbuat dosa"</w:t>
@@ -9706,6 +11751,21 @@
       </w:r>
       <w:r>
         <w:rPr>
+          <w:b/>
+          <w:lang w:val="id_ID" w:bidi="id_ID"/>
+        </w:rPr>
+        <w:t>διακόνους ὡσαύτως</w:t>
+      </w:r>
+    </w:p>
+    <w:p>
+      <w:pPr/>
+      <w:r>
+        <w:rPr>
+          <w:lang w:val="id_ID" w:bidi="id_ID"/>
+        </w:rPr>
+      </w:r>
+      <w:r>
+        <w:rPr>
           <w:lang w:val="id_ID" w:bidi="id_ID"/>
         </w:rPr>
         <w:t>Terjemahan alternatif: "diaken, sama seperti penilik"</w:t>
@@ -9754,6 +11814,21 @@
       </w:r>
       <w:r>
         <w:rPr>
+          <w:b/>
+          <w:lang w:val="id_ID" w:bidi="id_ID"/>
+        </w:rPr>
+        <w:t>μὴ διλόγους</w:t>
+      </w:r>
+    </w:p>
+    <w:p>
+      <w:pPr/>
+      <w:r>
+        <w:rPr>
+          <w:lang w:val="id_ID" w:bidi="id_ID"/>
+        </w:rPr>
+      </w:r>
+      <w:r>
+        <w:rPr>
           <w:lang w:val="id_ID" w:bidi="id_ID"/>
         </w:rPr>
         <w:t>Paulus berbicara secara kiasan tentang beberapa orang seolah-olah mereka dapat mengatakan dua hal sekaligus. Terjemahan alternatif: "mereka tidak boleh mengatakan satu hal tetapi bermaksud mengatakan yang lain"</w:t>
@@ -9822,6 +11897,21 @@
       </w:r>
       <w:r>
         <w:rPr>
+          <w:b/>
+          <w:lang w:val="id_ID" w:bidi="id_ID"/>
+        </w:rPr>
+        <w:t>ἔχοντας</w:t>
+      </w:r>
+    </w:p>
+    <w:p>
+      <w:pPr/>
+      <w:r>
+        <w:rPr>
+          <w:lang w:val="id_ID" w:bidi="id_ID"/>
+        </w:rPr>
+      </w:r>
+      <w:r>
+        <w:rPr>
           <w:lang w:val="id_ID" w:bidi="id_ID"/>
         </w:rPr>
         <w:t>Paulus berbicara tentang pengajaran yang benar tentang Allah seolah-olah itu adalah sebuah benda yang dapat dipegang oleh seseorang. Terjemahan alternatif: “mereka harus terus percaya”</w:t>
@@ -9890,6 +11980,21 @@
       </w:r>
       <w:r>
         <w:rPr>
+          <w:b/>
+          <w:lang w:val="id_ID" w:bidi="id_ID"/>
+        </w:rPr>
+        <w:t>τὸ μυστήριον τῆς πίστεως</w:t>
+      </w:r>
+    </w:p>
+    <w:p>
+      <w:pPr/>
+      <w:r>
+        <w:rPr>
+          <w:lang w:val="id_ID" w:bidi="id_ID"/>
+        </w:rPr>
+      </w:r>
+      <w:r>
+        <w:rPr>
           <w:lang w:val="id_ID" w:bidi="id_ID"/>
         </w:rPr>
         <w:t xml:space="preserve">Paulus menggunakan kata benda abstrak </w:t>
@@ -9971,6 +12076,21 @@
       </w:r>
       <w:r>
         <w:rPr>
+          <w:b/>
+          <w:lang w:val="id_ID" w:bidi="id_ID"/>
+        </w:rPr>
+        <w:t>τὸ μυστήριον τῆς πίστεως</w:t>
+      </w:r>
+    </w:p>
+    <w:p>
+      <w:pPr/>
+      <w:r>
+        <w:rPr>
+          <w:lang w:val="id_ID" w:bidi="id_ID"/>
+        </w:rPr>
+      </w:r>
+      <w:r>
+        <w:rPr>
           <w:lang w:val="id_ID" w:bidi="id_ID"/>
         </w:rPr>
         <w:t xml:space="preserve">Di sini, </w:t>
@@ -10065,6 +12185,21 @@
       </w:r>
       <w:r>
         <w:rPr>
+          <w:b/>
+          <w:lang w:val="id_ID" w:bidi="id_ID"/>
+        </w:rPr>
+        <w:t>ἐν καθαρᾷ συνειδήσει</w:t>
+      </w:r>
+    </w:p>
+    <w:p>
+      <w:pPr/>
+      <w:r>
+        <w:rPr>
+          <w:lang w:val="id_ID" w:bidi="id_ID"/>
+        </w:rPr>
+      </w:r>
+      <w:r>
+        <w:rPr>
           <w:lang w:val="id_ID" w:bidi="id_ID"/>
         </w:rPr>
         <w:t xml:space="preserve">Paulus berbicara secara kiasan tentang kesadaran seseorang tentang benar dan salah sebagai </w:t>
@@ -10146,6 +12281,21 @@
       </w:r>
       <w:r>
         <w:rPr>
+          <w:b/>
+          <w:lang w:val="id_ID" w:bidi="id_ID"/>
+        </w:rPr>
+        <w:t>καὶ οὗτοι &amp; δοκιμαζέσθωσαν</w:t>
+      </w:r>
+    </w:p>
+    <w:p>
+      <w:pPr/>
+      <w:r>
+        <w:rPr>
+          <w:lang w:val="id_ID" w:bidi="id_ID"/>
+        </w:rPr>
+      </w:r>
+      <w:r>
+        <w:rPr>
           <w:lang w:val="id_ID" w:bidi="id_ID"/>
         </w:rPr>
         <w:t>Jika ini berguna dalam bahasa Anda, Anda dapat mengungkapkan frasa pasif ini dengan bentuk aktif, dan Anda dapat menyatakan siapa yang melakukan tindakan tersebut. Terjemahan alternatif: “para pemimpin harus mengamati dan menyetujui mereka terlebih dahulu” atau “mereka harus membuktikan diri terlebih dahulu”</w:t>
@@ -10214,6 +12364,21 @@
       </w:r>
       <w:r>
         <w:rPr>
+          <w:b/>
+          <w:lang w:val="id_ID" w:bidi="id_ID"/>
+        </w:rPr>
+        <w:t>γυναῖκας</w:t>
+      </w:r>
+    </w:p>
+    <w:p>
+      <w:pPr/>
+      <w:r>
+        <w:rPr>
+          <w:lang w:val="id_ID" w:bidi="id_ID"/>
+        </w:rPr>
+      </w:r>
+      <w:r>
+        <w:rPr>
           <w:lang w:val="id_ID" w:bidi="id_ID"/>
         </w:rPr>
         <w:t>Ini dapat berarti: (1) istri-istri para diaken. (2) diaken-diaken perempuan.</w:t>
@@ -10262,6 +12427,21 @@
       </w:r>
       <w:r>
         <w:rPr>
+          <w:b/>
+          <w:lang w:val="id_ID" w:bidi="id_ID"/>
+        </w:rPr>
+        <w:t>σεμνάς</w:t>
+      </w:r>
+    </w:p>
+    <w:p>
+      <w:pPr/>
+      <w:r>
+        <w:rPr>
+          <w:lang w:val="id_ID" w:bidi="id_ID"/>
+        </w:rPr>
+      </w:r>
+      <w:r>
+        <w:rPr>
           <w:lang w:val="id_ID" w:bidi="id_ID"/>
         </w:rPr>
         <w:t>Terjemahan alternatif: “orang-orang yang bertindak dengan pantas” atau “orang-orang yang layak dihormati”</w:t>
@@ -10310,11 +12490,26 @@
       </w:r>
       <w:r>
         <w:rPr>
+          <w:b/>
+          <w:lang w:val="id_ID" w:bidi="id_ID"/>
+        </w:rPr>
+        <w:t>μιᾶς γυναικὸς ἄνδρες</w:t>
+      </w:r>
+    </w:p>
+    <w:p>
+      <w:pPr/>
+      <w:r>
+        <w:rPr>
+          <w:lang w:val="id_ID" w:bidi="id_ID"/>
+        </w:rPr>
+      </w:r>
+      <w:r>
+        <w:rPr>
           <w:lang w:val="id_ID" w:bidi="id_ID"/>
         </w:rPr>
         <w:t xml:space="preserve">Lihat bagaimana Anda menerjemahkan frasa ini dalam </w:t>
       </w:r>
-      <w:hyperlink r:id="rId18">
+      <w:hyperlink r:id="rId20">
         <w:r>
           <w:rPr>
             <w:lang w:val="id_ID" w:bidi="id_ID"/>
@@ -10376,6 +12571,21 @@
       </w:r>
       <w:r>
         <w:rPr>
+          <w:b/>
+          <w:lang w:val="id_ID" w:bidi="id_ID"/>
+        </w:rPr>
+        <w:t>προϊστάμενοι</w:t>
+      </w:r>
+    </w:p>
+    <w:p>
+      <w:pPr/>
+      <w:r>
+        <w:rPr>
+          <w:lang w:val="id_ID" w:bidi="id_ID"/>
+        </w:rPr>
+      </w:r>
+      <w:r>
+        <w:rPr>
           <w:lang w:val="id_ID" w:bidi="id_ID"/>
         </w:rPr>
         <w:t>Terjemahan alternatif: “menjaga anak-anak dan urusan pribadi mereka dengan baik”</w:t>
@@ -10424,6 +12634,21 @@
       </w:r>
       <w:r>
         <w:rPr>
+          <w:b/>
+          <w:lang w:val="id_ID" w:bidi="id_ID"/>
+        </w:rPr>
+        <w:t>γὰρ</w:t>
+      </w:r>
+    </w:p>
+    <w:p>
+      <w:pPr/>
+      <w:r>
+        <w:rPr>
+          <w:lang w:val="id_ID" w:bidi="id_ID"/>
+        </w:rPr>
+      </w:r>
+      <w:r>
+        <w:rPr>
           <w:lang w:val="id_ID" w:bidi="id_ID"/>
         </w:rPr>
         <w:t xml:space="preserve">Di sini Paulus menggunakan kata </w:t>
@@ -10505,6 +12730,21 @@
       </w:r>
       <w:r>
         <w:rPr>
+          <w:b/>
+          <w:lang w:val="id_ID" w:bidi="id_ID"/>
+        </w:rPr>
+        <w:t>οἱ &amp; διακονήσαντες</w:t>
+      </w:r>
+    </w:p>
+    <w:p>
+      <w:pPr/>
+      <w:r>
+        <w:rPr>
+          <w:lang w:val="id_ID" w:bidi="id_ID"/>
+        </w:rPr>
+      </w:r>
+      <w:r>
+        <w:rPr>
           <w:lang w:val="id_ID" w:bidi="id_ID"/>
         </w:rPr>
         <w:t>Frasa ini bisa merujuk pada diaken, yang baru saja Paulus bahas, atau juga para penilik, sebagai kesimpulan dari keseluruhan pembahasan Paulus tentang para pemimpin gereja. Terjemahan lain: “diaken yang melayani dengan baik” atau “pemimpin gereja yang melayani dengan baik”</w:t>
@@ -10553,6 +12793,21 @@
       </w:r>
       <w:r>
         <w:rPr>
+          <w:b/>
+          <w:lang w:val="id_ID" w:bidi="id_ID"/>
+        </w:rPr>
+        <w:t>βαθμὸν &amp; καλὸν</w:t>
+      </w:r>
+    </w:p>
+    <w:p>
+      <w:pPr/>
+      <w:r>
+        <w:rPr>
+          <w:lang w:val="id_ID" w:bidi="id_ID"/>
+        </w:rPr>
+      </w:r>
+      <w:r>
+        <w:rPr>
           <w:lang w:val="id_ID" w:bidi="id_ID"/>
         </w:rPr>
         <w:t>Hal ini dapat berarti: (1) kedudukan yang terhormat. (2) reputasi yang baik.</w:t>
@@ -10601,6 +12856,21 @@
       </w:r>
       <w:r>
         <w:rPr>
+          <w:b/>
+          <w:lang w:val="id_ID" w:bidi="id_ID"/>
+        </w:rPr>
+        <w:t>πολλὴν παρρησίαν ἐν πίστει</w:t>
+      </w:r>
+    </w:p>
+    <w:p>
+      <w:pPr/>
+      <w:r>
+        <w:rPr>
+          <w:lang w:val="id_ID" w:bidi="id_ID"/>
+        </w:rPr>
+      </w:r>
+      <w:r>
+        <w:rPr>
           <w:lang w:val="id_ID" w:bidi="id_ID"/>
         </w:rPr>
         <w:t>Hal ini dapat berarti: (1) mereka akan berbicara dengan lebih percaya diri kepada orang lain tentang kepercayaan mereka kepada Yesus. (2) mereka akan semakin percaya kepada Yesus.</w:t>
@@ -10649,6 +12919,21 @@
       </w:r>
       <w:r>
         <w:rPr>
+          <w:b/>
+          <w:lang w:val="id_ID" w:bidi="id_ID"/>
+        </w:rPr>
+        <w:t>ἐλθεῖν</w:t>
+      </w:r>
+    </w:p>
+    <w:p>
+      <w:pPr/>
+      <w:r>
+        <w:rPr>
+          <w:lang w:val="id_ID" w:bidi="id_ID"/>
+        </w:rPr>
+      </w:r>
+      <w:r>
+        <w:rPr>
           <w:lang w:val="id_ID" w:bidi="id_ID"/>
         </w:rPr>
         <w:t xml:space="preserve">Dalam beberapa bahasa, lebih wajar untuk mengatakan “pergi” di sini, daripada </w:t>
@@ -10730,6 +13015,21 @@
       </w:r>
       <w:r>
         <w:rPr>
+          <w:b/>
+          <w:lang w:val="id_ID" w:bidi="id_ID"/>
+        </w:rPr>
+        <w:t>ἐν τάχει</w:t>
+      </w:r>
+    </w:p>
+    <w:p>
+      <w:pPr/>
+      <w:r>
+        <w:rPr>
+          <w:lang w:val="id_ID" w:bidi="id_ID"/>
+        </w:rPr>
+      </w:r>
+      <w:r>
+        <w:rPr>
           <w:lang w:val="id_ID" w:bidi="id_ID"/>
         </w:rPr>
         <w:t xml:space="preserve">Ungkapan </w:t>
@@ -10811,6 +13111,21 @@
       </w:r>
       <w:r>
         <w:rPr>
+          <w:b/>
+          <w:lang w:val="id_ID" w:bidi="id_ID"/>
+        </w:rPr>
+        <w:t>βραδύνω</w:t>
+      </w:r>
+    </w:p>
+    <w:p>
+      <w:pPr/>
+      <w:r>
+        <w:rPr>
+          <w:lang w:val="id_ID" w:bidi="id_ID"/>
+        </w:rPr>
+      </w:r>
+      <w:r>
+        <w:rPr>
           <w:lang w:val="id_ID" w:bidi="id_ID"/>
         </w:rPr>
         <w:t>Frasa ini tidak menyiratkan bahwa Paulus mungkin memilih untuk mengambil waktu daripada terburu-buru. Terjemahan lain: “tapi kalau-kalau saya tidak bisa segera sampai di sana” atau “tapi kalau ada sesuatu yang menghalangi saya untuk segera sampai di sana”</w:t>
@@ -10859,6 +13174,21 @@
       </w:r>
       <w:r>
         <w:rPr>
+          <w:b/>
+          <w:lang w:val="id_ID" w:bidi="id_ID"/>
+        </w:rPr>
+        <w:t>ἐν οἴκῳ Θεοῦ</w:t>
+      </w:r>
+    </w:p>
+    <w:p>
+      <w:pPr/>
+      <w:r>
+        <w:rPr>
+          <w:lang w:val="id_ID" w:bidi="id_ID"/>
+        </w:rPr>
+      </w:r>
+      <w:r>
+        <w:rPr>
           <w:lang w:val="id_ID" w:bidi="id_ID"/>
         </w:rPr>
         <w:t>Paulus berbicara tentang kelompok orang percaya sebagai sebuah keluarga karena Allah mengangkat setiap orang percaya sebagai putra atau putri melalui Kristus. Hal ini dapat merujuk pada: (1) orang-orang beriman pada umumnya. Terjemahan lain: “supaya kamu semua tahu bagaimana berperilaku sebagai anggota keluarga Allah” (2) Perilaku Timotius di gereja. Terjemahan lain: “agar kamu mengetahui bagaimana berperilaku sebagai anggota keluarga Tuhan”</w:t>
@@ -10907,6 +13237,21 @@
       </w:r>
       <w:r>
         <w:rPr>
+          <w:b/>
+          <w:lang w:val="id_ID" w:bidi="id_ID"/>
+        </w:rPr>
+        <w:t>ἥτις ἐστὶν ἐκκλησία Θεοῦ ζῶντος</w:t>
+      </w:r>
+    </w:p>
+    <w:p>
+      <w:pPr/>
+      <w:r>
+        <w:rPr>
+          <w:lang w:val="id_ID" w:bidi="id_ID"/>
+        </w:rPr>
+      </w:r>
+      <w:r>
+        <w:rPr>
           <w:lang w:val="id_ID" w:bidi="id_ID"/>
         </w:rPr>
         <w:t xml:space="preserve">Frasa ini memberi kita informasi lebih lanjut tentang </w:t>
@@ -10988,6 +13333,21 @@
       </w:r>
       <w:r>
         <w:rPr>
+          <w:b/>
+          <w:lang w:val="id_ID" w:bidi="id_ID"/>
+        </w:rPr>
+        <w:t>Θεοῦ ζῶντος</w:t>
+      </w:r>
+    </w:p>
+    <w:p>
+      <w:pPr/>
+      <w:r>
+        <w:rPr>
+          <w:lang w:val="id_ID" w:bidi="id_ID"/>
+        </w:rPr>
+      </w:r>
+      <w:r>
+        <w:rPr>
           <w:lang w:val="id_ID" w:bidi="id_ID"/>
         </w:rPr>
         <w:t>Di sini, frasa "Allah yang hidup" mengidentifikasikan Allah sebagai Dia yang "hidup." Poin utamanya adalah bahwa Allah benar-benar "hidup", tidak seperti berhala dan benda-benda mati lainnya yang disebut orang sebagai "illah". Jika akan membantu dalam bahasa Anda, Anda dapat menggunakan kata atau frasa yang menekankan bahwa Allah benar-benar "hidup." Terjemahan alternatif: "dari Allah yang hidup" atau "dari Allah yang benar"</w:t>
@@ -11056,6 +13416,21 @@
       </w:r>
       <w:r>
         <w:rPr>
+          <w:b/>
+          <w:lang w:val="id_ID" w:bidi="id_ID"/>
+        </w:rPr>
+        <w:t>στῦλος καὶ ἑδραίωμα τῆς ἀληθείας</w:t>
+      </w:r>
+    </w:p>
+    <w:p>
+      <w:pPr/>
+      <w:r>
+        <w:rPr>
+          <w:lang w:val="id_ID" w:bidi="id_ID"/>
+        </w:rPr>
+      </w:r>
+      <w:r>
+        <w:rPr>
           <w:lang w:val="id_ID" w:bidi="id_ID"/>
         </w:rPr>
         <w:t>Paulus berbicara tentang kebenaran seolah-olah kebenaran itu adalah sebuah bangunan dan tentang komunitas orang percaya seolah-olah mereka membantu menopang bangunan itu. Terjemahan lain: “yang membantu mewartakan kebenaran Tuhan”</w:t>
@@ -11124,6 +13499,21 @@
       </w:r>
       <w:r>
         <w:rPr>
+          <w:b/>
+          <w:lang w:val="id_ID" w:bidi="id_ID"/>
+        </w:rPr>
+        <w:t>στῦλος καὶ ἑδραίωμα</w:t>
+      </w:r>
+    </w:p>
+    <w:p>
+      <w:pPr/>
+      <w:r>
+        <w:rPr>
+          <w:lang w:val="id_ID" w:bidi="id_ID"/>
+        </w:rPr>
+      </w:r>
+      <w:r>
+        <w:rPr>
           <w:lang w:val="id_ID" w:bidi="id_ID"/>
         </w:rPr>
         <w:t xml:space="preserve">Istilah </w:t>
@@ -11218,6 +13608,21 @@
       </w:r>
       <w:r>
         <w:rPr>
+          <w:b/>
+          <w:lang w:val="id_ID" w:bidi="id_ID"/>
+        </w:rPr>
+        <w:t>τὸ τῆς εὐσεβείας μυστήριον</w:t>
+      </w:r>
+    </w:p>
+    <w:p>
+      <w:pPr/>
+      <w:r>
+        <w:rPr>
+          <w:lang w:val="id_ID" w:bidi="id_ID"/>
+        </w:rPr>
+      </w:r>
+      <w:r>
+        <w:rPr>
           <w:lang w:val="id_ID" w:bidi="id_ID"/>
         </w:rPr>
         <w:t xml:space="preserve">Meskipun di sebagian besar suratnya Paulus menggunakan istilah </w:t>
@@ -11279,6 +13684,21 @@
       </w:r>
       <w:r>
         <w:rPr>
+          <w:b/>
+          <w:lang w:val="id_ID" w:bidi="id_ID"/>
+        </w:rPr>
+        <w:t>τὸ τῆς εὐσεβείας μυστήριον</w:t>
+      </w:r>
+    </w:p>
+    <w:p>
+      <w:pPr/>
+      <w:r>
+        <w:rPr>
+          <w:lang w:val="id_ID" w:bidi="id_ID"/>
+        </w:rPr>
+      </w:r>
+      <w:r>
+        <w:rPr>
           <w:lang w:val="id_ID" w:bidi="id_ID"/>
         </w:rPr>
         <w:t>Karena Paulus mengikuti pernyataan ini dengan mengutip sebuah himne atau puisi tentang kehidupan Yesus, implikasinya adalah bahwa ia memandang Yesus telah memungkinkan manusia untuk menyembah Tuhan dengan cara yang paling tulus. Terjemahan lain: “kebenaran yang diwahyukan Allah tentang alasan kita menyembah Yesus sungguh luar biasa”</w:t>
@@ -11347,6 +13767,21 @@
       </w:r>
       <w:r>
         <w:rPr>
+          <w:b/>
+          <w:lang w:val="id_ID" w:bidi="id_ID"/>
+        </w:rPr>
+        <w:t>ὃς ἐφανερώθη ἐν σαρκί, ἐδικαιώθη ἐν Πνεύματι, ὤφθη ἀγγέλοις, ἐκηρύχθη ἐν ἔθνεσιν, ἐπιστεύθη ἐν κόσμῳ, ἀνελήμφθη ἐν δόξῃ</w:t>
+      </w:r>
+    </w:p>
+    <w:p>
+      <w:pPr/>
+      <w:r>
+        <w:rPr>
+          <w:lang w:val="id_ID" w:bidi="id_ID"/>
+        </w:rPr>
+      </w:r>
+      <w:r>
+        <w:rPr>
           <w:lang w:val="id_ID" w:bidi="id_ID"/>
         </w:rPr>
         <w:t>Kemungkinan besar ini adalah lagu atau puisi yang Paulus kutip. Jika bahasa Anda memiliki cara untuk menunjukkan bahwa ini adalah puisi, misalnya melalui format baris demi baris, Anda dapat menggunakannya di sini.</w:t>
@@ -11415,6 +13850,21 @@
       </w:r>
       <w:r>
         <w:rPr>
+          <w:b/>
+          <w:lang w:val="id_ID" w:bidi="id_ID"/>
+        </w:rPr>
+        <w:t>ὃς ἐφανερώθη ἐν σαρκί, ἐδικαιώθη ἐν Πνεύματι, ὤφθη ἀγγέλοις, ἐκηρύχθη ἐν ἔθνεσιν, ἐπιστεύθη ἐν κόσμῳ, ἀνελήμφθη ἐν δόξῃ</w:t>
+      </w:r>
+    </w:p>
+    <w:p>
+      <w:pPr/>
+      <w:r>
+        <w:rPr>
+          <w:lang w:val="id_ID" w:bidi="id_ID"/>
+        </w:rPr>
+      </w:r>
+      <w:r>
+        <w:rPr>
           <w:lang w:val="id_ID" w:bidi="id_ID"/>
         </w:rPr>
         <w:t>Jika ini berguna dalam bahasa Anda, Anda dapat mengungkapkan frasa pasif ini dengan bentuk aktif. (Pastikan untuk tidak menyarankan dalam terjemahan Anda bahwa Yesus hanya tampak atau tampak seperti manusia.) Terjemahan lain: “dia menyatakan dirinya sebagai manusia” atau “dia datang ke bumi sebagai manusia”</w:t>
@@ -11483,6 +13933,21 @@
       </w:r>
       <w:r>
         <w:rPr>
+          <w:b/>
+          <w:lang w:val="id_ID" w:bidi="id_ID"/>
+        </w:rPr>
+        <w:t>ὃς</w:t>
+      </w:r>
+    </w:p>
+    <w:p>
+      <w:pPr/>
+      <w:r>
+        <w:rPr>
+          <w:lang w:val="id_ID" w:bidi="id_ID"/>
+        </w:rPr>
+      </w:r>
+      <w:r>
+        <w:rPr>
           <w:lang w:val="id_ID" w:bidi="id_ID"/>
         </w:rPr>
         <w:t>Jika ini berguna dalam bahasa Anda, Anda dapat mengungkapkan frasa pasif ini dengan bentuk aktif. Terjemahan lain: “Roh Kudus meneguhkan bahwa Dia adalah seperti yang Dia katakan”</w:t>
@@ -11551,6 +14016,21 @@
       </w:r>
       <w:r>
         <w:rPr>
+          <w:b/>
+          <w:lang w:val="id_ID" w:bidi="id_ID"/>
+        </w:rPr>
+        <w:t>ἐν σαρκί</w:t>
+      </w:r>
+    </w:p>
+    <w:p>
+      <w:pPr/>
+      <w:r>
+        <w:rPr>
+          <w:lang w:val="id_ID" w:bidi="id_ID"/>
+        </w:rPr>
+      </w:r>
+      <w:r>
+        <w:rPr>
           <w:lang w:val="id_ID" w:bidi="id_ID"/>
         </w:rPr>
         <w:t>Paulus menggunakan istilah “daging” di sini secara kiasan yang berarti “di dalam tubuh manusia.” Ia menggambarkan tubuh manusia dengan mengacu pada sesuatu yang berhubungan dengannya, daging yang menyelubunginya. Terjemahan lain: “sebagai manusia sejati”</w:t>
@@ -11619,6 +14099,21 @@
       </w:r>
       <w:r>
         <w:rPr>
+          <w:b/>
+          <w:lang w:val="id_ID" w:bidi="id_ID"/>
+        </w:rPr>
+        <w:t>ἐν κόσμῳ</w:t>
+      </w:r>
+    </w:p>
+    <w:p>
+      <w:pPr/>
+      <w:r>
+        <w:rPr>
+          <w:lang w:val="id_ID" w:bidi="id_ID"/>
+        </w:rPr>
+      </w:r>
+      <w:r>
+        <w:rPr>
           <w:lang w:val="id_ID" w:bidi="id_ID"/>
         </w:rPr>
         <w:t>Jika ini berguna dalam bahasa Anda, Anda dapat mengungkapkan frasa pasif ini dengan bentuk aktif, dan Anda dapat menyatakan siapa yang melakukan tindakan tersebut. Terjemahan lain: “orang-orang di seluruh dunia percaya kepada-Nya”</w:t>
@@ -11687,6 +14182,21 @@
       </w:r>
       <w:r>
         <w:rPr>
+          <w:b/>
+          <w:lang w:val="id_ID" w:bidi="id_ID"/>
+        </w:rPr>
+        <w:t>ἀνελήμφθη</w:t>
+      </w:r>
+    </w:p>
+    <w:p>
+      <w:pPr/>
+      <w:r>
+        <w:rPr>
+          <w:lang w:val="id_ID" w:bidi="id_ID"/>
+        </w:rPr>
+      </w:r>
+      <w:r>
+        <w:rPr>
           <w:lang w:val="id_ID" w:bidi="id_ID"/>
         </w:rPr>
         <w:t>Jika ini berguna dalam bahasa Anda, Anda dapat mengungkapkan frasa pasif ini dengan bentuk aktif, dan Anda dapat menyatakan siapa yang melakukan tindakan tersebut. Terjemahan lain: “Allah Bapa mengangkat dia ke surga dalam kemuliaan”</w:t>
@@ -11755,6 +14265,21 @@
       </w:r>
       <w:r>
         <w:rPr>
+          <w:b/>
+          <w:lang w:val="id_ID" w:bidi="id_ID"/>
+        </w:rPr>
+        <w:t>ἐν δόξῃ</w:t>
+      </w:r>
+    </w:p>
+    <w:p>
+      <w:pPr/>
+      <w:r>
+        <w:rPr>
+          <w:lang w:val="id_ID" w:bidi="id_ID"/>
+        </w:rPr>
+      </w:r>
+      <w:r>
+        <w:rPr>
           <w:lang w:val="id_ID" w:bidi="id_ID"/>
         </w:rPr>
         <w:t xml:space="preserve">Kata benda abstrak </w:t>
@@ -11836,6 +14361,21 @@
       </w:r>
       <w:r>
         <w:rPr>
+          <w:b/>
+          <w:lang w:val="id_ID" w:bidi="id_ID"/>
+        </w:rPr>
+        <w:t>δὲ</w:t>
+      </w:r>
+    </w:p>
+    <w:p>
+      <w:pPr/>
+      <w:r>
+        <w:rPr>
+          <w:lang w:val="id_ID" w:bidi="id_ID"/>
+        </w:rPr>
+      </w:r>
+      <w:r>
+        <w:rPr>
           <w:lang w:val="id_ID" w:bidi="id_ID"/>
         </w:rPr>
         <w:t xml:space="preserve">Paulus di sini menggunakan kata </w:t>
@@ -11897,6 +14437,21 @@
       </w:r>
       <w:r>
         <w:rPr>
+          <w:b/>
+          <w:lang w:val="id_ID" w:bidi="id_ID"/>
+        </w:rPr>
+        <w:t>ἐν ὑστέροις καιροῖς</w:t>
+      </w:r>
+    </w:p>
+    <w:p>
+      <w:pPr/>
+      <w:r>
+        <w:rPr>
+          <w:lang w:val="id_ID" w:bidi="id_ID"/>
+        </w:rPr>
+      </w:r>
+      <w:r>
+        <w:rPr>
           <w:lang w:val="id_ID" w:bidi="id_ID"/>
         </w:rPr>
         <w:t>Ungkapan ini mengacu pada periode waktu ketika tujuan-tujuan Allah dalam sejarah mendekati puncaknya sehingga perlawanan jahat terhadap tujuan-tujuan tersebut semakin meningkat. Paulus mungkin menunjuk kepada jangka waktu antara kebangkitan Yesus dan kedatangannya yang kedua kali. Terjemahan lain: “pada hari-hari ini seiring dengan kemajuan tujuan Allah”</w:t>
@@ -11965,6 +14520,21 @@
       </w:r>
       <w:r>
         <w:rPr>
+          <w:b/>
+          <w:lang w:val="id_ID" w:bidi="id_ID"/>
+        </w:rPr>
+        <w:t>ἀποστήσονταί &amp; τῆς πίστεως</w:t>
+      </w:r>
+    </w:p>
+    <w:p>
+      <w:pPr/>
+      <w:r>
+        <w:rPr>
+          <w:lang w:val="id_ID" w:bidi="id_ID"/>
+        </w:rPr>
+      </w:r>
+      <w:r>
+        <w:rPr>
           <w:lang w:val="id_ID" w:bidi="id_ID"/>
         </w:rPr>
         <w:t>Paulus berbicara tentang orang-orang yang tidak lagi percaya kepada Kristus seolah-olah mereka secara fisik meninggalkan suatu tempat. Terjemahan lain: “beberapa orang akan berhenti percaya kepada Yesus”</w:t>
@@ -12033,6 +14603,21 @@
       </w:r>
       <w:r>
         <w:rPr>
+          <w:b/>
+          <w:lang w:val="id_ID" w:bidi="id_ID"/>
+        </w:rPr>
+        <w:t>τῆς πίστεως</w:t>
+      </w:r>
+    </w:p>
+    <w:p>
+      <w:pPr/>
+      <w:r>
+        <w:rPr>
+          <w:lang w:val="id_ID" w:bidi="id_ID"/>
+        </w:rPr>
+      </w:r>
+      <w:r>
+        <w:rPr>
           <w:lang w:val="id_ID" w:bidi="id_ID"/>
         </w:rPr>
         <w:t xml:space="preserve">Kata </w:t>
@@ -12114,6 +14699,21 @@
       </w:r>
       <w:r>
         <w:rPr>
+          <w:b/>
+          <w:lang w:val="id_ID" w:bidi="id_ID"/>
+        </w:rPr>
+        <w:t>διδασκαλίαις δαιμονίων</w:t>
+      </w:r>
+    </w:p>
+    <w:p>
+      <w:pPr/>
+      <w:r>
+        <w:rPr>
+          <w:lang w:val="id_ID" w:bidi="id_ID"/>
+        </w:rPr>
+      </w:r>
+      <w:r>
+        <w:rPr>
           <w:lang w:val="id_ID" w:bidi="id_ID"/>
         </w:rPr>
         <w:t>Kedua frase ini mempunyai arti serupa. Paulus mungkin menggunakan keduanya secara bersamaan untuk memberikan penekanan. Jika menurut Anda penggunaan kedua frasa dalam terjemahan Anda mungkin membingungkan pembaca, Anda dapat menggabungkan keduanya menjadi satu pernyataan. Terjemahan lain: “hal-hal yang dikatakan roh jahat untuk menipu orang”</w:t>
@@ -12182,6 +14782,21 @@
       </w:r>
       <w:r>
         <w:rPr>
+          <w:b/>
+          <w:lang w:val="id_ID" w:bidi="id_ID"/>
+        </w:rPr>
+        <w:t>ἐν ὑποκρίσει ψευδολόγων</w:t>
+      </w:r>
+    </w:p>
+    <w:p>
+      <w:pPr/>
+      <w:r>
+        <w:rPr>
+          <w:lang w:val="id_ID" w:bidi="id_ID"/>
+        </w:rPr>
+      </w:r>
+      <w:r>
+        <w:rPr>
           <w:lang w:val="id_ID" w:bidi="id_ID"/>
         </w:rPr>
         <w:t xml:space="preserve">Jika bahasa Anda tidak menggunakan kata benda abstrak untuk ide </w:t>
@@ -12243,6 +14858,21 @@
       </w:r>
       <w:r>
         <w:rPr>
+          <w:b/>
+          <w:lang w:val="id_ID" w:bidi="id_ID"/>
+        </w:rPr>
+        <w:t>κεκαυστηριασμένων τὴν ἰδίαν συνείδησιν</w:t>
+      </w:r>
+    </w:p>
+    <w:p>
+      <w:pPr/>
+      <w:r>
+        <w:rPr>
+          <w:lang w:val="id_ID" w:bidi="id_ID"/>
+        </w:rPr>
+      </w:r>
+      <w:r>
+        <w:rPr>
           <w:lang w:val="id_ID" w:bidi="id_ID"/>
         </w:rPr>
         <w:t xml:space="preserve">Di sini Paulus bisa jadi berbicara seolah-olah </w:t>
@@ -12324,6 +14954,21 @@
       </w:r>
       <w:r>
         <w:rPr>
+          <w:b/>
+          <w:lang w:val="id_ID" w:bidi="id_ID"/>
+        </w:rPr>
+        <w:t>κεκαυστηριασμένων τὴν ἰδίαν συνείδησιν</w:t>
+      </w:r>
+    </w:p>
+    <w:p>
+      <w:pPr/>
+      <w:r>
+        <w:rPr>
+          <w:lang w:val="id_ID" w:bidi="id_ID"/>
+        </w:rPr>
+      </w:r>
+      <w:r>
+        <w:rPr>
           <w:lang w:val="id_ID" w:bidi="id_ID"/>
         </w:rPr>
         <w:t>If it would be helpful in your language, you could express this passive phrase with an active form. Alternate translation: “they will be people who have destroyed their sense of right and wrong” (See: [[rc://*/ta/man/translate/figs-activepassive]])</w:t>
@@ -12392,6 +15037,21 @@
       </w:r>
       <w:r>
         <w:rPr>
+          <w:b/>
+          <w:lang w:val="id_ID" w:bidi="id_ID"/>
+        </w:rPr>
+        <w:t>ἀπέχεσθαι</w:t>
+      </w:r>
+    </w:p>
+    <w:p>
+      <w:pPr/>
+      <w:r>
+        <w:rPr>
+          <w:lang w:val="id_ID" w:bidi="id_ID"/>
+        </w:rPr>
+      </w:r>
+      <w:r>
+        <w:rPr>
           <w:lang w:val="id_ID" w:bidi="id_ID"/>
         </w:rPr>
         <w:t>Di sini Paulus menghilangkan beberapa kata yang biasanya dibutuhkan untuk melengkapi sebuah kalimat. Dia tidak bermaksud bahwa guru-guru palsu ini akan melarang orang percaya untuk menjauhkan diri dari makanan tertentu, tetapi guru-guru palsu itu akan meminta mereka untuk menjauhkan diri dari makanan tertentu. Anda dapat menambahkan kata-kata ini jika ingin lebih jelas dalam bahasa Anda. Terjemahan alternatif: "mengharuskan untuk berpantang"</w:t>
@@ -12460,6 +15120,21 @@
       </w:r>
       <w:r>
         <w:rPr>
+          <w:b/>
+          <w:lang w:val="id_ID" w:bidi="id_ID"/>
+        </w:rPr>
+        <w:t>ἀπέχεσθαι βρωμάτων</w:t>
+      </w:r>
+    </w:p>
+    <w:p>
+      <w:pPr/>
+      <w:r>
+        <w:rPr>
+          <w:lang w:val="id_ID" w:bidi="id_ID"/>
+        </w:rPr>
+      </w:r>
+      <w:r>
+        <w:rPr>
           <w:lang w:val="id_ID" w:bidi="id_ID"/>
         </w:rPr>
         <w:t>Di sini Paulus menyiratkan bahwa guru-guru palsu tersebut menyuruh orang untuk menjauhkan diri dari jenis makanan tertentu. Mereka tidak menyuruh orang untuk tidak makan secara umum. Jika itu akan membantu dalam bahasa Anda, Anda dapat membuat gagasan itu lebih eksplisit. Terjemahan alternatif: "untuk menjauhkan diri dari makanan tertentu" atau "menjauhkan diri dari jenis makanan tertentu"</w:t>
@@ -12528,6 +15203,21 @@
       </w:r>
       <w:r>
         <w:rPr>
+          <w:b/>
+          <w:lang w:val="id_ID" w:bidi="id_ID"/>
+        </w:rPr>
+        <w:t>μετὰ εὐχαριστίας</w:t>
+      </w:r>
+    </w:p>
+    <w:p>
+      <w:pPr/>
+      <w:r>
+        <w:rPr>
+          <w:lang w:val="id_ID" w:bidi="id_ID"/>
+        </w:rPr>
+      </w:r>
+      <w:r>
+        <w:rPr>
           <w:lang w:val="id_ID" w:bidi="id_ID"/>
         </w:rPr>
         <w:t xml:space="preserve">Jika bahasa Anda tidak menggunakan kata benda abstrak untuk ide </w:t>
@@ -12609,6 +15299,21 @@
       </w:r>
       <w:r>
         <w:rPr>
+          <w:b/>
+          <w:lang w:val="id_ID" w:bidi="id_ID"/>
+        </w:rPr>
+        <w:t>τὴν ἀλήθειαν</w:t>
+      </w:r>
+    </w:p>
+    <w:p>
+      <w:pPr/>
+      <w:r>
+        <w:rPr>
+          <w:lang w:val="id_ID" w:bidi="id_ID"/>
+        </w:rPr>
+      </w:r>
+      <w:r>
+        <w:rPr>
           <w:lang w:val="id_ID" w:bidi="id_ID"/>
         </w:rPr>
         <w:t xml:space="preserve">Jika bahasa Anda tidak menggunakan kata benda abstrak untuk ide </w:t>
@@ -12690,6 +15395,21 @@
       </w:r>
       <w:r>
         <w:rPr>
+          <w:b/>
+          <w:lang w:val="id_ID" w:bidi="id_ID"/>
+        </w:rPr>
+        <w:t>ὅτι</w:t>
+      </w:r>
+    </w:p>
+    <w:p>
+      <w:pPr/>
+      <w:r>
+        <w:rPr>
+          <w:lang w:val="id_ID" w:bidi="id_ID"/>
+        </w:rPr>
+      </w:r>
+      <w:r>
+        <w:rPr>
           <w:lang w:val="id_ID" w:bidi="id_ID"/>
         </w:rPr>
         <w:t xml:space="preserve">Di sini, kata </w:t>
@@ -12784,6 +15504,21 @@
       </w:r>
       <w:r>
         <w:rPr>
+          <w:b/>
+          <w:lang w:val="id_ID" w:bidi="id_ID"/>
+        </w:rPr>
+        <w:t>πᾶν κτίσμα Θεοῦ</w:t>
+      </w:r>
+    </w:p>
+    <w:p>
+      <w:pPr/>
+      <w:r>
+        <w:rPr>
+          <w:lang w:val="id_ID" w:bidi="id_ID"/>
+        </w:rPr>
+      </w:r>
+      <w:r>
+        <w:rPr>
           <w:lang w:val="id_ID" w:bidi="id_ID"/>
         </w:rPr>
         <w:t xml:space="preserve">Jika bahasa Anda tidak menggunakan kata benda abstrak untuk ide </w:t>
@@ -12865,6 +15600,21 @@
       </w:r>
       <w:r>
         <w:rPr>
+          <w:b/>
+          <w:lang w:val="id_ID" w:bidi="id_ID"/>
+        </w:rPr>
+        <w:t>οὐδὲν ἀπόβλητον μετὰ εὐχαριστίας λαμβανόμενον</w:t>
+      </w:r>
+    </w:p>
+    <w:p>
+      <w:pPr/>
+      <w:r>
+        <w:rPr>
+          <w:lang w:val="id_ID" w:bidi="id_ID"/>
+        </w:rPr>
+      </w:r>
+      <w:r>
+        <w:rPr>
           <w:lang w:val="id_ID" w:bidi="id_ID"/>
         </w:rPr>
         <w:t>Jika bahasa Anda tidak menggunakan bentuk pasif ini, Anda dapat mengekspresikan ide dengan bentuk aktif atau dengan cara lain yang alami dalam bahasa Anda. Jika Anda perlu mengatakan siapa yang melakukan tindakan tersebut, Anda dapat menggunakan subjek tak tentu. Terjemahan alternatif: "orang tidak boleh menolak apa pun yang mereka terima dengan ucapan syukur"</w:t>
@@ -12933,6 +15683,21 @@
       </w:r>
       <w:r>
         <w:rPr>
+          <w:b/>
+          <w:lang w:val="id_ID" w:bidi="id_ID"/>
+        </w:rPr>
+        <w:t>γὰρ</w:t>
+      </w:r>
+    </w:p>
+    <w:p>
+      <w:pPr/>
+      <w:r>
+        <w:rPr>
+          <w:lang w:val="id_ID" w:bidi="id_ID"/>
+        </w:rPr>
+      </w:r>
+      <w:r>
+        <w:rPr>
           <w:lang w:val="id_ID" w:bidi="id_ID"/>
         </w:rPr>
         <w:t xml:space="preserve">Kata </w:t>
@@ -13014,6 +15779,21 @@
       </w:r>
       <w:r>
         <w:rPr>
+          <w:b/>
+          <w:lang w:val="id_ID" w:bidi="id_ID"/>
+        </w:rPr>
+        <w:t>ἁγιάζεται &amp; διὰ λόγου Θεοῦ καὶ ἐντεύξεως</w:t>
+      </w:r>
+    </w:p>
+    <w:p>
+      <w:pPr/>
+      <w:r>
+        <w:rPr>
+          <w:lang w:val="id_ID" w:bidi="id_ID"/>
+        </w:rPr>
+      </w:r>
+      <w:r>
+        <w:rPr>
           <w:lang w:val="id_ID" w:bidi="id_ID"/>
         </w:rPr>
         <w:t>Jika akan membantu dalam bahasa Anda, Anda dapat mengekspresikan frasa pasif ini dengan bentuk aktif. Terjemahan alternatif: "menjadi kudus" atau "layak untuk dimakan"</w:t>
@@ -13082,6 +15862,21 @@
       </w:r>
       <w:r>
         <w:rPr>
+          <w:b/>
+          <w:lang w:val="id_ID" w:bidi="id_ID"/>
+        </w:rPr>
+        <w:t>λόγου Θεοῦ</w:t>
+      </w:r>
+    </w:p>
+    <w:p>
+      <w:pPr/>
+      <w:r>
+        <w:rPr>
+          <w:lang w:val="id_ID" w:bidi="id_ID"/>
+        </w:rPr>
+      </w:r>
+      <w:r>
+        <w:rPr>
           <w:lang w:val="id_ID" w:bidi="id_ID"/>
         </w:rPr>
         <w:t xml:space="preserve">Di sini, </w:t>
@@ -13163,6 +15958,21 @@
       </w:r>
       <w:r>
         <w:rPr>
+          <w:b/>
+          <w:lang w:val="id_ID" w:bidi="id_ID"/>
+        </w:rPr>
+        <w:t>ἐντεύξεως</w:t>
+      </w:r>
+    </w:p>
+    <w:p>
+      <w:pPr/>
+      <w:r>
+        <w:rPr>
+          <w:lang w:val="id_ID" w:bidi="id_ID"/>
+        </w:rPr>
+      </w:r>
+      <w:r>
+        <w:rPr>
           <w:lang w:val="id_ID" w:bidi="id_ID"/>
         </w:rPr>
         <w:t xml:space="preserve">Di sini Paulus menyiratkan bahwa </w:t>
@@ -13180,7 +15990,7 @@
         </w:rPr>
         <w:t xml:space="preserve"> ini berisi ucapan syukur yang ia rujuk dalam </w:t>
       </w:r>
-      <w:hyperlink r:id="rId19">
+      <w:hyperlink r:id="rId21">
         <w:r>
           <w:rPr>
             <w:lang w:val="id_ID" w:bidi="id_ID"/>
@@ -13262,6 +16072,21 @@
       </w:r>
       <w:r>
         <w:rPr>
+          <w:b/>
+          <w:lang w:val="id_ID" w:bidi="id_ID"/>
+        </w:rPr>
+        <w:t>ταῦτα ὑποτιθέμενος τοῖς ἀδελφοῖς</w:t>
+      </w:r>
+    </w:p>
+    <w:p>
+      <w:pPr/>
+      <w:r>
+        <w:rPr>
+          <w:lang w:val="id_ID" w:bidi="id_ID"/>
+        </w:rPr>
+      </w:r>
+      <w:r>
+        <w:rPr>
           <w:lang w:val="id_ID" w:bidi="id_ID"/>
         </w:rPr>
         <w:t>Di sini Paulus berbicara tentang instruksi-instruksinya seolah-olah instruksi-instruksi itu adalah benda yang akan Timotius letakkan di hadapan orang lain. Maksudnya, Timotius akan menyampaikan instruksinya kepada orang-orang ini. Jika itu akan membantu dalam bahasa Anda, Anda dapat menggunakan kiasan yang sebanding atau menyatakan maknanya dengan jelas. Terjemahan alternatif: "Meneruskan hal-hal ini kepada saudara-saudara" atau "Mengajarkan hal-hal ini kepada saudara-saudara"</w:t>
@@ -13330,6 +16155,21 @@
       </w:r>
       <w:r>
         <w:rPr>
+          <w:b/>
+          <w:lang w:val="id_ID" w:bidi="id_ID"/>
+        </w:rPr>
+        <w:t>ταῦτα</w:t>
+      </w:r>
+    </w:p>
+    <w:p>
+      <w:pPr/>
+      <w:r>
+        <w:rPr>
+          <w:lang w:val="id_ID" w:bidi="id_ID"/>
+        </w:rPr>
+      </w:r>
+      <w:r>
+        <w:rPr>
           <w:lang w:val="id_ID" w:bidi="id_ID"/>
         </w:rPr>
         <w:t xml:space="preserve">Di sini, frasa </w:t>
@@ -13347,7 +16187,7 @@
         </w:rPr>
         <w:t xml:space="preserve"> dapat merujuk pada instruksi yang telah diberikan Paulus dalam </w:t>
       </w:r>
-      <w:hyperlink r:id="rId20">
+      <w:hyperlink r:id="rId22">
         <w:r>
           <w:rPr>
             <w:lang w:val="id_ID" w:bidi="id_ID"/>
@@ -13365,7 +16205,7 @@
         </w:rPr>
         <w:t xml:space="preserve">, </w:t>
       </w:r>
-      <w:hyperlink r:id="rId21">
+      <w:hyperlink r:id="rId23">
         <w:r>
           <w:rPr>
             <w:lang w:val="id_ID" w:bidi="id_ID"/>
@@ -13427,6 +16267,21 @@
       </w:r>
       <w:r>
         <w:rPr>
+          <w:b/>
+          <w:lang w:val="id_ID" w:bidi="id_ID"/>
+        </w:rPr>
+        <w:t>τοῖς ἀδελφοῖς</w:t>
+      </w:r>
+    </w:p>
+    <w:p>
+      <w:pPr/>
+      <w:r>
+        <w:rPr>
+          <w:lang w:val="id_ID" w:bidi="id_ID"/>
+        </w:rPr>
+      </w:r>
+      <w:r>
+        <w:rPr>
           <w:lang w:val="id_ID" w:bidi="id_ID"/>
         </w:rPr>
         <w:t>Paulus menggunakan istilah "saudara-saudara" untuk menyebut orang-orang yang memiliki iman yang sama. Jika itu akan membantu dalam bahasa Anda, Anda dapat menyatakan maknanya dengan jelas. Terjemahan alternatif: "orang-orang percaya"</w:t>
@@ -13495,6 +16350,21 @@
       </w:r>
       <w:r>
         <w:rPr>
+          <w:b/>
+          <w:lang w:val="id_ID" w:bidi="id_ID"/>
+        </w:rPr>
+        <w:t>τοῖς ἀδελφοῖς</w:t>
+      </w:r>
+    </w:p>
+    <w:p>
+      <w:pPr/>
+      <w:r>
+        <w:rPr>
+          <w:lang w:val="id_ID" w:bidi="id_ID"/>
+        </w:rPr>
+      </w:r>
+      <w:r>
+        <w:rPr>
           <w:lang w:val="id_ID" w:bidi="id_ID"/>
         </w:rPr>
         <w:t>Meskipun istilah "saudara-saudara" adalah maskulin, Paulus menggunakan kata ini dalam pengertian umum yang mencakup laki-laki dan perempuan. Jika Anda mempertahankan metafora tersebut dalam terjemahan Anda, dan jika itu akan membantu dalam bahasa Anda, Anda dapat menggunakan kata "saudara-saudara" untuk menunjukkan hal ini.</w:t>
@@ -13563,6 +16433,21 @@
       </w:r>
       <w:r>
         <w:rPr>
+          <w:b/>
+          <w:lang w:val="id_ID" w:bidi="id_ID"/>
+        </w:rPr>
+        <w:t>ἐντρεφόμενος τοῖς λόγοις τῆς πίστεως, καὶ τῆς καλῆς διδασκαλίας ᾗ παρηκολούθηκας</w:t>
+      </w:r>
+    </w:p>
+    <w:p>
+      <w:pPr/>
+      <w:r>
+        <w:rPr>
+          <w:lang w:val="id_ID" w:bidi="id_ID"/>
+        </w:rPr>
+      </w:r>
+      <w:r>
+        <w:rPr>
           <w:lang w:val="id_ID" w:bidi="id_ID"/>
         </w:rPr>
         <w:t>Jika bahasa Anda tidak menggunakan bentuk pasif ini, Anda dapat mengekspresikan ide dalam bentuk aktif atau dengan cara lain yang wajar dalam bahasa Anda. Terjemahan alternatif: "perkataan iman dan pengajaran yang baik yang telah engkau ikuti telah menyehatkan kamu"</w:t>
@@ -13631,6 +16516,21 @@
       </w:r>
       <w:r>
         <w:rPr>
+          <w:b/>
+          <w:lang w:val="id_ID" w:bidi="id_ID"/>
+        </w:rPr>
+        <w:t>ἐντρεφόμενος</w:t>
+      </w:r>
+    </w:p>
+    <w:p>
+      <w:pPr/>
+      <w:r>
+        <w:rPr>
+          <w:lang w:val="id_ID" w:bidi="id_ID"/>
+        </w:rPr>
+      </w:r>
+      <w:r>
+        <w:rPr>
           <w:lang w:val="id_ID" w:bidi="id_ID"/>
         </w:rPr>
         <w:t xml:space="preserve">Di sini Paulus berbicara seolah-olah </w:t>
@@ -13738,6 +16638,21 @@
       </w:r>
       <w:r>
         <w:rPr>
+          <w:b/>
+          <w:lang w:val="id_ID" w:bidi="id_ID"/>
+        </w:rPr>
+        <w:t>τοῖς λόγοις τῆς πίστεως, καὶ τῆς καλῆς διδασκαλίας</w:t>
+      </w:r>
+    </w:p>
+    <w:p>
+      <w:pPr/>
+      <w:r>
+        <w:rPr>
+          <w:lang w:val="id_ID" w:bidi="id_ID"/>
+        </w:rPr>
+      </w:r>
+      <w:r>
+        <w:rPr>
           <w:lang w:val="id_ID" w:bidi="id_ID"/>
         </w:rPr>
         <w:t xml:space="preserve">Paulus menggunakan istilah </w:t>
@@ -13819,11 +16734,26 @@
       </w:r>
       <w:r>
         <w:rPr>
+          <w:b/>
+          <w:lang w:val="id_ID" w:bidi="id_ID"/>
+        </w:rPr>
+        <w:t>γραώδεις</w:t>
+      </w:r>
+    </w:p>
+    <w:p>
+      <w:pPr/>
+      <w:r>
+        <w:rPr>
+          <w:lang w:val="id_ID" w:bidi="id_ID"/>
+        </w:rPr>
+      </w:r>
+      <w:r>
+        <w:rPr>
           <w:lang w:val="id_ID" w:bidi="id_ID"/>
         </w:rPr>
         <w:t xml:space="preserve">Istilah "nenek-nenek tua" adalah sebuah ungkapan yang berarti "konyol" atau "bodoh". Paulus memberi tahu Timotius dalam </w:t>
       </w:r>
-      <w:hyperlink r:id="rId22">
+      <w:hyperlink r:id="rId24">
         <w:r>
           <w:rPr>
             <w:lang w:val="id_ID" w:bidi="id_ID"/>
@@ -13905,6 +16835,21 @@
       </w:r>
       <w:r>
         <w:rPr>
+          <w:b/>
+          <w:lang w:val="id_ID" w:bidi="id_ID"/>
+        </w:rPr>
+        <w:t>μύθους</w:t>
+      </w:r>
+    </w:p>
+    <w:p>
+      <w:pPr/>
+      <w:r>
+        <w:rPr>
+          <w:lang w:val="id_ID" w:bidi="id_ID"/>
+        </w:rPr>
+      </w:r>
+      <w:r>
+        <w:rPr>
           <w:lang w:val="id_ID" w:bidi="id_ID"/>
         </w:rPr>
         <w:t xml:space="preserve">Kata </w:t>
@@ -13922,7 +16867,7 @@
         </w:rPr>
         <w:t xml:space="preserve"> mengacu pada jenis cerita tertentu yang umumnya dianggap tidak dapat dipercaya. Jenis cerita ini sering kali tentang apa yang dilakukan orang-orang penting di masa lalu. Sering kali, banyak orang dalam suatu budaya mengetahui kisah-kisah ini tetapi tidak menganggapnya sebagai narasi sejarah yang dapat dipercaya. Lihat bagaimana Anda menerjemahkan kata ini dalam </w:t>
       </w:r>
-      <w:hyperlink r:id="rId23">
+      <w:hyperlink r:id="rId25">
         <w:r>
           <w:rPr>
             <w:lang w:val="id_ID" w:bidi="id_ID"/>
@@ -13984,6 +16929,21 @@
       </w:r>
       <w:r>
         <w:rPr>
+          <w:b/>
+          <w:lang w:val="id_ID" w:bidi="id_ID"/>
+        </w:rPr>
+        <w:t>γύμναζε &amp; σεαυτὸν</w:t>
+      </w:r>
+    </w:p>
+    <w:p>
+      <w:pPr/>
+      <w:r>
+        <w:rPr>
+          <w:lang w:val="id_ID" w:bidi="id_ID"/>
+        </w:rPr>
+      </w:r>
+      <w:r>
+        <w:rPr>
           <w:lang w:val="id_ID" w:bidi="id_ID"/>
         </w:rPr>
         <w:t>Paulus memberi tahu Timotius secara kiasan untuk bekerja mengembangkan karakter ilahi seperti seorang atlet yang sedang meningkatkan kondisi fisiknya. Terjemahan alternatif: "dengan tekun berlatih untuk bertindak dengan cara-cara yang berkenan kepada Allah"</w:t>
@@ -14052,6 +17012,21 @@
       </w:r>
       <w:r>
         <w:rPr>
+          <w:b/>
+          <w:lang w:val="id_ID" w:bidi="id_ID"/>
+        </w:rPr>
+        <w:t>γὰρ</w:t>
+      </w:r>
+    </w:p>
+    <w:p>
+      <w:pPr/>
+      <w:r>
+        <w:rPr>
+          <w:lang w:val="id_ID" w:bidi="id_ID"/>
+        </w:rPr>
+      </w:r>
+      <w:r>
+        <w:rPr>
           <w:lang w:val="id_ID" w:bidi="id_ID"/>
         </w:rPr>
         <w:t xml:space="preserve">Apa yang diikuti setelah kata </w:t>
@@ -14133,6 +17108,21 @@
       </w:r>
       <w:r>
         <w:rPr>
+          <w:b/>
+          <w:lang w:val="id_ID" w:bidi="id_ID"/>
+        </w:rPr>
+        <w:t>πρὸς ὀλίγον &amp; πρὸς πάντα</w:t>
+      </w:r>
+    </w:p>
+    <w:p>
+      <w:pPr/>
+      <w:r>
+        <w:rPr>
+          <w:lang w:val="id_ID" w:bidi="id_ID"/>
+        </w:rPr>
+      </w:r>
+      <w:r>
+        <w:rPr>
           <w:lang w:val="id_ID" w:bidi="id_ID"/>
         </w:rPr>
         <w:t>Ini bisa berarti: (1) nilainya kecil. (2) memiliki nilai untuk sementara waktu. (3) tidak memiliki nilai yang besar.</w:t>
@@ -14181,6 +17171,21 @@
       </w:r>
       <w:r>
         <w:rPr>
+          <w:b/>
+          <w:lang w:val="id_ID" w:bidi="id_ID"/>
+        </w:rPr>
+        <w:t>ἡ δὲ εὐσέβεια</w:t>
+      </w:r>
+    </w:p>
+    <w:p>
+      <w:pPr/>
+      <w:r>
+        <w:rPr>
+          <w:lang w:val="id_ID" w:bidi="id_ID"/>
+        </w:rPr>
+      </w:r>
+      <w:r>
+        <w:rPr>
           <w:lang w:val="id_ID" w:bidi="id_ID"/>
         </w:rPr>
         <w:t>Terjemahan alternatif: "latihan fisik"</w:t>
@@ -14229,6 +17234,21 @@
       </w:r>
       <w:r>
         <w:rPr>
+          <w:b/>
+          <w:lang w:val="id_ID" w:bidi="id_ID"/>
+        </w:rPr>
+        <w:t>ἐπαγγελίαν ἔχουσα</w:t>
+      </w:r>
+    </w:p>
+    <w:p>
+      <w:pPr/>
+      <w:r>
+        <w:rPr>
+          <w:lang w:val="id_ID" w:bidi="id_ID"/>
+        </w:rPr>
+      </w:r>
+      <w:r>
+        <w:rPr>
           <w:lang w:val="id_ID" w:bidi="id_ID"/>
         </w:rPr>
         <w:t>Terjemahan alternatif: "akan membawa manfaat"</w:t>
@@ -14277,11 +17297,26 @@
       </w:r>
       <w:r>
         <w:rPr>
+          <w:b/>
+          <w:lang w:val="id_ID" w:bidi="id_ID"/>
+        </w:rPr>
+        <w:t>πιστὸς ὁ λόγος, καὶ πάσης ἀποδοχῆς ἄξιος</w:t>
+      </w:r>
+    </w:p>
+    <w:p>
+      <w:pPr/>
+      <w:r>
+        <w:rPr>
+          <w:lang w:val="id_ID" w:bidi="id_ID"/>
+        </w:rPr>
+      </w:r>
+      <w:r>
+        <w:rPr>
           <w:lang w:val="id_ID" w:bidi="id_ID"/>
         </w:rPr>
         <w:t xml:space="preserve">Seperti dalam </w:t>
       </w:r>
-      <w:hyperlink r:id="rId16">
+      <w:hyperlink r:id="rId18">
         <w:r>
           <w:rPr>
             <w:lang w:val="id_ID" w:bidi="id_ID"/>
@@ -14299,7 +17334,7 @@
         </w:rPr>
         <w:t xml:space="preserve"> dan </w:t>
       </w:r>
-      <w:hyperlink r:id="rId24">
+      <w:hyperlink r:id="rId26">
         <w:r>
           <w:rPr>
             <w:lang w:val="id_ID" w:bidi="id_ID"/>
@@ -14374,11 +17409,26 @@
       </w:r>
       <w:r>
         <w:rPr>
+          <w:b/>
+          <w:lang w:val="id_ID" w:bidi="id_ID"/>
+        </w:rPr>
+        <w:t>ὁ λόγος</w:t>
+      </w:r>
+    </w:p>
+    <w:p>
+      <w:pPr/>
+      <w:r>
+        <w:rPr>
+          <w:lang w:val="id_ID" w:bidi="id_ID"/>
+        </w:rPr>
+      </w:r>
+      <w:r>
+        <w:rPr>
           <w:lang w:val="id_ID" w:bidi="id_ID"/>
         </w:rPr>
         <w:t xml:space="preserve">Lihat bagaimana Anda menerjemahkan frasa ini dalam </w:t>
       </w:r>
-      <w:hyperlink r:id="rId16">
+      <w:hyperlink r:id="rId18">
         <w:r>
           <w:rPr>
             <w:lang w:val="id_ID" w:bidi="id_ID"/>
@@ -14440,6 +17490,21 @@
       </w:r>
       <w:r>
         <w:rPr>
+          <w:b/>
+          <w:lang w:val="id_ID" w:bidi="id_ID"/>
+        </w:rPr>
+        <w:t>γὰρ</w:t>
+      </w:r>
+    </w:p>
+    <w:p>
+      <w:pPr/>
+      <w:r>
+        <w:rPr>
+          <w:lang w:val="id_ID" w:bidi="id_ID"/>
+        </w:rPr>
+      </w:r>
+      <w:r>
+        <w:rPr>
           <w:lang w:val="id_ID" w:bidi="id_ID"/>
         </w:rPr>
         <w:t xml:space="preserve">Istilah </w:t>
@@ -14521,6 +17586,21 @@
       </w:r>
       <w:r>
         <w:rPr>
+          <w:b/>
+          <w:lang w:val="id_ID" w:bidi="id_ID"/>
+        </w:rPr>
+        <w:t>κοπιῶμεν καὶ ἀγωνιζόμεθα</w:t>
+      </w:r>
+    </w:p>
+    <w:p>
+      <w:pPr/>
+      <w:r>
+        <w:rPr>
+          <w:lang w:val="id_ID" w:bidi="id_ID"/>
+        </w:rPr>
+      </w:r>
+      <w:r>
+        <w:rPr>
           <w:lang w:val="id_ID" w:bidi="id_ID"/>
         </w:rPr>
         <w:t xml:space="preserve">Istilah </w:t>
@@ -14615,11 +17695,26 @@
       </w:r>
       <w:r>
         <w:rPr>
+          <w:b/>
+          <w:lang w:val="id_ID" w:bidi="id_ID"/>
+        </w:rPr>
+        <w:t>Θεῷ ζῶντι</w:t>
+      </w:r>
+    </w:p>
+    <w:p>
+      <w:pPr/>
+      <w:r>
+        <w:rPr>
+          <w:lang w:val="id_ID" w:bidi="id_ID"/>
+        </w:rPr>
+      </w:r>
+      <w:r>
+        <w:rPr>
           <w:lang w:val="id_ID" w:bidi="id_ID"/>
         </w:rPr>
         <w:t xml:space="preserve">Lihat bagaimana Anda menerjemahkan frasa ini dalam </w:t>
       </w:r>
-      <w:hyperlink r:id="rId25">
+      <w:hyperlink r:id="rId27">
         <w:r>
           <w:rPr>
             <w:lang w:val="id_ID" w:bidi="id_ID"/>
@@ -14701,6 +17796,21 @@
       </w:r>
       <w:r>
         <w:rPr>
+          <w:b/>
+          <w:lang w:val="id_ID" w:bidi="id_ID"/>
+        </w:rPr>
+        <w:t>πάντων ἀνθρώπων</w:t>
+      </w:r>
+    </w:p>
+    <w:p>
+      <w:pPr/>
+      <w:r>
+        <w:rPr>
+          <w:lang w:val="id_ID" w:bidi="id_ID"/>
+        </w:rPr>
+      </w:r>
+      <w:r>
+        <w:rPr>
           <w:lang w:val="id_ID" w:bidi="id_ID"/>
         </w:rPr>
         <w:t xml:space="preserve">Paulus menggunakan istilah </w:t>
@@ -14782,6 +17892,21 @@
       </w:r>
       <w:r>
         <w:rPr>
+          <w:b/>
+          <w:lang w:val="id_ID" w:bidi="id_ID"/>
+        </w:rPr>
+        <w:t>μηδείς σου τῆς νεότητος καταφρονείτω</w:t>
+      </w:r>
+    </w:p>
+    <w:p>
+      <w:pPr/>
+      <w:r>
+        <w:rPr>
+          <w:lang w:val="id_ID" w:bidi="id_ID"/>
+        </w:rPr>
+      </w:r>
+      <w:r>
+        <w:rPr>
           <w:lang w:val="id_ID" w:bidi="id_ID"/>
         </w:rPr>
         <w:t xml:space="preserve">Istilah </w:t>
@@ -14843,6 +17968,21 @@
       </w:r>
       <w:r>
         <w:rPr>
+          <w:b/>
+          <w:lang w:val="id_ID" w:bidi="id_ID"/>
+        </w:rPr>
+        <w:t>ἐν λόγῳ</w:t>
+      </w:r>
+    </w:p>
+    <w:p>
+      <w:pPr/>
+      <w:r>
+        <w:rPr>
+          <w:lang w:val="id_ID" w:bidi="id_ID"/>
+        </w:rPr>
+      </w:r>
+      <w:r>
+        <w:rPr>
           <w:lang w:val="id_ID" w:bidi="id_ID"/>
         </w:rPr>
         <w:t xml:space="preserve">Dalam konteks ini, istilah </w:t>
@@ -14904,6 +18044,21 @@
       </w:r>
       <w:r>
         <w:rPr>
+          <w:b/>
+          <w:lang w:val="id_ID" w:bidi="id_ID"/>
+        </w:rPr>
+        <w:t>πρόσεχε τῇ ἀναγνώσει, τῇ παρακλήσει, τῇ διδασκαλίᾳ</w:t>
+      </w:r>
+    </w:p>
+    <w:p>
+      <w:pPr/>
+      <w:r>
+        <w:rPr>
+          <w:lang w:val="id_ID" w:bidi="id_ID"/>
+        </w:rPr>
+      </w:r>
+      <w:r>
+        <w:rPr>
           <w:lang w:val="id_ID" w:bidi="id_ID"/>
         </w:rPr>
         <w:t>Jika hal ini bermanfaat bagi pembaca Anda, Anda dapat menyatakan secara eksplisit apa yang harus dibacakan Timotius dan kepada siapa, serta kepada siapa ia harus menasihati dan mengajar. Terjemahan lain: “teruslah membacakan Kitab Suci kepada orang-orang di gereja di sana, menasihati mereka, dan mengajar mereka”</w:t>
@@ -14972,6 +18127,21 @@
       </w:r>
       <w:r>
         <w:rPr>
+          <w:b/>
+          <w:lang w:val="id_ID" w:bidi="id_ID"/>
+        </w:rPr>
+        <w:t>πρόσεχε τῇ ἀναγνώσει, τῇ παρακλήσει, τῇ διδασκαλίᾳ</w:t>
+      </w:r>
+    </w:p>
+    <w:p>
+      <w:pPr/>
+      <w:r>
+        <w:rPr>
+          <w:lang w:val="id_ID" w:bidi="id_ID"/>
+        </w:rPr>
+      </w:r>
+      <w:r>
+        <w:rPr>
           <w:lang w:val="id_ID" w:bidi="id_ID"/>
         </w:rPr>
         <w:t xml:space="preserve">Jika ini berguna dalam bahasa Anda, Anda dapat mengekspresikan kata benda abstrak </w:t>
@@ -15079,6 +18249,21 @@
       </w:r>
       <w:r>
         <w:rPr>
+          <w:b/>
+          <w:lang w:val="id_ID" w:bidi="id_ID"/>
+        </w:rPr>
+        <w:t>μὴ ἀμέλει</w:t>
+      </w:r>
+    </w:p>
+    <w:p>
+      <w:pPr/>
+      <w:r>
+        <w:rPr>
+          <w:lang w:val="id_ID" w:bidi="id_ID"/>
+        </w:rPr>
+      </w:r>
+      <w:r>
+        <w:rPr>
           <w:lang w:val="id_ID" w:bidi="id_ID"/>
         </w:rPr>
         <w:t>Anda dapat menerjemahkan frasa ini dengan cara positif jika itu lebih natural dalam bahasa Anda. Terjemahan lain: “terus gunakan” atau “pastikan Anda mengembangkannya”</w:t>
@@ -15147,6 +18332,21 @@
       </w:r>
       <w:r>
         <w:rPr>
+          <w:b/>
+          <w:lang w:val="id_ID" w:bidi="id_ID"/>
+        </w:rPr>
+        <w:t>τοῦ ἐν σοὶ χαρίσματος</w:t>
+      </w:r>
+    </w:p>
+    <w:p>
+      <w:pPr/>
+      <w:r>
+        <w:rPr>
+          <w:lang w:val="id_ID" w:bidi="id_ID"/>
+        </w:rPr>
+      </w:r>
+      <w:r>
+        <w:rPr>
           <w:lang w:val="id_ID" w:bidi="id_ID"/>
         </w:rPr>
         <w:t xml:space="preserve">Paulus berbicara tentang Timotius seolah-olah dia adalah sebuah wadah yang dapat menampung </w:t>
@@ -15228,6 +18428,21 @@
       </w:r>
       <w:r>
         <w:rPr>
+          <w:b/>
+          <w:lang w:val="id_ID" w:bidi="id_ID"/>
+        </w:rPr>
+        <w:t>τοῦ ἐν σοὶ χαρίσματος</w:t>
+      </w:r>
+    </w:p>
+    <w:p>
+      <w:pPr/>
+      <w:r>
+        <w:rPr>
+          <w:lang w:val="id_ID" w:bidi="id_ID"/>
+        </w:rPr>
+      </w:r>
+      <w:r>
+        <w:rPr>
           <w:lang w:val="id_ID" w:bidi="id_ID"/>
         </w:rPr>
         <w:t xml:space="preserve">Implikasinya, </w:t>
@@ -15309,6 +18524,21 @@
       </w:r>
       <w:r>
         <w:rPr>
+          <w:b/>
+          <w:lang w:val="id_ID" w:bidi="id_ID"/>
+        </w:rPr>
+        <w:t>ἐδόθη</w:t>
+      </w:r>
+    </w:p>
+    <w:p>
+      <w:pPr/>
+      <w:r>
+        <w:rPr>
+          <w:lang w:val="id_ID" w:bidi="id_ID"/>
+        </w:rPr>
+      </w:r>
+      <w:r>
+        <w:rPr>
           <w:lang w:val="id_ID" w:bidi="id_ID"/>
         </w:rPr>
         <w:t>Jika ini berguna dalam bahasa Anda, Anda dapat mengungkapkan frasa pasif ini dengan bentuk aktif, dan Anda dapat menyatakan siapa yang melakukan tindakan tersebut. Terjemahan lain: “yang kamu terima ketika para pemimpin gereja bernubuat tentang kamu”</w:t>
@@ -15377,6 +18607,21 @@
       </w:r>
       <w:r>
         <w:rPr>
+          <w:b/>
+          <w:lang w:val="id_ID" w:bidi="id_ID"/>
+        </w:rPr>
+        <w:t>μετὰ ἐπιθέσεως τῶν χειρῶν τοῦ πρεσβυτερίου</w:t>
+      </w:r>
+    </w:p>
+    <w:p>
+      <w:pPr/>
+      <w:r>
+        <w:rPr>
+          <w:lang w:val="id_ID" w:bidi="id_ID"/>
+        </w:rPr>
+      </w:r>
+      <w:r>
+        <w:rPr>
           <w:lang w:val="id_ID" w:bidi="id_ID"/>
         </w:rPr>
         <w:t xml:space="preserve">Paulus berbicara tentang sebuah upacara di mana para pemimpin gereja meletakkan </w:t>
@@ -15458,6 +18703,21 @@
       </w:r>
       <w:r>
         <w:rPr>
+          <w:b/>
+          <w:lang w:val="id_ID" w:bidi="id_ID"/>
+        </w:rPr>
+        <w:t>ταῦτα</w:t>
+      </w:r>
+    </w:p>
+    <w:p>
+      <w:pPr/>
+      <w:r>
+        <w:rPr>
+          <w:lang w:val="id_ID" w:bidi="id_ID"/>
+        </w:rPr>
+      </w:r>
+      <w:r>
+        <w:rPr>
           <w:lang w:val="id_ID" w:bidi="id_ID"/>
         </w:rPr>
         <w:t xml:space="preserve">Jika ini berguna dalam bahasa Anda, Anda mungkin ingin menjelaskan secara eksplisit apa </w:t>
@@ -15539,6 +18799,21 @@
       </w:r>
       <w:r>
         <w:rPr>
+          <w:b/>
+          <w:lang w:val="id_ID" w:bidi="id_ID"/>
+        </w:rPr>
+        <w:t>ἐν τούτοις ἴσθι</w:t>
+      </w:r>
+    </w:p>
+    <w:p>
+      <w:pPr/>
+      <w:r>
+        <w:rPr>
+          <w:lang w:val="id_ID" w:bidi="id_ID"/>
+        </w:rPr>
+      </w:r>
+      <w:r>
+        <w:rPr>
           <w:lang w:val="id_ID" w:bidi="id_ID"/>
         </w:rPr>
         <w:t>Paulus berbicara secara kiasan seolah-olah Timotius secara fisik berada dalam instruksi yang baru saja diberikan kepadanya. Terjemahan lain: “dan ikuti mereka secara konsisten”</w:t>
@@ -15607,6 +18882,21 @@
       </w:r>
       <w:r>
         <w:rPr>
+          <w:b/>
+          <w:lang w:val="id_ID" w:bidi="id_ID"/>
+        </w:rPr>
+        <w:t>σου ἡ προκοπὴ</w:t>
+      </w:r>
+    </w:p>
+    <w:p>
+      <w:pPr/>
+      <w:r>
+        <w:rPr>
+          <w:lang w:val="id_ID" w:bidi="id_ID"/>
+        </w:rPr>
+      </w:r>
+      <w:r>
+        <w:rPr>
           <w:lang w:val="id_ID" w:bidi="id_ID"/>
         </w:rPr>
         <w:t xml:space="preserve">Jika ini berguna dalam bahasa Anda, Anda mungkin ingin menjelaskan secara eksplisit bagaimana Timotius harus membuat </w:t>
@@ -15688,6 +18978,21 @@
       </w:r>
       <w:r>
         <w:rPr>
+          <w:b/>
+          <w:lang w:val="id_ID" w:bidi="id_ID"/>
+        </w:rPr>
+        <w:t>ἔπεχε σεαυτῷ καὶ τῇ διδασκαλίᾳ</w:t>
+      </w:r>
+    </w:p>
+    <w:p>
+      <w:pPr/>
+      <w:r>
+        <w:rPr>
+          <w:lang w:val="id_ID" w:bidi="id_ID"/>
+        </w:rPr>
+      </w:r>
+      <w:r>
+        <w:rPr>
           <w:lang w:val="id_ID" w:bidi="id_ID"/>
         </w:rPr>
         <w:t>Terjemahan lain: “Perhatikan cara Anda hidup dan apa yang Anda ajarkan”</w:t>
@@ -15736,6 +19041,21 @@
       </w:r>
       <w:r>
         <w:rPr>
+          <w:b/>
+          <w:lang w:val="id_ID" w:bidi="id_ID"/>
+        </w:rPr>
+        <w:t>αὐτοῖς</w:t>
+      </w:r>
+    </w:p>
+    <w:p>
+      <w:pPr/>
+      <w:r>
+        <w:rPr>
+          <w:lang w:val="id_ID" w:bidi="id_ID"/>
+        </w:rPr>
+      </w:r>
+      <w:r>
+        <w:rPr>
           <w:lang w:val="id_ID" w:bidi="id_ID"/>
         </w:rPr>
         <w:t>Terjemahan lain: “terus lakukan hal-hal ini”</w:t>
@@ -15784,6 +19104,21 @@
       </w:r>
       <w:r>
         <w:rPr>
+          <w:b/>
+          <w:lang w:val="id_ID" w:bidi="id_ID"/>
+        </w:rPr>
+        <w:t>ὡς πατέρα &amp; ὡς ἀδελφούς</w:t>
+      </w:r>
+    </w:p>
+    <w:p>
+      <w:pPr/>
+      <w:r>
+        <w:rPr>
+          <w:lang w:val="id_ID" w:bidi="id_ID"/>
+        </w:rPr>
+      </w:r>
+      <w:r>
+        <w:rPr>
           <w:lang w:val="id_ID" w:bidi="id_ID"/>
         </w:rPr>
         <w:t xml:space="preserve">Paulus ingin Timotius </w:t>
@@ -15930,6 +19265,21 @@
       </w:r>
       <w:r>
         <w:rPr>
+          <w:b/>
+          <w:lang w:val="id_ID" w:bidi="id_ID"/>
+        </w:rPr>
+        <w:t>νεωτέρους</w:t>
+      </w:r>
+    </w:p>
+    <w:p>
+      <w:pPr/>
+      <w:r>
+        <w:rPr>
+          <w:lang w:val="id_ID" w:bidi="id_ID"/>
+        </w:rPr>
+      </w:r>
+      <w:r>
+        <w:rPr>
           <w:lang w:val="id_ID" w:bidi="id_ID"/>
         </w:rPr>
         <w:t>Paulus menghilangkan beberapa kata yang dalam banyak bahasa diperlukan untuk melengkapi kalimat. Anda dapat menyediakan kata-kata ini dari awal kalimat jika akan lebih jelas dalam bahasa Anda. Terjemahan alternatif: "dan nasihatilah orang-orang yang lebih muda"</w:t>
@@ -15978,6 +19328,21 @@
       </w:r>
       <w:r>
         <w:rPr>
+          <w:b/>
+          <w:lang w:val="id_ID" w:bidi="id_ID"/>
+        </w:rPr>
+        <w:t>ὡς μητέρας &amp; ὡς ἀδελφὰς</w:t>
+      </w:r>
+    </w:p>
+    <w:p>
+      <w:pPr/>
+      <w:r>
+        <w:rPr>
+          <w:lang w:val="id_ID" w:bidi="id_ID"/>
+        </w:rPr>
+      </w:r>
+      <w:r>
+        <w:rPr>
           <w:lang w:val="id_ID" w:bidi="id_ID"/>
         </w:rPr>
         <w:t xml:space="preserve">Paulus ingin Timotius menasihati </w:t>
@@ -16085,6 +19450,21 @@
       </w:r>
       <w:r>
         <w:rPr>
+          <w:b/>
+          <w:lang w:val="id_ID" w:bidi="id_ID"/>
+        </w:rPr>
+        <w:t>ἐν πάσῃ ἁγνίᾳ</w:t>
+      </w:r>
+    </w:p>
+    <w:p>
+      <w:pPr/>
+      <w:r>
+        <w:rPr>
+          <w:lang w:val="id_ID" w:bidi="id_ID"/>
+        </w:rPr>
+      </w:r>
+      <w:r>
+        <w:rPr>
           <w:lang w:val="id_ID" w:bidi="id_ID"/>
         </w:rPr>
         <w:t xml:space="preserve">Jika bahasa Anda tidak menggunakan kata benda abstrak untuk ide </w:t>
@@ -16166,6 +19546,21 @@
       </w:r>
       <w:r>
         <w:rPr>
+          <w:b/>
+          <w:lang w:val="id_ID" w:bidi="id_ID"/>
+        </w:rPr>
+        <w:t>χήρας τίμα</w:t>
+      </w:r>
+    </w:p>
+    <w:p>
+      <w:pPr/>
+      <w:r>
+        <w:rPr>
+          <w:lang w:val="id_ID" w:bidi="id_ID"/>
+        </w:rPr>
+      </w:r>
+      <w:r>
+        <w:rPr>
           <w:lang w:val="id_ID" w:bidi="id_ID"/>
         </w:rPr>
         <w:t xml:space="preserve">Di sini Paulus menyiratkan bahwa salah satu cara untuk </w:t>
@@ -16247,6 +19642,21 @@
       </w:r>
       <w:r>
         <w:rPr>
+          <w:b/>
+          <w:lang w:val="id_ID" w:bidi="id_ID"/>
+        </w:rPr>
+        <w:t>τὰς ὄντως χήρας</w:t>
+      </w:r>
+    </w:p>
+    <w:p>
+      <w:pPr/>
+      <w:r>
+        <w:rPr>
+          <w:lang w:val="id_ID" w:bidi="id_ID"/>
+        </w:rPr>
+      </w:r>
+      <w:r>
+        <w:rPr>
           <w:lang w:val="id_ID" w:bidi="id_ID"/>
         </w:rPr>
         <w:t xml:space="preserve">Di sini Paulus mendefinisikan kategori </w:t>
@@ -16321,6 +19731,21 @@
       </w:r>
       <w:r>
         <w:rPr>
+          <w:b/>
+          <w:lang w:val="id_ID" w:bidi="id_ID"/>
+        </w:rPr>
+        <w:t>τέκνα ἢ ἔκγονα</w:t>
+      </w:r>
+    </w:p>
+    <w:p>
+      <w:pPr/>
+      <w:r>
+        <w:rPr>
+          <w:lang w:val="id_ID" w:bidi="id_ID"/>
+        </w:rPr>
+      </w:r>
+      <w:r>
+        <w:rPr>
           <w:lang w:val="id_ID" w:bidi="id_ID"/>
         </w:rPr>
         <w:t xml:space="preserve">Di sini Paulus menyiratkan bahwa </w:t>
@@ -16395,6 +19820,21 @@
       </w:r>
       <w:r>
         <w:rPr>
+          <w:b/>
+          <w:lang w:val="id_ID" w:bidi="id_ID"/>
+        </w:rPr>
+        <w:t>πρῶτον</w:t>
+      </w:r>
+    </w:p>
+    <w:p>
+      <w:pPr/>
+      <w:r>
+        <w:rPr>
+          <w:lang w:val="id_ID" w:bidi="id_ID"/>
+        </w:rPr>
+      </w:r>
+      <w:r>
+        <w:rPr>
           <w:lang w:val="id_ID" w:bidi="id_ID"/>
         </w:rPr>
         <w:t xml:space="preserve">Di sini, kata </w:t>
@@ -16456,6 +19896,21 @@
       </w:r>
       <w:r>
         <w:rPr>
+          <w:b/>
+          <w:lang w:val="id_ID" w:bidi="id_ID"/>
+        </w:rPr>
+        <w:t>μανθανέτωσαν</w:t>
+      </w:r>
+    </w:p>
+    <w:p>
+      <w:pPr/>
+      <w:r>
+        <w:rPr>
+          <w:lang w:val="id_ID" w:bidi="id_ID"/>
+        </w:rPr>
+      </w:r>
+      <w:r>
+        <w:rPr>
           <w:lang w:val="id_ID" w:bidi="id_ID"/>
         </w:rPr>
         <w:t xml:space="preserve">Di sini, </w:t>
@@ -16517,6 +19972,21 @@
       </w:r>
       <w:r>
         <w:rPr>
+          <w:b/>
+          <w:lang w:val="id_ID" w:bidi="id_ID"/>
+        </w:rPr>
+        <w:t>τὸν ἴδιον οἶκον εὐσεβεῖν</w:t>
+      </w:r>
+    </w:p>
+    <w:p>
+      <w:pPr/>
+      <w:r>
+        <w:rPr>
+          <w:lang w:val="id_ID" w:bidi="id_ID"/>
+        </w:rPr>
+      </w:r>
+      <w:r>
+        <w:rPr>
           <w:lang w:val="id_ID" w:bidi="id_ID"/>
         </w:rPr>
         <w:t xml:space="preserve">Di sini Paulus menyiratkan bahwa salah satu cara penting untuk </w:t>
@@ -16611,6 +20081,21 @@
       </w:r>
       <w:r>
         <w:rPr>
+          <w:b/>
+          <w:lang w:val="id_ID" w:bidi="id_ID"/>
+        </w:rPr>
+        <w:t>ἀμοιβὰς ἀποδιδόναι τοῖς προγόνοις</w:t>
+      </w:r>
+    </w:p>
+    <w:p>
+      <w:pPr/>
+      <w:r>
+        <w:rPr>
+          <w:lang w:val="id_ID" w:bidi="id_ID"/>
+        </w:rPr>
+      </w:r>
+      <w:r>
+        <w:rPr>
           <w:lang w:val="id_ID" w:bidi="id_ID"/>
         </w:rPr>
         <w:t xml:space="preserve">Jika bahasa Anda tidak menggunakan kata benda abstrak untuk ide </w:t>
@@ -16692,6 +20177,21 @@
       </w:r>
       <w:r>
         <w:rPr>
+          <w:b/>
+          <w:lang w:val="id_ID" w:bidi="id_ID"/>
+        </w:rPr>
+        <w:t>ἀμοιβὰς ἀποδιδόναι τοῖς προγόνοις</w:t>
+      </w:r>
+    </w:p>
+    <w:p>
+      <w:pPr/>
+      <w:r>
+        <w:rPr>
+          <w:lang w:val="id_ID" w:bidi="id_ID"/>
+        </w:rPr>
+      </w:r>
+      <w:r>
+        <w:rPr>
           <w:lang w:val="id_ID" w:bidi="id_ID"/>
         </w:rPr>
         <w:t xml:space="preserve">Di sini Paulus berbicara seolah-olah orang-orang yang merawat </w:t>
@@ -16805,6 +20305,21 @@
       </w:r>
       <w:r>
         <w:rPr>
+          <w:b/>
+          <w:lang w:val="id_ID" w:bidi="id_ID"/>
+        </w:rPr>
+        <w:t>γάρ</w:t>
+      </w:r>
+    </w:p>
+    <w:p>
+      <w:pPr/>
+      <w:r>
+        <w:rPr>
+          <w:lang w:val="id_ID" w:bidi="id_ID"/>
+        </w:rPr>
+      </w:r>
+      <w:r>
+        <w:rPr>
           <w:lang w:val="id_ID" w:bidi="id_ID"/>
         </w:rPr>
         <w:t xml:space="preserve">Paulus menggunakan istilah </w:t>
@@ -16886,6 +20401,21 @@
       </w:r>
       <w:r>
         <w:rPr>
+          <w:b/>
+          <w:lang w:val="id_ID" w:bidi="id_ID"/>
+        </w:rPr>
+        <w:t>ἐνώπιον τοῦ Θεοῦ</w:t>
+      </w:r>
+    </w:p>
+    <w:p>
+      <w:pPr/>
+      <w:r>
+        <w:rPr>
+          <w:lang w:val="id_ID" w:bidi="id_ID"/>
+        </w:rPr>
+      </w:r>
+      <w:r>
+        <w:rPr>
           <w:lang w:val="id_ID" w:bidi="id_ID"/>
         </w:rPr>
         <w:t xml:space="preserve">Paulus menggunakan ungkapan </w:t>
@@ -16967,6 +20497,21 @@
       </w:r>
       <w:r>
         <w:rPr>
+          <w:b/>
+          <w:lang w:val="id_ID" w:bidi="id_ID"/>
+        </w:rPr>
+        <w:t>ἡ &amp; ὄντως χήρα καὶ μεμονωμένη</w:t>
+      </w:r>
+    </w:p>
+    <w:p>
+      <w:pPr/>
+      <w:r>
+        <w:rPr>
+          <w:lang w:val="id_ID" w:bidi="id_ID"/>
+        </w:rPr>
+      </w:r>
+      <w:r>
+        <w:rPr>
           <w:lang w:val="id_ID" w:bidi="id_ID"/>
         </w:rPr>
         <w:t xml:space="preserve">Di sini, </w:t>
@@ -17028,6 +20573,21 @@
       </w:r>
       <w:r>
         <w:rPr>
+          <w:b/>
+          <w:lang w:val="id_ID" w:bidi="id_ID"/>
+        </w:rPr>
+        <w:t>ἡ &amp; ὄντως χήρα καὶ μεμονωμένη</w:t>
+      </w:r>
+    </w:p>
+    <w:p>
+      <w:pPr/>
+      <w:r>
+        <w:rPr>
+          <w:lang w:val="id_ID" w:bidi="id_ID"/>
+        </w:rPr>
+      </w:r>
+      <w:r>
+        <w:rPr>
           <w:lang w:val="id_ID" w:bidi="id_ID"/>
         </w:rPr>
         <w:t xml:space="preserve">Kedua kata </w:t>
@@ -17148,6 +20708,21 @@
       </w:r>
       <w:r>
         <w:rPr>
+          <w:b/>
+          <w:lang w:val="id_ID" w:bidi="id_ID"/>
+        </w:rPr>
+        <w:t>προσμένει ταῖς δεήσεσιν καὶ ταῖς προσευχαῖς</w:t>
+      </w:r>
+    </w:p>
+    <w:p>
+      <w:pPr/>
+      <w:r>
+        <w:rPr>
+          <w:lang w:val="id_ID" w:bidi="id_ID"/>
+        </w:rPr>
+      </w:r>
+      <w:r>
+        <w:rPr>
           <w:lang w:val="id_ID" w:bidi="id_ID"/>
         </w:rPr>
         <w:t>Paulus membiarkan sebuah kata kerja tidak diungkapkan di sini yang mungkin perlu diungkapkan dalam bahasa Anda. Terjemahan alternatif: “terus memanjatkan permohonan dan doa” atau ”terus memanjatkan permohonan dan doa”</w:t>
@@ -17216,6 +20791,21 @@
       </w:r>
       <w:r>
         <w:rPr>
+          <w:b/>
+          <w:lang w:val="id_ID" w:bidi="id_ID"/>
+        </w:rPr>
+        <w:t>ταῖς δεήσεσιν καὶ ταῖς προσευχαῖς</w:t>
+      </w:r>
+    </w:p>
+    <w:p>
+      <w:pPr/>
+      <w:r>
+        <w:rPr>
+          <w:lang w:val="id_ID" w:bidi="id_ID"/>
+        </w:rPr>
+      </w:r>
+      <w:r>
+        <w:rPr>
           <w:lang w:val="id_ID" w:bidi="id_ID"/>
         </w:rPr>
         <w:t xml:space="preserve">Frasa </w:t>
@@ -17336,6 +20926,21 @@
       </w:r>
       <w:r>
         <w:rPr>
+          <w:b/>
+          <w:lang w:val="id_ID" w:bidi="id_ID"/>
+        </w:rPr>
+        <w:t>νυκτὸς καὶ ἡμέρας</w:t>
+      </w:r>
+    </w:p>
+    <w:p>
+      <w:pPr/>
+      <w:r>
+        <w:rPr>
+          <w:lang w:val="id_ID" w:bidi="id_ID"/>
+        </w:rPr>
+      </w:r>
+      <w:r>
+        <w:rPr>
           <w:lang w:val="id_ID" w:bidi="id_ID"/>
         </w:rPr>
         <w:t>Kata siang dan malam digunakan bersama-sama untuk menunjukkan bahwa ia sering berdoa kepada Tuhan, tidak peduli jam berapa pun. Ini tidak berarti bahwa ia berdoa sepanjang malam dan sepanjang hari tanpa henti. Terjemahan alternatif: "setiap waktu"</w:t>
@@ -17404,6 +21009,21 @@
       </w:r>
       <w:r>
         <w:rPr>
+          <w:b/>
+          <w:lang w:val="id_ID" w:bidi="id_ID"/>
+        </w:rPr>
+        <w:t>ζῶσα τέθνηκεν</w:t>
+      </w:r>
+    </w:p>
+    <w:p>
+      <w:pPr/>
+      <w:r>
+        <w:rPr>
+          <w:lang w:val="id_ID" w:bidi="id_ID"/>
+        </w:rPr>
+      </w:r>
+      <w:r>
+        <w:rPr>
           <w:lang w:val="id_ID" w:bidi="id_ID"/>
         </w:rPr>
         <w:t>Paulus berbicara secara kiasan tentang orang-orang yang tidak berusaha menyenangkan Allah seolah-olah mereka sudah mati. Terjemahan alternatif: “telah mati dalam rohnya, meskipun secara fisik ia masih hidup”</w:t>
@@ -17472,11 +21092,26 @@
       </w:r>
       <w:r>
         <w:rPr>
+          <w:b/>
+          <w:lang w:val="id_ID" w:bidi="id_ID"/>
+        </w:rPr>
+        <w:t>καὶ ταῦτα</w:t>
+      </w:r>
+    </w:p>
+    <w:p>
+      <w:pPr/>
+      <w:r>
+        <w:rPr>
+          <w:lang w:val="id_ID" w:bidi="id_ID"/>
+        </w:rPr>
+      </w:r>
+      <w:r>
+        <w:rPr>
           <w:lang w:val="id_ID" w:bidi="id_ID"/>
         </w:rPr>
         <w:t xml:space="preserve">Pernyataan ini tampaknya merujuk kembali kepada </w:t>
       </w:r>
-      <w:hyperlink r:id="rId26">
+      <w:hyperlink r:id="rId28">
         <w:r>
           <w:rPr>
             <w:lang w:val="id_ID" w:bidi="id_ID"/>
@@ -17494,7 +21129,7 @@
         </w:rPr>
         <w:t xml:space="preserve">, "Perintahkanlah dan ajarkanlah semuanya itu," yang Paulus katakan kepada Timotius setelah memerintahkannya dalam </w:t>
       </w:r>
-      <w:hyperlink r:id="rId27">
+      <w:hyperlink r:id="rId29">
         <w:r>
           <w:rPr>
             <w:lang w:val="id_ID" w:bidi="id_ID"/>
@@ -17569,6 +21204,21 @@
       </w:r>
       <w:r>
         <w:rPr>
+          <w:b/>
+          <w:lang w:val="id_ID" w:bidi="id_ID"/>
+        </w:rPr>
+        <w:t>τῶν ἰδίων</w:t>
+      </w:r>
+    </w:p>
+    <w:p>
+      <w:pPr/>
+      <w:r>
+        <w:rPr>
+          <w:lang w:val="id_ID" w:bidi="id_ID"/>
+        </w:rPr>
+      </w:r>
+      <w:r>
+        <w:rPr>
           <w:lang w:val="id_ID" w:bidi="id_ID"/>
         </w:rPr>
         <w:t xml:space="preserve">Di sini, </w:t>
@@ -17650,6 +21300,21 @@
       </w:r>
       <w:r>
         <w:rPr>
+          <w:b/>
+          <w:lang w:val="id_ID" w:bidi="id_ID"/>
+        </w:rPr>
+        <w:t>τὴν πίστιν</w:t>
+      </w:r>
+    </w:p>
+    <w:p>
+      <w:pPr/>
+      <w:r>
+        <w:rPr>
+          <w:lang w:val="id_ID" w:bidi="id_ID"/>
+        </w:rPr>
+      </w:r>
+      <w:r>
+        <w:rPr>
           <w:lang w:val="id_ID" w:bidi="id_ID"/>
         </w:rPr>
         <w:t>Di sini, "iman" mengacu pada percaya kepada Yesus dan menaati-Nya. Paulus menjelaskan bahwa tindakan ini sama saja dengan menyangkal semuanya. Terjemahan alternatif: "Dengan melakukan hal itu, ia menyangkal bahwa ia adalah milik Yesus" atau "ia telah menunjukkan bahwa ia tidak mengikuti Mesias"</w:t>
@@ -17718,6 +21383,21 @@
       </w:r>
       <w:r>
         <w:rPr>
+          <w:b/>
+          <w:lang w:val="id_ID" w:bidi="id_ID"/>
+        </w:rPr>
+        <w:t>ἔστιν ἀπίστου χείρων</w:t>
+      </w:r>
+    </w:p>
+    <w:p>
+      <w:pPr/>
+      <w:r>
+        <w:rPr>
+          <w:lang w:val="id_ID" w:bidi="id_ID"/>
+        </w:rPr>
+      </w:r>
+      <w:r>
+        <w:rPr>
           <w:lang w:val="id_ID" w:bidi="id_ID"/>
         </w:rPr>
         <w:t xml:space="preserve">Implikasinya adalah bahwa orang ini </w:t>
@@ -17799,6 +21479,21 @@
       </w:r>
       <w:r>
         <w:rPr>
+          <w:b/>
+          <w:lang w:val="id_ID" w:bidi="id_ID"/>
+        </w:rPr>
+        <w:t>χήρα καταλεγέσθω</w:t>
+      </w:r>
+    </w:p>
+    <w:p>
+      <w:pPr/>
+      <w:r>
+        <w:rPr>
+          <w:lang w:val="id_ID" w:bidi="id_ID"/>
+        </w:rPr>
+      </w:r>
+      <w:r>
+        <w:rPr>
           <w:lang w:val="id_ID" w:bidi="id_ID"/>
         </w:rPr>
         <w:t>Jika akan membantu dalam bahasa Anda, Anda dapat mengekspresikan frasa pasif ini dengan bentuk aktif, dan Anda dapat menyatakan siapa yang akan melakukan tindakan tersebut. Terjemahan alternatif: "mintalah gereja memasukkan seorang janda ke dalam daftar"</w:t>
@@ -17867,6 +21562,21 @@
       </w:r>
       <w:r>
         <w:rPr>
+          <w:b/>
+          <w:lang w:val="id_ID" w:bidi="id_ID"/>
+        </w:rPr>
+        <w:t>χήρα καταλεγέσθω μὴ ἔλαττον</w:t>
+      </w:r>
+    </w:p>
+    <w:p>
+      <w:pPr/>
+      <w:r>
+        <w:rPr>
+          <w:lang w:val="id_ID" w:bidi="id_ID"/>
+        </w:rPr>
+      </w:r>
+      <w:r>
+        <w:rPr>
           <w:lang w:val="id_ID" w:bidi="id_ID"/>
         </w:rPr>
         <w:t>Tampaknya ada daftar janda yang tidak memiliki keluarga untuk membantu mereka. Para anggota gereja memenuhi kebutuhan para wanita ini akan makanan, pakaian, dan tempat tinggal, dan para wanita ini kemudian mengabdikan hidup mereka untuk melayani komunitas Kristen. Jika akan membantu dalam bahasa Anda, Anda dapat menyatakan frasa ini secara eksplisit. Terjemahan alternatif: "mintalah gereja memasukkan seorang wanita ke dalam daftar janda-janda yang benar-benar membutuhkan pertolongan"</w:t>
@@ -17935,6 +21645,21 @@
       </w:r>
       <w:r>
         <w:rPr>
+          <w:b/>
+          <w:lang w:val="id_ID" w:bidi="id_ID"/>
+        </w:rPr>
+        <w:t>μὴ ἔλαττον</w:t>
+      </w:r>
+    </w:p>
+    <w:p>
+      <w:pPr/>
+      <w:r>
+        <w:rPr>
+          <w:lang w:val="id_ID" w:bidi="id_ID"/>
+        </w:rPr>
+      </w:r>
+      <w:r>
+        <w:rPr>
           <w:lang w:val="id_ID" w:bidi="id_ID"/>
         </w:rPr>
         <w:t xml:space="preserve">Paulus menggunakan kiasan </w:t>
@@ -18016,11 +21741,26 @@
       </w:r>
       <w:r>
         <w:rPr>
+          <w:b/>
+          <w:lang w:val="id_ID" w:bidi="id_ID"/>
+        </w:rPr>
+        <w:t>ἑνὸς ἀνδρὸς γυνή</w:t>
+      </w:r>
+    </w:p>
+    <w:p>
+      <w:pPr/>
+      <w:r>
+        <w:rPr>
+          <w:lang w:val="id_ID" w:bidi="id_ID"/>
+        </w:rPr>
+      </w:r>
+      <w:r>
+        <w:rPr>
           <w:lang w:val="id_ID" w:bidi="id_ID"/>
         </w:rPr>
         <w:t xml:space="preserve">Seperti ungkapan serupa dalam </w:t>
       </w:r>
-      <w:hyperlink r:id="rId18">
+      <w:hyperlink r:id="rId20">
         <w:r>
           <w:rPr>
             <w:lang w:val="id_ID" w:bidi="id_ID"/>
@@ -18102,6 +21842,21 @@
       </w:r>
       <w:r>
         <w:rPr>
+          <w:b/>
+          <w:lang w:val="id_ID" w:bidi="id_ID"/>
+        </w:rPr>
+        <w:t>ἐν &amp; μαρτυρουμένη</w:t>
+      </w:r>
+    </w:p>
+    <w:p>
+      <w:pPr/>
+      <w:r>
+        <w:rPr>
+          <w:lang w:val="id_ID" w:bidi="id_ID"/>
+        </w:rPr>
+      </w:r>
+      <w:r>
+        <w:rPr>
           <w:lang w:val="id_ID" w:bidi="id_ID"/>
         </w:rPr>
         <w:t>Jika akan membantu dalam bahasa Anda, Anda dapat mengekspresikan frasa pasif ini dengan bentuk aktif, dan Anda dapat menyatakan siapa yang melakukan tindakan tersebut. Terjemahan alternatif: "orang harus dapat membuktikan perbuatan baiknya"</w:t>
@@ -18170,6 +21925,21 @@
       </w:r>
       <w:r>
         <w:rPr>
+          <w:b/>
+          <w:lang w:val="id_ID" w:bidi="id_ID"/>
+        </w:rPr>
+        <w:t>ἐξενοδόχησεν</w:t>
+      </w:r>
+    </w:p>
+    <w:p>
+      <w:pPr/>
+      <w:r>
+        <w:rPr>
+          <w:lang w:val="id_ID" w:bidi="id_ID"/>
+        </w:rPr>
+      </w:r>
+      <w:r>
+        <w:rPr>
           <w:lang w:val="id_ID" w:bidi="id_ID"/>
         </w:rPr>
         <w:t>Terjemahan alternatif: "telah menyambut orang asing di rumahnya" atau "mempraktikkan keramahan"</w:t>
@@ -18218,6 +21988,21 @@
       </w:r>
       <w:r>
         <w:rPr>
+          <w:b/>
+          <w:lang w:val="id_ID" w:bidi="id_ID"/>
+        </w:rPr>
+        <w:t>ἁγίων πόδας ἔνιψεν</w:t>
+      </w:r>
+    </w:p>
+    <w:p>
+      <w:pPr/>
+      <w:r>
+        <w:rPr>
+          <w:lang w:val="id_ID" w:bidi="id_ID"/>
+        </w:rPr>
+      </w:r>
+      <w:r>
+        <w:rPr>
           <w:lang w:val="id_ID" w:bidi="id_ID"/>
         </w:rPr>
         <w:t>Dalam budaya ini, orang-orang berjalan tanpa alas kaki atau dengan sandal di jalan yang berdebu atau berlumpur, jadi mencuci kaki mereka begitu memasuki rumah adalah cara untuk membantu mereka merasa nyaman dan bersih. Jika orang-orang dalam budaya Anda tidak terbiasa dengan praktik ini, Anda dapat menggunakan ungkapan umum sebagai gantinya. Terjemahan alternatif: "telah merawat orang-orang percaya yang mengunjunginya"</w:t>
@@ -18286,6 +22071,21 @@
       </w:r>
       <w:r>
         <w:rPr>
+          <w:b/>
+          <w:lang w:val="id_ID" w:bidi="id_ID"/>
+        </w:rPr>
+        <w:t>ἁγίων πόδας ἔνιψεν</w:t>
+      </w:r>
+    </w:p>
+    <w:p>
+      <w:pPr/>
+      <w:r>
+        <w:rPr>
+          <w:lang w:val="id_ID" w:bidi="id_ID"/>
+        </w:rPr>
+      </w:r>
+      <w:r>
+        <w:rPr>
           <w:lang w:val="id_ID" w:bidi="id_ID"/>
         </w:rPr>
         <w:t>Paulus mungkin menggunakan satu jenis pelayanan yang rendah hati secara kiasan untuk mewakili pelayanan yang rendah hati secara umum. Terjemahan alternatif: "telah melakukan hal-hal yang rendah hati untuk menolong orang percaya lainnya"</w:t>
@@ -18354,6 +22154,21 @@
       </w:r>
       <w:r>
         <w:rPr>
+          <w:b/>
+          <w:lang w:val="id_ID" w:bidi="id_ID"/>
+        </w:rPr>
+        <w:t>θλιβομένοις</w:t>
+      </w:r>
+    </w:p>
+    <w:p>
+      <w:pPr/>
+      <w:r>
+        <w:rPr>
+          <w:lang w:val="id_ID" w:bidi="id_ID"/>
+        </w:rPr>
+      </w:r>
+      <w:r>
+        <w:rPr>
           <w:lang w:val="id_ID" w:bidi="id_ID"/>
         </w:rPr>
         <w:t xml:space="preserve">Paulus menggunakan kata sifat </w:t>
@@ -18435,6 +22250,21 @@
       </w:r>
       <w:r>
         <w:rPr>
+          <w:b/>
+          <w:lang w:val="id_ID" w:bidi="id_ID"/>
+        </w:rPr>
+        <w:t>θλιβομένοις</w:t>
+      </w:r>
+    </w:p>
+    <w:p>
+      <w:pPr/>
+      <w:r>
+        <w:rPr>
+          <w:lang w:val="id_ID" w:bidi="id_ID"/>
+        </w:rPr>
+      </w:r>
+      <w:r>
+        <w:rPr>
           <w:lang w:val="id_ID" w:bidi="id_ID"/>
         </w:rPr>
         <w:t xml:space="preserve">Istilah </w:t>
@@ -18516,6 +22346,21 @@
       </w:r>
       <w:r>
         <w:rPr>
+          <w:b/>
+          <w:lang w:val="id_ID" w:bidi="id_ID"/>
+        </w:rPr>
+        <w:t>παντὶ ἔργῳ ἀγαθῷ</w:t>
+      </w:r>
+    </w:p>
+    <w:p>
+      <w:pPr/>
+      <w:r>
+        <w:rPr>
+          <w:lang w:val="id_ID" w:bidi="id_ID"/>
+        </w:rPr>
+      </w:r>
+      <w:r>
+        <w:rPr>
           <w:lang w:val="id_ID" w:bidi="id_ID"/>
         </w:rPr>
         <w:t xml:space="preserve">Paulus menggunakan kata </w:t>
@@ -18597,6 +22442,21 @@
       </w:r>
       <w:r>
         <w:rPr>
+          <w:b/>
+          <w:lang w:val="id_ID" w:bidi="id_ID"/>
+        </w:rPr>
+        <w:t>νεωτέρας &amp; χήρας παραιτοῦ</w:t>
+      </w:r>
+    </w:p>
+    <w:p>
+      <w:pPr/>
+      <w:r>
+        <w:rPr>
+          <w:lang w:val="id_ID" w:bidi="id_ID"/>
+        </w:rPr>
+      </w:r>
+      <w:r>
+        <w:rPr>
           <w:lang w:val="id_ID" w:bidi="id_ID"/>
         </w:rPr>
         <w:t>Terjemahan alternatif: "Tapi jangan tambahkan nama janda yang berusia kurang dari 60 tahun ke dalam daftar janda"</w:t>
@@ -18645,6 +22505,21 @@
       </w:r>
       <w:r>
         <w:rPr>
+          <w:b/>
+          <w:lang w:val="id_ID" w:bidi="id_ID"/>
+        </w:rPr>
+        <w:t>καταστρηνιάσωσιν τοῦ Χριστοῦ</w:t>
+      </w:r>
+    </w:p>
+    <w:p>
+      <w:pPr/>
+      <w:r>
+        <w:rPr>
+          <w:lang w:val="id_ID" w:bidi="id_ID"/>
+        </w:rPr>
+      </w:r>
+      <w:r>
+        <w:rPr>
           <w:lang w:val="id_ID" w:bidi="id_ID"/>
         </w:rPr>
         <w:t>Implikasi dari frasa ini adalah bahwa ketika seorang janda menerima sebuah tempat dalam daftar, ia berjanji untuk tidak menikah dan mengabdikan dirinya untuk melayani orang-orang percaya lainnya. Jika akan membantu pembaca Anda, Anda dapat menunjukkannya secara eksplisit. Terjemahan alternatif: "ketika mereka merasakan hasrat-hasrat jasmani yang bertentangan dengan janji kesucian mereka"</w:t>
@@ -18713,6 +22588,21 @@
       </w:r>
       <w:r>
         <w:rPr>
+          <w:b/>
+          <w:lang w:val="id_ID" w:bidi="id_ID"/>
+        </w:rPr>
+        <w:t>ἔχουσαι κρίμα</w:t>
+      </w:r>
+    </w:p>
+    <w:p>
+      <w:pPr/>
+      <w:r>
+        <w:rPr>
+          <w:lang w:val="id_ID" w:bidi="id_ID"/>
+        </w:rPr>
+      </w:r>
+      <w:r>
+        <w:rPr>
           <w:lang w:val="id_ID" w:bidi="id_ID"/>
         </w:rPr>
         <w:t>Terjemahan alternatif: "sehingga mereka mendapat hukuman dari Allah"</w:t>
@@ -18761,11 +22651,26 @@
       </w:r>
       <w:r>
         <w:rPr>
+          <w:b/>
+          <w:lang w:val="id_ID" w:bidi="id_ID"/>
+        </w:rPr>
+        <w:t>τὴν πρώτην πίστιν</w:t>
+      </w:r>
+    </w:p>
+    <w:p>
+      <w:pPr/>
+      <w:r>
+        <w:rPr>
+          <w:lang w:val="id_ID" w:bidi="id_ID"/>
+        </w:rPr>
+      </w:r>
+      <w:r>
+        <w:rPr>
           <w:lang w:val="id_ID" w:bidi="id_ID"/>
         </w:rPr>
         <w:t xml:space="preserve">Istilah "janji" di sini mengacu pada komitmen yang dibuat oleh para janda, seperti yang dijelaskan dalam catatan terakhir pada </w:t>
       </w:r>
-      <w:hyperlink r:id="rId28">
+      <w:hyperlink r:id="rId30">
         <w:r>
           <w:rPr>
             <w:lang w:val="id_ID" w:bidi="id_ID"/>
@@ -18827,6 +22732,21 @@
       </w:r>
       <w:r>
         <w:rPr>
+          <w:b/>
+          <w:lang w:val="id_ID" w:bidi="id_ID"/>
+        </w:rPr>
+        <w:t>καὶ &amp; μανθάνουσιν</w:t>
+      </w:r>
+    </w:p>
+    <w:p>
+      <w:pPr/>
+      <w:r>
+        <w:rPr>
+          <w:lang w:val="id_ID" w:bidi="id_ID"/>
+        </w:rPr>
+      </w:r>
+      <w:r>
+        <w:rPr>
           <w:lang w:val="id_ID" w:bidi="id_ID"/>
         </w:rPr>
         <w:t>Terjemahan alternatif: “mereka juga mempunyai kebiasaan untuk tidak melakukan apa-apa”</w:t>
@@ -18875,6 +22795,21 @@
       </w:r>
       <w:r>
         <w:rPr>
+          <w:b/>
+          <w:lang w:val="id_ID" w:bidi="id_ID"/>
+        </w:rPr>
+        <w:t>περιερχόμεναι τὰς οἰκίας</w:t>
+      </w:r>
+    </w:p>
+    <w:p>
+      <w:pPr/>
+      <w:r>
+        <w:rPr>
+          <w:lang w:val="id_ID" w:bidi="id_ID"/>
+        </w:rPr>
+      </w:r>
+      <w:r>
+        <w:rPr>
           <w:lang w:val="id_ID" w:bidi="id_ID"/>
         </w:rPr>
         <w:t>Terjemahan alternatif: “pergi dari rumah ke rumah”</w:t>
@@ -18923,6 +22858,21 @@
       </w:r>
       <w:r>
         <w:rPr>
+          <w:b/>
+          <w:lang w:val="id_ID" w:bidi="id_ID"/>
+        </w:rPr>
+        <w:t>φλύαροι καὶ περίεργοι, λαλοῦσαι τὰ μὴ δέοντα</w:t>
+      </w:r>
+    </w:p>
+    <w:p>
+      <w:pPr/>
+      <w:r>
+        <w:rPr>
+          <w:lang w:val="id_ID" w:bidi="id_ID"/>
+        </w:rPr>
+      </w:r>
+      <w:r>
+        <w:rPr>
           <w:lang w:val="id_ID" w:bidi="id_ID"/>
         </w:rPr>
         <w:t>Ketiga frasa ini mungkin merupakan cara untuk berbicara tentang aktivitas yang sama. Paulus mungkin menggunakan pengulangan untuk menekankan bahwa para perempuan ini tidak boleh menyelidiki kehidupan pribadi seseorang dan menceritakannya kepada orang lain yang keadaannya tidak akan lebih baik setelah mendengar gosip ini. Jika menurut Anda ini akan bermanfaat bagi pembaca Anda, Anda dapat menggabungkan frasa-frasa ini menjadi satu. Terjemahan alternatif: “orang-orang yang ikut campur secara terbuka dalam urusan orang lain” (Doublet dapat terdiri dari lebih dari dua istilah.)</w:t>
@@ -18991,6 +22941,21 @@
       </w:r>
       <w:r>
         <w:rPr>
+          <w:b/>
+          <w:lang w:val="id_ID" w:bidi="id_ID"/>
+        </w:rPr>
+        <w:t>τῷ ἀντικειμένῳ</w:t>
+      </w:r>
+    </w:p>
+    <w:p>
+      <w:pPr/>
+      <w:r>
+        <w:rPr>
+          <w:lang w:val="id_ID" w:bidi="id_ID"/>
+        </w:rPr>
+      </w:r>
+      <w:r>
+        <w:rPr>
           <w:lang w:val="id_ID" w:bidi="id_ID"/>
         </w:rPr>
         <w:t>Ungkapan ini bisa merujuk pada implikasinya pada: (1) Ini bisa merujuk pada: (1) Setan. Ini adalah pembacaan UST. Terjemahan alternatif: “iblis” (2) orang-orang tidak beriman yang menentang para pengikut Yesus. Terjemahan alternatif: “orang-orang yang tidak percaya yang menentang engkau”</w:t>
@@ -19039,6 +23004,21 @@
       </w:r>
       <w:r>
         <w:rPr>
+          <w:b/>
+          <w:lang w:val="id_ID" w:bidi="id_ID"/>
+        </w:rPr>
+        <w:t>ἐξετράπησαν ὀπίσω τοῦ Σατανᾶ</w:t>
+      </w:r>
+    </w:p>
+    <w:p>
+      <w:pPr/>
+      <w:r>
+        <w:rPr>
+          <w:lang w:val="id_ID" w:bidi="id_ID"/>
+        </w:rPr>
+      </w:r>
+      <w:r>
+        <w:rPr>
           <w:lang w:val="id_ID" w:bidi="id_ID"/>
         </w:rPr>
         <w:t>Paulus berbicara tentang hidup dalam kesetiaan kepada Kristus seolah-olah itu adalah jalan yang dapat diikuti atau ditinggalkan. Maksudnya adalah bahwa beberapa janda muda sudah tidak lagi menaati Yesus dan malah mulai melakukan apa yang Setan ingin mereka lakukan. Terjemahan alternatif: “telah berhenti hidup dalam ketaatan kepada Yesus dan memutuskan untuk menaati Setan”</w:t>
@@ -19107,6 +23087,21 @@
       </w:r>
       <w:r>
         <w:rPr>
+          <w:b/>
+          <w:lang w:val="id_ID" w:bidi="id_ID"/>
+        </w:rPr>
+        <w:t>ἔχει χήρας</w:t>
+      </w:r>
+    </w:p>
+    <w:p>
+      <w:pPr/>
+      <w:r>
+        <w:rPr>
+          <w:lang w:val="id_ID" w:bidi="id_ID"/>
+        </w:rPr>
+      </w:r>
+      <w:r>
+        <w:rPr>
           <w:lang w:val="id_ID" w:bidi="id_ID"/>
         </w:rPr>
         <w:t xml:space="preserve">Implikasinya adalah bahwa dia </w:t>
@@ -19188,6 +23183,21 @@
       </w:r>
       <w:r>
         <w:rPr>
+          <w:b/>
+          <w:lang w:val="id_ID" w:bidi="id_ID"/>
+        </w:rPr>
+        <w:t>μὴ βαρείσθω ἡ ἐκκλησία</w:t>
+      </w:r>
+    </w:p>
+    <w:p>
+      <w:pPr/>
+      <w:r>
+        <w:rPr>
+          <w:lang w:val="id_ID" w:bidi="id_ID"/>
+        </w:rPr>
+      </w:r>
+      <w:r>
+        <w:rPr>
           <w:lang w:val="id_ID" w:bidi="id_ID"/>
         </w:rPr>
         <w:t>Paulus berbicara secara kiasan tentang komunitas yang harus membantu lebih banyak orang daripada yang mampu mereka bantu, seolah-olah komunitas tersebut memikul terlalu banyak beban di punggungnya. Terjemahan alternatif: “agar jemaat tidak mempunyai pekerjaan lebih dari yang mampu dilakukannya” atau “agar komunitas Kristen tidak perlu menghidupi para janda yang keluarganya mampu menafkahi mereka”</w:t>
@@ -19256,6 +23266,21 @@
       </w:r>
       <w:r>
         <w:rPr>
+          <w:b/>
+          <w:lang w:val="id_ID" w:bidi="id_ID"/>
+        </w:rPr>
+        <w:t>μὴ βαρείσθω ἡ ἐκκλησία</w:t>
+      </w:r>
+    </w:p>
+    <w:p>
+      <w:pPr/>
+      <w:r>
+        <w:rPr>
+          <w:lang w:val="id_ID" w:bidi="id_ID"/>
+        </w:rPr>
+      </w:r>
+      <w:r>
+        <w:rPr>
           <w:lang w:val="id_ID" w:bidi="id_ID"/>
         </w:rPr>
         <w:t>Jika ini berguna dalam bahasa Anda, Anda dapat mengungkapkan frasa pasif ini dengan bentuk aktif. Terjemahan alternatif: “agar jemaat tidak mempunyai pekerjaan lebih dari yang mampu dilakukannya” atau “agar komunitas Kristen tidak perlu menghidupi para janda yang keluarganya mampu menafkahi mereka”</w:t>
@@ -19324,6 +23349,21 @@
       </w:r>
       <w:r>
         <w:rPr>
+          <w:b/>
+          <w:lang w:val="id_ID" w:bidi="id_ID"/>
+        </w:rPr>
+        <w:t>ταῖς ὄντως χήραις</w:t>
+      </w:r>
+    </w:p>
+    <w:p>
+      <w:pPr/>
+      <w:r>
+        <w:rPr>
+          <w:lang w:val="id_ID" w:bidi="id_ID"/>
+        </w:rPr>
+      </w:r>
+      <w:r>
+        <w:rPr>
           <w:lang w:val="id_ID" w:bidi="id_ID"/>
         </w:rPr>
         <w:t>Terjemahan lain: “janda-janda yang tidak mempunyai orang lain untuk menafkahi mereka”</w:t>
@@ -19372,6 +23412,21 @@
       </w:r>
       <w:r>
         <w:rPr>
+          <w:b/>
+          <w:lang w:val="id_ID" w:bidi="id_ID"/>
+        </w:rPr>
+        <w:t>οἱ καλῶς προεστῶτες πρεσβύτεροι &amp; ἀξιούσθωσαν</w:t>
+      </w:r>
+    </w:p>
+    <w:p>
+      <w:pPr/>
+      <w:r>
+        <w:rPr>
+          <w:lang w:val="id_ID" w:bidi="id_ID"/>
+        </w:rPr>
+      </w:r>
+      <w:r>
+        <w:rPr>
           <w:lang w:val="id_ID" w:bidi="id_ID"/>
         </w:rPr>
         <w:t>Jika hal ini berguna dalam bahasa Anda, Anda dapat mengungkapkan frasa pasif dengan bentuk aktif, dan Anda dapat menyatakan siapa yang melakukan tindakan tersebut. Terjemahan alternatif: “Semua orang percaya harus menganggap para penatua yang merupakan pemimpin yang baik sebagai orang-orang yang layak”</w:t>
@@ -19440,6 +23495,21 @@
       </w:r>
       <w:r>
         <w:rPr>
+          <w:b/>
+          <w:lang w:val="id_ID" w:bidi="id_ID"/>
+        </w:rPr>
+        <w:t>διπλῆς τιμῆς</w:t>
+      </w:r>
+    </w:p>
+    <w:p>
+      <w:pPr/>
+      <w:r>
+        <w:rPr>
+          <w:lang w:val="id_ID" w:bidi="id_ID"/>
+        </w:rPr>
+      </w:r>
+      <w:r>
+        <w:rPr>
           <w:lang w:val="id_ID" w:bidi="id_ID"/>
         </w:rPr>
         <w:t xml:space="preserve">Di sini, </w:t>
@@ -19521,6 +23591,21 @@
       </w:r>
       <w:r>
         <w:rPr>
+          <w:b/>
+          <w:lang w:val="id_ID" w:bidi="id_ID"/>
+        </w:rPr>
+        <w:t>λόγῳ</w:t>
+      </w:r>
+    </w:p>
+    <w:p>
+      <w:pPr/>
+      <w:r>
+        <w:rPr>
+          <w:lang w:val="id_ID" w:bidi="id_ID"/>
+        </w:rPr>
+      </w:r>
+      <w:r>
+        <w:rPr>
           <w:lang w:val="id_ID" w:bidi="id_ID"/>
         </w:rPr>
         <w:t xml:space="preserve">Paulus mungkin menggunakan istilah </w:t>
@@ -19602,6 +23687,21 @@
       </w:r>
       <w:r>
         <w:rPr>
+          <w:b/>
+          <w:lang w:val="id_ID" w:bidi="id_ID"/>
+        </w:rPr>
+        <w:t>λέγει &amp; ἡ Γραφή</w:t>
+      </w:r>
+    </w:p>
+    <w:p>
+      <w:pPr/>
+      <w:r>
+        <w:rPr>
+          <w:lang w:val="id_ID" w:bidi="id_ID"/>
+        </w:rPr>
+      </w:r>
+      <w:r>
+        <w:rPr>
           <w:lang w:val="id_ID" w:bidi="id_ID"/>
         </w:rPr>
         <w:t>Paulus secara kiasan menggambarkan Kitab Suci seolah-olah Kitab Suci dapat berbicara sendiri. Terjemahan alternatif: “sebab ada tertulis di dalam Kitab Suci” atau “sebab kita membaca di dalam Kitab Suci bahwa”</w:t>
@@ -19670,6 +23770,21 @@
       </w:r>
       <w:r>
         <w:rPr>
+          <w:b/>
+          <w:lang w:val="id_ID" w:bidi="id_ID"/>
+        </w:rPr>
+        <w:t>οὐ φιμώσεις</w:t>
+      </w:r>
+    </w:p>
+    <w:p>
+      <w:pPr/>
+      <w:r>
+        <w:rPr>
+          <w:lang w:val="id_ID" w:bidi="id_ID"/>
+        </w:rPr>
+      </w:r>
+      <w:r>
+        <w:rPr>
           <w:lang w:val="id_ID" w:bidi="id_ID"/>
         </w:rPr>
         <w:t>Di sini Kitab Suci menggunakan satu pernyataan untuk memberikan perintah. Terjemahan alternatif: “jangan memberangus lembu yang sedang menginjak biji-bijian”</w:t>
@@ -19738,6 +23853,21 @@
       </w:r>
       <w:r>
         <w:rPr>
+          <w:b/>
+          <w:lang w:val="id_ID" w:bidi="id_ID"/>
+        </w:rPr>
+        <w:t>βοῦν ἀλοῶντα οὐ φιμώσεις, καί</w:t>
+      </w:r>
+    </w:p>
+    <w:p>
+      <w:pPr/>
+      <w:r>
+        <w:rPr>
+          <w:lang w:val="id_ID" w:bidi="id_ID"/>
+        </w:rPr>
+      </w:r>
+      <w:r>
+        <w:rPr>
           <w:lang w:val="id_ID" w:bidi="id_ID"/>
         </w:rPr>
         <w:t>Paulus mengutip bagian ini secara kiasan. Ia menggunakannya untuk menunjukkan bahwa, sebagaimana Allah ingin agar lembu dapat memakan sebagian dari biji-bijian yang sedang mereka pisahkan dari kulitnya, maka para pemimpin jemaat berhak menerima bayaran dari komunitas Kristen yang mereka layani.</w:t>
@@ -19809,6 +23939,21 @@
           <w:b/>
           <w:lang w:val="id_ID" w:bidi="id_ID"/>
         </w:rPr>
+        <w:t>βοῦν ἀλοῶντα οὐ φιμώσεις</w:t>
+      </w:r>
+    </w:p>
+    <w:p>
+      <w:pPr/>
+      <w:r>
+        <w:rPr>
+          <w:lang w:val="id_ID" w:bidi="id_ID"/>
+        </w:rPr>
+      </w:r>
+      <w:r>
+        <w:rPr>
+          <w:b/>
+          <w:lang w:val="id_ID" w:bidi="id_ID"/>
+        </w:rPr>
         <w:t>Berangus</w:t>
       </w:r>
       <w:r>
@@ -19881,6 +24026,21 @@
       </w:r>
       <w:r>
         <w:rPr>
+          <w:b/>
+          <w:lang w:val="id_ID" w:bidi="id_ID"/>
+        </w:rPr>
+        <w:t>ἄξιος &amp; τοῦ μισθοῦ αὐτοῦ</w:t>
+      </w:r>
+    </w:p>
+    <w:p>
+      <w:pPr/>
+      <w:r>
+        <w:rPr>
+          <w:lang w:val="id_ID" w:bidi="id_ID"/>
+        </w:rPr>
+      </w:r>
+      <w:r>
+        <w:rPr>
           <w:lang w:val="id_ID" w:bidi="id_ID"/>
         </w:rPr>
         <w:t>Terjemahan alternatif: “seorang pekerja mempunyai hak untuk dibayar” atau “seorang pekerja harus menerima upahnya”</w:t>
@@ -19929,6 +24089,21 @@
       </w:r>
       <w:r>
         <w:rPr>
+          <w:b/>
+          <w:lang w:val="id_ID" w:bidi="id_ID"/>
+        </w:rPr>
+        <w:t>κατηγορίαν μὴ παραδέχου, ἐκτὸς εἰ</w:t>
+      </w:r>
+    </w:p>
+    <w:p>
+      <w:pPr/>
+      <w:r>
+        <w:rPr>
+          <w:lang w:val="id_ID" w:bidi="id_ID"/>
+        </w:rPr>
+      </w:r>
+      <w:r>
+        <w:rPr>
           <w:lang w:val="id_ID" w:bidi="id_ID"/>
         </w:rPr>
         <w:t>Jika, dalam bahasa Anda, tampak bahwa Paulus membuat suatu pernyataan dan kemudian membantahnya, Anda dapat menyusun ulang pernyataan tersebut untuk menghindari penggunaan klausa pengecualian. Terjemahan lain: “hanya percaya bahwa suatu tuduhan benar jika”</w:t>
@@ -19997,6 +24172,21 @@
       </w:r>
       <w:r>
         <w:rPr>
+          <w:b/>
+          <w:lang w:val="id_ID" w:bidi="id_ID"/>
+        </w:rPr>
+        <w:t>ἐκτὸς εἰ μὴ ἐπὶ</w:t>
+      </w:r>
+    </w:p>
+    <w:p>
+      <w:pPr/>
+      <w:r>
+        <w:rPr>
+          <w:lang w:val="id_ID" w:bidi="id_ID"/>
+        </w:rPr>
+      </w:r>
+      <w:r>
+        <w:rPr>
           <w:lang w:val="id_ID" w:bidi="id_ID"/>
         </w:rPr>
         <w:t>Paulus menghilangkan beberapa kata yang dalam banyak bahasa diperlukan untuk melengkapi sebuah kalimat. Anda dapat menyediakan kata-kata ini dari konteksnya jika akan lebih jelas dalam bahasa Anda. Terjemahan alternatif: “kecuali jika didasarkan pada kesaksian”</w:t>
@@ -20065,6 +24255,21 @@
       </w:r>
       <w:r>
         <w:rPr>
+          <w:b/>
+          <w:lang w:val="id_ID" w:bidi="id_ID"/>
+        </w:rPr>
+        <w:t>δύο ἢ τριῶν</w:t>
+      </w:r>
+    </w:p>
+    <w:p>
+      <w:pPr/>
+      <w:r>
+        <w:rPr>
+          <w:lang w:val="id_ID" w:bidi="id_ID"/>
+        </w:rPr>
+      </w:r>
+      <w:r>
+        <w:rPr>
           <w:lang w:val="id_ID" w:bidi="id_ID"/>
         </w:rPr>
         <w:t>Terjemahan lain: “setidaknya dua” atau “dua atau lebih”</w:t>
@@ -20113,6 +24318,21 @@
       </w:r>
       <w:r>
         <w:rPr>
+          <w:b/>
+          <w:lang w:val="id_ID" w:bidi="id_ID"/>
+        </w:rPr>
+        <w:t>πάντων</w:t>
+      </w:r>
+    </w:p>
+    <w:p>
+      <w:pPr/>
+      <w:r>
+        <w:rPr>
+          <w:lang w:val="id_ID" w:bidi="id_ID"/>
+        </w:rPr>
+      </w:r>
+      <w:r>
+        <w:rPr>
           <w:lang w:val="id_ID" w:bidi="id_ID"/>
         </w:rPr>
         <w:t xml:space="preserve">Paulus menggunakan kata sifat </w:t>
@@ -20194,6 +24414,21 @@
       </w:r>
       <w:r>
         <w:rPr>
+          <w:b/>
+          <w:lang w:val="id_ID" w:bidi="id_ID"/>
+        </w:rPr>
+        <w:t>φόβον ἔχωσιν</w:t>
+      </w:r>
+    </w:p>
+    <w:p>
+      <w:pPr/>
+      <w:r>
+        <w:rPr>
+          <w:lang w:val="id_ID" w:bidi="id_ID"/>
+        </w:rPr>
+      </w:r>
+      <w:r>
+        <w:rPr>
           <w:lang w:val="id_ID" w:bidi="id_ID"/>
         </w:rPr>
         <w:t xml:space="preserve">Di sini Paulus menyiratkan bahwa orang-orang ini akan </w:t>
@@ -20275,6 +24510,21 @@
       </w:r>
       <w:r>
         <w:rPr>
+          <w:b/>
+          <w:lang w:val="id_ID" w:bidi="id_ID"/>
+        </w:rPr>
+        <w:t>φόβον ἔχωσιν</w:t>
+      </w:r>
+    </w:p>
+    <w:p>
+      <w:pPr/>
+      <w:r>
+        <w:rPr>
+          <w:lang w:val="id_ID" w:bidi="id_ID"/>
+        </w:rPr>
+      </w:r>
+      <w:r>
+        <w:rPr>
           <w:lang w:val="id_ID" w:bidi="id_ID"/>
         </w:rPr>
         <w:t xml:space="preserve">Jika bahasa Anda tidak menggunakan kata benda abstrak untuk ide </w:t>
@@ -20417,6 +24667,21 @@
       </w:r>
       <w:r>
         <w:rPr>
+          <w:b/>
+          <w:lang w:val="id_ID" w:bidi="id_ID"/>
+        </w:rPr>
+        <w:t>τῶν ἐκλεκτῶν ἀγγέλων</w:t>
+      </w:r>
+    </w:p>
+    <w:p>
+      <w:pPr/>
+      <w:r>
+        <w:rPr>
+          <w:lang w:val="id_ID" w:bidi="id_ID"/>
+        </w:rPr>
+      </w:r>
+      <w:r>
+        <w:rPr>
           <w:lang w:val="id_ID" w:bidi="id_ID"/>
         </w:rPr>
         <w:t xml:space="preserve">Frasa ini mengacu pada </w:t>
@@ -20511,6 +24776,21 @@
       </w:r>
       <w:r>
         <w:rPr>
+          <w:b/>
+          <w:lang w:val="id_ID" w:bidi="id_ID"/>
+        </w:rPr>
+        <w:t>ταῦτα</w:t>
+      </w:r>
+    </w:p>
+    <w:p>
+      <w:pPr/>
+      <w:r>
+        <w:rPr>
+          <w:lang w:val="id_ID" w:bidi="id_ID"/>
+        </w:rPr>
+      </w:r>
+      <w:r>
+        <w:rPr>
           <w:lang w:val="id_ID" w:bidi="id_ID"/>
         </w:rPr>
         <w:t>Secara tata bahasa, ini bisa merujuk pada instruksi yang Paulus berikan kepada Timotius mengenai para penatua, atau pada instruksi yang akan dia berikan kepada Timotius mengenai perilaku pribadinya. Namun karena Paulus menyuruh Timotius untuk mengikuti petunjuk ini tanpa mengutamakan satu orang daripada yang lain, kemungkinan besar ini mengacu pada petunjuk tentang penatua. Terjemahan lain: “hal-hal inilah yang baru saja kukatakan kepadamu”</w:t>
@@ -20559,6 +24839,21 @@
       </w:r>
       <w:r>
         <w:rPr>
+          <w:b/>
+          <w:lang w:val="id_ID" w:bidi="id_ID"/>
+        </w:rPr>
+        <w:t>χωρὶς προκρίματος, μηδὲν ποιῶν κατὰ πρόσκλισιν</w:t>
+      </w:r>
+    </w:p>
+    <w:p>
+      <w:pPr/>
+      <w:r>
+        <w:rPr>
+          <w:lang w:val="id_ID" w:bidi="id_ID"/>
+        </w:rPr>
+      </w:r>
+      <w:r>
+        <w:rPr>
           <w:lang w:val="id_ID" w:bidi="id_ID"/>
         </w:rPr>
         <w:t xml:space="preserve">Istilah </w:t>
@@ -20653,6 +24948,21 @@
       </w:r>
       <w:r>
         <w:rPr>
+          <w:b/>
+          <w:lang w:val="id_ID" w:bidi="id_ID"/>
+        </w:rPr>
+        <w:t>χωρὶς προκρίματος, μηδὲν ποιῶν κατὰ πρόσκλισιν</w:t>
+      </w:r>
+    </w:p>
+    <w:p>
+      <w:pPr/>
+      <w:r>
+        <w:rPr>
+          <w:lang w:val="id_ID" w:bidi="id_ID"/>
+        </w:rPr>
+      </w:r>
+      <w:r>
+        <w:rPr>
           <w:lang w:val="id_ID" w:bidi="id_ID"/>
         </w:rPr>
         <w:t>Terjemahan lain: “ikuti petunjuk ini”</w:t>
@@ -20704,6 +25014,21 @@
           <w:b/>
           <w:lang w:val="id_ID" w:bidi="id_ID"/>
         </w:rPr>
+        <w:t>χεῖρας ταχέως μηδενὶ ἐπιτίθει</w:t>
+      </w:r>
+    </w:p>
+    <w:p>
+      <w:pPr/>
+      <w:r>
+        <w:rPr>
+          <w:lang w:val="id_ID" w:bidi="id_ID"/>
+        </w:rPr>
+      </w:r>
+      <w:r>
+        <w:rPr>
+          <w:b/>
+          <w:lang w:val="id_ID" w:bidi="id_ID"/>
+        </w:rPr>
         <w:t>Menumpangkan tangan</w:t>
       </w:r>
       <w:r>
@@ -20776,6 +25101,21 @@
       </w:r>
       <w:r>
         <w:rPr>
+          <w:b/>
+          <w:lang w:val="id_ID" w:bidi="id_ID"/>
+        </w:rPr>
+        <w:t>μηδὲ κοινώνει ἁμαρτίαις ἀλλοτρίαις</w:t>
+      </w:r>
+    </w:p>
+    <w:p>
+      <w:pPr/>
+      <w:r>
+        <w:rPr>
+          <w:lang w:val="id_ID" w:bidi="id_ID"/>
+        </w:rPr>
+      </w:r>
+      <w:r>
+        <w:rPr>
           <w:lang w:val="id_ID" w:bidi="id_ID"/>
         </w:rPr>
         <w:t>Implikasinya dalam konteks mungkin adalah jika Timotius menunjuk seseorang untuk menjadi pemimpin sebelum orang tersebut siap atau tanpa memastikan bahwa karakternya patut dicontoh, maka Timotius akan memikul tanggung jawab atas kegagalan utama orang tersebut sebagai seorang pemimpin, atau dia akan tampak menyetujuinya. dosa-dosa orang tersebut, setelah terungkap. Terjemahan lain: “agar Anda tidak bertanggung jawab atas kegagalan moral dan kepemimpinan orang lain”</w:t>
@@ -20844,6 +25184,21 @@
       </w:r>
       <w:r>
         <w:rPr>
+          <w:b/>
+          <w:lang w:val="id_ID" w:bidi="id_ID"/>
+        </w:rPr>
+        <w:t>οἴνῳ ὀλίγῳ χρῶ</w:t>
+      </w:r>
+    </w:p>
+    <w:p>
+      <w:pPr/>
+      <w:r>
+        <w:rPr>
+          <w:lang w:val="id_ID" w:bidi="id_ID"/>
+        </w:rPr>
+      </w:r>
+      <w:r>
+        <w:rPr>
           <w:lang w:val="id_ID" w:bidi="id_ID"/>
         </w:rPr>
         <w:t>Paulus menyuruh Timotius untuk menggunakan anggur secara khusus sebagai obat. Air di kawasan itu kotor dan sering menimbulkan penyakit. Terjemahan lain: “selain itu, kamu harus minum anggur dari waktu ke waktu sebagai obat”</w:t>
@@ -20912,6 +25267,21 @@
       </w:r>
       <w:r>
         <w:rPr>
+          <w:b/>
+          <w:lang w:val="id_ID" w:bidi="id_ID"/>
+        </w:rPr>
+        <w:t>τινῶν ἀνθρώπων</w:t>
+      </w:r>
+    </w:p>
+    <w:p>
+      <w:pPr/>
+      <w:r>
+        <w:rPr>
+          <w:lang w:val="id_ID" w:bidi="id_ID"/>
+        </w:rPr>
+      </w:r>
+      <w:r>
+        <w:rPr>
           <w:lang w:val="id_ID" w:bidi="id_ID"/>
         </w:rPr>
         <w:t xml:space="preserve">Paulus menggunakan istilah </w:t>
@@ -20993,6 +25363,21 @@
       </w:r>
       <w:r>
         <w:rPr>
+          <w:b/>
+          <w:lang w:val="id_ID" w:bidi="id_ID"/>
+        </w:rPr>
+        <w:t>προάγουσαι εἰς κρίσιν, τισὶν δὲ καὶ ἐπακολουθοῦσιν</w:t>
+      </w:r>
+    </w:p>
+    <w:p>
+      <w:pPr/>
+      <w:r>
+        <w:rPr>
+          <w:lang w:val="id_ID" w:bidi="id_ID"/>
+        </w:rPr>
+      </w:r>
+      <w:r>
+        <w:rPr>
           <w:lang w:val="id_ID" w:bidi="id_ID"/>
         </w:rPr>
         <w:t xml:space="preserve">Paulus berbicara tentang dosa seolah-olah dosa dapat bergerak dengan sendirinya mendahului seseorang hingga orang tersebut akan diadili karena perbuatannya. Di sini, </w:t>
@@ -21074,6 +25459,21 @@
       </w:r>
       <w:r>
         <w:rPr>
+          <w:b/>
+          <w:lang w:val="id_ID" w:bidi="id_ID"/>
+        </w:rPr>
+        <w:t>εἰς κρίσιν</w:t>
+      </w:r>
+    </w:p>
+    <w:p>
+      <w:pPr/>
+      <w:r>
+        <w:rPr>
+          <w:lang w:val="id_ID" w:bidi="id_ID"/>
+        </w:rPr>
+      </w:r>
+      <w:r>
+        <w:rPr>
           <w:lang w:val="id_ID" w:bidi="id_ID"/>
         </w:rPr>
         <w:t>Paulus sekali lagi berbicara tentang dosa seolah-olah dosa dapat hilang dengan sendirinya. Seperti pada klausa sebelumnya, ini bisa merujuk pada: (1) penghakiman oleh Tuhan. Terjemahan lain: “tetapi dosa orang lain tidak menjadi nyata sampai Allah menghakiminya” (2) penghakiman oleh gereja. Terjemahan lain: “tetapi dosa beberapa orang masih tersembunyi untuk waktu yang lama” Alternatif terakhir ini juga memungkinkan adanya kemungkinan bahwa Paulus merujuk pada penghakiman oleh Allah.</w:t>
@@ -21142,6 +25542,21 @@
       </w:r>
       <w:r>
         <w:rPr>
+          <w:b/>
+          <w:lang w:val="id_ID" w:bidi="id_ID"/>
+        </w:rPr>
+        <w:t>καὶ τὰ ἔργα τὰ καλὰ πρόδηλα</w:t>
+      </w:r>
+    </w:p>
+    <w:p>
+      <w:pPr/>
+      <w:r>
+        <w:rPr>
+          <w:lang w:val="id_ID" w:bidi="id_ID"/>
+        </w:rPr>
+      </w:r>
+      <w:r>
+        <w:rPr>
           <w:lang w:val="id_ID" w:bidi="id_ID"/>
         </w:rPr>
         <w:t>Secara implisit, di sini Paulus tidak memaksudkan semua perbuatan baik, karena di sisa kalimatnya ia berbicara tentang beberapa perbuatan baik yang tidak nyata. Terjemahan lain: “kebanyakan perbuatan baik juga nyata”</w:t>
@@ -21210,6 +25625,21 @@
       </w:r>
       <w:r>
         <w:rPr>
+          <w:b/>
+          <w:lang w:val="id_ID" w:bidi="id_ID"/>
+        </w:rPr>
+        <w:t>τὰ ἄλλως ἔχοντα</w:t>
+      </w:r>
+    </w:p>
+    <w:p>
+      <w:pPr/>
+      <w:r>
+        <w:rPr>
+          <w:lang w:val="id_ID" w:bidi="id_ID"/>
+        </w:rPr>
+      </w:r>
+      <w:r>
+        <w:rPr>
           <w:lang w:val="id_ID" w:bidi="id_ID"/>
         </w:rPr>
         <w:t>Paulus berbicara tentang perbuatan baik seolah-olah itu adalah objek yang dapat disembunyikan oleh seseorang. Terjemahan lain: “dan orang-orang kelak akan mengetahui perbuatan baik yang tidak terlihat”</w:t>
@@ -21278,6 +25708,21 @@
       </w:r>
       <w:r>
         <w:rPr>
+          <w:b/>
+          <w:lang w:val="id_ID" w:bidi="id_ID"/>
+        </w:rPr>
+        <w:t>κρυβῆναι οὐ δύναταί</w:t>
+      </w:r>
+    </w:p>
+    <w:p>
+      <w:pPr/>
+      <w:r>
+        <w:rPr>
+          <w:lang w:val="id_ID" w:bidi="id_ID"/>
+        </w:rPr>
+      </w:r>
+      <w:r>
+        <w:rPr>
           <w:lang w:val="id_ID" w:bidi="id_ID"/>
         </w:rPr>
         <w:t xml:space="preserve">Jika ini berguna dalam bahasa Anda, Anda dapat menyatakan negatif ganda </w:t>
@@ -21359,6 +25804,21 @@
       </w:r>
       <w:r>
         <w:rPr>
+          <w:b/>
+          <w:lang w:val="id_ID" w:bidi="id_ID"/>
+        </w:rPr>
+        <w:t>κρυβῆναι οὐ δύναταί</w:t>
+      </w:r>
+    </w:p>
+    <w:p>
+      <w:pPr/>
+      <w:r>
+        <w:rPr>
+          <w:lang w:val="id_ID" w:bidi="id_ID"/>
+        </w:rPr>
+      </w:r>
+      <w:r>
+        <w:rPr>
           <w:lang w:val="id_ID" w:bidi="id_ID"/>
         </w:rPr>
         <w:t>Jika ini berguna dalam bahasa Anda, Anda dapat mengungkapkan frasa pasif ini dengan bentuk aktif, dan Anda dapat menyatakan siapa yang akan melakukan tindakan tersebut. Terjemahan lain: “dan orang-orang yang diam-diam melakukan perbuatan baik tidak akan dapat menyembunyikannya selamanya”</w:t>
@@ -21427,6 +25887,21 @@
       </w:r>
       <w:r>
         <w:rPr>
+          <w:b/>
+          <w:lang w:val="id_ID" w:bidi="id_ID"/>
+        </w:rPr>
+        <w:t>ὑπὸ ζυγὸν δοῦλοι</w:t>
+      </w:r>
+    </w:p>
+    <w:p>
+      <w:pPr/>
+      <w:r>
+        <w:rPr>
+          <w:lang w:val="id_ID" w:bidi="id_ID"/>
+        </w:rPr>
+      </w:r>
+      <w:r>
+        <w:rPr>
           <w:lang w:val="id_ID" w:bidi="id_ID"/>
         </w:rPr>
         <w:t xml:space="preserve">Paulus berbicara tentang orang-orang yang bekerja sebagai </w:t>
@@ -21521,6 +25996,21 @@
       </w:r>
       <w:r>
         <w:rPr>
+          <w:b/>
+          <w:lang w:val="id_ID" w:bidi="id_ID"/>
+        </w:rPr>
+        <w:t>ἡγείσθωσαν</w:t>
+      </w:r>
+    </w:p>
+    <w:p>
+      <w:pPr/>
+      <w:r>
+        <w:rPr>
+          <w:lang w:val="id_ID" w:bidi="id_ID"/>
+        </w:rPr>
+      </w:r>
+      <w:r>
+        <w:rPr>
           <w:lang w:val="id_ID" w:bidi="id_ID"/>
         </w:rPr>
         <w:t>Implikasi dalam konteks ini adalah bahwa Paulus berbicara tentang orang-orang percaya yang adalah budak. Terjemahan alternatif: “Semua orang percaya yang bekerja sebagai budak”</w:t>
@@ -21589,6 +26079,21 @@
       </w:r>
       <w:r>
         <w:rPr>
+          <w:b/>
+          <w:lang w:val="id_ID" w:bidi="id_ID"/>
+        </w:rPr>
+        <w:t>μὴ τὸ ὄνομα τοῦ Θεοῦ καὶ ἡ διδασκαλία βλασφημῆται</w:t>
+      </w:r>
+    </w:p>
+    <w:p>
+      <w:pPr/>
+      <w:r>
+        <w:rPr>
+          <w:lang w:val="id_ID" w:bidi="id_ID"/>
+        </w:rPr>
+      </w:r>
+      <w:r>
+        <w:rPr>
           <w:lang w:val="id_ID" w:bidi="id_ID"/>
         </w:rPr>
         <w:t>Jika akan membantu dalam bahasa Anda, Anda dapat mengekspresikan frasa pasif ini dengan bentuk aktif, dan Anda dapat menyatakan siapa yang akan melakukan tindakan tersebut. Terjemahan alternatif: “supaya orang-orang yang tidak percaya tidak menghina karakter Allah atau apa yang kita percayai dan ajarkan”</w:t>
@@ -21657,6 +26162,21 @@
       </w:r>
       <w:r>
         <w:rPr>
+          <w:b/>
+          <w:lang w:val="id_ID" w:bidi="id_ID"/>
+        </w:rPr>
+        <w:t>τὸ ὄνομα τοῦ Θεοῦ</w:t>
+      </w:r>
+    </w:p>
+    <w:p>
+      <w:pPr/>
+      <w:r>
+        <w:rPr>
+          <w:lang w:val="id_ID" w:bidi="id_ID"/>
+        </w:rPr>
+      </w:r>
+      <w:r>
+        <w:rPr>
           <w:lang w:val="id_ID" w:bidi="id_ID"/>
         </w:rPr>
         <w:t xml:space="preserve">Di sini, </w:t>
@@ -21738,6 +26258,21 @@
       </w:r>
       <w:r>
         <w:rPr>
+          <w:b/>
+          <w:lang w:val="id_ID" w:bidi="id_ID"/>
+        </w:rPr>
+        <w:t>ἀδελφοί</w:t>
+      </w:r>
+    </w:p>
+    <w:p>
+      <w:pPr/>
+      <w:r>
+        <w:rPr>
+          <w:lang w:val="id_ID" w:bidi="id_ID"/>
+        </w:rPr>
+      </w:r>
+      <w:r>
+        <w:rPr>
           <w:lang w:val="id_ID" w:bidi="id_ID"/>
         </w:rPr>
         <w:t xml:space="preserve">Di sini, </w:t>
@@ -21819,6 +26354,21 @@
       </w:r>
       <w:r>
         <w:rPr>
+          <w:b/>
+          <w:lang w:val="id_ID" w:bidi="id_ID"/>
+        </w:rPr>
+        <w:t>ἀγαπητοὶ</w:t>
+      </w:r>
+    </w:p>
+    <w:p>
+      <w:pPr/>
+      <w:r>
+        <w:rPr>
+          <w:lang w:val="id_ID" w:bidi="id_ID"/>
+        </w:rPr>
+      </w:r>
+      <w:r>
+        <w:rPr>
           <w:lang w:val="id_ID" w:bidi="id_ID"/>
         </w:rPr>
         <w:t>Ini bisa berarti salah satu, atau kedua-duanya: (1) Allah mengasihi orang-orang ini. Terjemahan alternatif: "yang dikasihi Allah" (2) orang-orang percaya lainnya mengasihi orang-orang ini. Terjemahan alternatif: "dan oleh karena itu, budak-budak mereka yang beriman harus mengasihi mereka"</w:t>
@@ -21867,6 +26417,21 @@
       </w:r>
       <w:r>
         <w:rPr>
+          <w:b/>
+          <w:lang w:val="id_ID" w:bidi="id_ID"/>
+        </w:rPr>
+        <w:t>ὑγιαίνουσι λόγοις</w:t>
+      </w:r>
+    </w:p>
+    <w:p>
+      <w:pPr/>
+      <w:r>
+        <w:rPr>
+          <w:lang w:val="id_ID" w:bidi="id_ID"/>
+        </w:rPr>
+      </w:r>
+      <w:r>
+        <w:rPr>
           <w:lang w:val="id_ID" w:bidi="id_ID"/>
         </w:rPr>
         <w:t xml:space="preserve">Lihatlah bagaimana Anda menerjemahkan istilah </w:t>
@@ -21884,7 +26449,7 @@
         </w:rPr>
         <w:t xml:space="preserve"> dalam </w:t>
       </w:r>
-      <w:hyperlink r:id="rId29">
+      <w:hyperlink r:id="rId31">
         <w:r>
           <w:rPr>
             <w:lang w:val="id_ID" w:bidi="id_ID"/>
@@ -21966,6 +26531,21 @@
       </w:r>
       <w:r>
         <w:rPr>
+          <w:b/>
+          <w:lang w:val="id_ID" w:bidi="id_ID"/>
+        </w:rPr>
+        <w:t>ὑγιαίνουσι λόγοις</w:t>
+      </w:r>
+    </w:p>
+    <w:p>
+      <w:pPr/>
+      <w:r>
+        <w:rPr>
+          <w:lang w:val="id_ID" w:bidi="id_ID"/>
+        </w:rPr>
+      </w:r>
+      <w:r>
+        <w:rPr>
           <w:lang w:val="id_ID" w:bidi="id_ID"/>
         </w:rPr>
         <w:t xml:space="preserve">Paulus menggunakan istilah </w:t>
@@ -22047,6 +26627,21 @@
       </w:r>
       <w:r>
         <w:rPr>
+          <w:b/>
+          <w:lang w:val="id_ID" w:bidi="id_ID"/>
+        </w:rPr>
+        <w:t>τοῖς τοῦ Κυρίου ἡμῶν, Ἰησοῦ Χριστοῦ</w:t>
+      </w:r>
+    </w:p>
+    <w:p>
+      <w:pPr/>
+      <w:r>
+        <w:rPr>
+          <w:lang w:val="id_ID" w:bidi="id_ID"/>
+        </w:rPr>
+      </w:r>
+      <w:r>
+        <w:rPr>
           <w:lang w:val="id_ID" w:bidi="id_ID"/>
         </w:rPr>
         <w:t>Hal ini dapat merujuk pada: (1) pesan tentang Tuhan Yesus. (2) kata-kata yang diucapkan oleh Tuhan Yesus.</w:t>
@@ -22095,11 +26690,26 @@
       </w:r>
       <w:r>
         <w:rPr>
+          <w:b/>
+          <w:lang w:val="id_ID" w:bidi="id_ID"/>
+        </w:rPr>
+        <w:t>τετύφωται</w:t>
+      </w:r>
+    </w:p>
+    <w:p>
+      <w:pPr/>
+      <w:r>
+        <w:rPr>
+          <w:lang w:val="id_ID" w:bidi="id_ID"/>
+        </w:rPr>
+      </w:r>
+      <w:r>
+        <w:rPr>
           <w:lang w:val="id_ID" w:bidi="id_ID"/>
         </w:rPr>
         <w:t xml:space="preserve">Paulus berbicara secara kiasan tentang orang yang sombong secara berlebihan seolah-olah mereka digelembungkan dengan udara. Lihat bagaimana Anda menerjemahkan frasa ini dalam </w:t>
       </w:r>
-      <w:hyperlink r:id="rId30">
+      <w:hyperlink r:id="rId32">
         <w:r>
           <w:rPr>
             <w:lang w:val="id_ID" w:bidi="id_ID"/>
@@ -22181,6 +26791,21 @@
       </w:r>
       <w:r>
         <w:rPr>
+          <w:b/>
+          <w:lang w:val="id_ID" w:bidi="id_ID"/>
+        </w:rPr>
+        <w:t>τετύφωται</w:t>
+      </w:r>
+    </w:p>
+    <w:p>
+      <w:pPr/>
+      <w:r>
+        <w:rPr>
+          <w:lang w:val="id_ID" w:bidi="id_ID"/>
+        </w:rPr>
+      </w:r>
+      <w:r>
+        <w:rPr>
           <w:lang w:val="id_ID" w:bidi="id_ID"/>
         </w:rPr>
         <w:t xml:space="preserve">Jika itu akan membantu dalam bahasa Anda, Anda dapat mengungkapkan frasa </w:t>
@@ -22262,6 +26887,21 @@
       </w:r>
       <w:r>
         <w:rPr>
+          <w:b/>
+          <w:lang w:val="id_ID" w:bidi="id_ID"/>
+        </w:rPr>
+        <w:t>μηδὲν ἐπιστάμενος</w:t>
+      </w:r>
+    </w:p>
+    <w:p>
+      <w:pPr/>
+      <w:r>
+        <w:rPr>
+          <w:lang w:val="id_ID" w:bidi="id_ID"/>
+        </w:rPr>
+      </w:r>
+      <w:r>
+        <w:rPr>
           <w:lang w:val="id_ID" w:bidi="id_ID"/>
         </w:rPr>
         <w:t xml:space="preserve">Paulus menggunakan istilah </w:t>
@@ -22343,6 +26983,21 @@
       </w:r>
       <w:r>
         <w:rPr>
+          <w:b/>
+          <w:lang w:val="id_ID" w:bidi="id_ID"/>
+        </w:rPr>
+        <w:t>νοσῶν περὶ</w:t>
+      </w:r>
+    </w:p>
+    <w:p>
+      <w:pPr/>
+      <w:r>
+        <w:rPr>
+          <w:lang w:val="id_ID" w:bidi="id_ID"/>
+        </w:rPr>
+      </w:r>
+      <w:r>
+        <w:rPr>
           <w:lang w:val="id_ID" w:bidi="id_ID"/>
         </w:rPr>
         <w:t>Paulus berbicara tentang orang-orang yang merasa terdorong untuk terlibat dalam perdebatan yang tidak berguna seolah-olah mereka sedang sakit. Orang-orang seperti itu sangat ingin berdebat, dan mereka tidak benar-benar ingin menemukan cara untuk setuju. Terjemahan alternatif: “sangat menginginkan perdebatan”</w:t>
@@ -22411,6 +27066,21 @@
       </w:r>
       <w:r>
         <w:rPr>
+          <w:b/>
+          <w:lang w:val="id_ID" w:bidi="id_ID"/>
+        </w:rPr>
+        <w:t>ζητήσεις καὶ λογομαχίας</w:t>
+      </w:r>
+    </w:p>
+    <w:p>
+      <w:pPr/>
+      <w:r>
+        <w:rPr>
+          <w:lang w:val="id_ID" w:bidi="id_ID"/>
+        </w:rPr>
+      </w:r>
+      <w:r>
+        <w:rPr>
           <w:lang w:val="id_ID" w:bidi="id_ID"/>
         </w:rPr>
         <w:t>Kedua istilah ini pada dasarnya memiliki arti yang sama, meskipun istilah yang kedua lebih khusus merujuk pada argumen tentang makna kata-kata. Paulus menggunakan istilah-istilah ini bersama-sama untuk memberikan penekanan. Jika kedua istilah ini bukan merupakan gagasan yang terpisah dalam bahasa Anda, Anda dapat menggabungkannya. Terjemahan alternatif: “pertengkaran-pertengkaran”</w:t>
@@ -22479,6 +27149,21 @@
       </w:r>
       <w:r>
         <w:rPr>
+          <w:b/>
+          <w:lang w:val="id_ID" w:bidi="id_ID"/>
+        </w:rPr>
+        <w:t>λογομαχίας</w:t>
+      </w:r>
+    </w:p>
+    <w:p>
+      <w:pPr/>
+      <w:r>
+        <w:rPr>
+          <w:lang w:val="id_ID" w:bidi="id_ID"/>
+        </w:rPr>
+      </w:r>
+      <w:r>
+        <w:rPr>
           <w:lang w:val="id_ID" w:bidi="id_ID"/>
         </w:rPr>
         <w:t>Terjemahan alternatif: “bertengkar tentang makna kata-kata”</w:t>
@@ -22527,6 +27212,21 @@
       </w:r>
       <w:r>
         <w:rPr>
+          <w:b/>
+          <w:lang w:val="id_ID" w:bidi="id_ID"/>
+        </w:rPr>
+        <w:t>ὑπόνοιαι πονηραί</w:t>
+      </w:r>
+    </w:p>
+    <w:p>
+      <w:pPr/>
+      <w:r>
+        <w:rPr>
+          <w:lang w:val="id_ID" w:bidi="id_ID"/>
+        </w:rPr>
+      </w:r>
+      <w:r>
+        <w:rPr>
           <w:lang w:val="id_ID" w:bidi="id_ID"/>
         </w:rPr>
         <w:t>Terjemahan alternatif: “orang yang berpikir salah bahwa orang lain ingin mencelakakan mereka”</w:t>
@@ -22575,6 +27275,21 @@
       </w:r>
       <w:r>
         <w:rPr>
+          <w:b/>
+          <w:lang w:val="id_ID" w:bidi="id_ID"/>
+        </w:rPr>
+        <w:t>διαπαρατριβαὶ</w:t>
+      </w:r>
+    </w:p>
+    <w:p>
+      <w:pPr/>
+      <w:r>
+        <w:rPr>
+          <w:lang w:val="id_ID" w:bidi="id_ID"/>
+        </w:rPr>
+      </w:r>
+      <w:r>
+        <w:rPr>
           <w:lang w:val="id_ID" w:bidi="id_ID"/>
         </w:rPr>
         <w:t xml:space="preserve">Di sini, </w:t>
@@ -22656,6 +27371,21 @@
       </w:r>
       <w:r>
         <w:rPr>
+          <w:b/>
+          <w:lang w:val="id_ID" w:bidi="id_ID"/>
+        </w:rPr>
+        <w:t>ἀνθρώπων</w:t>
+      </w:r>
+    </w:p>
+    <w:p>
+      <w:pPr/>
+      <w:r>
+        <w:rPr>
+          <w:lang w:val="id_ID" w:bidi="id_ID"/>
+        </w:rPr>
+      </w:r>
+      <w:r>
+        <w:rPr>
           <w:lang w:val="id_ID" w:bidi="id_ID"/>
         </w:rPr>
         <w:t xml:space="preserve">Paulus menggunakan istilah </w:t>
@@ -22737,6 +27467,21 @@
       </w:r>
       <w:r>
         <w:rPr>
+          <w:b/>
+          <w:lang w:val="id_ID" w:bidi="id_ID"/>
+        </w:rPr>
+        <w:t>διεφθαρμένων &amp; τὸν νοῦν καὶ ἀπεστερημένων τῆς ἀληθείας</w:t>
+      </w:r>
+    </w:p>
+    <w:p>
+      <w:pPr/>
+      <w:r>
+        <w:rPr>
+          <w:lang w:val="id_ID" w:bidi="id_ID"/>
+        </w:rPr>
+      </w:r>
+      <w:r>
+        <w:rPr>
           <w:lang w:val="id_ID" w:bidi="id_ID"/>
         </w:rPr>
         <w:t>Jika akan membantu dalam bahasa Anda, Anda dapat mengekspresikan frasa pasif ini dengan bentuk aktif. Terjemahan alternatif: “di antara orang-orang yang pikirannya telah rusak dan yang tidak lagi mempercayai kebenaran”</w:t>
@@ -22805,6 +27550,21 @@
       </w:r>
       <w:r>
         <w:rPr>
+          <w:b/>
+          <w:lang w:val="id_ID" w:bidi="id_ID"/>
+        </w:rPr>
+        <w:t>τῆς ἀληθείας</w:t>
+      </w:r>
+    </w:p>
+    <w:p>
+      <w:pPr/>
+      <w:r>
+        <w:rPr>
+          <w:lang w:val="id_ID" w:bidi="id_ID"/>
+        </w:rPr>
+      </w:r>
+      <w:r>
+        <w:rPr>
           <w:lang w:val="id_ID" w:bidi="id_ID"/>
         </w:rPr>
         <w:t>Kedua frasa ini pada dasarnya memiliki arti yang sama; Paulus menggunakan pengulangan untuk memberikan penekanan. Jika akan membantu dalam bahasa Anda, Anda dapat menggabungkan kedua frasa ini. Terjemahan alternatif: “orang-orang yang tidak lagi dapat mengenali kebenaran”</w:t>
@@ -22873,6 +27633,21 @@
       </w:r>
       <w:r>
         <w:rPr>
+          <w:b/>
+          <w:lang w:val="id_ID" w:bidi="id_ID"/>
+        </w:rPr>
+        <w:t>δὲ</w:t>
+      </w:r>
+    </w:p>
+    <w:p>
+      <w:pPr/>
+      <w:r>
+        <w:rPr>
+          <w:lang w:val="id_ID" w:bidi="id_ID"/>
+        </w:rPr>
+      </w:r>
+      <w:r>
+        <w:rPr>
           <w:lang w:val="id_ID" w:bidi="id_ID"/>
         </w:rPr>
         <w:t xml:space="preserve">Paulus menggunakan kata </w:t>
@@ -22954,6 +27729,21 @@
       </w:r>
       <w:r>
         <w:rPr>
+          <w:b/>
+          <w:lang w:val="id_ID" w:bidi="id_ID"/>
+        </w:rPr>
+        <w:t>ἡ εὐσέβεια μετὰ αὐταρκείας</w:t>
+      </w:r>
+    </w:p>
+    <w:p>
+      <w:pPr/>
+      <w:r>
+        <w:rPr>
+          <w:lang w:val="id_ID" w:bidi="id_ID"/>
+        </w:rPr>
+      </w:r>
+      <w:r>
+        <w:rPr>
           <w:lang w:val="id_ID" w:bidi="id_ID"/>
         </w:rPr>
         <w:t xml:space="preserve">Jika itu akan membantu dalam bahasa Anda, Anda dapat mengungkapkan kata benda abstrak </w:t>
@@ -23048,6 +27838,21 @@
       </w:r>
       <w:r>
         <w:rPr>
+          <w:b/>
+          <w:lang w:val="id_ID" w:bidi="id_ID"/>
+        </w:rPr>
+        <w:t>πορισμὸς μέγας</w:t>
+      </w:r>
+    </w:p>
+    <w:p>
+      <w:pPr/>
+      <w:r>
+        <w:rPr>
+          <w:lang w:val="id_ID" w:bidi="id_ID"/>
+        </w:rPr>
+      </w:r>
+      <w:r>
+        <w:rPr>
           <w:lang w:val="id_ID" w:bidi="id_ID"/>
         </w:rPr>
         <w:t xml:space="preserve">Jika akan membantu dalam bahasa Anda, Anda dapat mengekspresikan ide di balik kata benda abstrak </w:t>
@@ -23129,6 +27934,21 @@
       </w:r>
       <w:r>
         <w:rPr>
+          <w:b/>
+          <w:lang w:val="id_ID" w:bidi="id_ID"/>
+        </w:rPr>
+        <w:t>γὰρ</w:t>
+      </w:r>
+    </w:p>
+    <w:p>
+      <w:pPr/>
+      <w:r>
+        <w:rPr>
+          <w:lang w:val="id_ID" w:bidi="id_ID"/>
+        </w:rPr>
+      </w:r>
+      <w:r>
+        <w:rPr>
           <w:lang w:val="id_ID" w:bidi="id_ID"/>
         </w:rPr>
         <w:t xml:space="preserve">Paulus menggunakan kata </w:t>
@@ -23210,6 +28030,21 @@
       </w:r>
       <w:r>
         <w:rPr>
+          <w:b/>
+          <w:lang w:val="id_ID" w:bidi="id_ID"/>
+        </w:rPr>
+        <w:t>οὐδὲν &amp; εἰσηνέγκαμεν εἰς τὸν κόσμον</w:t>
+      </w:r>
+    </w:p>
+    <w:p>
+      <w:pPr/>
+      <w:r>
+        <w:rPr>
+          <w:lang w:val="id_ID" w:bidi="id_ID"/>
+        </w:rPr>
+      </w:r>
+      <w:r>
+        <w:rPr>
           <w:lang w:val="id_ID" w:bidi="id_ID"/>
         </w:rPr>
         <w:t>Implikasi dari frasa ini adalah bahwa Paulus berbicara tentang kapan seseorang dilahirkan. Terjemahan alternatif: "tidak membawa apa-apa ke dalam dunia ketika kita dilahirkan"</w:t>
@@ -23278,6 +28113,21 @@
       </w:r>
       <w:r>
         <w:rPr>
+          <w:b/>
+          <w:lang w:val="id_ID" w:bidi="id_ID"/>
+        </w:rPr>
+        <w:t>ὅτι</w:t>
+      </w:r>
+    </w:p>
+    <w:p>
+      <w:pPr/>
+      <w:r>
+        <w:rPr>
+          <w:lang w:val="id_ID" w:bidi="id_ID"/>
+        </w:rPr>
+      </w:r>
+      <w:r>
+        <w:rPr>
           <w:lang w:val="id_ID" w:bidi="id_ID"/>
         </w:rPr>
         <w:t>Di sini Paulus menghilangkan beberapa kata yang biasanya dibutuhkan oleh sebuah kalimat untuk menjadi lengkap. Terjemahan alternatif: "dan dengan demikian jelas pula bahwa"</w:t>
@@ -23346,6 +28196,21 @@
       </w:r>
       <w:r>
         <w:rPr>
+          <w:b/>
+          <w:lang w:val="id_ID" w:bidi="id_ID"/>
+        </w:rPr>
+        <w:t>οὐδὲ ἐξενεγκεῖν τι δυνάμεθα</w:t>
+      </w:r>
+    </w:p>
+    <w:p>
+      <w:pPr/>
+      <w:r>
+        <w:rPr>
+          <w:lang w:val="id_ID" w:bidi="id_ID"/>
+        </w:rPr>
+      </w:r>
+      <w:r>
+        <w:rPr>
           <w:lang w:val="id_ID" w:bidi="id_ID"/>
         </w:rPr>
         <w:t>Implikasi dari frasa ini adalah bahwa Paulus sedang berbicara tentang ketika seseorang meninggal. Terjemahan alternatif: "kita tidak dapat membawa apa-apa dari dunia ini ketika kita mati"</w:t>
@@ -23414,6 +28279,21 @@
       </w:r>
       <w:r>
         <w:rPr>
+          <w:b/>
+          <w:lang w:val="id_ID" w:bidi="id_ID"/>
+        </w:rPr>
+        <w:t>ἀρκεσθησόμεθα</w:t>
+      </w:r>
+    </w:p>
+    <w:p>
+      <w:pPr/>
+      <w:r>
+        <w:rPr>
+          <w:lang w:val="id_ID" w:bidi="id_ID"/>
+        </w:rPr>
+      </w:r>
+      <w:r>
+        <w:rPr>
           <w:lang w:val="id_ID" w:bidi="id_ID"/>
         </w:rPr>
         <w:t>Di sini Paulus menggunakan sebuah pernyataan untuk menyatakan sebuah perintah moral. Terjemahan alternatif: "cukuplah itu bagi kita"</w:t>
@@ -23482,6 +28362,21 @@
       </w:r>
       <w:r>
         <w:rPr>
+          <w:b/>
+          <w:lang w:val="id_ID" w:bidi="id_ID"/>
+        </w:rPr>
+        <w:t>τούτοις ἀρκεσθησόμεθα</w:t>
+      </w:r>
+    </w:p>
+    <w:p>
+      <w:pPr/>
+      <w:r>
+        <w:rPr>
+          <w:lang w:val="id_ID" w:bidi="id_ID"/>
+        </w:rPr>
+      </w:r>
+      <w:r>
+        <w:rPr>
           <w:lang w:val="id_ID" w:bidi="id_ID"/>
         </w:rPr>
         <w:t>Jika akan membantu dalam bahasa Anda, Anda dapat mengekspresikan frasa pasif ini dengan bentuk aktif. Terjemahan alternatif: "Itu sudah cukup bagi kami"</w:t>
@@ -23550,6 +28445,21 @@
       </w:r>
       <w:r>
         <w:rPr>
+          <w:b/>
+          <w:lang w:val="id_ID" w:bidi="id_ID"/>
+        </w:rPr>
+        <w:t>ἐμπίπτουσιν εἰς πειρασμὸν, καὶ παγίδα, καὶ ἐπιθυμίας πολλὰς ἀνοήτους καὶ βλαβεράς</w:t>
+      </w:r>
+    </w:p>
+    <w:p>
+      <w:pPr/>
+      <w:r>
+        <w:rPr>
+          <w:lang w:val="id_ID" w:bidi="id_ID"/>
+        </w:rPr>
+      </w:r>
+      <w:r>
+        <w:rPr>
           <w:lang w:val="id_ID" w:bidi="id_ID"/>
         </w:rPr>
         <w:t xml:space="preserve">Paulus berbicara secara kiasan tentang mereka yang membiarkan </w:t>
@@ -23657,6 +28567,21 @@
       </w:r>
       <w:r>
         <w:rPr>
+          <w:b/>
+          <w:lang w:val="id_ID" w:bidi="id_ID"/>
+        </w:rPr>
+        <w:t>εἰς πειρασμὸν, καὶ</w:t>
+      </w:r>
+    </w:p>
+    <w:p>
+      <w:pPr/>
+      <w:r>
+        <w:rPr>
+          <w:lang w:val="id_ID" w:bidi="id_ID"/>
+        </w:rPr>
+      </w:r>
+      <w:r>
+        <w:rPr>
           <w:lang w:val="id_ID" w:bidi="id_ID"/>
         </w:rPr>
         <w:t xml:space="preserve">Di sini Paulus mengungkapkan satu ide dengan menggunakan dua kata yang dihubungkan dengan kata </w:t>
@@ -23764,6 +28689,21 @@
       </w:r>
       <w:r>
         <w:rPr>
+          <w:b/>
+          <w:lang w:val="id_ID" w:bidi="id_ID"/>
+        </w:rPr>
+        <w:t>αἵτινες βυθίζουσι τοὺς ἀνθρώπους εἰς ὄλεθρον καὶ ἀπώλειαν</w:t>
+      </w:r>
+    </w:p>
+    <w:p>
+      <w:pPr/>
+      <w:r>
+        <w:rPr>
+          <w:lang w:val="id_ID" w:bidi="id_ID"/>
+        </w:rPr>
+      </w:r>
+      <w:r>
+        <w:rPr>
           <w:lang w:val="id_ID" w:bidi="id_ID"/>
         </w:rPr>
         <w:t>Frasa ini merangkum karakter dari godaan dan dorongan yang baru saja Paulus gambarkan. Ia berbicara tentang pencobaan-pencobaan itu secara kiasan seolah-olah pencobaan-pencobaan itu dapat membuat orang tenggelam dalam air yang dalam. Terjemahan alternatif: "orang tidak dapat melepaskan diri dari hal-hal yang demikian dan hal-hal itu membinasakan mereka"</w:t>
@@ -23832,6 +28772,21 @@
       </w:r>
       <w:r>
         <w:rPr>
+          <w:b/>
+          <w:lang w:val="id_ID" w:bidi="id_ID"/>
+        </w:rPr>
+        <w:t>ἀνθρώπους</w:t>
+      </w:r>
+    </w:p>
+    <w:p>
+      <w:pPr/>
+      <w:r>
+        <w:rPr>
+          <w:lang w:val="id_ID" w:bidi="id_ID"/>
+        </w:rPr>
+      </w:r>
+      <w:r>
+        <w:rPr>
           <w:lang w:val="id_ID" w:bidi="id_ID"/>
         </w:rPr>
         <w:t xml:space="preserve">Paulus menggunakan istilah </w:t>
@@ -23913,6 +28868,21 @@
       </w:r>
       <w:r>
         <w:rPr>
+          <w:b/>
+          <w:lang w:val="id_ID" w:bidi="id_ID"/>
+        </w:rPr>
+        <w:t>ὄλεθρον καὶ ἀπώλειαν</w:t>
+      </w:r>
+    </w:p>
+    <w:p>
+      <w:pPr/>
+      <w:r>
+        <w:rPr>
+          <w:lang w:val="id_ID" w:bidi="id_ID"/>
+        </w:rPr>
+      </w:r>
+      <w:r>
+        <w:rPr>
           <w:lang w:val="id_ID" w:bidi="id_ID"/>
         </w:rPr>
         <w:t xml:space="preserve">Kedua kata ini, yaitu </w:t>
@@ -24007,6 +28977,21 @@
       </w:r>
       <w:r>
         <w:rPr>
+          <w:b/>
+          <w:lang w:val="id_ID" w:bidi="id_ID"/>
+        </w:rPr>
+        <w:t>γὰρ</w:t>
+      </w:r>
+    </w:p>
+    <w:p>
+      <w:pPr/>
+      <w:r>
+        <w:rPr>
+          <w:lang w:val="id_ID" w:bidi="id_ID"/>
+        </w:rPr>
+      </w:r>
+      <w:r>
+        <w:rPr>
           <w:lang w:val="id_ID" w:bidi="id_ID"/>
         </w:rPr>
         <w:t xml:space="preserve">Paulus menggunakan kata </w:t>
@@ -24088,6 +29073,21 @@
       </w:r>
       <w:r>
         <w:rPr>
+          <w:b/>
+          <w:lang w:val="id_ID" w:bidi="id_ID"/>
+        </w:rPr>
+        <w:t>ῥίζα &amp; πάντων τῶν κακῶν ἐστιν ἡ φιλαργυρία</w:t>
+      </w:r>
+    </w:p>
+    <w:p>
+      <w:pPr/>
+      <w:r>
+        <w:rPr>
+          <w:lang w:val="id_ID" w:bidi="id_ID"/>
+        </w:rPr>
+      </w:r>
+      <w:r>
+        <w:rPr>
           <w:lang w:val="id_ID" w:bidi="id_ID"/>
         </w:rPr>
         <w:t xml:space="preserve">Paulus berbicara secara kiasan tentang kejahatan seakan-akan ia adalah sebuah tanaman, dan tentang </w:t>
@@ -24182,6 +29182,21 @@
       </w:r>
       <w:r>
         <w:rPr>
+          <w:b/>
+          <w:lang w:val="id_ID" w:bidi="id_ID"/>
+        </w:rPr>
+        <w:t>πάντων τῶν κακῶν</w:t>
+      </w:r>
+    </w:p>
+    <w:p>
+      <w:pPr/>
+      <w:r>
+        <w:rPr>
+          <w:lang w:val="id_ID" w:bidi="id_ID"/>
+        </w:rPr>
+      </w:r>
+      <w:r>
+        <w:rPr>
           <w:lang w:val="id_ID" w:bidi="id_ID"/>
         </w:rPr>
         <w:t xml:space="preserve">Paulus menggunakan istilah </w:t>
@@ -24263,6 +29278,21 @@
       </w:r>
       <w:r>
         <w:rPr>
+          <w:b/>
+          <w:lang w:val="id_ID" w:bidi="id_ID"/>
+        </w:rPr>
+        <w:t>ἧς &amp; ὀρεγόμενοι</w:t>
+      </w:r>
+    </w:p>
+    <w:p>
+      <w:pPr/>
+      <w:r>
+        <w:rPr>
+          <w:lang w:val="id_ID" w:bidi="id_ID"/>
+        </w:rPr>
+      </w:r>
+      <w:r>
+        <w:rPr>
           <w:lang w:val="id_ID" w:bidi="id_ID"/>
         </w:rPr>
         <w:t xml:space="preserve">Yang dimaksud di sini adalah orang-orang yang </w:t>
@@ -24324,6 +29354,21 @@
       </w:r>
       <w:r>
         <w:rPr>
+          <w:b/>
+          <w:lang w:val="id_ID" w:bidi="id_ID"/>
+        </w:rPr>
+        <w:t>ἧς τινες ὀρεγόμενοι, ἀπεπλανήθησαν ἀπὸ τῆς πίστεως, καὶ &amp; περιέπειραν</w:t>
+      </w:r>
+    </w:p>
+    <w:p>
+      <w:pPr/>
+      <w:r>
+        <w:rPr>
+          <w:lang w:val="id_ID" w:bidi="id_ID"/>
+        </w:rPr>
+      </w:r>
+      <w:r>
+        <w:rPr>
           <w:lang w:val="id_ID" w:bidi="id_ID"/>
         </w:rPr>
         <w:t>Jika akan membantu dalam bahasa Anda, Anda dapat mengekspresikan frasa pasif ini dengan bentuk aktif. Terjemahan alternatif: "yang telah membuat beberapa orang menjauh dari percaya kepada Yesus" atau "cinta akan uang telah membuat beberapa orang berhenti mengikut Yesus"</w:t>
@@ -24392,6 +29437,21 @@
       </w:r>
       <w:r>
         <w:rPr>
+          <w:b/>
+          <w:lang w:val="id_ID" w:bidi="id_ID"/>
+        </w:rPr>
+        <w:t>ἀπεπλανήθησαν ἀπὸ τῆς πίστεως</w:t>
+      </w:r>
+    </w:p>
+    <w:p>
+      <w:pPr/>
+      <w:r>
+        <w:rPr>
+          <w:lang w:val="id_ID" w:bidi="id_ID"/>
+        </w:rPr>
+      </w:r>
+      <w:r>
+        <w:rPr>
           <w:lang w:val="id_ID" w:bidi="id_ID"/>
         </w:rPr>
         <w:t>Paulus berbicara secara kiasan tentang keinginan akan uang seolah-olah keinginan itu adalah penuntun yang jahat yang dengan sengaja menuntun orang ke jalan yang salah. Terjemahan alternatif: "telah berhenti percaya kepada Yesus karena keinginan mereka akan uang"</w:t>
@@ -24460,6 +29520,21 @@
       </w:r>
       <w:r>
         <w:rPr>
+          <w:b/>
+          <w:lang w:val="id_ID" w:bidi="id_ID"/>
+        </w:rPr>
+        <w:t>ἑαυτοὺς περιέπειραν ὀδύναις πολλαῖς</w:t>
+      </w:r>
+    </w:p>
+    <w:p>
+      <w:pPr/>
+      <w:r>
+        <w:rPr>
+          <w:lang w:val="id_ID" w:bidi="id_ID"/>
+        </w:rPr>
+      </w:r>
+      <w:r>
+        <w:rPr>
           <w:lang w:val="id_ID" w:bidi="id_ID"/>
         </w:rPr>
         <w:t>Paulus berbicara tentang kesedihan seolah-olah itu adalah pedang yang digunakan orang untuk menikam dirinya sendiri. Terjemahan alternatif: "telah mengalami penderitaan yang besar dalam hidup mereka"</w:t>
@@ -24528,6 +29603,21 @@
       </w:r>
       <w:r>
         <w:rPr>
+          <w:b/>
+          <w:lang w:val="id_ID" w:bidi="id_ID"/>
+        </w:rPr>
+        <w:t>ἄνθρωπε Θεοῦ</w:t>
+      </w:r>
+    </w:p>
+    <w:p>
+      <w:pPr/>
+      <w:r>
+        <w:rPr>
+          <w:lang w:val="id_ID" w:bidi="id_ID"/>
+        </w:rPr>
+      </w:r>
+      <w:r>
+        <w:rPr>
           <w:lang w:val="id_ID" w:bidi="id_ID"/>
         </w:rPr>
         <w:t>Terjemahan alternatif: “engkau hamba Allah” atau “engkau yang adalah milik Allah”</w:t>
@@ -24576,6 +29666,21 @@
       </w:r>
       <w:r>
         <w:rPr>
+          <w:b/>
+          <w:lang w:val="id_ID" w:bidi="id_ID"/>
+        </w:rPr>
+        <w:t>ταῦτα φεῦγε</w:t>
+      </w:r>
+    </w:p>
+    <w:p>
+      <w:pPr/>
+      <w:r>
+        <w:rPr>
+          <w:lang w:val="id_ID" w:bidi="id_ID"/>
+        </w:rPr>
+      </w:r>
+      <w:r>
+        <w:rPr>
           <w:lang w:val="id_ID" w:bidi="id_ID"/>
         </w:rPr>
         <w:t>Paulus berbicara tentang pencobaan-pencobaan dan dosa-dosa ini seolah-olah itu adalah hal-hal yang secara fisik dapat dihindari oleh seseorang. Terjemahan alternatif: “pastikan engkau tidak melakukan hal-hal ini”</w:t>
@@ -24644,6 +29749,21 @@
       </w:r>
       <w:r>
         <w:rPr>
+          <w:b/>
+          <w:lang w:val="id_ID" w:bidi="id_ID"/>
+        </w:rPr>
+        <w:t>ταῦτα</w:t>
+      </w:r>
+    </w:p>
+    <w:p>
+      <w:pPr/>
+      <w:r>
+        <w:rPr>
+          <w:lang w:val="id_ID" w:bidi="id_ID"/>
+        </w:rPr>
+      </w:r>
+      <w:r>
+        <w:rPr>
           <w:lang w:val="id_ID" w:bidi="id_ID"/>
         </w:rPr>
         <w:t>Frasa ini dapat merujuk pada: (1) segala sesuatu yang Paulus bicarakan di bagian surat ini (ajaran palsu, kesombongan, pertengkaran, dan cinta akan uang). (2) apa yang Paulus baru saja bicarakan (cinta akan uang). Jika memungkinkan, sebaiknya biarkan saja sebagai satu rujukan umum.</w:t>
@@ -24692,6 +29812,21 @@
       </w:r>
       <w:r>
         <w:rPr>
+          <w:b/>
+          <w:lang w:val="id_ID" w:bidi="id_ID"/>
+        </w:rPr>
+        <w:t>δίωκε</w:t>
+      </w:r>
+    </w:p>
+    <w:p>
+      <w:pPr/>
+      <w:r>
+        <w:rPr>
+          <w:lang w:val="id_ID" w:bidi="id_ID"/>
+        </w:rPr>
+      </w:r>
+      <w:r>
+        <w:rPr>
           <w:lang w:val="id_ID" w:bidi="id_ID"/>
         </w:rPr>
         <w:t>Paulus berbicara tentang kebenaran dan sifat-sifat baik lainnya seolah-olah itu adalah hal-hal yang dapat dikejar dan ditangkap seseorang. Metafora ini adalah kebalikan dari “lari dari.” Artinya berusaha semaksimal mungkin untuk memperoleh sesuatu. Terjemahan lain: “berusaha untuk memperoleh”</w:t>
@@ -24760,6 +29895,21 @@
       </w:r>
       <w:r>
         <w:rPr>
+          <w:b/>
+          <w:lang w:val="id_ID" w:bidi="id_ID"/>
+        </w:rPr>
+        <w:t>ἀγωνίζου τὸν καλὸν ἀγῶνα τῆς πίστεως</w:t>
+      </w:r>
+    </w:p>
+    <w:p>
+      <w:pPr/>
+      <w:r>
+        <w:rPr>
+          <w:lang w:val="id_ID" w:bidi="id_ID"/>
+        </w:rPr>
+      </w:r>
+      <w:r>
+        <w:rPr>
           <w:lang w:val="id_ID" w:bidi="id_ID"/>
         </w:rPr>
         <w:t>Di sini, Paulus berbicara secara kiasan tentang seseorang yang bertekun dalam mengikut Yesus seolah-olah dia adalah seorang pejuang yang berjuang sekuat tenaga, atau seorang atlet yang melakukan yang terbaik untuk memenangkan suatu pertandingan. Terjemahan alternatif: “lakukan yang terbaik untuk menaati Yesus”</w:t>
@@ -24828,6 +29978,21 @@
       </w:r>
       <w:r>
         <w:rPr>
+          <w:b/>
+          <w:lang w:val="id_ID" w:bidi="id_ID"/>
+        </w:rPr>
+        <w:t>ἐπιλαβοῦ τῆς αἰωνίου ζωῆς</w:t>
+      </w:r>
+    </w:p>
+    <w:p>
+      <w:pPr/>
+      <w:r>
+        <w:rPr>
+          <w:lang w:val="id_ID" w:bidi="id_ID"/>
+        </w:rPr>
+      </w:r>
+      <w:r>
+        <w:rPr>
           <w:lang w:val="id_ID" w:bidi="id_ID"/>
         </w:rPr>
         <w:t xml:space="preserve">Paulus berbicara secara kiasan tentang orang-orang yang sangat menginginkan </w:t>
@@ -24909,6 +30074,21 @@
       </w:r>
       <w:r>
         <w:rPr>
+          <w:b/>
+          <w:lang w:val="id_ID" w:bidi="id_ID"/>
+        </w:rPr>
+        <w:t>ἐκλήθης</w:t>
+      </w:r>
+    </w:p>
+    <w:p>
+      <w:pPr/>
+      <w:r>
+        <w:rPr>
+          <w:lang w:val="id_ID" w:bidi="id_ID"/>
+        </w:rPr>
+      </w:r>
+      <w:r>
+        <w:rPr>
           <w:lang w:val="id_ID" w:bidi="id_ID"/>
         </w:rPr>
         <w:t>Jika ini berguna dalam bahasa Anda, Anda dapat mengungkapkan frasa pasif ini dengan bentuk aktif, dan Anda dapat menyatakan siapa yang melakukan tindakan tersebut. Terjemahan alternatif: “untuk itulah Allah memanggil engkau”</w:t>
@@ -24977,6 +30157,21 @@
       </w:r>
       <w:r>
         <w:rPr>
+          <w:b/>
+          <w:lang w:val="id_ID" w:bidi="id_ID"/>
+        </w:rPr>
+        <w:t>ὡμολόγησας τὴν καλὴν ὁμολογίαν</w:t>
+      </w:r>
+    </w:p>
+    <w:p>
+      <w:pPr/>
+      <w:r>
+        <w:rPr>
+          <w:lang w:val="id_ID" w:bidi="id_ID"/>
+        </w:rPr>
+      </w:r>
+      <w:r>
+        <w:rPr>
           <w:lang w:val="id_ID" w:bidi="id_ID"/>
         </w:rPr>
         <w:t>Terjemahan alternatif: “Engkau secara terbuka menyatakan imanmu kepada Yesus”</w:t>
@@ -25025,6 +30220,21 @@
       </w:r>
       <w:r>
         <w:rPr>
+          <w:b/>
+          <w:lang w:val="id_ID" w:bidi="id_ID"/>
+        </w:rPr>
+        <w:t>ἐνώπιον πολλῶν μαρτύρων</w:t>
+      </w:r>
+    </w:p>
+    <w:p>
+      <w:pPr/>
+      <w:r>
+        <w:rPr>
+          <w:lang w:val="id_ID" w:bidi="id_ID"/>
+        </w:rPr>
+      </w:r>
+      <w:r>
+        <w:rPr>
           <w:lang w:val="id_ID" w:bidi="id_ID"/>
         </w:rPr>
         <w:t xml:space="preserve">Implikasinya adalah bahwa pernyataan iman Timotius itu mengikat karena </w:t>
@@ -25106,6 +30316,21 @@
       </w:r>
       <w:r>
         <w:rPr>
+          <w:b/>
+          <w:lang w:val="id_ID" w:bidi="id_ID"/>
+        </w:rPr>
+        <w:t>παραγγέλλω σοι ἐνώπιον τοῦ Θεοῦ</w:t>
+      </w:r>
+    </w:p>
+    <w:p>
+      <w:pPr/>
+      <w:r>
+        <w:rPr>
+          <w:lang w:val="id_ID" w:bidi="id_ID"/>
+        </w:rPr>
+      </w:r>
+      <w:r>
+        <w:rPr>
           <w:lang w:val="id_ID" w:bidi="id_ID"/>
         </w:rPr>
         <w:t xml:space="preserve">Implikasinya adalah bahwa Paulus meminta </w:t>
@@ -25187,6 +30412,21 @@
       </w:r>
       <w:r>
         <w:rPr>
+          <w:b/>
+          <w:lang w:val="id_ID" w:bidi="id_ID"/>
+        </w:rPr>
+        <w:t>τὰ πάντα</w:t>
+      </w:r>
+    </w:p>
+    <w:p>
+      <w:pPr/>
+      <w:r>
+        <w:rPr>
+          <w:lang w:val="id_ID" w:bidi="id_ID"/>
+        </w:rPr>
+      </w:r>
+      <w:r>
+        <w:rPr>
           <w:lang w:val="id_ID" w:bidi="id_ID"/>
         </w:rPr>
         <w:t>Terjemahan alterhatif: “yang menghidupkan segala sesuatu”</w:t>
@@ -25235,6 +30475,21 @@
       </w:r>
       <w:r>
         <w:rPr>
+          <w:b/>
+          <w:lang w:val="id_ID" w:bidi="id_ID"/>
+        </w:rPr>
+        <w:t>τοῦ μαρτυρήσαντος ἐπὶ Ποντίου Πειλάτου τὴν καλὴν ὁμολογίαν</w:t>
+      </w:r>
+    </w:p>
+    <w:p>
+      <w:pPr/>
+      <w:r>
+        <w:rPr>
+          <w:lang w:val="id_ID" w:bidi="id_ID"/>
+        </w:rPr>
+      </w:r>
+      <w:r>
+        <w:rPr>
           <w:lang w:val="id_ID" w:bidi="id_ID"/>
         </w:rPr>
         <w:t>Paulus menawarkan Yesus kepada Timotius sebagai contoh seseorang yang secara terbuka menegaskan ketaatan-Nya kepada Allah bahkan ketika orang lain bersikap bermusuhan dan mengancam. Terjemahan alternatif: “yang mengakui Allah sendiri ketika Pontius Pilatus mengadili-Nya”</w:t>
@@ -25303,6 +30558,21 @@
       </w:r>
       <w:r>
         <w:rPr>
+          <w:b/>
+          <w:lang w:val="id_ID" w:bidi="id_ID"/>
+        </w:rPr>
+        <w:t>ἄσπιλον ἀνεπίλημπτον</w:t>
+      </w:r>
+    </w:p>
+    <w:p>
+      <w:pPr/>
+      <w:r>
+        <w:rPr>
+          <w:lang w:val="id_ID" w:bidi="id_ID"/>
+        </w:rPr>
+      </w:r>
+      <w:r>
+        <w:rPr>
           <w:lang w:val="id_ID" w:bidi="id_ID"/>
         </w:rPr>
         <w:t xml:space="preserve">Istilah </w:t>
@@ -25397,6 +30667,21 @@
       </w:r>
       <w:r>
         <w:rPr>
+          <w:b/>
+          <w:lang w:val="id_ID" w:bidi="id_ID"/>
+        </w:rPr>
+        <w:t>ἄσπιλον</w:t>
+      </w:r>
+    </w:p>
+    <w:p>
+      <w:pPr/>
+      <w:r>
+        <w:rPr>
+          <w:lang w:val="id_ID" w:bidi="id_ID"/>
+        </w:rPr>
+      </w:r>
+      <w:r>
+        <w:rPr>
           <w:lang w:val="id_ID" w:bidi="id_ID"/>
         </w:rPr>
         <w:t>Noda secara kiasan berarti kesalahan moral. Hal ini dapat berarti: (1) Timotius harus hidup sedemikian rupa sehingga Yesus tidak akan mencari-cari kesalahannya atau menyalahkan dia karena berbuat salah. (2) Timotius harus hidup sedemikian rupa sehingga orang lain tidak akan mencari-cari kesalahannya atau menyalahkan dia karena berbuat salah. Terjemahan alternatif: “tanpa cela”</w:t>
@@ -25465,6 +30750,21 @@
       </w:r>
       <w:r>
         <w:rPr>
+          <w:b/>
+          <w:lang w:val="id_ID" w:bidi="id_ID"/>
+        </w:rPr>
+        <w:t>μέχρι τῆς ἐπιφανείας τοῦ Κυρίου ἡμῶν, Ἰησοῦ Χριστοῦ</w:t>
+      </w:r>
+    </w:p>
+    <w:p>
+      <w:pPr/>
+      <w:r>
+        <w:rPr>
+          <w:lang w:val="id_ID" w:bidi="id_ID"/>
+        </w:rPr>
+      </w:r>
+      <w:r>
+        <w:rPr>
           <w:lang w:val="id_ID" w:bidi="id_ID"/>
         </w:rPr>
         <w:t>Terjemahan alternatif: “sampai Tuhan kita Yesus Kristus datang kembali”</w:t>
@@ -25513,11 +30813,26 @@
       </w:r>
       <w:r>
         <w:rPr>
+          <w:b/>
+          <w:lang w:val="id_ID" w:bidi="id_ID"/>
+        </w:rPr>
+        <w:t>καιροῖς ἰδίοις</w:t>
+      </w:r>
+    </w:p>
+    <w:p>
+      <w:pPr/>
+      <w:r>
+        <w:rPr>
+          <w:lang w:val="id_ID" w:bidi="id_ID"/>
+        </w:rPr>
+      </w:r>
+      <w:r>
+        <w:rPr>
           <w:lang w:val="id_ID" w:bidi="id_ID"/>
         </w:rPr>
         <w:t xml:space="preserve">Lihat bagaimana Anda menerjemahkan ungkapan ini dalam </w:t>
       </w:r>
-      <w:hyperlink r:id="rId31">
+      <w:hyperlink r:id="rId33">
         <w:r>
           <w:rPr>
             <w:lang w:val="id_ID" w:bidi="id_ID"/>
@@ -25599,6 +30914,21 @@
       </w:r>
       <w:r>
         <w:rPr>
+          <w:b/>
+          <w:lang w:val="id_ID" w:bidi="id_ID"/>
+        </w:rPr>
+        <w:t>ὁ μακάριος καὶ μόνος Δυνάστης</w:t>
+      </w:r>
+    </w:p>
+    <w:p>
+      <w:pPr/>
+      <w:r>
+        <w:rPr>
+          <w:lang w:val="id_ID" w:bidi="id_ID"/>
+        </w:rPr>
+      </w:r>
+      <w:r>
+        <w:rPr>
           <w:lang w:val="id_ID" w:bidi="id_ID"/>
         </w:rPr>
         <w:t>Ungkapan ini secara implisit mengacu pada Allah. Terjemahan alternatif: “Allah, Yang kami puji, satu-satunya yang memerintah dunia”</w:t>
@@ -25667,6 +30997,21 @@
       </w:r>
       <w:r>
         <w:rPr>
+          <w:b/>
+          <w:lang w:val="id_ID" w:bidi="id_ID"/>
+        </w:rPr>
+        <w:t>ὁ μόνος ἔχων ἀθανασίαν</w:t>
+      </w:r>
+    </w:p>
+    <w:p>
+      <w:pPr/>
+      <w:r>
+        <w:rPr>
+          <w:lang w:val="id_ID" w:bidi="id_ID"/>
+        </w:rPr>
+      </w:r>
+      <w:r>
+        <w:rPr>
           <w:lang w:val="id_ID" w:bidi="id_ID"/>
         </w:rPr>
         <w:t>Terjemahan lain: “satu-satunya yang selalu ada”</w:t>
@@ -25715,6 +31060,21 @@
       </w:r>
       <w:r>
         <w:rPr>
+          <w:b/>
+          <w:lang w:val="id_ID" w:bidi="id_ID"/>
+        </w:rPr>
+        <w:t>φῶς οἰκῶν ἀπρόσιτον</w:t>
+      </w:r>
+    </w:p>
+    <w:p>
+      <w:pPr/>
+      <w:r>
+        <w:rPr>
+          <w:lang w:val="id_ID" w:bidi="id_ID"/>
+        </w:rPr>
+      </w:r>
+      <w:r>
+        <w:rPr>
           <w:lang w:val="id_ID" w:bidi="id_ID"/>
         </w:rPr>
         <w:t>Terjemahan lain: “yang hidup dalam cahaya yang sangat terang sehingga tak seorang pun dapat mendekatinya”</w:t>
@@ -25763,6 +31123,21 @@
       </w:r>
       <w:r>
         <w:rPr>
+          <w:b/>
+          <w:lang w:val="id_ID" w:bidi="id_ID"/>
+        </w:rPr>
+        <w:t>οὐδεὶς ἀνθρώπων</w:t>
+      </w:r>
+    </w:p>
+    <w:p>
+      <w:pPr/>
+      <w:r>
+        <w:rPr>
+          <w:lang w:val="id_ID" w:bidi="id_ID"/>
+        </w:rPr>
+      </w:r>
+      <w:r>
+        <w:rPr>
           <w:lang w:val="id_ID" w:bidi="id_ID"/>
         </w:rPr>
         <w:t xml:space="preserve">Paulus menggunakan istilah </w:t>
@@ -25844,6 +31219,21 @@
       </w:r>
       <w:r>
         <w:rPr>
+          <w:b/>
+          <w:lang w:val="id_ID" w:bidi="id_ID"/>
+        </w:rPr>
+        <w:t>τοῖς πλουσίοις</w:t>
+      </w:r>
+    </w:p>
+    <w:p>
+      <w:pPr/>
+      <w:r>
+        <w:rPr>
+          <w:lang w:val="id_ID" w:bidi="id_ID"/>
+        </w:rPr>
+      </w:r>
+      <w:r>
+        <w:rPr>
           <w:lang w:val="id_ID" w:bidi="id_ID"/>
         </w:rPr>
         <w:t xml:space="preserve">Paulus menggunakan kata sifat </w:t>
@@ -25928,6 +31318,21 @@
           <w:b/>
           <w:lang w:val="id_ID" w:bidi="id_ID"/>
         </w:rPr>
+        <w:t>ἐν τῷ νῦν αἰῶνι</w:t>
+      </w:r>
+    </w:p>
+    <w:p>
+      <w:pPr/>
+      <w:r>
+        <w:rPr>
+          <w:lang w:val="id_ID" w:bidi="id_ID"/>
+        </w:rPr>
+      </w:r>
+      <w:r>
+        <w:rPr>
+          <w:b/>
+          <w:lang w:val="id_ID" w:bidi="id_ID"/>
+        </w:rPr>
         <w:t>Zaman ini</w:t>
       </w:r>
       <w:r>
@@ -25980,6 +31385,21 @@
       </w:r>
       <w:r>
         <w:rPr>
+          <w:b/>
+          <w:lang w:val="id_ID" w:bidi="id_ID"/>
+        </w:rPr>
+        <w:t>πλούτου ἀδηλότητι</w:t>
+      </w:r>
+    </w:p>
+    <w:p>
+      <w:pPr/>
+      <w:r>
+        <w:rPr>
+          <w:lang w:val="id_ID" w:bidi="id_ID"/>
+        </w:rPr>
+      </w:r>
+      <w:r>
+        <w:rPr>
           <w:lang w:val="id_ID" w:bidi="id_ID"/>
         </w:rPr>
         <w:t xml:space="preserve">Jika ini berguna dalam bahasa Anda, Anda dapat mengungkapkan gagasan di balik kata benda abstrak </w:t>
@@ -26061,6 +31481,21 @@
       </w:r>
       <w:r>
         <w:rPr>
+          <w:b/>
+          <w:lang w:val="id_ID" w:bidi="id_ID"/>
+        </w:rPr>
+        <w:t>πάντα</w:t>
+      </w:r>
+    </w:p>
+    <w:p>
+      <w:pPr/>
+      <w:r>
+        <w:rPr>
+          <w:lang w:val="id_ID" w:bidi="id_ID"/>
+        </w:rPr>
+      </w:r>
+      <w:r>
+        <w:rPr>
           <w:lang w:val="id_ID" w:bidi="id_ID"/>
         </w:rPr>
         <w:t xml:space="preserve">Secara </w:t>
@@ -26142,6 +31577,21 @@
       </w:r>
       <w:r>
         <w:rPr>
+          <w:b/>
+          <w:lang w:val="id_ID" w:bidi="id_ID"/>
+        </w:rPr>
+        <w:t>πλουτεῖν ἐν ἔργοις καλοῖς</w:t>
+      </w:r>
+    </w:p>
+    <w:p>
+      <w:pPr/>
+      <w:r>
+        <w:rPr>
+          <w:lang w:val="id_ID" w:bidi="id_ID"/>
+        </w:rPr>
+      </w:r>
+      <w:r>
+        <w:rPr>
           <w:lang w:val="id_ID" w:bidi="id_ID"/>
         </w:rPr>
         <w:t>Paulus berbicara secara kiasan tentang melakukan sesuatu untuk membantu orang lain sebagai cara untuk menjadi kaya, namun hal itu diukur dengan sesuatu selain uang. Terjemahan lain: “melayani dan membantu orang lain dalam banyak cara”</w:t>
@@ -26210,6 +31660,21 @@
       </w:r>
       <w:r>
         <w:rPr>
+          <w:b/>
+          <w:lang w:val="id_ID" w:bidi="id_ID"/>
+        </w:rPr>
+        <w:t>ἀποθησαυρίζοντας ἑαυτοῖς θεμέλιον καλὸν εἰς τὸ μέλλον</w:t>
+      </w:r>
+    </w:p>
+    <w:p>
+      <w:pPr/>
+      <w:r>
+        <w:rPr>
+          <w:lang w:val="id_ID" w:bidi="id_ID"/>
+        </w:rPr>
+      </w:r>
+      <w:r>
+        <w:rPr>
           <w:lang w:val="id_ID" w:bidi="id_ID"/>
         </w:rPr>
         <w:t xml:space="preserve">Paulus berbicara secara kiasan tentang berkat-berkat yang akan Tuhan berikan kepada mereka yang telah melayani Dia dengan setia seolah-olah itu adalah kekayaan yang </w:t>
@@ -26291,11 +31756,26 @@
       </w:r>
       <w:r>
         <w:rPr>
+          <w:b/>
+          <w:lang w:val="id_ID" w:bidi="id_ID"/>
+        </w:rPr>
+        <w:t>εἰς τὸ μέλλον</w:t>
+      </w:r>
+    </w:p>
+    <w:p>
+      <w:pPr/>
+      <w:r>
+        <w:rPr>
+          <w:lang w:val="id_ID" w:bidi="id_ID"/>
+        </w:rPr>
+      </w:r>
+      <w:r>
+        <w:rPr>
           <w:lang w:val="id_ID" w:bidi="id_ID"/>
         </w:rPr>
         <w:t xml:space="preserve">Dalam Perjanjian Baru, ungkapan ini bisa merujuk pada berbagai hal, namun dalam kasus ini sepertinya merujuk pada kehidupan baru yang akan dimiliki orang-orang percaya di hadirat Allah setelah kematian dan akhir sejarah. Hal ini setara dengan ungkapan “kehidupan yang akan datang” dalam </w:t>
       </w:r>
-      <w:hyperlink r:id="rId32">
+      <w:hyperlink r:id="rId34">
         <w:r>
           <w:rPr>
             <w:lang w:val="id_ID" w:bidi="id_ID"/>
@@ -26377,6 +31857,21 @@
       </w:r>
       <w:r>
         <w:rPr>
+          <w:b/>
+          <w:lang w:val="id_ID" w:bidi="id_ID"/>
+        </w:rPr>
+        <w:t>ἐπιλάβωνται τῆς ὄντως ζωῆς</w:t>
+      </w:r>
+    </w:p>
+    <w:p>
+      <w:pPr/>
+      <w:r>
+        <w:rPr>
+          <w:lang w:val="id_ID" w:bidi="id_ID"/>
+        </w:rPr>
+      </w:r>
+      <w:r>
+        <w:rPr>
           <w:lang w:val="id_ID" w:bidi="id_ID"/>
         </w:rPr>
         <w:t xml:space="preserve">Paulus menggunakan gambaran yang sama seperti dalam frasa </w:t>
@@ -26407,7 +31902,7 @@
         </w:rPr>
         <w:t xml:space="preserve"> dalam </w:t>
       </w:r>
-      <w:hyperlink r:id="rId33">
+      <w:hyperlink r:id="rId35">
         <w:r>
           <w:rPr>
             <w:lang w:val="id_ID" w:bidi="id_ID"/>
@@ -26489,6 +31984,21 @@
       </w:r>
       <w:r>
         <w:rPr>
+          <w:b/>
+          <w:lang w:val="id_ID" w:bidi="id_ID"/>
+        </w:rPr>
+        <w:t>τὴν παραθήκην φύλαξον</w:t>
+      </w:r>
+    </w:p>
+    <w:p>
+      <w:pPr/>
+      <w:r>
+        <w:rPr>
+          <w:lang w:val="id_ID" w:bidi="id_ID"/>
+        </w:rPr>
+      </w:r>
+      <w:r>
+        <w:rPr>
           <w:lang w:val="id_ID" w:bidi="id_ID"/>
         </w:rPr>
         <w:t>Implikasinya adalah bahwa Yesus telah mempercayakan pesan kepada Timotius untuk diberitakan tentang dia. Terjemahan lain: “lindungi pesan tentang Yesus yang telah Ia berikan kepada Anda”</w:t>
@@ -26557,6 +32067,21 @@
       </w:r>
       <w:r>
         <w:rPr>
+          <w:b/>
+          <w:lang w:val="id_ID" w:bidi="id_ID"/>
+        </w:rPr>
+        <w:t>τὰς βεβήλους κενοφωνίας</w:t>
+      </w:r>
+    </w:p>
+    <w:p>
+      <w:pPr/>
+      <w:r>
+        <w:rPr>
+          <w:lang w:val="id_ID" w:bidi="id_ID"/>
+        </w:rPr>
+      </w:r>
+      <w:r>
+        <w:rPr>
           <w:lang w:val="id_ID" w:bidi="id_ID"/>
         </w:rPr>
         <w:t xml:space="preserve">Untuk menghindari </w:t>
@@ -26638,6 +32163,21 @@
       </w:r>
       <w:r>
         <w:rPr>
+          <w:b/>
+          <w:lang w:val="id_ID" w:bidi="id_ID"/>
+        </w:rPr>
+        <w:t>ἀντιθέσεις τῆς ψευδωνύμου γνώσεως</w:t>
+      </w:r>
+    </w:p>
+    <w:p>
+      <w:pPr/>
+      <w:r>
+        <w:rPr>
+          <w:lang w:val="id_ID" w:bidi="id_ID"/>
+        </w:rPr>
+      </w:r>
+      <w:r>
+        <w:rPr>
           <w:lang w:val="id_ID" w:bidi="id_ID"/>
         </w:rPr>
         <w:t>Hal ini dapat berarti: (1) guru-guru palsu tersebut mengatakan hal-hal yang bertentangan dengan kepercayaan Kristen yang sejati. Terjemahan lain: “dan ajaran-ajaran yang bertentangan dengan kita” atau “dan pernyataan-pernyataan yang berlawanan” (2) guru-guru palsu mengatakan hal-hal yang tidak mungkin semuanya benar pada saat yang bersamaan.</w:t>
@@ -26686,11 +32226,26 @@
       </w:r>
       <w:r>
         <w:rPr>
+          <w:b/>
+          <w:lang w:val="id_ID" w:bidi="id_ID"/>
+        </w:rPr>
+        <w:t>περὶ τὴν πίστιν ἠστόχησαν</w:t>
+      </w:r>
+    </w:p>
+    <w:p>
+      <w:pPr/>
+      <w:r>
+        <w:rPr>
+          <w:lang w:val="id_ID" w:bidi="id_ID"/>
+        </w:rPr>
+      </w:r>
+      <w:r>
+        <w:rPr>
           <w:lang w:val="id_ID" w:bidi="id_ID"/>
         </w:rPr>
         <w:t xml:space="preserve">Lihat bagaimana Anda menerjemahkan ungkapan ini dalam </w:t>
       </w:r>
-      <w:hyperlink r:id="rId34">
+      <w:hyperlink r:id="rId36">
         <w:r>
           <w:rPr>
             <w:lang w:val="id_ID" w:bidi="id_ID"/>
@@ -26772,6 +32327,21 @@
       </w:r>
       <w:r>
         <w:rPr>
+          <w:b/>
+          <w:lang w:val="id_ID" w:bidi="id_ID"/>
+        </w:rPr>
+        <w:t>ἡ χάρις μεθ’ ὑμῶν</w:t>
+      </w:r>
+    </w:p>
+    <w:p>
+      <w:pPr/>
+      <w:r>
+        <w:rPr>
+          <w:lang w:val="id_ID" w:bidi="id_ID"/>
+        </w:rPr>
+      </w:r>
+      <w:r>
+        <w:rPr>
           <w:lang w:val="id_ID" w:bidi="id_ID"/>
         </w:rPr>
         <w:t>Jika hal ini dapat membantu dalam bahasa Anda, Anda dapat menyatakan secara eksplisit siapa yang akan memberikan rahmat ini dan siapa yang menurut Paulus akan mewujudkannya. Terjemahan lain: “semoga Tuhan memberikan rahmat kepada kalian semua”</w:t>
@@ -26809,6 +32379,21 @@
         <w:rPr>
           <w:lang w:val="id_ID" w:bidi="id_ID"/>
         </w:rPr>
+      </w:r>
+    </w:p>
+    <w:p>
+      <w:pPr/>
+      <w:r>
+        <w:rPr>
+          <w:lang w:val="id_ID" w:bidi="id_ID"/>
+        </w:rPr>
+      </w:r>
+      <w:r>
+        <w:rPr>
+          <w:b/>
+          <w:lang w:val="id_ID" w:bidi="id_ID"/>
+        </w:rPr>
+        <w:t>ἡ χάρις μεθ’ ὑμῶν</w:t>
       </w:r>
     </w:p>
     <w:p>

--- a/ind/docx/54.content.docx
+++ b/ind/docx/54.content.docx
@@ -227,6 +227,21 @@
       </w:r>
       <w:r>
         <w:rPr>
+          <w:b/>
+          <w:lang w:val="id_ID" w:bidi="id_ID"/>
+        </w:rPr>
+        <w:t>Παῦλος, ἀπόστολος</w:t>
+      </w:r>
+    </w:p>
+    <w:p>
+      <w:pPr/>
+      <w:r>
+        <w:rPr>
+          <w:lang w:val="id_ID" w:bidi="id_ID"/>
+        </w:rPr>
+      </w:r>
+      <w:r>
+        <w:rPr>
           <w:lang w:val="id_ID" w:bidi="id_ID"/>
         </w:rPr>
         <w:t>Dalam budaya ini, penulis surat akan menyebutkan namanya sendiri terlebih dahulu, dan menyebut dirinya sebagai orang ketiga. Jika ini berguna dalam bahasa Anda, Anda dapat menggunakan orang pertama di sini. Atau jika bahasa Anda memiliki cara tertentu untuk memperkenalkan penulis surat, dan jika itu berguna bagi pembaca Anda, Anda dapat menggunakannya di sini. Terjemahan lain: “Dari Paulus. Saya seorang rasul”</w:t>
@@ -275,6 +290,21 @@
       </w:r>
       <w:r>
         <w:rPr>
+          <w:b/>
+          <w:lang w:val="id_ID" w:bidi="id_ID"/>
+        </w:rPr>
+        <w:t>κατ’ ἐπιταγὴν Θεοῦ Σωτῆρος ἡμῶν, καὶ Κυρίου Ἰησοῦ Χριστοῦ</w:t>
+      </w:r>
+    </w:p>
+    <w:p>
+      <w:pPr/>
+      <w:r>
+        <w:rPr>
+          <w:lang w:val="id_ID" w:bidi="id_ID"/>
+        </w:rPr>
+      </w:r>
+      <w:r>
+        <w:rPr>
           <w:lang w:val="id_ID" w:bidi="id_ID"/>
         </w:rPr>
         <w:t xml:space="preserve">Jika bahasa Anda tidak menggunakan kata benda abstrak untuk gagasan </w:t>
@@ -336,6 +366,21 @@
       </w:r>
       <w:r>
         <w:rPr>
+          <w:b/>
+          <w:lang w:val="id_ID" w:bidi="id_ID"/>
+        </w:rPr>
+        <w:t>Σωτῆρος ἡμῶν</w:t>
+      </w:r>
+    </w:p>
+    <w:p>
+      <w:pPr/>
+      <w:r>
+        <w:rPr>
+          <w:lang w:val="id_ID" w:bidi="id_ID"/>
+        </w:rPr>
+      </w:r>
+      <w:r>
+        <w:rPr>
           <w:lang w:val="id_ID" w:bidi="id_ID"/>
         </w:rPr>
         <w:t xml:space="preserve">Di sini, Paulus menggunakan bentuk posesif untuk menggambarkan </w:t>
@@ -397,6 +442,21 @@
       </w:r>
       <w:r>
         <w:rPr>
+          <w:b/>
+          <w:lang w:val="id_ID" w:bidi="id_ID"/>
+        </w:rPr>
+        <w:t>Κυρίου Ἰησοῦ Χριστοῦ τῆς ἐλπίδος ἡμῶν</w:t>
+      </w:r>
+    </w:p>
+    <w:p>
+      <w:pPr/>
+      <w:r>
+        <w:rPr>
+          <w:lang w:val="id_ID" w:bidi="id_ID"/>
+        </w:rPr>
+      </w:r>
+      <w:r>
+        <w:rPr>
           <w:lang w:val="id_ID" w:bidi="id_ID"/>
         </w:rPr>
         <w:t xml:space="preserve">Di sini, </w:t>
@@ -478,6 +538,21 @@
       </w:r>
       <w:r>
         <w:rPr>
+          <w:b/>
+          <w:lang w:val="id_ID" w:bidi="id_ID"/>
+        </w:rPr>
+        <w:t>γνησίῳ τέκνῳ</w:t>
+      </w:r>
+    </w:p>
+    <w:p>
+      <w:pPr/>
+      <w:r>
+        <w:rPr>
+          <w:lang w:val="id_ID" w:bidi="id_ID"/>
+        </w:rPr>
+      </w:r>
+      <w:r>
+        <w:rPr>
           <w:lang w:val="id_ID" w:bidi="id_ID"/>
         </w:rPr>
         <w:t xml:space="preserve">Paulus berbicara tentang kedekatannya dengan Timotius seolah-olah Timotius adalah </w:t>
@@ -572,6 +647,21 @@
       </w:r>
       <w:r>
         <w:rPr>
+          <w:b/>
+          <w:lang w:val="id_ID" w:bidi="id_ID"/>
+        </w:rPr>
+        <w:t>χάρις, ἔλεος, εἰρήνη ἀπὸ Θεοῦ Πατρὸς καὶ Χριστοῦ Ἰησοῦ τοῦ Κυρίου ἡμῶν</w:t>
+      </w:r>
+    </w:p>
+    <w:p>
+      <w:pPr/>
+      <w:r>
+        <w:rPr>
+          <w:lang w:val="id_ID" w:bidi="id_ID"/>
+        </w:rPr>
+      </w:r>
+      <w:r>
+        <w:rPr>
           <w:lang w:val="id_ID" w:bidi="id_ID"/>
         </w:rPr>
         <w:t>Setelah menyebutkan namanya dan nama orang yang menerima surat itu, Paulus menambahkan berkat untuk Timotius. Gunakan bentuk yang orang lain mudah mengenali sebagai seuah berkat dalam bahasa Anda. Terjemahan lain: “Semoga engkau mengalami kasih karunia, kemurahan, dan damai sejahtera dari Allah Bapa dan Kristus Yesus Tuhan kita” atau “Aku berdoa kiranya kasih karunia, kemurahan, dan damai sejahtera dari Allah Bapa dan Kristus Yesus Tuhan kita senantiasa menyertai kamu”</w:t>
@@ -620,6 +710,21 @@
       </w:r>
       <w:r>
         <w:rPr>
+          <w:b/>
+          <w:lang w:val="id_ID" w:bidi="id_ID"/>
+        </w:rPr>
+        <w:t>χάρις, ἔλεος, εἰρήνη ἀπὸ Θεοῦ Πατρὸς καὶ Χριστοῦ Ἰησοῦ τοῦ Κυρίου ἡμῶν</w:t>
+      </w:r>
+    </w:p>
+    <w:p>
+      <w:pPr/>
+      <w:r>
+        <w:rPr>
+          <w:lang w:val="id_ID" w:bidi="id_ID"/>
+        </w:rPr>
+      </w:r>
+      <w:r>
+        <w:rPr>
           <w:lang w:val="id_ID" w:bidi="id_ID"/>
         </w:rPr>
         <w:t xml:space="preserve">Jika bahasa Anda tidak menggunakan kata benda abstrak untuk gagasan </w:t>
@@ -710,6 +815,21 @@
           <w:b/>
           <w:lang w:val="id_ID" w:bidi="id_ID"/>
         </w:rPr>
+        <w:t>Θεοῦ Πατρὸς</w:t>
+      </w:r>
+    </w:p>
+    <w:p>
+      <w:pPr/>
+      <w:r>
+        <w:rPr>
+          <w:lang w:val="id_ID" w:bidi="id_ID"/>
+        </w:rPr>
+      </w:r>
+      <w:r>
+        <w:rPr>
+          <w:b/>
+          <w:lang w:val="id_ID" w:bidi="id_ID"/>
+        </w:rPr>
         <w:t>Bapa</w:t>
       </w:r>
       <w:r>
@@ -808,6 +928,21 @@
       </w:r>
       <w:r>
         <w:rPr>
+          <w:b/>
+          <w:lang w:val="id_ID" w:bidi="id_ID"/>
+        </w:rPr>
+        <w:t>πορευόμενος</w:t>
+      </w:r>
+    </w:p>
+    <w:p>
+      <w:pPr/>
+      <w:r>
+        <w:rPr>
+          <w:lang w:val="id_ID" w:bidi="id_ID"/>
+        </w:rPr>
+      </w:r>
+      <w:r>
+        <w:rPr>
           <w:lang w:val="id_ID" w:bidi="id_ID"/>
         </w:rPr>
         <w:t xml:space="preserve">Dalam konteks seperti ini, bahasa Anda mungkin mengatakan “datang” dari pada </w:t>
@@ -858,6 +993,21 @@
         <w:rPr>
           <w:lang w:val="id_ID" w:bidi="id_ID"/>
         </w:rPr>
+      </w:r>
+    </w:p>
+    <w:p>
+      <w:pPr/>
+      <w:r>
+        <w:rPr>
+          <w:lang w:val="id_ID" w:bidi="id_ID"/>
+        </w:rPr>
+      </w:r>
+      <w:r>
+        <w:rPr>
+          <w:b/>
+          <w:lang w:val="id_ID" w:bidi="id_ID"/>
+        </w:rPr>
+        <w:t>σε</w:t>
       </w:r>
     </w:p>
     <w:p>
@@ -994,6 +1144,21 @@
       </w:r>
       <w:r>
         <w:rPr>
+          <w:b/>
+          <w:lang w:val="id_ID" w:bidi="id_ID"/>
+        </w:rPr>
+        <w:t>ἑτεροδιδασκαλεῖν</w:t>
+      </w:r>
+    </w:p>
+    <w:p>
+      <w:pPr/>
+      <w:r>
+        <w:rPr>
+          <w:lang w:val="id_ID" w:bidi="id_ID"/>
+        </w:rPr>
+      </w:r>
+      <w:r>
+        <w:rPr>
           <w:lang w:val="id_ID" w:bidi="id_ID"/>
         </w:rPr>
         <w:t>Implikasinya adalah bahwa orang-orang ini mengajarkan hal-hal yang berbeda dengan apa yang Paulus dan Timotius ajarkan, bukan berarti mereka mengajar dengan cara yang berbeda. Jika ini bermanfaat bagi pembaca Anda, Anda dapat menyatakannya secara tegas. Terjemahan lain: “mengajar ajaran yang berbeda dari ajaran yang kami ajarkan” atau "mengajar doktrin yang berbeda."</w:t>
@@ -1062,6 +1227,21 @@
       </w:r>
       <w:r>
         <w:rPr>
+          <w:b/>
+          <w:lang w:val="id_ID" w:bidi="id_ID"/>
+        </w:rPr>
+        <w:t>μύθοις</w:t>
+      </w:r>
+    </w:p>
+    <w:p>
+      <w:pPr/>
+      <w:r>
+        <w:rPr>
+          <w:lang w:val="id_ID" w:bidi="id_ID"/>
+        </w:rPr>
+      </w:r>
+      <w:r>
+        <w:rPr>
           <w:lang w:val="id_ID" w:bidi="id_ID"/>
         </w:rPr>
         <w:t xml:space="preserve">Kata </w:t>
@@ -1123,6 +1303,21 @@
       </w:r>
       <w:r>
         <w:rPr>
+          <w:b/>
+          <w:lang w:val="id_ID" w:bidi="id_ID"/>
+        </w:rPr>
+        <w:t>γενεαλογίαις ἀπεράντοις</w:t>
+      </w:r>
+    </w:p>
+    <w:p>
+      <w:pPr/>
+      <w:r>
+        <w:rPr>
+          <w:lang w:val="id_ID" w:bidi="id_ID"/>
+        </w:rPr>
+      </w:r>
+      <w:r>
+        <w:rPr>
           <w:lang w:val="id_ID" w:bidi="id_ID"/>
         </w:rPr>
         <w:t xml:space="preserve">Paulus mengatakan </w:t>
@@ -1204,6 +1399,21 @@
       </w:r>
       <w:r>
         <w:rPr>
+          <w:b/>
+          <w:lang w:val="id_ID" w:bidi="id_ID"/>
+        </w:rPr>
+        <w:t>γενεαλογίαις</w:t>
+      </w:r>
+    </w:p>
+    <w:p>
+      <w:pPr/>
+      <w:r>
+        <w:rPr>
+          <w:lang w:val="id_ID" w:bidi="id_ID"/>
+        </w:rPr>
+      </w:r>
+      <w:r>
+        <w:rPr>
           <w:lang w:val="id_ID" w:bidi="id_ID"/>
         </w:rPr>
         <w:t xml:space="preserve">Kata </w:t>
@@ -1265,6 +1475,21 @@
       </w:r>
       <w:r>
         <w:rPr>
+          <w:b/>
+          <w:lang w:val="id_ID" w:bidi="id_ID"/>
+        </w:rPr>
+        <w:t>οἰκονομίαν Θεοῦ</w:t>
+      </w:r>
+    </w:p>
+    <w:p>
+      <w:pPr/>
+      <w:r>
+        <w:rPr>
+          <w:lang w:val="id_ID" w:bidi="id_ID"/>
+        </w:rPr>
+      </w:r>
+      <w:r>
+        <w:rPr>
           <w:lang w:val="id_ID" w:bidi="id_ID"/>
         </w:rPr>
         <w:t xml:space="preserve">Di sini, Paulus menggunakan bentuk posesif untuk menggambarkan </w:t>
@@ -1326,6 +1551,21 @@
       </w:r>
       <w:r>
         <w:rPr>
+          <w:b/>
+          <w:lang w:val="id_ID" w:bidi="id_ID"/>
+        </w:rPr>
+        <w:t>οἰκονομίαν Θεοῦ</w:t>
+      </w:r>
+    </w:p>
+    <w:p>
+      <w:pPr/>
+      <w:r>
+        <w:rPr>
+          <w:lang w:val="id_ID" w:bidi="id_ID"/>
+        </w:rPr>
+      </w:r>
+      <w:r>
+        <w:rPr>
           <w:lang w:val="id_ID" w:bidi="id_ID"/>
         </w:rPr>
         <w:t xml:space="preserve">Jika bahasa Anda tidak menggunakan kata benda abstrak untuk gagasan </w:t>
@@ -1407,6 +1647,21 @@
       </w:r>
       <w:r>
         <w:rPr>
+          <w:b/>
+          <w:lang w:val="id_ID" w:bidi="id_ID"/>
+        </w:rPr>
+        <w:t>τὴν ἐν πίστει</w:t>
+      </w:r>
+    </w:p>
+    <w:p>
+      <w:pPr/>
+      <w:r>
+        <w:rPr>
+          <w:lang w:val="id_ID" w:bidi="id_ID"/>
+        </w:rPr>
+      </w:r>
+      <w:r>
+        <w:rPr>
           <w:lang w:val="id_ID" w:bidi="id_ID"/>
         </w:rPr>
         <w:t xml:space="preserve">Jika bahasa Anda tidak menggunakan kata benda abstrak untuk gagasan </w:t>
@@ -1488,6 +1743,21 @@
       </w:r>
       <w:r>
         <w:rPr>
+          <w:b/>
+          <w:lang w:val="id_ID" w:bidi="id_ID"/>
+        </w:rPr>
+        <w:t>δὲ</w:t>
+      </w:r>
+    </w:p>
+    <w:p>
+      <w:pPr/>
+      <w:r>
+        <w:rPr>
+          <w:lang w:val="id_ID" w:bidi="id_ID"/>
+        </w:rPr>
+      </w:r>
+      <w:r>
+        <w:rPr>
           <w:lang w:val="id_ID" w:bidi="id_ID"/>
         </w:rPr>
         <w:t xml:space="preserve">Paulus di sini menggunakan kata </w:t>
@@ -1538,6 +1808,21 @@
         <w:rPr>
           <w:lang w:val="id_ID" w:bidi="id_ID"/>
         </w:rPr>
+      </w:r>
+    </w:p>
+    <w:p>
+      <w:pPr/>
+      <w:r>
+        <w:rPr>
+          <w:lang w:val="id_ID" w:bidi="id_ID"/>
+        </w:rPr>
+      </w:r>
+      <w:r>
+        <w:rPr>
+          <w:b/>
+          <w:lang w:val="id_ID" w:bidi="id_ID"/>
+        </w:rPr>
+        <w:t>τῆς παραγγελίας</w:t>
       </w:r>
     </w:p>
     <w:p>
@@ -1628,6 +1913,21 @@
       </w:r>
       <w:r>
         <w:rPr>
+          <w:b/>
+          <w:lang w:val="id_ID" w:bidi="id_ID"/>
+        </w:rPr>
+        <w:t>ἐστὶν ἀγάπη</w:t>
+      </w:r>
+    </w:p>
+    <w:p>
+      <w:pPr/>
+      <w:r>
+        <w:rPr>
+          <w:lang w:val="id_ID" w:bidi="id_ID"/>
+        </w:rPr>
+      </w:r>
+      <w:r>
+        <w:rPr>
           <w:lang w:val="id_ID" w:bidi="id_ID"/>
         </w:rPr>
         <w:t xml:space="preserve">Jika dalam bahasa saudara tidak menggunakan kata benda abstrak untuk gagasan </w:t>
@@ -1709,6 +2009,21 @@
       </w:r>
       <w:r>
         <w:rPr>
+          <w:b/>
+          <w:lang w:val="id_ID" w:bidi="id_ID"/>
+        </w:rPr>
+        <w:t>ἐκ καθαρᾶς καρδίας</w:t>
+      </w:r>
+    </w:p>
+    <w:p>
+      <w:pPr/>
+      <w:r>
+        <w:rPr>
+          <w:lang w:val="id_ID" w:bidi="id_ID"/>
+        </w:rPr>
+      </w:r>
+      <w:r>
+        <w:rPr>
           <w:lang w:val="id_ID" w:bidi="id_ID"/>
         </w:rPr>
         <w:t xml:space="preserve">Dalam budaya Paulus, </w:t>
@@ -1803,6 +2118,21 @@
       </w:r>
       <w:r>
         <w:rPr>
+          <w:b/>
+          <w:lang w:val="id_ID" w:bidi="id_ID"/>
+        </w:rPr>
+        <w:t>συνειδήσεως ἀγαθῆς</w:t>
+      </w:r>
+    </w:p>
+    <w:p>
+      <w:pPr/>
+      <w:r>
+        <w:rPr>
+          <w:lang w:val="id_ID" w:bidi="id_ID"/>
+        </w:rPr>
+      </w:r>
+      <w:r>
+        <w:rPr>
           <w:lang w:val="id_ID" w:bidi="id_ID"/>
         </w:rPr>
         <w:t xml:space="preserve">Sebuah </w:t>
@@ -1877,6 +2207,21 @@
       </w:r>
       <w:r>
         <w:rPr>
+          <w:b/>
+          <w:lang w:val="id_ID" w:bidi="id_ID"/>
+        </w:rPr>
+        <w:t>πίστεως ἀνυποκρίτου</w:t>
+      </w:r>
+    </w:p>
+    <w:p>
+      <w:pPr/>
+      <w:r>
+        <w:rPr>
+          <w:lang w:val="id_ID" w:bidi="id_ID"/>
+        </w:rPr>
+      </w:r>
+      <w:r>
+        <w:rPr>
           <w:lang w:val="id_ID" w:bidi="id_ID"/>
         </w:rPr>
         <w:t xml:space="preserve">Jika bahasa saudara tidak menggunakan kata benda abstrak untuk gagasan </w:t>
@@ -1958,6 +2303,21 @@
       </w:r>
       <w:r>
         <w:rPr>
+          <w:b/>
+          <w:lang w:val="id_ID" w:bidi="id_ID"/>
+        </w:rPr>
+        <w:t>ἀστοχήσαντες</w:t>
+      </w:r>
+    </w:p>
+    <w:p>
+      <w:pPr/>
+      <w:r>
+        <w:rPr>
+          <w:lang w:val="id_ID" w:bidi="id_ID"/>
+        </w:rPr>
+      </w:r>
+      <w:r>
+        <w:rPr>
           <w:lang w:val="id_ID" w:bidi="id_ID"/>
         </w:rPr>
         <w:t>Paulus berbicara secara kiasan tentang iman kepada Kristus seolah-olah iman itu adalah sebuah target yang harus dicapai oleh orang-orang. Paulus bermaksud bahwa beberapa orang tidak memenuhi tujuan iman mereka, yaitu untuk mengasihi, seperti yang baru saja ia jelaskan. Terjemahan alternatif: "beberapa orang, yang tidak memenuhi tujuan iman kepada Yesus"</w:t>
@@ -2026,6 +2386,21 @@
       </w:r>
       <w:r>
         <w:rPr>
+          <w:b/>
+          <w:lang w:val="id_ID" w:bidi="id_ID"/>
+        </w:rPr>
+        <w:t>ἐξετράπησαν εἰς</w:t>
+      </w:r>
+    </w:p>
+    <w:p>
+      <w:pPr/>
+      <w:r>
+        <w:rPr>
+          <w:lang w:val="id_ID" w:bidi="id_ID"/>
+        </w:rPr>
+      </w:r>
+      <w:r>
+        <w:rPr>
           <w:lang w:val="id_ID" w:bidi="id_ID"/>
         </w:rPr>
         <w:t xml:space="preserve">Di sini, </w:t>
@@ -2107,6 +2482,21 @@
       </w:r>
       <w:r>
         <w:rPr>
+          <w:b/>
+          <w:lang w:val="id_ID" w:bidi="id_ID"/>
+        </w:rPr>
+        <w:t>νομοδιδάσκαλοι</w:t>
+      </w:r>
+    </w:p>
+    <w:p>
+      <w:pPr/>
+      <w:r>
+        <w:rPr>
+          <w:lang w:val="id_ID" w:bidi="id_ID"/>
+        </w:rPr>
+      </w:r>
+      <w:r>
+        <w:rPr>
           <w:lang w:val="id_ID" w:bidi="id_ID"/>
         </w:rPr>
         <w:t xml:space="preserve">Di sini, </w:t>
@@ -2188,6 +2578,21 @@
       </w:r>
       <w:r>
         <w:rPr>
+          <w:b/>
+          <w:lang w:val="id_ID" w:bidi="id_ID"/>
+        </w:rPr>
+        <w:t>μὴ νοοῦντες μήτε &amp; μήτε</w:t>
+      </w:r>
+    </w:p>
+    <w:p>
+      <w:pPr/>
+      <w:r>
+        <w:rPr>
+          <w:lang w:val="id_ID" w:bidi="id_ID"/>
+        </w:rPr>
+      </w:r>
+      <w:r>
+        <w:rPr>
           <w:lang w:val="id_ID" w:bidi="id_ID"/>
         </w:rPr>
         <w:t>Paulus menggunakan bentuk tiga negatif dalam bahasa Yunani untuk menekankan di sini, "bukan... bukan... juga bukan." Tak satu pun dari kata negatif ini yang membatalkan satu sama lain untuk menciptakan makna positif. Sebaliknya, makna negatifnya tetap dipertahankan. Jika bahasa Anda menggunakan negatif ganda untuk penekanan yang tidak membatalkan satu sama lain, maka akan lebih tepat untuk menggunakan konstruksi tersebut di sini.</w:t>
@@ -2256,6 +2661,21 @@
       </w:r>
       <w:r>
         <w:rPr>
+          <w:b/>
+          <w:lang w:val="id_ID" w:bidi="id_ID"/>
+        </w:rPr>
+        <w:t>μήτε ἃ λέγουσιν, μήτε περὶ τίνων διαβεβαιοῦνται</w:t>
+      </w:r>
+    </w:p>
+    <w:p>
+      <w:pPr/>
+      <w:r>
+        <w:rPr>
+          <w:lang w:val="id_ID" w:bidi="id_ID"/>
+        </w:rPr>
+      </w:r>
+      <w:r>
+        <w:rPr>
           <w:lang w:val="id_ID" w:bidi="id_ID"/>
         </w:rPr>
         <w:t>Kedua frasa ini memiliki arti yang sama. Paulus menggunakan pengulangan untuk memberikan penekanan. Anda tidak perlu memasukkan kedua frasa tersebut dalam terjemahan Anda jika hal itu dapat membingungkan pembaca Anda. Terjemahan alternatif: "apa yang mereka katakan dengan begitu yakinnya adalah benar"</w:t>
@@ -2324,6 +2744,21 @@
       </w:r>
       <w:r>
         <w:rPr>
+          <w:b/>
+          <w:lang w:val="id_ID" w:bidi="id_ID"/>
+        </w:rPr>
+        <w:t>ὁ νόμος</w:t>
+      </w:r>
+    </w:p>
+    <w:p>
+      <w:pPr/>
+      <w:r>
+        <w:rPr>
+          <w:lang w:val="id_ID" w:bidi="id_ID"/>
+        </w:rPr>
+      </w:r>
+      <w:r>
+        <w:rPr>
           <w:lang w:val="id_ID" w:bidi="id_ID"/>
         </w:rPr>
         <w:t>Terjemahan alternatif: "kami memahami bahwa hukum itu bermanfaat" atau "kami memahami bahwa hukum itu bermanfaat"</w:t>
@@ -2372,6 +2807,21 @@
       </w:r>
       <w:r>
         <w:rPr>
+          <w:b/>
+          <w:lang w:val="id_ID" w:bidi="id_ID"/>
+        </w:rPr>
+        <w:t>ἐάν τις αὐτῷ νομίμως χρῆται</w:t>
+      </w:r>
+    </w:p>
+    <w:p>
+      <w:pPr/>
+      <w:r>
+        <w:rPr>
+          <w:lang w:val="id_ID" w:bidi="id_ID"/>
+        </w:rPr>
+      </w:r>
+      <w:r>
+        <w:rPr>
           <w:lang w:val="id_ID" w:bidi="id_ID"/>
         </w:rPr>
         <w:t>Terjemahan alternatif: "jika seseorang menggunakannya dengan benar" atau "jika seseorang menggunakannya dengan cara yang dikehendaki Allah"</w:t>
@@ -2420,6 +2870,21 @@
       </w:r>
       <w:r>
         <w:rPr>
+          <w:b/>
+          <w:lang w:val="id_ID" w:bidi="id_ID"/>
+        </w:rPr>
+        <w:t>εἰδὼς τοῦτο</w:t>
+      </w:r>
+    </w:p>
+    <w:p>
+      <w:pPr/>
+      <w:r>
+        <w:rPr>
+          <w:lang w:val="id_ID" w:bidi="id_ID"/>
+        </w:rPr>
+      </w:r>
+      <w:r>
+        <w:rPr>
           <w:lang w:val="id_ID" w:bidi="id_ID"/>
         </w:rPr>
         <w:t>Terjemahan alternatif: "kami juga mengetahui hal ini"</w:t>
@@ -2468,6 +2933,21 @@
       </w:r>
       <w:r>
         <w:rPr>
+          <w:b/>
+          <w:lang w:val="id_ID" w:bidi="id_ID"/>
+        </w:rPr>
+        <w:t>νόμος οὐ κεῖται</w:t>
+      </w:r>
+    </w:p>
+    <w:p>
+      <w:pPr/>
+      <w:r>
+        <w:rPr>
+          <w:lang w:val="id_ID" w:bidi="id_ID"/>
+        </w:rPr>
+      </w:r>
+      <w:r>
+        <w:rPr>
           <w:lang w:val="id_ID" w:bidi="id_ID"/>
         </w:rPr>
         <w:t>Jika akan membantu dalam bahasa Anda, Anda dapat mengekspresikan frasa pasif ini dengan bentuk aktif, dan Anda dapat menyatakan siapa yang melakukan tindakan tersebut. Terjemahan alternatif: "Allah tidak membuat hukum Taurat untuk orang-orang yang benar"</w:t>
@@ -2536,6 +3016,21 @@
       </w:r>
       <w:r>
         <w:rPr>
+          <w:b/>
+          <w:lang w:val="id_ID" w:bidi="id_ID"/>
+        </w:rPr>
+        <w:t>δικαίῳ &amp; ἀνόμοις δὲ καὶ ἀνυποτάκτοις, ἀσεβέσι καὶ ἁμαρτωλοῖς, ἀνοσίοις καὶ βεβήλοις</w:t>
+      </w:r>
+    </w:p>
+    <w:p>
+      <w:pPr/>
+      <w:r>
+        <w:rPr>
+          <w:lang w:val="id_ID" w:bidi="id_ID"/>
+        </w:rPr>
+      </w:r>
+      <w:r>
+        <w:rPr>
           <w:lang w:val="id_ID" w:bidi="id_ID"/>
         </w:rPr>
         <w:t>Paulus juga menggunakan kata sifat ini sebagai kata benda untuk merujuk pada kelas-kelas orang yang mereka gambarkan. Jika akan membantu dalam bahasa Anda, Anda dapat mengekspresikan frasa ini dengan menerjemahkan setiap kata sifat ini dengan frasa kata benda. Terjemahan alternatif: "orang yang melanggar hukum, orang yang menentang otoritas, orang yang tidak menghormati Allah, orang yang melakukan dosa, orang yang hidup seolah-olah Allah tidak penting, orang yang hidup seolah-olah tidak ada yang sakral"</w:t>
@@ -2604,6 +3099,21 @@
       </w:r>
       <w:r>
         <w:rPr>
+          <w:b/>
+          <w:lang w:val="id_ID" w:bidi="id_ID"/>
+        </w:rPr>
+        <w:t>πατρολῴαις καὶ μητρολῴαις, ἀνδροφόνοις</w:t>
+      </w:r>
+    </w:p>
+    <w:p>
+      <w:pPr/>
+      <w:r>
+        <w:rPr>
+          <w:lang w:val="id_ID" w:bidi="id_ID"/>
+        </w:rPr>
+      </w:r>
+      <w:r>
+        <w:rPr>
           <w:lang w:val="id_ID" w:bidi="id_ID"/>
         </w:rPr>
         <w:t>Dalam daftar ini Paulus menggunakan beberapa kata majemuk untuk mengungkapkan maknanya secara ringkas dan jelas. Dalam setiap kasus, kata pertama dalam kata majemuk, yaitu kata benda, adalah objek dari kata kedua, yaitu kata kerja. Tiga dari kata majemuk ini ada di ayat ini, dan dua lagi ada di ayat berikutnya. Jika akan membantu dalam bahasa Anda, Anda dapat mengekspresikan istilah-istilah ini dengan menerjemahkannya dengan istilah tunggal atau dengan frasa. Terjemahan alternatif: "patricides dan matricides, pembunuhan" atau "orang-orang yang membunuh orang lain, bahkan ayah dan ibu mereka sendiri"</w:t>
@@ -2652,6 +3162,21 @@
       </w:r>
       <w:r>
         <w:rPr>
+          <w:b/>
+          <w:lang w:val="id_ID" w:bidi="id_ID"/>
+        </w:rPr>
+        <w:t>ἀνδροφόνοις</w:t>
+      </w:r>
+    </w:p>
+    <w:p>
+      <w:pPr/>
+      <w:r>
+        <w:rPr>
+          <w:lang w:val="id_ID" w:bidi="id_ID"/>
+        </w:rPr>
+      </w:r>
+      <w:r>
+        <w:rPr>
           <w:lang w:val="id_ID" w:bidi="id_ID"/>
         </w:rPr>
         <w:t xml:space="preserve">Paulus menggunakan istilah </w:t>
@@ -2733,6 +3258,21 @@
       </w:r>
       <w:r>
         <w:rPr>
+          <w:b/>
+          <w:lang w:val="id_ID" w:bidi="id_ID"/>
+        </w:rPr>
+        <w:t>πόρνοις</w:t>
+      </w:r>
+    </w:p>
+    <w:p>
+      <w:pPr/>
+      <w:r>
+        <w:rPr>
+          <w:lang w:val="id_ID" w:bidi="id_ID"/>
+        </w:rPr>
+      </w:r>
+      <w:r>
+        <w:rPr>
           <w:lang w:val="id_ID" w:bidi="id_ID"/>
         </w:rPr>
         <w:t xml:space="preserve">Paulus menggunakan kata sifat </w:t>
@@ -2814,6 +3354,21 @@
       </w:r>
       <w:r>
         <w:rPr>
+          <w:b/>
+          <w:lang w:val="id_ID" w:bidi="id_ID"/>
+        </w:rPr>
+        <w:t>ἀρσενοκοίταις</w:t>
+      </w:r>
+    </w:p>
+    <w:p>
+      <w:pPr/>
+      <w:r>
+        <w:rPr>
+          <w:lang w:val="id_ID" w:bidi="id_ID"/>
+        </w:rPr>
+      </w:r>
+      <w:r>
+        <w:rPr>
           <w:lang w:val="id_ID" w:bidi="id_ID"/>
         </w:rPr>
         <w:t xml:space="preserve">Istilah </w:t>
@@ -2895,6 +3450,21 @@
       </w:r>
       <w:r>
         <w:rPr>
+          <w:b/>
+          <w:lang w:val="id_ID" w:bidi="id_ID"/>
+        </w:rPr>
+        <w:t>καὶ εἴ τι ἕτερον τῇ ὑγιαινούσῃ διδασκαλίᾳ ἀντίκειται</w:t>
+      </w:r>
+    </w:p>
+    <w:p>
+      <w:pPr/>
+      <w:r>
+        <w:rPr>
+          <w:lang w:val="id_ID" w:bidi="id_ID"/>
+        </w:rPr>
+      </w:r>
+      <w:r>
+        <w:rPr>
           <w:lang w:val="id_ID" w:bidi="id_ID"/>
         </w:rPr>
         <w:t>Di sini Paulus menghilangkan beberapa kata yang, dalam banyak bahasa, harus ada dalam sebuah kalimat. Maksudnya adalah jika ada hal lain yang bertentangan dengan ajaran yang sehat, maka hukum Taurat dibuat untuk orang-orang yang melakukan hal itu juga. Terjemahan alternatif: "dan bagi orang-orang yang melakukan sesuatu yang bertentangan dengan ajaran yang sehat"</w:t>
@@ -2943,6 +3513,21 @@
       </w:r>
       <w:r>
         <w:rPr>
+          <w:b/>
+          <w:lang w:val="id_ID" w:bidi="id_ID"/>
+        </w:rPr>
+        <w:t>τῇ ὑγιαινούσῃ διδασκαλίᾳ</w:t>
+      </w:r>
+    </w:p>
+    <w:p>
+      <w:pPr/>
+      <w:r>
+        <w:rPr>
+          <w:lang w:val="id_ID" w:bidi="id_ID"/>
+        </w:rPr>
+      </w:r>
+      <w:r>
+        <w:rPr>
           <w:lang w:val="id_ID" w:bidi="id_ID"/>
         </w:rPr>
         <w:t xml:space="preserve">Frasa </w:t>
@@ -3024,6 +3609,21 @@
       </w:r>
       <w:r>
         <w:rPr>
+          <w:b/>
+          <w:lang w:val="id_ID" w:bidi="id_ID"/>
+        </w:rPr>
+        <w:t>τὸ εὐαγγέλιον τῆς δόξης τοῦ μακαρίου Θεοῦ</w:t>
+      </w:r>
+    </w:p>
+    <w:p>
+      <w:pPr/>
+      <w:r>
+        <w:rPr>
+          <w:lang w:val="id_ID" w:bidi="id_ID"/>
+        </w:rPr>
+      </w:r>
+      <w:r>
+        <w:rPr>
           <w:lang w:val="id_ID" w:bidi="id_ID"/>
         </w:rPr>
         <w:t>Frasa ini bisa berarti satu dari dua hal. Terjemahan-terjemahan alternatif: “Injil tentang kemuliaan yang adalah milik Allah yang penuh berkat” atau “Injil yang mulia tentang Allah yang penuh berkat”</w:t>
@@ -3072,6 +3672,21 @@
       </w:r>
       <w:r>
         <w:rPr>
+          <w:b/>
+          <w:lang w:val="id_ID" w:bidi="id_ID"/>
+        </w:rPr>
+        <w:t>ὃ ἐπιστεύθην ἐγώ</w:t>
+      </w:r>
+    </w:p>
+    <w:p>
+      <w:pPr/>
+      <w:r>
+        <w:rPr>
+          <w:lang w:val="id_ID" w:bidi="id_ID"/>
+        </w:rPr>
+      </w:r>
+      <w:r>
+        <w:rPr>
           <w:lang w:val="id_ID" w:bidi="id_ID"/>
         </w:rPr>
         <w:t>Jika dapat membantu dalam bahasa Anda, Anda dapat mengungkapkan apa yang telah dipercayakan kepada Paulus dengan bentuk aktif, dan Anda dapat menyatakan siapa yang melakukan tindakan tersebut. Terjemahan alternatif: “untuk mana Allah telah membuat saya bertanggung jawab”</w:t>
@@ -3140,6 +3755,21 @@
       </w:r>
       <w:r>
         <w:rPr>
+          <w:b/>
+          <w:lang w:val="id_ID" w:bidi="id_ID"/>
+        </w:rPr>
+        <w:t>χάριν ἔχω</w:t>
+      </w:r>
+    </w:p>
+    <w:p>
+      <w:pPr/>
+      <w:r>
+        <w:rPr>
+          <w:lang w:val="id_ID" w:bidi="id_ID"/>
+        </w:rPr>
+      </w:r>
+      <w:r>
+        <w:rPr>
           <w:lang w:val="id_ID" w:bidi="id_ID"/>
         </w:rPr>
         <w:t>Terjemahan alternatif: “Aku berterima kasih”</w:t>
@@ -3188,6 +3818,21 @@
       </w:r>
       <w:r>
         <w:rPr>
+          <w:b/>
+          <w:lang w:val="id_ID" w:bidi="id_ID"/>
+        </w:rPr>
+        <w:t>πιστόν με ἡγήσατο</w:t>
+      </w:r>
+    </w:p>
+    <w:p>
+      <w:pPr/>
+      <w:r>
+        <w:rPr>
+          <w:lang w:val="id_ID" w:bidi="id_ID"/>
+        </w:rPr>
+      </w:r>
+      <w:r>
+        <w:rPr>
           <w:lang w:val="id_ID" w:bidi="id_ID"/>
         </w:rPr>
         <w:t>Terjemahan alternatif: “dia percaya bahwa dia dapat mengandalkan aku”</w:t>
@@ -3236,6 +3881,21 @@
       </w:r>
       <w:r>
         <w:rPr>
+          <w:b/>
+          <w:lang w:val="id_ID" w:bidi="id_ID"/>
+        </w:rPr>
+        <w:t>θέμενος εἰς διακονίαν</w:t>
+      </w:r>
+    </w:p>
+    <w:p>
+      <w:pPr/>
+      <w:r>
+        <w:rPr>
+          <w:lang w:val="id_ID" w:bidi="id_ID"/>
+        </w:rPr>
+      </w:r>
+      <w:r>
+        <w:rPr>
           <w:lang w:val="id_ID" w:bidi="id_ID"/>
         </w:rPr>
         <w:t>Paulus berbicara tentang tugas melayani Allah seolah-olah itu adalah sebuah lokasi di mana seseorang dapat ditempatkan. Terjemahan alternatif: “Dia menugaskan aku untuk melayani Dia” atau “Dia mengangkat aku sebagai hamba-Nya”</w:t>
@@ -3304,6 +3964,21 @@
       </w:r>
       <w:r>
         <w:rPr>
+          <w:b/>
+          <w:lang w:val="id_ID" w:bidi="id_ID"/>
+        </w:rPr>
+        <w:t>βλάσφημον</w:t>
+      </w:r>
+    </w:p>
+    <w:p>
+      <w:pPr/>
+      <w:r>
+        <w:rPr>
+          <w:lang w:val="id_ID" w:bidi="id_ID"/>
+        </w:rPr>
+      </w:r>
+      <w:r>
+        <w:rPr>
           <w:lang w:val="id_ID" w:bidi="id_ID"/>
         </w:rPr>
         <w:t>Paulus mengacu pada karakternya sebelum dia percaya kepada Yesus. Kemungkinan besar yang dia maksudkan adalah bagaimana dia dulunya biasa mengatakan bahwa Yesus bukanlah Mesias dan orang-orang tidak boleh percaya kepada-Nya. Terjemahan alternatif: “Aku adalah orang yang mengatakan hal-hal yang salah tentang Yesus”</w:t>
@@ -3372,6 +4047,21 @@
       </w:r>
       <w:r>
         <w:rPr>
+          <w:b/>
+          <w:lang w:val="id_ID" w:bidi="id_ID"/>
+        </w:rPr>
+        <w:t>ἠλεήθην, ὅτι ἀγνοῶν, ἐποίησα ἐν ἀπιστίᾳ</w:t>
+      </w:r>
+    </w:p>
+    <w:p>
+      <w:pPr/>
+      <w:r>
+        <w:rPr>
+          <w:lang w:val="id_ID" w:bidi="id_ID"/>
+        </w:rPr>
+      </w:r>
+      <w:r>
+        <w:rPr>
           <w:lang w:val="id_ID" w:bidi="id_ID"/>
         </w:rPr>
         <w:t>Jika hal ini berguna dalam bahasa Anda, Anda dapat mengubah urutan frasa ini karena frasa kedua, “tidak mengetahui”, memberikan alasan atas tindakan yang dijelaskan dalam frasa pertama, “Aku diberi belas kasihan”. Terjemahan alternatif: “Aku tidak bertindak sebagaimana yang Allah inginkan aku bertindak, tapi itu karena aku tidak tahu apa yang aku lakukan, dan karena itu Yesus mengasihani aku”</w:t>
@@ -3440,6 +4130,21 @@
       </w:r>
       <w:r>
         <w:rPr>
+          <w:b/>
+          <w:lang w:val="id_ID" w:bidi="id_ID"/>
+        </w:rPr>
+        <w:t>ἠλεήθην</w:t>
+      </w:r>
+    </w:p>
+    <w:p>
+      <w:pPr/>
+      <w:r>
+        <w:rPr>
+          <w:lang w:val="id_ID" w:bidi="id_ID"/>
+        </w:rPr>
+      </w:r>
+      <w:r>
+        <w:rPr>
           <w:lang w:val="id_ID" w:bidi="id_ID"/>
         </w:rPr>
         <w:t>Jika bahasa Anda dapat membantu, Anda dapat menyatakan siapa yang menunjukkan belas kasihan kepada Paulus dengan bentuk aktif, dan Anda dapat menyatakan siapa yang melakukan tindakan tersebut. Terjemahan alternatif: “Yesus telah berbelas kasihan padaku”</w:t>
@@ -3508,6 +4213,21 @@
       </w:r>
       <w:r>
         <w:rPr>
+          <w:b/>
+          <w:lang w:val="id_ID" w:bidi="id_ID"/>
+        </w:rPr>
+        <w:t>δὲ</w:t>
+      </w:r>
+    </w:p>
+    <w:p>
+      <w:pPr/>
+      <w:r>
+        <w:rPr>
+          <w:lang w:val="id_ID" w:bidi="id_ID"/>
+        </w:rPr>
+      </w:r>
+      <w:r>
+        <w:rPr>
           <w:lang w:val="id_ID" w:bidi="id_ID"/>
         </w:rPr>
         <w:t xml:space="preserve">Di sini Paulus menggunakan kata </w:t>
@@ -3569,6 +4289,21 @@
       </w:r>
       <w:r>
         <w:rPr>
+          <w:b/>
+          <w:lang w:val="id_ID" w:bidi="id_ID"/>
+        </w:rPr>
+        <w:t>ὑπερεπλεόνασεν &amp; ἡ χάρις τοῦ Κυρίου ἡμῶν</w:t>
+      </w:r>
+    </w:p>
+    <w:p>
+      <w:pPr/>
+      <w:r>
+        <w:rPr>
+          <w:lang w:val="id_ID" w:bidi="id_ID"/>
+        </w:rPr>
+      </w:r>
+      <w:r>
+        <w:rPr>
           <w:lang w:val="id_ID" w:bidi="id_ID"/>
         </w:rPr>
         <w:t xml:space="preserve">Paulus berbicara tentang </w:t>
@@ -3650,6 +4385,21 @@
       </w:r>
       <w:r>
         <w:rPr>
+          <w:b/>
+          <w:lang w:val="id_ID" w:bidi="id_ID"/>
+        </w:rPr>
+        <w:t>τῆς ἐν Χριστῷ Ἰησοῦ</w:t>
+      </w:r>
+    </w:p>
+    <w:p>
+      <w:pPr/>
+      <w:r>
+        <w:rPr>
+          <w:lang w:val="id_ID" w:bidi="id_ID"/>
+        </w:rPr>
+      </w:r>
+      <w:r>
+        <w:rPr>
           <w:lang w:val="id_ID" w:bidi="id_ID"/>
         </w:rPr>
         <w:t xml:space="preserve">Hal ini dapat merujuk pada: (1) iman dan kasih yang dia terima dari Yesus ketika dia menjadi </w:t>
@@ -3731,6 +4481,21 @@
       </w:r>
       <w:r>
         <w:rPr>
+          <w:b/>
+          <w:lang w:val="id_ID" w:bidi="id_ID"/>
+        </w:rPr>
+        <w:t>πιστὸς ὁ λόγος</w:t>
+      </w:r>
+    </w:p>
+    <w:p>
+      <w:pPr/>
+      <w:r>
+        <w:rPr>
+          <w:lang w:val="id_ID" w:bidi="id_ID"/>
+        </w:rPr>
+      </w:r>
+      <w:r>
+        <w:rPr>
           <w:lang w:val="id_ID" w:bidi="id_ID"/>
         </w:rPr>
         <w:t xml:space="preserve">Dalam konteks ini, istilah </w:t>
@@ -3792,6 +4557,21 @@
       </w:r>
       <w:r>
         <w:rPr>
+          <w:b/>
+          <w:lang w:val="id_ID" w:bidi="id_ID"/>
+        </w:rPr>
+        <w:t>πάσης ἀποδοχῆς</w:t>
+      </w:r>
+    </w:p>
+    <w:p>
+      <w:pPr/>
+      <w:r>
+        <w:rPr>
+          <w:lang w:val="id_ID" w:bidi="id_ID"/>
+        </w:rPr>
+      </w:r>
+      <w:r>
+        <w:rPr>
           <w:lang w:val="id_ID" w:bidi="id_ID"/>
         </w:rPr>
         <w:t>Jika ini berguna dalam bahasa Anda, Anda dapat menyatakan secara eksplisit siapa yang melakukan tindakan ini. Terjemahan alternatif: “dan kita harus mempercayainya tanpa keraguan” atau “dan kita harus mempunyai keyakinan penuh terhadapnya”</w:t>
@@ -3840,6 +4620,21 @@
       </w:r>
       <w:r>
         <w:rPr>
+          <w:b/>
+          <w:lang w:val="id_ID" w:bidi="id_ID"/>
+        </w:rPr>
+        <w:t>Χριστὸς Ἰησοῦς ἦλθεν εἰς τὸν κόσμον ἁμαρτωλοὺς σῶσαι</w:t>
+      </w:r>
+    </w:p>
+    <w:p>
+      <w:pPr/>
+      <w:r>
+        <w:rPr>
+          <w:lang w:val="id_ID" w:bidi="id_ID"/>
+        </w:rPr>
+      </w:r>
+      <w:r>
+        <w:rPr>
           <w:lang w:val="id_ID" w:bidi="id_ID"/>
         </w:rPr>
         <w:t>Paulus menggunakan frasa ini sebagai kutipan langsung. Mungkin bermanfaat bagi pembaca Anda jika Anda menunjukkan hal ini dengan mengawali kata-kata berikutnya, “Kristus Yesus datang ke dunia untuk menyelamatkan orang berdosa,” dengan tanda kutip atau dengan tanda baca atau aturan lain apa pun yang mungkin digunakan dalam bahasa Anda untuk menunjukkan kutipan.</w:t>
@@ -3908,6 +4703,21 @@
       </w:r>
       <w:r>
         <w:rPr>
+          <w:b/>
+          <w:lang w:val="id_ID" w:bidi="id_ID"/>
+        </w:rPr>
+        <w:t>ὧν πρῶτός εἰμι ἐγώ</w:t>
+      </w:r>
+    </w:p>
+    <w:p>
+      <w:pPr/>
+      <w:r>
+        <w:rPr>
+          <w:lang w:val="id_ID" w:bidi="id_ID"/>
+        </w:rPr>
+      </w:r>
+      <w:r>
+        <w:rPr>
           <w:lang w:val="id_ID" w:bidi="id_ID"/>
         </w:rPr>
         <w:t xml:space="preserve">Di sini istilah </w:t>
@@ -3969,6 +4779,21 @@
       </w:r>
       <w:r>
         <w:rPr>
+          <w:b/>
+          <w:lang w:val="id_ID" w:bidi="id_ID"/>
+        </w:rPr>
+        <w:t>ἠλεήθην</w:t>
+      </w:r>
+    </w:p>
+    <w:p>
+      <w:pPr/>
+      <w:r>
+        <w:rPr>
+          <w:lang w:val="id_ID" w:bidi="id_ID"/>
+        </w:rPr>
+      </w:r>
+      <w:r>
+        <w:rPr>
           <w:lang w:val="id_ID" w:bidi="id_ID"/>
         </w:rPr>
         <w:t>Jika bahasa Anda membantu, Anda dapat menyatakan siapa yang menunjukkan belas kasihan kepada Paulus dengan bentuk aktif, dan Anda dapat menyatakan siapa yang melakukan tindakan tersebut. Terjemahan lain: “Yesus berbelas kasihan padaku”</w:t>
@@ -4037,6 +4862,21 @@
       </w:r>
       <w:r>
         <w:rPr>
+          <w:b/>
+          <w:lang w:val="id_ID" w:bidi="id_ID"/>
+        </w:rPr>
+        <w:t>ἐν ἐμοὶ πρώτῳ</w:t>
+      </w:r>
+    </w:p>
+    <w:p>
+      <w:pPr/>
+      <w:r>
+        <w:rPr>
+          <w:lang w:val="id_ID" w:bidi="id_ID"/>
+        </w:rPr>
+      </w:r>
+      <w:r>
+        <w:rPr>
           <w:lang w:val="id_ID" w:bidi="id_ID"/>
         </w:rPr>
         <w:t>Terjemahan lain: “supaya melalui aku, orang yang paling berdosa”</w:t>
@@ -4085,6 +4925,21 @@
       </w:r>
       <w:r>
         <w:rPr>
+          <w:b/>
+          <w:lang w:val="id_ID" w:bidi="id_ID"/>
+        </w:rPr>
+        <w:t>δὲ</w:t>
+      </w:r>
+    </w:p>
+    <w:p>
+      <w:pPr/>
+      <w:r>
+        <w:rPr>
+          <w:lang w:val="id_ID" w:bidi="id_ID"/>
+        </w:rPr>
+      </w:r>
+      <w:r>
+        <w:rPr>
           <w:lang w:val="id_ID" w:bidi="id_ID"/>
         </w:rPr>
         <w:t xml:space="preserve">Paulus di sini menggunakan kata </w:t>
@@ -4146,6 +5001,21 @@
       </w:r>
       <w:r>
         <w:rPr>
+          <w:b/>
+          <w:lang w:val="id_ID" w:bidi="id_ID"/>
+        </w:rPr>
+        <w:t>τῷ &amp; Βασιλεῖ τῶν αἰώνων, ἀφθάρτῳ, ἀοράτῳ, μόνῳ Θεῷ, τιμὴ καὶ δόξα,</w:t>
+      </w:r>
+    </w:p>
+    <w:p>
+      <w:pPr/>
+      <w:r>
+        <w:rPr>
+          <w:lang w:val="id_ID" w:bidi="id_ID"/>
+        </w:rPr>
+      </w:r>
+      <w:r>
+        <w:rPr>
           <w:lang w:val="id_ID" w:bidi="id_ID"/>
         </w:rPr>
         <w:t xml:space="preserve">Jika ini berguna dalam bahasa Anda, Anda dapat mengungkapkan kata benda abstrak </w:t>
@@ -4240,6 +5110,21 @@
       </w:r>
       <w:r>
         <w:rPr>
+          <w:b/>
+          <w:lang w:val="id_ID" w:bidi="id_ID"/>
+        </w:rPr>
+        <w:t>παρατίθεμαί σοι</w:t>
+      </w:r>
+    </w:p>
+    <w:p>
+      <w:pPr/>
+      <w:r>
+        <w:rPr>
+          <w:lang w:val="id_ID" w:bidi="id_ID"/>
+        </w:rPr>
+      </w:r>
+      <w:r>
+        <w:rPr>
           <w:lang w:val="id_ID" w:bidi="id_ID"/>
         </w:rPr>
         <w:t>Paulus berbicara tentang instruksinya seolah-olah dia secara fisik dapat menyampaikannya kepada Timotius. Terjemahan lain: “Aku mempercayakan kepadamu perintah ini” atau “inilah yang Aku perintahkan kepadamu”</w:t>
@@ -4308,6 +5193,21 @@
       </w:r>
       <w:r>
         <w:rPr>
+          <w:b/>
+          <w:lang w:val="id_ID" w:bidi="id_ID"/>
+        </w:rPr>
+        <w:t>τέκνον</w:t>
+      </w:r>
+    </w:p>
+    <w:p>
+      <w:pPr/>
+      <w:r>
+        <w:rPr>
+          <w:lang w:val="id_ID" w:bidi="id_ID"/>
+        </w:rPr>
+      </w:r>
+      <w:r>
+        <w:rPr>
           <w:lang w:val="id_ID" w:bidi="id_ID"/>
         </w:rPr>
         <w:t xml:space="preserve">Paulus berbicara tentang kedekatannya dengan Timotius seolah-olah mereka adalah ayah dan </w:t>
@@ -4389,6 +5289,21 @@
       </w:r>
       <w:r>
         <w:rPr>
+          <w:b/>
+          <w:lang w:val="id_ID" w:bidi="id_ID"/>
+        </w:rPr>
+        <w:t>τὰς προαγούσας ἐπὶ σὲ προφητείας</w:t>
+      </w:r>
+    </w:p>
+    <w:p>
+      <w:pPr/>
+      <w:r>
+        <w:rPr>
+          <w:lang w:val="id_ID" w:bidi="id_ID"/>
+        </w:rPr>
+      </w:r>
+      <w:r>
+        <w:rPr>
           <w:lang w:val="id_ID" w:bidi="id_ID"/>
         </w:rPr>
         <w:t>Jika dapat membantu dalam bahasa Anda, Anda dapat menyatakan secara eksplisit bagaimana nubuatan ini terjadi dan siapa yang melakukan tindakan ini. Terjemahan lain: “sesuai dengan apa yang dinubuatkan oleh orang-orang beriman lainnya tentang kamu”</w:t>
@@ -4437,6 +5352,21 @@
       </w:r>
       <w:r>
         <w:rPr>
+          <w:b/>
+          <w:lang w:val="id_ID" w:bidi="id_ID"/>
+        </w:rPr>
+        <w:t>στρατεύῃ &amp; τὴν καλὴν στρατείαν</w:t>
+      </w:r>
+    </w:p>
+    <w:p>
+      <w:pPr/>
+      <w:r>
+        <w:rPr>
+          <w:lang w:val="id_ID" w:bidi="id_ID"/>
+        </w:rPr>
+      </w:r>
+      <w:r>
+        <w:rPr>
           <w:lang w:val="id_ID" w:bidi="id_ID"/>
         </w:rPr>
         <w:t>Paulus berbicara secara kiasan tentang Timotius yang melakukan yang terbaik bagi Tuhan seolah-olah dia adalah seorang prajurit yang berperang. Terjemahan lain: “teruslah melakukan yang terbaik atas nama Tuhan” Paul speaks figuratively about Timothy doing his best for the Lord as if he were a soldier fighting a battle. Alternate translation: “continue to do your best on behalf of the Lord”</w:t>
@@ -4505,6 +5435,21 @@
       </w:r>
       <w:r>
         <w:rPr>
+          <w:b/>
+          <w:lang w:val="id_ID" w:bidi="id_ID"/>
+        </w:rPr>
+        <w:t>ἔχων πίστιν καὶ</w:t>
+      </w:r>
+    </w:p>
+    <w:p>
+      <w:pPr/>
+      <w:r>
+        <w:rPr>
+          <w:lang w:val="id_ID" w:bidi="id_ID"/>
+        </w:rPr>
+      </w:r>
+      <w:r>
+        <w:rPr>
           <w:lang w:val="id_ID" w:bidi="id_ID"/>
         </w:rPr>
         <w:t xml:space="preserve">Jika hal ini bermanfaat bagi pembaca, Anda dapat mengungkapkan gagasan di balik kata benda abstrak </w:t>
@@ -4614,6 +5559,21 @@
         <w:rPr>
           <w:lang w:val="id_ID" w:bidi="id_ID"/>
         </w:rPr>
+      </w:r>
+    </w:p>
+    <w:p>
+      <w:pPr/>
+      <w:r>
+        <w:rPr>
+          <w:lang w:val="id_ID" w:bidi="id_ID"/>
+        </w:rPr>
+      </w:r>
+      <w:r>
+        <w:rPr>
+          <w:b/>
+          <w:lang w:val="id_ID" w:bidi="id_ID"/>
+        </w:rPr>
+        <w:t>ἀγαθὴν συνείδησιν</w:t>
       </w:r>
     </w:p>
     <w:p>
@@ -4731,6 +5691,21 @@
       </w:r>
       <w:r>
         <w:rPr>
+          <w:b/>
+          <w:lang w:val="id_ID" w:bidi="id_ID"/>
+        </w:rPr>
+        <w:t>περὶ τὴν πίστιν ἐναυάγησαν</w:t>
+      </w:r>
+    </w:p>
+    <w:p>
+      <w:pPr/>
+      <w:r>
+        <w:rPr>
+          <w:lang w:val="id_ID" w:bidi="id_ID"/>
+        </w:rPr>
+      </w:r>
+      <w:r>
+        <w:rPr>
           <w:lang w:val="id_ID" w:bidi="id_ID"/>
         </w:rPr>
         <w:t>Paulus berbicara secara kiasan tentang orang-orang ini seolah-olah mereka adalah sebuah kapal yang tenggelam. Maksudnya adalah orang-orang ini tidak lagi percaya kepada Yesus dan tidak lagi hidup sebagai pengikutnya. Anda dapat menggunakan figur yang sama, atau figur serupa dari budaya Anda, jika pembaca Anda memahami maknanya. Jika tidak, Anda dapat menyatakan sebagai terjemahan alternatif, “bukan lagi milik Yesus”</w:t>
@@ -4799,6 +5774,21 @@
       </w:r>
       <w:r>
         <w:rPr>
+          <w:b/>
+          <w:lang w:val="id_ID" w:bidi="id_ID"/>
+        </w:rPr>
+        <w:t>περὶ τὴν πίστιν</w:t>
+      </w:r>
+    </w:p>
+    <w:p>
+      <w:pPr/>
+      <w:r>
+        <w:rPr>
+          <w:lang w:val="id_ID" w:bidi="id_ID"/>
+        </w:rPr>
+      </w:r>
+      <w:r>
+        <w:rPr>
           <w:lang w:val="id_ID" w:bidi="id_ID"/>
         </w:rPr>
         <w:t xml:space="preserve">Jika ini bermanfaat bagi pembaca Anda, Anda dapat mengungkapkan gagasan di balik kata benda abstrak </w:t>
@@ -4896,6 +5886,21 @@
           <w:b/>
           <w:lang w:val="id_ID" w:bidi="id_ID"/>
         </w:rPr>
+        <w:t>Ὑμέναιος &amp; Ἀλέξανδρος</w:t>
+      </w:r>
+    </w:p>
+    <w:p>
+      <w:pPr/>
+      <w:r>
+        <w:rPr>
+          <w:lang w:val="id_ID" w:bidi="id_ID"/>
+        </w:rPr>
+      </w:r>
+      <w:r>
+        <w:rPr>
+          <w:b/>
+          <w:lang w:val="id_ID" w:bidi="id_ID"/>
+        </w:rPr>
         <w:t>Himeneus</w:t>
       </w:r>
       <w:r>
@@ -4981,6 +5986,21 @@
       </w:r>
       <w:r>
         <w:rPr>
+          <w:b/>
+          <w:lang w:val="id_ID" w:bidi="id_ID"/>
+        </w:rPr>
+        <w:t>παρέδωκα τῷ Σατανᾷ</w:t>
+      </w:r>
+    </w:p>
+    <w:p>
+      <w:pPr/>
+      <w:r>
+        <w:rPr>
+          <w:lang w:val="id_ID" w:bidi="id_ID"/>
+        </w:rPr>
+      </w:r>
+      <w:r>
+        <w:rPr>
           <w:lang w:val="id_ID" w:bidi="id_ID"/>
         </w:rPr>
         <w:t xml:space="preserve">Paulus berbicara secara kiasan seolah-olah dia secara fisik memegang orang-orang ini dan menyerahkan mereka </w:t>
@@ -5062,6 +6082,21 @@
       </w:r>
       <w:r>
         <w:rPr>
+          <w:b/>
+          <w:lang w:val="id_ID" w:bidi="id_ID"/>
+        </w:rPr>
+        <w:t>παιδευθῶσι μὴ βλασφημεῖν</w:t>
+      </w:r>
+    </w:p>
+    <w:p>
+      <w:pPr/>
+      <w:r>
+        <w:rPr>
+          <w:lang w:val="id_ID" w:bidi="id_ID"/>
+        </w:rPr>
+      </w:r>
+      <w:r>
+        <w:rPr>
           <w:lang w:val="id_ID" w:bidi="id_ID"/>
         </w:rPr>
         <w:t>Jika ini berguna dalam bahasa Anda, Anda dapat mengungkapkan frasa pasif ini dengan bentuk aktif, dan Anda dapat menyatakan siapa yang akan melakukan tindakan tersebut. Terjemahan lain: “agar Tuhan dapat mengajar mereka”</w:t>
@@ -5130,6 +6165,21 @@
       </w:r>
       <w:r>
         <w:rPr>
+          <w:b/>
+          <w:lang w:val="id_ID" w:bidi="id_ID"/>
+        </w:rPr>
+        <w:t>παρακαλῶ οὖν</w:t>
+      </w:r>
+    </w:p>
+    <w:p>
+      <w:pPr/>
+      <w:r>
+        <w:rPr>
+          <w:lang w:val="id_ID" w:bidi="id_ID"/>
+        </w:rPr>
+      </w:r>
+      <w:r>
+        <w:rPr>
           <w:lang w:val="id_ID" w:bidi="id_ID"/>
         </w:rPr>
         <w:t>Terjemahan lain: “Saya mendorong” atau “Saya menasihati”</w:t>
@@ -5167,6 +6217,21 @@
         <w:rPr>
           <w:lang w:val="id_ID" w:bidi="id_ID"/>
         </w:rPr>
+      </w:r>
+    </w:p>
+    <w:p>
+      <w:pPr/>
+      <w:r>
+        <w:rPr>
+          <w:lang w:val="id_ID" w:bidi="id_ID"/>
+        </w:rPr>
+      </w:r>
+      <w:r>
+        <w:rPr>
+          <w:b/>
+          <w:lang w:val="id_ID" w:bidi="id_ID"/>
+        </w:rPr>
+        <w:t>πρῶτον πάντων</w:t>
       </w:r>
     </w:p>
     <w:p>
@@ -5277,6 +6342,21 @@
       </w:r>
       <w:r>
         <w:rPr>
+          <w:b/>
+          <w:lang w:val="id_ID" w:bidi="id_ID"/>
+        </w:rPr>
+        <w:t>ποιεῖσθαι δεήσεις, προσευχάς, ἐντεύξεις, εὐχαριστίας</w:t>
+      </w:r>
+    </w:p>
+    <w:p>
+      <w:pPr/>
+      <w:r>
+        <w:rPr>
+          <w:lang w:val="id_ID" w:bidi="id_ID"/>
+        </w:rPr>
+      </w:r>
+      <w:r>
+        <w:rPr>
           <w:lang w:val="id_ID" w:bidi="id_ID"/>
         </w:rPr>
         <w:t>Jika ini berguna dalam bahasa Anda, Anda dapat mengungkapkan frase pasif ini dengan bentuk aktif, dan Anda dapat menyatakan siapa yang akan melakukan tindakan tersebut dan siapa yang akan menerima tindakan tersebut. Terjemahan lain: “Saya mendorong semua orang beriman untuk menyampaikan permohonan, doa, syafaat, dan ucapan syukur kepada Tuhan”</w:t>
@@ -5345,6 +6425,21 @@
       </w:r>
       <w:r>
         <w:rPr>
+          <w:b/>
+          <w:lang w:val="id_ID" w:bidi="id_ID"/>
+        </w:rPr>
+        <w:t>ἀνθρώπων</w:t>
+      </w:r>
+    </w:p>
+    <w:p>
+      <w:pPr/>
+      <w:r>
+        <w:rPr>
+          <w:lang w:val="id_ID" w:bidi="id_ID"/>
+        </w:rPr>
+      </w:r>
+      <w:r>
+        <w:rPr>
           <w:lang w:val="id_ID" w:bidi="id_ID"/>
         </w:rPr>
         <w:t xml:space="preserve">Paulus menggunakan istilah </w:t>
@@ -5426,6 +6521,21 @@
       </w:r>
       <w:r>
         <w:rPr>
+          <w:b/>
+          <w:lang w:val="id_ID" w:bidi="id_ID"/>
+        </w:rPr>
+        <w:t>ἤρεμον καὶ ἡσύχιον βίον</w:t>
+      </w:r>
+    </w:p>
+    <w:p>
+      <w:pPr/>
+      <w:r>
+        <w:rPr>
+          <w:lang w:val="id_ID" w:bidi="id_ID"/>
+        </w:rPr>
+      </w:r>
+      <w:r>
+        <w:rPr>
           <w:lang w:val="id_ID" w:bidi="id_ID"/>
         </w:rPr>
         <w:t xml:space="preserve">Istilah </w:t>
@@ -5520,6 +6630,21 @@
       </w:r>
       <w:r>
         <w:rPr>
+          <w:b/>
+          <w:lang w:val="id_ID" w:bidi="id_ID"/>
+        </w:rPr>
+        <w:t>καλὸν καὶ ἀπόδεκτον</w:t>
+      </w:r>
+    </w:p>
+    <w:p>
+      <w:pPr/>
+      <w:r>
+        <w:rPr>
+          <w:lang w:val="id_ID" w:bidi="id_ID"/>
+        </w:rPr>
+      </w:r>
+      <w:r>
+        <w:rPr>
           <w:lang w:val="id_ID" w:bidi="id_ID"/>
         </w:rPr>
         <w:t xml:space="preserve">Istilah </w:t>
@@ -5614,6 +6739,21 @@
       </w:r>
       <w:r>
         <w:rPr>
+          <w:b/>
+          <w:lang w:val="id_ID" w:bidi="id_ID"/>
+        </w:rPr>
+        <w:t>πάντας ἀνθρώπους &amp; σωθῆναι, καὶ &amp; ἐλθεῖν</w:t>
+      </w:r>
+    </w:p>
+    <w:p>
+      <w:pPr/>
+      <w:r>
+        <w:rPr>
+          <w:lang w:val="id_ID" w:bidi="id_ID"/>
+        </w:rPr>
+      </w:r>
+      <w:r>
+        <w:rPr>
           <w:lang w:val="id_ID" w:bidi="id_ID"/>
         </w:rPr>
         <w:t>Jika ini berguna dalam bahasa Anda, Anda dapat mengungkapkan frase pasif ini dengan bentuk aktif. Terjemahan lain: “yang ingin menyelamatkan semua orang”</w:t>
@@ -5682,6 +6822,21 @@
       </w:r>
       <w:r>
         <w:rPr>
+          <w:b/>
+          <w:lang w:val="id_ID" w:bidi="id_ID"/>
+        </w:rPr>
+        <w:t>πάντας ἀνθρώπους</w:t>
+      </w:r>
+    </w:p>
+    <w:p>
+      <w:pPr/>
+      <w:r>
+        <w:rPr>
+          <w:lang w:val="id_ID" w:bidi="id_ID"/>
+        </w:rPr>
+      </w:r>
+      <w:r>
+        <w:rPr>
           <w:lang w:val="id_ID" w:bidi="id_ID"/>
         </w:rPr>
         <w:t xml:space="preserve">Paulus menggunakan istilah </w:t>
@@ -5763,6 +6918,21 @@
       </w:r>
       <w:r>
         <w:rPr>
+          <w:b/>
+          <w:lang w:val="id_ID" w:bidi="id_ID"/>
+        </w:rPr>
+        <w:t>εἰς ἐπίγνωσιν &amp; ἐλθεῖν</w:t>
+      </w:r>
+    </w:p>
+    <w:p>
+      <w:pPr/>
+      <w:r>
+        <w:rPr>
+          <w:lang w:val="id_ID" w:bidi="id_ID"/>
+        </w:rPr>
+      </w:r>
+      <w:r>
+        <w:rPr>
           <w:lang w:val="id_ID" w:bidi="id_ID"/>
         </w:rPr>
         <w:t xml:space="preserve">Paulus berbicara tentang mempelajari kebenaran tentang Allah seolah-olah itu adalah tempat di mana orang dapat </w:t>
@@ -5844,6 +7014,21 @@
       </w:r>
       <w:r>
         <w:rPr>
+          <w:b/>
+          <w:lang w:val="id_ID" w:bidi="id_ID"/>
+        </w:rPr>
+        <w:t>εἷς καὶ μεσίτης Θεοῦ καὶ ἀνθρώπων</w:t>
+      </w:r>
+    </w:p>
+    <w:p>
+      <w:pPr/>
+      <w:r>
+        <w:rPr>
+          <w:lang w:val="id_ID" w:bidi="id_ID"/>
+        </w:rPr>
+      </w:r>
+      <w:r>
+        <w:rPr>
           <w:lang w:val="id_ID" w:bidi="id_ID"/>
         </w:rPr>
         <w:t xml:space="preserve">Seorang </w:t>
@@ -5925,6 +7110,21 @@
       </w:r>
       <w:r>
         <w:rPr>
+          <w:b/>
+          <w:lang w:val="id_ID" w:bidi="id_ID"/>
+        </w:rPr>
+        <w:t>ἀνθρώπων</w:t>
+      </w:r>
+    </w:p>
+    <w:p>
+      <w:pPr/>
+      <w:r>
+        <w:rPr>
+          <w:lang w:val="id_ID" w:bidi="id_ID"/>
+        </w:rPr>
+      </w:r>
+      <w:r>
+        <w:rPr>
           <w:lang w:val="id_ID" w:bidi="id_ID"/>
         </w:rPr>
         <w:t xml:space="preserve">Paulus menggunakan istilah </w:t>
@@ -6006,6 +7206,21 @@
       </w:r>
       <w:r>
         <w:rPr>
+          <w:b/>
+          <w:lang w:val="id_ID" w:bidi="id_ID"/>
+        </w:rPr>
+        <w:t>ἄνθρωπος Χριστὸς Ἰησοῦς</w:t>
+      </w:r>
+    </w:p>
+    <w:p>
+      <w:pPr/>
+      <w:r>
+        <w:rPr>
+          <w:lang w:val="id_ID" w:bidi="id_ID"/>
+        </w:rPr>
+      </w:r>
+      <w:r>
+        <w:rPr>
           <w:lang w:val="id_ID" w:bidi="id_ID"/>
         </w:rPr>
         <w:t xml:space="preserve">Paulus kemungkinan besar menggunakan istilah </w:t>
@@ -6087,6 +7302,21 @@
       </w:r>
       <w:r>
         <w:rPr>
+          <w:b/>
+          <w:lang w:val="id_ID" w:bidi="id_ID"/>
+        </w:rPr>
+        <w:t>δοὺς ἑαυτὸν</w:t>
+      </w:r>
+    </w:p>
+    <w:p>
+      <w:pPr/>
+      <w:r>
+        <w:rPr>
+          <w:lang w:val="id_ID" w:bidi="id_ID"/>
+        </w:rPr>
+      </w:r>
+      <w:r>
+        <w:rPr>
           <w:lang w:val="id_ID" w:bidi="id_ID"/>
         </w:rPr>
         <w:t>Terjemahan alternatif: "mengorbankan dirinya sendiri" atau "mati dengan sukarela"</w:t>
@@ -6135,6 +7365,21 @@
       </w:r>
       <w:r>
         <w:rPr>
+          <w:b/>
+          <w:lang w:val="id_ID" w:bidi="id_ID"/>
+        </w:rPr>
+        <w:t>ἀντίλυτρον ὑπὲρ πάντων</w:t>
+      </w:r>
+    </w:p>
+    <w:p>
+      <w:pPr/>
+      <w:r>
+        <w:rPr>
+          <w:lang w:val="id_ID" w:bidi="id_ID"/>
+        </w:rPr>
+      </w:r>
+      <w:r>
+        <w:rPr>
           <w:lang w:val="id_ID" w:bidi="id_ID"/>
         </w:rPr>
         <w:t>Terjemahan alternatif: "sebagai harga dari kebebasan untuk semua orang"</w:t>
@@ -6183,6 +7428,21 @@
       </w:r>
       <w:r>
         <w:rPr>
+          <w:b/>
+          <w:lang w:val="id_ID" w:bidi="id_ID"/>
+        </w:rPr>
+        <w:t>τὸ μαρτύριον</w:t>
+      </w:r>
+    </w:p>
+    <w:p>
+      <w:pPr/>
+      <w:r>
+        <w:rPr>
+          <w:lang w:val="id_ID" w:bidi="id_ID"/>
+        </w:rPr>
+      </w:r>
+      <w:r>
+        <w:rPr>
           <w:lang w:val="id_ID" w:bidi="id_ID"/>
         </w:rPr>
         <w:t>Jika itu akan membantu para pembaca Anda, Anda dapat menjelaskan secara eksplisit bahwa hal ini secara khusus menunjukkan bahwa Allah ingin menyelamatkan semua orang. Terjemahan alternatif: "sebagai bukti bahwa Allah ingin menyelamatkan semua orang"</w:t>
@@ -6251,6 +7511,21 @@
       </w:r>
       <w:r>
         <w:rPr>
+          <w:b/>
+          <w:lang w:val="id_ID" w:bidi="id_ID"/>
+        </w:rPr>
+        <w:t>καιροῖς ἰδίοις</w:t>
+      </w:r>
+    </w:p>
+    <w:p>
+      <w:pPr/>
+      <w:r>
+        <w:rPr>
+          <w:lang w:val="id_ID" w:bidi="id_ID"/>
+        </w:rPr>
+      </w:r>
+      <w:r>
+        <w:rPr>
           <w:lang w:val="id_ID" w:bidi="id_ID"/>
         </w:rPr>
         <w:t>Ini adalah sebuah ungkapan. Terjemahan alternatif: "pada waktu yang telah dipilih Allah"</w:t>
@@ -6319,6 +7594,21 @@
       </w:r>
       <w:r>
         <w:rPr>
+          <w:b/>
+          <w:lang w:val="id_ID" w:bidi="id_ID"/>
+        </w:rPr>
+        <w:t>εἰς ὃ</w:t>
+      </w:r>
+    </w:p>
+    <w:p>
+      <w:pPr/>
+      <w:r>
+        <w:rPr>
+          <w:lang w:val="id_ID" w:bidi="id_ID"/>
+        </w:rPr>
+      </w:r>
+      <w:r>
+        <w:rPr>
           <w:lang w:val="id_ID" w:bidi="id_ID"/>
         </w:rPr>
         <w:t xml:space="preserve">Di sini, </w:t>
@@ -6380,6 +7670,21 @@
       </w:r>
       <w:r>
         <w:rPr>
+          <w:b/>
+          <w:lang w:val="id_ID" w:bidi="id_ID"/>
+        </w:rPr>
+        <w:t>ἐτέθην ἐγὼ</w:t>
+      </w:r>
+    </w:p>
+    <w:p>
+      <w:pPr/>
+      <w:r>
+        <w:rPr>
+          <w:lang w:val="id_ID" w:bidi="id_ID"/>
+        </w:rPr>
+      </w:r>
+      <w:r>
+        <w:rPr>
           <w:lang w:val="id_ID" w:bidi="id_ID"/>
         </w:rPr>
         <w:t>Jika akan membantu dalam bahasa Anda, Anda dapat mengekspresikan frasa pasif ini dengan bentuk aktif, dan Anda dapat menyatakan siapa yang melakukan tindakan tersebut. Terjemahan alternatif: "Yesus telah menjadikan aku, Paulus, seorang pengkhotbah dan wakil-Nya"</w:t>
@@ -6448,6 +7753,21 @@
       </w:r>
       <w:r>
         <w:rPr>
+          <w:b/>
+          <w:lang w:val="id_ID" w:bidi="id_ID"/>
+        </w:rPr>
+        <w:t>κῆρυξ</w:t>
+      </w:r>
+    </w:p>
+    <w:p>
+      <w:pPr/>
+      <w:r>
+        <w:rPr>
+          <w:lang w:val="id_ID" w:bidi="id_ID"/>
+        </w:rPr>
+      </w:r>
+      <w:r>
+        <w:rPr>
           <w:lang w:val="id_ID" w:bidi="id_ID"/>
         </w:rPr>
         <w:t xml:space="preserve">Seorang </w:t>
@@ -6529,6 +7849,21 @@
       </w:r>
       <w:r>
         <w:rPr>
+          <w:b/>
+          <w:lang w:val="id_ID" w:bidi="id_ID"/>
+        </w:rPr>
+        <w:t>ἀλήθειαν λέγω ἐν Χριστῷ, οὐ ψεύδομαι</w:t>
+      </w:r>
+    </w:p>
+    <w:p>
+      <w:pPr/>
+      <w:r>
+        <w:rPr>
+          <w:lang w:val="id_ID" w:bidi="id_ID"/>
+        </w:rPr>
+      </w:r>
+      <w:r>
+        <w:rPr>
           <w:lang w:val="id_ID" w:bidi="id_ID"/>
         </w:rPr>
         <w:t>Untuk menekankan apa yang dia katakan, Paulus mengatakan hal yang sama dua kali, pertama secara positif dan kemudian secara negatif. Jika hal ini membingungkan dalam bahasa Anda, Anda dapat mengungkapkannya satu kali. Terjemahan alternatif: "Aku mengatakan yang sebenarnya kepadamu sebagai pengikut Kristus"</w:t>
@@ -6577,6 +7912,21 @@
       </w:r>
       <w:r>
         <w:rPr>
+          <w:b/>
+          <w:lang w:val="id_ID" w:bidi="id_ID"/>
+        </w:rPr>
+        <w:t>ἐν Χριστῷ</w:t>
+      </w:r>
+    </w:p>
+    <w:p>
+      <w:pPr/>
+      <w:r>
+        <w:rPr>
+          <w:lang w:val="id_ID" w:bidi="id_ID"/>
+        </w:rPr>
+      </w:r>
+      <w:r>
+        <w:rPr>
           <w:lang w:val="id_ID" w:bidi="id_ID"/>
         </w:rPr>
         <w:t>Terjemahan alternatif: "sebagai pengikut Kristus"</w:t>
@@ -6625,6 +7975,21 @@
       </w:r>
       <w:r>
         <w:rPr>
+          <w:b/>
+          <w:lang w:val="id_ID" w:bidi="id_ID"/>
+        </w:rPr>
+        <w:t>ἐν πίστει καὶ ἀληθείᾳ</w:t>
+      </w:r>
+    </w:p>
+    <w:p>
+      <w:pPr/>
+      <w:r>
+        <w:rPr>
+          <w:lang w:val="id_ID" w:bidi="id_ID"/>
+        </w:rPr>
+      </w:r>
+      <w:r>
+        <w:rPr>
           <w:lang w:val="id_ID" w:bidi="id_ID"/>
         </w:rPr>
         <w:t xml:space="preserve">Di sini, </w:t>
@@ -6686,6 +8051,21 @@
       </w:r>
       <w:r>
         <w:rPr>
+          <w:b/>
+          <w:lang w:val="id_ID" w:bidi="id_ID"/>
+        </w:rPr>
+        <w:t>ἐν πίστει καὶ ἀληθείᾳ</w:t>
+      </w:r>
+    </w:p>
+    <w:p>
+      <w:pPr/>
+      <w:r>
+        <w:rPr>
+          <w:lang w:val="id_ID" w:bidi="id_ID"/>
+        </w:rPr>
+      </w:r>
+      <w:r>
+        <w:rPr>
           <w:lang w:val="id_ID" w:bidi="id_ID"/>
         </w:rPr>
         <w:t xml:space="preserve">Jika frasa ini memiliki arti kedua seperti yang telah dibahas dalam catatan sebelumnya, Paulus mungkin menggunakan dua istilah </w:t>
@@ -6780,6 +8160,21 @@
       </w:r>
       <w:r>
         <w:rPr>
+          <w:b/>
+          <w:lang w:val="id_ID" w:bidi="id_ID"/>
+        </w:rPr>
+        <w:t>τοὺς ἄνδρας</w:t>
+      </w:r>
+    </w:p>
+    <w:p>
+      <w:pPr/>
+      <w:r>
+        <w:rPr>
+          <w:lang w:val="id_ID" w:bidi="id_ID"/>
+        </w:rPr>
+      </w:r>
+      <w:r>
+        <w:rPr>
           <w:lang w:val="id_ID" w:bidi="id_ID"/>
         </w:rPr>
         <w:t xml:space="preserve">Di sini kata </w:t>
@@ -6861,6 +8256,21 @@
       </w:r>
       <w:r>
         <w:rPr>
+          <w:b/>
+          <w:lang w:val="id_ID" w:bidi="id_ID"/>
+        </w:rPr>
+        <w:t>ἐπαίροντας ὁσίους χεῖρας</w:t>
+      </w:r>
+    </w:p>
+    <w:p>
+      <w:pPr/>
+      <w:r>
+        <w:rPr>
+          <w:lang w:val="id_ID" w:bidi="id_ID"/>
+        </w:rPr>
+      </w:r>
+      <w:r>
+        <w:rPr>
           <w:lang w:val="id_ID" w:bidi="id_ID"/>
         </w:rPr>
         <w:t xml:space="preserve">Merupakan kebiasaan dalam budaya ini bagi orang-orang untuk mengangkat </w:t>
@@ -6942,6 +8352,21 @@
       </w:r>
       <w:r>
         <w:rPr>
+          <w:b/>
+          <w:lang w:val="id_ID" w:bidi="id_ID"/>
+        </w:rPr>
+        <w:t>ἐπαίροντας ὁσίους χεῖρας</w:t>
+      </w:r>
+    </w:p>
+    <w:p>
+      <w:pPr/>
+      <w:r>
+        <w:rPr>
+          <w:lang w:val="id_ID" w:bidi="id_ID"/>
+        </w:rPr>
+      </w:r>
+      <w:r>
+        <w:rPr>
           <w:lang w:val="id_ID" w:bidi="id_ID"/>
         </w:rPr>
         <w:t xml:space="preserve">Paulus menjelaskan satu bagian dari manusia, yaitu </w:t>
@@ -7023,6 +8448,21 @@
       </w:r>
       <w:r>
         <w:rPr>
+          <w:b/>
+          <w:lang w:val="id_ID" w:bidi="id_ID"/>
+        </w:rPr>
+        <w:t>ὡσαύτως γυναῖκας &amp; κοσμεῖν</w:t>
+      </w:r>
+    </w:p>
+    <w:p>
+      <w:pPr/>
+      <w:r>
+        <w:rPr>
+          <w:lang w:val="id_ID" w:bidi="id_ID"/>
+        </w:rPr>
+      </w:r>
+      <w:r>
+        <w:rPr>
           <w:lang w:val="id_ID" w:bidi="id_ID"/>
         </w:rPr>
         <w:t>Di sini Paulus mengabaikan beberapa kata yang biasanya dibutuhkan oleh sebuah kalimat agar menjadi lengkap. Terjemahan alternatif: “dengan cara yang sama, aku juga ingin”</w:t>
@@ -7091,6 +8531,21 @@
       </w:r>
       <w:r>
         <w:rPr>
+          <w:b/>
+          <w:lang w:val="id_ID" w:bidi="id_ID"/>
+        </w:rPr>
+        <w:t>μὴ ἐν πλέγμασιν</w:t>
+      </w:r>
+    </w:p>
+    <w:p>
+      <w:pPr/>
+      <w:r>
+        <w:rPr>
+          <w:lang w:val="id_ID" w:bidi="id_ID"/>
+        </w:rPr>
+      </w:r>
+      <w:r>
+        <w:rPr>
           <w:lang w:val="id_ID" w:bidi="id_ID"/>
         </w:rPr>
         <w:t>Pada masa ini, banyak perempuan Romawi mengepang rambut mereka secara berlebihan untuk membuat diri mereka menarik. Jika pembaca Anda belum terbiasa dengan praktik mengepang rambut, Anda dapat mengungkapkan gagasan ini dengan cara yang lebih umum. Terjemahan alternatif: “mereka tidak boleh memiliki gaya rambut yang mewah” atau “mereka tidak boleh memiliki gaya rambut yang rumit yang menarik perhatian”</w:t>
@@ -7159,6 +8614,21 @@
       </w:r>
       <w:r>
         <w:rPr>
+          <w:b/>
+          <w:lang w:val="id_ID" w:bidi="id_ID"/>
+        </w:rPr>
+        <w:t>χρυσῷ</w:t>
+      </w:r>
+    </w:p>
+    <w:p>
+      <w:pPr/>
+      <w:r>
+        <w:rPr>
+          <w:lang w:val="id_ID" w:bidi="id_ID"/>
+        </w:rPr>
+      </w:r>
+      <w:r>
+        <w:rPr>
           <w:lang w:val="id_ID" w:bidi="id_ID"/>
         </w:rPr>
         <w:t xml:space="preserve">Paul menyebutkan </w:t>
@@ -7256,6 +8726,21 @@
           <w:b/>
           <w:lang w:val="id_ID" w:bidi="id_ID"/>
         </w:rPr>
+        <w:t>μαργαρίταις</w:t>
+      </w:r>
+    </w:p>
+    <w:p>
+      <w:pPr/>
+      <w:r>
+        <w:rPr>
+          <w:lang w:val="id_ID" w:bidi="id_ID"/>
+        </w:rPr>
+      </w:r>
+      <w:r>
+        <w:rPr>
+          <w:b/>
+          <w:lang w:val="id_ID" w:bidi="id_ID"/>
+        </w:rPr>
         <w:t>Mutiara</w:t>
       </w:r>
       <w:r>
@@ -7328,6 +8813,21 @@
       </w:r>
       <w:r>
         <w:rPr>
+          <w:b/>
+          <w:lang w:val="id_ID" w:bidi="id_ID"/>
+        </w:rPr>
+        <w:t>θεοσέβειαν</w:t>
+      </w:r>
+    </w:p>
+    <w:p>
+      <w:pPr/>
+      <w:r>
+        <w:rPr>
+          <w:lang w:val="id_ID" w:bidi="id_ID"/>
+        </w:rPr>
+      </w:r>
+      <w:r>
+        <w:rPr>
           <w:lang w:val="id_ID" w:bidi="id_ID"/>
         </w:rPr>
         <w:t>Terjemahan alternatif: “yang ingin memuliakan Allah dengan perbuatan-perbuatan baik yang mereka lakukan”</w:t>
@@ -7376,6 +8876,21 @@
       </w:r>
       <w:r>
         <w:rPr>
+          <w:b/>
+          <w:lang w:val="id_ID" w:bidi="id_ID"/>
+        </w:rPr>
+        <w:t>ἐν ἡσυχίᾳ</w:t>
+      </w:r>
+    </w:p>
+    <w:p>
+      <w:pPr/>
+      <w:r>
+        <w:rPr>
+          <w:lang w:val="id_ID" w:bidi="id_ID"/>
+        </w:rPr>
+      </w:r>
+      <w:r>
+        <w:rPr>
           <w:lang w:val="id_ID" w:bidi="id_ID"/>
         </w:rPr>
         <w:t>Paulus mungkin mengatakan bahwa ia ingin para perempuan untuk mendengarkan dibandingkan berbicara. Terjemahan alternatif: “dengan mendengarkan”</w:t>
@@ -7444,6 +8959,21 @@
       </w:r>
       <w:r>
         <w:rPr>
+          <w:b/>
+          <w:lang w:val="id_ID" w:bidi="id_ID"/>
+        </w:rPr>
+        <w:t>ἐν πάσῃ ὑποταγῇ</w:t>
+      </w:r>
+    </w:p>
+    <w:p>
+      <w:pPr/>
+      <w:r>
+        <w:rPr>
+          <w:lang w:val="id_ID" w:bidi="id_ID"/>
+        </w:rPr>
+      </w:r>
+      <w:r>
+        <w:rPr>
           <w:lang w:val="id_ID" w:bidi="id_ID"/>
         </w:rPr>
         <w:t>Terjemahan alternatif: “dan tunduk pada otoritas pengajar”</w:t>
@@ -7481,6 +9011,21 @@
         <w:rPr>
           <w:lang w:val="id_ID" w:bidi="id_ID"/>
         </w:rPr>
+      </w:r>
+    </w:p>
+    <w:p>
+      <w:pPr/>
+      <w:r>
+        <w:rPr>
+          <w:lang w:val="id_ID" w:bidi="id_ID"/>
+        </w:rPr>
+      </w:r>
+      <w:r>
+        <w:rPr>
+          <w:b/>
+          <w:lang w:val="id_ID" w:bidi="id_ID"/>
+        </w:rPr>
+        <w:t>εἶναι ἐν ἡσυχίᾳ</w:t>
       </w:r>
     </w:p>
     <w:p>
@@ -7558,6 +9103,21 @@
       </w:r>
       <w:r>
         <w:rPr>
+          <w:b/>
+          <w:lang w:val="id_ID" w:bidi="id_ID"/>
+        </w:rPr>
+        <w:t>Ἀδὰμ &amp; ἐπλάσθη</w:t>
+      </w:r>
+    </w:p>
+    <w:p>
+      <w:pPr/>
+      <w:r>
+        <w:rPr>
+          <w:lang w:val="id_ID" w:bidi="id_ID"/>
+        </w:rPr>
+      </w:r>
+      <w:r>
+        <w:rPr>
           <w:lang w:val="id_ID" w:bidi="id_ID"/>
         </w:rPr>
         <w:t>Jika ini berguna dalam bahasa Anda, Anda dapat mengungkapkan frasa pasif ini dengan bentuk aktif, dan Anda dapat menyatakan siapa yang melakukan tindakan tersebut. Terjemahan lain: “Tuhan menciptakan Adam terlebih dahulu”</w:t>
@@ -7626,6 +9186,21 @@
       </w:r>
       <w:r>
         <w:rPr>
+          <w:b/>
+          <w:lang w:val="id_ID" w:bidi="id_ID"/>
+        </w:rPr>
+        <w:t>εἶτα Εὕα</w:t>
+      </w:r>
+    </w:p>
+    <w:p>
+      <w:pPr/>
+      <w:r>
+        <w:rPr>
+          <w:lang w:val="id_ID" w:bidi="id_ID"/>
+        </w:rPr>
+      </w:r>
+      <w:r>
+        <w:rPr>
           <w:lang w:val="id_ID" w:bidi="id_ID"/>
         </w:rPr>
         <w:t>Di sini Paulus mengabaikan beberapa kata yang biasanya dibutuhkan sebuah kalimat agar menjadi lengkap. Terjemahan lain: “lalu Tuhan menciptakan Hawa”</w:t>
@@ -7694,6 +9269,21 @@
       </w:r>
       <w:r>
         <w:rPr>
+          <w:b/>
+          <w:lang w:val="id_ID" w:bidi="id_ID"/>
+        </w:rPr>
+        <w:t>Ἀδὰμ οὐκ ἠπατήθη &amp; ἐξαπατηθεῖσα</w:t>
+      </w:r>
+    </w:p>
+    <w:p>
+      <w:pPr/>
+      <w:r>
+        <w:rPr>
+          <w:lang w:val="id_ID" w:bidi="id_ID"/>
+        </w:rPr>
+      </w:r>
+      <w:r>
+        <w:rPr>
           <w:lang w:val="id_ID" w:bidi="id_ID"/>
         </w:rPr>
         <w:t>Jika ini berguna dalam bahasa Anda, Anda dapat mengungkapkan frasa pasif ini dengan bentuk aktif, dan Anda dapat menyatakan siapa yang melakukan tindakan tersebut. Terjemahan lain: “Bukan Adam yang ditipu ular”</w:t>
@@ -7762,6 +9352,21 @@
       </w:r>
       <w:r>
         <w:rPr>
+          <w:b/>
+          <w:lang w:val="id_ID" w:bidi="id_ID"/>
+        </w:rPr>
+        <w:t>ἐν παραβάσει γέγονεν</w:t>
+      </w:r>
+    </w:p>
+    <w:p>
+      <w:pPr/>
+      <w:r>
+        <w:rPr>
+          <w:lang w:val="id_ID" w:bidi="id_ID"/>
+        </w:rPr>
+      </w:r>
+      <w:r>
+        <w:rPr>
           <w:lang w:val="id_ID" w:bidi="id_ID"/>
         </w:rPr>
         <w:t>Jika ini berguna dalam bahasa Anda, Anda dapat mengungkapkan frasa pasif ini dengan bentuk aktif, dan Anda dapat menyatakan siapa yang melakukan tindakan tersebut. Terjemahan lain: “tetapi perempuanlah yang tidak menaati Allah ketika ular itu menipunya”</w:t>
@@ -7830,6 +9435,21 @@
       </w:r>
       <w:r>
         <w:rPr>
+          <w:b/>
+          <w:lang w:val="id_ID" w:bidi="id_ID"/>
+        </w:rPr>
+        <w:t>ἐν παραβάσει γέγονεν</w:t>
+      </w:r>
+    </w:p>
+    <w:p>
+      <w:pPr/>
+      <w:r>
+        <w:rPr>
+          <w:lang w:val="id_ID" w:bidi="id_ID"/>
+        </w:rPr>
+      </w:r>
+      <w:r>
+        <w:rPr>
           <w:lang w:val="id_ID" w:bidi="id_ID"/>
         </w:rPr>
         <w:t xml:space="preserve">Jika hal ini berguna dalam bahasa Anda, Anda dapat mengungkapkan kata benda abstrak </w:t>
@@ -7911,6 +9531,21 @@
       </w:r>
       <w:r>
         <w:rPr>
+          <w:b/>
+          <w:lang w:val="id_ID" w:bidi="id_ID"/>
+        </w:rPr>
+        <w:t>δὲ</w:t>
+      </w:r>
+    </w:p>
+    <w:p>
+      <w:pPr/>
+      <w:r>
+        <w:rPr>
+          <w:lang w:val="id_ID" w:bidi="id_ID"/>
+        </w:rPr>
+      </w:r>
+      <w:r>
+        <w:rPr>
           <w:lang w:val="id_ID" w:bidi="id_ID"/>
         </w:rPr>
         <w:t>Gunakan cara yang natural dalam bahasa Anda untuk menunjukkan bahwa kalimat ini memberikan kontras dengan kalimat sebelumnya.</w:t>
@@ -7979,6 +9614,21 @@
       </w:r>
       <w:r>
         <w:rPr>
+          <w:b/>
+          <w:lang w:val="id_ID" w:bidi="id_ID"/>
+        </w:rPr>
+        <w:t>σωθήσεται &amp; μείνωσιν</w:t>
+      </w:r>
+    </w:p>
+    <w:p>
+      <w:pPr/>
+      <w:r>
+        <w:rPr>
+          <w:lang w:val="id_ID" w:bidi="id_ID"/>
+        </w:rPr>
+      </w:r>
+      <w:r>
+        <w:rPr>
           <w:lang w:val="id_ID" w:bidi="id_ID"/>
         </w:rPr>
         <w:t xml:space="preserve">Di sini Paulus menggunakan bentuk tunggal </w:t>
@@ -8131,6 +9781,21 @@
       </w:r>
       <w:r>
         <w:rPr>
+          <w:b/>
+          <w:lang w:val="id_ID" w:bidi="id_ID"/>
+        </w:rPr>
+        <w:t>σωθήσεται &amp; διὰ τῆς τεκνογονίας</w:t>
+      </w:r>
+    </w:p>
+    <w:p>
+      <w:pPr/>
+      <w:r>
+        <w:rPr>
+          <w:lang w:val="id_ID" w:bidi="id_ID"/>
+        </w:rPr>
+      </w:r>
+      <w:r>
+        <w:rPr>
           <w:lang w:val="id_ID" w:bidi="id_ID"/>
         </w:rPr>
         <w:t xml:space="preserve">Hal ini bisa berarti: (1) orang berpikir bahwa perempuan akan dihukum karena dosa Hawa dan dihukum lebih berat daripada kesakitan saat melahirkan (lihat Kejadian 3:16), atau mereka mungkin berpikir bahwa perempuan yang percaya kepada Yesus bukanlah perempuan yang beriman. lebih lama lagi berada di bawah hukuman yang Tuhan berikan dalam Kejadian 3:16. Karena kata Yunani yang diterjemahkan </w:t>
@@ -8192,6 +9857,21 @@
       </w:r>
       <w:r>
         <w:rPr>
+          <w:b/>
+          <w:lang w:val="id_ID" w:bidi="id_ID"/>
+        </w:rPr>
+        <w:t>σωθήσεται</w:t>
+      </w:r>
+    </w:p>
+    <w:p>
+      <w:pPr/>
+      <w:r>
+        <w:rPr>
+          <w:lang w:val="id_ID" w:bidi="id_ID"/>
+        </w:rPr>
+      </w:r>
+      <w:r>
+        <w:rPr>
           <w:lang w:val="id_ID" w:bidi="id_ID"/>
         </w:rPr>
         <w:t>Jika ini berguna dalam bahasa Anda, Anda dapat mengungkapkan frasa pasif ini dengan bentuk aktif, dan Anda dapat menyatakan siapa yang melakukan tindakan tersebut. Terjemahan lain: “Tuhan akan menyelamatkan wanita”</w:t>
@@ -8260,6 +9940,21 @@
       </w:r>
       <w:r>
         <w:rPr>
+          <w:b/>
+          <w:lang w:val="id_ID" w:bidi="id_ID"/>
+        </w:rPr>
+        <w:t>ἐὰν</w:t>
+      </w:r>
+    </w:p>
+    <w:p>
+      <w:pPr/>
+      <w:r>
+        <w:rPr>
+          <w:lang w:val="id_ID" w:bidi="id_ID"/>
+        </w:rPr>
+      </w:r>
+      <w:r>
+        <w:rPr>
           <w:lang w:val="id_ID" w:bidi="id_ID"/>
         </w:rPr>
         <w:t>Jika pilihan nomor 2 dari catatan sebelumnya benar, maka Paulus secara kiasan mengacu pada semua aspek peran sebagai ibu dengan menyebutkan bagian awalnya: melahirkan anak. Terjemahan lain: “saat mereka mengurus keluarga mereka”</w:t>
@@ -8328,6 +10023,21 @@
       </w:r>
       <w:r>
         <w:rPr>
+          <w:b/>
+          <w:lang w:val="id_ID" w:bidi="id_ID"/>
+        </w:rPr>
+        <w:t>μείνωσιν ἐν πίστει, καὶ ἀγάπῃ, καὶ ἁγιασμῷ, μετὰ σωφροσύνης</w:t>
+      </w:r>
+    </w:p>
+    <w:p>
+      <w:pPr/>
+      <w:r>
+        <w:rPr>
+          <w:lang w:val="id_ID" w:bidi="id_ID"/>
+        </w:rPr>
+      </w:r>
+      <w:r>
+        <w:rPr>
           <w:lang w:val="id_ID" w:bidi="id_ID"/>
         </w:rPr>
         <w:t xml:space="preserve">Jika ini berguna dalam bahasa Anda, Anda dapat mengungkapkan kata benda abstrak </w:t>
@@ -8424,6 +10134,21 @@
         <w:rPr>
           <w:lang w:val="id_ID" w:bidi="id_ID"/>
         </w:rPr>
+      </w:r>
+    </w:p>
+    <w:p>
+      <w:pPr/>
+      <w:r>
+        <w:rPr>
+          <w:lang w:val="id_ID" w:bidi="id_ID"/>
+        </w:rPr>
+      </w:r>
+      <w:r>
+        <w:rPr>
+          <w:b/>
+          <w:lang w:val="id_ID" w:bidi="id_ID"/>
+        </w:rPr>
+        <w:t>πιστὸς ὁ λόγος</w:t>
       </w:r>
     </w:p>
     <w:p>
@@ -8514,6 +10239,21 @@
       </w:r>
       <w:r>
         <w:rPr>
+          <w:b/>
+          <w:lang w:val="id_ID" w:bidi="id_ID"/>
+        </w:rPr>
+        <w:t>εἴ τις ἐπισκοπῆς ὀρέγεται, καλοῦ ἔργου ἐπιθυμεῖ</w:t>
+      </w:r>
+    </w:p>
+    <w:p>
+      <w:pPr/>
+      <w:r>
+        <w:rPr>
+          <w:lang w:val="id_ID" w:bidi="id_ID"/>
+        </w:rPr>
+      </w:r>
+      <w:r>
+        <w:rPr>
           <w:lang w:val="id_ID" w:bidi="id_ID"/>
         </w:rPr>
         <w:t xml:space="preserve">Kata-kata ini adalah </w:t>
@@ -8608,6 +10348,21 @@
       </w:r>
       <w:r>
         <w:rPr>
+          <w:b/>
+          <w:lang w:val="id_ID" w:bidi="id_ID"/>
+        </w:rPr>
+        <w:t>ἐπισκοπῆς</w:t>
+      </w:r>
+    </w:p>
+    <w:p>
+      <w:pPr/>
+      <w:r>
+        <w:rPr>
+          <w:lang w:val="id_ID" w:bidi="id_ID"/>
+        </w:rPr>
+      </w:r>
+      <w:r>
+        <w:rPr>
           <w:lang w:val="id_ID" w:bidi="id_ID"/>
         </w:rPr>
         <w:t xml:space="preserve">Istilah </w:t>
@@ -8689,6 +10444,21 @@
       </w:r>
       <w:r>
         <w:rPr>
+          <w:b/>
+          <w:lang w:val="id_ID" w:bidi="id_ID"/>
+        </w:rPr>
+        <w:t>μιᾶς γυναικὸς ἄνδρα</w:t>
+      </w:r>
+    </w:p>
+    <w:p>
+      <w:pPr/>
+      <w:r>
+        <w:rPr>
+          <w:lang w:val="id_ID" w:bidi="id_ID"/>
+        </w:rPr>
+      </w:r>
+      <w:r>
+        <w:rPr>
           <w:lang w:val="id_ID" w:bidi="id_ID"/>
         </w:rPr>
         <w:t xml:space="preserve">Yang dimaksud dengan </w:t>
@@ -8750,6 +10520,21 @@
       </w:r>
       <w:r>
         <w:rPr>
+          <w:b/>
+          <w:lang w:val="id_ID" w:bidi="id_ID"/>
+        </w:rPr>
+        <w:t>νηφάλιον, σώφρονα</w:t>
+      </w:r>
+    </w:p>
+    <w:p>
+      <w:pPr/>
+      <w:r>
+        <w:rPr>
+          <w:lang w:val="id_ID" w:bidi="id_ID"/>
+        </w:rPr>
+      </w:r>
+      <w:r>
+        <w:rPr>
           <w:lang w:val="id_ID" w:bidi="id_ID"/>
         </w:rPr>
         <w:t>Terjemahan lain: “Dia harus … tidak melakukan apa pun secara berlebihan, dia harus bersikap masuk akal dan berperilaku baik, dan dia harus ramah terhadap orang asing”</w:t>
@@ -8798,6 +10583,21 @@
       </w:r>
       <w:r>
         <w:rPr>
+          <w:b/>
+          <w:lang w:val="id_ID" w:bidi="id_ID"/>
+        </w:rPr>
+        <w:t>μὴ πάροινον</w:t>
+      </w:r>
+    </w:p>
+    <w:p>
+      <w:pPr/>
+      <w:r>
+        <w:rPr>
+          <w:lang w:val="id_ID" w:bidi="id_ID"/>
+        </w:rPr>
+      </w:r>
+      <w:r>
+        <w:rPr>
           <w:lang w:val="id_ID" w:bidi="id_ID"/>
         </w:rPr>
         <w:t>Terjemahan lain: “dia tidak boleh meminum alkohol secara berlebihan, dan dia tidak boleh berkelahi dan berdebat, tetapi sebaliknya, dia harus lemah lembut dan pendamai”</w:t>
@@ -8846,6 +10646,21 @@
       </w:r>
       <w:r>
         <w:rPr>
+          <w:b/>
+          <w:lang w:val="id_ID" w:bidi="id_ID"/>
+        </w:rPr>
+        <w:t>ἀφιλάργυρον</w:t>
+      </w:r>
+    </w:p>
+    <w:p>
+      <w:pPr/>
+      <w:r>
+        <w:rPr>
+          <w:lang w:val="id_ID" w:bidi="id_ID"/>
+        </w:rPr>
+      </w:r>
+      <w:r>
+        <w:rPr>
           <w:lang w:val="id_ID" w:bidi="id_ID"/>
         </w:rPr>
         <w:t xml:space="preserve">Jika ungkapan </w:t>
@@ -8927,6 +10742,21 @@
       </w:r>
       <w:r>
         <w:rPr>
+          <w:b/>
+          <w:lang w:val="id_ID" w:bidi="id_ID"/>
+        </w:rPr>
+        <w:t>προϊστάμενον</w:t>
+      </w:r>
+    </w:p>
+    <w:p>
+      <w:pPr/>
+      <w:r>
+        <w:rPr>
+          <w:lang w:val="id_ID" w:bidi="id_ID"/>
+        </w:rPr>
+      </w:r>
+      <w:r>
+        <w:rPr>
           <w:lang w:val="id_ID" w:bidi="id_ID"/>
         </w:rPr>
         <w:t>Terjemahan lain: “dia harus memimpin” atau “dia harus memelihara”</w:t>
@@ -8975,6 +10805,21 @@
       </w:r>
       <w:r>
         <w:rPr>
+          <w:b/>
+          <w:lang w:val="id_ID" w:bidi="id_ID"/>
+        </w:rPr>
+        <w:t>ἐν ὑποταγῇ, μετὰ πάσης σεμνότητος</w:t>
+      </w:r>
+    </w:p>
+    <w:p>
+      <w:pPr/>
+      <w:r>
+        <w:rPr>
+          <w:lang w:val="id_ID" w:bidi="id_ID"/>
+        </w:rPr>
+      </w:r>
+      <w:r>
+        <w:rPr>
           <w:lang w:val="id_ID" w:bidi="id_ID"/>
         </w:rPr>
         <w:t xml:space="preserve">Di sini, frasa </w:t>
@@ -9075,6 +10920,21 @@
       </w:r>
       <w:r>
         <w:rPr>
+          <w:b/>
+          <w:lang w:val="id_ID" w:bidi="id_ID"/>
+        </w:rPr>
+        <w:t>πῶς ἐκκλησίας Θεοῦ ἐπιμελήσεται?</w:t>
+      </w:r>
+    </w:p>
+    <w:p>
+      <w:pPr/>
+      <w:r>
+        <w:rPr>
+          <w:lang w:val="id_ID" w:bidi="id_ID"/>
+        </w:rPr>
+      </w:r>
+      <w:r>
+        <w:rPr>
           <w:lang w:val="id_ID" w:bidi="id_ID"/>
         </w:rPr>
         <w:t>Paulus membuat sebuah pernyataan, bukan mengajukan sebuah pertanyaan. Ia tidak mengharapkan Timotius untuk menjelaskan bagaimana seseorang yang tidak dapat mengurus rumah tangganya sendiri dapat mengurus jemaat Allah. Sebaliknya, Paulus menggunakan bentuk pertanyaan untuk menekankan betapa pentingnya seorang penilik jemaat menunjukkan kesetiaan dalam kehidupan pribadinya sebelum mengambil peran kepemimpinan di dalam gereja. Jika akan membantu dalam bahasa Anda, Anda dapat menerjemahkan kata-kata ini sebagai sebuah pernyataan. Terjemahan alternatif: "Aku berkata demikian karena orang yang tidak dapat mengurus rumah tangganya sendiri pasti tidak akan dapat mengurus jemaat Allah"</w:t>
@@ -9143,6 +11003,21 @@
       </w:r>
       <w:r>
         <w:rPr>
+          <w:b/>
+          <w:lang w:val="id_ID" w:bidi="id_ID"/>
+        </w:rPr>
+        <w:t>ἐκκλησίας Θεοῦ</w:t>
+      </w:r>
+    </w:p>
+    <w:p>
+      <w:pPr/>
+      <w:r>
+        <w:rPr>
+          <w:lang w:val="id_ID" w:bidi="id_ID"/>
+        </w:rPr>
+      </w:r>
+      <w:r>
+        <w:rPr>
           <w:lang w:val="id_ID" w:bidi="id_ID"/>
         </w:rPr>
         <w:t xml:space="preserve">Di sini istilah </w:t>
@@ -9224,6 +11099,21 @@
       </w:r>
       <w:r>
         <w:rPr>
+          <w:b/>
+          <w:lang w:val="id_ID" w:bidi="id_ID"/>
+        </w:rPr>
+        <w:t>μὴ νεόφυτον</w:t>
+      </w:r>
+    </w:p>
+    <w:p>
+      <w:pPr/>
+      <w:r>
+        <w:rPr>
+          <w:lang w:val="id_ID" w:bidi="id_ID"/>
+        </w:rPr>
+      </w:r>
+      <w:r>
+        <w:rPr>
           <w:lang w:val="id_ID" w:bidi="id_ID"/>
         </w:rPr>
         <w:t>Terjemahan alternatif: "ia tidak boleh hanya sekedar belajar tentang iman" atau "ia harus menjadi dewasa dari pertumbuhan iman yang panjang dan mantap"</w:t>
@@ -9272,6 +11162,21 @@
       </w:r>
       <w:r>
         <w:rPr>
+          <w:b/>
+          <w:lang w:val="id_ID" w:bidi="id_ID"/>
+        </w:rPr>
+        <w:t>ἵνα μὴ &amp; εἰς κρίμα ἐμπέσῃ τοῦ διαβόλου</w:t>
+      </w:r>
+    </w:p>
+    <w:p>
+      <w:pPr/>
+      <w:r>
+        <w:rPr>
+          <w:lang w:val="id_ID" w:bidi="id_ID"/>
+        </w:rPr>
+      </w:r>
+      <w:r>
+        <w:rPr>
           <w:lang w:val="id_ID" w:bidi="id_ID"/>
         </w:rPr>
         <w:t>Paulus menggambarkan pengalaman dihukum karena melakukan kesalahan seperti jatuh ke dalam lubang. Terjemahan alternatif: "dan biarlah Allah menghukum dia ... seperti Ia menghukum Iblis"</w:t>
@@ -9340,6 +11245,21 @@
       </w:r>
       <w:r>
         <w:rPr>
+          <w:b/>
+          <w:lang w:val="id_ID" w:bidi="id_ID"/>
+        </w:rPr>
+        <w:t>τυφωθεὶς</w:t>
+      </w:r>
+    </w:p>
+    <w:p>
+      <w:pPr/>
+      <w:r>
+        <w:rPr>
+          <w:lang w:val="id_ID" w:bidi="id_ID"/>
+        </w:rPr>
+      </w:r>
+      <w:r>
+        <w:rPr>
           <w:lang w:val="id_ID" w:bidi="id_ID"/>
         </w:rPr>
         <w:t>Paulus menggambarkan kesombongan secara kiasan seolah-olah hal itu membuat seseorang membengkak. Terjemahan alternatif: "menyangka bahwa ia lebih baik dari orang lain"</w:t>
@@ -9408,6 +11328,21 @@
       </w:r>
       <w:r>
         <w:rPr>
+          <w:b/>
+          <w:lang w:val="id_ID" w:bidi="id_ID"/>
+        </w:rPr>
+        <w:t>τυφωθεὶς</w:t>
+      </w:r>
+    </w:p>
+    <w:p>
+      <w:pPr/>
+      <w:r>
+        <w:rPr>
+          <w:lang w:val="id_ID" w:bidi="id_ID"/>
+        </w:rPr>
+      </w:r>
+      <w:r>
+        <w:rPr>
           <w:lang w:val="id_ID" w:bidi="id_ID"/>
         </w:rPr>
         <w:t xml:space="preserve">Di sini Paulus menyiratkan bahwa </w:t>
@@ -9502,6 +11437,21 @@
       </w:r>
       <w:r>
         <w:rPr>
+          <w:b/>
+          <w:lang w:val="id_ID" w:bidi="id_ID"/>
+        </w:rPr>
+        <w:t>τῶν ἔξωθεν</w:t>
+      </w:r>
+    </w:p>
+    <w:p>
+      <w:pPr/>
+      <w:r>
+        <w:rPr>
+          <w:lang w:val="id_ID" w:bidi="id_ID"/>
+        </w:rPr>
+      </w:r>
+      <w:r>
+        <w:rPr>
           <w:lang w:val="id_ID" w:bidi="id_ID"/>
         </w:rPr>
         <w:t>Paulus berbicara tentang gereja secara kiasan seolah-olah gereja adalah sebuah tempat dan orang-orang yang tidak percaya secara fisik berada di luarnya. Terjemahan alternatif: "mereka yang tidak percaya"</w:t>
@@ -9570,6 +11520,21 @@
       </w:r>
       <w:r>
         <w:rPr>
+          <w:b/>
+          <w:lang w:val="id_ID" w:bidi="id_ID"/>
+        </w:rPr>
+        <w:t>μὴ εἰς ὀνειδισμὸν ἐμπέσῃ, καὶ</w:t>
+      </w:r>
+    </w:p>
+    <w:p>
+      <w:pPr/>
+      <w:r>
+        <w:rPr>
+          <w:lang w:val="id_ID" w:bidi="id_ID"/>
+        </w:rPr>
+      </w:r>
+      <w:r>
+        <w:rPr>
           <w:lang w:val="id_ID" w:bidi="id_ID"/>
         </w:rPr>
         <w:t>Paulus berbicara tentang aib secara kiasan seolah-olah aib adalah lubang yang dapat membuat seseorang jatuh ke dalamnya. Terjemahan alternatif: "supaya ia tidak melakukan sesuatu yang akan membuatnya malu"</w:t>
@@ -9638,6 +11603,21 @@
       </w:r>
       <w:r>
         <w:rPr>
+          <w:b/>
+          <w:lang w:val="id_ID" w:bidi="id_ID"/>
+        </w:rPr>
+        <w:t>παγίδα τοῦ διαβόλου</w:t>
+      </w:r>
+    </w:p>
+    <w:p>
+      <w:pPr/>
+      <w:r>
+        <w:rPr>
+          <w:lang w:val="id_ID" w:bidi="id_ID"/>
+        </w:rPr>
+      </w:r>
+      <w:r>
+        <w:rPr>
           <w:lang w:val="id_ID" w:bidi="id_ID"/>
         </w:rPr>
         <w:t>Paulus berbicara tentang Iblis yang menggoda seseorang untuk berbuat dosa seolah-olah itu adalah perangkap yang dapat menangkap seseorang. Terjemahan alternatif: "sehingga Iblis tidak dapat mencobai dia untuk berbuat dosa"</w:t>
@@ -9706,6 +11686,21 @@
       </w:r>
       <w:r>
         <w:rPr>
+          <w:b/>
+          <w:lang w:val="id_ID" w:bidi="id_ID"/>
+        </w:rPr>
+        <w:t>διακόνους ὡσαύτως</w:t>
+      </w:r>
+    </w:p>
+    <w:p>
+      <w:pPr/>
+      <w:r>
+        <w:rPr>
+          <w:lang w:val="id_ID" w:bidi="id_ID"/>
+        </w:rPr>
+      </w:r>
+      <w:r>
+        <w:rPr>
           <w:lang w:val="id_ID" w:bidi="id_ID"/>
         </w:rPr>
         <w:t>Terjemahan alternatif: "diaken, sama seperti penilik"</w:t>
@@ -9754,6 +11749,21 @@
       </w:r>
       <w:r>
         <w:rPr>
+          <w:b/>
+          <w:lang w:val="id_ID" w:bidi="id_ID"/>
+        </w:rPr>
+        <w:t>μὴ διλόγους</w:t>
+      </w:r>
+    </w:p>
+    <w:p>
+      <w:pPr/>
+      <w:r>
+        <w:rPr>
+          <w:lang w:val="id_ID" w:bidi="id_ID"/>
+        </w:rPr>
+      </w:r>
+      <w:r>
+        <w:rPr>
           <w:lang w:val="id_ID" w:bidi="id_ID"/>
         </w:rPr>
         <w:t>Paulus berbicara secara kiasan tentang beberapa orang seolah-olah mereka dapat mengatakan dua hal sekaligus. Terjemahan alternatif: "mereka tidak boleh mengatakan satu hal tetapi bermaksud mengatakan yang lain"</w:t>
@@ -9822,6 +11832,21 @@
       </w:r>
       <w:r>
         <w:rPr>
+          <w:b/>
+          <w:lang w:val="id_ID" w:bidi="id_ID"/>
+        </w:rPr>
+        <w:t>ἔχοντας</w:t>
+      </w:r>
+    </w:p>
+    <w:p>
+      <w:pPr/>
+      <w:r>
+        <w:rPr>
+          <w:lang w:val="id_ID" w:bidi="id_ID"/>
+        </w:rPr>
+      </w:r>
+      <w:r>
+        <w:rPr>
           <w:lang w:val="id_ID" w:bidi="id_ID"/>
         </w:rPr>
         <w:t>Paulus berbicara tentang pengajaran yang benar tentang Allah seolah-olah itu adalah sebuah benda yang dapat dipegang oleh seseorang. Terjemahan alternatif: “mereka harus terus percaya”</w:t>
@@ -9890,6 +11915,21 @@
       </w:r>
       <w:r>
         <w:rPr>
+          <w:b/>
+          <w:lang w:val="id_ID" w:bidi="id_ID"/>
+        </w:rPr>
+        <w:t>τὸ μυστήριον τῆς πίστεως</w:t>
+      </w:r>
+    </w:p>
+    <w:p>
+      <w:pPr/>
+      <w:r>
+        <w:rPr>
+          <w:lang w:val="id_ID" w:bidi="id_ID"/>
+        </w:rPr>
+      </w:r>
+      <w:r>
+        <w:rPr>
           <w:lang w:val="id_ID" w:bidi="id_ID"/>
         </w:rPr>
         <w:t xml:space="preserve">Paulus menggunakan kata benda abstrak </w:t>
@@ -9971,6 +12011,21 @@
       </w:r>
       <w:r>
         <w:rPr>
+          <w:b/>
+          <w:lang w:val="id_ID" w:bidi="id_ID"/>
+        </w:rPr>
+        <w:t>τὸ μυστήριον τῆς πίστεως</w:t>
+      </w:r>
+    </w:p>
+    <w:p>
+      <w:pPr/>
+      <w:r>
+        <w:rPr>
+          <w:lang w:val="id_ID" w:bidi="id_ID"/>
+        </w:rPr>
+      </w:r>
+      <w:r>
+        <w:rPr>
           <w:lang w:val="id_ID" w:bidi="id_ID"/>
         </w:rPr>
         <w:t xml:space="preserve">Di sini, </w:t>
@@ -10065,6 +12120,21 @@
       </w:r>
       <w:r>
         <w:rPr>
+          <w:b/>
+          <w:lang w:val="id_ID" w:bidi="id_ID"/>
+        </w:rPr>
+        <w:t>ἐν καθαρᾷ συνειδήσει</w:t>
+      </w:r>
+    </w:p>
+    <w:p>
+      <w:pPr/>
+      <w:r>
+        <w:rPr>
+          <w:lang w:val="id_ID" w:bidi="id_ID"/>
+        </w:rPr>
+      </w:r>
+      <w:r>
+        <w:rPr>
           <w:lang w:val="id_ID" w:bidi="id_ID"/>
         </w:rPr>
         <w:t xml:space="preserve">Paulus berbicara secara kiasan tentang kesadaran seseorang tentang benar dan salah sebagai </w:t>
@@ -10146,6 +12216,21 @@
       </w:r>
       <w:r>
         <w:rPr>
+          <w:b/>
+          <w:lang w:val="id_ID" w:bidi="id_ID"/>
+        </w:rPr>
+        <w:t>καὶ οὗτοι &amp; δοκιμαζέσθωσαν</w:t>
+      </w:r>
+    </w:p>
+    <w:p>
+      <w:pPr/>
+      <w:r>
+        <w:rPr>
+          <w:lang w:val="id_ID" w:bidi="id_ID"/>
+        </w:rPr>
+      </w:r>
+      <w:r>
+        <w:rPr>
           <w:lang w:val="id_ID" w:bidi="id_ID"/>
         </w:rPr>
         <w:t>Jika ini berguna dalam bahasa Anda, Anda dapat mengungkapkan frasa pasif ini dengan bentuk aktif, dan Anda dapat menyatakan siapa yang melakukan tindakan tersebut. Terjemahan alternatif: “para pemimpin harus mengamati dan menyetujui mereka terlebih dahulu” atau “mereka harus membuktikan diri terlebih dahulu”</w:t>
@@ -10214,6 +12299,21 @@
       </w:r>
       <w:r>
         <w:rPr>
+          <w:b/>
+          <w:lang w:val="id_ID" w:bidi="id_ID"/>
+        </w:rPr>
+        <w:t>γυναῖκας</w:t>
+      </w:r>
+    </w:p>
+    <w:p>
+      <w:pPr/>
+      <w:r>
+        <w:rPr>
+          <w:lang w:val="id_ID" w:bidi="id_ID"/>
+        </w:rPr>
+      </w:r>
+      <w:r>
+        <w:rPr>
           <w:lang w:val="id_ID" w:bidi="id_ID"/>
         </w:rPr>
         <w:t>Ini dapat berarti: (1) istri-istri para diaken. (2) diaken-diaken perempuan.</w:t>
@@ -10262,6 +12362,21 @@
       </w:r>
       <w:r>
         <w:rPr>
+          <w:b/>
+          <w:lang w:val="id_ID" w:bidi="id_ID"/>
+        </w:rPr>
+        <w:t>σεμνάς</w:t>
+      </w:r>
+    </w:p>
+    <w:p>
+      <w:pPr/>
+      <w:r>
+        <w:rPr>
+          <w:lang w:val="id_ID" w:bidi="id_ID"/>
+        </w:rPr>
+      </w:r>
+      <w:r>
+        <w:rPr>
           <w:lang w:val="id_ID" w:bidi="id_ID"/>
         </w:rPr>
         <w:t>Terjemahan alternatif: “orang-orang yang bertindak dengan pantas” atau “orang-orang yang layak dihormati”</w:t>
@@ -10299,6 +12414,21 @@
         <w:rPr>
           <w:lang w:val="id_ID" w:bidi="id_ID"/>
         </w:rPr>
+      </w:r>
+    </w:p>
+    <w:p>
+      <w:pPr/>
+      <w:r>
+        <w:rPr>
+          <w:lang w:val="id_ID" w:bidi="id_ID"/>
+        </w:rPr>
+      </w:r>
+      <w:r>
+        <w:rPr>
+          <w:b/>
+          <w:lang w:val="id_ID" w:bidi="id_ID"/>
+        </w:rPr>
+        <w:t>μιᾶς γυναικὸς ἄνδρες</w:t>
       </w:r>
     </w:p>
     <w:p>
@@ -10376,6 +12506,21 @@
       </w:r>
       <w:r>
         <w:rPr>
+          <w:b/>
+          <w:lang w:val="id_ID" w:bidi="id_ID"/>
+        </w:rPr>
+        <w:t>προϊστάμενοι</w:t>
+      </w:r>
+    </w:p>
+    <w:p>
+      <w:pPr/>
+      <w:r>
+        <w:rPr>
+          <w:lang w:val="id_ID" w:bidi="id_ID"/>
+        </w:rPr>
+      </w:r>
+      <w:r>
+        <w:rPr>
           <w:lang w:val="id_ID" w:bidi="id_ID"/>
         </w:rPr>
         <w:t>Terjemahan alternatif: “menjaga anak-anak dan urusan pribadi mereka dengan baik”</w:t>
@@ -10424,6 +12569,21 @@
       </w:r>
       <w:r>
         <w:rPr>
+          <w:b/>
+          <w:lang w:val="id_ID" w:bidi="id_ID"/>
+        </w:rPr>
+        <w:t>γὰρ</w:t>
+      </w:r>
+    </w:p>
+    <w:p>
+      <w:pPr/>
+      <w:r>
+        <w:rPr>
+          <w:lang w:val="id_ID" w:bidi="id_ID"/>
+        </w:rPr>
+      </w:r>
+      <w:r>
+        <w:rPr>
           <w:lang w:val="id_ID" w:bidi="id_ID"/>
         </w:rPr>
         <w:t xml:space="preserve">Di sini Paulus menggunakan kata </w:t>
@@ -10505,6 +12665,21 @@
       </w:r>
       <w:r>
         <w:rPr>
+          <w:b/>
+          <w:lang w:val="id_ID" w:bidi="id_ID"/>
+        </w:rPr>
+        <w:t>οἱ &amp; διακονήσαντες</w:t>
+      </w:r>
+    </w:p>
+    <w:p>
+      <w:pPr/>
+      <w:r>
+        <w:rPr>
+          <w:lang w:val="id_ID" w:bidi="id_ID"/>
+        </w:rPr>
+      </w:r>
+      <w:r>
+        <w:rPr>
           <w:lang w:val="id_ID" w:bidi="id_ID"/>
         </w:rPr>
         <w:t>Frasa ini bisa merujuk pada diaken, yang baru saja Paulus bahas, atau juga para penilik, sebagai kesimpulan dari keseluruhan pembahasan Paulus tentang para pemimpin gereja. Terjemahan lain: “diaken yang melayani dengan baik” atau “pemimpin gereja yang melayani dengan baik”</w:t>
@@ -10553,6 +12728,21 @@
       </w:r>
       <w:r>
         <w:rPr>
+          <w:b/>
+          <w:lang w:val="id_ID" w:bidi="id_ID"/>
+        </w:rPr>
+        <w:t>βαθμὸν &amp; καλὸν</w:t>
+      </w:r>
+    </w:p>
+    <w:p>
+      <w:pPr/>
+      <w:r>
+        <w:rPr>
+          <w:lang w:val="id_ID" w:bidi="id_ID"/>
+        </w:rPr>
+      </w:r>
+      <w:r>
+        <w:rPr>
           <w:lang w:val="id_ID" w:bidi="id_ID"/>
         </w:rPr>
         <w:t>Hal ini dapat berarti: (1) kedudukan yang terhormat. (2) reputasi yang baik.</w:t>
@@ -10601,6 +12791,21 @@
       </w:r>
       <w:r>
         <w:rPr>
+          <w:b/>
+          <w:lang w:val="id_ID" w:bidi="id_ID"/>
+        </w:rPr>
+        <w:t>πολλὴν παρρησίαν ἐν πίστει</w:t>
+      </w:r>
+    </w:p>
+    <w:p>
+      <w:pPr/>
+      <w:r>
+        <w:rPr>
+          <w:lang w:val="id_ID" w:bidi="id_ID"/>
+        </w:rPr>
+      </w:r>
+      <w:r>
+        <w:rPr>
           <w:lang w:val="id_ID" w:bidi="id_ID"/>
         </w:rPr>
         <w:t>Hal ini dapat berarti: (1) mereka akan berbicara dengan lebih percaya diri kepada orang lain tentang kepercayaan mereka kepada Yesus. (2) mereka akan semakin percaya kepada Yesus.</w:t>
@@ -10649,6 +12854,21 @@
       </w:r>
       <w:r>
         <w:rPr>
+          <w:b/>
+          <w:lang w:val="id_ID" w:bidi="id_ID"/>
+        </w:rPr>
+        <w:t>ἐλθεῖν</w:t>
+      </w:r>
+    </w:p>
+    <w:p>
+      <w:pPr/>
+      <w:r>
+        <w:rPr>
+          <w:lang w:val="id_ID" w:bidi="id_ID"/>
+        </w:rPr>
+      </w:r>
+      <w:r>
+        <w:rPr>
           <w:lang w:val="id_ID" w:bidi="id_ID"/>
         </w:rPr>
         <w:t xml:space="preserve">Dalam beberapa bahasa, lebih wajar untuk mengatakan “pergi” di sini, daripada </w:t>
@@ -10730,6 +12950,21 @@
       </w:r>
       <w:r>
         <w:rPr>
+          <w:b/>
+          <w:lang w:val="id_ID" w:bidi="id_ID"/>
+        </w:rPr>
+        <w:t>ἐν τάχει</w:t>
+      </w:r>
+    </w:p>
+    <w:p>
+      <w:pPr/>
+      <w:r>
+        <w:rPr>
+          <w:lang w:val="id_ID" w:bidi="id_ID"/>
+        </w:rPr>
+      </w:r>
+      <w:r>
+        <w:rPr>
           <w:lang w:val="id_ID" w:bidi="id_ID"/>
         </w:rPr>
         <w:t xml:space="preserve">Ungkapan </w:t>
@@ -10811,6 +13046,21 @@
       </w:r>
       <w:r>
         <w:rPr>
+          <w:b/>
+          <w:lang w:val="id_ID" w:bidi="id_ID"/>
+        </w:rPr>
+        <w:t>βραδύνω</w:t>
+      </w:r>
+    </w:p>
+    <w:p>
+      <w:pPr/>
+      <w:r>
+        <w:rPr>
+          <w:lang w:val="id_ID" w:bidi="id_ID"/>
+        </w:rPr>
+      </w:r>
+      <w:r>
+        <w:rPr>
           <w:lang w:val="id_ID" w:bidi="id_ID"/>
         </w:rPr>
         <w:t>Frasa ini tidak menyiratkan bahwa Paulus mungkin memilih untuk mengambil waktu daripada terburu-buru. Terjemahan lain: “tapi kalau-kalau saya tidak bisa segera sampai di sana” atau “tapi kalau ada sesuatu yang menghalangi saya untuk segera sampai di sana”</w:t>
@@ -10859,6 +13109,21 @@
       </w:r>
       <w:r>
         <w:rPr>
+          <w:b/>
+          <w:lang w:val="id_ID" w:bidi="id_ID"/>
+        </w:rPr>
+        <w:t>ἐν οἴκῳ Θεοῦ</w:t>
+      </w:r>
+    </w:p>
+    <w:p>
+      <w:pPr/>
+      <w:r>
+        <w:rPr>
+          <w:lang w:val="id_ID" w:bidi="id_ID"/>
+        </w:rPr>
+      </w:r>
+      <w:r>
+        <w:rPr>
           <w:lang w:val="id_ID" w:bidi="id_ID"/>
         </w:rPr>
         <w:t>Paulus berbicara tentang kelompok orang percaya sebagai sebuah keluarga karena Allah mengangkat setiap orang percaya sebagai putra atau putri melalui Kristus. Hal ini dapat merujuk pada: (1) orang-orang beriman pada umumnya. Terjemahan lain: “supaya kamu semua tahu bagaimana berperilaku sebagai anggota keluarga Allah” (2) Perilaku Timotius di gereja. Terjemahan lain: “agar kamu mengetahui bagaimana berperilaku sebagai anggota keluarga Tuhan”</w:t>
@@ -10907,6 +13172,21 @@
       </w:r>
       <w:r>
         <w:rPr>
+          <w:b/>
+          <w:lang w:val="id_ID" w:bidi="id_ID"/>
+        </w:rPr>
+        <w:t>ἥτις ἐστὶν ἐκκλησία Θεοῦ ζῶντος</w:t>
+      </w:r>
+    </w:p>
+    <w:p>
+      <w:pPr/>
+      <w:r>
+        <w:rPr>
+          <w:lang w:val="id_ID" w:bidi="id_ID"/>
+        </w:rPr>
+      </w:r>
+      <w:r>
+        <w:rPr>
           <w:lang w:val="id_ID" w:bidi="id_ID"/>
         </w:rPr>
         <w:t xml:space="preserve">Frasa ini memberi kita informasi lebih lanjut tentang </w:t>
@@ -10988,6 +13268,21 @@
       </w:r>
       <w:r>
         <w:rPr>
+          <w:b/>
+          <w:lang w:val="id_ID" w:bidi="id_ID"/>
+        </w:rPr>
+        <w:t>Θεοῦ ζῶντος</w:t>
+      </w:r>
+    </w:p>
+    <w:p>
+      <w:pPr/>
+      <w:r>
+        <w:rPr>
+          <w:lang w:val="id_ID" w:bidi="id_ID"/>
+        </w:rPr>
+      </w:r>
+      <w:r>
+        <w:rPr>
           <w:lang w:val="id_ID" w:bidi="id_ID"/>
         </w:rPr>
         <w:t>Di sini, frasa "Allah yang hidup" mengidentifikasikan Allah sebagai Dia yang "hidup." Poin utamanya adalah bahwa Allah benar-benar "hidup", tidak seperti berhala dan benda-benda mati lainnya yang disebut orang sebagai "illah". Jika akan membantu dalam bahasa Anda, Anda dapat menggunakan kata atau frasa yang menekankan bahwa Allah benar-benar "hidup." Terjemahan alternatif: "dari Allah yang hidup" atau "dari Allah yang benar"</w:t>
@@ -11056,6 +13351,21 @@
       </w:r>
       <w:r>
         <w:rPr>
+          <w:b/>
+          <w:lang w:val="id_ID" w:bidi="id_ID"/>
+        </w:rPr>
+        <w:t>στῦλος καὶ ἑδραίωμα τῆς ἀληθείας</w:t>
+      </w:r>
+    </w:p>
+    <w:p>
+      <w:pPr/>
+      <w:r>
+        <w:rPr>
+          <w:lang w:val="id_ID" w:bidi="id_ID"/>
+        </w:rPr>
+      </w:r>
+      <w:r>
+        <w:rPr>
           <w:lang w:val="id_ID" w:bidi="id_ID"/>
         </w:rPr>
         <w:t>Paulus berbicara tentang kebenaran seolah-olah kebenaran itu adalah sebuah bangunan dan tentang komunitas orang percaya seolah-olah mereka membantu menopang bangunan itu. Terjemahan lain: “yang membantu mewartakan kebenaran Tuhan”</w:t>
@@ -11124,6 +13434,21 @@
       </w:r>
       <w:r>
         <w:rPr>
+          <w:b/>
+          <w:lang w:val="id_ID" w:bidi="id_ID"/>
+        </w:rPr>
+        <w:t>στῦλος καὶ ἑδραίωμα</w:t>
+      </w:r>
+    </w:p>
+    <w:p>
+      <w:pPr/>
+      <w:r>
+        <w:rPr>
+          <w:lang w:val="id_ID" w:bidi="id_ID"/>
+        </w:rPr>
+      </w:r>
+      <w:r>
+        <w:rPr>
           <w:lang w:val="id_ID" w:bidi="id_ID"/>
         </w:rPr>
         <w:t xml:space="preserve">Istilah </w:t>
@@ -11218,6 +13543,21 @@
       </w:r>
       <w:r>
         <w:rPr>
+          <w:b/>
+          <w:lang w:val="id_ID" w:bidi="id_ID"/>
+        </w:rPr>
+        <w:t>τὸ τῆς εὐσεβείας μυστήριον</w:t>
+      </w:r>
+    </w:p>
+    <w:p>
+      <w:pPr/>
+      <w:r>
+        <w:rPr>
+          <w:lang w:val="id_ID" w:bidi="id_ID"/>
+        </w:rPr>
+      </w:r>
+      <w:r>
+        <w:rPr>
           <w:lang w:val="id_ID" w:bidi="id_ID"/>
         </w:rPr>
         <w:t xml:space="preserve">Meskipun di sebagian besar suratnya Paulus menggunakan istilah </w:t>
@@ -11279,6 +13619,21 @@
       </w:r>
       <w:r>
         <w:rPr>
+          <w:b/>
+          <w:lang w:val="id_ID" w:bidi="id_ID"/>
+        </w:rPr>
+        <w:t>τὸ τῆς εὐσεβείας μυστήριον</w:t>
+      </w:r>
+    </w:p>
+    <w:p>
+      <w:pPr/>
+      <w:r>
+        <w:rPr>
+          <w:lang w:val="id_ID" w:bidi="id_ID"/>
+        </w:rPr>
+      </w:r>
+      <w:r>
+        <w:rPr>
           <w:lang w:val="id_ID" w:bidi="id_ID"/>
         </w:rPr>
         <w:t>Karena Paulus mengikuti pernyataan ini dengan mengutip sebuah himne atau puisi tentang kehidupan Yesus, implikasinya adalah bahwa ia memandang Yesus telah memungkinkan manusia untuk menyembah Tuhan dengan cara yang paling tulus. Terjemahan lain: “kebenaran yang diwahyukan Allah tentang alasan kita menyembah Yesus sungguh luar biasa”</w:t>
@@ -11347,6 +13702,21 @@
       </w:r>
       <w:r>
         <w:rPr>
+          <w:b/>
+          <w:lang w:val="id_ID" w:bidi="id_ID"/>
+        </w:rPr>
+        <w:t>ὃς ἐφανερώθη ἐν σαρκί, ἐδικαιώθη ἐν Πνεύματι, ὤφθη ἀγγέλοις, ἐκηρύχθη ἐν ἔθνεσιν, ἐπιστεύθη ἐν κόσμῳ, ἀνελήμφθη ἐν δόξῃ</w:t>
+      </w:r>
+    </w:p>
+    <w:p>
+      <w:pPr/>
+      <w:r>
+        <w:rPr>
+          <w:lang w:val="id_ID" w:bidi="id_ID"/>
+        </w:rPr>
+      </w:r>
+      <w:r>
+        <w:rPr>
           <w:lang w:val="id_ID" w:bidi="id_ID"/>
         </w:rPr>
         <w:t>Kemungkinan besar ini adalah lagu atau puisi yang Paulus kutip. Jika bahasa Anda memiliki cara untuk menunjukkan bahwa ini adalah puisi, misalnya melalui format baris demi baris, Anda dapat menggunakannya di sini.</w:t>
@@ -11415,6 +13785,21 @@
       </w:r>
       <w:r>
         <w:rPr>
+          <w:b/>
+          <w:lang w:val="id_ID" w:bidi="id_ID"/>
+        </w:rPr>
+        <w:t>ὃς ἐφανερώθη ἐν σαρκί, ἐδικαιώθη ἐν Πνεύματι, ὤφθη ἀγγέλοις, ἐκηρύχθη ἐν ἔθνεσιν, ἐπιστεύθη ἐν κόσμῳ, ἀνελήμφθη ἐν δόξῃ</w:t>
+      </w:r>
+    </w:p>
+    <w:p>
+      <w:pPr/>
+      <w:r>
+        <w:rPr>
+          <w:lang w:val="id_ID" w:bidi="id_ID"/>
+        </w:rPr>
+      </w:r>
+      <w:r>
+        <w:rPr>
           <w:lang w:val="id_ID" w:bidi="id_ID"/>
         </w:rPr>
         <w:t>Jika ini berguna dalam bahasa Anda, Anda dapat mengungkapkan frasa pasif ini dengan bentuk aktif. (Pastikan untuk tidak menyarankan dalam terjemahan Anda bahwa Yesus hanya tampak atau tampak seperti manusia.) Terjemahan lain: “dia menyatakan dirinya sebagai manusia” atau “dia datang ke bumi sebagai manusia”</w:t>
@@ -11483,6 +13868,21 @@
       </w:r>
       <w:r>
         <w:rPr>
+          <w:b/>
+          <w:lang w:val="id_ID" w:bidi="id_ID"/>
+        </w:rPr>
+        <w:t>ὃς</w:t>
+      </w:r>
+    </w:p>
+    <w:p>
+      <w:pPr/>
+      <w:r>
+        <w:rPr>
+          <w:lang w:val="id_ID" w:bidi="id_ID"/>
+        </w:rPr>
+      </w:r>
+      <w:r>
+        <w:rPr>
           <w:lang w:val="id_ID" w:bidi="id_ID"/>
         </w:rPr>
         <w:t>Jika ini berguna dalam bahasa Anda, Anda dapat mengungkapkan frasa pasif ini dengan bentuk aktif. Terjemahan lain: “Roh Kudus meneguhkan bahwa Dia adalah seperti yang Dia katakan”</w:t>
@@ -11551,6 +13951,21 @@
       </w:r>
       <w:r>
         <w:rPr>
+          <w:b/>
+          <w:lang w:val="id_ID" w:bidi="id_ID"/>
+        </w:rPr>
+        <w:t>ἐν σαρκί</w:t>
+      </w:r>
+    </w:p>
+    <w:p>
+      <w:pPr/>
+      <w:r>
+        <w:rPr>
+          <w:lang w:val="id_ID" w:bidi="id_ID"/>
+        </w:rPr>
+      </w:r>
+      <w:r>
+        <w:rPr>
           <w:lang w:val="id_ID" w:bidi="id_ID"/>
         </w:rPr>
         <w:t>Paulus menggunakan istilah “daging” di sini secara kiasan yang berarti “di dalam tubuh manusia.” Ia menggambarkan tubuh manusia dengan mengacu pada sesuatu yang berhubungan dengannya, daging yang menyelubunginya. Terjemahan lain: “sebagai manusia sejati”</w:t>
@@ -11619,6 +14034,21 @@
       </w:r>
       <w:r>
         <w:rPr>
+          <w:b/>
+          <w:lang w:val="id_ID" w:bidi="id_ID"/>
+        </w:rPr>
+        <w:t>ἐν κόσμῳ</w:t>
+      </w:r>
+    </w:p>
+    <w:p>
+      <w:pPr/>
+      <w:r>
+        <w:rPr>
+          <w:lang w:val="id_ID" w:bidi="id_ID"/>
+        </w:rPr>
+      </w:r>
+      <w:r>
+        <w:rPr>
           <w:lang w:val="id_ID" w:bidi="id_ID"/>
         </w:rPr>
         <w:t>Jika ini berguna dalam bahasa Anda, Anda dapat mengungkapkan frasa pasif ini dengan bentuk aktif, dan Anda dapat menyatakan siapa yang melakukan tindakan tersebut. Terjemahan lain: “orang-orang di seluruh dunia percaya kepada-Nya”</w:t>
@@ -11687,6 +14117,21 @@
       </w:r>
       <w:r>
         <w:rPr>
+          <w:b/>
+          <w:lang w:val="id_ID" w:bidi="id_ID"/>
+        </w:rPr>
+        <w:t>ἀνελήμφθη</w:t>
+      </w:r>
+    </w:p>
+    <w:p>
+      <w:pPr/>
+      <w:r>
+        <w:rPr>
+          <w:lang w:val="id_ID" w:bidi="id_ID"/>
+        </w:rPr>
+      </w:r>
+      <w:r>
+        <w:rPr>
           <w:lang w:val="id_ID" w:bidi="id_ID"/>
         </w:rPr>
         <w:t>Jika ini berguna dalam bahasa Anda, Anda dapat mengungkapkan frasa pasif ini dengan bentuk aktif, dan Anda dapat menyatakan siapa yang melakukan tindakan tersebut. Terjemahan lain: “Allah Bapa mengangkat dia ke surga dalam kemuliaan”</w:t>
@@ -11755,6 +14200,21 @@
       </w:r>
       <w:r>
         <w:rPr>
+          <w:b/>
+          <w:lang w:val="id_ID" w:bidi="id_ID"/>
+        </w:rPr>
+        <w:t>ἐν δόξῃ</w:t>
+      </w:r>
+    </w:p>
+    <w:p>
+      <w:pPr/>
+      <w:r>
+        <w:rPr>
+          <w:lang w:val="id_ID" w:bidi="id_ID"/>
+        </w:rPr>
+      </w:r>
+      <w:r>
+        <w:rPr>
           <w:lang w:val="id_ID" w:bidi="id_ID"/>
         </w:rPr>
         <w:t xml:space="preserve">Kata benda abstrak </w:t>
@@ -11836,6 +14296,21 @@
       </w:r>
       <w:r>
         <w:rPr>
+          <w:b/>
+          <w:lang w:val="id_ID" w:bidi="id_ID"/>
+        </w:rPr>
+        <w:t>δὲ</w:t>
+      </w:r>
+    </w:p>
+    <w:p>
+      <w:pPr/>
+      <w:r>
+        <w:rPr>
+          <w:lang w:val="id_ID" w:bidi="id_ID"/>
+        </w:rPr>
+      </w:r>
+      <w:r>
+        <w:rPr>
           <w:lang w:val="id_ID" w:bidi="id_ID"/>
         </w:rPr>
         <w:t xml:space="preserve">Paulus di sini menggunakan kata </w:t>
@@ -11897,6 +14372,21 @@
       </w:r>
       <w:r>
         <w:rPr>
+          <w:b/>
+          <w:lang w:val="id_ID" w:bidi="id_ID"/>
+        </w:rPr>
+        <w:t>ἐν ὑστέροις καιροῖς</w:t>
+      </w:r>
+    </w:p>
+    <w:p>
+      <w:pPr/>
+      <w:r>
+        <w:rPr>
+          <w:lang w:val="id_ID" w:bidi="id_ID"/>
+        </w:rPr>
+      </w:r>
+      <w:r>
+        <w:rPr>
           <w:lang w:val="id_ID" w:bidi="id_ID"/>
         </w:rPr>
         <w:t>Ungkapan ini mengacu pada periode waktu ketika tujuan-tujuan Allah dalam sejarah mendekati puncaknya sehingga perlawanan jahat terhadap tujuan-tujuan tersebut semakin meningkat. Paulus mungkin menunjuk kepada jangka waktu antara kebangkitan Yesus dan kedatangannya yang kedua kali. Terjemahan lain: “pada hari-hari ini seiring dengan kemajuan tujuan Allah”</w:t>
@@ -11965,6 +14455,21 @@
       </w:r>
       <w:r>
         <w:rPr>
+          <w:b/>
+          <w:lang w:val="id_ID" w:bidi="id_ID"/>
+        </w:rPr>
+        <w:t>ἀποστήσονταί &amp; τῆς πίστεως</w:t>
+      </w:r>
+    </w:p>
+    <w:p>
+      <w:pPr/>
+      <w:r>
+        <w:rPr>
+          <w:lang w:val="id_ID" w:bidi="id_ID"/>
+        </w:rPr>
+      </w:r>
+      <w:r>
+        <w:rPr>
           <w:lang w:val="id_ID" w:bidi="id_ID"/>
         </w:rPr>
         <w:t>Paulus berbicara tentang orang-orang yang tidak lagi percaya kepada Kristus seolah-olah mereka secara fisik meninggalkan suatu tempat. Terjemahan lain: “beberapa orang akan berhenti percaya kepada Yesus”</w:t>
@@ -12033,6 +14538,21 @@
       </w:r>
       <w:r>
         <w:rPr>
+          <w:b/>
+          <w:lang w:val="id_ID" w:bidi="id_ID"/>
+        </w:rPr>
+        <w:t>τῆς πίστεως</w:t>
+      </w:r>
+    </w:p>
+    <w:p>
+      <w:pPr/>
+      <w:r>
+        <w:rPr>
+          <w:lang w:val="id_ID" w:bidi="id_ID"/>
+        </w:rPr>
+      </w:r>
+      <w:r>
+        <w:rPr>
           <w:lang w:val="id_ID" w:bidi="id_ID"/>
         </w:rPr>
         <w:t xml:space="preserve">Kata </w:t>
@@ -12114,6 +14634,21 @@
       </w:r>
       <w:r>
         <w:rPr>
+          <w:b/>
+          <w:lang w:val="id_ID" w:bidi="id_ID"/>
+        </w:rPr>
+        <w:t>διδασκαλίαις δαιμονίων</w:t>
+      </w:r>
+    </w:p>
+    <w:p>
+      <w:pPr/>
+      <w:r>
+        <w:rPr>
+          <w:lang w:val="id_ID" w:bidi="id_ID"/>
+        </w:rPr>
+      </w:r>
+      <w:r>
+        <w:rPr>
           <w:lang w:val="id_ID" w:bidi="id_ID"/>
         </w:rPr>
         <w:t>Kedua frase ini mempunyai arti serupa. Paulus mungkin menggunakan keduanya secara bersamaan untuk memberikan penekanan. Jika menurut Anda penggunaan kedua frasa dalam terjemahan Anda mungkin membingungkan pembaca, Anda dapat menggabungkan keduanya menjadi satu pernyataan. Terjemahan lain: “hal-hal yang dikatakan roh jahat untuk menipu orang”</w:t>
@@ -12182,6 +14717,21 @@
       </w:r>
       <w:r>
         <w:rPr>
+          <w:b/>
+          <w:lang w:val="id_ID" w:bidi="id_ID"/>
+        </w:rPr>
+        <w:t>ἐν ὑποκρίσει ψευδολόγων</w:t>
+      </w:r>
+    </w:p>
+    <w:p>
+      <w:pPr/>
+      <w:r>
+        <w:rPr>
+          <w:lang w:val="id_ID" w:bidi="id_ID"/>
+        </w:rPr>
+      </w:r>
+      <w:r>
+        <w:rPr>
           <w:lang w:val="id_ID" w:bidi="id_ID"/>
         </w:rPr>
         <w:t xml:space="preserve">Jika bahasa Anda tidak menggunakan kata benda abstrak untuk ide </w:t>
@@ -12243,6 +14793,21 @@
       </w:r>
       <w:r>
         <w:rPr>
+          <w:b/>
+          <w:lang w:val="id_ID" w:bidi="id_ID"/>
+        </w:rPr>
+        <w:t>κεκαυστηριασμένων τὴν ἰδίαν συνείδησιν</w:t>
+      </w:r>
+    </w:p>
+    <w:p>
+      <w:pPr/>
+      <w:r>
+        <w:rPr>
+          <w:lang w:val="id_ID" w:bidi="id_ID"/>
+        </w:rPr>
+      </w:r>
+      <w:r>
+        <w:rPr>
           <w:lang w:val="id_ID" w:bidi="id_ID"/>
         </w:rPr>
         <w:t xml:space="preserve">Di sini Paulus bisa jadi berbicara seolah-olah </w:t>
@@ -12324,6 +14889,21 @@
       </w:r>
       <w:r>
         <w:rPr>
+          <w:b/>
+          <w:lang w:val="id_ID" w:bidi="id_ID"/>
+        </w:rPr>
+        <w:t>κεκαυστηριασμένων τὴν ἰδίαν συνείδησιν</w:t>
+      </w:r>
+    </w:p>
+    <w:p>
+      <w:pPr/>
+      <w:r>
+        <w:rPr>
+          <w:lang w:val="id_ID" w:bidi="id_ID"/>
+        </w:rPr>
+      </w:r>
+      <w:r>
+        <w:rPr>
           <w:lang w:val="id_ID" w:bidi="id_ID"/>
         </w:rPr>
         <w:t>If it would be helpful in your language, you could express this passive phrase with an active form. Alternate translation: “they will be people who have destroyed their sense of right and wrong” (See: [[rc://*/ta/man/translate/figs-activepassive]])</w:t>
@@ -12392,6 +14972,21 @@
       </w:r>
       <w:r>
         <w:rPr>
+          <w:b/>
+          <w:lang w:val="id_ID" w:bidi="id_ID"/>
+        </w:rPr>
+        <w:t>ἀπέχεσθαι</w:t>
+      </w:r>
+    </w:p>
+    <w:p>
+      <w:pPr/>
+      <w:r>
+        <w:rPr>
+          <w:lang w:val="id_ID" w:bidi="id_ID"/>
+        </w:rPr>
+      </w:r>
+      <w:r>
+        <w:rPr>
           <w:lang w:val="id_ID" w:bidi="id_ID"/>
         </w:rPr>
         <w:t>Di sini Paulus menghilangkan beberapa kata yang biasanya dibutuhkan untuk melengkapi sebuah kalimat. Dia tidak bermaksud bahwa guru-guru palsu ini akan melarang orang percaya untuk menjauhkan diri dari makanan tertentu, tetapi guru-guru palsu itu akan meminta mereka untuk menjauhkan diri dari makanan tertentu. Anda dapat menambahkan kata-kata ini jika ingin lebih jelas dalam bahasa Anda. Terjemahan alternatif: "mengharuskan untuk berpantang"</w:t>
@@ -12460,6 +15055,21 @@
       </w:r>
       <w:r>
         <w:rPr>
+          <w:b/>
+          <w:lang w:val="id_ID" w:bidi="id_ID"/>
+        </w:rPr>
+        <w:t>ἀπέχεσθαι βρωμάτων</w:t>
+      </w:r>
+    </w:p>
+    <w:p>
+      <w:pPr/>
+      <w:r>
+        <w:rPr>
+          <w:lang w:val="id_ID" w:bidi="id_ID"/>
+        </w:rPr>
+      </w:r>
+      <w:r>
+        <w:rPr>
           <w:lang w:val="id_ID" w:bidi="id_ID"/>
         </w:rPr>
         <w:t>Di sini Paulus menyiratkan bahwa guru-guru palsu tersebut menyuruh orang untuk menjauhkan diri dari jenis makanan tertentu. Mereka tidak menyuruh orang untuk tidak makan secara umum. Jika itu akan membantu dalam bahasa Anda, Anda dapat membuat gagasan itu lebih eksplisit. Terjemahan alternatif: "untuk menjauhkan diri dari makanan tertentu" atau "menjauhkan diri dari jenis makanan tertentu"</w:t>
@@ -12528,6 +15138,21 @@
       </w:r>
       <w:r>
         <w:rPr>
+          <w:b/>
+          <w:lang w:val="id_ID" w:bidi="id_ID"/>
+        </w:rPr>
+        <w:t>μετὰ εὐχαριστίας</w:t>
+      </w:r>
+    </w:p>
+    <w:p>
+      <w:pPr/>
+      <w:r>
+        <w:rPr>
+          <w:lang w:val="id_ID" w:bidi="id_ID"/>
+        </w:rPr>
+      </w:r>
+      <w:r>
+        <w:rPr>
           <w:lang w:val="id_ID" w:bidi="id_ID"/>
         </w:rPr>
         <w:t xml:space="preserve">Jika bahasa Anda tidak menggunakan kata benda abstrak untuk ide </w:t>
@@ -12609,6 +15234,21 @@
       </w:r>
       <w:r>
         <w:rPr>
+          <w:b/>
+          <w:lang w:val="id_ID" w:bidi="id_ID"/>
+        </w:rPr>
+        <w:t>τὴν ἀλήθειαν</w:t>
+      </w:r>
+    </w:p>
+    <w:p>
+      <w:pPr/>
+      <w:r>
+        <w:rPr>
+          <w:lang w:val="id_ID" w:bidi="id_ID"/>
+        </w:rPr>
+      </w:r>
+      <w:r>
+        <w:rPr>
           <w:lang w:val="id_ID" w:bidi="id_ID"/>
         </w:rPr>
         <w:t xml:space="preserve">Jika bahasa Anda tidak menggunakan kata benda abstrak untuk ide </w:t>
@@ -12690,6 +15330,21 @@
       </w:r>
       <w:r>
         <w:rPr>
+          <w:b/>
+          <w:lang w:val="id_ID" w:bidi="id_ID"/>
+        </w:rPr>
+        <w:t>ὅτι</w:t>
+      </w:r>
+    </w:p>
+    <w:p>
+      <w:pPr/>
+      <w:r>
+        <w:rPr>
+          <w:lang w:val="id_ID" w:bidi="id_ID"/>
+        </w:rPr>
+      </w:r>
+      <w:r>
+        <w:rPr>
           <w:lang w:val="id_ID" w:bidi="id_ID"/>
         </w:rPr>
         <w:t xml:space="preserve">Di sini, kata </w:t>
@@ -12784,6 +15439,21 @@
       </w:r>
       <w:r>
         <w:rPr>
+          <w:b/>
+          <w:lang w:val="id_ID" w:bidi="id_ID"/>
+        </w:rPr>
+        <w:t>πᾶν κτίσμα Θεοῦ</w:t>
+      </w:r>
+    </w:p>
+    <w:p>
+      <w:pPr/>
+      <w:r>
+        <w:rPr>
+          <w:lang w:val="id_ID" w:bidi="id_ID"/>
+        </w:rPr>
+      </w:r>
+      <w:r>
+        <w:rPr>
           <w:lang w:val="id_ID" w:bidi="id_ID"/>
         </w:rPr>
         <w:t xml:space="preserve">Jika bahasa Anda tidak menggunakan kata benda abstrak untuk ide </w:t>
@@ -12865,6 +15535,21 @@
       </w:r>
       <w:r>
         <w:rPr>
+          <w:b/>
+          <w:lang w:val="id_ID" w:bidi="id_ID"/>
+        </w:rPr>
+        <w:t>οὐδὲν ἀπόβλητον μετὰ εὐχαριστίας λαμβανόμενον</w:t>
+      </w:r>
+    </w:p>
+    <w:p>
+      <w:pPr/>
+      <w:r>
+        <w:rPr>
+          <w:lang w:val="id_ID" w:bidi="id_ID"/>
+        </w:rPr>
+      </w:r>
+      <w:r>
+        <w:rPr>
           <w:lang w:val="id_ID" w:bidi="id_ID"/>
         </w:rPr>
         <w:t>Jika bahasa Anda tidak menggunakan bentuk pasif ini, Anda dapat mengekspresikan ide dengan bentuk aktif atau dengan cara lain yang alami dalam bahasa Anda. Jika Anda perlu mengatakan siapa yang melakukan tindakan tersebut, Anda dapat menggunakan subjek tak tentu. Terjemahan alternatif: "orang tidak boleh menolak apa pun yang mereka terima dengan ucapan syukur"</w:t>
@@ -12933,6 +15618,21 @@
       </w:r>
       <w:r>
         <w:rPr>
+          <w:b/>
+          <w:lang w:val="id_ID" w:bidi="id_ID"/>
+        </w:rPr>
+        <w:t>γὰρ</w:t>
+      </w:r>
+    </w:p>
+    <w:p>
+      <w:pPr/>
+      <w:r>
+        <w:rPr>
+          <w:lang w:val="id_ID" w:bidi="id_ID"/>
+        </w:rPr>
+      </w:r>
+      <w:r>
+        <w:rPr>
           <w:lang w:val="id_ID" w:bidi="id_ID"/>
         </w:rPr>
         <w:t xml:space="preserve">Kata </w:t>
@@ -13014,6 +15714,21 @@
       </w:r>
       <w:r>
         <w:rPr>
+          <w:b/>
+          <w:lang w:val="id_ID" w:bidi="id_ID"/>
+        </w:rPr>
+        <w:t>ἁγιάζεται &amp; διὰ λόγου Θεοῦ καὶ ἐντεύξεως</w:t>
+      </w:r>
+    </w:p>
+    <w:p>
+      <w:pPr/>
+      <w:r>
+        <w:rPr>
+          <w:lang w:val="id_ID" w:bidi="id_ID"/>
+        </w:rPr>
+      </w:r>
+      <w:r>
+        <w:rPr>
           <w:lang w:val="id_ID" w:bidi="id_ID"/>
         </w:rPr>
         <w:t>Jika akan membantu dalam bahasa Anda, Anda dapat mengekspresikan frasa pasif ini dengan bentuk aktif. Terjemahan alternatif: "menjadi kudus" atau "layak untuk dimakan"</w:t>
@@ -13082,6 +15797,21 @@
       </w:r>
       <w:r>
         <w:rPr>
+          <w:b/>
+          <w:lang w:val="id_ID" w:bidi="id_ID"/>
+        </w:rPr>
+        <w:t>λόγου Θεοῦ</w:t>
+      </w:r>
+    </w:p>
+    <w:p>
+      <w:pPr/>
+      <w:r>
+        <w:rPr>
+          <w:lang w:val="id_ID" w:bidi="id_ID"/>
+        </w:rPr>
+      </w:r>
+      <w:r>
+        <w:rPr>
           <w:lang w:val="id_ID" w:bidi="id_ID"/>
         </w:rPr>
         <w:t xml:space="preserve">Di sini, </w:t>
@@ -13152,6 +15882,21 @@
         <w:rPr>
           <w:lang w:val="id_ID" w:bidi="id_ID"/>
         </w:rPr>
+      </w:r>
+    </w:p>
+    <w:p>
+      <w:pPr/>
+      <w:r>
+        <w:rPr>
+          <w:lang w:val="id_ID" w:bidi="id_ID"/>
+        </w:rPr>
+      </w:r>
+      <w:r>
+        <w:rPr>
+          <w:b/>
+          <w:lang w:val="id_ID" w:bidi="id_ID"/>
+        </w:rPr>
+        <w:t>ἐντεύξεως</w:t>
       </w:r>
     </w:p>
     <w:p>
@@ -13262,6 +16007,21 @@
       </w:r>
       <w:r>
         <w:rPr>
+          <w:b/>
+          <w:lang w:val="id_ID" w:bidi="id_ID"/>
+        </w:rPr>
+        <w:t>ταῦτα ὑποτιθέμενος τοῖς ἀδελφοῖς</w:t>
+      </w:r>
+    </w:p>
+    <w:p>
+      <w:pPr/>
+      <w:r>
+        <w:rPr>
+          <w:lang w:val="id_ID" w:bidi="id_ID"/>
+        </w:rPr>
+      </w:r>
+      <w:r>
+        <w:rPr>
           <w:lang w:val="id_ID" w:bidi="id_ID"/>
         </w:rPr>
         <w:t>Di sini Paulus berbicara tentang instruksi-instruksinya seolah-olah instruksi-instruksi itu adalah benda yang akan Timotius letakkan di hadapan orang lain. Maksudnya, Timotius akan menyampaikan instruksinya kepada orang-orang ini. Jika itu akan membantu dalam bahasa Anda, Anda dapat menggunakan kiasan yang sebanding atau menyatakan maknanya dengan jelas. Terjemahan alternatif: "Meneruskan hal-hal ini kepada saudara-saudara" atau "Mengajarkan hal-hal ini kepada saudara-saudara"</w:t>
@@ -13319,6 +16079,21 @@
         <w:rPr>
           <w:lang w:val="id_ID" w:bidi="id_ID"/>
         </w:rPr>
+      </w:r>
+    </w:p>
+    <w:p>
+      <w:pPr/>
+      <w:r>
+        <w:rPr>
+          <w:lang w:val="id_ID" w:bidi="id_ID"/>
+        </w:rPr>
+      </w:r>
+      <w:r>
+        <w:rPr>
+          <w:b/>
+          <w:lang w:val="id_ID" w:bidi="id_ID"/>
+        </w:rPr>
+        <w:t>ταῦτα</w:t>
       </w:r>
     </w:p>
     <w:p>
@@ -13427,6 +16202,21 @@
       </w:r>
       <w:r>
         <w:rPr>
+          <w:b/>
+          <w:lang w:val="id_ID" w:bidi="id_ID"/>
+        </w:rPr>
+        <w:t>τοῖς ἀδελφοῖς</w:t>
+      </w:r>
+    </w:p>
+    <w:p>
+      <w:pPr/>
+      <w:r>
+        <w:rPr>
+          <w:lang w:val="id_ID" w:bidi="id_ID"/>
+        </w:rPr>
+      </w:r>
+      <w:r>
+        <w:rPr>
           <w:lang w:val="id_ID" w:bidi="id_ID"/>
         </w:rPr>
         <w:t>Paulus menggunakan istilah "saudara-saudara" untuk menyebut orang-orang yang memiliki iman yang sama. Jika itu akan membantu dalam bahasa Anda, Anda dapat menyatakan maknanya dengan jelas. Terjemahan alternatif: "orang-orang percaya"</w:t>
@@ -13495,6 +16285,21 @@
       </w:r>
       <w:r>
         <w:rPr>
+          <w:b/>
+          <w:lang w:val="id_ID" w:bidi="id_ID"/>
+        </w:rPr>
+        <w:t>τοῖς ἀδελφοῖς</w:t>
+      </w:r>
+    </w:p>
+    <w:p>
+      <w:pPr/>
+      <w:r>
+        <w:rPr>
+          <w:lang w:val="id_ID" w:bidi="id_ID"/>
+        </w:rPr>
+      </w:r>
+      <w:r>
+        <w:rPr>
           <w:lang w:val="id_ID" w:bidi="id_ID"/>
         </w:rPr>
         <w:t>Meskipun istilah "saudara-saudara" adalah maskulin, Paulus menggunakan kata ini dalam pengertian umum yang mencakup laki-laki dan perempuan. Jika Anda mempertahankan metafora tersebut dalam terjemahan Anda, dan jika itu akan membantu dalam bahasa Anda, Anda dapat menggunakan kata "saudara-saudara" untuk menunjukkan hal ini.</w:t>
@@ -13563,6 +16368,21 @@
       </w:r>
       <w:r>
         <w:rPr>
+          <w:b/>
+          <w:lang w:val="id_ID" w:bidi="id_ID"/>
+        </w:rPr>
+        <w:t>ἐντρεφόμενος τοῖς λόγοις τῆς πίστεως, καὶ τῆς καλῆς διδασκαλίας ᾗ παρηκολούθηκας</w:t>
+      </w:r>
+    </w:p>
+    <w:p>
+      <w:pPr/>
+      <w:r>
+        <w:rPr>
+          <w:lang w:val="id_ID" w:bidi="id_ID"/>
+        </w:rPr>
+      </w:r>
+      <w:r>
+        <w:rPr>
           <w:lang w:val="id_ID" w:bidi="id_ID"/>
         </w:rPr>
         <w:t>Jika bahasa Anda tidak menggunakan bentuk pasif ini, Anda dapat mengekspresikan ide dalam bentuk aktif atau dengan cara lain yang wajar dalam bahasa Anda. Terjemahan alternatif: "perkataan iman dan pengajaran yang baik yang telah engkau ikuti telah menyehatkan kamu"</w:t>
@@ -13631,6 +16451,21 @@
       </w:r>
       <w:r>
         <w:rPr>
+          <w:b/>
+          <w:lang w:val="id_ID" w:bidi="id_ID"/>
+        </w:rPr>
+        <w:t>ἐντρεφόμενος</w:t>
+      </w:r>
+    </w:p>
+    <w:p>
+      <w:pPr/>
+      <w:r>
+        <w:rPr>
+          <w:lang w:val="id_ID" w:bidi="id_ID"/>
+        </w:rPr>
+      </w:r>
+      <w:r>
+        <w:rPr>
           <w:lang w:val="id_ID" w:bidi="id_ID"/>
         </w:rPr>
         <w:t xml:space="preserve">Di sini Paulus berbicara seolah-olah </w:t>
@@ -13738,6 +16573,21 @@
       </w:r>
       <w:r>
         <w:rPr>
+          <w:b/>
+          <w:lang w:val="id_ID" w:bidi="id_ID"/>
+        </w:rPr>
+        <w:t>τοῖς λόγοις τῆς πίστεως, καὶ τῆς καλῆς διδασκαλίας</w:t>
+      </w:r>
+    </w:p>
+    <w:p>
+      <w:pPr/>
+      <w:r>
+        <w:rPr>
+          <w:lang w:val="id_ID" w:bidi="id_ID"/>
+        </w:rPr>
+      </w:r>
+      <w:r>
+        <w:rPr>
           <w:lang w:val="id_ID" w:bidi="id_ID"/>
         </w:rPr>
         <w:t xml:space="preserve">Paulus menggunakan istilah </w:t>
@@ -13808,6 +16658,21 @@
         <w:rPr>
           <w:lang w:val="id_ID" w:bidi="id_ID"/>
         </w:rPr>
+      </w:r>
+    </w:p>
+    <w:p>
+      <w:pPr/>
+      <w:r>
+        <w:rPr>
+          <w:lang w:val="id_ID" w:bidi="id_ID"/>
+        </w:rPr>
+      </w:r>
+      <w:r>
+        <w:rPr>
+          <w:b/>
+          <w:lang w:val="id_ID" w:bidi="id_ID"/>
+        </w:rPr>
+        <w:t>γραώδεις</w:t>
       </w:r>
     </w:p>
     <w:p>
@@ -13905,6 +16770,21 @@
       </w:r>
       <w:r>
         <w:rPr>
+          <w:b/>
+          <w:lang w:val="id_ID" w:bidi="id_ID"/>
+        </w:rPr>
+        <w:t>μύθους</w:t>
+      </w:r>
+    </w:p>
+    <w:p>
+      <w:pPr/>
+      <w:r>
+        <w:rPr>
+          <w:lang w:val="id_ID" w:bidi="id_ID"/>
+        </w:rPr>
+      </w:r>
+      <w:r>
+        <w:rPr>
           <w:lang w:val="id_ID" w:bidi="id_ID"/>
         </w:rPr>
         <w:t xml:space="preserve">Kata </w:t>
@@ -13984,6 +16864,21 @@
       </w:r>
       <w:r>
         <w:rPr>
+          <w:b/>
+          <w:lang w:val="id_ID" w:bidi="id_ID"/>
+        </w:rPr>
+        <w:t>γύμναζε &amp; σεαυτὸν</w:t>
+      </w:r>
+    </w:p>
+    <w:p>
+      <w:pPr/>
+      <w:r>
+        <w:rPr>
+          <w:lang w:val="id_ID" w:bidi="id_ID"/>
+        </w:rPr>
+      </w:r>
+      <w:r>
+        <w:rPr>
           <w:lang w:val="id_ID" w:bidi="id_ID"/>
         </w:rPr>
         <w:t>Paulus memberi tahu Timotius secara kiasan untuk bekerja mengembangkan karakter ilahi seperti seorang atlet yang sedang meningkatkan kondisi fisiknya. Terjemahan alternatif: "dengan tekun berlatih untuk bertindak dengan cara-cara yang berkenan kepada Allah"</w:t>
@@ -14052,6 +16947,21 @@
       </w:r>
       <w:r>
         <w:rPr>
+          <w:b/>
+          <w:lang w:val="id_ID" w:bidi="id_ID"/>
+        </w:rPr>
+        <w:t>γὰρ</w:t>
+      </w:r>
+    </w:p>
+    <w:p>
+      <w:pPr/>
+      <w:r>
+        <w:rPr>
+          <w:lang w:val="id_ID" w:bidi="id_ID"/>
+        </w:rPr>
+      </w:r>
+      <w:r>
+        <w:rPr>
           <w:lang w:val="id_ID" w:bidi="id_ID"/>
         </w:rPr>
         <w:t xml:space="preserve">Apa yang diikuti setelah kata </w:t>
@@ -14133,6 +17043,21 @@
       </w:r>
       <w:r>
         <w:rPr>
+          <w:b/>
+          <w:lang w:val="id_ID" w:bidi="id_ID"/>
+        </w:rPr>
+        <w:t>πρὸς ὀλίγον &amp; πρὸς πάντα</w:t>
+      </w:r>
+    </w:p>
+    <w:p>
+      <w:pPr/>
+      <w:r>
+        <w:rPr>
+          <w:lang w:val="id_ID" w:bidi="id_ID"/>
+        </w:rPr>
+      </w:r>
+      <w:r>
+        <w:rPr>
           <w:lang w:val="id_ID" w:bidi="id_ID"/>
         </w:rPr>
         <w:t>Ini bisa berarti: (1) nilainya kecil. (2) memiliki nilai untuk sementara waktu. (3) tidak memiliki nilai yang besar.</w:t>
@@ -14181,6 +17106,21 @@
       </w:r>
       <w:r>
         <w:rPr>
+          <w:b/>
+          <w:lang w:val="id_ID" w:bidi="id_ID"/>
+        </w:rPr>
+        <w:t>ἡ δὲ εὐσέβεια</w:t>
+      </w:r>
+    </w:p>
+    <w:p>
+      <w:pPr/>
+      <w:r>
+        <w:rPr>
+          <w:lang w:val="id_ID" w:bidi="id_ID"/>
+        </w:rPr>
+      </w:r>
+      <w:r>
+        <w:rPr>
           <w:lang w:val="id_ID" w:bidi="id_ID"/>
         </w:rPr>
         <w:t>Terjemahan alternatif: "latihan fisik"</w:t>
@@ -14229,6 +17169,21 @@
       </w:r>
       <w:r>
         <w:rPr>
+          <w:b/>
+          <w:lang w:val="id_ID" w:bidi="id_ID"/>
+        </w:rPr>
+        <w:t>ἐπαγγελίαν ἔχουσα</w:t>
+      </w:r>
+    </w:p>
+    <w:p>
+      <w:pPr/>
+      <w:r>
+        <w:rPr>
+          <w:lang w:val="id_ID" w:bidi="id_ID"/>
+        </w:rPr>
+      </w:r>
+      <w:r>
+        <w:rPr>
           <w:lang w:val="id_ID" w:bidi="id_ID"/>
         </w:rPr>
         <w:t>Terjemahan alternatif: "akan membawa manfaat"</w:t>
@@ -14266,6 +17221,21 @@
         <w:rPr>
           <w:lang w:val="id_ID" w:bidi="id_ID"/>
         </w:rPr>
+      </w:r>
+    </w:p>
+    <w:p>
+      <w:pPr/>
+      <w:r>
+        <w:rPr>
+          <w:lang w:val="id_ID" w:bidi="id_ID"/>
+        </w:rPr>
+      </w:r>
+      <w:r>
+        <w:rPr>
+          <w:b/>
+          <w:lang w:val="id_ID" w:bidi="id_ID"/>
+        </w:rPr>
+        <w:t>πιστὸς ὁ λόγος, καὶ πάσης ἀποδοχῆς ἄξιος</w:t>
       </w:r>
     </w:p>
     <w:p>
@@ -14374,6 +17344,21 @@
       </w:r>
       <w:r>
         <w:rPr>
+          <w:b/>
+          <w:lang w:val="id_ID" w:bidi="id_ID"/>
+        </w:rPr>
+        <w:t>ὁ λόγος</w:t>
+      </w:r>
+    </w:p>
+    <w:p>
+      <w:pPr/>
+      <w:r>
+        <w:rPr>
+          <w:lang w:val="id_ID" w:bidi="id_ID"/>
+        </w:rPr>
+      </w:r>
+      <w:r>
+        <w:rPr>
           <w:lang w:val="id_ID" w:bidi="id_ID"/>
         </w:rPr>
         <w:t xml:space="preserve">Lihat bagaimana Anda menerjemahkan frasa ini dalam </w:t>
@@ -14440,6 +17425,21 @@
       </w:r>
       <w:r>
         <w:rPr>
+          <w:b/>
+          <w:lang w:val="id_ID" w:bidi="id_ID"/>
+        </w:rPr>
+        <w:t>γὰρ</w:t>
+      </w:r>
+    </w:p>
+    <w:p>
+      <w:pPr/>
+      <w:r>
+        <w:rPr>
+          <w:lang w:val="id_ID" w:bidi="id_ID"/>
+        </w:rPr>
+      </w:r>
+      <w:r>
+        <w:rPr>
           <w:lang w:val="id_ID" w:bidi="id_ID"/>
         </w:rPr>
         <w:t xml:space="preserve">Istilah </w:t>
@@ -14521,6 +17521,21 @@
       </w:r>
       <w:r>
         <w:rPr>
+          <w:b/>
+          <w:lang w:val="id_ID" w:bidi="id_ID"/>
+        </w:rPr>
+        <w:t>κοπιῶμεν καὶ ἀγωνιζόμεθα</w:t>
+      </w:r>
+    </w:p>
+    <w:p>
+      <w:pPr/>
+      <w:r>
+        <w:rPr>
+          <w:lang w:val="id_ID" w:bidi="id_ID"/>
+        </w:rPr>
+      </w:r>
+      <w:r>
+        <w:rPr>
           <w:lang w:val="id_ID" w:bidi="id_ID"/>
         </w:rPr>
         <w:t xml:space="preserve">Istilah </w:t>
@@ -14604,6 +17619,21 @@
         <w:rPr>
           <w:lang w:val="id_ID" w:bidi="id_ID"/>
         </w:rPr>
+      </w:r>
+    </w:p>
+    <w:p>
+      <w:pPr/>
+      <w:r>
+        <w:rPr>
+          <w:lang w:val="id_ID" w:bidi="id_ID"/>
+        </w:rPr>
+      </w:r>
+      <w:r>
+        <w:rPr>
+          <w:b/>
+          <w:lang w:val="id_ID" w:bidi="id_ID"/>
+        </w:rPr>
+        <w:t>Θεῷ ζῶντι</w:t>
       </w:r>
     </w:p>
     <w:p>
@@ -14701,6 +17731,21 @@
       </w:r>
       <w:r>
         <w:rPr>
+          <w:b/>
+          <w:lang w:val="id_ID" w:bidi="id_ID"/>
+        </w:rPr>
+        <w:t>πάντων ἀνθρώπων</w:t>
+      </w:r>
+    </w:p>
+    <w:p>
+      <w:pPr/>
+      <w:r>
+        <w:rPr>
+          <w:lang w:val="id_ID" w:bidi="id_ID"/>
+        </w:rPr>
+      </w:r>
+      <w:r>
+        <w:rPr>
           <w:lang w:val="id_ID" w:bidi="id_ID"/>
         </w:rPr>
         <w:t xml:space="preserve">Paulus menggunakan istilah </w:t>
@@ -14782,6 +17827,21 @@
       </w:r>
       <w:r>
         <w:rPr>
+          <w:b/>
+          <w:lang w:val="id_ID" w:bidi="id_ID"/>
+        </w:rPr>
+        <w:t>μηδείς σου τῆς νεότητος καταφρονείτω</w:t>
+      </w:r>
+    </w:p>
+    <w:p>
+      <w:pPr/>
+      <w:r>
+        <w:rPr>
+          <w:lang w:val="id_ID" w:bidi="id_ID"/>
+        </w:rPr>
+      </w:r>
+      <w:r>
+        <w:rPr>
           <w:lang w:val="id_ID" w:bidi="id_ID"/>
         </w:rPr>
         <w:t xml:space="preserve">Istilah </w:t>
@@ -14843,6 +17903,21 @@
       </w:r>
       <w:r>
         <w:rPr>
+          <w:b/>
+          <w:lang w:val="id_ID" w:bidi="id_ID"/>
+        </w:rPr>
+        <w:t>ἐν λόγῳ</w:t>
+      </w:r>
+    </w:p>
+    <w:p>
+      <w:pPr/>
+      <w:r>
+        <w:rPr>
+          <w:lang w:val="id_ID" w:bidi="id_ID"/>
+        </w:rPr>
+      </w:r>
+      <w:r>
+        <w:rPr>
           <w:lang w:val="id_ID" w:bidi="id_ID"/>
         </w:rPr>
         <w:t xml:space="preserve">Dalam konteks ini, istilah </w:t>
@@ -14904,6 +17979,21 @@
       </w:r>
       <w:r>
         <w:rPr>
+          <w:b/>
+          <w:lang w:val="id_ID" w:bidi="id_ID"/>
+        </w:rPr>
+        <w:t>πρόσεχε τῇ ἀναγνώσει, τῇ παρακλήσει, τῇ διδασκαλίᾳ</w:t>
+      </w:r>
+    </w:p>
+    <w:p>
+      <w:pPr/>
+      <w:r>
+        <w:rPr>
+          <w:lang w:val="id_ID" w:bidi="id_ID"/>
+        </w:rPr>
+      </w:r>
+      <w:r>
+        <w:rPr>
           <w:lang w:val="id_ID" w:bidi="id_ID"/>
         </w:rPr>
         <w:t>Jika hal ini bermanfaat bagi pembaca Anda, Anda dapat menyatakan secara eksplisit apa yang harus dibacakan Timotius dan kepada siapa, serta kepada siapa ia harus menasihati dan mengajar. Terjemahan lain: “teruslah membacakan Kitab Suci kepada orang-orang di gereja di sana, menasihati mereka, dan mengajar mereka”</w:t>
@@ -14972,6 +18062,21 @@
       </w:r>
       <w:r>
         <w:rPr>
+          <w:b/>
+          <w:lang w:val="id_ID" w:bidi="id_ID"/>
+        </w:rPr>
+        <w:t>πρόσεχε τῇ ἀναγνώσει, τῇ παρακλήσει, τῇ διδασκαλίᾳ</w:t>
+      </w:r>
+    </w:p>
+    <w:p>
+      <w:pPr/>
+      <w:r>
+        <w:rPr>
+          <w:lang w:val="id_ID" w:bidi="id_ID"/>
+        </w:rPr>
+      </w:r>
+      <w:r>
+        <w:rPr>
           <w:lang w:val="id_ID" w:bidi="id_ID"/>
         </w:rPr>
         <w:t xml:space="preserve">Jika ini berguna dalam bahasa Anda, Anda dapat mengekspresikan kata benda abstrak </w:t>
@@ -15079,6 +18184,21 @@
       </w:r>
       <w:r>
         <w:rPr>
+          <w:b/>
+          <w:lang w:val="id_ID" w:bidi="id_ID"/>
+        </w:rPr>
+        <w:t>μὴ ἀμέλει</w:t>
+      </w:r>
+    </w:p>
+    <w:p>
+      <w:pPr/>
+      <w:r>
+        <w:rPr>
+          <w:lang w:val="id_ID" w:bidi="id_ID"/>
+        </w:rPr>
+      </w:r>
+      <w:r>
+        <w:rPr>
           <w:lang w:val="id_ID" w:bidi="id_ID"/>
         </w:rPr>
         <w:t>Anda dapat menerjemahkan frasa ini dengan cara positif jika itu lebih natural dalam bahasa Anda. Terjemahan lain: “terus gunakan” atau “pastikan Anda mengembangkannya”</w:t>
@@ -15147,6 +18267,21 @@
       </w:r>
       <w:r>
         <w:rPr>
+          <w:b/>
+          <w:lang w:val="id_ID" w:bidi="id_ID"/>
+        </w:rPr>
+        <w:t>τοῦ ἐν σοὶ χαρίσματος</w:t>
+      </w:r>
+    </w:p>
+    <w:p>
+      <w:pPr/>
+      <w:r>
+        <w:rPr>
+          <w:lang w:val="id_ID" w:bidi="id_ID"/>
+        </w:rPr>
+      </w:r>
+      <w:r>
+        <w:rPr>
           <w:lang w:val="id_ID" w:bidi="id_ID"/>
         </w:rPr>
         <w:t xml:space="preserve">Paulus berbicara tentang Timotius seolah-olah dia adalah sebuah wadah yang dapat menampung </w:t>
@@ -15228,6 +18363,21 @@
       </w:r>
       <w:r>
         <w:rPr>
+          <w:b/>
+          <w:lang w:val="id_ID" w:bidi="id_ID"/>
+        </w:rPr>
+        <w:t>τοῦ ἐν σοὶ χαρίσματος</w:t>
+      </w:r>
+    </w:p>
+    <w:p>
+      <w:pPr/>
+      <w:r>
+        <w:rPr>
+          <w:lang w:val="id_ID" w:bidi="id_ID"/>
+        </w:rPr>
+      </w:r>
+      <w:r>
+        <w:rPr>
           <w:lang w:val="id_ID" w:bidi="id_ID"/>
         </w:rPr>
         <w:t xml:space="preserve">Implikasinya, </w:t>
@@ -15309,6 +18459,21 @@
       </w:r>
       <w:r>
         <w:rPr>
+          <w:b/>
+          <w:lang w:val="id_ID" w:bidi="id_ID"/>
+        </w:rPr>
+        <w:t>ἐδόθη</w:t>
+      </w:r>
+    </w:p>
+    <w:p>
+      <w:pPr/>
+      <w:r>
+        <w:rPr>
+          <w:lang w:val="id_ID" w:bidi="id_ID"/>
+        </w:rPr>
+      </w:r>
+      <w:r>
+        <w:rPr>
           <w:lang w:val="id_ID" w:bidi="id_ID"/>
         </w:rPr>
         <w:t>Jika ini berguna dalam bahasa Anda, Anda dapat mengungkapkan frasa pasif ini dengan bentuk aktif, dan Anda dapat menyatakan siapa yang melakukan tindakan tersebut. Terjemahan lain: “yang kamu terima ketika para pemimpin gereja bernubuat tentang kamu”</w:t>
@@ -15377,6 +18542,21 @@
       </w:r>
       <w:r>
         <w:rPr>
+          <w:b/>
+          <w:lang w:val="id_ID" w:bidi="id_ID"/>
+        </w:rPr>
+        <w:t>μετὰ ἐπιθέσεως τῶν χειρῶν τοῦ πρεσβυτερίου</w:t>
+      </w:r>
+    </w:p>
+    <w:p>
+      <w:pPr/>
+      <w:r>
+        <w:rPr>
+          <w:lang w:val="id_ID" w:bidi="id_ID"/>
+        </w:rPr>
+      </w:r>
+      <w:r>
+        <w:rPr>
           <w:lang w:val="id_ID" w:bidi="id_ID"/>
         </w:rPr>
         <w:t xml:space="preserve">Paulus berbicara tentang sebuah upacara di mana para pemimpin gereja meletakkan </w:t>
@@ -15458,6 +18638,21 @@
       </w:r>
       <w:r>
         <w:rPr>
+          <w:b/>
+          <w:lang w:val="id_ID" w:bidi="id_ID"/>
+        </w:rPr>
+        <w:t>ταῦτα</w:t>
+      </w:r>
+    </w:p>
+    <w:p>
+      <w:pPr/>
+      <w:r>
+        <w:rPr>
+          <w:lang w:val="id_ID" w:bidi="id_ID"/>
+        </w:rPr>
+      </w:r>
+      <w:r>
+        <w:rPr>
           <w:lang w:val="id_ID" w:bidi="id_ID"/>
         </w:rPr>
         <w:t xml:space="preserve">Jika ini berguna dalam bahasa Anda, Anda mungkin ingin menjelaskan secara eksplisit apa </w:t>
@@ -15539,6 +18734,21 @@
       </w:r>
       <w:r>
         <w:rPr>
+          <w:b/>
+          <w:lang w:val="id_ID" w:bidi="id_ID"/>
+        </w:rPr>
+        <w:t>ἐν τούτοις ἴσθι</w:t>
+      </w:r>
+    </w:p>
+    <w:p>
+      <w:pPr/>
+      <w:r>
+        <w:rPr>
+          <w:lang w:val="id_ID" w:bidi="id_ID"/>
+        </w:rPr>
+      </w:r>
+      <w:r>
+        <w:rPr>
           <w:lang w:val="id_ID" w:bidi="id_ID"/>
         </w:rPr>
         <w:t>Paulus berbicara secara kiasan seolah-olah Timotius secara fisik berada dalam instruksi yang baru saja diberikan kepadanya. Terjemahan lain: “dan ikuti mereka secara konsisten”</w:t>
@@ -15607,6 +18817,21 @@
       </w:r>
       <w:r>
         <w:rPr>
+          <w:b/>
+          <w:lang w:val="id_ID" w:bidi="id_ID"/>
+        </w:rPr>
+        <w:t>σου ἡ προκοπὴ</w:t>
+      </w:r>
+    </w:p>
+    <w:p>
+      <w:pPr/>
+      <w:r>
+        <w:rPr>
+          <w:lang w:val="id_ID" w:bidi="id_ID"/>
+        </w:rPr>
+      </w:r>
+      <w:r>
+        <w:rPr>
           <w:lang w:val="id_ID" w:bidi="id_ID"/>
         </w:rPr>
         <w:t xml:space="preserve">Jika ini berguna dalam bahasa Anda, Anda mungkin ingin menjelaskan secara eksplisit bagaimana Timotius harus membuat </w:t>
@@ -15688,6 +18913,21 @@
       </w:r>
       <w:r>
         <w:rPr>
+          <w:b/>
+          <w:lang w:val="id_ID" w:bidi="id_ID"/>
+        </w:rPr>
+        <w:t>ἔπεχε σεαυτῷ καὶ τῇ διδασκαλίᾳ</w:t>
+      </w:r>
+    </w:p>
+    <w:p>
+      <w:pPr/>
+      <w:r>
+        <w:rPr>
+          <w:lang w:val="id_ID" w:bidi="id_ID"/>
+        </w:rPr>
+      </w:r>
+      <w:r>
+        <w:rPr>
           <w:lang w:val="id_ID" w:bidi="id_ID"/>
         </w:rPr>
         <w:t>Terjemahan lain: “Perhatikan cara Anda hidup dan apa yang Anda ajarkan”</w:t>
@@ -15736,6 +18976,21 @@
       </w:r>
       <w:r>
         <w:rPr>
+          <w:b/>
+          <w:lang w:val="id_ID" w:bidi="id_ID"/>
+        </w:rPr>
+        <w:t>αὐτοῖς</w:t>
+      </w:r>
+    </w:p>
+    <w:p>
+      <w:pPr/>
+      <w:r>
+        <w:rPr>
+          <w:lang w:val="id_ID" w:bidi="id_ID"/>
+        </w:rPr>
+      </w:r>
+      <w:r>
+        <w:rPr>
           <w:lang w:val="id_ID" w:bidi="id_ID"/>
         </w:rPr>
         <w:t>Terjemahan lain: “terus lakukan hal-hal ini”</w:t>
@@ -15784,6 +19039,21 @@
       </w:r>
       <w:r>
         <w:rPr>
+          <w:b/>
+          <w:lang w:val="id_ID" w:bidi="id_ID"/>
+        </w:rPr>
+        <w:t>ὡς πατέρα &amp; ὡς ἀδελφούς</w:t>
+      </w:r>
+    </w:p>
+    <w:p>
+      <w:pPr/>
+      <w:r>
+        <w:rPr>
+          <w:lang w:val="id_ID" w:bidi="id_ID"/>
+        </w:rPr>
+      </w:r>
+      <w:r>
+        <w:rPr>
           <w:lang w:val="id_ID" w:bidi="id_ID"/>
         </w:rPr>
         <w:t xml:space="preserve">Paulus ingin Timotius </w:t>
@@ -15930,6 +19200,21 @@
       </w:r>
       <w:r>
         <w:rPr>
+          <w:b/>
+          <w:lang w:val="id_ID" w:bidi="id_ID"/>
+        </w:rPr>
+        <w:t>νεωτέρους</w:t>
+      </w:r>
+    </w:p>
+    <w:p>
+      <w:pPr/>
+      <w:r>
+        <w:rPr>
+          <w:lang w:val="id_ID" w:bidi="id_ID"/>
+        </w:rPr>
+      </w:r>
+      <w:r>
+        <w:rPr>
           <w:lang w:val="id_ID" w:bidi="id_ID"/>
         </w:rPr>
         <w:t>Paulus menghilangkan beberapa kata yang dalam banyak bahasa diperlukan untuk melengkapi kalimat. Anda dapat menyediakan kata-kata ini dari awal kalimat jika akan lebih jelas dalam bahasa Anda. Terjemahan alternatif: "dan nasihatilah orang-orang yang lebih muda"</w:t>
@@ -15978,6 +19263,21 @@
       </w:r>
       <w:r>
         <w:rPr>
+          <w:b/>
+          <w:lang w:val="id_ID" w:bidi="id_ID"/>
+        </w:rPr>
+        <w:t>ὡς μητέρας &amp; ὡς ἀδελφὰς</w:t>
+      </w:r>
+    </w:p>
+    <w:p>
+      <w:pPr/>
+      <w:r>
+        <w:rPr>
+          <w:lang w:val="id_ID" w:bidi="id_ID"/>
+        </w:rPr>
+      </w:r>
+      <w:r>
+        <w:rPr>
           <w:lang w:val="id_ID" w:bidi="id_ID"/>
         </w:rPr>
         <w:t xml:space="preserve">Paulus ingin Timotius menasihati </w:t>
@@ -16085,6 +19385,21 @@
       </w:r>
       <w:r>
         <w:rPr>
+          <w:b/>
+          <w:lang w:val="id_ID" w:bidi="id_ID"/>
+        </w:rPr>
+        <w:t>ἐν πάσῃ ἁγνίᾳ</w:t>
+      </w:r>
+    </w:p>
+    <w:p>
+      <w:pPr/>
+      <w:r>
+        <w:rPr>
+          <w:lang w:val="id_ID" w:bidi="id_ID"/>
+        </w:rPr>
+      </w:r>
+      <w:r>
+        <w:rPr>
           <w:lang w:val="id_ID" w:bidi="id_ID"/>
         </w:rPr>
         <w:t xml:space="preserve">Jika bahasa Anda tidak menggunakan kata benda abstrak untuk ide </w:t>
@@ -16166,6 +19481,21 @@
       </w:r>
       <w:r>
         <w:rPr>
+          <w:b/>
+          <w:lang w:val="id_ID" w:bidi="id_ID"/>
+        </w:rPr>
+        <w:t>χήρας τίμα</w:t>
+      </w:r>
+    </w:p>
+    <w:p>
+      <w:pPr/>
+      <w:r>
+        <w:rPr>
+          <w:lang w:val="id_ID" w:bidi="id_ID"/>
+        </w:rPr>
+      </w:r>
+      <w:r>
+        <w:rPr>
           <w:lang w:val="id_ID" w:bidi="id_ID"/>
         </w:rPr>
         <w:t xml:space="preserve">Di sini Paulus menyiratkan bahwa salah satu cara untuk </w:t>
@@ -16247,6 +19577,21 @@
       </w:r>
       <w:r>
         <w:rPr>
+          <w:b/>
+          <w:lang w:val="id_ID" w:bidi="id_ID"/>
+        </w:rPr>
+        <w:t>τὰς ὄντως χήρας</w:t>
+      </w:r>
+    </w:p>
+    <w:p>
+      <w:pPr/>
+      <w:r>
+        <w:rPr>
+          <w:lang w:val="id_ID" w:bidi="id_ID"/>
+        </w:rPr>
+      </w:r>
+      <w:r>
+        <w:rPr>
           <w:lang w:val="id_ID" w:bidi="id_ID"/>
         </w:rPr>
         <w:t xml:space="preserve">Di sini Paulus mendefinisikan kategori </w:t>
@@ -16321,6 +19666,21 @@
       </w:r>
       <w:r>
         <w:rPr>
+          <w:b/>
+          <w:lang w:val="id_ID" w:bidi="id_ID"/>
+        </w:rPr>
+        <w:t>τέκνα ἢ ἔκγονα</w:t>
+      </w:r>
+    </w:p>
+    <w:p>
+      <w:pPr/>
+      <w:r>
+        <w:rPr>
+          <w:lang w:val="id_ID" w:bidi="id_ID"/>
+        </w:rPr>
+      </w:r>
+      <w:r>
+        <w:rPr>
           <w:lang w:val="id_ID" w:bidi="id_ID"/>
         </w:rPr>
         <w:t xml:space="preserve">Di sini Paulus menyiratkan bahwa </w:t>
@@ -16395,6 +19755,21 @@
       </w:r>
       <w:r>
         <w:rPr>
+          <w:b/>
+          <w:lang w:val="id_ID" w:bidi="id_ID"/>
+        </w:rPr>
+        <w:t>πρῶτον</w:t>
+      </w:r>
+    </w:p>
+    <w:p>
+      <w:pPr/>
+      <w:r>
+        <w:rPr>
+          <w:lang w:val="id_ID" w:bidi="id_ID"/>
+        </w:rPr>
+      </w:r>
+      <w:r>
+        <w:rPr>
           <w:lang w:val="id_ID" w:bidi="id_ID"/>
         </w:rPr>
         <w:t xml:space="preserve">Di sini, kata </w:t>
@@ -16456,6 +19831,21 @@
       </w:r>
       <w:r>
         <w:rPr>
+          <w:b/>
+          <w:lang w:val="id_ID" w:bidi="id_ID"/>
+        </w:rPr>
+        <w:t>μανθανέτωσαν</w:t>
+      </w:r>
+    </w:p>
+    <w:p>
+      <w:pPr/>
+      <w:r>
+        <w:rPr>
+          <w:lang w:val="id_ID" w:bidi="id_ID"/>
+        </w:rPr>
+      </w:r>
+      <w:r>
+        <w:rPr>
           <w:lang w:val="id_ID" w:bidi="id_ID"/>
         </w:rPr>
         <w:t xml:space="preserve">Di sini, </w:t>
@@ -16517,6 +19907,21 @@
       </w:r>
       <w:r>
         <w:rPr>
+          <w:b/>
+          <w:lang w:val="id_ID" w:bidi="id_ID"/>
+        </w:rPr>
+        <w:t>τὸν ἴδιον οἶκον εὐσεβεῖν</w:t>
+      </w:r>
+    </w:p>
+    <w:p>
+      <w:pPr/>
+      <w:r>
+        <w:rPr>
+          <w:lang w:val="id_ID" w:bidi="id_ID"/>
+        </w:rPr>
+      </w:r>
+      <w:r>
+        <w:rPr>
           <w:lang w:val="id_ID" w:bidi="id_ID"/>
         </w:rPr>
         <w:t xml:space="preserve">Di sini Paulus menyiratkan bahwa salah satu cara penting untuk </w:t>
@@ -16611,6 +20016,21 @@
       </w:r>
       <w:r>
         <w:rPr>
+          <w:b/>
+          <w:lang w:val="id_ID" w:bidi="id_ID"/>
+        </w:rPr>
+        <w:t>ἀμοιβὰς ἀποδιδόναι τοῖς προγόνοις</w:t>
+      </w:r>
+    </w:p>
+    <w:p>
+      <w:pPr/>
+      <w:r>
+        <w:rPr>
+          <w:lang w:val="id_ID" w:bidi="id_ID"/>
+        </w:rPr>
+      </w:r>
+      <w:r>
+        <w:rPr>
           <w:lang w:val="id_ID" w:bidi="id_ID"/>
         </w:rPr>
         <w:t xml:space="preserve">Jika bahasa Anda tidak menggunakan kata benda abstrak untuk ide </w:t>
@@ -16692,6 +20112,21 @@
       </w:r>
       <w:r>
         <w:rPr>
+          <w:b/>
+          <w:lang w:val="id_ID" w:bidi="id_ID"/>
+        </w:rPr>
+        <w:t>ἀμοιβὰς ἀποδιδόναι τοῖς προγόνοις</w:t>
+      </w:r>
+    </w:p>
+    <w:p>
+      <w:pPr/>
+      <w:r>
+        <w:rPr>
+          <w:lang w:val="id_ID" w:bidi="id_ID"/>
+        </w:rPr>
+      </w:r>
+      <w:r>
+        <w:rPr>
           <w:lang w:val="id_ID" w:bidi="id_ID"/>
         </w:rPr>
         <w:t xml:space="preserve">Di sini Paulus berbicara seolah-olah orang-orang yang merawat </w:t>
@@ -16805,6 +20240,21 @@
       </w:r>
       <w:r>
         <w:rPr>
+          <w:b/>
+          <w:lang w:val="id_ID" w:bidi="id_ID"/>
+        </w:rPr>
+        <w:t>γάρ</w:t>
+      </w:r>
+    </w:p>
+    <w:p>
+      <w:pPr/>
+      <w:r>
+        <w:rPr>
+          <w:lang w:val="id_ID" w:bidi="id_ID"/>
+        </w:rPr>
+      </w:r>
+      <w:r>
+        <w:rPr>
           <w:lang w:val="id_ID" w:bidi="id_ID"/>
         </w:rPr>
         <w:t xml:space="preserve">Paulus menggunakan istilah </w:t>
@@ -16886,6 +20336,21 @@
       </w:r>
       <w:r>
         <w:rPr>
+          <w:b/>
+          <w:lang w:val="id_ID" w:bidi="id_ID"/>
+        </w:rPr>
+        <w:t>ἐνώπιον τοῦ Θεοῦ</w:t>
+      </w:r>
+    </w:p>
+    <w:p>
+      <w:pPr/>
+      <w:r>
+        <w:rPr>
+          <w:lang w:val="id_ID" w:bidi="id_ID"/>
+        </w:rPr>
+      </w:r>
+      <w:r>
+        <w:rPr>
           <w:lang w:val="id_ID" w:bidi="id_ID"/>
         </w:rPr>
         <w:t xml:space="preserve">Paulus menggunakan ungkapan </w:t>
@@ -16967,6 +20432,21 @@
       </w:r>
       <w:r>
         <w:rPr>
+          <w:b/>
+          <w:lang w:val="id_ID" w:bidi="id_ID"/>
+        </w:rPr>
+        <w:t>ἡ &amp; ὄντως χήρα καὶ μεμονωμένη</w:t>
+      </w:r>
+    </w:p>
+    <w:p>
+      <w:pPr/>
+      <w:r>
+        <w:rPr>
+          <w:lang w:val="id_ID" w:bidi="id_ID"/>
+        </w:rPr>
+      </w:r>
+      <w:r>
+        <w:rPr>
           <w:lang w:val="id_ID" w:bidi="id_ID"/>
         </w:rPr>
         <w:t xml:space="preserve">Di sini, </w:t>
@@ -17028,6 +20508,21 @@
       </w:r>
       <w:r>
         <w:rPr>
+          <w:b/>
+          <w:lang w:val="id_ID" w:bidi="id_ID"/>
+        </w:rPr>
+        <w:t>ἡ &amp; ὄντως χήρα καὶ μεμονωμένη</w:t>
+      </w:r>
+    </w:p>
+    <w:p>
+      <w:pPr/>
+      <w:r>
+        <w:rPr>
+          <w:lang w:val="id_ID" w:bidi="id_ID"/>
+        </w:rPr>
+      </w:r>
+      <w:r>
+        <w:rPr>
           <w:lang w:val="id_ID" w:bidi="id_ID"/>
         </w:rPr>
         <w:t xml:space="preserve">Kedua kata </w:t>
@@ -17148,6 +20643,21 @@
       </w:r>
       <w:r>
         <w:rPr>
+          <w:b/>
+          <w:lang w:val="id_ID" w:bidi="id_ID"/>
+        </w:rPr>
+        <w:t>προσμένει ταῖς δεήσεσιν καὶ ταῖς προσευχαῖς</w:t>
+      </w:r>
+    </w:p>
+    <w:p>
+      <w:pPr/>
+      <w:r>
+        <w:rPr>
+          <w:lang w:val="id_ID" w:bidi="id_ID"/>
+        </w:rPr>
+      </w:r>
+      <w:r>
+        <w:rPr>
           <w:lang w:val="id_ID" w:bidi="id_ID"/>
         </w:rPr>
         <w:t>Paulus membiarkan sebuah kata kerja tidak diungkapkan di sini yang mungkin perlu diungkapkan dalam bahasa Anda. Terjemahan alternatif: “terus memanjatkan permohonan dan doa” atau ”terus memanjatkan permohonan dan doa”</w:t>
@@ -17216,6 +20726,21 @@
       </w:r>
       <w:r>
         <w:rPr>
+          <w:b/>
+          <w:lang w:val="id_ID" w:bidi="id_ID"/>
+        </w:rPr>
+        <w:t>ταῖς δεήσεσιν καὶ ταῖς προσευχαῖς</w:t>
+      </w:r>
+    </w:p>
+    <w:p>
+      <w:pPr/>
+      <w:r>
+        <w:rPr>
+          <w:lang w:val="id_ID" w:bidi="id_ID"/>
+        </w:rPr>
+      </w:r>
+      <w:r>
+        <w:rPr>
           <w:lang w:val="id_ID" w:bidi="id_ID"/>
         </w:rPr>
         <w:t xml:space="preserve">Frasa </w:t>
@@ -17336,6 +20861,21 @@
       </w:r>
       <w:r>
         <w:rPr>
+          <w:b/>
+          <w:lang w:val="id_ID" w:bidi="id_ID"/>
+        </w:rPr>
+        <w:t>νυκτὸς καὶ ἡμέρας</w:t>
+      </w:r>
+    </w:p>
+    <w:p>
+      <w:pPr/>
+      <w:r>
+        <w:rPr>
+          <w:lang w:val="id_ID" w:bidi="id_ID"/>
+        </w:rPr>
+      </w:r>
+      <w:r>
+        <w:rPr>
           <w:lang w:val="id_ID" w:bidi="id_ID"/>
         </w:rPr>
         <w:t>Kata siang dan malam digunakan bersama-sama untuk menunjukkan bahwa ia sering berdoa kepada Tuhan, tidak peduli jam berapa pun. Ini tidak berarti bahwa ia berdoa sepanjang malam dan sepanjang hari tanpa henti. Terjemahan alternatif: "setiap waktu"</w:t>
@@ -17404,6 +20944,21 @@
       </w:r>
       <w:r>
         <w:rPr>
+          <w:b/>
+          <w:lang w:val="id_ID" w:bidi="id_ID"/>
+        </w:rPr>
+        <w:t>ζῶσα τέθνηκεν</w:t>
+      </w:r>
+    </w:p>
+    <w:p>
+      <w:pPr/>
+      <w:r>
+        <w:rPr>
+          <w:lang w:val="id_ID" w:bidi="id_ID"/>
+        </w:rPr>
+      </w:r>
+      <w:r>
+        <w:rPr>
           <w:lang w:val="id_ID" w:bidi="id_ID"/>
         </w:rPr>
         <w:t>Paulus berbicara secara kiasan tentang orang-orang yang tidak berusaha menyenangkan Allah seolah-olah mereka sudah mati. Terjemahan alternatif: “telah mati dalam rohnya, meskipun secara fisik ia masih hidup”</w:t>
@@ -17461,6 +21016,21 @@
         <w:rPr>
           <w:lang w:val="id_ID" w:bidi="id_ID"/>
         </w:rPr>
+      </w:r>
+    </w:p>
+    <w:p>
+      <w:pPr/>
+      <w:r>
+        <w:rPr>
+          <w:lang w:val="id_ID" w:bidi="id_ID"/>
+        </w:rPr>
+      </w:r>
+      <w:r>
+        <w:rPr>
+          <w:b/>
+          <w:lang w:val="id_ID" w:bidi="id_ID"/>
+        </w:rPr>
+        <w:t>καὶ ταῦτα</w:t>
       </w:r>
     </w:p>
     <w:p>
@@ -17569,6 +21139,21 @@
       </w:r>
       <w:r>
         <w:rPr>
+          <w:b/>
+          <w:lang w:val="id_ID" w:bidi="id_ID"/>
+        </w:rPr>
+        <w:t>τῶν ἰδίων</w:t>
+      </w:r>
+    </w:p>
+    <w:p>
+      <w:pPr/>
+      <w:r>
+        <w:rPr>
+          <w:lang w:val="id_ID" w:bidi="id_ID"/>
+        </w:rPr>
+      </w:r>
+      <w:r>
+        <w:rPr>
           <w:lang w:val="id_ID" w:bidi="id_ID"/>
         </w:rPr>
         <w:t xml:space="preserve">Di sini, </w:t>
@@ -17650,6 +21235,21 @@
       </w:r>
       <w:r>
         <w:rPr>
+          <w:b/>
+          <w:lang w:val="id_ID" w:bidi="id_ID"/>
+        </w:rPr>
+        <w:t>τὴν πίστιν</w:t>
+      </w:r>
+    </w:p>
+    <w:p>
+      <w:pPr/>
+      <w:r>
+        <w:rPr>
+          <w:lang w:val="id_ID" w:bidi="id_ID"/>
+        </w:rPr>
+      </w:r>
+      <w:r>
+        <w:rPr>
           <w:lang w:val="id_ID" w:bidi="id_ID"/>
         </w:rPr>
         <w:t>Di sini, "iman" mengacu pada percaya kepada Yesus dan menaati-Nya. Paulus menjelaskan bahwa tindakan ini sama saja dengan menyangkal semuanya. Terjemahan alternatif: "Dengan melakukan hal itu, ia menyangkal bahwa ia adalah milik Yesus" atau "ia telah menunjukkan bahwa ia tidak mengikuti Mesias"</w:t>
@@ -17718,6 +21318,21 @@
       </w:r>
       <w:r>
         <w:rPr>
+          <w:b/>
+          <w:lang w:val="id_ID" w:bidi="id_ID"/>
+        </w:rPr>
+        <w:t>ἔστιν ἀπίστου χείρων</w:t>
+      </w:r>
+    </w:p>
+    <w:p>
+      <w:pPr/>
+      <w:r>
+        <w:rPr>
+          <w:lang w:val="id_ID" w:bidi="id_ID"/>
+        </w:rPr>
+      </w:r>
+      <w:r>
+        <w:rPr>
           <w:lang w:val="id_ID" w:bidi="id_ID"/>
         </w:rPr>
         <w:t xml:space="preserve">Implikasinya adalah bahwa orang ini </w:t>
@@ -17799,6 +21414,21 @@
       </w:r>
       <w:r>
         <w:rPr>
+          <w:b/>
+          <w:lang w:val="id_ID" w:bidi="id_ID"/>
+        </w:rPr>
+        <w:t>χήρα καταλεγέσθω</w:t>
+      </w:r>
+    </w:p>
+    <w:p>
+      <w:pPr/>
+      <w:r>
+        <w:rPr>
+          <w:lang w:val="id_ID" w:bidi="id_ID"/>
+        </w:rPr>
+      </w:r>
+      <w:r>
+        <w:rPr>
           <w:lang w:val="id_ID" w:bidi="id_ID"/>
         </w:rPr>
         <w:t>Jika akan membantu dalam bahasa Anda, Anda dapat mengekspresikan frasa pasif ini dengan bentuk aktif, dan Anda dapat menyatakan siapa yang akan melakukan tindakan tersebut. Terjemahan alternatif: "mintalah gereja memasukkan seorang janda ke dalam daftar"</w:t>
@@ -17867,6 +21497,21 @@
       </w:r>
       <w:r>
         <w:rPr>
+          <w:b/>
+          <w:lang w:val="id_ID" w:bidi="id_ID"/>
+        </w:rPr>
+        <w:t>χήρα καταλεγέσθω μὴ ἔλαττον</w:t>
+      </w:r>
+    </w:p>
+    <w:p>
+      <w:pPr/>
+      <w:r>
+        <w:rPr>
+          <w:lang w:val="id_ID" w:bidi="id_ID"/>
+        </w:rPr>
+      </w:r>
+      <w:r>
+        <w:rPr>
           <w:lang w:val="id_ID" w:bidi="id_ID"/>
         </w:rPr>
         <w:t>Tampaknya ada daftar janda yang tidak memiliki keluarga untuk membantu mereka. Para anggota gereja memenuhi kebutuhan para wanita ini akan makanan, pakaian, dan tempat tinggal, dan para wanita ini kemudian mengabdikan hidup mereka untuk melayani komunitas Kristen. Jika akan membantu dalam bahasa Anda, Anda dapat menyatakan frasa ini secara eksplisit. Terjemahan alternatif: "mintalah gereja memasukkan seorang wanita ke dalam daftar janda-janda yang benar-benar membutuhkan pertolongan"</w:t>
@@ -17935,6 +21580,21 @@
       </w:r>
       <w:r>
         <w:rPr>
+          <w:b/>
+          <w:lang w:val="id_ID" w:bidi="id_ID"/>
+        </w:rPr>
+        <w:t>μὴ ἔλαττον</w:t>
+      </w:r>
+    </w:p>
+    <w:p>
+      <w:pPr/>
+      <w:r>
+        <w:rPr>
+          <w:lang w:val="id_ID" w:bidi="id_ID"/>
+        </w:rPr>
+      </w:r>
+      <w:r>
+        <w:rPr>
           <w:lang w:val="id_ID" w:bidi="id_ID"/>
         </w:rPr>
         <w:t xml:space="preserve">Paulus menggunakan kiasan </w:t>
@@ -18005,6 +21665,21 @@
         <w:rPr>
           <w:lang w:val="id_ID" w:bidi="id_ID"/>
         </w:rPr>
+      </w:r>
+    </w:p>
+    <w:p>
+      <w:pPr/>
+      <w:r>
+        <w:rPr>
+          <w:lang w:val="id_ID" w:bidi="id_ID"/>
+        </w:rPr>
+      </w:r>
+      <w:r>
+        <w:rPr>
+          <w:b/>
+          <w:lang w:val="id_ID" w:bidi="id_ID"/>
+        </w:rPr>
+        <w:t>ἑνὸς ἀνδρὸς γυνή</w:t>
       </w:r>
     </w:p>
     <w:p>
@@ -18102,6 +21777,21 @@
       </w:r>
       <w:r>
         <w:rPr>
+          <w:b/>
+          <w:lang w:val="id_ID" w:bidi="id_ID"/>
+        </w:rPr>
+        <w:t>ἐν &amp; μαρτυρουμένη</w:t>
+      </w:r>
+    </w:p>
+    <w:p>
+      <w:pPr/>
+      <w:r>
+        <w:rPr>
+          <w:lang w:val="id_ID" w:bidi="id_ID"/>
+        </w:rPr>
+      </w:r>
+      <w:r>
+        <w:rPr>
           <w:lang w:val="id_ID" w:bidi="id_ID"/>
         </w:rPr>
         <w:t>Jika akan membantu dalam bahasa Anda, Anda dapat mengekspresikan frasa pasif ini dengan bentuk aktif, dan Anda dapat menyatakan siapa yang melakukan tindakan tersebut. Terjemahan alternatif: "orang harus dapat membuktikan perbuatan baiknya"</w:t>
@@ -18170,6 +21860,21 @@
       </w:r>
       <w:r>
         <w:rPr>
+          <w:b/>
+          <w:lang w:val="id_ID" w:bidi="id_ID"/>
+        </w:rPr>
+        <w:t>ἐξενοδόχησεν</w:t>
+      </w:r>
+    </w:p>
+    <w:p>
+      <w:pPr/>
+      <w:r>
+        <w:rPr>
+          <w:lang w:val="id_ID" w:bidi="id_ID"/>
+        </w:rPr>
+      </w:r>
+      <w:r>
+        <w:rPr>
           <w:lang w:val="id_ID" w:bidi="id_ID"/>
         </w:rPr>
         <w:t>Terjemahan alternatif: "telah menyambut orang asing di rumahnya" atau "mempraktikkan keramahan"</w:t>
@@ -18218,6 +21923,21 @@
       </w:r>
       <w:r>
         <w:rPr>
+          <w:b/>
+          <w:lang w:val="id_ID" w:bidi="id_ID"/>
+        </w:rPr>
+        <w:t>ἁγίων πόδας ἔνιψεν</w:t>
+      </w:r>
+    </w:p>
+    <w:p>
+      <w:pPr/>
+      <w:r>
+        <w:rPr>
+          <w:lang w:val="id_ID" w:bidi="id_ID"/>
+        </w:rPr>
+      </w:r>
+      <w:r>
+        <w:rPr>
           <w:lang w:val="id_ID" w:bidi="id_ID"/>
         </w:rPr>
         <w:t>Dalam budaya ini, orang-orang berjalan tanpa alas kaki atau dengan sandal di jalan yang berdebu atau berlumpur, jadi mencuci kaki mereka begitu memasuki rumah adalah cara untuk membantu mereka merasa nyaman dan bersih. Jika orang-orang dalam budaya Anda tidak terbiasa dengan praktik ini, Anda dapat menggunakan ungkapan umum sebagai gantinya. Terjemahan alternatif: "telah merawat orang-orang percaya yang mengunjunginya"</w:t>
@@ -18286,6 +22006,21 @@
       </w:r>
       <w:r>
         <w:rPr>
+          <w:b/>
+          <w:lang w:val="id_ID" w:bidi="id_ID"/>
+        </w:rPr>
+        <w:t>ἁγίων πόδας ἔνιψεν</w:t>
+      </w:r>
+    </w:p>
+    <w:p>
+      <w:pPr/>
+      <w:r>
+        <w:rPr>
+          <w:lang w:val="id_ID" w:bidi="id_ID"/>
+        </w:rPr>
+      </w:r>
+      <w:r>
+        <w:rPr>
           <w:lang w:val="id_ID" w:bidi="id_ID"/>
         </w:rPr>
         <w:t>Paulus mungkin menggunakan satu jenis pelayanan yang rendah hati secara kiasan untuk mewakili pelayanan yang rendah hati secara umum. Terjemahan alternatif: "telah melakukan hal-hal yang rendah hati untuk menolong orang percaya lainnya"</w:t>
@@ -18354,6 +22089,21 @@
       </w:r>
       <w:r>
         <w:rPr>
+          <w:b/>
+          <w:lang w:val="id_ID" w:bidi="id_ID"/>
+        </w:rPr>
+        <w:t>θλιβομένοις</w:t>
+      </w:r>
+    </w:p>
+    <w:p>
+      <w:pPr/>
+      <w:r>
+        <w:rPr>
+          <w:lang w:val="id_ID" w:bidi="id_ID"/>
+        </w:rPr>
+      </w:r>
+      <w:r>
+        <w:rPr>
           <w:lang w:val="id_ID" w:bidi="id_ID"/>
         </w:rPr>
         <w:t xml:space="preserve">Paulus menggunakan kata sifat </w:t>
@@ -18435,6 +22185,21 @@
       </w:r>
       <w:r>
         <w:rPr>
+          <w:b/>
+          <w:lang w:val="id_ID" w:bidi="id_ID"/>
+        </w:rPr>
+        <w:t>θλιβομένοις</w:t>
+      </w:r>
+    </w:p>
+    <w:p>
+      <w:pPr/>
+      <w:r>
+        <w:rPr>
+          <w:lang w:val="id_ID" w:bidi="id_ID"/>
+        </w:rPr>
+      </w:r>
+      <w:r>
+        <w:rPr>
           <w:lang w:val="id_ID" w:bidi="id_ID"/>
         </w:rPr>
         <w:t xml:space="preserve">Istilah </w:t>
@@ -18516,6 +22281,21 @@
       </w:r>
       <w:r>
         <w:rPr>
+          <w:b/>
+          <w:lang w:val="id_ID" w:bidi="id_ID"/>
+        </w:rPr>
+        <w:t>παντὶ ἔργῳ ἀγαθῷ</w:t>
+      </w:r>
+    </w:p>
+    <w:p>
+      <w:pPr/>
+      <w:r>
+        <w:rPr>
+          <w:lang w:val="id_ID" w:bidi="id_ID"/>
+        </w:rPr>
+      </w:r>
+      <w:r>
+        <w:rPr>
           <w:lang w:val="id_ID" w:bidi="id_ID"/>
         </w:rPr>
         <w:t xml:space="preserve">Paulus menggunakan kata </w:t>
@@ -18597,6 +22377,21 @@
       </w:r>
       <w:r>
         <w:rPr>
+          <w:b/>
+          <w:lang w:val="id_ID" w:bidi="id_ID"/>
+        </w:rPr>
+        <w:t>νεωτέρας &amp; χήρας παραιτοῦ</w:t>
+      </w:r>
+    </w:p>
+    <w:p>
+      <w:pPr/>
+      <w:r>
+        <w:rPr>
+          <w:lang w:val="id_ID" w:bidi="id_ID"/>
+        </w:rPr>
+      </w:r>
+      <w:r>
+        <w:rPr>
           <w:lang w:val="id_ID" w:bidi="id_ID"/>
         </w:rPr>
         <w:t>Terjemahan alternatif: "Tapi jangan tambahkan nama janda yang berusia kurang dari 60 tahun ke dalam daftar janda"</w:t>
@@ -18645,6 +22440,21 @@
       </w:r>
       <w:r>
         <w:rPr>
+          <w:b/>
+          <w:lang w:val="id_ID" w:bidi="id_ID"/>
+        </w:rPr>
+        <w:t>καταστρηνιάσωσιν τοῦ Χριστοῦ</w:t>
+      </w:r>
+    </w:p>
+    <w:p>
+      <w:pPr/>
+      <w:r>
+        <w:rPr>
+          <w:lang w:val="id_ID" w:bidi="id_ID"/>
+        </w:rPr>
+      </w:r>
+      <w:r>
+        <w:rPr>
           <w:lang w:val="id_ID" w:bidi="id_ID"/>
         </w:rPr>
         <w:t>Implikasi dari frasa ini adalah bahwa ketika seorang janda menerima sebuah tempat dalam daftar, ia berjanji untuk tidak menikah dan mengabdikan dirinya untuk melayani orang-orang percaya lainnya. Jika akan membantu pembaca Anda, Anda dapat menunjukkannya secara eksplisit. Terjemahan alternatif: "ketika mereka merasakan hasrat-hasrat jasmani yang bertentangan dengan janji kesucian mereka"</w:t>
@@ -18713,6 +22523,21 @@
       </w:r>
       <w:r>
         <w:rPr>
+          <w:b/>
+          <w:lang w:val="id_ID" w:bidi="id_ID"/>
+        </w:rPr>
+        <w:t>ἔχουσαι κρίμα</w:t>
+      </w:r>
+    </w:p>
+    <w:p>
+      <w:pPr/>
+      <w:r>
+        <w:rPr>
+          <w:lang w:val="id_ID" w:bidi="id_ID"/>
+        </w:rPr>
+      </w:r>
+      <w:r>
+        <w:rPr>
           <w:lang w:val="id_ID" w:bidi="id_ID"/>
         </w:rPr>
         <w:t>Terjemahan alternatif: "sehingga mereka mendapat hukuman dari Allah"</w:t>
@@ -18750,6 +22575,21 @@
         <w:rPr>
           <w:lang w:val="id_ID" w:bidi="id_ID"/>
         </w:rPr>
+      </w:r>
+    </w:p>
+    <w:p>
+      <w:pPr/>
+      <w:r>
+        <w:rPr>
+          <w:lang w:val="id_ID" w:bidi="id_ID"/>
+        </w:rPr>
+      </w:r>
+      <w:r>
+        <w:rPr>
+          <w:b/>
+          <w:lang w:val="id_ID" w:bidi="id_ID"/>
+        </w:rPr>
+        <w:t>τὴν πρώτην πίστιν</w:t>
       </w:r>
     </w:p>
     <w:p>
@@ -18827,6 +22667,21 @@
       </w:r>
       <w:r>
         <w:rPr>
+          <w:b/>
+          <w:lang w:val="id_ID" w:bidi="id_ID"/>
+        </w:rPr>
+        <w:t>καὶ &amp; μανθάνουσιν</w:t>
+      </w:r>
+    </w:p>
+    <w:p>
+      <w:pPr/>
+      <w:r>
+        <w:rPr>
+          <w:lang w:val="id_ID" w:bidi="id_ID"/>
+        </w:rPr>
+      </w:r>
+      <w:r>
+        <w:rPr>
           <w:lang w:val="id_ID" w:bidi="id_ID"/>
         </w:rPr>
         <w:t>Terjemahan alternatif: “mereka juga mempunyai kebiasaan untuk tidak melakukan apa-apa”</w:t>
@@ -18875,6 +22730,21 @@
       </w:r>
       <w:r>
         <w:rPr>
+          <w:b/>
+          <w:lang w:val="id_ID" w:bidi="id_ID"/>
+        </w:rPr>
+        <w:t>περιερχόμεναι τὰς οἰκίας</w:t>
+      </w:r>
+    </w:p>
+    <w:p>
+      <w:pPr/>
+      <w:r>
+        <w:rPr>
+          <w:lang w:val="id_ID" w:bidi="id_ID"/>
+        </w:rPr>
+      </w:r>
+      <w:r>
+        <w:rPr>
           <w:lang w:val="id_ID" w:bidi="id_ID"/>
         </w:rPr>
         <w:t>Terjemahan alternatif: “pergi dari rumah ke rumah”</w:t>
@@ -18923,6 +22793,21 @@
       </w:r>
       <w:r>
         <w:rPr>
+          <w:b/>
+          <w:lang w:val="id_ID" w:bidi="id_ID"/>
+        </w:rPr>
+        <w:t>φλύαροι καὶ περίεργοι, λαλοῦσαι τὰ μὴ δέοντα</w:t>
+      </w:r>
+    </w:p>
+    <w:p>
+      <w:pPr/>
+      <w:r>
+        <w:rPr>
+          <w:lang w:val="id_ID" w:bidi="id_ID"/>
+        </w:rPr>
+      </w:r>
+      <w:r>
+        <w:rPr>
           <w:lang w:val="id_ID" w:bidi="id_ID"/>
         </w:rPr>
         <w:t>Ketiga frasa ini mungkin merupakan cara untuk berbicara tentang aktivitas yang sama. Paulus mungkin menggunakan pengulangan untuk menekankan bahwa para perempuan ini tidak boleh menyelidiki kehidupan pribadi seseorang dan menceritakannya kepada orang lain yang keadaannya tidak akan lebih baik setelah mendengar gosip ini. Jika menurut Anda ini akan bermanfaat bagi pembaca Anda, Anda dapat menggabungkan frasa-frasa ini menjadi satu. Terjemahan alternatif: “orang-orang yang ikut campur secara terbuka dalam urusan orang lain” (Doublet dapat terdiri dari lebih dari dua istilah.)</w:t>
@@ -18991,6 +22876,21 @@
       </w:r>
       <w:r>
         <w:rPr>
+          <w:b/>
+          <w:lang w:val="id_ID" w:bidi="id_ID"/>
+        </w:rPr>
+        <w:t>τῷ ἀντικειμένῳ</w:t>
+      </w:r>
+    </w:p>
+    <w:p>
+      <w:pPr/>
+      <w:r>
+        <w:rPr>
+          <w:lang w:val="id_ID" w:bidi="id_ID"/>
+        </w:rPr>
+      </w:r>
+      <w:r>
+        <w:rPr>
           <w:lang w:val="id_ID" w:bidi="id_ID"/>
         </w:rPr>
         <w:t>Ungkapan ini bisa merujuk pada implikasinya pada: (1) Ini bisa merujuk pada: (1) Setan. Ini adalah pembacaan UST. Terjemahan alternatif: “iblis” (2) orang-orang tidak beriman yang menentang para pengikut Yesus. Terjemahan alternatif: “orang-orang yang tidak percaya yang menentang engkau”</w:t>
@@ -19039,6 +22939,21 @@
       </w:r>
       <w:r>
         <w:rPr>
+          <w:b/>
+          <w:lang w:val="id_ID" w:bidi="id_ID"/>
+        </w:rPr>
+        <w:t>ἐξετράπησαν ὀπίσω τοῦ Σατανᾶ</w:t>
+      </w:r>
+    </w:p>
+    <w:p>
+      <w:pPr/>
+      <w:r>
+        <w:rPr>
+          <w:lang w:val="id_ID" w:bidi="id_ID"/>
+        </w:rPr>
+      </w:r>
+      <w:r>
+        <w:rPr>
           <w:lang w:val="id_ID" w:bidi="id_ID"/>
         </w:rPr>
         <w:t>Paulus berbicara tentang hidup dalam kesetiaan kepada Kristus seolah-olah itu adalah jalan yang dapat diikuti atau ditinggalkan. Maksudnya adalah bahwa beberapa janda muda sudah tidak lagi menaati Yesus dan malah mulai melakukan apa yang Setan ingin mereka lakukan. Terjemahan alternatif: “telah berhenti hidup dalam ketaatan kepada Yesus dan memutuskan untuk menaati Setan”</w:t>
@@ -19107,6 +23022,21 @@
       </w:r>
       <w:r>
         <w:rPr>
+          <w:b/>
+          <w:lang w:val="id_ID" w:bidi="id_ID"/>
+        </w:rPr>
+        <w:t>ἔχει χήρας</w:t>
+      </w:r>
+    </w:p>
+    <w:p>
+      <w:pPr/>
+      <w:r>
+        <w:rPr>
+          <w:lang w:val="id_ID" w:bidi="id_ID"/>
+        </w:rPr>
+      </w:r>
+      <w:r>
+        <w:rPr>
           <w:lang w:val="id_ID" w:bidi="id_ID"/>
         </w:rPr>
         <w:t xml:space="preserve">Implikasinya adalah bahwa dia </w:t>
@@ -19188,6 +23118,21 @@
       </w:r>
       <w:r>
         <w:rPr>
+          <w:b/>
+          <w:lang w:val="id_ID" w:bidi="id_ID"/>
+        </w:rPr>
+        <w:t>μὴ βαρείσθω ἡ ἐκκλησία</w:t>
+      </w:r>
+    </w:p>
+    <w:p>
+      <w:pPr/>
+      <w:r>
+        <w:rPr>
+          <w:lang w:val="id_ID" w:bidi="id_ID"/>
+        </w:rPr>
+      </w:r>
+      <w:r>
+        <w:rPr>
           <w:lang w:val="id_ID" w:bidi="id_ID"/>
         </w:rPr>
         <w:t>Paulus berbicara secara kiasan tentang komunitas yang harus membantu lebih banyak orang daripada yang mampu mereka bantu, seolah-olah komunitas tersebut memikul terlalu banyak beban di punggungnya. Terjemahan alternatif: “agar jemaat tidak mempunyai pekerjaan lebih dari yang mampu dilakukannya” atau “agar komunitas Kristen tidak perlu menghidupi para janda yang keluarganya mampu menafkahi mereka”</w:t>
@@ -19256,6 +23201,21 @@
       </w:r>
       <w:r>
         <w:rPr>
+          <w:b/>
+          <w:lang w:val="id_ID" w:bidi="id_ID"/>
+        </w:rPr>
+        <w:t>μὴ βαρείσθω ἡ ἐκκλησία</w:t>
+      </w:r>
+    </w:p>
+    <w:p>
+      <w:pPr/>
+      <w:r>
+        <w:rPr>
+          <w:lang w:val="id_ID" w:bidi="id_ID"/>
+        </w:rPr>
+      </w:r>
+      <w:r>
+        <w:rPr>
           <w:lang w:val="id_ID" w:bidi="id_ID"/>
         </w:rPr>
         <w:t>Jika ini berguna dalam bahasa Anda, Anda dapat mengungkapkan frasa pasif ini dengan bentuk aktif. Terjemahan alternatif: “agar jemaat tidak mempunyai pekerjaan lebih dari yang mampu dilakukannya” atau “agar komunitas Kristen tidak perlu menghidupi para janda yang keluarganya mampu menafkahi mereka”</w:t>
@@ -19324,6 +23284,21 @@
       </w:r>
       <w:r>
         <w:rPr>
+          <w:b/>
+          <w:lang w:val="id_ID" w:bidi="id_ID"/>
+        </w:rPr>
+        <w:t>ταῖς ὄντως χήραις</w:t>
+      </w:r>
+    </w:p>
+    <w:p>
+      <w:pPr/>
+      <w:r>
+        <w:rPr>
+          <w:lang w:val="id_ID" w:bidi="id_ID"/>
+        </w:rPr>
+      </w:r>
+      <w:r>
+        <w:rPr>
           <w:lang w:val="id_ID" w:bidi="id_ID"/>
         </w:rPr>
         <w:t>Terjemahan lain: “janda-janda yang tidak mempunyai orang lain untuk menafkahi mereka”</w:t>
@@ -19372,6 +23347,21 @@
       </w:r>
       <w:r>
         <w:rPr>
+          <w:b/>
+          <w:lang w:val="id_ID" w:bidi="id_ID"/>
+        </w:rPr>
+        <w:t>οἱ καλῶς προεστῶτες πρεσβύτεροι &amp; ἀξιούσθωσαν</w:t>
+      </w:r>
+    </w:p>
+    <w:p>
+      <w:pPr/>
+      <w:r>
+        <w:rPr>
+          <w:lang w:val="id_ID" w:bidi="id_ID"/>
+        </w:rPr>
+      </w:r>
+      <w:r>
+        <w:rPr>
           <w:lang w:val="id_ID" w:bidi="id_ID"/>
         </w:rPr>
         <w:t>Jika hal ini berguna dalam bahasa Anda, Anda dapat mengungkapkan frasa pasif dengan bentuk aktif, dan Anda dapat menyatakan siapa yang melakukan tindakan tersebut. Terjemahan alternatif: “Semua orang percaya harus menganggap para penatua yang merupakan pemimpin yang baik sebagai orang-orang yang layak”</w:t>
@@ -19440,6 +23430,21 @@
       </w:r>
       <w:r>
         <w:rPr>
+          <w:b/>
+          <w:lang w:val="id_ID" w:bidi="id_ID"/>
+        </w:rPr>
+        <w:t>διπλῆς τιμῆς</w:t>
+      </w:r>
+    </w:p>
+    <w:p>
+      <w:pPr/>
+      <w:r>
+        <w:rPr>
+          <w:lang w:val="id_ID" w:bidi="id_ID"/>
+        </w:rPr>
+      </w:r>
+      <w:r>
+        <w:rPr>
           <w:lang w:val="id_ID" w:bidi="id_ID"/>
         </w:rPr>
         <w:t xml:space="preserve">Di sini, </w:t>
@@ -19521,6 +23526,21 @@
       </w:r>
       <w:r>
         <w:rPr>
+          <w:b/>
+          <w:lang w:val="id_ID" w:bidi="id_ID"/>
+        </w:rPr>
+        <w:t>λόγῳ</w:t>
+      </w:r>
+    </w:p>
+    <w:p>
+      <w:pPr/>
+      <w:r>
+        <w:rPr>
+          <w:lang w:val="id_ID" w:bidi="id_ID"/>
+        </w:rPr>
+      </w:r>
+      <w:r>
+        <w:rPr>
           <w:lang w:val="id_ID" w:bidi="id_ID"/>
         </w:rPr>
         <w:t xml:space="preserve">Paulus mungkin menggunakan istilah </w:t>
@@ -19602,6 +23622,21 @@
       </w:r>
       <w:r>
         <w:rPr>
+          <w:b/>
+          <w:lang w:val="id_ID" w:bidi="id_ID"/>
+        </w:rPr>
+        <w:t>λέγει &amp; ἡ Γραφή</w:t>
+      </w:r>
+    </w:p>
+    <w:p>
+      <w:pPr/>
+      <w:r>
+        <w:rPr>
+          <w:lang w:val="id_ID" w:bidi="id_ID"/>
+        </w:rPr>
+      </w:r>
+      <w:r>
+        <w:rPr>
           <w:lang w:val="id_ID" w:bidi="id_ID"/>
         </w:rPr>
         <w:t>Paulus secara kiasan menggambarkan Kitab Suci seolah-olah Kitab Suci dapat berbicara sendiri. Terjemahan alternatif: “sebab ada tertulis di dalam Kitab Suci” atau “sebab kita membaca di dalam Kitab Suci bahwa”</w:t>
@@ -19670,6 +23705,21 @@
       </w:r>
       <w:r>
         <w:rPr>
+          <w:b/>
+          <w:lang w:val="id_ID" w:bidi="id_ID"/>
+        </w:rPr>
+        <w:t>οὐ φιμώσεις</w:t>
+      </w:r>
+    </w:p>
+    <w:p>
+      <w:pPr/>
+      <w:r>
+        <w:rPr>
+          <w:lang w:val="id_ID" w:bidi="id_ID"/>
+        </w:rPr>
+      </w:r>
+      <w:r>
+        <w:rPr>
           <w:lang w:val="id_ID" w:bidi="id_ID"/>
         </w:rPr>
         <w:t>Di sini Kitab Suci menggunakan satu pernyataan untuk memberikan perintah. Terjemahan alternatif: “jangan memberangus lembu yang sedang menginjak biji-bijian”</w:t>
@@ -19738,6 +23788,21 @@
       </w:r>
       <w:r>
         <w:rPr>
+          <w:b/>
+          <w:lang w:val="id_ID" w:bidi="id_ID"/>
+        </w:rPr>
+        <w:t>βοῦν ἀλοῶντα οὐ φιμώσεις, καί</w:t>
+      </w:r>
+    </w:p>
+    <w:p>
+      <w:pPr/>
+      <w:r>
+        <w:rPr>
+          <w:lang w:val="id_ID" w:bidi="id_ID"/>
+        </w:rPr>
+      </w:r>
+      <w:r>
+        <w:rPr>
           <w:lang w:val="id_ID" w:bidi="id_ID"/>
         </w:rPr>
         <w:t>Paulus mengutip bagian ini secara kiasan. Ia menggunakannya untuk menunjukkan bahwa, sebagaimana Allah ingin agar lembu dapat memakan sebagian dari biji-bijian yang sedang mereka pisahkan dari kulitnya, maka para pemimpin jemaat berhak menerima bayaran dari komunitas Kristen yang mereka layani.</w:t>
@@ -19809,6 +23874,21 @@
           <w:b/>
           <w:lang w:val="id_ID" w:bidi="id_ID"/>
         </w:rPr>
+        <w:t>βοῦν ἀλοῶντα οὐ φιμώσεις</w:t>
+      </w:r>
+    </w:p>
+    <w:p>
+      <w:pPr/>
+      <w:r>
+        <w:rPr>
+          <w:lang w:val="id_ID" w:bidi="id_ID"/>
+        </w:rPr>
+      </w:r>
+      <w:r>
+        <w:rPr>
+          <w:b/>
+          <w:lang w:val="id_ID" w:bidi="id_ID"/>
+        </w:rPr>
         <w:t>Berangus</w:t>
       </w:r>
       <w:r>
@@ -19881,6 +23961,21 @@
       </w:r>
       <w:r>
         <w:rPr>
+          <w:b/>
+          <w:lang w:val="id_ID" w:bidi="id_ID"/>
+        </w:rPr>
+        <w:t>ἄξιος &amp; τοῦ μισθοῦ αὐτοῦ</w:t>
+      </w:r>
+    </w:p>
+    <w:p>
+      <w:pPr/>
+      <w:r>
+        <w:rPr>
+          <w:lang w:val="id_ID" w:bidi="id_ID"/>
+        </w:rPr>
+      </w:r>
+      <w:r>
+        <w:rPr>
           <w:lang w:val="id_ID" w:bidi="id_ID"/>
         </w:rPr>
         <w:t>Terjemahan alternatif: “seorang pekerja mempunyai hak untuk dibayar” atau “seorang pekerja harus menerima upahnya”</w:t>
@@ -19929,6 +24024,21 @@
       </w:r>
       <w:r>
         <w:rPr>
+          <w:b/>
+          <w:lang w:val="id_ID" w:bidi="id_ID"/>
+        </w:rPr>
+        <w:t>κατηγορίαν μὴ παραδέχου, ἐκτὸς εἰ</w:t>
+      </w:r>
+    </w:p>
+    <w:p>
+      <w:pPr/>
+      <w:r>
+        <w:rPr>
+          <w:lang w:val="id_ID" w:bidi="id_ID"/>
+        </w:rPr>
+      </w:r>
+      <w:r>
+        <w:rPr>
           <w:lang w:val="id_ID" w:bidi="id_ID"/>
         </w:rPr>
         <w:t>Jika, dalam bahasa Anda, tampak bahwa Paulus membuat suatu pernyataan dan kemudian membantahnya, Anda dapat menyusun ulang pernyataan tersebut untuk menghindari penggunaan klausa pengecualian. Terjemahan lain: “hanya percaya bahwa suatu tuduhan benar jika”</w:t>
@@ -19997,6 +24107,21 @@
       </w:r>
       <w:r>
         <w:rPr>
+          <w:b/>
+          <w:lang w:val="id_ID" w:bidi="id_ID"/>
+        </w:rPr>
+        <w:t>ἐκτὸς εἰ μὴ ἐπὶ</w:t>
+      </w:r>
+    </w:p>
+    <w:p>
+      <w:pPr/>
+      <w:r>
+        <w:rPr>
+          <w:lang w:val="id_ID" w:bidi="id_ID"/>
+        </w:rPr>
+      </w:r>
+      <w:r>
+        <w:rPr>
           <w:lang w:val="id_ID" w:bidi="id_ID"/>
         </w:rPr>
         <w:t>Paulus menghilangkan beberapa kata yang dalam banyak bahasa diperlukan untuk melengkapi sebuah kalimat. Anda dapat menyediakan kata-kata ini dari konteksnya jika akan lebih jelas dalam bahasa Anda. Terjemahan alternatif: “kecuali jika didasarkan pada kesaksian”</w:t>
@@ -20065,6 +24190,21 @@
       </w:r>
       <w:r>
         <w:rPr>
+          <w:b/>
+          <w:lang w:val="id_ID" w:bidi="id_ID"/>
+        </w:rPr>
+        <w:t>δύο ἢ τριῶν</w:t>
+      </w:r>
+    </w:p>
+    <w:p>
+      <w:pPr/>
+      <w:r>
+        <w:rPr>
+          <w:lang w:val="id_ID" w:bidi="id_ID"/>
+        </w:rPr>
+      </w:r>
+      <w:r>
+        <w:rPr>
           <w:lang w:val="id_ID" w:bidi="id_ID"/>
         </w:rPr>
         <w:t>Terjemahan lain: “setidaknya dua” atau “dua atau lebih”</w:t>
@@ -20113,6 +24253,21 @@
       </w:r>
       <w:r>
         <w:rPr>
+          <w:b/>
+          <w:lang w:val="id_ID" w:bidi="id_ID"/>
+        </w:rPr>
+        <w:t>πάντων</w:t>
+      </w:r>
+    </w:p>
+    <w:p>
+      <w:pPr/>
+      <w:r>
+        <w:rPr>
+          <w:lang w:val="id_ID" w:bidi="id_ID"/>
+        </w:rPr>
+      </w:r>
+      <w:r>
+        <w:rPr>
           <w:lang w:val="id_ID" w:bidi="id_ID"/>
         </w:rPr>
         <w:t xml:space="preserve">Paulus menggunakan kata sifat </w:t>
@@ -20194,6 +24349,21 @@
       </w:r>
       <w:r>
         <w:rPr>
+          <w:b/>
+          <w:lang w:val="id_ID" w:bidi="id_ID"/>
+        </w:rPr>
+        <w:t>φόβον ἔχωσιν</w:t>
+      </w:r>
+    </w:p>
+    <w:p>
+      <w:pPr/>
+      <w:r>
+        <w:rPr>
+          <w:lang w:val="id_ID" w:bidi="id_ID"/>
+        </w:rPr>
+      </w:r>
+      <w:r>
+        <w:rPr>
           <w:lang w:val="id_ID" w:bidi="id_ID"/>
         </w:rPr>
         <w:t xml:space="preserve">Di sini Paulus menyiratkan bahwa orang-orang ini akan </w:t>
@@ -20275,6 +24445,21 @@
       </w:r>
       <w:r>
         <w:rPr>
+          <w:b/>
+          <w:lang w:val="id_ID" w:bidi="id_ID"/>
+        </w:rPr>
+        <w:t>φόβον ἔχωσιν</w:t>
+      </w:r>
+    </w:p>
+    <w:p>
+      <w:pPr/>
+      <w:r>
+        <w:rPr>
+          <w:lang w:val="id_ID" w:bidi="id_ID"/>
+        </w:rPr>
+      </w:r>
+      <w:r>
+        <w:rPr>
           <w:lang w:val="id_ID" w:bidi="id_ID"/>
         </w:rPr>
         <w:t xml:space="preserve">Jika bahasa Anda tidak menggunakan kata benda abstrak untuk ide </w:t>
@@ -20417,6 +24602,21 @@
       </w:r>
       <w:r>
         <w:rPr>
+          <w:b/>
+          <w:lang w:val="id_ID" w:bidi="id_ID"/>
+        </w:rPr>
+        <w:t>τῶν ἐκλεκτῶν ἀγγέλων</w:t>
+      </w:r>
+    </w:p>
+    <w:p>
+      <w:pPr/>
+      <w:r>
+        <w:rPr>
+          <w:lang w:val="id_ID" w:bidi="id_ID"/>
+        </w:rPr>
+      </w:r>
+      <w:r>
+        <w:rPr>
           <w:lang w:val="id_ID" w:bidi="id_ID"/>
         </w:rPr>
         <w:t xml:space="preserve">Frasa ini mengacu pada </w:t>
@@ -20511,6 +24711,21 @@
       </w:r>
       <w:r>
         <w:rPr>
+          <w:b/>
+          <w:lang w:val="id_ID" w:bidi="id_ID"/>
+        </w:rPr>
+        <w:t>ταῦτα</w:t>
+      </w:r>
+    </w:p>
+    <w:p>
+      <w:pPr/>
+      <w:r>
+        <w:rPr>
+          <w:lang w:val="id_ID" w:bidi="id_ID"/>
+        </w:rPr>
+      </w:r>
+      <w:r>
+        <w:rPr>
           <w:lang w:val="id_ID" w:bidi="id_ID"/>
         </w:rPr>
         <w:t>Secara tata bahasa, ini bisa merujuk pada instruksi yang Paulus berikan kepada Timotius mengenai para penatua, atau pada instruksi yang akan dia berikan kepada Timotius mengenai perilaku pribadinya. Namun karena Paulus menyuruh Timotius untuk mengikuti petunjuk ini tanpa mengutamakan satu orang daripada yang lain, kemungkinan besar ini mengacu pada petunjuk tentang penatua. Terjemahan lain: “hal-hal inilah yang baru saja kukatakan kepadamu”</w:t>
@@ -20559,6 +24774,21 @@
       </w:r>
       <w:r>
         <w:rPr>
+          <w:b/>
+          <w:lang w:val="id_ID" w:bidi="id_ID"/>
+        </w:rPr>
+        <w:t>χωρὶς προκρίματος, μηδὲν ποιῶν κατὰ πρόσκλισιν</w:t>
+      </w:r>
+    </w:p>
+    <w:p>
+      <w:pPr/>
+      <w:r>
+        <w:rPr>
+          <w:lang w:val="id_ID" w:bidi="id_ID"/>
+        </w:rPr>
+      </w:r>
+      <w:r>
+        <w:rPr>
           <w:lang w:val="id_ID" w:bidi="id_ID"/>
         </w:rPr>
         <w:t xml:space="preserve">Istilah </w:t>
@@ -20653,6 +24883,21 @@
       </w:r>
       <w:r>
         <w:rPr>
+          <w:b/>
+          <w:lang w:val="id_ID" w:bidi="id_ID"/>
+        </w:rPr>
+        <w:t>χωρὶς προκρίματος, μηδὲν ποιῶν κατὰ πρόσκλισιν</w:t>
+      </w:r>
+    </w:p>
+    <w:p>
+      <w:pPr/>
+      <w:r>
+        <w:rPr>
+          <w:lang w:val="id_ID" w:bidi="id_ID"/>
+        </w:rPr>
+      </w:r>
+      <w:r>
+        <w:rPr>
           <w:lang w:val="id_ID" w:bidi="id_ID"/>
         </w:rPr>
         <w:t>Terjemahan lain: “ikuti petunjuk ini”</w:t>
@@ -20704,6 +24949,21 @@
           <w:b/>
           <w:lang w:val="id_ID" w:bidi="id_ID"/>
         </w:rPr>
+        <w:t>χεῖρας ταχέως μηδενὶ ἐπιτίθει</w:t>
+      </w:r>
+    </w:p>
+    <w:p>
+      <w:pPr/>
+      <w:r>
+        <w:rPr>
+          <w:lang w:val="id_ID" w:bidi="id_ID"/>
+        </w:rPr>
+      </w:r>
+      <w:r>
+        <w:rPr>
+          <w:b/>
+          <w:lang w:val="id_ID" w:bidi="id_ID"/>
+        </w:rPr>
         <w:t>Menumpangkan tangan</w:t>
       </w:r>
       <w:r>
@@ -20776,6 +25036,21 @@
       </w:r>
       <w:r>
         <w:rPr>
+          <w:b/>
+          <w:lang w:val="id_ID" w:bidi="id_ID"/>
+        </w:rPr>
+        <w:t>μηδὲ κοινώνει ἁμαρτίαις ἀλλοτρίαις</w:t>
+      </w:r>
+    </w:p>
+    <w:p>
+      <w:pPr/>
+      <w:r>
+        <w:rPr>
+          <w:lang w:val="id_ID" w:bidi="id_ID"/>
+        </w:rPr>
+      </w:r>
+      <w:r>
+        <w:rPr>
           <w:lang w:val="id_ID" w:bidi="id_ID"/>
         </w:rPr>
         <w:t>Implikasinya dalam konteks mungkin adalah jika Timotius menunjuk seseorang untuk menjadi pemimpin sebelum orang tersebut siap atau tanpa memastikan bahwa karakternya patut dicontoh, maka Timotius akan memikul tanggung jawab atas kegagalan utama orang tersebut sebagai seorang pemimpin, atau dia akan tampak menyetujuinya. dosa-dosa orang tersebut, setelah terungkap. Terjemahan lain: “agar Anda tidak bertanggung jawab atas kegagalan moral dan kepemimpinan orang lain”</w:t>
@@ -20844,6 +25119,21 @@
       </w:r>
       <w:r>
         <w:rPr>
+          <w:b/>
+          <w:lang w:val="id_ID" w:bidi="id_ID"/>
+        </w:rPr>
+        <w:t>οἴνῳ ὀλίγῳ χρῶ</w:t>
+      </w:r>
+    </w:p>
+    <w:p>
+      <w:pPr/>
+      <w:r>
+        <w:rPr>
+          <w:lang w:val="id_ID" w:bidi="id_ID"/>
+        </w:rPr>
+      </w:r>
+      <w:r>
+        <w:rPr>
           <w:lang w:val="id_ID" w:bidi="id_ID"/>
         </w:rPr>
         <w:t>Paulus menyuruh Timotius untuk menggunakan anggur secara khusus sebagai obat. Air di kawasan itu kotor dan sering menimbulkan penyakit. Terjemahan lain: “selain itu, kamu harus minum anggur dari waktu ke waktu sebagai obat”</w:t>
@@ -20912,6 +25202,21 @@
       </w:r>
       <w:r>
         <w:rPr>
+          <w:b/>
+          <w:lang w:val="id_ID" w:bidi="id_ID"/>
+        </w:rPr>
+        <w:t>τινῶν ἀνθρώπων</w:t>
+      </w:r>
+    </w:p>
+    <w:p>
+      <w:pPr/>
+      <w:r>
+        <w:rPr>
+          <w:lang w:val="id_ID" w:bidi="id_ID"/>
+        </w:rPr>
+      </w:r>
+      <w:r>
+        <w:rPr>
           <w:lang w:val="id_ID" w:bidi="id_ID"/>
         </w:rPr>
         <w:t xml:space="preserve">Paulus menggunakan istilah </w:t>
@@ -20993,6 +25298,21 @@
       </w:r>
       <w:r>
         <w:rPr>
+          <w:b/>
+          <w:lang w:val="id_ID" w:bidi="id_ID"/>
+        </w:rPr>
+        <w:t>προάγουσαι εἰς κρίσιν, τισὶν δὲ καὶ ἐπακολουθοῦσιν</w:t>
+      </w:r>
+    </w:p>
+    <w:p>
+      <w:pPr/>
+      <w:r>
+        <w:rPr>
+          <w:lang w:val="id_ID" w:bidi="id_ID"/>
+        </w:rPr>
+      </w:r>
+      <w:r>
+        <w:rPr>
           <w:lang w:val="id_ID" w:bidi="id_ID"/>
         </w:rPr>
         <w:t xml:space="preserve">Paulus berbicara tentang dosa seolah-olah dosa dapat bergerak dengan sendirinya mendahului seseorang hingga orang tersebut akan diadili karena perbuatannya. Di sini, </w:t>
@@ -21074,6 +25394,21 @@
       </w:r>
       <w:r>
         <w:rPr>
+          <w:b/>
+          <w:lang w:val="id_ID" w:bidi="id_ID"/>
+        </w:rPr>
+        <w:t>εἰς κρίσιν</w:t>
+      </w:r>
+    </w:p>
+    <w:p>
+      <w:pPr/>
+      <w:r>
+        <w:rPr>
+          <w:lang w:val="id_ID" w:bidi="id_ID"/>
+        </w:rPr>
+      </w:r>
+      <w:r>
+        <w:rPr>
           <w:lang w:val="id_ID" w:bidi="id_ID"/>
         </w:rPr>
         <w:t>Paulus sekali lagi berbicara tentang dosa seolah-olah dosa dapat hilang dengan sendirinya. Seperti pada klausa sebelumnya, ini bisa merujuk pada: (1) penghakiman oleh Tuhan. Terjemahan lain: “tetapi dosa orang lain tidak menjadi nyata sampai Allah menghakiminya” (2) penghakiman oleh gereja. Terjemahan lain: “tetapi dosa beberapa orang masih tersembunyi untuk waktu yang lama” Alternatif terakhir ini juga memungkinkan adanya kemungkinan bahwa Paulus merujuk pada penghakiman oleh Allah.</w:t>
@@ -21142,6 +25477,21 @@
       </w:r>
       <w:r>
         <w:rPr>
+          <w:b/>
+          <w:lang w:val="id_ID" w:bidi="id_ID"/>
+        </w:rPr>
+        <w:t>καὶ τὰ ἔργα τὰ καλὰ πρόδηλα</w:t>
+      </w:r>
+    </w:p>
+    <w:p>
+      <w:pPr/>
+      <w:r>
+        <w:rPr>
+          <w:lang w:val="id_ID" w:bidi="id_ID"/>
+        </w:rPr>
+      </w:r>
+      <w:r>
+        <w:rPr>
           <w:lang w:val="id_ID" w:bidi="id_ID"/>
         </w:rPr>
         <w:t>Secara implisit, di sini Paulus tidak memaksudkan semua perbuatan baik, karena di sisa kalimatnya ia berbicara tentang beberapa perbuatan baik yang tidak nyata. Terjemahan lain: “kebanyakan perbuatan baik juga nyata”</w:t>
@@ -21210,6 +25560,21 @@
       </w:r>
       <w:r>
         <w:rPr>
+          <w:b/>
+          <w:lang w:val="id_ID" w:bidi="id_ID"/>
+        </w:rPr>
+        <w:t>τὰ ἄλλως ἔχοντα</w:t>
+      </w:r>
+    </w:p>
+    <w:p>
+      <w:pPr/>
+      <w:r>
+        <w:rPr>
+          <w:lang w:val="id_ID" w:bidi="id_ID"/>
+        </w:rPr>
+      </w:r>
+      <w:r>
+        <w:rPr>
           <w:lang w:val="id_ID" w:bidi="id_ID"/>
         </w:rPr>
         <w:t>Paulus berbicara tentang perbuatan baik seolah-olah itu adalah objek yang dapat disembunyikan oleh seseorang. Terjemahan lain: “dan orang-orang kelak akan mengetahui perbuatan baik yang tidak terlihat”</w:t>
@@ -21278,6 +25643,21 @@
       </w:r>
       <w:r>
         <w:rPr>
+          <w:b/>
+          <w:lang w:val="id_ID" w:bidi="id_ID"/>
+        </w:rPr>
+        <w:t>κρυβῆναι οὐ δύναταί</w:t>
+      </w:r>
+    </w:p>
+    <w:p>
+      <w:pPr/>
+      <w:r>
+        <w:rPr>
+          <w:lang w:val="id_ID" w:bidi="id_ID"/>
+        </w:rPr>
+      </w:r>
+      <w:r>
+        <w:rPr>
           <w:lang w:val="id_ID" w:bidi="id_ID"/>
         </w:rPr>
         <w:t xml:space="preserve">Jika ini berguna dalam bahasa Anda, Anda dapat menyatakan negatif ganda </w:t>
@@ -21359,6 +25739,21 @@
       </w:r>
       <w:r>
         <w:rPr>
+          <w:b/>
+          <w:lang w:val="id_ID" w:bidi="id_ID"/>
+        </w:rPr>
+        <w:t>κρυβῆναι οὐ δύναταί</w:t>
+      </w:r>
+    </w:p>
+    <w:p>
+      <w:pPr/>
+      <w:r>
+        <w:rPr>
+          <w:lang w:val="id_ID" w:bidi="id_ID"/>
+        </w:rPr>
+      </w:r>
+      <w:r>
+        <w:rPr>
           <w:lang w:val="id_ID" w:bidi="id_ID"/>
         </w:rPr>
         <w:t>Jika ini berguna dalam bahasa Anda, Anda dapat mengungkapkan frasa pasif ini dengan bentuk aktif, dan Anda dapat menyatakan siapa yang akan melakukan tindakan tersebut. Terjemahan lain: “dan orang-orang yang diam-diam melakukan perbuatan baik tidak akan dapat menyembunyikannya selamanya”</w:t>
@@ -21427,6 +25822,21 @@
       </w:r>
       <w:r>
         <w:rPr>
+          <w:b/>
+          <w:lang w:val="id_ID" w:bidi="id_ID"/>
+        </w:rPr>
+        <w:t>ὑπὸ ζυγὸν δοῦλοι</w:t>
+      </w:r>
+    </w:p>
+    <w:p>
+      <w:pPr/>
+      <w:r>
+        <w:rPr>
+          <w:lang w:val="id_ID" w:bidi="id_ID"/>
+        </w:rPr>
+      </w:r>
+      <w:r>
+        <w:rPr>
           <w:lang w:val="id_ID" w:bidi="id_ID"/>
         </w:rPr>
         <w:t xml:space="preserve">Paulus berbicara tentang orang-orang yang bekerja sebagai </w:t>
@@ -21521,6 +25931,21 @@
       </w:r>
       <w:r>
         <w:rPr>
+          <w:b/>
+          <w:lang w:val="id_ID" w:bidi="id_ID"/>
+        </w:rPr>
+        <w:t>ἡγείσθωσαν</w:t>
+      </w:r>
+    </w:p>
+    <w:p>
+      <w:pPr/>
+      <w:r>
+        <w:rPr>
+          <w:lang w:val="id_ID" w:bidi="id_ID"/>
+        </w:rPr>
+      </w:r>
+      <w:r>
+        <w:rPr>
           <w:lang w:val="id_ID" w:bidi="id_ID"/>
         </w:rPr>
         <w:t>Implikasi dalam konteks ini adalah bahwa Paulus berbicara tentang orang-orang percaya yang adalah budak. Terjemahan alternatif: “Semua orang percaya yang bekerja sebagai budak”</w:t>
@@ -21589,6 +26014,21 @@
       </w:r>
       <w:r>
         <w:rPr>
+          <w:b/>
+          <w:lang w:val="id_ID" w:bidi="id_ID"/>
+        </w:rPr>
+        <w:t>μὴ τὸ ὄνομα τοῦ Θεοῦ καὶ ἡ διδασκαλία βλασφημῆται</w:t>
+      </w:r>
+    </w:p>
+    <w:p>
+      <w:pPr/>
+      <w:r>
+        <w:rPr>
+          <w:lang w:val="id_ID" w:bidi="id_ID"/>
+        </w:rPr>
+      </w:r>
+      <w:r>
+        <w:rPr>
           <w:lang w:val="id_ID" w:bidi="id_ID"/>
         </w:rPr>
         <w:t>Jika akan membantu dalam bahasa Anda, Anda dapat mengekspresikan frasa pasif ini dengan bentuk aktif, dan Anda dapat menyatakan siapa yang akan melakukan tindakan tersebut. Terjemahan alternatif: “supaya orang-orang yang tidak percaya tidak menghina karakter Allah atau apa yang kita percayai dan ajarkan”</w:t>
@@ -21657,6 +26097,21 @@
       </w:r>
       <w:r>
         <w:rPr>
+          <w:b/>
+          <w:lang w:val="id_ID" w:bidi="id_ID"/>
+        </w:rPr>
+        <w:t>τὸ ὄνομα τοῦ Θεοῦ</w:t>
+      </w:r>
+    </w:p>
+    <w:p>
+      <w:pPr/>
+      <w:r>
+        <w:rPr>
+          <w:lang w:val="id_ID" w:bidi="id_ID"/>
+        </w:rPr>
+      </w:r>
+      <w:r>
+        <w:rPr>
           <w:lang w:val="id_ID" w:bidi="id_ID"/>
         </w:rPr>
         <w:t xml:space="preserve">Di sini, </w:t>
@@ -21738,6 +26193,21 @@
       </w:r>
       <w:r>
         <w:rPr>
+          <w:b/>
+          <w:lang w:val="id_ID" w:bidi="id_ID"/>
+        </w:rPr>
+        <w:t>ἀδελφοί</w:t>
+      </w:r>
+    </w:p>
+    <w:p>
+      <w:pPr/>
+      <w:r>
+        <w:rPr>
+          <w:lang w:val="id_ID" w:bidi="id_ID"/>
+        </w:rPr>
+      </w:r>
+      <w:r>
+        <w:rPr>
           <w:lang w:val="id_ID" w:bidi="id_ID"/>
         </w:rPr>
         <w:t xml:space="preserve">Di sini, </w:t>
@@ -21819,6 +26289,21 @@
       </w:r>
       <w:r>
         <w:rPr>
+          <w:b/>
+          <w:lang w:val="id_ID" w:bidi="id_ID"/>
+        </w:rPr>
+        <w:t>ἀγαπητοὶ</w:t>
+      </w:r>
+    </w:p>
+    <w:p>
+      <w:pPr/>
+      <w:r>
+        <w:rPr>
+          <w:lang w:val="id_ID" w:bidi="id_ID"/>
+        </w:rPr>
+      </w:r>
+      <w:r>
+        <w:rPr>
           <w:lang w:val="id_ID" w:bidi="id_ID"/>
         </w:rPr>
         <w:t>Ini bisa berarti salah satu, atau kedua-duanya: (1) Allah mengasihi orang-orang ini. Terjemahan alternatif: "yang dikasihi Allah" (2) orang-orang percaya lainnya mengasihi orang-orang ini. Terjemahan alternatif: "dan oleh karena itu, budak-budak mereka yang beriman harus mengasihi mereka"</w:t>
@@ -21856,6 +26341,21 @@
         <w:rPr>
           <w:lang w:val="id_ID" w:bidi="id_ID"/>
         </w:rPr>
+      </w:r>
+    </w:p>
+    <w:p>
+      <w:pPr/>
+      <w:r>
+        <w:rPr>
+          <w:lang w:val="id_ID" w:bidi="id_ID"/>
+        </w:rPr>
+      </w:r>
+      <w:r>
+        <w:rPr>
+          <w:b/>
+          <w:lang w:val="id_ID" w:bidi="id_ID"/>
+        </w:rPr>
+        <w:t>ὑγιαίνουσι λόγοις</w:t>
       </w:r>
     </w:p>
     <w:p>
@@ -21966,6 +26466,21 @@
       </w:r>
       <w:r>
         <w:rPr>
+          <w:b/>
+          <w:lang w:val="id_ID" w:bidi="id_ID"/>
+        </w:rPr>
+        <w:t>ὑγιαίνουσι λόγοις</w:t>
+      </w:r>
+    </w:p>
+    <w:p>
+      <w:pPr/>
+      <w:r>
+        <w:rPr>
+          <w:lang w:val="id_ID" w:bidi="id_ID"/>
+        </w:rPr>
+      </w:r>
+      <w:r>
+        <w:rPr>
           <w:lang w:val="id_ID" w:bidi="id_ID"/>
         </w:rPr>
         <w:t xml:space="preserve">Paulus menggunakan istilah </w:t>
@@ -22047,6 +26562,21 @@
       </w:r>
       <w:r>
         <w:rPr>
+          <w:b/>
+          <w:lang w:val="id_ID" w:bidi="id_ID"/>
+        </w:rPr>
+        <w:t>τοῖς τοῦ Κυρίου ἡμῶν, Ἰησοῦ Χριστοῦ</w:t>
+      </w:r>
+    </w:p>
+    <w:p>
+      <w:pPr/>
+      <w:r>
+        <w:rPr>
+          <w:lang w:val="id_ID" w:bidi="id_ID"/>
+        </w:rPr>
+      </w:r>
+      <w:r>
+        <w:rPr>
           <w:lang w:val="id_ID" w:bidi="id_ID"/>
         </w:rPr>
         <w:t>Hal ini dapat merujuk pada: (1) pesan tentang Tuhan Yesus. (2) kata-kata yang diucapkan oleh Tuhan Yesus.</w:t>
@@ -22084,6 +26614,21 @@
         <w:rPr>
           <w:lang w:val="id_ID" w:bidi="id_ID"/>
         </w:rPr>
+      </w:r>
+    </w:p>
+    <w:p>
+      <w:pPr/>
+      <w:r>
+        <w:rPr>
+          <w:lang w:val="id_ID" w:bidi="id_ID"/>
+        </w:rPr>
+      </w:r>
+      <w:r>
+        <w:rPr>
+          <w:b/>
+          <w:lang w:val="id_ID" w:bidi="id_ID"/>
+        </w:rPr>
+        <w:t>τετύφωται</w:t>
       </w:r>
     </w:p>
     <w:p>
@@ -22181,6 +26726,21 @@
       </w:r>
       <w:r>
         <w:rPr>
+          <w:b/>
+          <w:lang w:val="id_ID" w:bidi="id_ID"/>
+        </w:rPr>
+        <w:t>τετύφωται</w:t>
+      </w:r>
+    </w:p>
+    <w:p>
+      <w:pPr/>
+      <w:r>
+        <w:rPr>
+          <w:lang w:val="id_ID" w:bidi="id_ID"/>
+        </w:rPr>
+      </w:r>
+      <w:r>
+        <w:rPr>
           <w:lang w:val="id_ID" w:bidi="id_ID"/>
         </w:rPr>
         <w:t xml:space="preserve">Jika itu akan membantu dalam bahasa Anda, Anda dapat mengungkapkan frasa </w:t>
@@ -22262,6 +26822,21 @@
       </w:r>
       <w:r>
         <w:rPr>
+          <w:b/>
+          <w:lang w:val="id_ID" w:bidi="id_ID"/>
+        </w:rPr>
+        <w:t>μηδὲν ἐπιστάμενος</w:t>
+      </w:r>
+    </w:p>
+    <w:p>
+      <w:pPr/>
+      <w:r>
+        <w:rPr>
+          <w:lang w:val="id_ID" w:bidi="id_ID"/>
+        </w:rPr>
+      </w:r>
+      <w:r>
+        <w:rPr>
           <w:lang w:val="id_ID" w:bidi="id_ID"/>
         </w:rPr>
         <w:t xml:space="preserve">Paulus menggunakan istilah </w:t>
@@ -22343,6 +26918,21 @@
       </w:r>
       <w:r>
         <w:rPr>
+          <w:b/>
+          <w:lang w:val="id_ID" w:bidi="id_ID"/>
+        </w:rPr>
+        <w:t>νοσῶν περὶ</w:t>
+      </w:r>
+    </w:p>
+    <w:p>
+      <w:pPr/>
+      <w:r>
+        <w:rPr>
+          <w:lang w:val="id_ID" w:bidi="id_ID"/>
+        </w:rPr>
+      </w:r>
+      <w:r>
+        <w:rPr>
           <w:lang w:val="id_ID" w:bidi="id_ID"/>
         </w:rPr>
         <w:t>Paulus berbicara tentang orang-orang yang merasa terdorong untuk terlibat dalam perdebatan yang tidak berguna seolah-olah mereka sedang sakit. Orang-orang seperti itu sangat ingin berdebat, dan mereka tidak benar-benar ingin menemukan cara untuk setuju. Terjemahan alternatif: “sangat menginginkan perdebatan”</w:t>
@@ -22411,6 +27001,21 @@
       </w:r>
       <w:r>
         <w:rPr>
+          <w:b/>
+          <w:lang w:val="id_ID" w:bidi="id_ID"/>
+        </w:rPr>
+        <w:t>ζητήσεις καὶ λογομαχίας</w:t>
+      </w:r>
+    </w:p>
+    <w:p>
+      <w:pPr/>
+      <w:r>
+        <w:rPr>
+          <w:lang w:val="id_ID" w:bidi="id_ID"/>
+        </w:rPr>
+      </w:r>
+      <w:r>
+        <w:rPr>
           <w:lang w:val="id_ID" w:bidi="id_ID"/>
         </w:rPr>
         <w:t>Kedua istilah ini pada dasarnya memiliki arti yang sama, meskipun istilah yang kedua lebih khusus merujuk pada argumen tentang makna kata-kata. Paulus menggunakan istilah-istilah ini bersama-sama untuk memberikan penekanan. Jika kedua istilah ini bukan merupakan gagasan yang terpisah dalam bahasa Anda, Anda dapat menggabungkannya. Terjemahan alternatif: “pertengkaran-pertengkaran”</w:t>
@@ -22479,6 +27084,21 @@
       </w:r>
       <w:r>
         <w:rPr>
+          <w:b/>
+          <w:lang w:val="id_ID" w:bidi="id_ID"/>
+        </w:rPr>
+        <w:t>λογομαχίας</w:t>
+      </w:r>
+    </w:p>
+    <w:p>
+      <w:pPr/>
+      <w:r>
+        <w:rPr>
+          <w:lang w:val="id_ID" w:bidi="id_ID"/>
+        </w:rPr>
+      </w:r>
+      <w:r>
+        <w:rPr>
           <w:lang w:val="id_ID" w:bidi="id_ID"/>
         </w:rPr>
         <w:t>Terjemahan alternatif: “bertengkar tentang makna kata-kata”</w:t>
@@ -22527,6 +27147,21 @@
       </w:r>
       <w:r>
         <w:rPr>
+          <w:b/>
+          <w:lang w:val="id_ID" w:bidi="id_ID"/>
+        </w:rPr>
+        <w:t>ὑπόνοιαι πονηραί</w:t>
+      </w:r>
+    </w:p>
+    <w:p>
+      <w:pPr/>
+      <w:r>
+        <w:rPr>
+          <w:lang w:val="id_ID" w:bidi="id_ID"/>
+        </w:rPr>
+      </w:r>
+      <w:r>
+        <w:rPr>
           <w:lang w:val="id_ID" w:bidi="id_ID"/>
         </w:rPr>
         <w:t>Terjemahan alternatif: “orang yang berpikir salah bahwa orang lain ingin mencelakakan mereka”</w:t>
@@ -22575,6 +27210,21 @@
       </w:r>
       <w:r>
         <w:rPr>
+          <w:b/>
+          <w:lang w:val="id_ID" w:bidi="id_ID"/>
+        </w:rPr>
+        <w:t>διαπαρατριβαὶ</w:t>
+      </w:r>
+    </w:p>
+    <w:p>
+      <w:pPr/>
+      <w:r>
+        <w:rPr>
+          <w:lang w:val="id_ID" w:bidi="id_ID"/>
+        </w:rPr>
+      </w:r>
+      <w:r>
+        <w:rPr>
           <w:lang w:val="id_ID" w:bidi="id_ID"/>
         </w:rPr>
         <w:t xml:space="preserve">Di sini, </w:t>
@@ -22656,6 +27306,21 @@
       </w:r>
       <w:r>
         <w:rPr>
+          <w:b/>
+          <w:lang w:val="id_ID" w:bidi="id_ID"/>
+        </w:rPr>
+        <w:t>ἀνθρώπων</w:t>
+      </w:r>
+    </w:p>
+    <w:p>
+      <w:pPr/>
+      <w:r>
+        <w:rPr>
+          <w:lang w:val="id_ID" w:bidi="id_ID"/>
+        </w:rPr>
+      </w:r>
+      <w:r>
+        <w:rPr>
           <w:lang w:val="id_ID" w:bidi="id_ID"/>
         </w:rPr>
         <w:t xml:space="preserve">Paulus menggunakan istilah </w:t>
@@ -22737,6 +27402,21 @@
       </w:r>
       <w:r>
         <w:rPr>
+          <w:b/>
+          <w:lang w:val="id_ID" w:bidi="id_ID"/>
+        </w:rPr>
+        <w:t>διεφθαρμένων &amp; τὸν νοῦν καὶ ἀπεστερημένων τῆς ἀληθείας</w:t>
+      </w:r>
+    </w:p>
+    <w:p>
+      <w:pPr/>
+      <w:r>
+        <w:rPr>
+          <w:lang w:val="id_ID" w:bidi="id_ID"/>
+        </w:rPr>
+      </w:r>
+      <w:r>
+        <w:rPr>
           <w:lang w:val="id_ID" w:bidi="id_ID"/>
         </w:rPr>
         <w:t>Jika akan membantu dalam bahasa Anda, Anda dapat mengekspresikan frasa pasif ini dengan bentuk aktif. Terjemahan alternatif: “di antara orang-orang yang pikirannya telah rusak dan yang tidak lagi mempercayai kebenaran”</w:t>
@@ -22805,6 +27485,21 @@
       </w:r>
       <w:r>
         <w:rPr>
+          <w:b/>
+          <w:lang w:val="id_ID" w:bidi="id_ID"/>
+        </w:rPr>
+        <w:t>τῆς ἀληθείας</w:t>
+      </w:r>
+    </w:p>
+    <w:p>
+      <w:pPr/>
+      <w:r>
+        <w:rPr>
+          <w:lang w:val="id_ID" w:bidi="id_ID"/>
+        </w:rPr>
+      </w:r>
+      <w:r>
+        <w:rPr>
           <w:lang w:val="id_ID" w:bidi="id_ID"/>
         </w:rPr>
         <w:t>Kedua frasa ini pada dasarnya memiliki arti yang sama; Paulus menggunakan pengulangan untuk memberikan penekanan. Jika akan membantu dalam bahasa Anda, Anda dapat menggabungkan kedua frasa ini. Terjemahan alternatif: “orang-orang yang tidak lagi dapat mengenali kebenaran”</w:t>
@@ -22873,6 +27568,21 @@
       </w:r>
       <w:r>
         <w:rPr>
+          <w:b/>
+          <w:lang w:val="id_ID" w:bidi="id_ID"/>
+        </w:rPr>
+        <w:t>δὲ</w:t>
+      </w:r>
+    </w:p>
+    <w:p>
+      <w:pPr/>
+      <w:r>
+        <w:rPr>
+          <w:lang w:val="id_ID" w:bidi="id_ID"/>
+        </w:rPr>
+      </w:r>
+      <w:r>
+        <w:rPr>
           <w:lang w:val="id_ID" w:bidi="id_ID"/>
         </w:rPr>
         <w:t xml:space="preserve">Paulus menggunakan kata </w:t>
@@ -22954,6 +27664,21 @@
       </w:r>
       <w:r>
         <w:rPr>
+          <w:b/>
+          <w:lang w:val="id_ID" w:bidi="id_ID"/>
+        </w:rPr>
+        <w:t>ἡ εὐσέβεια μετὰ αὐταρκείας</w:t>
+      </w:r>
+    </w:p>
+    <w:p>
+      <w:pPr/>
+      <w:r>
+        <w:rPr>
+          <w:lang w:val="id_ID" w:bidi="id_ID"/>
+        </w:rPr>
+      </w:r>
+      <w:r>
+        <w:rPr>
           <w:lang w:val="id_ID" w:bidi="id_ID"/>
         </w:rPr>
         <w:t xml:space="preserve">Jika itu akan membantu dalam bahasa Anda, Anda dapat mengungkapkan kata benda abstrak </w:t>
@@ -23048,6 +27773,21 @@
       </w:r>
       <w:r>
         <w:rPr>
+          <w:b/>
+          <w:lang w:val="id_ID" w:bidi="id_ID"/>
+        </w:rPr>
+        <w:t>πορισμὸς μέγας</w:t>
+      </w:r>
+    </w:p>
+    <w:p>
+      <w:pPr/>
+      <w:r>
+        <w:rPr>
+          <w:lang w:val="id_ID" w:bidi="id_ID"/>
+        </w:rPr>
+      </w:r>
+      <w:r>
+        <w:rPr>
           <w:lang w:val="id_ID" w:bidi="id_ID"/>
         </w:rPr>
         <w:t xml:space="preserve">Jika akan membantu dalam bahasa Anda, Anda dapat mengekspresikan ide di balik kata benda abstrak </w:t>
@@ -23129,6 +27869,21 @@
       </w:r>
       <w:r>
         <w:rPr>
+          <w:b/>
+          <w:lang w:val="id_ID" w:bidi="id_ID"/>
+        </w:rPr>
+        <w:t>γὰρ</w:t>
+      </w:r>
+    </w:p>
+    <w:p>
+      <w:pPr/>
+      <w:r>
+        <w:rPr>
+          <w:lang w:val="id_ID" w:bidi="id_ID"/>
+        </w:rPr>
+      </w:r>
+      <w:r>
+        <w:rPr>
           <w:lang w:val="id_ID" w:bidi="id_ID"/>
         </w:rPr>
         <w:t xml:space="preserve">Paulus menggunakan kata </w:t>
@@ -23210,6 +27965,21 @@
       </w:r>
       <w:r>
         <w:rPr>
+          <w:b/>
+          <w:lang w:val="id_ID" w:bidi="id_ID"/>
+        </w:rPr>
+        <w:t>οὐδὲν &amp; εἰσηνέγκαμεν εἰς τὸν κόσμον</w:t>
+      </w:r>
+    </w:p>
+    <w:p>
+      <w:pPr/>
+      <w:r>
+        <w:rPr>
+          <w:lang w:val="id_ID" w:bidi="id_ID"/>
+        </w:rPr>
+      </w:r>
+      <w:r>
+        <w:rPr>
           <w:lang w:val="id_ID" w:bidi="id_ID"/>
         </w:rPr>
         <w:t>Implikasi dari frasa ini adalah bahwa Paulus berbicara tentang kapan seseorang dilahirkan. Terjemahan alternatif: "tidak membawa apa-apa ke dalam dunia ketika kita dilahirkan"</w:t>
@@ -23278,6 +28048,21 @@
       </w:r>
       <w:r>
         <w:rPr>
+          <w:b/>
+          <w:lang w:val="id_ID" w:bidi="id_ID"/>
+        </w:rPr>
+        <w:t>ὅτι</w:t>
+      </w:r>
+    </w:p>
+    <w:p>
+      <w:pPr/>
+      <w:r>
+        <w:rPr>
+          <w:lang w:val="id_ID" w:bidi="id_ID"/>
+        </w:rPr>
+      </w:r>
+      <w:r>
+        <w:rPr>
           <w:lang w:val="id_ID" w:bidi="id_ID"/>
         </w:rPr>
         <w:t>Di sini Paulus menghilangkan beberapa kata yang biasanya dibutuhkan oleh sebuah kalimat untuk menjadi lengkap. Terjemahan alternatif: "dan dengan demikian jelas pula bahwa"</w:t>
@@ -23346,6 +28131,21 @@
       </w:r>
       <w:r>
         <w:rPr>
+          <w:b/>
+          <w:lang w:val="id_ID" w:bidi="id_ID"/>
+        </w:rPr>
+        <w:t>οὐδὲ ἐξενεγκεῖν τι δυνάμεθα</w:t>
+      </w:r>
+    </w:p>
+    <w:p>
+      <w:pPr/>
+      <w:r>
+        <w:rPr>
+          <w:lang w:val="id_ID" w:bidi="id_ID"/>
+        </w:rPr>
+      </w:r>
+      <w:r>
+        <w:rPr>
           <w:lang w:val="id_ID" w:bidi="id_ID"/>
         </w:rPr>
         <w:t>Implikasi dari frasa ini adalah bahwa Paulus sedang berbicara tentang ketika seseorang meninggal. Terjemahan alternatif: "kita tidak dapat membawa apa-apa dari dunia ini ketika kita mati"</w:t>
@@ -23414,6 +28214,21 @@
       </w:r>
       <w:r>
         <w:rPr>
+          <w:b/>
+          <w:lang w:val="id_ID" w:bidi="id_ID"/>
+        </w:rPr>
+        <w:t>ἀρκεσθησόμεθα</w:t>
+      </w:r>
+    </w:p>
+    <w:p>
+      <w:pPr/>
+      <w:r>
+        <w:rPr>
+          <w:lang w:val="id_ID" w:bidi="id_ID"/>
+        </w:rPr>
+      </w:r>
+      <w:r>
+        <w:rPr>
           <w:lang w:val="id_ID" w:bidi="id_ID"/>
         </w:rPr>
         <w:t>Di sini Paulus menggunakan sebuah pernyataan untuk menyatakan sebuah perintah moral. Terjemahan alternatif: "cukuplah itu bagi kita"</w:t>
@@ -23482,6 +28297,21 @@
       </w:r>
       <w:r>
         <w:rPr>
+          <w:b/>
+          <w:lang w:val="id_ID" w:bidi="id_ID"/>
+        </w:rPr>
+        <w:t>τούτοις ἀρκεσθησόμεθα</w:t>
+      </w:r>
+    </w:p>
+    <w:p>
+      <w:pPr/>
+      <w:r>
+        <w:rPr>
+          <w:lang w:val="id_ID" w:bidi="id_ID"/>
+        </w:rPr>
+      </w:r>
+      <w:r>
+        <w:rPr>
           <w:lang w:val="id_ID" w:bidi="id_ID"/>
         </w:rPr>
         <w:t>Jika akan membantu dalam bahasa Anda, Anda dapat mengekspresikan frasa pasif ini dengan bentuk aktif. Terjemahan alternatif: "Itu sudah cukup bagi kami"</w:t>
@@ -23550,6 +28380,21 @@
       </w:r>
       <w:r>
         <w:rPr>
+          <w:b/>
+          <w:lang w:val="id_ID" w:bidi="id_ID"/>
+        </w:rPr>
+        <w:t>ἐμπίπτουσιν εἰς πειρασμὸν, καὶ παγίδα, καὶ ἐπιθυμίας πολλὰς ἀνοήτους καὶ βλαβεράς</w:t>
+      </w:r>
+    </w:p>
+    <w:p>
+      <w:pPr/>
+      <w:r>
+        <w:rPr>
+          <w:lang w:val="id_ID" w:bidi="id_ID"/>
+        </w:rPr>
+      </w:r>
+      <w:r>
+        <w:rPr>
           <w:lang w:val="id_ID" w:bidi="id_ID"/>
         </w:rPr>
         <w:t xml:space="preserve">Paulus berbicara secara kiasan tentang mereka yang membiarkan </w:t>
@@ -23657,6 +28502,21 @@
       </w:r>
       <w:r>
         <w:rPr>
+          <w:b/>
+          <w:lang w:val="id_ID" w:bidi="id_ID"/>
+        </w:rPr>
+        <w:t>εἰς πειρασμὸν, καὶ</w:t>
+      </w:r>
+    </w:p>
+    <w:p>
+      <w:pPr/>
+      <w:r>
+        <w:rPr>
+          <w:lang w:val="id_ID" w:bidi="id_ID"/>
+        </w:rPr>
+      </w:r>
+      <w:r>
+        <w:rPr>
           <w:lang w:val="id_ID" w:bidi="id_ID"/>
         </w:rPr>
         <w:t xml:space="preserve">Di sini Paulus mengungkapkan satu ide dengan menggunakan dua kata yang dihubungkan dengan kata </w:t>
@@ -23764,6 +28624,21 @@
       </w:r>
       <w:r>
         <w:rPr>
+          <w:b/>
+          <w:lang w:val="id_ID" w:bidi="id_ID"/>
+        </w:rPr>
+        <w:t>αἵτινες βυθίζουσι τοὺς ἀνθρώπους εἰς ὄλεθρον καὶ ἀπώλειαν</w:t>
+      </w:r>
+    </w:p>
+    <w:p>
+      <w:pPr/>
+      <w:r>
+        <w:rPr>
+          <w:lang w:val="id_ID" w:bidi="id_ID"/>
+        </w:rPr>
+      </w:r>
+      <w:r>
+        <w:rPr>
           <w:lang w:val="id_ID" w:bidi="id_ID"/>
         </w:rPr>
         <w:t>Frasa ini merangkum karakter dari godaan dan dorongan yang baru saja Paulus gambarkan. Ia berbicara tentang pencobaan-pencobaan itu secara kiasan seolah-olah pencobaan-pencobaan itu dapat membuat orang tenggelam dalam air yang dalam. Terjemahan alternatif: "orang tidak dapat melepaskan diri dari hal-hal yang demikian dan hal-hal itu membinasakan mereka"</w:t>
@@ -23832,6 +28707,21 @@
       </w:r>
       <w:r>
         <w:rPr>
+          <w:b/>
+          <w:lang w:val="id_ID" w:bidi="id_ID"/>
+        </w:rPr>
+        <w:t>ἀνθρώπους</w:t>
+      </w:r>
+    </w:p>
+    <w:p>
+      <w:pPr/>
+      <w:r>
+        <w:rPr>
+          <w:lang w:val="id_ID" w:bidi="id_ID"/>
+        </w:rPr>
+      </w:r>
+      <w:r>
+        <w:rPr>
           <w:lang w:val="id_ID" w:bidi="id_ID"/>
         </w:rPr>
         <w:t xml:space="preserve">Paulus menggunakan istilah </w:t>
@@ -23913,6 +28803,21 @@
       </w:r>
       <w:r>
         <w:rPr>
+          <w:b/>
+          <w:lang w:val="id_ID" w:bidi="id_ID"/>
+        </w:rPr>
+        <w:t>ὄλεθρον καὶ ἀπώλειαν</w:t>
+      </w:r>
+    </w:p>
+    <w:p>
+      <w:pPr/>
+      <w:r>
+        <w:rPr>
+          <w:lang w:val="id_ID" w:bidi="id_ID"/>
+        </w:rPr>
+      </w:r>
+      <w:r>
+        <w:rPr>
           <w:lang w:val="id_ID" w:bidi="id_ID"/>
         </w:rPr>
         <w:t xml:space="preserve">Kedua kata ini, yaitu </w:t>
@@ -24007,6 +28912,21 @@
       </w:r>
       <w:r>
         <w:rPr>
+          <w:b/>
+          <w:lang w:val="id_ID" w:bidi="id_ID"/>
+        </w:rPr>
+        <w:t>γὰρ</w:t>
+      </w:r>
+    </w:p>
+    <w:p>
+      <w:pPr/>
+      <w:r>
+        <w:rPr>
+          <w:lang w:val="id_ID" w:bidi="id_ID"/>
+        </w:rPr>
+      </w:r>
+      <w:r>
+        <w:rPr>
           <w:lang w:val="id_ID" w:bidi="id_ID"/>
         </w:rPr>
         <w:t xml:space="preserve">Paulus menggunakan kata </w:t>
@@ -24088,6 +29008,21 @@
       </w:r>
       <w:r>
         <w:rPr>
+          <w:b/>
+          <w:lang w:val="id_ID" w:bidi="id_ID"/>
+        </w:rPr>
+        <w:t>ῥίζα &amp; πάντων τῶν κακῶν ἐστιν ἡ φιλαργυρία</w:t>
+      </w:r>
+    </w:p>
+    <w:p>
+      <w:pPr/>
+      <w:r>
+        <w:rPr>
+          <w:lang w:val="id_ID" w:bidi="id_ID"/>
+        </w:rPr>
+      </w:r>
+      <w:r>
+        <w:rPr>
           <w:lang w:val="id_ID" w:bidi="id_ID"/>
         </w:rPr>
         <w:t xml:space="preserve">Paulus berbicara secara kiasan tentang kejahatan seakan-akan ia adalah sebuah tanaman, dan tentang </w:t>
@@ -24182,6 +29117,21 @@
       </w:r>
       <w:r>
         <w:rPr>
+          <w:b/>
+          <w:lang w:val="id_ID" w:bidi="id_ID"/>
+        </w:rPr>
+        <w:t>πάντων τῶν κακῶν</w:t>
+      </w:r>
+    </w:p>
+    <w:p>
+      <w:pPr/>
+      <w:r>
+        <w:rPr>
+          <w:lang w:val="id_ID" w:bidi="id_ID"/>
+        </w:rPr>
+      </w:r>
+      <w:r>
+        <w:rPr>
           <w:lang w:val="id_ID" w:bidi="id_ID"/>
         </w:rPr>
         <w:t xml:space="preserve">Paulus menggunakan istilah </w:t>
@@ -24263,6 +29213,21 @@
       </w:r>
       <w:r>
         <w:rPr>
+          <w:b/>
+          <w:lang w:val="id_ID" w:bidi="id_ID"/>
+        </w:rPr>
+        <w:t>ἧς &amp; ὀρεγόμενοι</w:t>
+      </w:r>
+    </w:p>
+    <w:p>
+      <w:pPr/>
+      <w:r>
+        <w:rPr>
+          <w:lang w:val="id_ID" w:bidi="id_ID"/>
+        </w:rPr>
+      </w:r>
+      <w:r>
+        <w:rPr>
           <w:lang w:val="id_ID" w:bidi="id_ID"/>
         </w:rPr>
         <w:t xml:space="preserve">Yang dimaksud di sini adalah orang-orang yang </w:t>
@@ -24324,6 +29289,21 @@
       </w:r>
       <w:r>
         <w:rPr>
+          <w:b/>
+          <w:lang w:val="id_ID" w:bidi="id_ID"/>
+        </w:rPr>
+        <w:t>ἧς τινες ὀρεγόμενοι, ἀπεπλανήθησαν ἀπὸ τῆς πίστεως, καὶ &amp; περιέπειραν</w:t>
+      </w:r>
+    </w:p>
+    <w:p>
+      <w:pPr/>
+      <w:r>
+        <w:rPr>
+          <w:lang w:val="id_ID" w:bidi="id_ID"/>
+        </w:rPr>
+      </w:r>
+      <w:r>
+        <w:rPr>
           <w:lang w:val="id_ID" w:bidi="id_ID"/>
         </w:rPr>
         <w:t>Jika akan membantu dalam bahasa Anda, Anda dapat mengekspresikan frasa pasif ini dengan bentuk aktif. Terjemahan alternatif: "yang telah membuat beberapa orang menjauh dari percaya kepada Yesus" atau "cinta akan uang telah membuat beberapa orang berhenti mengikut Yesus"</w:t>
@@ -24392,6 +29372,21 @@
       </w:r>
       <w:r>
         <w:rPr>
+          <w:b/>
+          <w:lang w:val="id_ID" w:bidi="id_ID"/>
+        </w:rPr>
+        <w:t>ἀπεπλανήθησαν ἀπὸ τῆς πίστεως</w:t>
+      </w:r>
+    </w:p>
+    <w:p>
+      <w:pPr/>
+      <w:r>
+        <w:rPr>
+          <w:lang w:val="id_ID" w:bidi="id_ID"/>
+        </w:rPr>
+      </w:r>
+      <w:r>
+        <w:rPr>
           <w:lang w:val="id_ID" w:bidi="id_ID"/>
         </w:rPr>
         <w:t>Paulus berbicara secara kiasan tentang keinginan akan uang seolah-olah keinginan itu adalah penuntun yang jahat yang dengan sengaja menuntun orang ke jalan yang salah. Terjemahan alternatif: "telah berhenti percaya kepada Yesus karena keinginan mereka akan uang"</w:t>
@@ -24460,6 +29455,21 @@
       </w:r>
       <w:r>
         <w:rPr>
+          <w:b/>
+          <w:lang w:val="id_ID" w:bidi="id_ID"/>
+        </w:rPr>
+        <w:t>ἑαυτοὺς περιέπειραν ὀδύναις πολλαῖς</w:t>
+      </w:r>
+    </w:p>
+    <w:p>
+      <w:pPr/>
+      <w:r>
+        <w:rPr>
+          <w:lang w:val="id_ID" w:bidi="id_ID"/>
+        </w:rPr>
+      </w:r>
+      <w:r>
+        <w:rPr>
           <w:lang w:val="id_ID" w:bidi="id_ID"/>
         </w:rPr>
         <w:t>Paulus berbicara tentang kesedihan seolah-olah itu adalah pedang yang digunakan orang untuk menikam dirinya sendiri. Terjemahan alternatif: "telah mengalami penderitaan yang besar dalam hidup mereka"</w:t>
@@ -24528,6 +29538,21 @@
       </w:r>
       <w:r>
         <w:rPr>
+          <w:b/>
+          <w:lang w:val="id_ID" w:bidi="id_ID"/>
+        </w:rPr>
+        <w:t>ἄνθρωπε Θεοῦ</w:t>
+      </w:r>
+    </w:p>
+    <w:p>
+      <w:pPr/>
+      <w:r>
+        <w:rPr>
+          <w:lang w:val="id_ID" w:bidi="id_ID"/>
+        </w:rPr>
+      </w:r>
+      <w:r>
+        <w:rPr>
           <w:lang w:val="id_ID" w:bidi="id_ID"/>
         </w:rPr>
         <w:t>Terjemahan alternatif: “engkau hamba Allah” atau “engkau yang adalah milik Allah”</w:t>
@@ -24576,6 +29601,21 @@
       </w:r>
       <w:r>
         <w:rPr>
+          <w:b/>
+          <w:lang w:val="id_ID" w:bidi="id_ID"/>
+        </w:rPr>
+        <w:t>ταῦτα φεῦγε</w:t>
+      </w:r>
+    </w:p>
+    <w:p>
+      <w:pPr/>
+      <w:r>
+        <w:rPr>
+          <w:lang w:val="id_ID" w:bidi="id_ID"/>
+        </w:rPr>
+      </w:r>
+      <w:r>
+        <w:rPr>
           <w:lang w:val="id_ID" w:bidi="id_ID"/>
         </w:rPr>
         <w:t>Paulus berbicara tentang pencobaan-pencobaan dan dosa-dosa ini seolah-olah itu adalah hal-hal yang secara fisik dapat dihindari oleh seseorang. Terjemahan alternatif: “pastikan engkau tidak melakukan hal-hal ini”</w:t>
@@ -24644,6 +29684,21 @@
       </w:r>
       <w:r>
         <w:rPr>
+          <w:b/>
+          <w:lang w:val="id_ID" w:bidi="id_ID"/>
+        </w:rPr>
+        <w:t>ταῦτα</w:t>
+      </w:r>
+    </w:p>
+    <w:p>
+      <w:pPr/>
+      <w:r>
+        <w:rPr>
+          <w:lang w:val="id_ID" w:bidi="id_ID"/>
+        </w:rPr>
+      </w:r>
+      <w:r>
+        <w:rPr>
           <w:lang w:val="id_ID" w:bidi="id_ID"/>
         </w:rPr>
         <w:t>Frasa ini dapat merujuk pada: (1) segala sesuatu yang Paulus bicarakan di bagian surat ini (ajaran palsu, kesombongan, pertengkaran, dan cinta akan uang). (2) apa yang Paulus baru saja bicarakan (cinta akan uang). Jika memungkinkan, sebaiknya biarkan saja sebagai satu rujukan umum.</w:t>
@@ -24692,6 +29747,21 @@
       </w:r>
       <w:r>
         <w:rPr>
+          <w:b/>
+          <w:lang w:val="id_ID" w:bidi="id_ID"/>
+        </w:rPr>
+        <w:t>δίωκε</w:t>
+      </w:r>
+    </w:p>
+    <w:p>
+      <w:pPr/>
+      <w:r>
+        <w:rPr>
+          <w:lang w:val="id_ID" w:bidi="id_ID"/>
+        </w:rPr>
+      </w:r>
+      <w:r>
+        <w:rPr>
           <w:lang w:val="id_ID" w:bidi="id_ID"/>
         </w:rPr>
         <w:t>Paulus berbicara tentang kebenaran dan sifat-sifat baik lainnya seolah-olah itu adalah hal-hal yang dapat dikejar dan ditangkap seseorang. Metafora ini adalah kebalikan dari “lari dari.” Artinya berusaha semaksimal mungkin untuk memperoleh sesuatu. Terjemahan lain: “berusaha untuk memperoleh”</w:t>
@@ -24760,6 +29830,21 @@
       </w:r>
       <w:r>
         <w:rPr>
+          <w:b/>
+          <w:lang w:val="id_ID" w:bidi="id_ID"/>
+        </w:rPr>
+        <w:t>ἀγωνίζου τὸν καλὸν ἀγῶνα τῆς πίστεως</w:t>
+      </w:r>
+    </w:p>
+    <w:p>
+      <w:pPr/>
+      <w:r>
+        <w:rPr>
+          <w:lang w:val="id_ID" w:bidi="id_ID"/>
+        </w:rPr>
+      </w:r>
+      <w:r>
+        <w:rPr>
           <w:lang w:val="id_ID" w:bidi="id_ID"/>
         </w:rPr>
         <w:t>Di sini, Paulus berbicara secara kiasan tentang seseorang yang bertekun dalam mengikut Yesus seolah-olah dia adalah seorang pejuang yang berjuang sekuat tenaga, atau seorang atlet yang melakukan yang terbaik untuk memenangkan suatu pertandingan. Terjemahan alternatif: “lakukan yang terbaik untuk menaati Yesus”</w:t>
@@ -24828,6 +29913,21 @@
       </w:r>
       <w:r>
         <w:rPr>
+          <w:b/>
+          <w:lang w:val="id_ID" w:bidi="id_ID"/>
+        </w:rPr>
+        <w:t>ἐπιλαβοῦ τῆς αἰωνίου ζωῆς</w:t>
+      </w:r>
+    </w:p>
+    <w:p>
+      <w:pPr/>
+      <w:r>
+        <w:rPr>
+          <w:lang w:val="id_ID" w:bidi="id_ID"/>
+        </w:rPr>
+      </w:r>
+      <w:r>
+        <w:rPr>
           <w:lang w:val="id_ID" w:bidi="id_ID"/>
         </w:rPr>
         <w:t xml:space="preserve">Paulus berbicara secara kiasan tentang orang-orang yang sangat menginginkan </w:t>
@@ -24909,6 +30009,21 @@
       </w:r>
       <w:r>
         <w:rPr>
+          <w:b/>
+          <w:lang w:val="id_ID" w:bidi="id_ID"/>
+        </w:rPr>
+        <w:t>ἐκλήθης</w:t>
+      </w:r>
+    </w:p>
+    <w:p>
+      <w:pPr/>
+      <w:r>
+        <w:rPr>
+          <w:lang w:val="id_ID" w:bidi="id_ID"/>
+        </w:rPr>
+      </w:r>
+      <w:r>
+        <w:rPr>
           <w:lang w:val="id_ID" w:bidi="id_ID"/>
         </w:rPr>
         <w:t>Jika ini berguna dalam bahasa Anda, Anda dapat mengungkapkan frasa pasif ini dengan bentuk aktif, dan Anda dapat menyatakan siapa yang melakukan tindakan tersebut. Terjemahan alternatif: “untuk itulah Allah memanggil engkau”</w:t>
@@ -24977,6 +30092,21 @@
       </w:r>
       <w:r>
         <w:rPr>
+          <w:b/>
+          <w:lang w:val="id_ID" w:bidi="id_ID"/>
+        </w:rPr>
+        <w:t>ὡμολόγησας τὴν καλὴν ὁμολογίαν</w:t>
+      </w:r>
+    </w:p>
+    <w:p>
+      <w:pPr/>
+      <w:r>
+        <w:rPr>
+          <w:lang w:val="id_ID" w:bidi="id_ID"/>
+        </w:rPr>
+      </w:r>
+      <w:r>
+        <w:rPr>
           <w:lang w:val="id_ID" w:bidi="id_ID"/>
         </w:rPr>
         <w:t>Terjemahan alternatif: “Engkau secara terbuka menyatakan imanmu kepada Yesus”</w:t>
@@ -25025,6 +30155,21 @@
       </w:r>
       <w:r>
         <w:rPr>
+          <w:b/>
+          <w:lang w:val="id_ID" w:bidi="id_ID"/>
+        </w:rPr>
+        <w:t>ἐνώπιον πολλῶν μαρτύρων</w:t>
+      </w:r>
+    </w:p>
+    <w:p>
+      <w:pPr/>
+      <w:r>
+        <w:rPr>
+          <w:lang w:val="id_ID" w:bidi="id_ID"/>
+        </w:rPr>
+      </w:r>
+      <w:r>
+        <w:rPr>
           <w:lang w:val="id_ID" w:bidi="id_ID"/>
         </w:rPr>
         <w:t xml:space="preserve">Implikasinya adalah bahwa pernyataan iman Timotius itu mengikat karena </w:t>
@@ -25106,6 +30251,21 @@
       </w:r>
       <w:r>
         <w:rPr>
+          <w:b/>
+          <w:lang w:val="id_ID" w:bidi="id_ID"/>
+        </w:rPr>
+        <w:t>παραγγέλλω σοι ἐνώπιον τοῦ Θεοῦ</w:t>
+      </w:r>
+    </w:p>
+    <w:p>
+      <w:pPr/>
+      <w:r>
+        <w:rPr>
+          <w:lang w:val="id_ID" w:bidi="id_ID"/>
+        </w:rPr>
+      </w:r>
+      <w:r>
+        <w:rPr>
           <w:lang w:val="id_ID" w:bidi="id_ID"/>
         </w:rPr>
         <w:t xml:space="preserve">Implikasinya adalah bahwa Paulus meminta </w:t>
@@ -25187,6 +30347,21 @@
       </w:r>
       <w:r>
         <w:rPr>
+          <w:b/>
+          <w:lang w:val="id_ID" w:bidi="id_ID"/>
+        </w:rPr>
+        <w:t>τὰ πάντα</w:t>
+      </w:r>
+    </w:p>
+    <w:p>
+      <w:pPr/>
+      <w:r>
+        <w:rPr>
+          <w:lang w:val="id_ID" w:bidi="id_ID"/>
+        </w:rPr>
+      </w:r>
+      <w:r>
+        <w:rPr>
           <w:lang w:val="id_ID" w:bidi="id_ID"/>
         </w:rPr>
         <w:t>Terjemahan alterhatif: “yang menghidupkan segala sesuatu”</w:t>
@@ -25235,6 +30410,21 @@
       </w:r>
       <w:r>
         <w:rPr>
+          <w:b/>
+          <w:lang w:val="id_ID" w:bidi="id_ID"/>
+        </w:rPr>
+        <w:t>τοῦ μαρτυρήσαντος ἐπὶ Ποντίου Πειλάτου τὴν καλὴν ὁμολογίαν</w:t>
+      </w:r>
+    </w:p>
+    <w:p>
+      <w:pPr/>
+      <w:r>
+        <w:rPr>
+          <w:lang w:val="id_ID" w:bidi="id_ID"/>
+        </w:rPr>
+      </w:r>
+      <w:r>
+        <w:rPr>
           <w:lang w:val="id_ID" w:bidi="id_ID"/>
         </w:rPr>
         <w:t>Paulus menawarkan Yesus kepada Timotius sebagai contoh seseorang yang secara terbuka menegaskan ketaatan-Nya kepada Allah bahkan ketika orang lain bersikap bermusuhan dan mengancam. Terjemahan alternatif: “yang mengakui Allah sendiri ketika Pontius Pilatus mengadili-Nya”</w:t>
@@ -25303,6 +30493,21 @@
       </w:r>
       <w:r>
         <w:rPr>
+          <w:b/>
+          <w:lang w:val="id_ID" w:bidi="id_ID"/>
+        </w:rPr>
+        <w:t>ἄσπιλον ἀνεπίλημπτον</w:t>
+      </w:r>
+    </w:p>
+    <w:p>
+      <w:pPr/>
+      <w:r>
+        <w:rPr>
+          <w:lang w:val="id_ID" w:bidi="id_ID"/>
+        </w:rPr>
+      </w:r>
+      <w:r>
+        <w:rPr>
           <w:lang w:val="id_ID" w:bidi="id_ID"/>
         </w:rPr>
         <w:t xml:space="preserve">Istilah </w:t>
@@ -25397,6 +30602,21 @@
       </w:r>
       <w:r>
         <w:rPr>
+          <w:b/>
+          <w:lang w:val="id_ID" w:bidi="id_ID"/>
+        </w:rPr>
+        <w:t>ἄσπιλον</w:t>
+      </w:r>
+    </w:p>
+    <w:p>
+      <w:pPr/>
+      <w:r>
+        <w:rPr>
+          <w:lang w:val="id_ID" w:bidi="id_ID"/>
+        </w:rPr>
+      </w:r>
+      <w:r>
+        <w:rPr>
           <w:lang w:val="id_ID" w:bidi="id_ID"/>
         </w:rPr>
         <w:t>Noda secara kiasan berarti kesalahan moral. Hal ini dapat berarti: (1) Timotius harus hidup sedemikian rupa sehingga Yesus tidak akan mencari-cari kesalahannya atau menyalahkan dia karena berbuat salah. (2) Timotius harus hidup sedemikian rupa sehingga orang lain tidak akan mencari-cari kesalahannya atau menyalahkan dia karena berbuat salah. Terjemahan alternatif: “tanpa cela”</w:t>
@@ -25465,6 +30685,21 @@
       </w:r>
       <w:r>
         <w:rPr>
+          <w:b/>
+          <w:lang w:val="id_ID" w:bidi="id_ID"/>
+        </w:rPr>
+        <w:t>μέχρι τῆς ἐπιφανείας τοῦ Κυρίου ἡμῶν, Ἰησοῦ Χριστοῦ</w:t>
+      </w:r>
+    </w:p>
+    <w:p>
+      <w:pPr/>
+      <w:r>
+        <w:rPr>
+          <w:lang w:val="id_ID" w:bidi="id_ID"/>
+        </w:rPr>
+      </w:r>
+      <w:r>
+        <w:rPr>
           <w:lang w:val="id_ID" w:bidi="id_ID"/>
         </w:rPr>
         <w:t>Terjemahan alternatif: “sampai Tuhan kita Yesus Kristus datang kembali”</w:t>
@@ -25502,6 +30737,21 @@
         <w:rPr>
           <w:lang w:val="id_ID" w:bidi="id_ID"/>
         </w:rPr>
+      </w:r>
+    </w:p>
+    <w:p>
+      <w:pPr/>
+      <w:r>
+        <w:rPr>
+          <w:lang w:val="id_ID" w:bidi="id_ID"/>
+        </w:rPr>
+      </w:r>
+      <w:r>
+        <w:rPr>
+          <w:b/>
+          <w:lang w:val="id_ID" w:bidi="id_ID"/>
+        </w:rPr>
+        <w:t>καιροῖς ἰδίοις</w:t>
       </w:r>
     </w:p>
     <w:p>
@@ -25599,6 +30849,21 @@
       </w:r>
       <w:r>
         <w:rPr>
+          <w:b/>
+          <w:lang w:val="id_ID" w:bidi="id_ID"/>
+        </w:rPr>
+        <w:t>ὁ μακάριος καὶ μόνος Δυνάστης</w:t>
+      </w:r>
+    </w:p>
+    <w:p>
+      <w:pPr/>
+      <w:r>
+        <w:rPr>
+          <w:lang w:val="id_ID" w:bidi="id_ID"/>
+        </w:rPr>
+      </w:r>
+      <w:r>
+        <w:rPr>
           <w:lang w:val="id_ID" w:bidi="id_ID"/>
         </w:rPr>
         <w:t>Ungkapan ini secara implisit mengacu pada Allah. Terjemahan alternatif: “Allah, Yang kami puji, satu-satunya yang memerintah dunia”</w:t>
@@ -25667,6 +30932,21 @@
       </w:r>
       <w:r>
         <w:rPr>
+          <w:b/>
+          <w:lang w:val="id_ID" w:bidi="id_ID"/>
+        </w:rPr>
+        <w:t>ὁ μόνος ἔχων ἀθανασίαν</w:t>
+      </w:r>
+    </w:p>
+    <w:p>
+      <w:pPr/>
+      <w:r>
+        <w:rPr>
+          <w:lang w:val="id_ID" w:bidi="id_ID"/>
+        </w:rPr>
+      </w:r>
+      <w:r>
+        <w:rPr>
           <w:lang w:val="id_ID" w:bidi="id_ID"/>
         </w:rPr>
         <w:t>Terjemahan lain: “satu-satunya yang selalu ada”</w:t>
@@ -25715,6 +30995,21 @@
       </w:r>
       <w:r>
         <w:rPr>
+          <w:b/>
+          <w:lang w:val="id_ID" w:bidi="id_ID"/>
+        </w:rPr>
+        <w:t>φῶς οἰκῶν ἀπρόσιτον</w:t>
+      </w:r>
+    </w:p>
+    <w:p>
+      <w:pPr/>
+      <w:r>
+        <w:rPr>
+          <w:lang w:val="id_ID" w:bidi="id_ID"/>
+        </w:rPr>
+      </w:r>
+      <w:r>
+        <w:rPr>
           <w:lang w:val="id_ID" w:bidi="id_ID"/>
         </w:rPr>
         <w:t>Terjemahan lain: “yang hidup dalam cahaya yang sangat terang sehingga tak seorang pun dapat mendekatinya”</w:t>
@@ -25763,6 +31058,21 @@
       </w:r>
       <w:r>
         <w:rPr>
+          <w:b/>
+          <w:lang w:val="id_ID" w:bidi="id_ID"/>
+        </w:rPr>
+        <w:t>οὐδεὶς ἀνθρώπων</w:t>
+      </w:r>
+    </w:p>
+    <w:p>
+      <w:pPr/>
+      <w:r>
+        <w:rPr>
+          <w:lang w:val="id_ID" w:bidi="id_ID"/>
+        </w:rPr>
+      </w:r>
+      <w:r>
+        <w:rPr>
           <w:lang w:val="id_ID" w:bidi="id_ID"/>
         </w:rPr>
         <w:t xml:space="preserve">Paulus menggunakan istilah </w:t>
@@ -25844,6 +31154,21 @@
       </w:r>
       <w:r>
         <w:rPr>
+          <w:b/>
+          <w:lang w:val="id_ID" w:bidi="id_ID"/>
+        </w:rPr>
+        <w:t>τοῖς πλουσίοις</w:t>
+      </w:r>
+    </w:p>
+    <w:p>
+      <w:pPr/>
+      <w:r>
+        <w:rPr>
+          <w:lang w:val="id_ID" w:bidi="id_ID"/>
+        </w:rPr>
+      </w:r>
+      <w:r>
+        <w:rPr>
           <w:lang w:val="id_ID" w:bidi="id_ID"/>
         </w:rPr>
         <w:t xml:space="preserve">Paulus menggunakan kata sifat </w:t>
@@ -25928,6 +31253,21 @@
           <w:b/>
           <w:lang w:val="id_ID" w:bidi="id_ID"/>
         </w:rPr>
+        <w:t>ἐν τῷ νῦν αἰῶνι</w:t>
+      </w:r>
+    </w:p>
+    <w:p>
+      <w:pPr/>
+      <w:r>
+        <w:rPr>
+          <w:lang w:val="id_ID" w:bidi="id_ID"/>
+        </w:rPr>
+      </w:r>
+      <w:r>
+        <w:rPr>
+          <w:b/>
+          <w:lang w:val="id_ID" w:bidi="id_ID"/>
+        </w:rPr>
         <w:t>Zaman ini</w:t>
       </w:r>
       <w:r>
@@ -25980,6 +31320,21 @@
       </w:r>
       <w:r>
         <w:rPr>
+          <w:b/>
+          <w:lang w:val="id_ID" w:bidi="id_ID"/>
+        </w:rPr>
+        <w:t>πλούτου ἀδηλότητι</w:t>
+      </w:r>
+    </w:p>
+    <w:p>
+      <w:pPr/>
+      <w:r>
+        <w:rPr>
+          <w:lang w:val="id_ID" w:bidi="id_ID"/>
+        </w:rPr>
+      </w:r>
+      <w:r>
+        <w:rPr>
           <w:lang w:val="id_ID" w:bidi="id_ID"/>
         </w:rPr>
         <w:t xml:space="preserve">Jika ini berguna dalam bahasa Anda, Anda dapat mengungkapkan gagasan di balik kata benda abstrak </w:t>
@@ -26061,6 +31416,21 @@
       </w:r>
       <w:r>
         <w:rPr>
+          <w:b/>
+          <w:lang w:val="id_ID" w:bidi="id_ID"/>
+        </w:rPr>
+        <w:t>πάντα</w:t>
+      </w:r>
+    </w:p>
+    <w:p>
+      <w:pPr/>
+      <w:r>
+        <w:rPr>
+          <w:lang w:val="id_ID" w:bidi="id_ID"/>
+        </w:rPr>
+      </w:r>
+      <w:r>
+        <w:rPr>
           <w:lang w:val="id_ID" w:bidi="id_ID"/>
         </w:rPr>
         <w:t xml:space="preserve">Secara </w:t>
@@ -26142,6 +31512,21 @@
       </w:r>
       <w:r>
         <w:rPr>
+          <w:b/>
+          <w:lang w:val="id_ID" w:bidi="id_ID"/>
+        </w:rPr>
+        <w:t>πλουτεῖν ἐν ἔργοις καλοῖς</w:t>
+      </w:r>
+    </w:p>
+    <w:p>
+      <w:pPr/>
+      <w:r>
+        <w:rPr>
+          <w:lang w:val="id_ID" w:bidi="id_ID"/>
+        </w:rPr>
+      </w:r>
+      <w:r>
+        <w:rPr>
           <w:lang w:val="id_ID" w:bidi="id_ID"/>
         </w:rPr>
         <w:t>Paulus berbicara secara kiasan tentang melakukan sesuatu untuk membantu orang lain sebagai cara untuk menjadi kaya, namun hal itu diukur dengan sesuatu selain uang. Terjemahan lain: “melayani dan membantu orang lain dalam banyak cara”</w:t>
@@ -26210,6 +31595,21 @@
       </w:r>
       <w:r>
         <w:rPr>
+          <w:b/>
+          <w:lang w:val="id_ID" w:bidi="id_ID"/>
+        </w:rPr>
+        <w:t>ἀποθησαυρίζοντας ἑαυτοῖς θεμέλιον καλὸν εἰς τὸ μέλλον</w:t>
+      </w:r>
+    </w:p>
+    <w:p>
+      <w:pPr/>
+      <w:r>
+        <w:rPr>
+          <w:lang w:val="id_ID" w:bidi="id_ID"/>
+        </w:rPr>
+      </w:r>
+      <w:r>
+        <w:rPr>
           <w:lang w:val="id_ID" w:bidi="id_ID"/>
         </w:rPr>
         <w:t xml:space="preserve">Paulus berbicara secara kiasan tentang berkat-berkat yang akan Tuhan berikan kepada mereka yang telah melayani Dia dengan setia seolah-olah itu adalah kekayaan yang </w:t>
@@ -26280,6 +31680,21 @@
         <w:rPr>
           <w:lang w:val="id_ID" w:bidi="id_ID"/>
         </w:rPr>
+      </w:r>
+    </w:p>
+    <w:p>
+      <w:pPr/>
+      <w:r>
+        <w:rPr>
+          <w:lang w:val="id_ID" w:bidi="id_ID"/>
+        </w:rPr>
+      </w:r>
+      <w:r>
+        <w:rPr>
+          <w:b/>
+          <w:lang w:val="id_ID" w:bidi="id_ID"/>
+        </w:rPr>
+        <w:t>εἰς τὸ μέλλον</w:t>
       </w:r>
     </w:p>
     <w:p>
@@ -26377,6 +31792,21 @@
       </w:r>
       <w:r>
         <w:rPr>
+          <w:b/>
+          <w:lang w:val="id_ID" w:bidi="id_ID"/>
+        </w:rPr>
+        <w:t>ἐπιλάβωνται τῆς ὄντως ζωῆς</w:t>
+      </w:r>
+    </w:p>
+    <w:p>
+      <w:pPr/>
+      <w:r>
+        <w:rPr>
+          <w:lang w:val="id_ID" w:bidi="id_ID"/>
+        </w:rPr>
+      </w:r>
+      <w:r>
+        <w:rPr>
           <w:lang w:val="id_ID" w:bidi="id_ID"/>
         </w:rPr>
         <w:t xml:space="preserve">Paulus menggunakan gambaran yang sama seperti dalam frasa </w:t>
@@ -26489,6 +31919,21 @@
       </w:r>
       <w:r>
         <w:rPr>
+          <w:b/>
+          <w:lang w:val="id_ID" w:bidi="id_ID"/>
+        </w:rPr>
+        <w:t>τὴν παραθήκην φύλαξον</w:t>
+      </w:r>
+    </w:p>
+    <w:p>
+      <w:pPr/>
+      <w:r>
+        <w:rPr>
+          <w:lang w:val="id_ID" w:bidi="id_ID"/>
+        </w:rPr>
+      </w:r>
+      <w:r>
+        <w:rPr>
           <w:lang w:val="id_ID" w:bidi="id_ID"/>
         </w:rPr>
         <w:t>Implikasinya adalah bahwa Yesus telah mempercayakan pesan kepada Timotius untuk diberitakan tentang dia. Terjemahan lain: “lindungi pesan tentang Yesus yang telah Ia berikan kepada Anda”</w:t>
@@ -26557,6 +32002,21 @@
       </w:r>
       <w:r>
         <w:rPr>
+          <w:b/>
+          <w:lang w:val="id_ID" w:bidi="id_ID"/>
+        </w:rPr>
+        <w:t>τὰς βεβήλους κενοφωνίας</w:t>
+      </w:r>
+    </w:p>
+    <w:p>
+      <w:pPr/>
+      <w:r>
+        <w:rPr>
+          <w:lang w:val="id_ID" w:bidi="id_ID"/>
+        </w:rPr>
+      </w:r>
+      <w:r>
+        <w:rPr>
           <w:lang w:val="id_ID" w:bidi="id_ID"/>
         </w:rPr>
         <w:t xml:space="preserve">Untuk menghindari </w:t>
@@ -26638,6 +32098,21 @@
       </w:r>
       <w:r>
         <w:rPr>
+          <w:b/>
+          <w:lang w:val="id_ID" w:bidi="id_ID"/>
+        </w:rPr>
+        <w:t>ἀντιθέσεις τῆς ψευδωνύμου γνώσεως</w:t>
+      </w:r>
+    </w:p>
+    <w:p>
+      <w:pPr/>
+      <w:r>
+        <w:rPr>
+          <w:lang w:val="id_ID" w:bidi="id_ID"/>
+        </w:rPr>
+      </w:r>
+      <w:r>
+        <w:rPr>
           <w:lang w:val="id_ID" w:bidi="id_ID"/>
         </w:rPr>
         <w:t>Hal ini dapat berarti: (1) guru-guru palsu tersebut mengatakan hal-hal yang bertentangan dengan kepercayaan Kristen yang sejati. Terjemahan lain: “dan ajaran-ajaran yang bertentangan dengan kita” atau “dan pernyataan-pernyataan yang berlawanan” (2) guru-guru palsu mengatakan hal-hal yang tidak mungkin semuanya benar pada saat yang bersamaan.</w:t>
@@ -26675,6 +32150,21 @@
         <w:rPr>
           <w:lang w:val="id_ID" w:bidi="id_ID"/>
         </w:rPr>
+      </w:r>
+    </w:p>
+    <w:p>
+      <w:pPr/>
+      <w:r>
+        <w:rPr>
+          <w:lang w:val="id_ID" w:bidi="id_ID"/>
+        </w:rPr>
+      </w:r>
+      <w:r>
+        <w:rPr>
+          <w:b/>
+          <w:lang w:val="id_ID" w:bidi="id_ID"/>
+        </w:rPr>
+        <w:t>περὶ τὴν πίστιν ἠστόχησαν</w:t>
       </w:r>
     </w:p>
     <w:p>
@@ -26772,6 +32262,21 @@
       </w:r>
       <w:r>
         <w:rPr>
+          <w:b/>
+          <w:lang w:val="id_ID" w:bidi="id_ID"/>
+        </w:rPr>
+        <w:t>ἡ χάρις μεθ’ ὑμῶν</w:t>
+      </w:r>
+    </w:p>
+    <w:p>
+      <w:pPr/>
+      <w:r>
+        <w:rPr>
+          <w:lang w:val="id_ID" w:bidi="id_ID"/>
+        </w:rPr>
+      </w:r>
+      <w:r>
+        <w:rPr>
           <w:lang w:val="id_ID" w:bidi="id_ID"/>
         </w:rPr>
         <w:t>Jika hal ini dapat membantu dalam bahasa Anda, Anda dapat menyatakan secara eksplisit siapa yang akan memberikan rahmat ini dan siapa yang menurut Paulus akan mewujudkannya. Terjemahan lain: “semoga Tuhan memberikan rahmat kepada kalian semua”</w:t>
@@ -26809,6 +32314,21 @@
         <w:rPr>
           <w:lang w:val="id_ID" w:bidi="id_ID"/>
         </w:rPr>
+      </w:r>
+    </w:p>
+    <w:p>
+      <w:pPr/>
+      <w:r>
+        <w:rPr>
+          <w:lang w:val="id_ID" w:bidi="id_ID"/>
+        </w:rPr>
+      </w:r>
+      <w:r>
+        <w:rPr>
+          <w:b/>
+          <w:lang w:val="id_ID" w:bidi="id_ID"/>
+        </w:rPr>
+        <w:t>ἡ χάρις μεθ’ ὑμῶν</w:t>
       </w:r>
     </w:p>
     <w:p>

--- a/ind/docx/54.content.docx
+++ b/ind/docx/54.content.docx
@@ -28,49 +28,15 @@
       </w:r>
     </w:p>
     <w:p>
-      <w:pPr>
-        <w:pStyle w:val="Heading2"/>
-      </w:pPr>
-      <w:r>
-        <w:rPr>
-          <w:lang w:val="id_ID" w:bidi="id_ID"/>
-        </w:rPr>
-        <w:t>License Information</w:t>
-      </w:r>
-      <w:r>
-        <w:rPr>
-          <w:lang w:val="id_ID" w:bidi="id_ID"/>
-        </w:rPr>
-      </w:r>
-    </w:p>
-    <w:p>
-      <w:pPr/>
-      <w:r>
-        <w:rPr>
-          <w:lang w:val="id_ID" w:bidi="id_ID"/>
-        </w:rPr>
-      </w:r>
-      <w:r>
-        <w:rPr>
-          <w:b/>
-          <w:lang w:val="id_ID" w:bidi="id_ID"/>
-        </w:rPr>
-        <w:t>Catatan Terjemahan (unfoldingWord)</w:t>
-      </w:r>
-      <w:r>
-        <w:rPr>
-          <w:lang w:val="id_ID" w:bidi="id_ID"/>
-        </w:rPr>
-        <w:t xml:space="preserve"> (Indonesian) is based on</w:t>
-      </w:r>
-      <w:r>
-        <w:rPr>
-          <w:lang w:val="id_ID" w:bidi="id_ID"/>
-        </w:rPr>
-        <w:t xml:space="preserve">: </w:t>
-      </w:r>
-      <w:r>
-        <w:rPr>
+      <w:pPr/>
+      <w:r>
+        <w:rPr>
+          <w:lang w:val="id_ID" w:bidi="id_ID"/>
+        </w:rPr>
+      </w:r>
+      <w:r>
+        <w:rPr>
+          <w:b/>
           <w:lang w:val="id_ID" w:bidi="id_ID"/>
         </w:rPr>
         <w:t>unfoldingWord® Translation Notes</w:t>
@@ -79,62 +45,31 @@
         <w:rPr>
           <w:lang w:val="id_ID" w:bidi="id_ID"/>
         </w:rPr>
-        <w:t xml:space="preserve">, </w:t>
-      </w:r>
-      <w:hyperlink r:id="rId13">
-        <w:r>
-          <w:rPr>
-            <w:lang w:val="id_ID" w:bidi="id_ID"/>
-          </w:rPr>
-          <w:rPr>
-            <w:color w:val="0000EE"/>
-            <w:u w:val="single"/>
-          </w:rPr>
-          <w:t>unfoldingWord</w:t>
-        </w:r>
-      </w:hyperlink>
-      <w:r>
-        <w:rPr>
-          <w:lang w:val="id_ID" w:bidi="id_ID"/>
-        </w:rPr>
-        <w:t xml:space="preserve">, 2022, which is licensed under a </w:t>
-      </w:r>
-      <w:hyperlink r:id="rId14">
-        <w:r>
-          <w:rPr>
-            <w:lang w:val="id_ID" w:bidi="id_ID"/>
-          </w:rPr>
-          <w:rPr>
-            <w:color w:val="0000EE"/>
-            <w:u w:val="single"/>
-          </w:rPr>
-          <w:t>CC BY-SA 4.0 license</w:t>
-        </w:r>
-      </w:hyperlink>
-      <w:r>
-        <w:rPr>
-          <w:lang w:val="id_ID" w:bidi="id_ID"/>
-        </w:rPr>
-        <w:t>.</w:t>
-      </w:r>
-      <w:r>
-        <w:rPr>
-          <w:lang w:val="id_ID" w:bidi="id_ID"/>
-        </w:rPr>
-      </w:r>
-    </w:p>
-    <w:p>
-      <w:pPr/>
-      <w:r>
-        <w:rPr>
-          <w:lang w:val="id_ID" w:bidi="id_ID"/>
-        </w:rPr>
-      </w:r>
-      <w:r>
-        <w:rPr>
-          <w:lang w:val="id_ID" w:bidi="id_ID"/>
-        </w:rPr>
-        <w:t>This PDF version is provided under the same license.</w:t>
+        <w:t xml:space="preserve"> © 2022 unfoldingWord. Released under CC BY-SA 4.0 license. </w:t>
+      </w:r>
+      <w:r>
+        <w:rPr>
+          <w:lang w:val="id_ID" w:bidi="id_ID"/>
+        </w:rPr>
+        <w:t>unfoldingWord® Translation Notes</w:t>
+      </w:r>
+      <w:r>
+        <w:rPr>
+          <w:lang w:val="id_ID" w:bidi="id_ID"/>
+        </w:rPr>
+        <w:t xml:space="preserve"> has been adapted in the following languages: Tok Pisin, Arabic (عربي), French (Français), Hindi (हिंदी), Indonesian (Bahasa Indonesia), Portuguese (Português), Russian (Русский), Spanish (Español), Swahili (Kiswahili), and Simplified Chinese (简体中文) from </w:t>
+      </w:r>
+      <w:r>
+        <w:rPr>
+          <w:lang w:val="id_ID" w:bidi="id_ID"/>
+        </w:rPr>
+        <w:t>unfoldingWord® Translation Notes</w:t>
+      </w:r>
+      <w:r>
+        <w:rPr>
+          <w:lang w:val="id_ID" w:bidi="id_ID"/>
+        </w:rPr>
+        <w:t xml:space="preserve"> © 2022 unfoldingWord. Released under CC BY-SA 4.0 license by Mission Mutual</w:t>
       </w:r>
       <w:r>
         <w:rPr>
@@ -1127,7 +1062,7 @@
         </w:rPr>
         <w:t xml:space="preserve"> adalah menunjuk pada Timotius dan karenanya berbentuk tunggal. Satu catatan akan membahas adanya satu pengecualian di </w:t>
       </w:r>
-      <w:hyperlink r:id="rId15">
+      <w:hyperlink r:id="rId13">
         <w:r>
           <w:rPr>
             <w:lang w:val="id_ID" w:bidi="id_ID"/>
@@ -1916,7 +1851,7 @@
         </w:rPr>
         <w:t xml:space="preserve"> merujuk pada apa yang Paulus telah perintahkan kepada Timotius untuk disampaikan kepada “orang-orang tertentu” di Efesus (lihat </w:t>
       </w:r>
-      <w:hyperlink r:id="rId16">
+      <w:hyperlink r:id="rId14">
         <w:r>
           <w:rPr>
             <w:lang w:val="id_ID" w:bidi="id_ID"/>
@@ -5674,7 +5609,7 @@
         </w:rPr>
         <w:t xml:space="preserve"> adalah yang tidak menyadarkan seseorang melakukan kesalahan. Jika ini berguna dalam bahasa Anda, Anda dapat menggunakan frasa serupa atau menyatakan artinya dengan jelas. Lihat bagaimana Anda menerjemahkan frasa ini dalam </w:t>
       </w:r>
-      <w:hyperlink r:id="rId17">
+      <w:hyperlink r:id="rId15">
         <w:r>
           <w:rPr>
             <w:lang w:val="id_ID" w:bidi="id_ID"/>
@@ -6312,7 +6247,7 @@
         </w:rPr>
         <w:t xml:space="preserve">Seperti di </w:t>
       </w:r>
-      <w:hyperlink r:id="rId18">
+      <w:hyperlink r:id="rId16">
         <w:r>
           <w:rPr>
             <w:lang w:val="id_ID" w:bidi="id_ID"/>
@@ -9106,7 +9041,7 @@
         </w:rPr>
         <w:t xml:space="preserve">Seperti dalam </w:t>
       </w:r>
-      <w:hyperlink r:id="rId19">
+      <w:hyperlink r:id="rId17">
         <w:r>
           <w:rPr>
             <w:lang w:val="id_ID" w:bidi="id_ID"/>
@@ -10229,7 +10164,7 @@
         </w:rPr>
         <w:t xml:space="preserve">Seperti di </w:t>
       </w:r>
-      <w:hyperlink r:id="rId18">
+      <w:hyperlink r:id="rId16">
         <w:r>
           <w:rPr>
             <w:lang w:val="id_ID" w:bidi="id_ID"/>
@@ -12509,7 +12444,7 @@
         </w:rPr>
         <w:t xml:space="preserve">Lihat bagaimana Anda menerjemahkan frasa ini dalam </w:t>
       </w:r>
-      <w:hyperlink r:id="rId20">
+      <w:hyperlink r:id="rId18">
         <w:r>
           <w:rPr>
             <w:lang w:val="id_ID" w:bidi="id_ID"/>
@@ -15990,7 +15925,7 @@
         </w:rPr>
         <w:t xml:space="preserve"> ini berisi ucapan syukur yang ia rujuk dalam </w:t>
       </w:r>
-      <w:hyperlink r:id="rId21">
+      <w:hyperlink r:id="rId19">
         <w:r>
           <w:rPr>
             <w:lang w:val="id_ID" w:bidi="id_ID"/>
@@ -16187,7 +16122,7 @@
         </w:rPr>
         <w:t xml:space="preserve"> dapat merujuk pada instruksi yang telah diberikan Paulus dalam </w:t>
       </w:r>
-      <w:hyperlink r:id="rId22">
+      <w:hyperlink r:id="rId20">
         <w:r>
           <w:rPr>
             <w:lang w:val="id_ID" w:bidi="id_ID"/>
@@ -16205,7 +16140,7 @@
         </w:rPr>
         <w:t xml:space="preserve">, </w:t>
       </w:r>
-      <w:hyperlink r:id="rId23">
+      <w:hyperlink r:id="rId21">
         <w:r>
           <w:rPr>
             <w:lang w:val="id_ID" w:bidi="id_ID"/>
@@ -16753,7 +16688,7 @@
         </w:rPr>
         <w:t xml:space="preserve">Istilah "nenek-nenek tua" adalah sebuah ungkapan yang berarti "konyol" atau "bodoh". Paulus memberi tahu Timotius dalam </w:t>
       </w:r>
-      <w:hyperlink r:id="rId24">
+      <w:hyperlink r:id="rId22">
         <w:r>
           <w:rPr>
             <w:lang w:val="id_ID" w:bidi="id_ID"/>
@@ -16867,7 +16802,7 @@
         </w:rPr>
         <w:t xml:space="preserve"> mengacu pada jenis cerita tertentu yang umumnya dianggap tidak dapat dipercaya. Jenis cerita ini sering kali tentang apa yang dilakukan orang-orang penting di masa lalu. Sering kali, banyak orang dalam suatu budaya mengetahui kisah-kisah ini tetapi tidak menganggapnya sebagai narasi sejarah yang dapat dipercaya. Lihat bagaimana Anda menerjemahkan kata ini dalam </w:t>
       </w:r>
-      <w:hyperlink r:id="rId25">
+      <w:hyperlink r:id="rId23">
         <w:r>
           <w:rPr>
             <w:lang w:val="id_ID" w:bidi="id_ID"/>
@@ -17316,7 +17251,7 @@
         </w:rPr>
         <w:t xml:space="preserve">Seperti dalam </w:t>
       </w:r>
-      <w:hyperlink r:id="rId18">
+      <w:hyperlink r:id="rId16">
         <w:r>
           <w:rPr>
             <w:lang w:val="id_ID" w:bidi="id_ID"/>
@@ -17334,7 +17269,7 @@
         </w:rPr>
         <w:t xml:space="preserve"> dan </w:t>
       </w:r>
-      <w:hyperlink r:id="rId26">
+      <w:hyperlink r:id="rId24">
         <w:r>
           <w:rPr>
             <w:lang w:val="id_ID" w:bidi="id_ID"/>
@@ -17428,7 +17363,7 @@
         </w:rPr>
         <w:t xml:space="preserve">Lihat bagaimana Anda menerjemahkan frasa ini dalam </w:t>
       </w:r>
-      <w:hyperlink r:id="rId18">
+      <w:hyperlink r:id="rId16">
         <w:r>
           <w:rPr>
             <w:lang w:val="id_ID" w:bidi="id_ID"/>
@@ -17714,7 +17649,7 @@
         </w:rPr>
         <w:t xml:space="preserve">Lihat bagaimana Anda menerjemahkan frasa ini dalam </w:t>
       </w:r>
-      <w:hyperlink r:id="rId27">
+      <w:hyperlink r:id="rId25">
         <w:r>
           <w:rPr>
             <w:lang w:val="id_ID" w:bidi="id_ID"/>
@@ -21111,7 +21046,7 @@
         </w:rPr>
         <w:t xml:space="preserve">Pernyataan ini tampaknya merujuk kembali kepada </w:t>
       </w:r>
-      <w:hyperlink r:id="rId28">
+      <w:hyperlink r:id="rId26">
         <w:r>
           <w:rPr>
             <w:lang w:val="id_ID" w:bidi="id_ID"/>
@@ -21129,7 +21064,7 @@
         </w:rPr>
         <w:t xml:space="preserve">, "Perintahkanlah dan ajarkanlah semuanya itu," yang Paulus katakan kepada Timotius setelah memerintahkannya dalam </w:t>
       </w:r>
-      <w:hyperlink r:id="rId29">
+      <w:hyperlink r:id="rId27">
         <w:r>
           <w:rPr>
             <w:lang w:val="id_ID" w:bidi="id_ID"/>
@@ -21760,7 +21695,7 @@
         </w:rPr>
         <w:t xml:space="preserve">Seperti ungkapan serupa dalam </w:t>
       </w:r>
-      <w:hyperlink r:id="rId20">
+      <w:hyperlink r:id="rId18">
         <w:r>
           <w:rPr>
             <w:lang w:val="id_ID" w:bidi="id_ID"/>
@@ -22670,7 +22605,7 @@
         </w:rPr>
         <w:t xml:space="preserve">Istilah "janji" di sini mengacu pada komitmen yang dibuat oleh para janda, seperti yang dijelaskan dalam catatan terakhir pada </w:t>
       </w:r>
-      <w:hyperlink r:id="rId30">
+      <w:hyperlink r:id="rId28">
         <w:r>
           <w:rPr>
             <w:lang w:val="id_ID" w:bidi="id_ID"/>
@@ -26449,7 +26384,7 @@
         </w:rPr>
         <w:t xml:space="preserve"> dalam </w:t>
       </w:r>
-      <w:hyperlink r:id="rId31">
+      <w:hyperlink r:id="rId29">
         <w:r>
           <w:rPr>
             <w:lang w:val="id_ID" w:bidi="id_ID"/>
@@ -26709,7 +26644,7 @@
         </w:rPr>
         <w:t xml:space="preserve">Paulus berbicara secara kiasan tentang orang yang sombong secara berlebihan seolah-olah mereka digelembungkan dengan udara. Lihat bagaimana Anda menerjemahkan frasa ini dalam </w:t>
       </w:r>
-      <w:hyperlink r:id="rId32">
+      <w:hyperlink r:id="rId30">
         <w:r>
           <w:rPr>
             <w:lang w:val="id_ID" w:bidi="id_ID"/>
@@ -30832,7 +30767,7 @@
         </w:rPr>
         <w:t xml:space="preserve">Lihat bagaimana Anda menerjemahkan ungkapan ini dalam </w:t>
       </w:r>
-      <w:hyperlink r:id="rId33">
+      <w:hyperlink r:id="rId31">
         <w:r>
           <w:rPr>
             <w:lang w:val="id_ID" w:bidi="id_ID"/>
@@ -31775,7 +31710,7 @@
         </w:rPr>
         <w:t xml:space="preserve">Dalam Perjanjian Baru, ungkapan ini bisa merujuk pada berbagai hal, namun dalam kasus ini sepertinya merujuk pada kehidupan baru yang akan dimiliki orang-orang percaya di hadirat Allah setelah kematian dan akhir sejarah. Hal ini setara dengan ungkapan “kehidupan yang akan datang” dalam </w:t>
       </w:r>
-      <w:hyperlink r:id="rId34">
+      <w:hyperlink r:id="rId32">
         <w:r>
           <w:rPr>
             <w:lang w:val="id_ID" w:bidi="id_ID"/>
@@ -31902,7 +31837,7 @@
         </w:rPr>
         <w:t xml:space="preserve"> dalam </w:t>
       </w:r>
-      <w:hyperlink r:id="rId35">
+      <w:hyperlink r:id="rId33">
         <w:r>
           <w:rPr>
             <w:lang w:val="id_ID" w:bidi="id_ID"/>
@@ -32245,7 +32180,7 @@
         </w:rPr>
         <w:t xml:space="preserve">Lihat bagaimana Anda menerjemahkan ungkapan ini dalam </w:t>
       </w:r>
-      <w:hyperlink r:id="rId36">
+      <w:hyperlink r:id="rId34">
         <w:r>
           <w:rPr>
             <w:lang w:val="id_ID" w:bidi="id_ID"/>

--- a/ind/docx/54.content.docx
+++ b/ind/docx/54.content.docx
@@ -141,13 +141,6 @@
         <w:rPr>
           <w:lang w:val="id_ID" w:bidi="id_ID"/>
         </w:rPr>
-      </w:r>
-      <w:r>
-        <w:rPr>
-          <w:i/>
-          <w:lang w:val="id_ID" w:bidi="id_ID"/>
-        </w:rPr>
-        <w:t>1 Timotius 1:1 (#1), 1 Timotius 1:1 (#2), 1 Timotius 1:1 (#3), 1 Timotius 1:1 (#4), 1 Timotius 1:2 (#1), 1 Timotius 1:2 (#2), 1 Timotius 1:2 (#4), 1 Timotius 1:2 (#3), 1 Timotius 1:3 (#1), 1 Timotius 1:3 (#2), 1 Timotius 1:3 (#6), 1 Timotius 1:4 (#1), 1 Timotius 1:4 (#2), 1 Timotius 1:4 (#3), 1 Timotius 1:4 (#4), 1 Timotius 1:4 (#5), 1 Timotius 1:4 (#6), 1 Timotius 1:5 (#1), 1 Timotius 1:5 (#3), 1 Timotius 1:5 (#4), 1 Timotius 1:5 (#5), 1 Timotius 1:5 (#7), 1 Timotius 1:5 (#9), 1 Timotius 1:6 (#1), 1 Timotius 1:6 (#2), 1 Timotius 1:7 (#1), 1 Timotius 1:7 (#3), 1 Timotius 1:7 (#4), 1 Timotius 1:8 (#1), 1 Timotius 1:8 (#3), 1 Timotius 1:9 (#1), 1 Timotius 1:9 (#2), 1 Timotius 1:9 (#4), 1 Timotius 1:9 (#5), 1 Timotius 1:9 (#6), 1 Timotius 1:10 (#1), 1 Timotius 1:10 (#2), 1 Timotius 1:10 (#4), 1 Timotius 1:10 (#5), 1 Timotius 1:11 (#1), 1 Timotius 1:11 (#2), 1 Timotius 1:12 (#1), 1 Timotius 1:12 (#2), 1 Timotius 1:12 (#3), 1 Timotius 1:13 (#1), 1 Timotius 1:13 (#4), 1 Timotius 1:13 (#5), 1 Timotius 1:14 (#1), 1 Timotius 1:14 (#2), 1 Timotius 1:14 (#3), 1 Timotius 1:15 (#1), 1 Timotius 1:15 (#2), 1 Timotius 1:15 (#3), 1 Timotius 1:15 (#4), 1 Timotius 1:16 (#1), 1 Timotius 1:16 (#2), 1 Timotius 1:17 (#1), 1 Timotius 1:17 (#2), 1 Timotius 1:18 (#1), 1 Timotius 1:18 (#2), 1 Timotius 1:18 (#3), 1 Timotius 1:18 (#4), 1 Timotius 1:19 (#1), 1 Timotius 1:19 (#2), 1 Timotius 1:19 (#3), 1 Timotius 1:19 (#4), 1 Timotius 1:20 (#1), 1 Timotius 1:20 (#2), 1 Timotius 1:20 (#4), 1 Timotius 2:1 (#2), 1 Timotius 2:1 (#1), 1 Timotius 2:1 (#3), 1 Timotius 2:1 (#4), 1 Timotius 2:2 (#1), 1 Timotius 2:3 (#1), 1 Timotius 2:4 (#1), 1 Timotius 2:4 (#2), 1 Timotius 2:4 (#3), 1 Timotius 2:5 (#1), 1 Timotius 2:5 (#2), 1 Timotius 2:5 (#3), 1 Timotius 2:6 (#1), 1 Timotius 2:6 (#2), 1 Timotius 2:6 (#3), 1 Timotius 2:6 (#4), 1 Timotius 2:7 (#1), 1 Timotius 2:7 (#2), 1 Timotius 2:7 (#3), 1 Timotius 2:7 (#6), 1 Timotius 2:7 (#5), 1 Timotius 2:7 (#7), 1 Timotius 2:7 (#8), 1 Timotius 2:8 (#1), 1 Timotius 2:8 (#2), 1 Timotius 2:8 (#3), 1 Timotius 2:9 (#1), 1 Timotius 2:9 (#2), 1 Timotius 2:9 (#3), 1 Timotius 2:9 (#4), 1 Timotius 2:10 (#1), 1 Timotius 2:11 (#1), 1 Timotius 2:11 (#2), 1 Timotius 2:12 (#1), 1 Timotius 2:13 (#1), 1 Timotius 2:13 (#2), 1 Timotius 2:14 (#1), 1 Timotius 2:14 (#2), 1 Timotius 2:14 (#3), 1 Timotius 2:15 (#1), 1 Timotius 2:15 (#2), 1 Timotius 2:15 (#3), 1 Timotius 2:15 (#5), 1 Timotius 2:15 (#4), 1 Timotius 2:15 (#7), 1 Timotius 3:1 (#1), 1 Timotius 3:1 (#2), 1 Timotius 3:1 (#3), 1 Timotius 3:2 (#1), 1 Timotius 3:2 (#2), 1 Timotius 3:3 (#1), 1 Timotius 3:3 (#2), 1 Timotius 3:4 (#1), 1 Timotius 3:4 (#2), 1 Timotius 3:5 (#1), 1 Timotius 3:5 (#2), 1 Timotius 3:6 (#1), 1 Timotius 3:6 (#4), 1 Timotius 3:6 (#3), 1 Timotius 3:6 (#2), 1 Timotius 3:7 (#1), 1 Timotius 3:7 (#2), 1 Timotius 3:7 (#3), 1 Timotius 3:8 (#1), 1 Timotius 3:8 (#2), 1 Timotius 3:9 (#1), 1 Timotius 3:9 (#2), 1 Timotius 3:9 (#3), 1 Timotius 3:9 (#4), 1 Timotius 3:10 (#1), 1 Timotius 3:11 (#1), 1 Timotius 3:11 (#2), 1 Timotius 3:12 (#1), 1 Timotius 3:12 (#2), 1 Timotius 3:13 (#1), 1 Timotius 3:13 (#2), 1 Timotius 3:13 (#3), 1 Timotius 3:13 (#4), 1 Timotius 3:14 (#2), 1 Timotius 3:14 (#1), 1 Timotius 3:15 (#1), 1 Timotius 3:15 (#2), 1 Timotius 3:15 (#3), 1 Timotius 3:15 (#6), 1 Timotius 3:15 (#4), 1 Timotius 3:15 (#5), 1 Timotius 3:16 (#1), 1 Timotius 3:16 (#2), 1 Timotius 3:16 (#3), 1 Timotius 3:16 (#4), 1 Timotius 3:16 (#6), 1 Timotius 3:16 (#5), 1 Timotius 3:16 (#9), 1 Timotius 3:16 (#10), 1 Timotius 3:16 (#11), 1 Timotius 4:1 (#1), 1 Timotius 4:1 (#2), 1 Timotius 4:1 (#3), 1 Timotius 4:1 (#4), 1 Timotius 4:1 (#6), 1 Timotius 4:2 (#1), 1 Timotius 4:2 (#2), 1 Timotius 4:2 (#3), 1 Timotius 4:3 (#3), 1 Timotius 4:3 (#4), 1 Timotius 4:3 (#5), 1 Timotius 4:3 (#6), 1 Timotius 4:4 (#1), 1 Timotius 4:4 (#2), 1 Timotius 4:4 (#3), 1 Timotius 4:5 (#1), 1 Timotius 4:5 (#2), 1 Timotius 4:5 (#3), 1 Timotius 4:5 (#4), 1 Timotius 4:6 (#1), 1 Timotius 4:6 (#2), 1 Timotius 4:6 (#4), 1 Timotius 4:6 (#3), 1 Timotius 4:6 (#5), 1 Timotius 4:6 (#6), 1 Timotius 4:6 (#7), 1 Timotius 4:7 (#2), 1 Timotius 4:7 (#1), 1 Timotius 4:7 (#3), 1 Timotius 4:8 (#1), 1 Timotius 4:8 (#3), 1 Timotius 4:8 (#2), 1 Timotius 4:8 (#4), 1 Timotius 4:9 (#1), 1 Timotius 4:9 (#2), 1 Timotius 4:10 (#1), 1 Timotius 4:10 (#2), 1 Timotius 4:10 (#4), 1 Timotius 4:10 (#5), 1 Timotius 4:12 (#1), 1 Timotius 4:12 (#2), 1 Timotius 4:13 (#1), 1 Timotius 4:13 (#2), 1 Timotius 4:14 (#1), 1 Timotius 4:14 (#2), 1 Timotius 4:14 (#3), 1 Timotius 4:14 (#4), 1 Timotius 4:14 (#5), 1 Timotius 4:15 (#1), 1 Timotius 4:15 (#2), 1 Timotius 4:15 (#3), 1 Timotius 4:16 (#1), 1 Timotius 4:16 (#2), 1 Timotius 5:1 (#4), 1 Timotius 5:1 (#3), 1 Timotius 5:2 (#1), 1 Timotius 5:2 (#2), 1 Timotius 5:3 (#1), 1 Timotius 5:3 (#2), 1 Timotius 5:4 (#1), 1 Timotius 5:4 (#2), 1 Timotius 5:4 (#3), 1 Timotius 5:4 (#4), 1 Timotius 5:4 (#5), 1 Timotius 5:4 (#6), 1 Timotius 5:4 (#7), 1 Timotius 5:4 (#8), 1 Timotius 5:5 (#2), 1 Timotius 5:5 (#1), 1 Timotius 5:5 (#3), 1 Timotius 5:5 (#4), 1 Timotius 5:5 (#5), 1 Timotius 5:6 (#1), 1 Timotius 5:7 (#1), 1 Timotius 5:8 (#1), 1 Timotius 5:8 (#2), 1 Timotius 5:8 (#3), 1 Timotius 5:9 (#1), 1 Timotius 5:9 (#2), 1 Timotius 5:9 (#3), 1 Timotius 5:9 (#4), 1 Timotius 5:10 (#1), 1 Timotius 5:10 (#2), 1 Timotius 5:10 (#3), 1 Timotius 5:10 (#4), 1 Timotius 5:10 (#6), 1 Timotius 5:10 (#5), 1 Timotius 5:10 (#7), 1 Timotius 5:11 (#1), 1 Timotius 5:11 (#2), 1 Timotius 5:12 (#1), 1 Timotius 5:12 (#2), 1 Timotius 5:13 (#1), 1 Timotius 5:13 (#3), 1 Timotius 5:13 (#4), 1 Timotius 5:14 (#1), 1 Timotius 5:15 (#1), 1 Timotius 5:16 (#1), 1 Timotius 5:16 (#2), 1 Timotius 5:16 (#3), 1 Timotius 5:16 (#4), 1 Timotius 5:17 (#1), 1 Timotius 5:17 (#2), 1 Timotius 5:17 (#4), 1 Timotius 5:18 (#1), 1 Timotius 5:18 (#2), 1 Timotius 5:18 (#3), 1 Timotius 5:18 (#4), 1 Timotius 5:18 (#6), 1 Timotius 5:19 (#1), 1 Timotius 5:19 (#2), 1 Timotius 5:19 (#3), 1 Timotius 5:20 (#1), 1 Timotius 5:20 (#2), 1 Timotius 5:20 (#3), 1 Timotius 5:21 (#1), 1 Timotius 5:21 (#3), 1 Timotius 5:21 (#5), 1 Timotius 5:21 (#6), 1 Timotius 5:21 (#4), 1 Timotius 5:22 (#1), 1 Timotius 5:22 (#3), 1 Timotius 5:23 (#1), 1 Timotius 5:24 (#1), 1 Timotius 5:24 (#2), 1 Timotius 5:24 (#3), 1 Timotius 5:25 (#1), 1 Timotius 5:25 (#3), 1 Timotius 5:25 (#5), 1 Timotius 5:25 (#4), 1 Timotius 6:1 (#1), 1 Timotius 6:1 (#2), 1 Timotius 6:1 (#3), 1 Timotius 6:1 (#5), 1 Timotius 6:2 (#1), 1 Timotius 6:2 (#2), 1 Timotius 6:3 (#1), 1 Timotius 6:3 (#2), 1 Timotius 6:3 (#3), 1 Timotius 6:4 (#1), 1 Timotius 6:4 (#2), 1 Timotius 6:4 (#4), 1 Timotius 6:4 (#5), 1 Timotius 6:4 (#6), 1 Timotius 6:4 (#7), 1 Timotius 6:4 (#9), 1 Timotius 6:5 (#1), 1 Timotius 6:5 (#4), 1 Timotius 6:5 (#2), 1 Timotius 6:5 (#3), 1 Timotius 6:6 (#1), 1 Timotius 6:6 (#2), 1 Timotius 6:6 (#3), 1 Timotius 6:7 (#1), 1 Timotius 6:7 (#2), 1 Timotius 6:7 (#3), 1 Timotius 6:7 (#4), 1 Timotius 6:8 (#1), 1 Timotius 6:8 (#2), 1 Timotius 6:9 (#2), 1 Timotius 6:9 (#4), 1 Timotius 6:9 (#5), 1 Timotius 6:9 (#6), 1 Timotius 6:9 (#7), 1 Timotius 6:10 (#1), 1 Timotius 6:10 (#2), 1 Timotius 6:10 (#3), 1 Timotius 6:10 (#4), 1 Timotius 6:10 (#6), 1 Timotius 6:10 (#5), 1 Timotius 6:10 (#7), 1 Timotius 6:11 (#1), 1 Timotius 6:11 (#2), 1 Timotius 6:11 (#3), 1 Timotius 6:11 (#4), 1 Timotius 6:12 (#1), 1 Timotius 6:12 (#2), 1 Timotius 6:12 (#3), 1 Timotius 6:12 (#4), 1 Timotius 6:12 (#5), 1 Timotius 6:13 (#1), 1 Timotius 6:13 (#2), 1 Timotius 6:13 (#4), 1 Timotius 6:14 (#1), 1 Timotius 6:14 (#2), 1 Timotius 6:14 (#3), 1 Timotius 6:15 (#1), 1 Timotius 6:15 (#2), 1 Timotius 6:16 (#1), 1 Timotius 6:16 (#2), 1 Timotius 6:16 (#3), 1 Timotius 6:17 (#1), 1 Timotius 6:17 (#2), 1 Timotius 6:17 (#3), 1 Timotius 6:17 (#4), 1 Timotius 6:18 (#1), 1 Timotius 6:19 (#1), 1 Timotius 6:19 (#3), 1 Timotius 6:19 (#4), 1 Timotius 6:20 (#1), 1 Timotius 6:20 (#2), 1 Timotius 6:20 (#3), 1 Timotius 6:21 (#1), 1 Timotius 6:21 (#2), 1 Timotius 6:21 (#3)</w:t>
       </w:r>
       <w:r>
         <w:rPr>

--- a/ind/docx/54.content.docx
+++ b/ind/docx/54.content.docx
@@ -19,7 +19,7 @@
         <w:rPr>
           <w:lang w:val="id_ID" w:bidi="id_ID"/>
         </w:rPr>
-        <w:t>Resource: Catatan Terjemahan (unfoldingWord)</w:t>
+        <w:t>Resource: unfoldingWord® Translation Notes</w:t>
       </w:r>
       <w:r>
         <w:rPr>
@@ -90,7 +90,7 @@
         <w:rPr>
           <w:lang w:val="id_ID" w:bidi="id_ID"/>
         </w:rPr>
-        <w:t>Catatan Terjemahan (unfoldingWord)</w:t>
+        <w:t>unfoldingWord® Translation Notes</w:t>
       </w:r>
     </w:p>
     <w:p>

--- a/ind/docx/54.content.docx
+++ b/ind/docx/54.content.docx
@@ -207,6 +207,21 @@
       </w:r>
       <w:r>
         <w:rPr>
+          <w:b/>
+          <w:lang w:val="id_ID" w:bidi="id_ID"/>
+        </w:rPr>
+        <w:t>Παῦλος, ἀπόστολος</w:t>
+      </w:r>
+    </w:p>
+    <w:p>
+      <w:pPr/>
+      <w:r>
+        <w:rPr>
+          <w:lang w:val="id_ID" w:bidi="id_ID"/>
+        </w:rPr>
+      </w:r>
+      <w:r>
+        <w:rPr>
           <w:lang w:val="id_ID" w:bidi="id_ID"/>
         </w:rPr>
         <w:t>Dalam budaya ini, penulis surat akan menyebutkan namanya sendiri terlebih dahulu, dan menyebut dirinya sebagai orang ketiga. Jika ini berguna dalam bahasa Anda, Anda dapat menggunakan orang pertama di sini. Atau jika bahasa Anda memiliki cara tertentu untuk memperkenalkan penulis surat, dan jika itu berguna bagi pembaca Anda, Anda dapat menggunakannya di sini. Terjemahan lain: “Dari Paulus. Saya seorang rasul”</w:t>
@@ -255,6 +270,21 @@
       </w:r>
       <w:r>
         <w:rPr>
+          <w:b/>
+          <w:lang w:val="id_ID" w:bidi="id_ID"/>
+        </w:rPr>
+        <w:t>κατ’ ἐπιταγὴν Θεοῦ Σωτῆρος ἡμῶν, καὶ Κυρίου Ἰησοῦ Χριστοῦ</w:t>
+      </w:r>
+    </w:p>
+    <w:p>
+      <w:pPr/>
+      <w:r>
+        <w:rPr>
+          <w:lang w:val="id_ID" w:bidi="id_ID"/>
+        </w:rPr>
+      </w:r>
+      <w:r>
+        <w:rPr>
           <w:lang w:val="id_ID" w:bidi="id_ID"/>
         </w:rPr>
         <w:t xml:space="preserve">Jika bahasa Anda tidak menggunakan kata benda abstrak untuk gagasan </w:t>
@@ -316,6 +346,21 @@
       </w:r>
       <w:r>
         <w:rPr>
+          <w:b/>
+          <w:lang w:val="id_ID" w:bidi="id_ID"/>
+        </w:rPr>
+        <w:t>Σωτῆρος ἡμῶν</w:t>
+      </w:r>
+    </w:p>
+    <w:p>
+      <w:pPr/>
+      <w:r>
+        <w:rPr>
+          <w:lang w:val="id_ID" w:bidi="id_ID"/>
+        </w:rPr>
+      </w:r>
+      <w:r>
+        <w:rPr>
           <w:lang w:val="id_ID" w:bidi="id_ID"/>
         </w:rPr>
         <w:t xml:space="preserve">Di sini, Paulus menggunakan bentuk posesif untuk menggambarkan </w:t>
@@ -377,6 +422,21 @@
       </w:r>
       <w:r>
         <w:rPr>
+          <w:b/>
+          <w:lang w:val="id_ID" w:bidi="id_ID"/>
+        </w:rPr>
+        <w:t>Κυρίου Ἰησοῦ Χριστοῦ τῆς ἐλπίδος ἡμῶν</w:t>
+      </w:r>
+    </w:p>
+    <w:p>
+      <w:pPr/>
+      <w:r>
+        <w:rPr>
+          <w:lang w:val="id_ID" w:bidi="id_ID"/>
+        </w:rPr>
+      </w:r>
+      <w:r>
+        <w:rPr>
           <w:lang w:val="id_ID" w:bidi="id_ID"/>
         </w:rPr>
         <w:t xml:space="preserve">Di sini, </w:t>
@@ -458,6 +518,21 @@
       </w:r>
       <w:r>
         <w:rPr>
+          <w:b/>
+          <w:lang w:val="id_ID" w:bidi="id_ID"/>
+        </w:rPr>
+        <w:t>γνησίῳ τέκνῳ</w:t>
+      </w:r>
+    </w:p>
+    <w:p>
+      <w:pPr/>
+      <w:r>
+        <w:rPr>
+          <w:lang w:val="id_ID" w:bidi="id_ID"/>
+        </w:rPr>
+      </w:r>
+      <w:r>
+        <w:rPr>
           <w:lang w:val="id_ID" w:bidi="id_ID"/>
         </w:rPr>
         <w:t xml:space="preserve">Paulus berbicara tentang kedekatannya dengan Timotius seolah-olah Timotius adalah </w:t>
@@ -552,6 +627,21 @@
       </w:r>
       <w:r>
         <w:rPr>
+          <w:b/>
+          <w:lang w:val="id_ID" w:bidi="id_ID"/>
+        </w:rPr>
+        <w:t>χάρις, ἔλεος, εἰρήνη ἀπὸ Θεοῦ Πατρὸς καὶ Χριστοῦ Ἰησοῦ τοῦ Κυρίου ἡμῶν</w:t>
+      </w:r>
+    </w:p>
+    <w:p>
+      <w:pPr/>
+      <w:r>
+        <w:rPr>
+          <w:lang w:val="id_ID" w:bidi="id_ID"/>
+        </w:rPr>
+      </w:r>
+      <w:r>
+        <w:rPr>
           <w:lang w:val="id_ID" w:bidi="id_ID"/>
         </w:rPr>
         <w:t>Setelah menyebutkan namanya dan nama orang yang menerima surat itu, Paulus menambahkan berkat untuk Timotius. Gunakan bentuk yang orang lain mudah mengenali sebagai seuah berkat dalam bahasa Anda. Terjemahan lain: “Semoga engkau mengalami kasih karunia, kemurahan, dan damai sejahtera dari Allah Bapa dan Kristus Yesus Tuhan kita” atau “Aku berdoa kiranya kasih karunia, kemurahan, dan damai sejahtera dari Allah Bapa dan Kristus Yesus Tuhan kita senantiasa menyertai kamu”</w:t>
@@ -600,6 +690,21 @@
       </w:r>
       <w:r>
         <w:rPr>
+          <w:b/>
+          <w:lang w:val="id_ID" w:bidi="id_ID"/>
+        </w:rPr>
+        <w:t>χάρις, ἔλεος, εἰρήνη ἀπὸ Θεοῦ Πατρὸς καὶ Χριστοῦ Ἰησοῦ τοῦ Κυρίου ἡμῶν</w:t>
+      </w:r>
+    </w:p>
+    <w:p>
+      <w:pPr/>
+      <w:r>
+        <w:rPr>
+          <w:lang w:val="id_ID" w:bidi="id_ID"/>
+        </w:rPr>
+      </w:r>
+      <w:r>
+        <w:rPr>
           <w:lang w:val="id_ID" w:bidi="id_ID"/>
         </w:rPr>
         <w:t xml:space="preserve">Jika bahasa Anda tidak menggunakan kata benda abstrak untuk gagasan </w:t>
@@ -690,6 +795,21 @@
           <w:b/>
           <w:lang w:val="id_ID" w:bidi="id_ID"/>
         </w:rPr>
+        <w:t>Θεοῦ Πατρὸς</w:t>
+      </w:r>
+    </w:p>
+    <w:p>
+      <w:pPr/>
+      <w:r>
+        <w:rPr>
+          <w:lang w:val="id_ID" w:bidi="id_ID"/>
+        </w:rPr>
+      </w:r>
+      <w:r>
+        <w:rPr>
+          <w:b/>
+          <w:lang w:val="id_ID" w:bidi="id_ID"/>
+        </w:rPr>
         <w:t>Bapa</w:t>
       </w:r>
       <w:r>
@@ -788,6 +908,21 @@
       </w:r>
       <w:r>
         <w:rPr>
+          <w:b/>
+          <w:lang w:val="id_ID" w:bidi="id_ID"/>
+        </w:rPr>
+        <w:t>πορευόμενος</w:t>
+      </w:r>
+    </w:p>
+    <w:p>
+      <w:pPr/>
+      <w:r>
+        <w:rPr>
+          <w:lang w:val="id_ID" w:bidi="id_ID"/>
+        </w:rPr>
+      </w:r>
+      <w:r>
+        <w:rPr>
           <w:lang w:val="id_ID" w:bidi="id_ID"/>
         </w:rPr>
         <w:t xml:space="preserve">Dalam konteks seperti ini, bahasa Anda mungkin mengatakan “datang” dari pada </w:t>
@@ -838,6 +973,21 @@
         <w:rPr>
           <w:lang w:val="id_ID" w:bidi="id_ID"/>
         </w:rPr>
+      </w:r>
+    </w:p>
+    <w:p>
+      <w:pPr/>
+      <w:r>
+        <w:rPr>
+          <w:lang w:val="id_ID" w:bidi="id_ID"/>
+        </w:rPr>
+      </w:r>
+      <w:r>
+        <w:rPr>
+          <w:b/>
+          <w:lang w:val="id_ID" w:bidi="id_ID"/>
+        </w:rPr>
+        <w:t>σε</w:t>
       </w:r>
     </w:p>
     <w:p>
@@ -974,6 +1124,21 @@
       </w:r>
       <w:r>
         <w:rPr>
+          <w:b/>
+          <w:lang w:val="id_ID" w:bidi="id_ID"/>
+        </w:rPr>
+        <w:t>ἑτεροδιδασκαλεῖν</w:t>
+      </w:r>
+    </w:p>
+    <w:p>
+      <w:pPr/>
+      <w:r>
+        <w:rPr>
+          <w:lang w:val="id_ID" w:bidi="id_ID"/>
+        </w:rPr>
+      </w:r>
+      <w:r>
+        <w:rPr>
           <w:lang w:val="id_ID" w:bidi="id_ID"/>
         </w:rPr>
         <w:t>Implikasinya adalah bahwa orang-orang ini mengajarkan hal-hal yang berbeda dengan apa yang Paulus dan Timotius ajarkan, bukan berarti mereka mengajar dengan cara yang berbeda. Jika ini bermanfaat bagi pembaca Anda, Anda dapat menyatakannya secara tegas. Terjemahan lain: “mengajar ajaran yang berbeda dari ajaran yang kami ajarkan” atau "mengajar doktrin yang berbeda."</w:t>
@@ -1042,6 +1207,21 @@
       </w:r>
       <w:r>
         <w:rPr>
+          <w:b/>
+          <w:lang w:val="id_ID" w:bidi="id_ID"/>
+        </w:rPr>
+        <w:t>μύθοις</w:t>
+      </w:r>
+    </w:p>
+    <w:p>
+      <w:pPr/>
+      <w:r>
+        <w:rPr>
+          <w:lang w:val="id_ID" w:bidi="id_ID"/>
+        </w:rPr>
+      </w:r>
+      <w:r>
+        <w:rPr>
           <w:lang w:val="id_ID" w:bidi="id_ID"/>
         </w:rPr>
         <w:t xml:space="preserve">Kata </w:t>
@@ -1103,6 +1283,21 @@
       </w:r>
       <w:r>
         <w:rPr>
+          <w:b/>
+          <w:lang w:val="id_ID" w:bidi="id_ID"/>
+        </w:rPr>
+        <w:t>γενεαλογίαις ἀπεράντοις</w:t>
+      </w:r>
+    </w:p>
+    <w:p>
+      <w:pPr/>
+      <w:r>
+        <w:rPr>
+          <w:lang w:val="id_ID" w:bidi="id_ID"/>
+        </w:rPr>
+      </w:r>
+      <w:r>
+        <w:rPr>
           <w:lang w:val="id_ID" w:bidi="id_ID"/>
         </w:rPr>
         <w:t xml:space="preserve">Paulus mengatakan </w:t>
@@ -1184,6 +1379,21 @@
       </w:r>
       <w:r>
         <w:rPr>
+          <w:b/>
+          <w:lang w:val="id_ID" w:bidi="id_ID"/>
+        </w:rPr>
+        <w:t>γενεαλογίαις</w:t>
+      </w:r>
+    </w:p>
+    <w:p>
+      <w:pPr/>
+      <w:r>
+        <w:rPr>
+          <w:lang w:val="id_ID" w:bidi="id_ID"/>
+        </w:rPr>
+      </w:r>
+      <w:r>
+        <w:rPr>
           <w:lang w:val="id_ID" w:bidi="id_ID"/>
         </w:rPr>
         <w:t xml:space="preserve">Kata </w:t>
@@ -1245,6 +1455,21 @@
       </w:r>
       <w:r>
         <w:rPr>
+          <w:b/>
+          <w:lang w:val="id_ID" w:bidi="id_ID"/>
+        </w:rPr>
+        <w:t>οἰκονομίαν Θεοῦ</w:t>
+      </w:r>
+    </w:p>
+    <w:p>
+      <w:pPr/>
+      <w:r>
+        <w:rPr>
+          <w:lang w:val="id_ID" w:bidi="id_ID"/>
+        </w:rPr>
+      </w:r>
+      <w:r>
+        <w:rPr>
           <w:lang w:val="id_ID" w:bidi="id_ID"/>
         </w:rPr>
         <w:t xml:space="preserve">Di sini, Paulus menggunakan bentuk posesif untuk menggambarkan </w:t>
@@ -1306,6 +1531,21 @@
       </w:r>
       <w:r>
         <w:rPr>
+          <w:b/>
+          <w:lang w:val="id_ID" w:bidi="id_ID"/>
+        </w:rPr>
+        <w:t>οἰκονομίαν Θεοῦ</w:t>
+      </w:r>
+    </w:p>
+    <w:p>
+      <w:pPr/>
+      <w:r>
+        <w:rPr>
+          <w:lang w:val="id_ID" w:bidi="id_ID"/>
+        </w:rPr>
+      </w:r>
+      <w:r>
+        <w:rPr>
           <w:lang w:val="id_ID" w:bidi="id_ID"/>
         </w:rPr>
         <w:t xml:space="preserve">Jika bahasa Anda tidak menggunakan kata benda abstrak untuk gagasan </w:t>
@@ -1387,6 +1627,21 @@
       </w:r>
       <w:r>
         <w:rPr>
+          <w:b/>
+          <w:lang w:val="id_ID" w:bidi="id_ID"/>
+        </w:rPr>
+        <w:t>τὴν ἐν πίστει</w:t>
+      </w:r>
+    </w:p>
+    <w:p>
+      <w:pPr/>
+      <w:r>
+        <w:rPr>
+          <w:lang w:val="id_ID" w:bidi="id_ID"/>
+        </w:rPr>
+      </w:r>
+      <w:r>
+        <w:rPr>
           <w:lang w:val="id_ID" w:bidi="id_ID"/>
         </w:rPr>
         <w:t xml:space="preserve">Jika bahasa Anda tidak menggunakan kata benda abstrak untuk gagasan </w:t>
@@ -1468,6 +1723,21 @@
       </w:r>
       <w:r>
         <w:rPr>
+          <w:b/>
+          <w:lang w:val="id_ID" w:bidi="id_ID"/>
+        </w:rPr>
+        <w:t>δὲ</w:t>
+      </w:r>
+    </w:p>
+    <w:p>
+      <w:pPr/>
+      <w:r>
+        <w:rPr>
+          <w:lang w:val="id_ID" w:bidi="id_ID"/>
+        </w:rPr>
+      </w:r>
+      <w:r>
+        <w:rPr>
           <w:lang w:val="id_ID" w:bidi="id_ID"/>
         </w:rPr>
         <w:t xml:space="preserve">Paulus di sini menggunakan kata </w:t>
@@ -1518,6 +1788,21 @@
         <w:rPr>
           <w:lang w:val="id_ID" w:bidi="id_ID"/>
         </w:rPr>
+      </w:r>
+    </w:p>
+    <w:p>
+      <w:pPr/>
+      <w:r>
+        <w:rPr>
+          <w:lang w:val="id_ID" w:bidi="id_ID"/>
+        </w:rPr>
+      </w:r>
+      <w:r>
+        <w:rPr>
+          <w:b/>
+          <w:lang w:val="id_ID" w:bidi="id_ID"/>
+        </w:rPr>
+        <w:t>τῆς παραγγελίας</w:t>
       </w:r>
     </w:p>
     <w:p>
@@ -1608,6 +1893,21 @@
       </w:r>
       <w:r>
         <w:rPr>
+          <w:b/>
+          <w:lang w:val="id_ID" w:bidi="id_ID"/>
+        </w:rPr>
+        <w:t>ἐστὶν ἀγάπη</w:t>
+      </w:r>
+    </w:p>
+    <w:p>
+      <w:pPr/>
+      <w:r>
+        <w:rPr>
+          <w:lang w:val="id_ID" w:bidi="id_ID"/>
+        </w:rPr>
+      </w:r>
+      <w:r>
+        <w:rPr>
           <w:lang w:val="id_ID" w:bidi="id_ID"/>
         </w:rPr>
         <w:t xml:space="preserve">Jika dalam bahasa saudara tidak menggunakan kata benda abstrak untuk gagasan </w:t>
@@ -1689,6 +1989,21 @@
       </w:r>
       <w:r>
         <w:rPr>
+          <w:b/>
+          <w:lang w:val="id_ID" w:bidi="id_ID"/>
+        </w:rPr>
+        <w:t>ἐκ καθαρᾶς καρδίας</w:t>
+      </w:r>
+    </w:p>
+    <w:p>
+      <w:pPr/>
+      <w:r>
+        <w:rPr>
+          <w:lang w:val="id_ID" w:bidi="id_ID"/>
+        </w:rPr>
+      </w:r>
+      <w:r>
+        <w:rPr>
           <w:lang w:val="id_ID" w:bidi="id_ID"/>
         </w:rPr>
         <w:t xml:space="preserve">Dalam budaya Paulus, </w:t>
@@ -1783,6 +2098,21 @@
       </w:r>
       <w:r>
         <w:rPr>
+          <w:b/>
+          <w:lang w:val="id_ID" w:bidi="id_ID"/>
+        </w:rPr>
+        <w:t>συνειδήσεως ἀγαθῆς</w:t>
+      </w:r>
+    </w:p>
+    <w:p>
+      <w:pPr/>
+      <w:r>
+        <w:rPr>
+          <w:lang w:val="id_ID" w:bidi="id_ID"/>
+        </w:rPr>
+      </w:r>
+      <w:r>
+        <w:rPr>
           <w:lang w:val="id_ID" w:bidi="id_ID"/>
         </w:rPr>
         <w:t xml:space="preserve">Sebuah </w:t>
@@ -1857,6 +2187,21 @@
       </w:r>
       <w:r>
         <w:rPr>
+          <w:b/>
+          <w:lang w:val="id_ID" w:bidi="id_ID"/>
+        </w:rPr>
+        <w:t>πίστεως ἀνυποκρίτου</w:t>
+      </w:r>
+    </w:p>
+    <w:p>
+      <w:pPr/>
+      <w:r>
+        <w:rPr>
+          <w:lang w:val="id_ID" w:bidi="id_ID"/>
+        </w:rPr>
+      </w:r>
+      <w:r>
+        <w:rPr>
           <w:lang w:val="id_ID" w:bidi="id_ID"/>
         </w:rPr>
         <w:t xml:space="preserve">Jika bahasa saudara tidak menggunakan kata benda abstrak untuk gagasan </w:t>
@@ -1938,6 +2283,21 @@
       </w:r>
       <w:r>
         <w:rPr>
+          <w:b/>
+          <w:lang w:val="id_ID" w:bidi="id_ID"/>
+        </w:rPr>
+        <w:t>ἀστοχήσαντες</w:t>
+      </w:r>
+    </w:p>
+    <w:p>
+      <w:pPr/>
+      <w:r>
+        <w:rPr>
+          <w:lang w:val="id_ID" w:bidi="id_ID"/>
+        </w:rPr>
+      </w:r>
+      <w:r>
+        <w:rPr>
           <w:lang w:val="id_ID" w:bidi="id_ID"/>
         </w:rPr>
         <w:t>Paulus berbicara secara kiasan tentang iman kepada Kristus seolah-olah iman itu adalah sebuah target yang harus dicapai oleh orang-orang. Paulus bermaksud bahwa beberapa orang tidak memenuhi tujuan iman mereka, yaitu untuk mengasihi, seperti yang baru saja ia jelaskan. Terjemahan alternatif: "beberapa orang, yang tidak memenuhi tujuan iman kepada Yesus"</w:t>
@@ -2006,6 +2366,21 @@
       </w:r>
       <w:r>
         <w:rPr>
+          <w:b/>
+          <w:lang w:val="id_ID" w:bidi="id_ID"/>
+        </w:rPr>
+        <w:t>ἐξετράπησαν εἰς</w:t>
+      </w:r>
+    </w:p>
+    <w:p>
+      <w:pPr/>
+      <w:r>
+        <w:rPr>
+          <w:lang w:val="id_ID" w:bidi="id_ID"/>
+        </w:rPr>
+      </w:r>
+      <w:r>
+        <w:rPr>
           <w:lang w:val="id_ID" w:bidi="id_ID"/>
         </w:rPr>
         <w:t xml:space="preserve">Di sini, </w:t>
@@ -2087,6 +2462,21 @@
       </w:r>
       <w:r>
         <w:rPr>
+          <w:b/>
+          <w:lang w:val="id_ID" w:bidi="id_ID"/>
+        </w:rPr>
+        <w:t>νομοδιδάσκαλοι</w:t>
+      </w:r>
+    </w:p>
+    <w:p>
+      <w:pPr/>
+      <w:r>
+        <w:rPr>
+          <w:lang w:val="id_ID" w:bidi="id_ID"/>
+        </w:rPr>
+      </w:r>
+      <w:r>
+        <w:rPr>
           <w:lang w:val="id_ID" w:bidi="id_ID"/>
         </w:rPr>
         <w:t xml:space="preserve">Di sini, </w:t>
@@ -2168,6 +2558,21 @@
       </w:r>
       <w:r>
         <w:rPr>
+          <w:b/>
+          <w:lang w:val="id_ID" w:bidi="id_ID"/>
+        </w:rPr>
+        <w:t>μὴ νοοῦντες μήτε &amp; μήτε</w:t>
+      </w:r>
+    </w:p>
+    <w:p>
+      <w:pPr/>
+      <w:r>
+        <w:rPr>
+          <w:lang w:val="id_ID" w:bidi="id_ID"/>
+        </w:rPr>
+      </w:r>
+      <w:r>
+        <w:rPr>
           <w:lang w:val="id_ID" w:bidi="id_ID"/>
         </w:rPr>
         <w:t>Paulus menggunakan bentuk tiga negatif dalam bahasa Yunani untuk menekankan di sini, "bukan... bukan... juga bukan." Tak satu pun dari kata negatif ini yang membatalkan satu sama lain untuk menciptakan makna positif. Sebaliknya, makna negatifnya tetap dipertahankan. Jika bahasa Anda menggunakan negatif ganda untuk penekanan yang tidak membatalkan satu sama lain, maka akan lebih tepat untuk menggunakan konstruksi tersebut di sini.</w:t>
@@ -2236,6 +2641,21 @@
       </w:r>
       <w:r>
         <w:rPr>
+          <w:b/>
+          <w:lang w:val="id_ID" w:bidi="id_ID"/>
+        </w:rPr>
+        <w:t>μήτε ἃ λέγουσιν, μήτε περὶ τίνων διαβεβαιοῦνται</w:t>
+      </w:r>
+    </w:p>
+    <w:p>
+      <w:pPr/>
+      <w:r>
+        <w:rPr>
+          <w:lang w:val="id_ID" w:bidi="id_ID"/>
+        </w:rPr>
+      </w:r>
+      <w:r>
+        <w:rPr>
           <w:lang w:val="id_ID" w:bidi="id_ID"/>
         </w:rPr>
         <w:t>Kedua frasa ini memiliki arti yang sama. Paulus menggunakan pengulangan untuk memberikan penekanan. Anda tidak perlu memasukkan kedua frasa tersebut dalam terjemahan Anda jika hal itu dapat membingungkan pembaca Anda. Terjemahan alternatif: "apa yang mereka katakan dengan begitu yakinnya adalah benar"</w:t>
@@ -2304,6 +2724,21 @@
       </w:r>
       <w:r>
         <w:rPr>
+          <w:b/>
+          <w:lang w:val="id_ID" w:bidi="id_ID"/>
+        </w:rPr>
+        <w:t>ὁ νόμος</w:t>
+      </w:r>
+    </w:p>
+    <w:p>
+      <w:pPr/>
+      <w:r>
+        <w:rPr>
+          <w:lang w:val="id_ID" w:bidi="id_ID"/>
+        </w:rPr>
+      </w:r>
+      <w:r>
+        <w:rPr>
           <w:lang w:val="id_ID" w:bidi="id_ID"/>
         </w:rPr>
         <w:t>Terjemahan alternatif: "kami memahami bahwa hukum itu bermanfaat" atau "kami memahami bahwa hukum itu bermanfaat"</w:t>
@@ -2352,6 +2787,21 @@
       </w:r>
       <w:r>
         <w:rPr>
+          <w:b/>
+          <w:lang w:val="id_ID" w:bidi="id_ID"/>
+        </w:rPr>
+        <w:t>ἐάν τις αὐτῷ νομίμως χρῆται</w:t>
+      </w:r>
+    </w:p>
+    <w:p>
+      <w:pPr/>
+      <w:r>
+        <w:rPr>
+          <w:lang w:val="id_ID" w:bidi="id_ID"/>
+        </w:rPr>
+      </w:r>
+      <w:r>
+        <w:rPr>
           <w:lang w:val="id_ID" w:bidi="id_ID"/>
         </w:rPr>
         <w:t>Terjemahan alternatif: "jika seseorang menggunakannya dengan benar" atau "jika seseorang menggunakannya dengan cara yang dikehendaki Allah"</w:t>
@@ -2400,6 +2850,21 @@
       </w:r>
       <w:r>
         <w:rPr>
+          <w:b/>
+          <w:lang w:val="id_ID" w:bidi="id_ID"/>
+        </w:rPr>
+        <w:t>εἰδὼς τοῦτο</w:t>
+      </w:r>
+    </w:p>
+    <w:p>
+      <w:pPr/>
+      <w:r>
+        <w:rPr>
+          <w:lang w:val="id_ID" w:bidi="id_ID"/>
+        </w:rPr>
+      </w:r>
+      <w:r>
+        <w:rPr>
           <w:lang w:val="id_ID" w:bidi="id_ID"/>
         </w:rPr>
         <w:t>Terjemahan alternatif: "kami juga mengetahui hal ini"</w:t>
@@ -2448,6 +2913,21 @@
       </w:r>
       <w:r>
         <w:rPr>
+          <w:b/>
+          <w:lang w:val="id_ID" w:bidi="id_ID"/>
+        </w:rPr>
+        <w:t>νόμος οὐ κεῖται</w:t>
+      </w:r>
+    </w:p>
+    <w:p>
+      <w:pPr/>
+      <w:r>
+        <w:rPr>
+          <w:lang w:val="id_ID" w:bidi="id_ID"/>
+        </w:rPr>
+      </w:r>
+      <w:r>
+        <w:rPr>
           <w:lang w:val="id_ID" w:bidi="id_ID"/>
         </w:rPr>
         <w:t>Jika akan membantu dalam bahasa Anda, Anda dapat mengekspresikan frasa pasif ini dengan bentuk aktif, dan Anda dapat menyatakan siapa yang melakukan tindakan tersebut. Terjemahan alternatif: "Allah tidak membuat hukum Taurat untuk orang-orang yang benar"</w:t>
@@ -2516,6 +2996,21 @@
       </w:r>
       <w:r>
         <w:rPr>
+          <w:b/>
+          <w:lang w:val="id_ID" w:bidi="id_ID"/>
+        </w:rPr>
+        <w:t>δικαίῳ &amp; ἀνόμοις δὲ καὶ ἀνυποτάκτοις, ἀσεβέσι καὶ ἁμαρτωλοῖς, ἀνοσίοις καὶ βεβήλοις</w:t>
+      </w:r>
+    </w:p>
+    <w:p>
+      <w:pPr/>
+      <w:r>
+        <w:rPr>
+          <w:lang w:val="id_ID" w:bidi="id_ID"/>
+        </w:rPr>
+      </w:r>
+      <w:r>
+        <w:rPr>
           <w:lang w:val="id_ID" w:bidi="id_ID"/>
         </w:rPr>
         <w:t>Paulus juga menggunakan kata sifat ini sebagai kata benda untuk merujuk pada kelas-kelas orang yang mereka gambarkan. Jika akan membantu dalam bahasa Anda, Anda dapat mengekspresikan frasa ini dengan menerjemahkan setiap kata sifat ini dengan frasa kata benda. Terjemahan alternatif: "orang yang melanggar hukum, orang yang menentang otoritas, orang yang tidak menghormati Allah, orang yang melakukan dosa, orang yang hidup seolah-olah Allah tidak penting, orang yang hidup seolah-olah tidak ada yang sakral"</w:t>
@@ -2584,6 +3079,21 @@
       </w:r>
       <w:r>
         <w:rPr>
+          <w:b/>
+          <w:lang w:val="id_ID" w:bidi="id_ID"/>
+        </w:rPr>
+        <w:t>πατρολῴαις καὶ μητρολῴαις, ἀνδροφόνοις</w:t>
+      </w:r>
+    </w:p>
+    <w:p>
+      <w:pPr/>
+      <w:r>
+        <w:rPr>
+          <w:lang w:val="id_ID" w:bidi="id_ID"/>
+        </w:rPr>
+      </w:r>
+      <w:r>
+        <w:rPr>
           <w:lang w:val="id_ID" w:bidi="id_ID"/>
         </w:rPr>
         <w:t>Dalam daftar ini Paulus menggunakan beberapa kata majemuk untuk mengungkapkan maknanya secara ringkas dan jelas. Dalam setiap kasus, kata pertama dalam kata majemuk, yaitu kata benda, adalah objek dari kata kedua, yaitu kata kerja. Tiga dari kata majemuk ini ada di ayat ini, dan dua lagi ada di ayat berikutnya. Jika akan membantu dalam bahasa Anda, Anda dapat mengekspresikan istilah-istilah ini dengan menerjemahkannya dengan istilah tunggal atau dengan frasa. Terjemahan alternatif: "patricides dan matricides, pembunuhan" atau "orang-orang yang membunuh orang lain, bahkan ayah dan ibu mereka sendiri"</w:t>
@@ -2632,6 +3142,21 @@
       </w:r>
       <w:r>
         <w:rPr>
+          <w:b/>
+          <w:lang w:val="id_ID" w:bidi="id_ID"/>
+        </w:rPr>
+        <w:t>ἀνδροφόνοις</w:t>
+      </w:r>
+    </w:p>
+    <w:p>
+      <w:pPr/>
+      <w:r>
+        <w:rPr>
+          <w:lang w:val="id_ID" w:bidi="id_ID"/>
+        </w:rPr>
+      </w:r>
+      <w:r>
+        <w:rPr>
           <w:lang w:val="id_ID" w:bidi="id_ID"/>
         </w:rPr>
         <w:t xml:space="preserve">Paulus menggunakan istilah </w:t>
@@ -2713,6 +3238,21 @@
       </w:r>
       <w:r>
         <w:rPr>
+          <w:b/>
+          <w:lang w:val="id_ID" w:bidi="id_ID"/>
+        </w:rPr>
+        <w:t>πόρνοις</w:t>
+      </w:r>
+    </w:p>
+    <w:p>
+      <w:pPr/>
+      <w:r>
+        <w:rPr>
+          <w:lang w:val="id_ID" w:bidi="id_ID"/>
+        </w:rPr>
+      </w:r>
+      <w:r>
+        <w:rPr>
           <w:lang w:val="id_ID" w:bidi="id_ID"/>
         </w:rPr>
         <w:t xml:space="preserve">Paulus menggunakan kata sifat </w:t>
@@ -2794,6 +3334,21 @@
       </w:r>
       <w:r>
         <w:rPr>
+          <w:b/>
+          <w:lang w:val="id_ID" w:bidi="id_ID"/>
+        </w:rPr>
+        <w:t>ἀρσενοκοίταις</w:t>
+      </w:r>
+    </w:p>
+    <w:p>
+      <w:pPr/>
+      <w:r>
+        <w:rPr>
+          <w:lang w:val="id_ID" w:bidi="id_ID"/>
+        </w:rPr>
+      </w:r>
+      <w:r>
+        <w:rPr>
           <w:lang w:val="id_ID" w:bidi="id_ID"/>
         </w:rPr>
         <w:t xml:space="preserve">Istilah </w:t>
@@ -2875,6 +3430,21 @@
       </w:r>
       <w:r>
         <w:rPr>
+          <w:b/>
+          <w:lang w:val="id_ID" w:bidi="id_ID"/>
+        </w:rPr>
+        <w:t>καὶ εἴ τι ἕτερον τῇ ὑγιαινούσῃ διδασκαλίᾳ ἀντίκειται</w:t>
+      </w:r>
+    </w:p>
+    <w:p>
+      <w:pPr/>
+      <w:r>
+        <w:rPr>
+          <w:lang w:val="id_ID" w:bidi="id_ID"/>
+        </w:rPr>
+      </w:r>
+      <w:r>
+        <w:rPr>
           <w:lang w:val="id_ID" w:bidi="id_ID"/>
         </w:rPr>
         <w:t>Di sini Paulus menghilangkan beberapa kata yang, dalam banyak bahasa, harus ada dalam sebuah kalimat. Maksudnya adalah jika ada hal lain yang bertentangan dengan ajaran yang sehat, maka hukum Taurat dibuat untuk orang-orang yang melakukan hal itu juga. Terjemahan alternatif: "dan bagi orang-orang yang melakukan sesuatu yang bertentangan dengan ajaran yang sehat"</w:t>
@@ -2923,6 +3493,21 @@
       </w:r>
       <w:r>
         <w:rPr>
+          <w:b/>
+          <w:lang w:val="id_ID" w:bidi="id_ID"/>
+        </w:rPr>
+        <w:t>τῇ ὑγιαινούσῃ διδασκαλίᾳ</w:t>
+      </w:r>
+    </w:p>
+    <w:p>
+      <w:pPr/>
+      <w:r>
+        <w:rPr>
+          <w:lang w:val="id_ID" w:bidi="id_ID"/>
+        </w:rPr>
+      </w:r>
+      <w:r>
+        <w:rPr>
           <w:lang w:val="id_ID" w:bidi="id_ID"/>
         </w:rPr>
         <w:t xml:space="preserve">Frasa </w:t>
@@ -3004,6 +3589,21 @@
       </w:r>
       <w:r>
         <w:rPr>
+          <w:b/>
+          <w:lang w:val="id_ID" w:bidi="id_ID"/>
+        </w:rPr>
+        <w:t>τὸ εὐαγγέλιον τῆς δόξης τοῦ μακαρίου Θεοῦ</w:t>
+      </w:r>
+    </w:p>
+    <w:p>
+      <w:pPr/>
+      <w:r>
+        <w:rPr>
+          <w:lang w:val="id_ID" w:bidi="id_ID"/>
+        </w:rPr>
+      </w:r>
+      <w:r>
+        <w:rPr>
           <w:lang w:val="id_ID" w:bidi="id_ID"/>
         </w:rPr>
         <w:t>Frasa ini bisa berarti satu dari dua hal. Terjemahan-terjemahan alternatif: “Injil tentang kemuliaan yang adalah milik Allah yang penuh berkat” atau “Injil yang mulia tentang Allah yang penuh berkat”</w:t>
@@ -3052,6 +3652,21 @@
       </w:r>
       <w:r>
         <w:rPr>
+          <w:b/>
+          <w:lang w:val="id_ID" w:bidi="id_ID"/>
+        </w:rPr>
+        <w:t>ὃ ἐπιστεύθην ἐγώ</w:t>
+      </w:r>
+    </w:p>
+    <w:p>
+      <w:pPr/>
+      <w:r>
+        <w:rPr>
+          <w:lang w:val="id_ID" w:bidi="id_ID"/>
+        </w:rPr>
+      </w:r>
+      <w:r>
+        <w:rPr>
           <w:lang w:val="id_ID" w:bidi="id_ID"/>
         </w:rPr>
         <w:t>Jika dapat membantu dalam bahasa Anda, Anda dapat mengungkapkan apa yang telah dipercayakan kepada Paulus dengan bentuk aktif, dan Anda dapat menyatakan siapa yang melakukan tindakan tersebut. Terjemahan alternatif: “untuk mana Allah telah membuat saya bertanggung jawab”</w:t>
@@ -3120,6 +3735,21 @@
       </w:r>
       <w:r>
         <w:rPr>
+          <w:b/>
+          <w:lang w:val="id_ID" w:bidi="id_ID"/>
+        </w:rPr>
+        <w:t>χάριν ἔχω</w:t>
+      </w:r>
+    </w:p>
+    <w:p>
+      <w:pPr/>
+      <w:r>
+        <w:rPr>
+          <w:lang w:val="id_ID" w:bidi="id_ID"/>
+        </w:rPr>
+      </w:r>
+      <w:r>
+        <w:rPr>
           <w:lang w:val="id_ID" w:bidi="id_ID"/>
         </w:rPr>
         <w:t>Terjemahan alternatif: “Aku berterima kasih”</w:t>
@@ -3168,6 +3798,21 @@
       </w:r>
       <w:r>
         <w:rPr>
+          <w:b/>
+          <w:lang w:val="id_ID" w:bidi="id_ID"/>
+        </w:rPr>
+        <w:t>πιστόν με ἡγήσατο</w:t>
+      </w:r>
+    </w:p>
+    <w:p>
+      <w:pPr/>
+      <w:r>
+        <w:rPr>
+          <w:lang w:val="id_ID" w:bidi="id_ID"/>
+        </w:rPr>
+      </w:r>
+      <w:r>
+        <w:rPr>
           <w:lang w:val="id_ID" w:bidi="id_ID"/>
         </w:rPr>
         <w:t>Terjemahan alternatif: “dia percaya bahwa dia dapat mengandalkan aku”</w:t>
@@ -3216,6 +3861,21 @@
       </w:r>
       <w:r>
         <w:rPr>
+          <w:b/>
+          <w:lang w:val="id_ID" w:bidi="id_ID"/>
+        </w:rPr>
+        <w:t>θέμενος εἰς διακονίαν</w:t>
+      </w:r>
+    </w:p>
+    <w:p>
+      <w:pPr/>
+      <w:r>
+        <w:rPr>
+          <w:lang w:val="id_ID" w:bidi="id_ID"/>
+        </w:rPr>
+      </w:r>
+      <w:r>
+        <w:rPr>
           <w:lang w:val="id_ID" w:bidi="id_ID"/>
         </w:rPr>
         <w:t>Paulus berbicara tentang tugas melayani Allah seolah-olah itu adalah sebuah lokasi di mana seseorang dapat ditempatkan. Terjemahan alternatif: “Dia menugaskan aku untuk melayani Dia” atau “Dia mengangkat aku sebagai hamba-Nya”</w:t>
@@ -3284,6 +3944,21 @@
       </w:r>
       <w:r>
         <w:rPr>
+          <w:b/>
+          <w:lang w:val="id_ID" w:bidi="id_ID"/>
+        </w:rPr>
+        <w:t>βλάσφημον</w:t>
+      </w:r>
+    </w:p>
+    <w:p>
+      <w:pPr/>
+      <w:r>
+        <w:rPr>
+          <w:lang w:val="id_ID" w:bidi="id_ID"/>
+        </w:rPr>
+      </w:r>
+      <w:r>
+        <w:rPr>
           <w:lang w:val="id_ID" w:bidi="id_ID"/>
         </w:rPr>
         <w:t>Paulus mengacu pada karakternya sebelum dia percaya kepada Yesus. Kemungkinan besar yang dia maksudkan adalah bagaimana dia dulunya biasa mengatakan bahwa Yesus bukanlah Mesias dan orang-orang tidak boleh percaya kepada-Nya. Terjemahan alternatif: “Aku adalah orang yang mengatakan hal-hal yang salah tentang Yesus”</w:t>
@@ -3352,6 +4027,21 @@
       </w:r>
       <w:r>
         <w:rPr>
+          <w:b/>
+          <w:lang w:val="id_ID" w:bidi="id_ID"/>
+        </w:rPr>
+        <w:t>ἠλεήθην, ὅτι ἀγνοῶν, ἐποίησα ἐν ἀπιστίᾳ</w:t>
+      </w:r>
+    </w:p>
+    <w:p>
+      <w:pPr/>
+      <w:r>
+        <w:rPr>
+          <w:lang w:val="id_ID" w:bidi="id_ID"/>
+        </w:rPr>
+      </w:r>
+      <w:r>
+        <w:rPr>
           <w:lang w:val="id_ID" w:bidi="id_ID"/>
         </w:rPr>
         <w:t>Jika hal ini berguna dalam bahasa Anda, Anda dapat mengubah urutan frasa ini karena frasa kedua, “tidak mengetahui”, memberikan alasan atas tindakan yang dijelaskan dalam frasa pertama, “Aku diberi belas kasihan”. Terjemahan alternatif: “Aku tidak bertindak sebagaimana yang Allah inginkan aku bertindak, tapi itu karena aku tidak tahu apa yang aku lakukan, dan karena itu Yesus mengasihani aku”</w:t>
@@ -3420,6 +4110,21 @@
       </w:r>
       <w:r>
         <w:rPr>
+          <w:b/>
+          <w:lang w:val="id_ID" w:bidi="id_ID"/>
+        </w:rPr>
+        <w:t>ἠλεήθην</w:t>
+      </w:r>
+    </w:p>
+    <w:p>
+      <w:pPr/>
+      <w:r>
+        <w:rPr>
+          <w:lang w:val="id_ID" w:bidi="id_ID"/>
+        </w:rPr>
+      </w:r>
+      <w:r>
+        <w:rPr>
           <w:lang w:val="id_ID" w:bidi="id_ID"/>
         </w:rPr>
         <w:t>Jika bahasa Anda dapat membantu, Anda dapat menyatakan siapa yang menunjukkan belas kasihan kepada Paulus dengan bentuk aktif, dan Anda dapat menyatakan siapa yang melakukan tindakan tersebut. Terjemahan alternatif: “Yesus telah berbelas kasihan padaku”</w:t>
@@ -3488,6 +4193,21 @@
       </w:r>
       <w:r>
         <w:rPr>
+          <w:b/>
+          <w:lang w:val="id_ID" w:bidi="id_ID"/>
+        </w:rPr>
+        <w:t>δὲ</w:t>
+      </w:r>
+    </w:p>
+    <w:p>
+      <w:pPr/>
+      <w:r>
+        <w:rPr>
+          <w:lang w:val="id_ID" w:bidi="id_ID"/>
+        </w:rPr>
+      </w:r>
+      <w:r>
+        <w:rPr>
           <w:lang w:val="id_ID" w:bidi="id_ID"/>
         </w:rPr>
         <w:t xml:space="preserve">Di sini Paulus menggunakan kata </w:t>
@@ -3549,6 +4269,21 @@
       </w:r>
       <w:r>
         <w:rPr>
+          <w:b/>
+          <w:lang w:val="id_ID" w:bidi="id_ID"/>
+        </w:rPr>
+        <w:t>ὑπερεπλεόνασεν &amp; ἡ χάρις τοῦ Κυρίου ἡμῶν</w:t>
+      </w:r>
+    </w:p>
+    <w:p>
+      <w:pPr/>
+      <w:r>
+        <w:rPr>
+          <w:lang w:val="id_ID" w:bidi="id_ID"/>
+        </w:rPr>
+      </w:r>
+      <w:r>
+        <w:rPr>
           <w:lang w:val="id_ID" w:bidi="id_ID"/>
         </w:rPr>
         <w:t xml:space="preserve">Paulus berbicara tentang </w:t>
@@ -3630,6 +4365,21 @@
       </w:r>
       <w:r>
         <w:rPr>
+          <w:b/>
+          <w:lang w:val="id_ID" w:bidi="id_ID"/>
+        </w:rPr>
+        <w:t>τῆς ἐν Χριστῷ Ἰησοῦ</w:t>
+      </w:r>
+    </w:p>
+    <w:p>
+      <w:pPr/>
+      <w:r>
+        <w:rPr>
+          <w:lang w:val="id_ID" w:bidi="id_ID"/>
+        </w:rPr>
+      </w:r>
+      <w:r>
+        <w:rPr>
           <w:lang w:val="id_ID" w:bidi="id_ID"/>
         </w:rPr>
         <w:t xml:space="preserve">Hal ini dapat merujuk pada: (1) iman dan kasih yang dia terima dari Yesus ketika dia menjadi </w:t>
@@ -3711,6 +4461,21 @@
       </w:r>
       <w:r>
         <w:rPr>
+          <w:b/>
+          <w:lang w:val="id_ID" w:bidi="id_ID"/>
+        </w:rPr>
+        <w:t>πιστὸς ὁ λόγος</w:t>
+      </w:r>
+    </w:p>
+    <w:p>
+      <w:pPr/>
+      <w:r>
+        <w:rPr>
+          <w:lang w:val="id_ID" w:bidi="id_ID"/>
+        </w:rPr>
+      </w:r>
+      <w:r>
+        <w:rPr>
           <w:lang w:val="id_ID" w:bidi="id_ID"/>
         </w:rPr>
         <w:t xml:space="preserve">Dalam konteks ini, istilah </w:t>
@@ -3772,6 +4537,21 @@
       </w:r>
       <w:r>
         <w:rPr>
+          <w:b/>
+          <w:lang w:val="id_ID" w:bidi="id_ID"/>
+        </w:rPr>
+        <w:t>πάσης ἀποδοχῆς</w:t>
+      </w:r>
+    </w:p>
+    <w:p>
+      <w:pPr/>
+      <w:r>
+        <w:rPr>
+          <w:lang w:val="id_ID" w:bidi="id_ID"/>
+        </w:rPr>
+      </w:r>
+      <w:r>
+        <w:rPr>
           <w:lang w:val="id_ID" w:bidi="id_ID"/>
         </w:rPr>
         <w:t>Jika ini berguna dalam bahasa Anda, Anda dapat menyatakan secara eksplisit siapa yang melakukan tindakan ini. Terjemahan alternatif: “dan kita harus mempercayainya tanpa keraguan” atau “dan kita harus mempunyai keyakinan penuh terhadapnya”</w:t>
@@ -3820,6 +4600,21 @@
       </w:r>
       <w:r>
         <w:rPr>
+          <w:b/>
+          <w:lang w:val="id_ID" w:bidi="id_ID"/>
+        </w:rPr>
+        <w:t>Χριστὸς Ἰησοῦς ἦλθεν εἰς τὸν κόσμον ἁμαρτωλοὺς σῶσαι</w:t>
+      </w:r>
+    </w:p>
+    <w:p>
+      <w:pPr/>
+      <w:r>
+        <w:rPr>
+          <w:lang w:val="id_ID" w:bidi="id_ID"/>
+        </w:rPr>
+      </w:r>
+      <w:r>
+        <w:rPr>
           <w:lang w:val="id_ID" w:bidi="id_ID"/>
         </w:rPr>
         <w:t>Paulus menggunakan frasa ini sebagai kutipan langsung. Mungkin bermanfaat bagi pembaca Anda jika Anda menunjukkan hal ini dengan mengawali kata-kata berikutnya, “Kristus Yesus datang ke dunia untuk menyelamatkan orang berdosa,” dengan tanda kutip atau dengan tanda baca atau aturan lain apa pun yang mungkin digunakan dalam bahasa Anda untuk menunjukkan kutipan.</w:t>
@@ -3888,6 +4683,21 @@
       </w:r>
       <w:r>
         <w:rPr>
+          <w:b/>
+          <w:lang w:val="id_ID" w:bidi="id_ID"/>
+        </w:rPr>
+        <w:t>ὧν πρῶτός εἰμι ἐγώ</w:t>
+      </w:r>
+    </w:p>
+    <w:p>
+      <w:pPr/>
+      <w:r>
+        <w:rPr>
+          <w:lang w:val="id_ID" w:bidi="id_ID"/>
+        </w:rPr>
+      </w:r>
+      <w:r>
+        <w:rPr>
           <w:lang w:val="id_ID" w:bidi="id_ID"/>
         </w:rPr>
         <w:t xml:space="preserve">Di sini istilah </w:t>
@@ -3949,6 +4759,21 @@
       </w:r>
       <w:r>
         <w:rPr>
+          <w:b/>
+          <w:lang w:val="id_ID" w:bidi="id_ID"/>
+        </w:rPr>
+        <w:t>ἠλεήθην</w:t>
+      </w:r>
+    </w:p>
+    <w:p>
+      <w:pPr/>
+      <w:r>
+        <w:rPr>
+          <w:lang w:val="id_ID" w:bidi="id_ID"/>
+        </w:rPr>
+      </w:r>
+      <w:r>
+        <w:rPr>
           <w:lang w:val="id_ID" w:bidi="id_ID"/>
         </w:rPr>
         <w:t>Jika bahasa Anda membantu, Anda dapat menyatakan siapa yang menunjukkan belas kasihan kepada Paulus dengan bentuk aktif, dan Anda dapat menyatakan siapa yang melakukan tindakan tersebut. Terjemahan lain: “Yesus berbelas kasihan padaku”</w:t>
@@ -4017,6 +4842,21 @@
       </w:r>
       <w:r>
         <w:rPr>
+          <w:b/>
+          <w:lang w:val="id_ID" w:bidi="id_ID"/>
+        </w:rPr>
+        <w:t>ἐν ἐμοὶ πρώτῳ</w:t>
+      </w:r>
+    </w:p>
+    <w:p>
+      <w:pPr/>
+      <w:r>
+        <w:rPr>
+          <w:lang w:val="id_ID" w:bidi="id_ID"/>
+        </w:rPr>
+      </w:r>
+      <w:r>
+        <w:rPr>
           <w:lang w:val="id_ID" w:bidi="id_ID"/>
         </w:rPr>
         <w:t>Terjemahan lain: “supaya melalui aku, orang yang paling berdosa”</w:t>
@@ -4065,6 +4905,21 @@
       </w:r>
       <w:r>
         <w:rPr>
+          <w:b/>
+          <w:lang w:val="id_ID" w:bidi="id_ID"/>
+        </w:rPr>
+        <w:t>δὲ</w:t>
+      </w:r>
+    </w:p>
+    <w:p>
+      <w:pPr/>
+      <w:r>
+        <w:rPr>
+          <w:lang w:val="id_ID" w:bidi="id_ID"/>
+        </w:rPr>
+      </w:r>
+      <w:r>
+        <w:rPr>
           <w:lang w:val="id_ID" w:bidi="id_ID"/>
         </w:rPr>
         <w:t xml:space="preserve">Paulus di sini menggunakan kata </w:t>
@@ -4126,6 +4981,21 @@
       </w:r>
       <w:r>
         <w:rPr>
+          <w:b/>
+          <w:lang w:val="id_ID" w:bidi="id_ID"/>
+        </w:rPr>
+        <w:t>τῷ &amp; Βασιλεῖ τῶν αἰώνων, ἀφθάρτῳ, ἀοράτῳ, μόνῳ Θεῷ, τιμὴ καὶ δόξα,</w:t>
+      </w:r>
+    </w:p>
+    <w:p>
+      <w:pPr/>
+      <w:r>
+        <w:rPr>
+          <w:lang w:val="id_ID" w:bidi="id_ID"/>
+        </w:rPr>
+      </w:r>
+      <w:r>
+        <w:rPr>
           <w:lang w:val="id_ID" w:bidi="id_ID"/>
         </w:rPr>
         <w:t xml:space="preserve">Jika ini berguna dalam bahasa Anda, Anda dapat mengungkapkan kata benda abstrak </w:t>
@@ -4220,6 +5090,21 @@
       </w:r>
       <w:r>
         <w:rPr>
+          <w:b/>
+          <w:lang w:val="id_ID" w:bidi="id_ID"/>
+        </w:rPr>
+        <w:t>παρατίθεμαί σοι</w:t>
+      </w:r>
+    </w:p>
+    <w:p>
+      <w:pPr/>
+      <w:r>
+        <w:rPr>
+          <w:lang w:val="id_ID" w:bidi="id_ID"/>
+        </w:rPr>
+      </w:r>
+      <w:r>
+        <w:rPr>
           <w:lang w:val="id_ID" w:bidi="id_ID"/>
         </w:rPr>
         <w:t>Paulus berbicara tentang instruksinya seolah-olah dia secara fisik dapat menyampaikannya kepada Timotius. Terjemahan lain: “Aku mempercayakan kepadamu perintah ini” atau “inilah yang Aku perintahkan kepadamu”</w:t>
@@ -4288,6 +5173,21 @@
       </w:r>
       <w:r>
         <w:rPr>
+          <w:b/>
+          <w:lang w:val="id_ID" w:bidi="id_ID"/>
+        </w:rPr>
+        <w:t>τέκνον</w:t>
+      </w:r>
+    </w:p>
+    <w:p>
+      <w:pPr/>
+      <w:r>
+        <w:rPr>
+          <w:lang w:val="id_ID" w:bidi="id_ID"/>
+        </w:rPr>
+      </w:r>
+      <w:r>
+        <w:rPr>
           <w:lang w:val="id_ID" w:bidi="id_ID"/>
         </w:rPr>
         <w:t xml:space="preserve">Paulus berbicara tentang kedekatannya dengan Timotius seolah-olah mereka adalah ayah dan </w:t>
@@ -4369,6 +5269,21 @@
       </w:r>
       <w:r>
         <w:rPr>
+          <w:b/>
+          <w:lang w:val="id_ID" w:bidi="id_ID"/>
+        </w:rPr>
+        <w:t>τὰς προαγούσας ἐπὶ σὲ προφητείας</w:t>
+      </w:r>
+    </w:p>
+    <w:p>
+      <w:pPr/>
+      <w:r>
+        <w:rPr>
+          <w:lang w:val="id_ID" w:bidi="id_ID"/>
+        </w:rPr>
+      </w:r>
+      <w:r>
+        <w:rPr>
           <w:lang w:val="id_ID" w:bidi="id_ID"/>
         </w:rPr>
         <w:t>Jika dapat membantu dalam bahasa Anda, Anda dapat menyatakan secara eksplisit bagaimana nubuatan ini terjadi dan siapa yang melakukan tindakan ini. Terjemahan lain: “sesuai dengan apa yang dinubuatkan oleh orang-orang beriman lainnya tentang kamu”</w:t>
@@ -4417,6 +5332,21 @@
       </w:r>
       <w:r>
         <w:rPr>
+          <w:b/>
+          <w:lang w:val="id_ID" w:bidi="id_ID"/>
+        </w:rPr>
+        <w:t>στρατεύῃ &amp; τὴν καλὴν στρατείαν</w:t>
+      </w:r>
+    </w:p>
+    <w:p>
+      <w:pPr/>
+      <w:r>
+        <w:rPr>
+          <w:lang w:val="id_ID" w:bidi="id_ID"/>
+        </w:rPr>
+      </w:r>
+      <w:r>
+        <w:rPr>
           <w:lang w:val="id_ID" w:bidi="id_ID"/>
         </w:rPr>
         <w:t>Paulus berbicara secara kiasan tentang Timotius yang melakukan yang terbaik bagi Tuhan seolah-olah dia adalah seorang prajurit yang berperang. Terjemahan lain: “teruslah melakukan yang terbaik atas nama Tuhan” Paul speaks figuratively about Timothy doing his best for the Lord as if he were a soldier fighting a battle. Alternate translation: “continue to do your best on behalf of the Lord”</w:t>
@@ -4485,6 +5415,21 @@
       </w:r>
       <w:r>
         <w:rPr>
+          <w:b/>
+          <w:lang w:val="id_ID" w:bidi="id_ID"/>
+        </w:rPr>
+        <w:t>ἔχων πίστιν καὶ</w:t>
+      </w:r>
+    </w:p>
+    <w:p>
+      <w:pPr/>
+      <w:r>
+        <w:rPr>
+          <w:lang w:val="id_ID" w:bidi="id_ID"/>
+        </w:rPr>
+      </w:r>
+      <w:r>
+        <w:rPr>
           <w:lang w:val="id_ID" w:bidi="id_ID"/>
         </w:rPr>
         <w:t xml:space="preserve">Jika hal ini bermanfaat bagi pembaca, Anda dapat mengungkapkan gagasan di balik kata benda abstrak </w:t>
@@ -4594,6 +5539,21 @@
         <w:rPr>
           <w:lang w:val="id_ID" w:bidi="id_ID"/>
         </w:rPr>
+      </w:r>
+    </w:p>
+    <w:p>
+      <w:pPr/>
+      <w:r>
+        <w:rPr>
+          <w:lang w:val="id_ID" w:bidi="id_ID"/>
+        </w:rPr>
+      </w:r>
+      <w:r>
+        <w:rPr>
+          <w:b/>
+          <w:lang w:val="id_ID" w:bidi="id_ID"/>
+        </w:rPr>
+        <w:t>ἀγαθὴν συνείδησιν</w:t>
       </w:r>
     </w:p>
     <w:p>
@@ -4711,6 +5671,21 @@
       </w:r>
       <w:r>
         <w:rPr>
+          <w:b/>
+          <w:lang w:val="id_ID" w:bidi="id_ID"/>
+        </w:rPr>
+        <w:t>περὶ τὴν πίστιν ἐναυάγησαν</w:t>
+      </w:r>
+    </w:p>
+    <w:p>
+      <w:pPr/>
+      <w:r>
+        <w:rPr>
+          <w:lang w:val="id_ID" w:bidi="id_ID"/>
+        </w:rPr>
+      </w:r>
+      <w:r>
+        <w:rPr>
           <w:lang w:val="id_ID" w:bidi="id_ID"/>
         </w:rPr>
         <w:t>Paulus berbicara secara kiasan tentang orang-orang ini seolah-olah mereka adalah sebuah kapal yang tenggelam. Maksudnya adalah orang-orang ini tidak lagi percaya kepada Yesus dan tidak lagi hidup sebagai pengikutnya. Anda dapat menggunakan figur yang sama, atau figur serupa dari budaya Anda, jika pembaca Anda memahami maknanya. Jika tidak, Anda dapat menyatakan sebagai terjemahan alternatif, “bukan lagi milik Yesus”</w:t>
@@ -4779,6 +5754,21 @@
       </w:r>
       <w:r>
         <w:rPr>
+          <w:b/>
+          <w:lang w:val="id_ID" w:bidi="id_ID"/>
+        </w:rPr>
+        <w:t>περὶ τὴν πίστιν</w:t>
+      </w:r>
+    </w:p>
+    <w:p>
+      <w:pPr/>
+      <w:r>
+        <w:rPr>
+          <w:lang w:val="id_ID" w:bidi="id_ID"/>
+        </w:rPr>
+      </w:r>
+      <w:r>
+        <w:rPr>
           <w:lang w:val="id_ID" w:bidi="id_ID"/>
         </w:rPr>
         <w:t xml:space="preserve">Jika ini bermanfaat bagi pembaca Anda, Anda dapat mengungkapkan gagasan di balik kata benda abstrak </w:t>
@@ -4876,6 +5866,21 @@
           <w:b/>
           <w:lang w:val="id_ID" w:bidi="id_ID"/>
         </w:rPr>
+        <w:t>Ὑμέναιος &amp; Ἀλέξανδρος</w:t>
+      </w:r>
+    </w:p>
+    <w:p>
+      <w:pPr/>
+      <w:r>
+        <w:rPr>
+          <w:lang w:val="id_ID" w:bidi="id_ID"/>
+        </w:rPr>
+      </w:r>
+      <w:r>
+        <w:rPr>
+          <w:b/>
+          <w:lang w:val="id_ID" w:bidi="id_ID"/>
+        </w:rPr>
         <w:t>Himeneus</w:t>
       </w:r>
       <w:r>
@@ -4961,6 +5966,21 @@
       </w:r>
       <w:r>
         <w:rPr>
+          <w:b/>
+          <w:lang w:val="id_ID" w:bidi="id_ID"/>
+        </w:rPr>
+        <w:t>παρέδωκα τῷ Σατανᾷ</w:t>
+      </w:r>
+    </w:p>
+    <w:p>
+      <w:pPr/>
+      <w:r>
+        <w:rPr>
+          <w:lang w:val="id_ID" w:bidi="id_ID"/>
+        </w:rPr>
+      </w:r>
+      <w:r>
+        <w:rPr>
           <w:lang w:val="id_ID" w:bidi="id_ID"/>
         </w:rPr>
         <w:t xml:space="preserve">Paulus berbicara secara kiasan seolah-olah dia secara fisik memegang orang-orang ini dan menyerahkan mereka </w:t>
@@ -5042,6 +6062,21 @@
       </w:r>
       <w:r>
         <w:rPr>
+          <w:b/>
+          <w:lang w:val="id_ID" w:bidi="id_ID"/>
+        </w:rPr>
+        <w:t>παιδευθῶσι μὴ βλασφημεῖν</w:t>
+      </w:r>
+    </w:p>
+    <w:p>
+      <w:pPr/>
+      <w:r>
+        <w:rPr>
+          <w:lang w:val="id_ID" w:bidi="id_ID"/>
+        </w:rPr>
+      </w:r>
+      <w:r>
+        <w:rPr>
           <w:lang w:val="id_ID" w:bidi="id_ID"/>
         </w:rPr>
         <w:t>Jika ini berguna dalam bahasa Anda, Anda dapat mengungkapkan frasa pasif ini dengan bentuk aktif, dan Anda dapat menyatakan siapa yang akan melakukan tindakan tersebut. Terjemahan lain: “agar Tuhan dapat mengajar mereka”</w:t>
@@ -5110,6 +6145,21 @@
       </w:r>
       <w:r>
         <w:rPr>
+          <w:b/>
+          <w:lang w:val="id_ID" w:bidi="id_ID"/>
+        </w:rPr>
+        <w:t>παρακαλῶ οὖν</w:t>
+      </w:r>
+    </w:p>
+    <w:p>
+      <w:pPr/>
+      <w:r>
+        <w:rPr>
+          <w:lang w:val="id_ID" w:bidi="id_ID"/>
+        </w:rPr>
+      </w:r>
+      <w:r>
+        <w:rPr>
           <w:lang w:val="id_ID" w:bidi="id_ID"/>
         </w:rPr>
         <w:t>Terjemahan lain: “Saya mendorong” atau “Saya menasihati”</w:t>
@@ -5147,6 +6197,21 @@
         <w:rPr>
           <w:lang w:val="id_ID" w:bidi="id_ID"/>
         </w:rPr>
+      </w:r>
+    </w:p>
+    <w:p>
+      <w:pPr/>
+      <w:r>
+        <w:rPr>
+          <w:lang w:val="id_ID" w:bidi="id_ID"/>
+        </w:rPr>
+      </w:r>
+      <w:r>
+        <w:rPr>
+          <w:b/>
+          <w:lang w:val="id_ID" w:bidi="id_ID"/>
+        </w:rPr>
+        <w:t>πρῶτον πάντων</w:t>
       </w:r>
     </w:p>
     <w:p>
@@ -5257,6 +6322,21 @@
       </w:r>
       <w:r>
         <w:rPr>
+          <w:b/>
+          <w:lang w:val="id_ID" w:bidi="id_ID"/>
+        </w:rPr>
+        <w:t>ποιεῖσθαι δεήσεις, προσευχάς, ἐντεύξεις, εὐχαριστίας</w:t>
+      </w:r>
+    </w:p>
+    <w:p>
+      <w:pPr/>
+      <w:r>
+        <w:rPr>
+          <w:lang w:val="id_ID" w:bidi="id_ID"/>
+        </w:rPr>
+      </w:r>
+      <w:r>
+        <w:rPr>
           <w:lang w:val="id_ID" w:bidi="id_ID"/>
         </w:rPr>
         <w:t>Jika ini berguna dalam bahasa Anda, Anda dapat mengungkapkan frase pasif ini dengan bentuk aktif, dan Anda dapat menyatakan siapa yang akan melakukan tindakan tersebut dan siapa yang akan menerima tindakan tersebut. Terjemahan lain: “Saya mendorong semua orang beriman untuk menyampaikan permohonan, doa, syafaat, dan ucapan syukur kepada Tuhan”</w:t>
@@ -5325,6 +6405,21 @@
       </w:r>
       <w:r>
         <w:rPr>
+          <w:b/>
+          <w:lang w:val="id_ID" w:bidi="id_ID"/>
+        </w:rPr>
+        <w:t>ἀνθρώπων</w:t>
+      </w:r>
+    </w:p>
+    <w:p>
+      <w:pPr/>
+      <w:r>
+        <w:rPr>
+          <w:lang w:val="id_ID" w:bidi="id_ID"/>
+        </w:rPr>
+      </w:r>
+      <w:r>
+        <w:rPr>
           <w:lang w:val="id_ID" w:bidi="id_ID"/>
         </w:rPr>
         <w:t xml:space="preserve">Paulus menggunakan istilah </w:t>
@@ -5406,6 +6501,21 @@
       </w:r>
       <w:r>
         <w:rPr>
+          <w:b/>
+          <w:lang w:val="id_ID" w:bidi="id_ID"/>
+        </w:rPr>
+        <w:t>ἤρεμον καὶ ἡσύχιον βίον</w:t>
+      </w:r>
+    </w:p>
+    <w:p>
+      <w:pPr/>
+      <w:r>
+        <w:rPr>
+          <w:lang w:val="id_ID" w:bidi="id_ID"/>
+        </w:rPr>
+      </w:r>
+      <w:r>
+        <w:rPr>
           <w:lang w:val="id_ID" w:bidi="id_ID"/>
         </w:rPr>
         <w:t xml:space="preserve">Istilah </w:t>
@@ -5500,6 +6610,21 @@
       </w:r>
       <w:r>
         <w:rPr>
+          <w:b/>
+          <w:lang w:val="id_ID" w:bidi="id_ID"/>
+        </w:rPr>
+        <w:t>καλὸν καὶ ἀπόδεκτον</w:t>
+      </w:r>
+    </w:p>
+    <w:p>
+      <w:pPr/>
+      <w:r>
+        <w:rPr>
+          <w:lang w:val="id_ID" w:bidi="id_ID"/>
+        </w:rPr>
+      </w:r>
+      <w:r>
+        <w:rPr>
           <w:lang w:val="id_ID" w:bidi="id_ID"/>
         </w:rPr>
         <w:t xml:space="preserve">Istilah </w:t>
@@ -5594,6 +6719,21 @@
       </w:r>
       <w:r>
         <w:rPr>
+          <w:b/>
+          <w:lang w:val="id_ID" w:bidi="id_ID"/>
+        </w:rPr>
+        <w:t>πάντας ἀνθρώπους &amp; σωθῆναι, καὶ &amp; ἐλθεῖν</w:t>
+      </w:r>
+    </w:p>
+    <w:p>
+      <w:pPr/>
+      <w:r>
+        <w:rPr>
+          <w:lang w:val="id_ID" w:bidi="id_ID"/>
+        </w:rPr>
+      </w:r>
+      <w:r>
+        <w:rPr>
           <w:lang w:val="id_ID" w:bidi="id_ID"/>
         </w:rPr>
         <w:t>Jika ini berguna dalam bahasa Anda, Anda dapat mengungkapkan frase pasif ini dengan bentuk aktif. Terjemahan lain: “yang ingin menyelamatkan semua orang”</w:t>
@@ -5662,6 +6802,21 @@
       </w:r>
       <w:r>
         <w:rPr>
+          <w:b/>
+          <w:lang w:val="id_ID" w:bidi="id_ID"/>
+        </w:rPr>
+        <w:t>πάντας ἀνθρώπους</w:t>
+      </w:r>
+    </w:p>
+    <w:p>
+      <w:pPr/>
+      <w:r>
+        <w:rPr>
+          <w:lang w:val="id_ID" w:bidi="id_ID"/>
+        </w:rPr>
+      </w:r>
+      <w:r>
+        <w:rPr>
           <w:lang w:val="id_ID" w:bidi="id_ID"/>
         </w:rPr>
         <w:t xml:space="preserve">Paulus menggunakan istilah </w:t>
@@ -5743,6 +6898,21 @@
       </w:r>
       <w:r>
         <w:rPr>
+          <w:b/>
+          <w:lang w:val="id_ID" w:bidi="id_ID"/>
+        </w:rPr>
+        <w:t>εἰς ἐπίγνωσιν &amp; ἐλθεῖν</w:t>
+      </w:r>
+    </w:p>
+    <w:p>
+      <w:pPr/>
+      <w:r>
+        <w:rPr>
+          <w:lang w:val="id_ID" w:bidi="id_ID"/>
+        </w:rPr>
+      </w:r>
+      <w:r>
+        <w:rPr>
           <w:lang w:val="id_ID" w:bidi="id_ID"/>
         </w:rPr>
         <w:t xml:space="preserve">Paulus berbicara tentang mempelajari kebenaran tentang Allah seolah-olah itu adalah tempat di mana orang dapat </w:t>
@@ -5824,6 +6994,21 @@
       </w:r>
       <w:r>
         <w:rPr>
+          <w:b/>
+          <w:lang w:val="id_ID" w:bidi="id_ID"/>
+        </w:rPr>
+        <w:t>εἷς καὶ μεσίτης Θεοῦ καὶ ἀνθρώπων</w:t>
+      </w:r>
+    </w:p>
+    <w:p>
+      <w:pPr/>
+      <w:r>
+        <w:rPr>
+          <w:lang w:val="id_ID" w:bidi="id_ID"/>
+        </w:rPr>
+      </w:r>
+      <w:r>
+        <w:rPr>
           <w:lang w:val="id_ID" w:bidi="id_ID"/>
         </w:rPr>
         <w:t xml:space="preserve">Seorang </w:t>
@@ -5905,6 +7090,21 @@
       </w:r>
       <w:r>
         <w:rPr>
+          <w:b/>
+          <w:lang w:val="id_ID" w:bidi="id_ID"/>
+        </w:rPr>
+        <w:t>ἀνθρώπων</w:t>
+      </w:r>
+    </w:p>
+    <w:p>
+      <w:pPr/>
+      <w:r>
+        <w:rPr>
+          <w:lang w:val="id_ID" w:bidi="id_ID"/>
+        </w:rPr>
+      </w:r>
+      <w:r>
+        <w:rPr>
           <w:lang w:val="id_ID" w:bidi="id_ID"/>
         </w:rPr>
         <w:t xml:space="preserve">Paulus menggunakan istilah </w:t>
@@ -5986,6 +7186,21 @@
       </w:r>
       <w:r>
         <w:rPr>
+          <w:b/>
+          <w:lang w:val="id_ID" w:bidi="id_ID"/>
+        </w:rPr>
+        <w:t>ἄνθρωπος Χριστὸς Ἰησοῦς</w:t>
+      </w:r>
+    </w:p>
+    <w:p>
+      <w:pPr/>
+      <w:r>
+        <w:rPr>
+          <w:lang w:val="id_ID" w:bidi="id_ID"/>
+        </w:rPr>
+      </w:r>
+      <w:r>
+        <w:rPr>
           <w:lang w:val="id_ID" w:bidi="id_ID"/>
         </w:rPr>
         <w:t xml:space="preserve">Paulus kemungkinan besar menggunakan istilah </w:t>
@@ -6067,6 +7282,21 @@
       </w:r>
       <w:r>
         <w:rPr>
+          <w:b/>
+          <w:lang w:val="id_ID" w:bidi="id_ID"/>
+        </w:rPr>
+        <w:t>δοὺς ἑαυτὸν</w:t>
+      </w:r>
+    </w:p>
+    <w:p>
+      <w:pPr/>
+      <w:r>
+        <w:rPr>
+          <w:lang w:val="id_ID" w:bidi="id_ID"/>
+        </w:rPr>
+      </w:r>
+      <w:r>
+        <w:rPr>
           <w:lang w:val="id_ID" w:bidi="id_ID"/>
         </w:rPr>
         <w:t>Terjemahan alternatif: "mengorbankan dirinya sendiri" atau "mati dengan sukarela"</w:t>
@@ -6115,6 +7345,21 @@
       </w:r>
       <w:r>
         <w:rPr>
+          <w:b/>
+          <w:lang w:val="id_ID" w:bidi="id_ID"/>
+        </w:rPr>
+        <w:t>ἀντίλυτρον ὑπὲρ πάντων</w:t>
+      </w:r>
+    </w:p>
+    <w:p>
+      <w:pPr/>
+      <w:r>
+        <w:rPr>
+          <w:lang w:val="id_ID" w:bidi="id_ID"/>
+        </w:rPr>
+      </w:r>
+      <w:r>
+        <w:rPr>
           <w:lang w:val="id_ID" w:bidi="id_ID"/>
         </w:rPr>
         <w:t>Terjemahan alternatif: "sebagai harga dari kebebasan untuk semua orang"</w:t>
@@ -6163,6 +7408,21 @@
       </w:r>
       <w:r>
         <w:rPr>
+          <w:b/>
+          <w:lang w:val="id_ID" w:bidi="id_ID"/>
+        </w:rPr>
+        <w:t>τὸ μαρτύριον</w:t>
+      </w:r>
+    </w:p>
+    <w:p>
+      <w:pPr/>
+      <w:r>
+        <w:rPr>
+          <w:lang w:val="id_ID" w:bidi="id_ID"/>
+        </w:rPr>
+      </w:r>
+      <w:r>
+        <w:rPr>
           <w:lang w:val="id_ID" w:bidi="id_ID"/>
         </w:rPr>
         <w:t>Jika itu akan membantu para pembaca Anda, Anda dapat menjelaskan secara eksplisit bahwa hal ini secara khusus menunjukkan bahwa Allah ingin menyelamatkan semua orang. Terjemahan alternatif: "sebagai bukti bahwa Allah ingin menyelamatkan semua orang"</w:t>
@@ -6231,6 +7491,21 @@
       </w:r>
       <w:r>
         <w:rPr>
+          <w:b/>
+          <w:lang w:val="id_ID" w:bidi="id_ID"/>
+        </w:rPr>
+        <w:t>καιροῖς ἰδίοις</w:t>
+      </w:r>
+    </w:p>
+    <w:p>
+      <w:pPr/>
+      <w:r>
+        <w:rPr>
+          <w:lang w:val="id_ID" w:bidi="id_ID"/>
+        </w:rPr>
+      </w:r>
+      <w:r>
+        <w:rPr>
           <w:lang w:val="id_ID" w:bidi="id_ID"/>
         </w:rPr>
         <w:t>Ini adalah sebuah ungkapan. Terjemahan alternatif: "pada waktu yang telah dipilih Allah"</w:t>
@@ -6299,6 +7574,21 @@
       </w:r>
       <w:r>
         <w:rPr>
+          <w:b/>
+          <w:lang w:val="id_ID" w:bidi="id_ID"/>
+        </w:rPr>
+        <w:t>εἰς ὃ</w:t>
+      </w:r>
+    </w:p>
+    <w:p>
+      <w:pPr/>
+      <w:r>
+        <w:rPr>
+          <w:lang w:val="id_ID" w:bidi="id_ID"/>
+        </w:rPr>
+      </w:r>
+      <w:r>
+        <w:rPr>
           <w:lang w:val="id_ID" w:bidi="id_ID"/>
         </w:rPr>
         <w:t xml:space="preserve">Di sini, </w:t>
@@ -6360,6 +7650,21 @@
       </w:r>
       <w:r>
         <w:rPr>
+          <w:b/>
+          <w:lang w:val="id_ID" w:bidi="id_ID"/>
+        </w:rPr>
+        <w:t>ἐτέθην ἐγὼ</w:t>
+      </w:r>
+    </w:p>
+    <w:p>
+      <w:pPr/>
+      <w:r>
+        <w:rPr>
+          <w:lang w:val="id_ID" w:bidi="id_ID"/>
+        </w:rPr>
+      </w:r>
+      <w:r>
+        <w:rPr>
           <w:lang w:val="id_ID" w:bidi="id_ID"/>
         </w:rPr>
         <w:t>Jika akan membantu dalam bahasa Anda, Anda dapat mengekspresikan frasa pasif ini dengan bentuk aktif, dan Anda dapat menyatakan siapa yang melakukan tindakan tersebut. Terjemahan alternatif: "Yesus telah menjadikan aku, Paulus, seorang pengkhotbah dan wakil-Nya"</w:t>
@@ -6428,6 +7733,21 @@
       </w:r>
       <w:r>
         <w:rPr>
+          <w:b/>
+          <w:lang w:val="id_ID" w:bidi="id_ID"/>
+        </w:rPr>
+        <w:t>κῆρυξ</w:t>
+      </w:r>
+    </w:p>
+    <w:p>
+      <w:pPr/>
+      <w:r>
+        <w:rPr>
+          <w:lang w:val="id_ID" w:bidi="id_ID"/>
+        </w:rPr>
+      </w:r>
+      <w:r>
+        <w:rPr>
           <w:lang w:val="id_ID" w:bidi="id_ID"/>
         </w:rPr>
         <w:t xml:space="preserve">Seorang </w:t>
@@ -6509,6 +7829,21 @@
       </w:r>
       <w:r>
         <w:rPr>
+          <w:b/>
+          <w:lang w:val="id_ID" w:bidi="id_ID"/>
+        </w:rPr>
+        <w:t>ἀλήθειαν λέγω ἐν Χριστῷ, οὐ ψεύδομαι</w:t>
+      </w:r>
+    </w:p>
+    <w:p>
+      <w:pPr/>
+      <w:r>
+        <w:rPr>
+          <w:lang w:val="id_ID" w:bidi="id_ID"/>
+        </w:rPr>
+      </w:r>
+      <w:r>
+        <w:rPr>
           <w:lang w:val="id_ID" w:bidi="id_ID"/>
         </w:rPr>
         <w:t>Untuk menekankan apa yang dia katakan, Paulus mengatakan hal yang sama dua kali, pertama secara positif dan kemudian secara negatif. Jika hal ini membingungkan dalam bahasa Anda, Anda dapat mengungkapkannya satu kali. Terjemahan alternatif: "Aku mengatakan yang sebenarnya kepadamu sebagai pengikut Kristus"</w:t>
@@ -6557,6 +7892,21 @@
       </w:r>
       <w:r>
         <w:rPr>
+          <w:b/>
+          <w:lang w:val="id_ID" w:bidi="id_ID"/>
+        </w:rPr>
+        <w:t>ἐν Χριστῷ</w:t>
+      </w:r>
+    </w:p>
+    <w:p>
+      <w:pPr/>
+      <w:r>
+        <w:rPr>
+          <w:lang w:val="id_ID" w:bidi="id_ID"/>
+        </w:rPr>
+      </w:r>
+      <w:r>
+        <w:rPr>
           <w:lang w:val="id_ID" w:bidi="id_ID"/>
         </w:rPr>
         <w:t>Terjemahan alternatif: "sebagai pengikut Kristus"</w:t>
@@ -6605,6 +7955,21 @@
       </w:r>
       <w:r>
         <w:rPr>
+          <w:b/>
+          <w:lang w:val="id_ID" w:bidi="id_ID"/>
+        </w:rPr>
+        <w:t>ἐν πίστει καὶ ἀληθείᾳ</w:t>
+      </w:r>
+    </w:p>
+    <w:p>
+      <w:pPr/>
+      <w:r>
+        <w:rPr>
+          <w:lang w:val="id_ID" w:bidi="id_ID"/>
+        </w:rPr>
+      </w:r>
+      <w:r>
+        <w:rPr>
           <w:lang w:val="id_ID" w:bidi="id_ID"/>
         </w:rPr>
         <w:t xml:space="preserve">Di sini, </w:t>
@@ -6666,6 +8031,21 @@
       </w:r>
       <w:r>
         <w:rPr>
+          <w:b/>
+          <w:lang w:val="id_ID" w:bidi="id_ID"/>
+        </w:rPr>
+        <w:t>ἐν πίστει καὶ ἀληθείᾳ</w:t>
+      </w:r>
+    </w:p>
+    <w:p>
+      <w:pPr/>
+      <w:r>
+        <w:rPr>
+          <w:lang w:val="id_ID" w:bidi="id_ID"/>
+        </w:rPr>
+      </w:r>
+      <w:r>
+        <w:rPr>
           <w:lang w:val="id_ID" w:bidi="id_ID"/>
         </w:rPr>
         <w:t xml:space="preserve">Jika frasa ini memiliki arti kedua seperti yang telah dibahas dalam catatan sebelumnya, Paulus mungkin menggunakan dua istilah </w:t>
@@ -6760,6 +8140,21 @@
       </w:r>
       <w:r>
         <w:rPr>
+          <w:b/>
+          <w:lang w:val="id_ID" w:bidi="id_ID"/>
+        </w:rPr>
+        <w:t>τοὺς ἄνδρας</w:t>
+      </w:r>
+    </w:p>
+    <w:p>
+      <w:pPr/>
+      <w:r>
+        <w:rPr>
+          <w:lang w:val="id_ID" w:bidi="id_ID"/>
+        </w:rPr>
+      </w:r>
+      <w:r>
+        <w:rPr>
           <w:lang w:val="id_ID" w:bidi="id_ID"/>
         </w:rPr>
         <w:t xml:space="preserve">Di sini kata </w:t>
@@ -6841,6 +8236,21 @@
       </w:r>
       <w:r>
         <w:rPr>
+          <w:b/>
+          <w:lang w:val="id_ID" w:bidi="id_ID"/>
+        </w:rPr>
+        <w:t>ἐπαίροντας ὁσίους χεῖρας</w:t>
+      </w:r>
+    </w:p>
+    <w:p>
+      <w:pPr/>
+      <w:r>
+        <w:rPr>
+          <w:lang w:val="id_ID" w:bidi="id_ID"/>
+        </w:rPr>
+      </w:r>
+      <w:r>
+        <w:rPr>
           <w:lang w:val="id_ID" w:bidi="id_ID"/>
         </w:rPr>
         <w:t xml:space="preserve">Merupakan kebiasaan dalam budaya ini bagi orang-orang untuk mengangkat </w:t>
@@ -6922,6 +8332,21 @@
       </w:r>
       <w:r>
         <w:rPr>
+          <w:b/>
+          <w:lang w:val="id_ID" w:bidi="id_ID"/>
+        </w:rPr>
+        <w:t>ἐπαίροντας ὁσίους χεῖρας</w:t>
+      </w:r>
+    </w:p>
+    <w:p>
+      <w:pPr/>
+      <w:r>
+        <w:rPr>
+          <w:lang w:val="id_ID" w:bidi="id_ID"/>
+        </w:rPr>
+      </w:r>
+      <w:r>
+        <w:rPr>
           <w:lang w:val="id_ID" w:bidi="id_ID"/>
         </w:rPr>
         <w:t xml:space="preserve">Paulus menjelaskan satu bagian dari manusia, yaitu </w:t>
@@ -7003,6 +8428,21 @@
       </w:r>
       <w:r>
         <w:rPr>
+          <w:b/>
+          <w:lang w:val="id_ID" w:bidi="id_ID"/>
+        </w:rPr>
+        <w:t>ὡσαύτως γυναῖκας &amp; κοσμεῖν</w:t>
+      </w:r>
+    </w:p>
+    <w:p>
+      <w:pPr/>
+      <w:r>
+        <w:rPr>
+          <w:lang w:val="id_ID" w:bidi="id_ID"/>
+        </w:rPr>
+      </w:r>
+      <w:r>
+        <w:rPr>
           <w:lang w:val="id_ID" w:bidi="id_ID"/>
         </w:rPr>
         <w:t>Di sini Paulus mengabaikan beberapa kata yang biasanya dibutuhkan oleh sebuah kalimat agar menjadi lengkap. Terjemahan alternatif: “dengan cara yang sama, aku juga ingin”</w:t>
@@ -7071,6 +8511,21 @@
       </w:r>
       <w:r>
         <w:rPr>
+          <w:b/>
+          <w:lang w:val="id_ID" w:bidi="id_ID"/>
+        </w:rPr>
+        <w:t>μὴ ἐν πλέγμασιν</w:t>
+      </w:r>
+    </w:p>
+    <w:p>
+      <w:pPr/>
+      <w:r>
+        <w:rPr>
+          <w:lang w:val="id_ID" w:bidi="id_ID"/>
+        </w:rPr>
+      </w:r>
+      <w:r>
+        <w:rPr>
           <w:lang w:val="id_ID" w:bidi="id_ID"/>
         </w:rPr>
         <w:t>Pada masa ini, banyak perempuan Romawi mengepang rambut mereka secara berlebihan untuk membuat diri mereka menarik. Jika pembaca Anda belum terbiasa dengan praktik mengepang rambut, Anda dapat mengungkapkan gagasan ini dengan cara yang lebih umum. Terjemahan alternatif: “mereka tidak boleh memiliki gaya rambut yang mewah” atau “mereka tidak boleh memiliki gaya rambut yang rumit yang menarik perhatian”</w:t>
@@ -7139,6 +8594,21 @@
       </w:r>
       <w:r>
         <w:rPr>
+          <w:b/>
+          <w:lang w:val="id_ID" w:bidi="id_ID"/>
+        </w:rPr>
+        <w:t>χρυσῷ</w:t>
+      </w:r>
+    </w:p>
+    <w:p>
+      <w:pPr/>
+      <w:r>
+        <w:rPr>
+          <w:lang w:val="id_ID" w:bidi="id_ID"/>
+        </w:rPr>
+      </w:r>
+      <w:r>
+        <w:rPr>
           <w:lang w:val="id_ID" w:bidi="id_ID"/>
         </w:rPr>
         <w:t xml:space="preserve">Paul menyebutkan </w:t>
@@ -7236,6 +8706,21 @@
           <w:b/>
           <w:lang w:val="id_ID" w:bidi="id_ID"/>
         </w:rPr>
+        <w:t>μαργαρίταις</w:t>
+      </w:r>
+    </w:p>
+    <w:p>
+      <w:pPr/>
+      <w:r>
+        <w:rPr>
+          <w:lang w:val="id_ID" w:bidi="id_ID"/>
+        </w:rPr>
+      </w:r>
+      <w:r>
+        <w:rPr>
+          <w:b/>
+          <w:lang w:val="id_ID" w:bidi="id_ID"/>
+        </w:rPr>
         <w:t>Mutiara</w:t>
       </w:r>
       <w:r>
@@ -7308,6 +8793,21 @@
       </w:r>
       <w:r>
         <w:rPr>
+          <w:b/>
+          <w:lang w:val="id_ID" w:bidi="id_ID"/>
+        </w:rPr>
+        <w:t>θεοσέβειαν</w:t>
+      </w:r>
+    </w:p>
+    <w:p>
+      <w:pPr/>
+      <w:r>
+        <w:rPr>
+          <w:lang w:val="id_ID" w:bidi="id_ID"/>
+        </w:rPr>
+      </w:r>
+      <w:r>
+        <w:rPr>
           <w:lang w:val="id_ID" w:bidi="id_ID"/>
         </w:rPr>
         <w:t>Terjemahan alternatif: “yang ingin memuliakan Allah dengan perbuatan-perbuatan baik yang mereka lakukan”</w:t>
@@ -7356,6 +8856,21 @@
       </w:r>
       <w:r>
         <w:rPr>
+          <w:b/>
+          <w:lang w:val="id_ID" w:bidi="id_ID"/>
+        </w:rPr>
+        <w:t>ἐν ἡσυχίᾳ</w:t>
+      </w:r>
+    </w:p>
+    <w:p>
+      <w:pPr/>
+      <w:r>
+        <w:rPr>
+          <w:lang w:val="id_ID" w:bidi="id_ID"/>
+        </w:rPr>
+      </w:r>
+      <w:r>
+        <w:rPr>
           <w:lang w:val="id_ID" w:bidi="id_ID"/>
         </w:rPr>
         <w:t>Paulus mungkin mengatakan bahwa ia ingin para perempuan untuk mendengarkan dibandingkan berbicara. Terjemahan alternatif: “dengan mendengarkan”</w:t>
@@ -7424,6 +8939,21 @@
       </w:r>
       <w:r>
         <w:rPr>
+          <w:b/>
+          <w:lang w:val="id_ID" w:bidi="id_ID"/>
+        </w:rPr>
+        <w:t>ἐν πάσῃ ὑποταγῇ</w:t>
+      </w:r>
+    </w:p>
+    <w:p>
+      <w:pPr/>
+      <w:r>
+        <w:rPr>
+          <w:lang w:val="id_ID" w:bidi="id_ID"/>
+        </w:rPr>
+      </w:r>
+      <w:r>
+        <w:rPr>
           <w:lang w:val="id_ID" w:bidi="id_ID"/>
         </w:rPr>
         <w:t>Terjemahan alternatif: “dan tunduk pada otoritas pengajar”</w:t>
@@ -7461,6 +8991,21 @@
         <w:rPr>
           <w:lang w:val="id_ID" w:bidi="id_ID"/>
         </w:rPr>
+      </w:r>
+    </w:p>
+    <w:p>
+      <w:pPr/>
+      <w:r>
+        <w:rPr>
+          <w:lang w:val="id_ID" w:bidi="id_ID"/>
+        </w:rPr>
+      </w:r>
+      <w:r>
+        <w:rPr>
+          <w:b/>
+          <w:lang w:val="id_ID" w:bidi="id_ID"/>
+        </w:rPr>
+        <w:t>εἶναι ἐν ἡσυχίᾳ</w:t>
       </w:r>
     </w:p>
     <w:p>
@@ -7538,6 +9083,21 @@
       </w:r>
       <w:r>
         <w:rPr>
+          <w:b/>
+          <w:lang w:val="id_ID" w:bidi="id_ID"/>
+        </w:rPr>
+        <w:t>Ἀδὰμ &amp; ἐπλάσθη</w:t>
+      </w:r>
+    </w:p>
+    <w:p>
+      <w:pPr/>
+      <w:r>
+        <w:rPr>
+          <w:lang w:val="id_ID" w:bidi="id_ID"/>
+        </w:rPr>
+      </w:r>
+      <w:r>
+        <w:rPr>
           <w:lang w:val="id_ID" w:bidi="id_ID"/>
         </w:rPr>
         <w:t>Jika ini berguna dalam bahasa Anda, Anda dapat mengungkapkan frasa pasif ini dengan bentuk aktif, dan Anda dapat menyatakan siapa yang melakukan tindakan tersebut. Terjemahan lain: “Tuhan menciptakan Adam terlebih dahulu”</w:t>
@@ -7606,6 +9166,21 @@
       </w:r>
       <w:r>
         <w:rPr>
+          <w:b/>
+          <w:lang w:val="id_ID" w:bidi="id_ID"/>
+        </w:rPr>
+        <w:t>εἶτα Εὕα</w:t>
+      </w:r>
+    </w:p>
+    <w:p>
+      <w:pPr/>
+      <w:r>
+        <w:rPr>
+          <w:lang w:val="id_ID" w:bidi="id_ID"/>
+        </w:rPr>
+      </w:r>
+      <w:r>
+        <w:rPr>
           <w:lang w:val="id_ID" w:bidi="id_ID"/>
         </w:rPr>
         <w:t>Di sini Paulus mengabaikan beberapa kata yang biasanya dibutuhkan sebuah kalimat agar menjadi lengkap. Terjemahan lain: “lalu Tuhan menciptakan Hawa”</w:t>
@@ -7674,6 +9249,21 @@
       </w:r>
       <w:r>
         <w:rPr>
+          <w:b/>
+          <w:lang w:val="id_ID" w:bidi="id_ID"/>
+        </w:rPr>
+        <w:t>Ἀδὰμ οὐκ ἠπατήθη &amp; ἐξαπατηθεῖσα</w:t>
+      </w:r>
+    </w:p>
+    <w:p>
+      <w:pPr/>
+      <w:r>
+        <w:rPr>
+          <w:lang w:val="id_ID" w:bidi="id_ID"/>
+        </w:rPr>
+      </w:r>
+      <w:r>
+        <w:rPr>
           <w:lang w:val="id_ID" w:bidi="id_ID"/>
         </w:rPr>
         <w:t>Jika ini berguna dalam bahasa Anda, Anda dapat mengungkapkan frasa pasif ini dengan bentuk aktif, dan Anda dapat menyatakan siapa yang melakukan tindakan tersebut. Terjemahan lain: “Bukan Adam yang ditipu ular”</w:t>
@@ -7742,6 +9332,21 @@
       </w:r>
       <w:r>
         <w:rPr>
+          <w:b/>
+          <w:lang w:val="id_ID" w:bidi="id_ID"/>
+        </w:rPr>
+        <w:t>ἐν παραβάσει γέγονεν</w:t>
+      </w:r>
+    </w:p>
+    <w:p>
+      <w:pPr/>
+      <w:r>
+        <w:rPr>
+          <w:lang w:val="id_ID" w:bidi="id_ID"/>
+        </w:rPr>
+      </w:r>
+      <w:r>
+        <w:rPr>
           <w:lang w:val="id_ID" w:bidi="id_ID"/>
         </w:rPr>
         <w:t>Jika ini berguna dalam bahasa Anda, Anda dapat mengungkapkan frasa pasif ini dengan bentuk aktif, dan Anda dapat menyatakan siapa yang melakukan tindakan tersebut. Terjemahan lain: “tetapi perempuanlah yang tidak menaati Allah ketika ular itu menipunya”</w:t>
@@ -7810,6 +9415,21 @@
       </w:r>
       <w:r>
         <w:rPr>
+          <w:b/>
+          <w:lang w:val="id_ID" w:bidi="id_ID"/>
+        </w:rPr>
+        <w:t>ἐν παραβάσει γέγονεν</w:t>
+      </w:r>
+    </w:p>
+    <w:p>
+      <w:pPr/>
+      <w:r>
+        <w:rPr>
+          <w:lang w:val="id_ID" w:bidi="id_ID"/>
+        </w:rPr>
+      </w:r>
+      <w:r>
+        <w:rPr>
           <w:lang w:val="id_ID" w:bidi="id_ID"/>
         </w:rPr>
         <w:t xml:space="preserve">Jika hal ini berguna dalam bahasa Anda, Anda dapat mengungkapkan kata benda abstrak </w:t>
@@ -7891,6 +9511,21 @@
       </w:r>
       <w:r>
         <w:rPr>
+          <w:b/>
+          <w:lang w:val="id_ID" w:bidi="id_ID"/>
+        </w:rPr>
+        <w:t>δὲ</w:t>
+      </w:r>
+    </w:p>
+    <w:p>
+      <w:pPr/>
+      <w:r>
+        <w:rPr>
+          <w:lang w:val="id_ID" w:bidi="id_ID"/>
+        </w:rPr>
+      </w:r>
+      <w:r>
+        <w:rPr>
           <w:lang w:val="id_ID" w:bidi="id_ID"/>
         </w:rPr>
         <w:t>Gunakan cara yang natural dalam bahasa Anda untuk menunjukkan bahwa kalimat ini memberikan kontras dengan kalimat sebelumnya.</w:t>
@@ -7959,6 +9594,21 @@
       </w:r>
       <w:r>
         <w:rPr>
+          <w:b/>
+          <w:lang w:val="id_ID" w:bidi="id_ID"/>
+        </w:rPr>
+        <w:t>σωθήσεται &amp; μείνωσιν</w:t>
+      </w:r>
+    </w:p>
+    <w:p>
+      <w:pPr/>
+      <w:r>
+        <w:rPr>
+          <w:lang w:val="id_ID" w:bidi="id_ID"/>
+        </w:rPr>
+      </w:r>
+      <w:r>
+        <w:rPr>
           <w:lang w:val="id_ID" w:bidi="id_ID"/>
         </w:rPr>
         <w:t xml:space="preserve">Di sini Paulus menggunakan bentuk tunggal </w:t>
@@ -8111,6 +9761,21 @@
       </w:r>
       <w:r>
         <w:rPr>
+          <w:b/>
+          <w:lang w:val="id_ID" w:bidi="id_ID"/>
+        </w:rPr>
+        <w:t>σωθήσεται &amp; διὰ τῆς τεκνογονίας</w:t>
+      </w:r>
+    </w:p>
+    <w:p>
+      <w:pPr/>
+      <w:r>
+        <w:rPr>
+          <w:lang w:val="id_ID" w:bidi="id_ID"/>
+        </w:rPr>
+      </w:r>
+      <w:r>
+        <w:rPr>
           <w:lang w:val="id_ID" w:bidi="id_ID"/>
         </w:rPr>
         <w:t xml:space="preserve">Hal ini bisa berarti: (1) orang berpikir bahwa perempuan akan dihukum karena dosa Hawa dan dihukum lebih berat daripada kesakitan saat melahirkan (lihat Kejadian 3:16), atau mereka mungkin berpikir bahwa perempuan yang percaya kepada Yesus bukanlah perempuan yang beriman. lebih lama lagi berada di bawah hukuman yang Tuhan berikan dalam Kejadian 3:16. Karena kata Yunani yang diterjemahkan </w:t>
@@ -8172,6 +9837,21 @@
       </w:r>
       <w:r>
         <w:rPr>
+          <w:b/>
+          <w:lang w:val="id_ID" w:bidi="id_ID"/>
+        </w:rPr>
+        <w:t>σωθήσεται</w:t>
+      </w:r>
+    </w:p>
+    <w:p>
+      <w:pPr/>
+      <w:r>
+        <w:rPr>
+          <w:lang w:val="id_ID" w:bidi="id_ID"/>
+        </w:rPr>
+      </w:r>
+      <w:r>
+        <w:rPr>
           <w:lang w:val="id_ID" w:bidi="id_ID"/>
         </w:rPr>
         <w:t>Jika ini berguna dalam bahasa Anda, Anda dapat mengungkapkan frasa pasif ini dengan bentuk aktif, dan Anda dapat menyatakan siapa yang melakukan tindakan tersebut. Terjemahan lain: “Tuhan akan menyelamatkan wanita”</w:t>
@@ -8240,6 +9920,21 @@
       </w:r>
       <w:r>
         <w:rPr>
+          <w:b/>
+          <w:lang w:val="id_ID" w:bidi="id_ID"/>
+        </w:rPr>
+        <w:t>ἐὰν</w:t>
+      </w:r>
+    </w:p>
+    <w:p>
+      <w:pPr/>
+      <w:r>
+        <w:rPr>
+          <w:lang w:val="id_ID" w:bidi="id_ID"/>
+        </w:rPr>
+      </w:r>
+      <w:r>
+        <w:rPr>
           <w:lang w:val="id_ID" w:bidi="id_ID"/>
         </w:rPr>
         <w:t>Jika pilihan nomor 2 dari catatan sebelumnya benar, maka Paulus secara kiasan mengacu pada semua aspek peran sebagai ibu dengan menyebutkan bagian awalnya: melahirkan anak. Terjemahan lain: “saat mereka mengurus keluarga mereka”</w:t>
@@ -8308,6 +10003,21 @@
       </w:r>
       <w:r>
         <w:rPr>
+          <w:b/>
+          <w:lang w:val="id_ID" w:bidi="id_ID"/>
+        </w:rPr>
+        <w:t>μείνωσιν ἐν πίστει, καὶ ἀγάπῃ, καὶ ἁγιασμῷ, μετὰ σωφροσύνης</w:t>
+      </w:r>
+    </w:p>
+    <w:p>
+      <w:pPr/>
+      <w:r>
+        <w:rPr>
+          <w:lang w:val="id_ID" w:bidi="id_ID"/>
+        </w:rPr>
+      </w:r>
+      <w:r>
+        <w:rPr>
           <w:lang w:val="id_ID" w:bidi="id_ID"/>
         </w:rPr>
         <w:t xml:space="preserve">Jika ini berguna dalam bahasa Anda, Anda dapat mengungkapkan kata benda abstrak </w:t>
@@ -8404,6 +10114,21 @@
         <w:rPr>
           <w:lang w:val="id_ID" w:bidi="id_ID"/>
         </w:rPr>
+      </w:r>
+    </w:p>
+    <w:p>
+      <w:pPr/>
+      <w:r>
+        <w:rPr>
+          <w:lang w:val="id_ID" w:bidi="id_ID"/>
+        </w:rPr>
+      </w:r>
+      <w:r>
+        <w:rPr>
+          <w:b/>
+          <w:lang w:val="id_ID" w:bidi="id_ID"/>
+        </w:rPr>
+        <w:t>πιστὸς ὁ λόγος</w:t>
       </w:r>
     </w:p>
     <w:p>
@@ -8494,6 +10219,21 @@
       </w:r>
       <w:r>
         <w:rPr>
+          <w:b/>
+          <w:lang w:val="id_ID" w:bidi="id_ID"/>
+        </w:rPr>
+        <w:t>εἴ τις ἐπισκοπῆς ὀρέγεται, καλοῦ ἔργου ἐπιθυμεῖ</w:t>
+      </w:r>
+    </w:p>
+    <w:p>
+      <w:pPr/>
+      <w:r>
+        <w:rPr>
+          <w:lang w:val="id_ID" w:bidi="id_ID"/>
+        </w:rPr>
+      </w:r>
+      <w:r>
+        <w:rPr>
           <w:lang w:val="id_ID" w:bidi="id_ID"/>
         </w:rPr>
         <w:t xml:space="preserve">Kata-kata ini adalah </w:t>
@@ -8588,6 +10328,21 @@
       </w:r>
       <w:r>
         <w:rPr>
+          <w:b/>
+          <w:lang w:val="id_ID" w:bidi="id_ID"/>
+        </w:rPr>
+        <w:t>ἐπισκοπῆς</w:t>
+      </w:r>
+    </w:p>
+    <w:p>
+      <w:pPr/>
+      <w:r>
+        <w:rPr>
+          <w:lang w:val="id_ID" w:bidi="id_ID"/>
+        </w:rPr>
+      </w:r>
+      <w:r>
+        <w:rPr>
           <w:lang w:val="id_ID" w:bidi="id_ID"/>
         </w:rPr>
         <w:t xml:space="preserve">Istilah </w:t>
@@ -8669,6 +10424,21 @@
       </w:r>
       <w:r>
         <w:rPr>
+          <w:b/>
+          <w:lang w:val="id_ID" w:bidi="id_ID"/>
+        </w:rPr>
+        <w:t>μιᾶς γυναικὸς ἄνδρα</w:t>
+      </w:r>
+    </w:p>
+    <w:p>
+      <w:pPr/>
+      <w:r>
+        <w:rPr>
+          <w:lang w:val="id_ID" w:bidi="id_ID"/>
+        </w:rPr>
+      </w:r>
+      <w:r>
+        <w:rPr>
           <w:lang w:val="id_ID" w:bidi="id_ID"/>
         </w:rPr>
         <w:t xml:space="preserve">Yang dimaksud dengan </w:t>
@@ -8730,6 +10500,21 @@
       </w:r>
       <w:r>
         <w:rPr>
+          <w:b/>
+          <w:lang w:val="id_ID" w:bidi="id_ID"/>
+        </w:rPr>
+        <w:t>νηφάλιον, σώφρονα</w:t>
+      </w:r>
+    </w:p>
+    <w:p>
+      <w:pPr/>
+      <w:r>
+        <w:rPr>
+          <w:lang w:val="id_ID" w:bidi="id_ID"/>
+        </w:rPr>
+      </w:r>
+      <w:r>
+        <w:rPr>
           <w:lang w:val="id_ID" w:bidi="id_ID"/>
         </w:rPr>
         <w:t>Terjemahan lain: “Dia harus … tidak melakukan apa pun secara berlebihan, dia harus bersikap masuk akal dan berperilaku baik, dan dia harus ramah terhadap orang asing”</w:t>
@@ -8778,6 +10563,21 @@
       </w:r>
       <w:r>
         <w:rPr>
+          <w:b/>
+          <w:lang w:val="id_ID" w:bidi="id_ID"/>
+        </w:rPr>
+        <w:t>μὴ πάροινον</w:t>
+      </w:r>
+    </w:p>
+    <w:p>
+      <w:pPr/>
+      <w:r>
+        <w:rPr>
+          <w:lang w:val="id_ID" w:bidi="id_ID"/>
+        </w:rPr>
+      </w:r>
+      <w:r>
+        <w:rPr>
           <w:lang w:val="id_ID" w:bidi="id_ID"/>
         </w:rPr>
         <w:t>Terjemahan lain: “dia tidak boleh meminum alkohol secara berlebihan, dan dia tidak boleh berkelahi dan berdebat, tetapi sebaliknya, dia harus lemah lembut dan pendamai”</w:t>
@@ -8826,6 +10626,21 @@
       </w:r>
       <w:r>
         <w:rPr>
+          <w:b/>
+          <w:lang w:val="id_ID" w:bidi="id_ID"/>
+        </w:rPr>
+        <w:t>ἀφιλάργυρον</w:t>
+      </w:r>
+    </w:p>
+    <w:p>
+      <w:pPr/>
+      <w:r>
+        <w:rPr>
+          <w:lang w:val="id_ID" w:bidi="id_ID"/>
+        </w:rPr>
+      </w:r>
+      <w:r>
+        <w:rPr>
           <w:lang w:val="id_ID" w:bidi="id_ID"/>
         </w:rPr>
         <w:t xml:space="preserve">Jika ungkapan </w:t>
@@ -8907,6 +10722,21 @@
       </w:r>
       <w:r>
         <w:rPr>
+          <w:b/>
+          <w:lang w:val="id_ID" w:bidi="id_ID"/>
+        </w:rPr>
+        <w:t>προϊστάμενον</w:t>
+      </w:r>
+    </w:p>
+    <w:p>
+      <w:pPr/>
+      <w:r>
+        <w:rPr>
+          <w:lang w:val="id_ID" w:bidi="id_ID"/>
+        </w:rPr>
+      </w:r>
+      <w:r>
+        <w:rPr>
           <w:lang w:val="id_ID" w:bidi="id_ID"/>
         </w:rPr>
         <w:t>Terjemahan lain: “dia harus memimpin” atau “dia harus memelihara”</w:t>
@@ -8955,6 +10785,21 @@
       </w:r>
       <w:r>
         <w:rPr>
+          <w:b/>
+          <w:lang w:val="id_ID" w:bidi="id_ID"/>
+        </w:rPr>
+        <w:t>ἐν ὑποταγῇ, μετὰ πάσης σεμνότητος</w:t>
+      </w:r>
+    </w:p>
+    <w:p>
+      <w:pPr/>
+      <w:r>
+        <w:rPr>
+          <w:lang w:val="id_ID" w:bidi="id_ID"/>
+        </w:rPr>
+      </w:r>
+      <w:r>
+        <w:rPr>
           <w:lang w:val="id_ID" w:bidi="id_ID"/>
         </w:rPr>
         <w:t xml:space="preserve">Di sini, frasa </w:t>
@@ -9055,6 +10900,21 @@
       </w:r>
       <w:r>
         <w:rPr>
+          <w:b/>
+          <w:lang w:val="id_ID" w:bidi="id_ID"/>
+        </w:rPr>
+        <w:t>πῶς ἐκκλησίας Θεοῦ ἐπιμελήσεται?</w:t>
+      </w:r>
+    </w:p>
+    <w:p>
+      <w:pPr/>
+      <w:r>
+        <w:rPr>
+          <w:lang w:val="id_ID" w:bidi="id_ID"/>
+        </w:rPr>
+      </w:r>
+      <w:r>
+        <w:rPr>
           <w:lang w:val="id_ID" w:bidi="id_ID"/>
         </w:rPr>
         <w:t>Paulus membuat sebuah pernyataan, bukan mengajukan sebuah pertanyaan. Ia tidak mengharapkan Timotius untuk menjelaskan bagaimana seseorang yang tidak dapat mengurus rumah tangganya sendiri dapat mengurus jemaat Allah. Sebaliknya, Paulus menggunakan bentuk pertanyaan untuk menekankan betapa pentingnya seorang penilik jemaat menunjukkan kesetiaan dalam kehidupan pribadinya sebelum mengambil peran kepemimpinan di dalam gereja. Jika akan membantu dalam bahasa Anda, Anda dapat menerjemahkan kata-kata ini sebagai sebuah pernyataan. Terjemahan alternatif: "Aku berkata demikian karena orang yang tidak dapat mengurus rumah tangganya sendiri pasti tidak akan dapat mengurus jemaat Allah"</w:t>
@@ -9123,6 +10983,21 @@
       </w:r>
       <w:r>
         <w:rPr>
+          <w:b/>
+          <w:lang w:val="id_ID" w:bidi="id_ID"/>
+        </w:rPr>
+        <w:t>ἐκκλησίας Θεοῦ</w:t>
+      </w:r>
+    </w:p>
+    <w:p>
+      <w:pPr/>
+      <w:r>
+        <w:rPr>
+          <w:lang w:val="id_ID" w:bidi="id_ID"/>
+        </w:rPr>
+      </w:r>
+      <w:r>
+        <w:rPr>
           <w:lang w:val="id_ID" w:bidi="id_ID"/>
         </w:rPr>
         <w:t xml:space="preserve">Di sini istilah </w:t>
@@ -9204,6 +11079,21 @@
       </w:r>
       <w:r>
         <w:rPr>
+          <w:b/>
+          <w:lang w:val="id_ID" w:bidi="id_ID"/>
+        </w:rPr>
+        <w:t>μὴ νεόφυτον</w:t>
+      </w:r>
+    </w:p>
+    <w:p>
+      <w:pPr/>
+      <w:r>
+        <w:rPr>
+          <w:lang w:val="id_ID" w:bidi="id_ID"/>
+        </w:rPr>
+      </w:r>
+      <w:r>
+        <w:rPr>
           <w:lang w:val="id_ID" w:bidi="id_ID"/>
         </w:rPr>
         <w:t>Terjemahan alternatif: "ia tidak boleh hanya sekedar belajar tentang iman" atau "ia harus menjadi dewasa dari pertumbuhan iman yang panjang dan mantap"</w:t>
@@ -9252,6 +11142,21 @@
       </w:r>
       <w:r>
         <w:rPr>
+          <w:b/>
+          <w:lang w:val="id_ID" w:bidi="id_ID"/>
+        </w:rPr>
+        <w:t>ἵνα μὴ &amp; εἰς κρίμα ἐμπέσῃ τοῦ διαβόλου</w:t>
+      </w:r>
+    </w:p>
+    <w:p>
+      <w:pPr/>
+      <w:r>
+        <w:rPr>
+          <w:lang w:val="id_ID" w:bidi="id_ID"/>
+        </w:rPr>
+      </w:r>
+      <w:r>
+        <w:rPr>
           <w:lang w:val="id_ID" w:bidi="id_ID"/>
         </w:rPr>
         <w:t>Paulus menggambarkan pengalaman dihukum karena melakukan kesalahan seperti jatuh ke dalam lubang. Terjemahan alternatif: "dan biarlah Allah menghukum dia ... seperti Ia menghukum Iblis"</w:t>
@@ -9320,6 +11225,21 @@
       </w:r>
       <w:r>
         <w:rPr>
+          <w:b/>
+          <w:lang w:val="id_ID" w:bidi="id_ID"/>
+        </w:rPr>
+        <w:t>τυφωθεὶς</w:t>
+      </w:r>
+    </w:p>
+    <w:p>
+      <w:pPr/>
+      <w:r>
+        <w:rPr>
+          <w:lang w:val="id_ID" w:bidi="id_ID"/>
+        </w:rPr>
+      </w:r>
+      <w:r>
+        <w:rPr>
           <w:lang w:val="id_ID" w:bidi="id_ID"/>
         </w:rPr>
         <w:t>Paulus menggambarkan kesombongan secara kiasan seolah-olah hal itu membuat seseorang membengkak. Terjemahan alternatif: "menyangka bahwa ia lebih baik dari orang lain"</w:t>
@@ -9388,6 +11308,21 @@
       </w:r>
       <w:r>
         <w:rPr>
+          <w:b/>
+          <w:lang w:val="id_ID" w:bidi="id_ID"/>
+        </w:rPr>
+        <w:t>τυφωθεὶς</w:t>
+      </w:r>
+    </w:p>
+    <w:p>
+      <w:pPr/>
+      <w:r>
+        <w:rPr>
+          <w:lang w:val="id_ID" w:bidi="id_ID"/>
+        </w:rPr>
+      </w:r>
+      <w:r>
+        <w:rPr>
           <w:lang w:val="id_ID" w:bidi="id_ID"/>
         </w:rPr>
         <w:t xml:space="preserve">Di sini Paulus menyiratkan bahwa </w:t>
@@ -9482,6 +11417,21 @@
       </w:r>
       <w:r>
         <w:rPr>
+          <w:b/>
+          <w:lang w:val="id_ID" w:bidi="id_ID"/>
+        </w:rPr>
+        <w:t>τῶν ἔξωθεν</w:t>
+      </w:r>
+    </w:p>
+    <w:p>
+      <w:pPr/>
+      <w:r>
+        <w:rPr>
+          <w:lang w:val="id_ID" w:bidi="id_ID"/>
+        </w:rPr>
+      </w:r>
+      <w:r>
+        <w:rPr>
           <w:lang w:val="id_ID" w:bidi="id_ID"/>
         </w:rPr>
         <w:t>Paulus berbicara tentang gereja secara kiasan seolah-olah gereja adalah sebuah tempat dan orang-orang yang tidak percaya secara fisik berada di luarnya. Terjemahan alternatif: "mereka yang tidak percaya"</w:t>
@@ -9550,6 +11500,21 @@
       </w:r>
       <w:r>
         <w:rPr>
+          <w:b/>
+          <w:lang w:val="id_ID" w:bidi="id_ID"/>
+        </w:rPr>
+        <w:t>μὴ εἰς ὀνειδισμὸν ἐμπέσῃ, καὶ</w:t>
+      </w:r>
+    </w:p>
+    <w:p>
+      <w:pPr/>
+      <w:r>
+        <w:rPr>
+          <w:lang w:val="id_ID" w:bidi="id_ID"/>
+        </w:rPr>
+      </w:r>
+      <w:r>
+        <w:rPr>
           <w:lang w:val="id_ID" w:bidi="id_ID"/>
         </w:rPr>
         <w:t>Paulus berbicara tentang aib secara kiasan seolah-olah aib adalah lubang yang dapat membuat seseorang jatuh ke dalamnya. Terjemahan alternatif: "supaya ia tidak melakukan sesuatu yang akan membuatnya malu"</w:t>
@@ -9618,6 +11583,21 @@
       </w:r>
       <w:r>
         <w:rPr>
+          <w:b/>
+          <w:lang w:val="id_ID" w:bidi="id_ID"/>
+        </w:rPr>
+        <w:t>παγίδα τοῦ διαβόλου</w:t>
+      </w:r>
+    </w:p>
+    <w:p>
+      <w:pPr/>
+      <w:r>
+        <w:rPr>
+          <w:lang w:val="id_ID" w:bidi="id_ID"/>
+        </w:rPr>
+      </w:r>
+      <w:r>
+        <w:rPr>
           <w:lang w:val="id_ID" w:bidi="id_ID"/>
         </w:rPr>
         <w:t>Paulus berbicara tentang Iblis yang menggoda seseorang untuk berbuat dosa seolah-olah itu adalah perangkap yang dapat menangkap seseorang. Terjemahan alternatif: "sehingga Iblis tidak dapat mencobai dia untuk berbuat dosa"</w:t>
@@ -9686,6 +11666,21 @@
       </w:r>
       <w:r>
         <w:rPr>
+          <w:b/>
+          <w:lang w:val="id_ID" w:bidi="id_ID"/>
+        </w:rPr>
+        <w:t>διακόνους ὡσαύτως</w:t>
+      </w:r>
+    </w:p>
+    <w:p>
+      <w:pPr/>
+      <w:r>
+        <w:rPr>
+          <w:lang w:val="id_ID" w:bidi="id_ID"/>
+        </w:rPr>
+      </w:r>
+      <w:r>
+        <w:rPr>
           <w:lang w:val="id_ID" w:bidi="id_ID"/>
         </w:rPr>
         <w:t>Terjemahan alternatif: "diaken, sama seperti penilik"</w:t>
@@ -9734,6 +11729,21 @@
       </w:r>
       <w:r>
         <w:rPr>
+          <w:b/>
+          <w:lang w:val="id_ID" w:bidi="id_ID"/>
+        </w:rPr>
+        <w:t>μὴ διλόγους</w:t>
+      </w:r>
+    </w:p>
+    <w:p>
+      <w:pPr/>
+      <w:r>
+        <w:rPr>
+          <w:lang w:val="id_ID" w:bidi="id_ID"/>
+        </w:rPr>
+      </w:r>
+      <w:r>
+        <w:rPr>
           <w:lang w:val="id_ID" w:bidi="id_ID"/>
         </w:rPr>
         <w:t>Paulus berbicara secara kiasan tentang beberapa orang seolah-olah mereka dapat mengatakan dua hal sekaligus. Terjemahan alternatif: "mereka tidak boleh mengatakan satu hal tetapi bermaksud mengatakan yang lain"</w:t>
@@ -9802,6 +11812,21 @@
       </w:r>
       <w:r>
         <w:rPr>
+          <w:b/>
+          <w:lang w:val="id_ID" w:bidi="id_ID"/>
+        </w:rPr>
+        <w:t>ἔχοντας</w:t>
+      </w:r>
+    </w:p>
+    <w:p>
+      <w:pPr/>
+      <w:r>
+        <w:rPr>
+          <w:lang w:val="id_ID" w:bidi="id_ID"/>
+        </w:rPr>
+      </w:r>
+      <w:r>
+        <w:rPr>
           <w:lang w:val="id_ID" w:bidi="id_ID"/>
         </w:rPr>
         <w:t>Paulus berbicara tentang pengajaran yang benar tentang Allah seolah-olah itu adalah sebuah benda yang dapat dipegang oleh seseorang. Terjemahan alternatif: “mereka harus terus percaya”</w:t>
@@ -9870,6 +11895,21 @@
       </w:r>
       <w:r>
         <w:rPr>
+          <w:b/>
+          <w:lang w:val="id_ID" w:bidi="id_ID"/>
+        </w:rPr>
+        <w:t>τὸ μυστήριον τῆς πίστεως</w:t>
+      </w:r>
+    </w:p>
+    <w:p>
+      <w:pPr/>
+      <w:r>
+        <w:rPr>
+          <w:lang w:val="id_ID" w:bidi="id_ID"/>
+        </w:rPr>
+      </w:r>
+      <w:r>
+        <w:rPr>
           <w:lang w:val="id_ID" w:bidi="id_ID"/>
         </w:rPr>
         <w:t xml:space="preserve">Paulus menggunakan kata benda abstrak </w:t>
@@ -9951,6 +11991,21 @@
       </w:r>
       <w:r>
         <w:rPr>
+          <w:b/>
+          <w:lang w:val="id_ID" w:bidi="id_ID"/>
+        </w:rPr>
+        <w:t>τὸ μυστήριον τῆς πίστεως</w:t>
+      </w:r>
+    </w:p>
+    <w:p>
+      <w:pPr/>
+      <w:r>
+        <w:rPr>
+          <w:lang w:val="id_ID" w:bidi="id_ID"/>
+        </w:rPr>
+      </w:r>
+      <w:r>
+        <w:rPr>
           <w:lang w:val="id_ID" w:bidi="id_ID"/>
         </w:rPr>
         <w:t xml:space="preserve">Di sini, </w:t>
@@ -10045,6 +12100,21 @@
       </w:r>
       <w:r>
         <w:rPr>
+          <w:b/>
+          <w:lang w:val="id_ID" w:bidi="id_ID"/>
+        </w:rPr>
+        <w:t>ἐν καθαρᾷ συνειδήσει</w:t>
+      </w:r>
+    </w:p>
+    <w:p>
+      <w:pPr/>
+      <w:r>
+        <w:rPr>
+          <w:lang w:val="id_ID" w:bidi="id_ID"/>
+        </w:rPr>
+      </w:r>
+      <w:r>
+        <w:rPr>
           <w:lang w:val="id_ID" w:bidi="id_ID"/>
         </w:rPr>
         <w:t xml:space="preserve">Paulus berbicara secara kiasan tentang kesadaran seseorang tentang benar dan salah sebagai </w:t>
@@ -10126,6 +12196,21 @@
       </w:r>
       <w:r>
         <w:rPr>
+          <w:b/>
+          <w:lang w:val="id_ID" w:bidi="id_ID"/>
+        </w:rPr>
+        <w:t>καὶ οὗτοι &amp; δοκιμαζέσθωσαν</w:t>
+      </w:r>
+    </w:p>
+    <w:p>
+      <w:pPr/>
+      <w:r>
+        <w:rPr>
+          <w:lang w:val="id_ID" w:bidi="id_ID"/>
+        </w:rPr>
+      </w:r>
+      <w:r>
+        <w:rPr>
           <w:lang w:val="id_ID" w:bidi="id_ID"/>
         </w:rPr>
         <w:t>Jika ini berguna dalam bahasa Anda, Anda dapat mengungkapkan frasa pasif ini dengan bentuk aktif, dan Anda dapat menyatakan siapa yang melakukan tindakan tersebut. Terjemahan alternatif: “para pemimpin harus mengamati dan menyetujui mereka terlebih dahulu” atau “mereka harus membuktikan diri terlebih dahulu”</w:t>
@@ -10194,6 +12279,21 @@
       </w:r>
       <w:r>
         <w:rPr>
+          <w:b/>
+          <w:lang w:val="id_ID" w:bidi="id_ID"/>
+        </w:rPr>
+        <w:t>γυναῖκας</w:t>
+      </w:r>
+    </w:p>
+    <w:p>
+      <w:pPr/>
+      <w:r>
+        <w:rPr>
+          <w:lang w:val="id_ID" w:bidi="id_ID"/>
+        </w:rPr>
+      </w:r>
+      <w:r>
+        <w:rPr>
           <w:lang w:val="id_ID" w:bidi="id_ID"/>
         </w:rPr>
         <w:t>Ini dapat berarti: (1) istri-istri para diaken. (2) diaken-diaken perempuan.</w:t>
@@ -10242,6 +12342,21 @@
       </w:r>
       <w:r>
         <w:rPr>
+          <w:b/>
+          <w:lang w:val="id_ID" w:bidi="id_ID"/>
+        </w:rPr>
+        <w:t>σεμνάς</w:t>
+      </w:r>
+    </w:p>
+    <w:p>
+      <w:pPr/>
+      <w:r>
+        <w:rPr>
+          <w:lang w:val="id_ID" w:bidi="id_ID"/>
+        </w:rPr>
+      </w:r>
+      <w:r>
+        <w:rPr>
           <w:lang w:val="id_ID" w:bidi="id_ID"/>
         </w:rPr>
         <w:t>Terjemahan alternatif: “orang-orang yang bertindak dengan pantas” atau “orang-orang yang layak dihormati”</w:t>
@@ -10279,6 +12394,21 @@
         <w:rPr>
           <w:lang w:val="id_ID" w:bidi="id_ID"/>
         </w:rPr>
+      </w:r>
+    </w:p>
+    <w:p>
+      <w:pPr/>
+      <w:r>
+        <w:rPr>
+          <w:lang w:val="id_ID" w:bidi="id_ID"/>
+        </w:rPr>
+      </w:r>
+      <w:r>
+        <w:rPr>
+          <w:b/>
+          <w:lang w:val="id_ID" w:bidi="id_ID"/>
+        </w:rPr>
+        <w:t>μιᾶς γυναικὸς ἄνδρες</w:t>
       </w:r>
     </w:p>
     <w:p>
@@ -10356,6 +12486,21 @@
       </w:r>
       <w:r>
         <w:rPr>
+          <w:b/>
+          <w:lang w:val="id_ID" w:bidi="id_ID"/>
+        </w:rPr>
+        <w:t>προϊστάμενοι</w:t>
+      </w:r>
+    </w:p>
+    <w:p>
+      <w:pPr/>
+      <w:r>
+        <w:rPr>
+          <w:lang w:val="id_ID" w:bidi="id_ID"/>
+        </w:rPr>
+      </w:r>
+      <w:r>
+        <w:rPr>
           <w:lang w:val="id_ID" w:bidi="id_ID"/>
         </w:rPr>
         <w:t>Terjemahan alternatif: “menjaga anak-anak dan urusan pribadi mereka dengan baik”</w:t>
@@ -10404,6 +12549,21 @@
       </w:r>
       <w:r>
         <w:rPr>
+          <w:b/>
+          <w:lang w:val="id_ID" w:bidi="id_ID"/>
+        </w:rPr>
+        <w:t>γὰρ</w:t>
+      </w:r>
+    </w:p>
+    <w:p>
+      <w:pPr/>
+      <w:r>
+        <w:rPr>
+          <w:lang w:val="id_ID" w:bidi="id_ID"/>
+        </w:rPr>
+      </w:r>
+      <w:r>
+        <w:rPr>
           <w:lang w:val="id_ID" w:bidi="id_ID"/>
         </w:rPr>
         <w:t xml:space="preserve">Di sini Paulus menggunakan kata </w:t>
@@ -10485,6 +12645,21 @@
       </w:r>
       <w:r>
         <w:rPr>
+          <w:b/>
+          <w:lang w:val="id_ID" w:bidi="id_ID"/>
+        </w:rPr>
+        <w:t>οἱ &amp; διακονήσαντες</w:t>
+      </w:r>
+    </w:p>
+    <w:p>
+      <w:pPr/>
+      <w:r>
+        <w:rPr>
+          <w:lang w:val="id_ID" w:bidi="id_ID"/>
+        </w:rPr>
+      </w:r>
+      <w:r>
+        <w:rPr>
           <w:lang w:val="id_ID" w:bidi="id_ID"/>
         </w:rPr>
         <w:t>Frasa ini bisa merujuk pada diaken, yang baru saja Paulus bahas, atau juga para penilik, sebagai kesimpulan dari keseluruhan pembahasan Paulus tentang para pemimpin gereja. Terjemahan lain: “diaken yang melayani dengan baik” atau “pemimpin gereja yang melayani dengan baik”</w:t>
@@ -10533,6 +12708,21 @@
       </w:r>
       <w:r>
         <w:rPr>
+          <w:b/>
+          <w:lang w:val="id_ID" w:bidi="id_ID"/>
+        </w:rPr>
+        <w:t>βαθμὸν &amp; καλὸν</w:t>
+      </w:r>
+    </w:p>
+    <w:p>
+      <w:pPr/>
+      <w:r>
+        <w:rPr>
+          <w:lang w:val="id_ID" w:bidi="id_ID"/>
+        </w:rPr>
+      </w:r>
+      <w:r>
+        <w:rPr>
           <w:lang w:val="id_ID" w:bidi="id_ID"/>
         </w:rPr>
         <w:t>Hal ini dapat berarti: (1) kedudukan yang terhormat. (2) reputasi yang baik.</w:t>
@@ -10581,6 +12771,21 @@
       </w:r>
       <w:r>
         <w:rPr>
+          <w:b/>
+          <w:lang w:val="id_ID" w:bidi="id_ID"/>
+        </w:rPr>
+        <w:t>πολλὴν παρρησίαν ἐν πίστει</w:t>
+      </w:r>
+    </w:p>
+    <w:p>
+      <w:pPr/>
+      <w:r>
+        <w:rPr>
+          <w:lang w:val="id_ID" w:bidi="id_ID"/>
+        </w:rPr>
+      </w:r>
+      <w:r>
+        <w:rPr>
           <w:lang w:val="id_ID" w:bidi="id_ID"/>
         </w:rPr>
         <w:t>Hal ini dapat berarti: (1) mereka akan berbicara dengan lebih percaya diri kepada orang lain tentang kepercayaan mereka kepada Yesus. (2) mereka akan semakin percaya kepada Yesus.</w:t>
@@ -10629,6 +12834,21 @@
       </w:r>
       <w:r>
         <w:rPr>
+          <w:b/>
+          <w:lang w:val="id_ID" w:bidi="id_ID"/>
+        </w:rPr>
+        <w:t>ἐλθεῖν</w:t>
+      </w:r>
+    </w:p>
+    <w:p>
+      <w:pPr/>
+      <w:r>
+        <w:rPr>
+          <w:lang w:val="id_ID" w:bidi="id_ID"/>
+        </w:rPr>
+      </w:r>
+      <w:r>
+        <w:rPr>
           <w:lang w:val="id_ID" w:bidi="id_ID"/>
         </w:rPr>
         <w:t xml:space="preserve">Dalam beberapa bahasa, lebih wajar untuk mengatakan “pergi” di sini, daripada </w:t>
@@ -10710,6 +12930,21 @@
       </w:r>
       <w:r>
         <w:rPr>
+          <w:b/>
+          <w:lang w:val="id_ID" w:bidi="id_ID"/>
+        </w:rPr>
+        <w:t>ἐν τάχει</w:t>
+      </w:r>
+    </w:p>
+    <w:p>
+      <w:pPr/>
+      <w:r>
+        <w:rPr>
+          <w:lang w:val="id_ID" w:bidi="id_ID"/>
+        </w:rPr>
+      </w:r>
+      <w:r>
+        <w:rPr>
           <w:lang w:val="id_ID" w:bidi="id_ID"/>
         </w:rPr>
         <w:t xml:space="preserve">Ungkapan </w:t>
@@ -10791,6 +13026,21 @@
       </w:r>
       <w:r>
         <w:rPr>
+          <w:b/>
+          <w:lang w:val="id_ID" w:bidi="id_ID"/>
+        </w:rPr>
+        <w:t>βραδύνω</w:t>
+      </w:r>
+    </w:p>
+    <w:p>
+      <w:pPr/>
+      <w:r>
+        <w:rPr>
+          <w:lang w:val="id_ID" w:bidi="id_ID"/>
+        </w:rPr>
+      </w:r>
+      <w:r>
+        <w:rPr>
           <w:lang w:val="id_ID" w:bidi="id_ID"/>
         </w:rPr>
         <w:t>Frasa ini tidak menyiratkan bahwa Paulus mungkin memilih untuk mengambil waktu daripada terburu-buru. Terjemahan lain: “tapi kalau-kalau saya tidak bisa segera sampai di sana” atau “tapi kalau ada sesuatu yang menghalangi saya untuk segera sampai di sana”</w:t>
@@ -10839,6 +13089,21 @@
       </w:r>
       <w:r>
         <w:rPr>
+          <w:b/>
+          <w:lang w:val="id_ID" w:bidi="id_ID"/>
+        </w:rPr>
+        <w:t>ἐν οἴκῳ Θεοῦ</w:t>
+      </w:r>
+    </w:p>
+    <w:p>
+      <w:pPr/>
+      <w:r>
+        <w:rPr>
+          <w:lang w:val="id_ID" w:bidi="id_ID"/>
+        </w:rPr>
+      </w:r>
+      <w:r>
+        <w:rPr>
           <w:lang w:val="id_ID" w:bidi="id_ID"/>
         </w:rPr>
         <w:t>Paulus berbicara tentang kelompok orang percaya sebagai sebuah keluarga karena Allah mengangkat setiap orang percaya sebagai putra atau putri melalui Kristus. Hal ini dapat merujuk pada: (1) orang-orang beriman pada umumnya. Terjemahan lain: “supaya kamu semua tahu bagaimana berperilaku sebagai anggota keluarga Allah” (2) Perilaku Timotius di gereja. Terjemahan lain: “agar kamu mengetahui bagaimana berperilaku sebagai anggota keluarga Tuhan”</w:t>
@@ -10887,6 +13152,21 @@
       </w:r>
       <w:r>
         <w:rPr>
+          <w:b/>
+          <w:lang w:val="id_ID" w:bidi="id_ID"/>
+        </w:rPr>
+        <w:t>ἥτις ἐστὶν ἐκκλησία Θεοῦ ζῶντος</w:t>
+      </w:r>
+    </w:p>
+    <w:p>
+      <w:pPr/>
+      <w:r>
+        <w:rPr>
+          <w:lang w:val="id_ID" w:bidi="id_ID"/>
+        </w:rPr>
+      </w:r>
+      <w:r>
+        <w:rPr>
           <w:lang w:val="id_ID" w:bidi="id_ID"/>
         </w:rPr>
         <w:t xml:space="preserve">Frasa ini memberi kita informasi lebih lanjut tentang </w:t>
@@ -10968,6 +13248,21 @@
       </w:r>
       <w:r>
         <w:rPr>
+          <w:b/>
+          <w:lang w:val="id_ID" w:bidi="id_ID"/>
+        </w:rPr>
+        <w:t>Θεοῦ ζῶντος</w:t>
+      </w:r>
+    </w:p>
+    <w:p>
+      <w:pPr/>
+      <w:r>
+        <w:rPr>
+          <w:lang w:val="id_ID" w:bidi="id_ID"/>
+        </w:rPr>
+      </w:r>
+      <w:r>
+        <w:rPr>
           <w:lang w:val="id_ID" w:bidi="id_ID"/>
         </w:rPr>
         <w:t>Di sini, frasa "Allah yang hidup" mengidentifikasikan Allah sebagai Dia yang "hidup." Poin utamanya adalah bahwa Allah benar-benar "hidup", tidak seperti berhala dan benda-benda mati lainnya yang disebut orang sebagai "illah". Jika akan membantu dalam bahasa Anda, Anda dapat menggunakan kata atau frasa yang menekankan bahwa Allah benar-benar "hidup." Terjemahan alternatif: "dari Allah yang hidup" atau "dari Allah yang benar"</w:t>
@@ -11036,6 +13331,21 @@
       </w:r>
       <w:r>
         <w:rPr>
+          <w:b/>
+          <w:lang w:val="id_ID" w:bidi="id_ID"/>
+        </w:rPr>
+        <w:t>στῦλος καὶ ἑδραίωμα τῆς ἀληθείας</w:t>
+      </w:r>
+    </w:p>
+    <w:p>
+      <w:pPr/>
+      <w:r>
+        <w:rPr>
+          <w:lang w:val="id_ID" w:bidi="id_ID"/>
+        </w:rPr>
+      </w:r>
+      <w:r>
+        <w:rPr>
           <w:lang w:val="id_ID" w:bidi="id_ID"/>
         </w:rPr>
         <w:t>Paulus berbicara tentang kebenaran seolah-olah kebenaran itu adalah sebuah bangunan dan tentang komunitas orang percaya seolah-olah mereka membantu menopang bangunan itu. Terjemahan lain: “yang membantu mewartakan kebenaran Tuhan”</w:t>
@@ -11104,6 +13414,21 @@
       </w:r>
       <w:r>
         <w:rPr>
+          <w:b/>
+          <w:lang w:val="id_ID" w:bidi="id_ID"/>
+        </w:rPr>
+        <w:t>στῦλος καὶ ἑδραίωμα</w:t>
+      </w:r>
+    </w:p>
+    <w:p>
+      <w:pPr/>
+      <w:r>
+        <w:rPr>
+          <w:lang w:val="id_ID" w:bidi="id_ID"/>
+        </w:rPr>
+      </w:r>
+      <w:r>
+        <w:rPr>
           <w:lang w:val="id_ID" w:bidi="id_ID"/>
         </w:rPr>
         <w:t xml:space="preserve">Istilah </w:t>
@@ -11198,6 +13523,21 @@
       </w:r>
       <w:r>
         <w:rPr>
+          <w:b/>
+          <w:lang w:val="id_ID" w:bidi="id_ID"/>
+        </w:rPr>
+        <w:t>τὸ τῆς εὐσεβείας μυστήριον</w:t>
+      </w:r>
+    </w:p>
+    <w:p>
+      <w:pPr/>
+      <w:r>
+        <w:rPr>
+          <w:lang w:val="id_ID" w:bidi="id_ID"/>
+        </w:rPr>
+      </w:r>
+      <w:r>
+        <w:rPr>
           <w:lang w:val="id_ID" w:bidi="id_ID"/>
         </w:rPr>
         <w:t xml:space="preserve">Meskipun di sebagian besar suratnya Paulus menggunakan istilah </w:t>
@@ -11259,6 +13599,21 @@
       </w:r>
       <w:r>
         <w:rPr>
+          <w:b/>
+          <w:lang w:val="id_ID" w:bidi="id_ID"/>
+        </w:rPr>
+        <w:t>τὸ τῆς εὐσεβείας μυστήριον</w:t>
+      </w:r>
+    </w:p>
+    <w:p>
+      <w:pPr/>
+      <w:r>
+        <w:rPr>
+          <w:lang w:val="id_ID" w:bidi="id_ID"/>
+        </w:rPr>
+      </w:r>
+      <w:r>
+        <w:rPr>
           <w:lang w:val="id_ID" w:bidi="id_ID"/>
         </w:rPr>
         <w:t>Karena Paulus mengikuti pernyataan ini dengan mengutip sebuah himne atau puisi tentang kehidupan Yesus, implikasinya adalah bahwa ia memandang Yesus telah memungkinkan manusia untuk menyembah Tuhan dengan cara yang paling tulus. Terjemahan lain: “kebenaran yang diwahyukan Allah tentang alasan kita menyembah Yesus sungguh luar biasa”</w:t>
@@ -11327,6 +13682,21 @@
       </w:r>
       <w:r>
         <w:rPr>
+          <w:b/>
+          <w:lang w:val="id_ID" w:bidi="id_ID"/>
+        </w:rPr>
+        <w:t>ὃς ἐφανερώθη ἐν σαρκί, ἐδικαιώθη ἐν Πνεύματι, ὤφθη ἀγγέλοις, ἐκηρύχθη ἐν ἔθνεσιν, ἐπιστεύθη ἐν κόσμῳ, ἀνελήμφθη ἐν δόξῃ</w:t>
+      </w:r>
+    </w:p>
+    <w:p>
+      <w:pPr/>
+      <w:r>
+        <w:rPr>
+          <w:lang w:val="id_ID" w:bidi="id_ID"/>
+        </w:rPr>
+      </w:r>
+      <w:r>
+        <w:rPr>
           <w:lang w:val="id_ID" w:bidi="id_ID"/>
         </w:rPr>
         <w:t>Kemungkinan besar ini adalah lagu atau puisi yang Paulus kutip. Jika bahasa Anda memiliki cara untuk menunjukkan bahwa ini adalah puisi, misalnya melalui format baris demi baris, Anda dapat menggunakannya di sini.</w:t>
@@ -11395,6 +13765,21 @@
       </w:r>
       <w:r>
         <w:rPr>
+          <w:b/>
+          <w:lang w:val="id_ID" w:bidi="id_ID"/>
+        </w:rPr>
+        <w:t>ὃς ἐφανερώθη ἐν σαρκί, ἐδικαιώθη ἐν Πνεύματι, ὤφθη ἀγγέλοις, ἐκηρύχθη ἐν ἔθνεσιν, ἐπιστεύθη ἐν κόσμῳ, ἀνελήμφθη ἐν δόξῃ</w:t>
+      </w:r>
+    </w:p>
+    <w:p>
+      <w:pPr/>
+      <w:r>
+        <w:rPr>
+          <w:lang w:val="id_ID" w:bidi="id_ID"/>
+        </w:rPr>
+      </w:r>
+      <w:r>
+        <w:rPr>
           <w:lang w:val="id_ID" w:bidi="id_ID"/>
         </w:rPr>
         <w:t>Jika ini berguna dalam bahasa Anda, Anda dapat mengungkapkan frasa pasif ini dengan bentuk aktif. (Pastikan untuk tidak menyarankan dalam terjemahan Anda bahwa Yesus hanya tampak atau tampak seperti manusia.) Terjemahan lain: “dia menyatakan dirinya sebagai manusia” atau “dia datang ke bumi sebagai manusia”</w:t>
@@ -11463,6 +13848,21 @@
       </w:r>
       <w:r>
         <w:rPr>
+          <w:b/>
+          <w:lang w:val="id_ID" w:bidi="id_ID"/>
+        </w:rPr>
+        <w:t>ὃς</w:t>
+      </w:r>
+    </w:p>
+    <w:p>
+      <w:pPr/>
+      <w:r>
+        <w:rPr>
+          <w:lang w:val="id_ID" w:bidi="id_ID"/>
+        </w:rPr>
+      </w:r>
+      <w:r>
+        <w:rPr>
           <w:lang w:val="id_ID" w:bidi="id_ID"/>
         </w:rPr>
         <w:t>Jika ini berguna dalam bahasa Anda, Anda dapat mengungkapkan frasa pasif ini dengan bentuk aktif. Terjemahan lain: “Roh Kudus meneguhkan bahwa Dia adalah seperti yang Dia katakan”</w:t>
@@ -11531,6 +13931,21 @@
       </w:r>
       <w:r>
         <w:rPr>
+          <w:b/>
+          <w:lang w:val="id_ID" w:bidi="id_ID"/>
+        </w:rPr>
+        <w:t>ἐν σαρκί</w:t>
+      </w:r>
+    </w:p>
+    <w:p>
+      <w:pPr/>
+      <w:r>
+        <w:rPr>
+          <w:lang w:val="id_ID" w:bidi="id_ID"/>
+        </w:rPr>
+      </w:r>
+      <w:r>
+        <w:rPr>
           <w:lang w:val="id_ID" w:bidi="id_ID"/>
         </w:rPr>
         <w:t>Paulus menggunakan istilah “daging” di sini secara kiasan yang berarti “di dalam tubuh manusia.” Ia menggambarkan tubuh manusia dengan mengacu pada sesuatu yang berhubungan dengannya, daging yang menyelubunginya. Terjemahan lain: “sebagai manusia sejati”</w:t>
@@ -11599,6 +14014,21 @@
       </w:r>
       <w:r>
         <w:rPr>
+          <w:b/>
+          <w:lang w:val="id_ID" w:bidi="id_ID"/>
+        </w:rPr>
+        <w:t>ἐν κόσμῳ</w:t>
+      </w:r>
+    </w:p>
+    <w:p>
+      <w:pPr/>
+      <w:r>
+        <w:rPr>
+          <w:lang w:val="id_ID" w:bidi="id_ID"/>
+        </w:rPr>
+      </w:r>
+      <w:r>
+        <w:rPr>
           <w:lang w:val="id_ID" w:bidi="id_ID"/>
         </w:rPr>
         <w:t>Jika ini berguna dalam bahasa Anda, Anda dapat mengungkapkan frasa pasif ini dengan bentuk aktif, dan Anda dapat menyatakan siapa yang melakukan tindakan tersebut. Terjemahan lain: “orang-orang di seluruh dunia percaya kepada-Nya”</w:t>
@@ -11667,6 +14097,21 @@
       </w:r>
       <w:r>
         <w:rPr>
+          <w:b/>
+          <w:lang w:val="id_ID" w:bidi="id_ID"/>
+        </w:rPr>
+        <w:t>ἀνελήμφθη</w:t>
+      </w:r>
+    </w:p>
+    <w:p>
+      <w:pPr/>
+      <w:r>
+        <w:rPr>
+          <w:lang w:val="id_ID" w:bidi="id_ID"/>
+        </w:rPr>
+      </w:r>
+      <w:r>
+        <w:rPr>
           <w:lang w:val="id_ID" w:bidi="id_ID"/>
         </w:rPr>
         <w:t>Jika ini berguna dalam bahasa Anda, Anda dapat mengungkapkan frasa pasif ini dengan bentuk aktif, dan Anda dapat menyatakan siapa yang melakukan tindakan tersebut. Terjemahan lain: “Allah Bapa mengangkat dia ke surga dalam kemuliaan”</w:t>
@@ -11735,6 +14180,21 @@
       </w:r>
       <w:r>
         <w:rPr>
+          <w:b/>
+          <w:lang w:val="id_ID" w:bidi="id_ID"/>
+        </w:rPr>
+        <w:t>ἐν δόξῃ</w:t>
+      </w:r>
+    </w:p>
+    <w:p>
+      <w:pPr/>
+      <w:r>
+        <w:rPr>
+          <w:lang w:val="id_ID" w:bidi="id_ID"/>
+        </w:rPr>
+      </w:r>
+      <w:r>
+        <w:rPr>
           <w:lang w:val="id_ID" w:bidi="id_ID"/>
         </w:rPr>
         <w:t xml:space="preserve">Kata benda abstrak </w:t>
@@ -11816,6 +14276,21 @@
       </w:r>
       <w:r>
         <w:rPr>
+          <w:b/>
+          <w:lang w:val="id_ID" w:bidi="id_ID"/>
+        </w:rPr>
+        <w:t>δὲ</w:t>
+      </w:r>
+    </w:p>
+    <w:p>
+      <w:pPr/>
+      <w:r>
+        <w:rPr>
+          <w:lang w:val="id_ID" w:bidi="id_ID"/>
+        </w:rPr>
+      </w:r>
+      <w:r>
+        <w:rPr>
           <w:lang w:val="id_ID" w:bidi="id_ID"/>
         </w:rPr>
         <w:t xml:space="preserve">Paulus di sini menggunakan kata </w:t>
@@ -11877,6 +14352,21 @@
       </w:r>
       <w:r>
         <w:rPr>
+          <w:b/>
+          <w:lang w:val="id_ID" w:bidi="id_ID"/>
+        </w:rPr>
+        <w:t>ἐν ὑστέροις καιροῖς</w:t>
+      </w:r>
+    </w:p>
+    <w:p>
+      <w:pPr/>
+      <w:r>
+        <w:rPr>
+          <w:lang w:val="id_ID" w:bidi="id_ID"/>
+        </w:rPr>
+      </w:r>
+      <w:r>
+        <w:rPr>
           <w:lang w:val="id_ID" w:bidi="id_ID"/>
         </w:rPr>
         <w:t>Ungkapan ini mengacu pada periode waktu ketika tujuan-tujuan Allah dalam sejarah mendekati puncaknya sehingga perlawanan jahat terhadap tujuan-tujuan tersebut semakin meningkat. Paulus mungkin menunjuk kepada jangka waktu antara kebangkitan Yesus dan kedatangannya yang kedua kali. Terjemahan lain: “pada hari-hari ini seiring dengan kemajuan tujuan Allah”</w:t>
@@ -11945,6 +14435,21 @@
       </w:r>
       <w:r>
         <w:rPr>
+          <w:b/>
+          <w:lang w:val="id_ID" w:bidi="id_ID"/>
+        </w:rPr>
+        <w:t>ἀποστήσονταί &amp; τῆς πίστεως</w:t>
+      </w:r>
+    </w:p>
+    <w:p>
+      <w:pPr/>
+      <w:r>
+        <w:rPr>
+          <w:lang w:val="id_ID" w:bidi="id_ID"/>
+        </w:rPr>
+      </w:r>
+      <w:r>
+        <w:rPr>
           <w:lang w:val="id_ID" w:bidi="id_ID"/>
         </w:rPr>
         <w:t>Paulus berbicara tentang orang-orang yang tidak lagi percaya kepada Kristus seolah-olah mereka secara fisik meninggalkan suatu tempat. Terjemahan lain: “beberapa orang akan berhenti percaya kepada Yesus”</w:t>
@@ -12013,6 +14518,21 @@
       </w:r>
       <w:r>
         <w:rPr>
+          <w:b/>
+          <w:lang w:val="id_ID" w:bidi="id_ID"/>
+        </w:rPr>
+        <w:t>τῆς πίστεως</w:t>
+      </w:r>
+    </w:p>
+    <w:p>
+      <w:pPr/>
+      <w:r>
+        <w:rPr>
+          <w:lang w:val="id_ID" w:bidi="id_ID"/>
+        </w:rPr>
+      </w:r>
+      <w:r>
+        <w:rPr>
           <w:lang w:val="id_ID" w:bidi="id_ID"/>
         </w:rPr>
         <w:t xml:space="preserve">Kata </w:t>
@@ -12094,6 +14614,21 @@
       </w:r>
       <w:r>
         <w:rPr>
+          <w:b/>
+          <w:lang w:val="id_ID" w:bidi="id_ID"/>
+        </w:rPr>
+        <w:t>διδασκαλίαις δαιμονίων</w:t>
+      </w:r>
+    </w:p>
+    <w:p>
+      <w:pPr/>
+      <w:r>
+        <w:rPr>
+          <w:lang w:val="id_ID" w:bidi="id_ID"/>
+        </w:rPr>
+      </w:r>
+      <w:r>
+        <w:rPr>
           <w:lang w:val="id_ID" w:bidi="id_ID"/>
         </w:rPr>
         <w:t>Kedua frase ini mempunyai arti serupa. Paulus mungkin menggunakan keduanya secara bersamaan untuk memberikan penekanan. Jika menurut Anda penggunaan kedua frasa dalam terjemahan Anda mungkin membingungkan pembaca, Anda dapat menggabungkan keduanya menjadi satu pernyataan. Terjemahan lain: “hal-hal yang dikatakan roh jahat untuk menipu orang”</w:t>
@@ -12162,6 +14697,21 @@
       </w:r>
       <w:r>
         <w:rPr>
+          <w:b/>
+          <w:lang w:val="id_ID" w:bidi="id_ID"/>
+        </w:rPr>
+        <w:t>ἐν ὑποκρίσει ψευδολόγων</w:t>
+      </w:r>
+    </w:p>
+    <w:p>
+      <w:pPr/>
+      <w:r>
+        <w:rPr>
+          <w:lang w:val="id_ID" w:bidi="id_ID"/>
+        </w:rPr>
+      </w:r>
+      <w:r>
+        <w:rPr>
           <w:lang w:val="id_ID" w:bidi="id_ID"/>
         </w:rPr>
         <w:t xml:space="preserve">Jika bahasa Anda tidak menggunakan kata benda abstrak untuk ide </w:t>
@@ -12223,6 +14773,21 @@
       </w:r>
       <w:r>
         <w:rPr>
+          <w:b/>
+          <w:lang w:val="id_ID" w:bidi="id_ID"/>
+        </w:rPr>
+        <w:t>κεκαυστηριασμένων τὴν ἰδίαν συνείδησιν</w:t>
+      </w:r>
+    </w:p>
+    <w:p>
+      <w:pPr/>
+      <w:r>
+        <w:rPr>
+          <w:lang w:val="id_ID" w:bidi="id_ID"/>
+        </w:rPr>
+      </w:r>
+      <w:r>
+        <w:rPr>
           <w:lang w:val="id_ID" w:bidi="id_ID"/>
         </w:rPr>
         <w:t xml:space="preserve">Di sini Paulus bisa jadi berbicara seolah-olah </w:t>
@@ -12304,6 +14869,21 @@
       </w:r>
       <w:r>
         <w:rPr>
+          <w:b/>
+          <w:lang w:val="id_ID" w:bidi="id_ID"/>
+        </w:rPr>
+        <w:t>κεκαυστηριασμένων τὴν ἰδίαν συνείδησιν</w:t>
+      </w:r>
+    </w:p>
+    <w:p>
+      <w:pPr/>
+      <w:r>
+        <w:rPr>
+          <w:lang w:val="id_ID" w:bidi="id_ID"/>
+        </w:rPr>
+      </w:r>
+      <w:r>
+        <w:rPr>
           <w:lang w:val="id_ID" w:bidi="id_ID"/>
         </w:rPr>
         <w:t>If it would be helpful in your language, you could express this passive phrase with an active form. Alternate translation: “they will be people who have destroyed their sense of right and wrong” (See: [[rc://*/ta/man/translate/figs-activepassive]])</w:t>
@@ -12372,6 +14952,21 @@
       </w:r>
       <w:r>
         <w:rPr>
+          <w:b/>
+          <w:lang w:val="id_ID" w:bidi="id_ID"/>
+        </w:rPr>
+        <w:t>ἀπέχεσθαι</w:t>
+      </w:r>
+    </w:p>
+    <w:p>
+      <w:pPr/>
+      <w:r>
+        <w:rPr>
+          <w:lang w:val="id_ID" w:bidi="id_ID"/>
+        </w:rPr>
+      </w:r>
+      <w:r>
+        <w:rPr>
           <w:lang w:val="id_ID" w:bidi="id_ID"/>
         </w:rPr>
         <w:t>Di sini Paulus menghilangkan beberapa kata yang biasanya dibutuhkan untuk melengkapi sebuah kalimat. Dia tidak bermaksud bahwa guru-guru palsu ini akan melarang orang percaya untuk menjauhkan diri dari makanan tertentu, tetapi guru-guru palsu itu akan meminta mereka untuk menjauhkan diri dari makanan tertentu. Anda dapat menambahkan kata-kata ini jika ingin lebih jelas dalam bahasa Anda. Terjemahan alternatif: "mengharuskan untuk berpantang"</w:t>
@@ -12440,6 +15035,21 @@
       </w:r>
       <w:r>
         <w:rPr>
+          <w:b/>
+          <w:lang w:val="id_ID" w:bidi="id_ID"/>
+        </w:rPr>
+        <w:t>ἀπέχεσθαι βρωμάτων</w:t>
+      </w:r>
+    </w:p>
+    <w:p>
+      <w:pPr/>
+      <w:r>
+        <w:rPr>
+          <w:lang w:val="id_ID" w:bidi="id_ID"/>
+        </w:rPr>
+      </w:r>
+      <w:r>
+        <w:rPr>
           <w:lang w:val="id_ID" w:bidi="id_ID"/>
         </w:rPr>
         <w:t>Di sini Paulus menyiratkan bahwa guru-guru palsu tersebut menyuruh orang untuk menjauhkan diri dari jenis makanan tertentu. Mereka tidak menyuruh orang untuk tidak makan secara umum. Jika itu akan membantu dalam bahasa Anda, Anda dapat membuat gagasan itu lebih eksplisit. Terjemahan alternatif: "untuk menjauhkan diri dari makanan tertentu" atau "menjauhkan diri dari jenis makanan tertentu"</w:t>
@@ -12508,6 +15118,21 @@
       </w:r>
       <w:r>
         <w:rPr>
+          <w:b/>
+          <w:lang w:val="id_ID" w:bidi="id_ID"/>
+        </w:rPr>
+        <w:t>μετὰ εὐχαριστίας</w:t>
+      </w:r>
+    </w:p>
+    <w:p>
+      <w:pPr/>
+      <w:r>
+        <w:rPr>
+          <w:lang w:val="id_ID" w:bidi="id_ID"/>
+        </w:rPr>
+      </w:r>
+      <w:r>
+        <w:rPr>
           <w:lang w:val="id_ID" w:bidi="id_ID"/>
         </w:rPr>
         <w:t xml:space="preserve">Jika bahasa Anda tidak menggunakan kata benda abstrak untuk ide </w:t>
@@ -12589,6 +15214,21 @@
       </w:r>
       <w:r>
         <w:rPr>
+          <w:b/>
+          <w:lang w:val="id_ID" w:bidi="id_ID"/>
+        </w:rPr>
+        <w:t>τὴν ἀλήθειαν</w:t>
+      </w:r>
+    </w:p>
+    <w:p>
+      <w:pPr/>
+      <w:r>
+        <w:rPr>
+          <w:lang w:val="id_ID" w:bidi="id_ID"/>
+        </w:rPr>
+      </w:r>
+      <w:r>
+        <w:rPr>
           <w:lang w:val="id_ID" w:bidi="id_ID"/>
         </w:rPr>
         <w:t xml:space="preserve">Jika bahasa Anda tidak menggunakan kata benda abstrak untuk ide </w:t>
@@ -12670,6 +15310,21 @@
       </w:r>
       <w:r>
         <w:rPr>
+          <w:b/>
+          <w:lang w:val="id_ID" w:bidi="id_ID"/>
+        </w:rPr>
+        <w:t>ὅτι</w:t>
+      </w:r>
+    </w:p>
+    <w:p>
+      <w:pPr/>
+      <w:r>
+        <w:rPr>
+          <w:lang w:val="id_ID" w:bidi="id_ID"/>
+        </w:rPr>
+      </w:r>
+      <w:r>
+        <w:rPr>
           <w:lang w:val="id_ID" w:bidi="id_ID"/>
         </w:rPr>
         <w:t xml:space="preserve">Di sini, kata </w:t>
@@ -12764,6 +15419,21 @@
       </w:r>
       <w:r>
         <w:rPr>
+          <w:b/>
+          <w:lang w:val="id_ID" w:bidi="id_ID"/>
+        </w:rPr>
+        <w:t>πᾶν κτίσμα Θεοῦ</w:t>
+      </w:r>
+    </w:p>
+    <w:p>
+      <w:pPr/>
+      <w:r>
+        <w:rPr>
+          <w:lang w:val="id_ID" w:bidi="id_ID"/>
+        </w:rPr>
+      </w:r>
+      <w:r>
+        <w:rPr>
           <w:lang w:val="id_ID" w:bidi="id_ID"/>
         </w:rPr>
         <w:t xml:space="preserve">Jika bahasa Anda tidak menggunakan kata benda abstrak untuk ide </w:t>
@@ -12845,6 +15515,21 @@
       </w:r>
       <w:r>
         <w:rPr>
+          <w:b/>
+          <w:lang w:val="id_ID" w:bidi="id_ID"/>
+        </w:rPr>
+        <w:t>οὐδὲν ἀπόβλητον μετὰ εὐχαριστίας λαμβανόμενον</w:t>
+      </w:r>
+    </w:p>
+    <w:p>
+      <w:pPr/>
+      <w:r>
+        <w:rPr>
+          <w:lang w:val="id_ID" w:bidi="id_ID"/>
+        </w:rPr>
+      </w:r>
+      <w:r>
+        <w:rPr>
           <w:lang w:val="id_ID" w:bidi="id_ID"/>
         </w:rPr>
         <w:t>Jika bahasa Anda tidak menggunakan bentuk pasif ini, Anda dapat mengekspresikan ide dengan bentuk aktif atau dengan cara lain yang alami dalam bahasa Anda. Jika Anda perlu mengatakan siapa yang melakukan tindakan tersebut, Anda dapat menggunakan subjek tak tentu. Terjemahan alternatif: "orang tidak boleh menolak apa pun yang mereka terima dengan ucapan syukur"</w:t>
@@ -12913,6 +15598,21 @@
       </w:r>
       <w:r>
         <w:rPr>
+          <w:b/>
+          <w:lang w:val="id_ID" w:bidi="id_ID"/>
+        </w:rPr>
+        <w:t>γὰρ</w:t>
+      </w:r>
+    </w:p>
+    <w:p>
+      <w:pPr/>
+      <w:r>
+        <w:rPr>
+          <w:lang w:val="id_ID" w:bidi="id_ID"/>
+        </w:rPr>
+      </w:r>
+      <w:r>
+        <w:rPr>
           <w:lang w:val="id_ID" w:bidi="id_ID"/>
         </w:rPr>
         <w:t xml:space="preserve">Kata </w:t>
@@ -12994,6 +15694,21 @@
       </w:r>
       <w:r>
         <w:rPr>
+          <w:b/>
+          <w:lang w:val="id_ID" w:bidi="id_ID"/>
+        </w:rPr>
+        <w:t>ἁγιάζεται &amp; διὰ λόγου Θεοῦ καὶ ἐντεύξεως</w:t>
+      </w:r>
+    </w:p>
+    <w:p>
+      <w:pPr/>
+      <w:r>
+        <w:rPr>
+          <w:lang w:val="id_ID" w:bidi="id_ID"/>
+        </w:rPr>
+      </w:r>
+      <w:r>
+        <w:rPr>
           <w:lang w:val="id_ID" w:bidi="id_ID"/>
         </w:rPr>
         <w:t>Jika akan membantu dalam bahasa Anda, Anda dapat mengekspresikan frasa pasif ini dengan bentuk aktif. Terjemahan alternatif: "menjadi kudus" atau "layak untuk dimakan"</w:t>
@@ -13062,6 +15777,21 @@
       </w:r>
       <w:r>
         <w:rPr>
+          <w:b/>
+          <w:lang w:val="id_ID" w:bidi="id_ID"/>
+        </w:rPr>
+        <w:t>λόγου Θεοῦ</w:t>
+      </w:r>
+    </w:p>
+    <w:p>
+      <w:pPr/>
+      <w:r>
+        <w:rPr>
+          <w:lang w:val="id_ID" w:bidi="id_ID"/>
+        </w:rPr>
+      </w:r>
+      <w:r>
+        <w:rPr>
           <w:lang w:val="id_ID" w:bidi="id_ID"/>
         </w:rPr>
         <w:t xml:space="preserve">Di sini, </w:t>
@@ -13132,6 +15862,21 @@
         <w:rPr>
           <w:lang w:val="id_ID" w:bidi="id_ID"/>
         </w:rPr>
+      </w:r>
+    </w:p>
+    <w:p>
+      <w:pPr/>
+      <w:r>
+        <w:rPr>
+          <w:lang w:val="id_ID" w:bidi="id_ID"/>
+        </w:rPr>
+      </w:r>
+      <w:r>
+        <w:rPr>
+          <w:b/>
+          <w:lang w:val="id_ID" w:bidi="id_ID"/>
+        </w:rPr>
+        <w:t>ἐντεύξεως</w:t>
       </w:r>
     </w:p>
     <w:p>
@@ -13242,6 +15987,21 @@
       </w:r>
       <w:r>
         <w:rPr>
+          <w:b/>
+          <w:lang w:val="id_ID" w:bidi="id_ID"/>
+        </w:rPr>
+        <w:t>ταῦτα ὑποτιθέμενος τοῖς ἀδελφοῖς</w:t>
+      </w:r>
+    </w:p>
+    <w:p>
+      <w:pPr/>
+      <w:r>
+        <w:rPr>
+          <w:lang w:val="id_ID" w:bidi="id_ID"/>
+        </w:rPr>
+      </w:r>
+      <w:r>
+        <w:rPr>
           <w:lang w:val="id_ID" w:bidi="id_ID"/>
         </w:rPr>
         <w:t>Di sini Paulus berbicara tentang instruksi-instruksinya seolah-olah instruksi-instruksi itu adalah benda yang akan Timotius letakkan di hadapan orang lain. Maksudnya, Timotius akan menyampaikan instruksinya kepada orang-orang ini. Jika itu akan membantu dalam bahasa Anda, Anda dapat menggunakan kiasan yang sebanding atau menyatakan maknanya dengan jelas. Terjemahan alternatif: "Meneruskan hal-hal ini kepada saudara-saudara" atau "Mengajarkan hal-hal ini kepada saudara-saudara"</w:t>
@@ -13299,6 +16059,21 @@
         <w:rPr>
           <w:lang w:val="id_ID" w:bidi="id_ID"/>
         </w:rPr>
+      </w:r>
+    </w:p>
+    <w:p>
+      <w:pPr/>
+      <w:r>
+        <w:rPr>
+          <w:lang w:val="id_ID" w:bidi="id_ID"/>
+        </w:rPr>
+      </w:r>
+      <w:r>
+        <w:rPr>
+          <w:b/>
+          <w:lang w:val="id_ID" w:bidi="id_ID"/>
+        </w:rPr>
+        <w:t>ταῦτα</w:t>
       </w:r>
     </w:p>
     <w:p>
@@ -13407,6 +16182,21 @@
       </w:r>
       <w:r>
         <w:rPr>
+          <w:b/>
+          <w:lang w:val="id_ID" w:bidi="id_ID"/>
+        </w:rPr>
+        <w:t>τοῖς ἀδελφοῖς</w:t>
+      </w:r>
+    </w:p>
+    <w:p>
+      <w:pPr/>
+      <w:r>
+        <w:rPr>
+          <w:lang w:val="id_ID" w:bidi="id_ID"/>
+        </w:rPr>
+      </w:r>
+      <w:r>
+        <w:rPr>
           <w:lang w:val="id_ID" w:bidi="id_ID"/>
         </w:rPr>
         <w:t>Paulus menggunakan istilah "saudara-saudara" untuk menyebut orang-orang yang memiliki iman yang sama. Jika itu akan membantu dalam bahasa Anda, Anda dapat menyatakan maknanya dengan jelas. Terjemahan alternatif: "orang-orang percaya"</w:t>
@@ -13475,6 +16265,21 @@
       </w:r>
       <w:r>
         <w:rPr>
+          <w:b/>
+          <w:lang w:val="id_ID" w:bidi="id_ID"/>
+        </w:rPr>
+        <w:t>τοῖς ἀδελφοῖς</w:t>
+      </w:r>
+    </w:p>
+    <w:p>
+      <w:pPr/>
+      <w:r>
+        <w:rPr>
+          <w:lang w:val="id_ID" w:bidi="id_ID"/>
+        </w:rPr>
+      </w:r>
+      <w:r>
+        <w:rPr>
           <w:lang w:val="id_ID" w:bidi="id_ID"/>
         </w:rPr>
         <w:t>Meskipun istilah "saudara-saudara" adalah maskulin, Paulus menggunakan kata ini dalam pengertian umum yang mencakup laki-laki dan perempuan. Jika Anda mempertahankan metafora tersebut dalam terjemahan Anda, dan jika itu akan membantu dalam bahasa Anda, Anda dapat menggunakan kata "saudara-saudara" untuk menunjukkan hal ini.</w:t>
@@ -13543,6 +16348,21 @@
       </w:r>
       <w:r>
         <w:rPr>
+          <w:b/>
+          <w:lang w:val="id_ID" w:bidi="id_ID"/>
+        </w:rPr>
+        <w:t>ἐντρεφόμενος τοῖς λόγοις τῆς πίστεως, καὶ τῆς καλῆς διδασκαλίας ᾗ παρηκολούθηκας</w:t>
+      </w:r>
+    </w:p>
+    <w:p>
+      <w:pPr/>
+      <w:r>
+        <w:rPr>
+          <w:lang w:val="id_ID" w:bidi="id_ID"/>
+        </w:rPr>
+      </w:r>
+      <w:r>
+        <w:rPr>
           <w:lang w:val="id_ID" w:bidi="id_ID"/>
         </w:rPr>
         <w:t>Jika bahasa Anda tidak menggunakan bentuk pasif ini, Anda dapat mengekspresikan ide dalam bentuk aktif atau dengan cara lain yang wajar dalam bahasa Anda. Terjemahan alternatif: "perkataan iman dan pengajaran yang baik yang telah engkau ikuti telah menyehatkan kamu"</w:t>
@@ -13611,6 +16431,21 @@
       </w:r>
       <w:r>
         <w:rPr>
+          <w:b/>
+          <w:lang w:val="id_ID" w:bidi="id_ID"/>
+        </w:rPr>
+        <w:t>ἐντρεφόμενος</w:t>
+      </w:r>
+    </w:p>
+    <w:p>
+      <w:pPr/>
+      <w:r>
+        <w:rPr>
+          <w:lang w:val="id_ID" w:bidi="id_ID"/>
+        </w:rPr>
+      </w:r>
+      <w:r>
+        <w:rPr>
           <w:lang w:val="id_ID" w:bidi="id_ID"/>
         </w:rPr>
         <w:t xml:space="preserve">Di sini Paulus berbicara seolah-olah </w:t>
@@ -13718,6 +16553,21 @@
       </w:r>
       <w:r>
         <w:rPr>
+          <w:b/>
+          <w:lang w:val="id_ID" w:bidi="id_ID"/>
+        </w:rPr>
+        <w:t>τοῖς λόγοις τῆς πίστεως, καὶ τῆς καλῆς διδασκαλίας</w:t>
+      </w:r>
+    </w:p>
+    <w:p>
+      <w:pPr/>
+      <w:r>
+        <w:rPr>
+          <w:lang w:val="id_ID" w:bidi="id_ID"/>
+        </w:rPr>
+      </w:r>
+      <w:r>
+        <w:rPr>
           <w:lang w:val="id_ID" w:bidi="id_ID"/>
         </w:rPr>
         <w:t xml:space="preserve">Paulus menggunakan istilah </w:t>
@@ -13788,6 +16638,21 @@
         <w:rPr>
           <w:lang w:val="id_ID" w:bidi="id_ID"/>
         </w:rPr>
+      </w:r>
+    </w:p>
+    <w:p>
+      <w:pPr/>
+      <w:r>
+        <w:rPr>
+          <w:lang w:val="id_ID" w:bidi="id_ID"/>
+        </w:rPr>
+      </w:r>
+      <w:r>
+        <w:rPr>
+          <w:b/>
+          <w:lang w:val="id_ID" w:bidi="id_ID"/>
+        </w:rPr>
+        <w:t>γραώδεις</w:t>
       </w:r>
     </w:p>
     <w:p>
@@ -13885,6 +16750,21 @@
       </w:r>
       <w:r>
         <w:rPr>
+          <w:b/>
+          <w:lang w:val="id_ID" w:bidi="id_ID"/>
+        </w:rPr>
+        <w:t>μύθους</w:t>
+      </w:r>
+    </w:p>
+    <w:p>
+      <w:pPr/>
+      <w:r>
+        <w:rPr>
+          <w:lang w:val="id_ID" w:bidi="id_ID"/>
+        </w:rPr>
+      </w:r>
+      <w:r>
+        <w:rPr>
           <w:lang w:val="id_ID" w:bidi="id_ID"/>
         </w:rPr>
         <w:t xml:space="preserve">Kata </w:t>
@@ -13964,6 +16844,21 @@
       </w:r>
       <w:r>
         <w:rPr>
+          <w:b/>
+          <w:lang w:val="id_ID" w:bidi="id_ID"/>
+        </w:rPr>
+        <w:t>γύμναζε &amp; σεαυτὸν</w:t>
+      </w:r>
+    </w:p>
+    <w:p>
+      <w:pPr/>
+      <w:r>
+        <w:rPr>
+          <w:lang w:val="id_ID" w:bidi="id_ID"/>
+        </w:rPr>
+      </w:r>
+      <w:r>
+        <w:rPr>
           <w:lang w:val="id_ID" w:bidi="id_ID"/>
         </w:rPr>
         <w:t>Paulus memberi tahu Timotius secara kiasan untuk bekerja mengembangkan karakter ilahi seperti seorang atlet yang sedang meningkatkan kondisi fisiknya. Terjemahan alternatif: "dengan tekun berlatih untuk bertindak dengan cara-cara yang berkenan kepada Allah"</w:t>
@@ -14032,6 +16927,21 @@
       </w:r>
       <w:r>
         <w:rPr>
+          <w:b/>
+          <w:lang w:val="id_ID" w:bidi="id_ID"/>
+        </w:rPr>
+        <w:t>γὰρ</w:t>
+      </w:r>
+    </w:p>
+    <w:p>
+      <w:pPr/>
+      <w:r>
+        <w:rPr>
+          <w:lang w:val="id_ID" w:bidi="id_ID"/>
+        </w:rPr>
+      </w:r>
+      <w:r>
+        <w:rPr>
           <w:lang w:val="id_ID" w:bidi="id_ID"/>
         </w:rPr>
         <w:t xml:space="preserve">Apa yang diikuti setelah kata </w:t>
@@ -14113,6 +17023,21 @@
       </w:r>
       <w:r>
         <w:rPr>
+          <w:b/>
+          <w:lang w:val="id_ID" w:bidi="id_ID"/>
+        </w:rPr>
+        <w:t>πρὸς ὀλίγον &amp; πρὸς πάντα</w:t>
+      </w:r>
+    </w:p>
+    <w:p>
+      <w:pPr/>
+      <w:r>
+        <w:rPr>
+          <w:lang w:val="id_ID" w:bidi="id_ID"/>
+        </w:rPr>
+      </w:r>
+      <w:r>
+        <w:rPr>
           <w:lang w:val="id_ID" w:bidi="id_ID"/>
         </w:rPr>
         <w:t>Ini bisa berarti: (1) nilainya kecil. (2) memiliki nilai untuk sementara waktu. (3) tidak memiliki nilai yang besar.</w:t>
@@ -14161,6 +17086,21 @@
       </w:r>
       <w:r>
         <w:rPr>
+          <w:b/>
+          <w:lang w:val="id_ID" w:bidi="id_ID"/>
+        </w:rPr>
+        <w:t>ἡ δὲ εὐσέβεια</w:t>
+      </w:r>
+    </w:p>
+    <w:p>
+      <w:pPr/>
+      <w:r>
+        <w:rPr>
+          <w:lang w:val="id_ID" w:bidi="id_ID"/>
+        </w:rPr>
+      </w:r>
+      <w:r>
+        <w:rPr>
           <w:lang w:val="id_ID" w:bidi="id_ID"/>
         </w:rPr>
         <w:t>Terjemahan alternatif: "latihan fisik"</w:t>
@@ -14209,6 +17149,21 @@
       </w:r>
       <w:r>
         <w:rPr>
+          <w:b/>
+          <w:lang w:val="id_ID" w:bidi="id_ID"/>
+        </w:rPr>
+        <w:t>ἐπαγγελίαν ἔχουσα</w:t>
+      </w:r>
+    </w:p>
+    <w:p>
+      <w:pPr/>
+      <w:r>
+        <w:rPr>
+          <w:lang w:val="id_ID" w:bidi="id_ID"/>
+        </w:rPr>
+      </w:r>
+      <w:r>
+        <w:rPr>
           <w:lang w:val="id_ID" w:bidi="id_ID"/>
         </w:rPr>
         <w:t>Terjemahan alternatif: "akan membawa manfaat"</w:t>
@@ -14246,6 +17201,21 @@
         <w:rPr>
           <w:lang w:val="id_ID" w:bidi="id_ID"/>
         </w:rPr>
+      </w:r>
+    </w:p>
+    <w:p>
+      <w:pPr/>
+      <w:r>
+        <w:rPr>
+          <w:lang w:val="id_ID" w:bidi="id_ID"/>
+        </w:rPr>
+      </w:r>
+      <w:r>
+        <w:rPr>
+          <w:b/>
+          <w:lang w:val="id_ID" w:bidi="id_ID"/>
+        </w:rPr>
+        <w:t>πιστὸς ὁ λόγος, καὶ πάσης ἀποδοχῆς ἄξιος</w:t>
       </w:r>
     </w:p>
     <w:p>
@@ -14354,6 +17324,21 @@
       </w:r>
       <w:r>
         <w:rPr>
+          <w:b/>
+          <w:lang w:val="id_ID" w:bidi="id_ID"/>
+        </w:rPr>
+        <w:t>ὁ λόγος</w:t>
+      </w:r>
+    </w:p>
+    <w:p>
+      <w:pPr/>
+      <w:r>
+        <w:rPr>
+          <w:lang w:val="id_ID" w:bidi="id_ID"/>
+        </w:rPr>
+      </w:r>
+      <w:r>
+        <w:rPr>
           <w:lang w:val="id_ID" w:bidi="id_ID"/>
         </w:rPr>
         <w:t xml:space="preserve">Lihat bagaimana Anda menerjemahkan frasa ini dalam </w:t>
@@ -14420,6 +17405,21 @@
       </w:r>
       <w:r>
         <w:rPr>
+          <w:b/>
+          <w:lang w:val="id_ID" w:bidi="id_ID"/>
+        </w:rPr>
+        <w:t>γὰρ</w:t>
+      </w:r>
+    </w:p>
+    <w:p>
+      <w:pPr/>
+      <w:r>
+        <w:rPr>
+          <w:lang w:val="id_ID" w:bidi="id_ID"/>
+        </w:rPr>
+      </w:r>
+      <w:r>
+        <w:rPr>
           <w:lang w:val="id_ID" w:bidi="id_ID"/>
         </w:rPr>
         <w:t xml:space="preserve">Istilah </w:t>
@@ -14501,6 +17501,21 @@
       </w:r>
       <w:r>
         <w:rPr>
+          <w:b/>
+          <w:lang w:val="id_ID" w:bidi="id_ID"/>
+        </w:rPr>
+        <w:t>κοπιῶμεν καὶ ἀγωνιζόμεθα</w:t>
+      </w:r>
+    </w:p>
+    <w:p>
+      <w:pPr/>
+      <w:r>
+        <w:rPr>
+          <w:lang w:val="id_ID" w:bidi="id_ID"/>
+        </w:rPr>
+      </w:r>
+      <w:r>
+        <w:rPr>
           <w:lang w:val="id_ID" w:bidi="id_ID"/>
         </w:rPr>
         <w:t xml:space="preserve">Istilah </w:t>
@@ -14584,6 +17599,21 @@
         <w:rPr>
           <w:lang w:val="id_ID" w:bidi="id_ID"/>
         </w:rPr>
+      </w:r>
+    </w:p>
+    <w:p>
+      <w:pPr/>
+      <w:r>
+        <w:rPr>
+          <w:lang w:val="id_ID" w:bidi="id_ID"/>
+        </w:rPr>
+      </w:r>
+      <w:r>
+        <w:rPr>
+          <w:b/>
+          <w:lang w:val="id_ID" w:bidi="id_ID"/>
+        </w:rPr>
+        <w:t>Θεῷ ζῶντι</w:t>
       </w:r>
     </w:p>
     <w:p>
@@ -14681,6 +17711,21 @@
       </w:r>
       <w:r>
         <w:rPr>
+          <w:b/>
+          <w:lang w:val="id_ID" w:bidi="id_ID"/>
+        </w:rPr>
+        <w:t>πάντων ἀνθρώπων</w:t>
+      </w:r>
+    </w:p>
+    <w:p>
+      <w:pPr/>
+      <w:r>
+        <w:rPr>
+          <w:lang w:val="id_ID" w:bidi="id_ID"/>
+        </w:rPr>
+      </w:r>
+      <w:r>
+        <w:rPr>
           <w:lang w:val="id_ID" w:bidi="id_ID"/>
         </w:rPr>
         <w:t xml:space="preserve">Paulus menggunakan istilah </w:t>
@@ -14762,6 +17807,21 @@
       </w:r>
       <w:r>
         <w:rPr>
+          <w:b/>
+          <w:lang w:val="id_ID" w:bidi="id_ID"/>
+        </w:rPr>
+        <w:t>μηδείς σου τῆς νεότητος καταφρονείτω</w:t>
+      </w:r>
+    </w:p>
+    <w:p>
+      <w:pPr/>
+      <w:r>
+        <w:rPr>
+          <w:lang w:val="id_ID" w:bidi="id_ID"/>
+        </w:rPr>
+      </w:r>
+      <w:r>
+        <w:rPr>
           <w:lang w:val="id_ID" w:bidi="id_ID"/>
         </w:rPr>
         <w:t xml:space="preserve">Istilah </w:t>
@@ -14823,6 +17883,21 @@
       </w:r>
       <w:r>
         <w:rPr>
+          <w:b/>
+          <w:lang w:val="id_ID" w:bidi="id_ID"/>
+        </w:rPr>
+        <w:t>ἐν λόγῳ</w:t>
+      </w:r>
+    </w:p>
+    <w:p>
+      <w:pPr/>
+      <w:r>
+        <w:rPr>
+          <w:lang w:val="id_ID" w:bidi="id_ID"/>
+        </w:rPr>
+      </w:r>
+      <w:r>
+        <w:rPr>
           <w:lang w:val="id_ID" w:bidi="id_ID"/>
         </w:rPr>
         <w:t xml:space="preserve">Dalam konteks ini, istilah </w:t>
@@ -14884,6 +17959,21 @@
       </w:r>
       <w:r>
         <w:rPr>
+          <w:b/>
+          <w:lang w:val="id_ID" w:bidi="id_ID"/>
+        </w:rPr>
+        <w:t>πρόσεχε τῇ ἀναγνώσει, τῇ παρακλήσει, τῇ διδασκαλίᾳ</w:t>
+      </w:r>
+    </w:p>
+    <w:p>
+      <w:pPr/>
+      <w:r>
+        <w:rPr>
+          <w:lang w:val="id_ID" w:bidi="id_ID"/>
+        </w:rPr>
+      </w:r>
+      <w:r>
+        <w:rPr>
           <w:lang w:val="id_ID" w:bidi="id_ID"/>
         </w:rPr>
         <w:t>Jika hal ini bermanfaat bagi pembaca Anda, Anda dapat menyatakan secara eksplisit apa yang harus dibacakan Timotius dan kepada siapa, serta kepada siapa ia harus menasihati dan mengajar. Terjemahan lain: “teruslah membacakan Kitab Suci kepada orang-orang di gereja di sana, menasihati mereka, dan mengajar mereka”</w:t>
@@ -14952,6 +18042,21 @@
       </w:r>
       <w:r>
         <w:rPr>
+          <w:b/>
+          <w:lang w:val="id_ID" w:bidi="id_ID"/>
+        </w:rPr>
+        <w:t>πρόσεχε τῇ ἀναγνώσει, τῇ παρακλήσει, τῇ διδασκαλίᾳ</w:t>
+      </w:r>
+    </w:p>
+    <w:p>
+      <w:pPr/>
+      <w:r>
+        <w:rPr>
+          <w:lang w:val="id_ID" w:bidi="id_ID"/>
+        </w:rPr>
+      </w:r>
+      <w:r>
+        <w:rPr>
           <w:lang w:val="id_ID" w:bidi="id_ID"/>
         </w:rPr>
         <w:t xml:space="preserve">Jika ini berguna dalam bahasa Anda, Anda dapat mengekspresikan kata benda abstrak </w:t>
@@ -15059,6 +18164,21 @@
       </w:r>
       <w:r>
         <w:rPr>
+          <w:b/>
+          <w:lang w:val="id_ID" w:bidi="id_ID"/>
+        </w:rPr>
+        <w:t>μὴ ἀμέλει</w:t>
+      </w:r>
+    </w:p>
+    <w:p>
+      <w:pPr/>
+      <w:r>
+        <w:rPr>
+          <w:lang w:val="id_ID" w:bidi="id_ID"/>
+        </w:rPr>
+      </w:r>
+      <w:r>
+        <w:rPr>
           <w:lang w:val="id_ID" w:bidi="id_ID"/>
         </w:rPr>
         <w:t>Anda dapat menerjemahkan frasa ini dengan cara positif jika itu lebih natural dalam bahasa Anda. Terjemahan lain: “terus gunakan” atau “pastikan Anda mengembangkannya”</w:t>
@@ -15127,6 +18247,21 @@
       </w:r>
       <w:r>
         <w:rPr>
+          <w:b/>
+          <w:lang w:val="id_ID" w:bidi="id_ID"/>
+        </w:rPr>
+        <w:t>τοῦ ἐν σοὶ χαρίσματος</w:t>
+      </w:r>
+    </w:p>
+    <w:p>
+      <w:pPr/>
+      <w:r>
+        <w:rPr>
+          <w:lang w:val="id_ID" w:bidi="id_ID"/>
+        </w:rPr>
+      </w:r>
+      <w:r>
+        <w:rPr>
           <w:lang w:val="id_ID" w:bidi="id_ID"/>
         </w:rPr>
         <w:t xml:space="preserve">Paulus berbicara tentang Timotius seolah-olah dia adalah sebuah wadah yang dapat menampung </w:t>
@@ -15208,6 +18343,21 @@
       </w:r>
       <w:r>
         <w:rPr>
+          <w:b/>
+          <w:lang w:val="id_ID" w:bidi="id_ID"/>
+        </w:rPr>
+        <w:t>τοῦ ἐν σοὶ χαρίσματος</w:t>
+      </w:r>
+    </w:p>
+    <w:p>
+      <w:pPr/>
+      <w:r>
+        <w:rPr>
+          <w:lang w:val="id_ID" w:bidi="id_ID"/>
+        </w:rPr>
+      </w:r>
+      <w:r>
+        <w:rPr>
           <w:lang w:val="id_ID" w:bidi="id_ID"/>
         </w:rPr>
         <w:t xml:space="preserve">Implikasinya, </w:t>
@@ -15289,6 +18439,21 @@
       </w:r>
       <w:r>
         <w:rPr>
+          <w:b/>
+          <w:lang w:val="id_ID" w:bidi="id_ID"/>
+        </w:rPr>
+        <w:t>ἐδόθη</w:t>
+      </w:r>
+    </w:p>
+    <w:p>
+      <w:pPr/>
+      <w:r>
+        <w:rPr>
+          <w:lang w:val="id_ID" w:bidi="id_ID"/>
+        </w:rPr>
+      </w:r>
+      <w:r>
+        <w:rPr>
           <w:lang w:val="id_ID" w:bidi="id_ID"/>
         </w:rPr>
         <w:t>Jika ini berguna dalam bahasa Anda, Anda dapat mengungkapkan frasa pasif ini dengan bentuk aktif, dan Anda dapat menyatakan siapa yang melakukan tindakan tersebut. Terjemahan lain: “yang kamu terima ketika para pemimpin gereja bernubuat tentang kamu”</w:t>
@@ -15357,6 +18522,21 @@
       </w:r>
       <w:r>
         <w:rPr>
+          <w:b/>
+          <w:lang w:val="id_ID" w:bidi="id_ID"/>
+        </w:rPr>
+        <w:t>μετὰ ἐπιθέσεως τῶν χειρῶν τοῦ πρεσβυτερίου</w:t>
+      </w:r>
+    </w:p>
+    <w:p>
+      <w:pPr/>
+      <w:r>
+        <w:rPr>
+          <w:lang w:val="id_ID" w:bidi="id_ID"/>
+        </w:rPr>
+      </w:r>
+      <w:r>
+        <w:rPr>
           <w:lang w:val="id_ID" w:bidi="id_ID"/>
         </w:rPr>
         <w:t xml:space="preserve">Paulus berbicara tentang sebuah upacara di mana para pemimpin gereja meletakkan </w:t>
@@ -15438,6 +18618,21 @@
       </w:r>
       <w:r>
         <w:rPr>
+          <w:b/>
+          <w:lang w:val="id_ID" w:bidi="id_ID"/>
+        </w:rPr>
+        <w:t>ταῦτα</w:t>
+      </w:r>
+    </w:p>
+    <w:p>
+      <w:pPr/>
+      <w:r>
+        <w:rPr>
+          <w:lang w:val="id_ID" w:bidi="id_ID"/>
+        </w:rPr>
+      </w:r>
+      <w:r>
+        <w:rPr>
           <w:lang w:val="id_ID" w:bidi="id_ID"/>
         </w:rPr>
         <w:t xml:space="preserve">Jika ini berguna dalam bahasa Anda, Anda mungkin ingin menjelaskan secara eksplisit apa </w:t>
@@ -15519,6 +18714,21 @@
       </w:r>
       <w:r>
         <w:rPr>
+          <w:b/>
+          <w:lang w:val="id_ID" w:bidi="id_ID"/>
+        </w:rPr>
+        <w:t>ἐν τούτοις ἴσθι</w:t>
+      </w:r>
+    </w:p>
+    <w:p>
+      <w:pPr/>
+      <w:r>
+        <w:rPr>
+          <w:lang w:val="id_ID" w:bidi="id_ID"/>
+        </w:rPr>
+      </w:r>
+      <w:r>
+        <w:rPr>
           <w:lang w:val="id_ID" w:bidi="id_ID"/>
         </w:rPr>
         <w:t>Paulus berbicara secara kiasan seolah-olah Timotius secara fisik berada dalam instruksi yang baru saja diberikan kepadanya. Terjemahan lain: “dan ikuti mereka secara konsisten”</w:t>
@@ -15587,6 +18797,21 @@
       </w:r>
       <w:r>
         <w:rPr>
+          <w:b/>
+          <w:lang w:val="id_ID" w:bidi="id_ID"/>
+        </w:rPr>
+        <w:t>σου ἡ προκοπὴ</w:t>
+      </w:r>
+    </w:p>
+    <w:p>
+      <w:pPr/>
+      <w:r>
+        <w:rPr>
+          <w:lang w:val="id_ID" w:bidi="id_ID"/>
+        </w:rPr>
+      </w:r>
+      <w:r>
+        <w:rPr>
           <w:lang w:val="id_ID" w:bidi="id_ID"/>
         </w:rPr>
         <w:t xml:space="preserve">Jika ini berguna dalam bahasa Anda, Anda mungkin ingin menjelaskan secara eksplisit bagaimana Timotius harus membuat </w:t>
@@ -15668,6 +18893,21 @@
       </w:r>
       <w:r>
         <w:rPr>
+          <w:b/>
+          <w:lang w:val="id_ID" w:bidi="id_ID"/>
+        </w:rPr>
+        <w:t>ἔπεχε σεαυτῷ καὶ τῇ διδασκαλίᾳ</w:t>
+      </w:r>
+    </w:p>
+    <w:p>
+      <w:pPr/>
+      <w:r>
+        <w:rPr>
+          <w:lang w:val="id_ID" w:bidi="id_ID"/>
+        </w:rPr>
+      </w:r>
+      <w:r>
+        <w:rPr>
           <w:lang w:val="id_ID" w:bidi="id_ID"/>
         </w:rPr>
         <w:t>Terjemahan lain: “Perhatikan cara Anda hidup dan apa yang Anda ajarkan”</w:t>
@@ -15716,6 +18956,21 @@
       </w:r>
       <w:r>
         <w:rPr>
+          <w:b/>
+          <w:lang w:val="id_ID" w:bidi="id_ID"/>
+        </w:rPr>
+        <w:t>αὐτοῖς</w:t>
+      </w:r>
+    </w:p>
+    <w:p>
+      <w:pPr/>
+      <w:r>
+        <w:rPr>
+          <w:lang w:val="id_ID" w:bidi="id_ID"/>
+        </w:rPr>
+      </w:r>
+      <w:r>
+        <w:rPr>
           <w:lang w:val="id_ID" w:bidi="id_ID"/>
         </w:rPr>
         <w:t>Terjemahan lain: “terus lakukan hal-hal ini”</w:t>
@@ -15764,6 +19019,21 @@
       </w:r>
       <w:r>
         <w:rPr>
+          <w:b/>
+          <w:lang w:val="id_ID" w:bidi="id_ID"/>
+        </w:rPr>
+        <w:t>ὡς πατέρα &amp; ὡς ἀδελφούς</w:t>
+      </w:r>
+    </w:p>
+    <w:p>
+      <w:pPr/>
+      <w:r>
+        <w:rPr>
+          <w:lang w:val="id_ID" w:bidi="id_ID"/>
+        </w:rPr>
+      </w:r>
+      <w:r>
+        <w:rPr>
           <w:lang w:val="id_ID" w:bidi="id_ID"/>
         </w:rPr>
         <w:t xml:space="preserve">Paulus ingin Timotius </w:t>
@@ -15910,6 +19180,21 @@
       </w:r>
       <w:r>
         <w:rPr>
+          <w:b/>
+          <w:lang w:val="id_ID" w:bidi="id_ID"/>
+        </w:rPr>
+        <w:t>νεωτέρους</w:t>
+      </w:r>
+    </w:p>
+    <w:p>
+      <w:pPr/>
+      <w:r>
+        <w:rPr>
+          <w:lang w:val="id_ID" w:bidi="id_ID"/>
+        </w:rPr>
+      </w:r>
+      <w:r>
+        <w:rPr>
           <w:lang w:val="id_ID" w:bidi="id_ID"/>
         </w:rPr>
         <w:t>Paulus menghilangkan beberapa kata yang dalam banyak bahasa diperlukan untuk melengkapi kalimat. Anda dapat menyediakan kata-kata ini dari awal kalimat jika akan lebih jelas dalam bahasa Anda. Terjemahan alternatif: "dan nasihatilah orang-orang yang lebih muda"</w:t>
@@ -15958,6 +19243,21 @@
       </w:r>
       <w:r>
         <w:rPr>
+          <w:b/>
+          <w:lang w:val="id_ID" w:bidi="id_ID"/>
+        </w:rPr>
+        <w:t>ὡς μητέρας &amp; ὡς ἀδελφὰς</w:t>
+      </w:r>
+    </w:p>
+    <w:p>
+      <w:pPr/>
+      <w:r>
+        <w:rPr>
+          <w:lang w:val="id_ID" w:bidi="id_ID"/>
+        </w:rPr>
+      </w:r>
+      <w:r>
+        <w:rPr>
           <w:lang w:val="id_ID" w:bidi="id_ID"/>
         </w:rPr>
         <w:t xml:space="preserve">Paulus ingin Timotius menasihati </w:t>
@@ -16065,6 +19365,21 @@
       </w:r>
       <w:r>
         <w:rPr>
+          <w:b/>
+          <w:lang w:val="id_ID" w:bidi="id_ID"/>
+        </w:rPr>
+        <w:t>ἐν πάσῃ ἁγνίᾳ</w:t>
+      </w:r>
+    </w:p>
+    <w:p>
+      <w:pPr/>
+      <w:r>
+        <w:rPr>
+          <w:lang w:val="id_ID" w:bidi="id_ID"/>
+        </w:rPr>
+      </w:r>
+      <w:r>
+        <w:rPr>
           <w:lang w:val="id_ID" w:bidi="id_ID"/>
         </w:rPr>
         <w:t xml:space="preserve">Jika bahasa Anda tidak menggunakan kata benda abstrak untuk ide </w:t>
@@ -16146,6 +19461,21 @@
       </w:r>
       <w:r>
         <w:rPr>
+          <w:b/>
+          <w:lang w:val="id_ID" w:bidi="id_ID"/>
+        </w:rPr>
+        <w:t>χήρας τίμα</w:t>
+      </w:r>
+    </w:p>
+    <w:p>
+      <w:pPr/>
+      <w:r>
+        <w:rPr>
+          <w:lang w:val="id_ID" w:bidi="id_ID"/>
+        </w:rPr>
+      </w:r>
+      <w:r>
+        <w:rPr>
           <w:lang w:val="id_ID" w:bidi="id_ID"/>
         </w:rPr>
         <w:t xml:space="preserve">Di sini Paulus menyiratkan bahwa salah satu cara untuk </w:t>
@@ -16227,6 +19557,21 @@
       </w:r>
       <w:r>
         <w:rPr>
+          <w:b/>
+          <w:lang w:val="id_ID" w:bidi="id_ID"/>
+        </w:rPr>
+        <w:t>τὰς ὄντως χήρας</w:t>
+      </w:r>
+    </w:p>
+    <w:p>
+      <w:pPr/>
+      <w:r>
+        <w:rPr>
+          <w:lang w:val="id_ID" w:bidi="id_ID"/>
+        </w:rPr>
+      </w:r>
+      <w:r>
+        <w:rPr>
           <w:lang w:val="id_ID" w:bidi="id_ID"/>
         </w:rPr>
         <w:t xml:space="preserve">Di sini Paulus mendefinisikan kategori </w:t>
@@ -16301,6 +19646,21 @@
       </w:r>
       <w:r>
         <w:rPr>
+          <w:b/>
+          <w:lang w:val="id_ID" w:bidi="id_ID"/>
+        </w:rPr>
+        <w:t>τέκνα ἢ ἔκγονα</w:t>
+      </w:r>
+    </w:p>
+    <w:p>
+      <w:pPr/>
+      <w:r>
+        <w:rPr>
+          <w:lang w:val="id_ID" w:bidi="id_ID"/>
+        </w:rPr>
+      </w:r>
+      <w:r>
+        <w:rPr>
           <w:lang w:val="id_ID" w:bidi="id_ID"/>
         </w:rPr>
         <w:t xml:space="preserve">Di sini Paulus menyiratkan bahwa </w:t>
@@ -16375,6 +19735,21 @@
       </w:r>
       <w:r>
         <w:rPr>
+          <w:b/>
+          <w:lang w:val="id_ID" w:bidi="id_ID"/>
+        </w:rPr>
+        <w:t>πρῶτον</w:t>
+      </w:r>
+    </w:p>
+    <w:p>
+      <w:pPr/>
+      <w:r>
+        <w:rPr>
+          <w:lang w:val="id_ID" w:bidi="id_ID"/>
+        </w:rPr>
+      </w:r>
+      <w:r>
+        <w:rPr>
           <w:lang w:val="id_ID" w:bidi="id_ID"/>
         </w:rPr>
         <w:t xml:space="preserve">Di sini, kata </w:t>
@@ -16436,6 +19811,21 @@
       </w:r>
       <w:r>
         <w:rPr>
+          <w:b/>
+          <w:lang w:val="id_ID" w:bidi="id_ID"/>
+        </w:rPr>
+        <w:t>μανθανέτωσαν</w:t>
+      </w:r>
+    </w:p>
+    <w:p>
+      <w:pPr/>
+      <w:r>
+        <w:rPr>
+          <w:lang w:val="id_ID" w:bidi="id_ID"/>
+        </w:rPr>
+      </w:r>
+      <w:r>
+        <w:rPr>
           <w:lang w:val="id_ID" w:bidi="id_ID"/>
         </w:rPr>
         <w:t xml:space="preserve">Di sini, </w:t>
@@ -16497,6 +19887,21 @@
       </w:r>
       <w:r>
         <w:rPr>
+          <w:b/>
+          <w:lang w:val="id_ID" w:bidi="id_ID"/>
+        </w:rPr>
+        <w:t>τὸν ἴδιον οἶκον εὐσεβεῖν</w:t>
+      </w:r>
+    </w:p>
+    <w:p>
+      <w:pPr/>
+      <w:r>
+        <w:rPr>
+          <w:lang w:val="id_ID" w:bidi="id_ID"/>
+        </w:rPr>
+      </w:r>
+      <w:r>
+        <w:rPr>
           <w:lang w:val="id_ID" w:bidi="id_ID"/>
         </w:rPr>
         <w:t xml:space="preserve">Di sini Paulus menyiratkan bahwa salah satu cara penting untuk </w:t>
@@ -16591,6 +19996,21 @@
       </w:r>
       <w:r>
         <w:rPr>
+          <w:b/>
+          <w:lang w:val="id_ID" w:bidi="id_ID"/>
+        </w:rPr>
+        <w:t>ἀμοιβὰς ἀποδιδόναι τοῖς προγόνοις</w:t>
+      </w:r>
+    </w:p>
+    <w:p>
+      <w:pPr/>
+      <w:r>
+        <w:rPr>
+          <w:lang w:val="id_ID" w:bidi="id_ID"/>
+        </w:rPr>
+      </w:r>
+      <w:r>
+        <w:rPr>
           <w:lang w:val="id_ID" w:bidi="id_ID"/>
         </w:rPr>
         <w:t xml:space="preserve">Jika bahasa Anda tidak menggunakan kata benda abstrak untuk ide </w:t>
@@ -16672,6 +20092,21 @@
       </w:r>
       <w:r>
         <w:rPr>
+          <w:b/>
+          <w:lang w:val="id_ID" w:bidi="id_ID"/>
+        </w:rPr>
+        <w:t>ἀμοιβὰς ἀποδιδόναι τοῖς προγόνοις</w:t>
+      </w:r>
+    </w:p>
+    <w:p>
+      <w:pPr/>
+      <w:r>
+        <w:rPr>
+          <w:lang w:val="id_ID" w:bidi="id_ID"/>
+        </w:rPr>
+      </w:r>
+      <w:r>
+        <w:rPr>
           <w:lang w:val="id_ID" w:bidi="id_ID"/>
         </w:rPr>
         <w:t xml:space="preserve">Di sini Paulus berbicara seolah-olah orang-orang yang merawat </w:t>
@@ -16785,6 +20220,21 @@
       </w:r>
       <w:r>
         <w:rPr>
+          <w:b/>
+          <w:lang w:val="id_ID" w:bidi="id_ID"/>
+        </w:rPr>
+        <w:t>γάρ</w:t>
+      </w:r>
+    </w:p>
+    <w:p>
+      <w:pPr/>
+      <w:r>
+        <w:rPr>
+          <w:lang w:val="id_ID" w:bidi="id_ID"/>
+        </w:rPr>
+      </w:r>
+      <w:r>
+        <w:rPr>
           <w:lang w:val="id_ID" w:bidi="id_ID"/>
         </w:rPr>
         <w:t xml:space="preserve">Paulus menggunakan istilah </w:t>
@@ -16866,6 +20316,21 @@
       </w:r>
       <w:r>
         <w:rPr>
+          <w:b/>
+          <w:lang w:val="id_ID" w:bidi="id_ID"/>
+        </w:rPr>
+        <w:t>ἐνώπιον τοῦ Θεοῦ</w:t>
+      </w:r>
+    </w:p>
+    <w:p>
+      <w:pPr/>
+      <w:r>
+        <w:rPr>
+          <w:lang w:val="id_ID" w:bidi="id_ID"/>
+        </w:rPr>
+      </w:r>
+      <w:r>
+        <w:rPr>
           <w:lang w:val="id_ID" w:bidi="id_ID"/>
         </w:rPr>
         <w:t xml:space="preserve">Paulus menggunakan ungkapan </w:t>
@@ -16947,6 +20412,21 @@
       </w:r>
       <w:r>
         <w:rPr>
+          <w:b/>
+          <w:lang w:val="id_ID" w:bidi="id_ID"/>
+        </w:rPr>
+        <w:t>ἡ &amp; ὄντως χήρα καὶ μεμονωμένη</w:t>
+      </w:r>
+    </w:p>
+    <w:p>
+      <w:pPr/>
+      <w:r>
+        <w:rPr>
+          <w:lang w:val="id_ID" w:bidi="id_ID"/>
+        </w:rPr>
+      </w:r>
+      <w:r>
+        <w:rPr>
           <w:lang w:val="id_ID" w:bidi="id_ID"/>
         </w:rPr>
         <w:t xml:space="preserve">Di sini, </w:t>
@@ -17008,6 +20488,21 @@
       </w:r>
       <w:r>
         <w:rPr>
+          <w:b/>
+          <w:lang w:val="id_ID" w:bidi="id_ID"/>
+        </w:rPr>
+        <w:t>ἡ &amp; ὄντως χήρα καὶ μεμονωμένη</w:t>
+      </w:r>
+    </w:p>
+    <w:p>
+      <w:pPr/>
+      <w:r>
+        <w:rPr>
+          <w:lang w:val="id_ID" w:bidi="id_ID"/>
+        </w:rPr>
+      </w:r>
+      <w:r>
+        <w:rPr>
           <w:lang w:val="id_ID" w:bidi="id_ID"/>
         </w:rPr>
         <w:t xml:space="preserve">Kedua kata </w:t>
@@ -17128,6 +20623,21 @@
       </w:r>
       <w:r>
         <w:rPr>
+          <w:b/>
+          <w:lang w:val="id_ID" w:bidi="id_ID"/>
+        </w:rPr>
+        <w:t>προσμένει ταῖς δεήσεσιν καὶ ταῖς προσευχαῖς</w:t>
+      </w:r>
+    </w:p>
+    <w:p>
+      <w:pPr/>
+      <w:r>
+        <w:rPr>
+          <w:lang w:val="id_ID" w:bidi="id_ID"/>
+        </w:rPr>
+      </w:r>
+      <w:r>
+        <w:rPr>
           <w:lang w:val="id_ID" w:bidi="id_ID"/>
         </w:rPr>
         <w:t>Paulus membiarkan sebuah kata kerja tidak diungkapkan di sini yang mungkin perlu diungkapkan dalam bahasa Anda. Terjemahan alternatif: “terus memanjatkan permohonan dan doa” atau ”terus memanjatkan permohonan dan doa”</w:t>
@@ -17196,6 +20706,21 @@
       </w:r>
       <w:r>
         <w:rPr>
+          <w:b/>
+          <w:lang w:val="id_ID" w:bidi="id_ID"/>
+        </w:rPr>
+        <w:t>ταῖς δεήσεσιν καὶ ταῖς προσευχαῖς</w:t>
+      </w:r>
+    </w:p>
+    <w:p>
+      <w:pPr/>
+      <w:r>
+        <w:rPr>
+          <w:lang w:val="id_ID" w:bidi="id_ID"/>
+        </w:rPr>
+      </w:r>
+      <w:r>
+        <w:rPr>
           <w:lang w:val="id_ID" w:bidi="id_ID"/>
         </w:rPr>
         <w:t xml:space="preserve">Frasa </w:t>
@@ -17316,6 +20841,21 @@
       </w:r>
       <w:r>
         <w:rPr>
+          <w:b/>
+          <w:lang w:val="id_ID" w:bidi="id_ID"/>
+        </w:rPr>
+        <w:t>νυκτὸς καὶ ἡμέρας</w:t>
+      </w:r>
+    </w:p>
+    <w:p>
+      <w:pPr/>
+      <w:r>
+        <w:rPr>
+          <w:lang w:val="id_ID" w:bidi="id_ID"/>
+        </w:rPr>
+      </w:r>
+      <w:r>
+        <w:rPr>
           <w:lang w:val="id_ID" w:bidi="id_ID"/>
         </w:rPr>
         <w:t>Kata siang dan malam digunakan bersama-sama untuk menunjukkan bahwa ia sering berdoa kepada Tuhan, tidak peduli jam berapa pun. Ini tidak berarti bahwa ia berdoa sepanjang malam dan sepanjang hari tanpa henti. Terjemahan alternatif: "setiap waktu"</w:t>
@@ -17384,6 +20924,21 @@
       </w:r>
       <w:r>
         <w:rPr>
+          <w:b/>
+          <w:lang w:val="id_ID" w:bidi="id_ID"/>
+        </w:rPr>
+        <w:t>ζῶσα τέθνηκεν</w:t>
+      </w:r>
+    </w:p>
+    <w:p>
+      <w:pPr/>
+      <w:r>
+        <w:rPr>
+          <w:lang w:val="id_ID" w:bidi="id_ID"/>
+        </w:rPr>
+      </w:r>
+      <w:r>
+        <w:rPr>
           <w:lang w:val="id_ID" w:bidi="id_ID"/>
         </w:rPr>
         <w:t>Paulus berbicara secara kiasan tentang orang-orang yang tidak berusaha menyenangkan Allah seolah-olah mereka sudah mati. Terjemahan alternatif: “telah mati dalam rohnya, meskipun secara fisik ia masih hidup”</w:t>
@@ -17441,6 +20996,21 @@
         <w:rPr>
           <w:lang w:val="id_ID" w:bidi="id_ID"/>
         </w:rPr>
+      </w:r>
+    </w:p>
+    <w:p>
+      <w:pPr/>
+      <w:r>
+        <w:rPr>
+          <w:lang w:val="id_ID" w:bidi="id_ID"/>
+        </w:rPr>
+      </w:r>
+      <w:r>
+        <w:rPr>
+          <w:b/>
+          <w:lang w:val="id_ID" w:bidi="id_ID"/>
+        </w:rPr>
+        <w:t>καὶ ταῦτα</w:t>
       </w:r>
     </w:p>
     <w:p>
@@ -17549,6 +21119,21 @@
       </w:r>
       <w:r>
         <w:rPr>
+          <w:b/>
+          <w:lang w:val="id_ID" w:bidi="id_ID"/>
+        </w:rPr>
+        <w:t>τῶν ἰδίων</w:t>
+      </w:r>
+    </w:p>
+    <w:p>
+      <w:pPr/>
+      <w:r>
+        <w:rPr>
+          <w:lang w:val="id_ID" w:bidi="id_ID"/>
+        </w:rPr>
+      </w:r>
+      <w:r>
+        <w:rPr>
           <w:lang w:val="id_ID" w:bidi="id_ID"/>
         </w:rPr>
         <w:t xml:space="preserve">Di sini, </w:t>
@@ -17630,6 +21215,21 @@
       </w:r>
       <w:r>
         <w:rPr>
+          <w:b/>
+          <w:lang w:val="id_ID" w:bidi="id_ID"/>
+        </w:rPr>
+        <w:t>τὴν πίστιν</w:t>
+      </w:r>
+    </w:p>
+    <w:p>
+      <w:pPr/>
+      <w:r>
+        <w:rPr>
+          <w:lang w:val="id_ID" w:bidi="id_ID"/>
+        </w:rPr>
+      </w:r>
+      <w:r>
+        <w:rPr>
           <w:lang w:val="id_ID" w:bidi="id_ID"/>
         </w:rPr>
         <w:t>Di sini, "iman" mengacu pada percaya kepada Yesus dan menaati-Nya. Paulus menjelaskan bahwa tindakan ini sama saja dengan menyangkal semuanya. Terjemahan alternatif: "Dengan melakukan hal itu, ia menyangkal bahwa ia adalah milik Yesus" atau "ia telah menunjukkan bahwa ia tidak mengikuti Mesias"</w:t>
@@ -17698,6 +21298,21 @@
       </w:r>
       <w:r>
         <w:rPr>
+          <w:b/>
+          <w:lang w:val="id_ID" w:bidi="id_ID"/>
+        </w:rPr>
+        <w:t>ἔστιν ἀπίστου χείρων</w:t>
+      </w:r>
+    </w:p>
+    <w:p>
+      <w:pPr/>
+      <w:r>
+        <w:rPr>
+          <w:lang w:val="id_ID" w:bidi="id_ID"/>
+        </w:rPr>
+      </w:r>
+      <w:r>
+        <w:rPr>
           <w:lang w:val="id_ID" w:bidi="id_ID"/>
         </w:rPr>
         <w:t xml:space="preserve">Implikasinya adalah bahwa orang ini </w:t>
@@ -17779,6 +21394,21 @@
       </w:r>
       <w:r>
         <w:rPr>
+          <w:b/>
+          <w:lang w:val="id_ID" w:bidi="id_ID"/>
+        </w:rPr>
+        <w:t>χήρα καταλεγέσθω</w:t>
+      </w:r>
+    </w:p>
+    <w:p>
+      <w:pPr/>
+      <w:r>
+        <w:rPr>
+          <w:lang w:val="id_ID" w:bidi="id_ID"/>
+        </w:rPr>
+      </w:r>
+      <w:r>
+        <w:rPr>
           <w:lang w:val="id_ID" w:bidi="id_ID"/>
         </w:rPr>
         <w:t>Jika akan membantu dalam bahasa Anda, Anda dapat mengekspresikan frasa pasif ini dengan bentuk aktif, dan Anda dapat menyatakan siapa yang akan melakukan tindakan tersebut. Terjemahan alternatif: "mintalah gereja memasukkan seorang janda ke dalam daftar"</w:t>
@@ -17847,6 +21477,21 @@
       </w:r>
       <w:r>
         <w:rPr>
+          <w:b/>
+          <w:lang w:val="id_ID" w:bidi="id_ID"/>
+        </w:rPr>
+        <w:t>χήρα καταλεγέσθω μὴ ἔλαττον</w:t>
+      </w:r>
+    </w:p>
+    <w:p>
+      <w:pPr/>
+      <w:r>
+        <w:rPr>
+          <w:lang w:val="id_ID" w:bidi="id_ID"/>
+        </w:rPr>
+      </w:r>
+      <w:r>
+        <w:rPr>
           <w:lang w:val="id_ID" w:bidi="id_ID"/>
         </w:rPr>
         <w:t>Tampaknya ada daftar janda yang tidak memiliki keluarga untuk membantu mereka. Para anggota gereja memenuhi kebutuhan para wanita ini akan makanan, pakaian, dan tempat tinggal, dan para wanita ini kemudian mengabdikan hidup mereka untuk melayani komunitas Kristen. Jika akan membantu dalam bahasa Anda, Anda dapat menyatakan frasa ini secara eksplisit. Terjemahan alternatif: "mintalah gereja memasukkan seorang wanita ke dalam daftar janda-janda yang benar-benar membutuhkan pertolongan"</w:t>
@@ -17915,6 +21560,21 @@
       </w:r>
       <w:r>
         <w:rPr>
+          <w:b/>
+          <w:lang w:val="id_ID" w:bidi="id_ID"/>
+        </w:rPr>
+        <w:t>μὴ ἔλαττον</w:t>
+      </w:r>
+    </w:p>
+    <w:p>
+      <w:pPr/>
+      <w:r>
+        <w:rPr>
+          <w:lang w:val="id_ID" w:bidi="id_ID"/>
+        </w:rPr>
+      </w:r>
+      <w:r>
+        <w:rPr>
           <w:lang w:val="id_ID" w:bidi="id_ID"/>
         </w:rPr>
         <w:t xml:space="preserve">Paulus menggunakan kiasan </w:t>
@@ -17985,6 +21645,21 @@
         <w:rPr>
           <w:lang w:val="id_ID" w:bidi="id_ID"/>
         </w:rPr>
+      </w:r>
+    </w:p>
+    <w:p>
+      <w:pPr/>
+      <w:r>
+        <w:rPr>
+          <w:lang w:val="id_ID" w:bidi="id_ID"/>
+        </w:rPr>
+      </w:r>
+      <w:r>
+        <w:rPr>
+          <w:b/>
+          <w:lang w:val="id_ID" w:bidi="id_ID"/>
+        </w:rPr>
+        <w:t>ἑνὸς ἀνδρὸς γυνή</w:t>
       </w:r>
     </w:p>
     <w:p>
@@ -18082,6 +21757,21 @@
       </w:r>
       <w:r>
         <w:rPr>
+          <w:b/>
+          <w:lang w:val="id_ID" w:bidi="id_ID"/>
+        </w:rPr>
+        <w:t>ἐν &amp; μαρτυρουμένη</w:t>
+      </w:r>
+    </w:p>
+    <w:p>
+      <w:pPr/>
+      <w:r>
+        <w:rPr>
+          <w:lang w:val="id_ID" w:bidi="id_ID"/>
+        </w:rPr>
+      </w:r>
+      <w:r>
+        <w:rPr>
           <w:lang w:val="id_ID" w:bidi="id_ID"/>
         </w:rPr>
         <w:t>Jika akan membantu dalam bahasa Anda, Anda dapat mengekspresikan frasa pasif ini dengan bentuk aktif, dan Anda dapat menyatakan siapa yang melakukan tindakan tersebut. Terjemahan alternatif: "orang harus dapat membuktikan perbuatan baiknya"</w:t>
@@ -18150,6 +21840,21 @@
       </w:r>
       <w:r>
         <w:rPr>
+          <w:b/>
+          <w:lang w:val="id_ID" w:bidi="id_ID"/>
+        </w:rPr>
+        <w:t>ἐξενοδόχησεν</w:t>
+      </w:r>
+    </w:p>
+    <w:p>
+      <w:pPr/>
+      <w:r>
+        <w:rPr>
+          <w:lang w:val="id_ID" w:bidi="id_ID"/>
+        </w:rPr>
+      </w:r>
+      <w:r>
+        <w:rPr>
           <w:lang w:val="id_ID" w:bidi="id_ID"/>
         </w:rPr>
         <w:t>Terjemahan alternatif: "telah menyambut orang asing di rumahnya" atau "mempraktikkan keramahan"</w:t>
@@ -18198,6 +21903,21 @@
       </w:r>
       <w:r>
         <w:rPr>
+          <w:b/>
+          <w:lang w:val="id_ID" w:bidi="id_ID"/>
+        </w:rPr>
+        <w:t>ἁγίων πόδας ἔνιψεν</w:t>
+      </w:r>
+    </w:p>
+    <w:p>
+      <w:pPr/>
+      <w:r>
+        <w:rPr>
+          <w:lang w:val="id_ID" w:bidi="id_ID"/>
+        </w:rPr>
+      </w:r>
+      <w:r>
+        <w:rPr>
           <w:lang w:val="id_ID" w:bidi="id_ID"/>
         </w:rPr>
         <w:t>Dalam budaya ini, orang-orang berjalan tanpa alas kaki atau dengan sandal di jalan yang berdebu atau berlumpur, jadi mencuci kaki mereka begitu memasuki rumah adalah cara untuk membantu mereka merasa nyaman dan bersih. Jika orang-orang dalam budaya Anda tidak terbiasa dengan praktik ini, Anda dapat menggunakan ungkapan umum sebagai gantinya. Terjemahan alternatif: "telah merawat orang-orang percaya yang mengunjunginya"</w:t>
@@ -18266,6 +21986,21 @@
       </w:r>
       <w:r>
         <w:rPr>
+          <w:b/>
+          <w:lang w:val="id_ID" w:bidi="id_ID"/>
+        </w:rPr>
+        <w:t>ἁγίων πόδας ἔνιψεν</w:t>
+      </w:r>
+    </w:p>
+    <w:p>
+      <w:pPr/>
+      <w:r>
+        <w:rPr>
+          <w:lang w:val="id_ID" w:bidi="id_ID"/>
+        </w:rPr>
+      </w:r>
+      <w:r>
+        <w:rPr>
           <w:lang w:val="id_ID" w:bidi="id_ID"/>
         </w:rPr>
         <w:t>Paulus mungkin menggunakan satu jenis pelayanan yang rendah hati secara kiasan untuk mewakili pelayanan yang rendah hati secara umum. Terjemahan alternatif: "telah melakukan hal-hal yang rendah hati untuk menolong orang percaya lainnya"</w:t>
@@ -18334,6 +22069,21 @@
       </w:r>
       <w:r>
         <w:rPr>
+          <w:b/>
+          <w:lang w:val="id_ID" w:bidi="id_ID"/>
+        </w:rPr>
+        <w:t>θλιβομένοις</w:t>
+      </w:r>
+    </w:p>
+    <w:p>
+      <w:pPr/>
+      <w:r>
+        <w:rPr>
+          <w:lang w:val="id_ID" w:bidi="id_ID"/>
+        </w:rPr>
+      </w:r>
+      <w:r>
+        <w:rPr>
           <w:lang w:val="id_ID" w:bidi="id_ID"/>
         </w:rPr>
         <w:t xml:space="preserve">Paulus menggunakan kata sifat </w:t>
@@ -18415,6 +22165,21 @@
       </w:r>
       <w:r>
         <w:rPr>
+          <w:b/>
+          <w:lang w:val="id_ID" w:bidi="id_ID"/>
+        </w:rPr>
+        <w:t>θλιβομένοις</w:t>
+      </w:r>
+    </w:p>
+    <w:p>
+      <w:pPr/>
+      <w:r>
+        <w:rPr>
+          <w:lang w:val="id_ID" w:bidi="id_ID"/>
+        </w:rPr>
+      </w:r>
+      <w:r>
+        <w:rPr>
           <w:lang w:val="id_ID" w:bidi="id_ID"/>
         </w:rPr>
         <w:t xml:space="preserve">Istilah </w:t>
@@ -18496,6 +22261,21 @@
       </w:r>
       <w:r>
         <w:rPr>
+          <w:b/>
+          <w:lang w:val="id_ID" w:bidi="id_ID"/>
+        </w:rPr>
+        <w:t>παντὶ ἔργῳ ἀγαθῷ</w:t>
+      </w:r>
+    </w:p>
+    <w:p>
+      <w:pPr/>
+      <w:r>
+        <w:rPr>
+          <w:lang w:val="id_ID" w:bidi="id_ID"/>
+        </w:rPr>
+      </w:r>
+      <w:r>
+        <w:rPr>
           <w:lang w:val="id_ID" w:bidi="id_ID"/>
         </w:rPr>
         <w:t xml:space="preserve">Paulus menggunakan kata </w:t>
@@ -18577,6 +22357,21 @@
       </w:r>
       <w:r>
         <w:rPr>
+          <w:b/>
+          <w:lang w:val="id_ID" w:bidi="id_ID"/>
+        </w:rPr>
+        <w:t>νεωτέρας &amp; χήρας παραιτοῦ</w:t>
+      </w:r>
+    </w:p>
+    <w:p>
+      <w:pPr/>
+      <w:r>
+        <w:rPr>
+          <w:lang w:val="id_ID" w:bidi="id_ID"/>
+        </w:rPr>
+      </w:r>
+      <w:r>
+        <w:rPr>
           <w:lang w:val="id_ID" w:bidi="id_ID"/>
         </w:rPr>
         <w:t>Terjemahan alternatif: "Tapi jangan tambahkan nama janda yang berusia kurang dari 60 tahun ke dalam daftar janda"</w:t>
@@ -18625,6 +22420,21 @@
       </w:r>
       <w:r>
         <w:rPr>
+          <w:b/>
+          <w:lang w:val="id_ID" w:bidi="id_ID"/>
+        </w:rPr>
+        <w:t>καταστρηνιάσωσιν τοῦ Χριστοῦ</w:t>
+      </w:r>
+    </w:p>
+    <w:p>
+      <w:pPr/>
+      <w:r>
+        <w:rPr>
+          <w:lang w:val="id_ID" w:bidi="id_ID"/>
+        </w:rPr>
+      </w:r>
+      <w:r>
+        <w:rPr>
           <w:lang w:val="id_ID" w:bidi="id_ID"/>
         </w:rPr>
         <w:t>Implikasi dari frasa ini adalah bahwa ketika seorang janda menerima sebuah tempat dalam daftar, ia berjanji untuk tidak menikah dan mengabdikan dirinya untuk melayani orang-orang percaya lainnya. Jika akan membantu pembaca Anda, Anda dapat menunjukkannya secara eksplisit. Terjemahan alternatif: "ketika mereka merasakan hasrat-hasrat jasmani yang bertentangan dengan janji kesucian mereka"</w:t>
@@ -18693,6 +22503,21 @@
       </w:r>
       <w:r>
         <w:rPr>
+          <w:b/>
+          <w:lang w:val="id_ID" w:bidi="id_ID"/>
+        </w:rPr>
+        <w:t>ἔχουσαι κρίμα</w:t>
+      </w:r>
+    </w:p>
+    <w:p>
+      <w:pPr/>
+      <w:r>
+        <w:rPr>
+          <w:lang w:val="id_ID" w:bidi="id_ID"/>
+        </w:rPr>
+      </w:r>
+      <w:r>
+        <w:rPr>
           <w:lang w:val="id_ID" w:bidi="id_ID"/>
         </w:rPr>
         <w:t>Terjemahan alternatif: "sehingga mereka mendapat hukuman dari Allah"</w:t>
@@ -18730,6 +22555,21 @@
         <w:rPr>
           <w:lang w:val="id_ID" w:bidi="id_ID"/>
         </w:rPr>
+      </w:r>
+    </w:p>
+    <w:p>
+      <w:pPr/>
+      <w:r>
+        <w:rPr>
+          <w:lang w:val="id_ID" w:bidi="id_ID"/>
+        </w:rPr>
+      </w:r>
+      <w:r>
+        <w:rPr>
+          <w:b/>
+          <w:lang w:val="id_ID" w:bidi="id_ID"/>
+        </w:rPr>
+        <w:t>τὴν πρώτην πίστιν</w:t>
       </w:r>
     </w:p>
     <w:p>
@@ -18807,6 +22647,21 @@
       </w:r>
       <w:r>
         <w:rPr>
+          <w:b/>
+          <w:lang w:val="id_ID" w:bidi="id_ID"/>
+        </w:rPr>
+        <w:t>καὶ &amp; μανθάνουσιν</w:t>
+      </w:r>
+    </w:p>
+    <w:p>
+      <w:pPr/>
+      <w:r>
+        <w:rPr>
+          <w:lang w:val="id_ID" w:bidi="id_ID"/>
+        </w:rPr>
+      </w:r>
+      <w:r>
+        <w:rPr>
           <w:lang w:val="id_ID" w:bidi="id_ID"/>
         </w:rPr>
         <w:t>Terjemahan alternatif: “mereka juga mempunyai kebiasaan untuk tidak melakukan apa-apa”</w:t>
@@ -18855,6 +22710,21 @@
       </w:r>
       <w:r>
         <w:rPr>
+          <w:b/>
+          <w:lang w:val="id_ID" w:bidi="id_ID"/>
+        </w:rPr>
+        <w:t>περιερχόμεναι τὰς οἰκίας</w:t>
+      </w:r>
+    </w:p>
+    <w:p>
+      <w:pPr/>
+      <w:r>
+        <w:rPr>
+          <w:lang w:val="id_ID" w:bidi="id_ID"/>
+        </w:rPr>
+      </w:r>
+      <w:r>
+        <w:rPr>
           <w:lang w:val="id_ID" w:bidi="id_ID"/>
         </w:rPr>
         <w:t>Terjemahan alternatif: “pergi dari rumah ke rumah”</w:t>
@@ -18903,6 +22773,21 @@
       </w:r>
       <w:r>
         <w:rPr>
+          <w:b/>
+          <w:lang w:val="id_ID" w:bidi="id_ID"/>
+        </w:rPr>
+        <w:t>φλύαροι καὶ περίεργοι, λαλοῦσαι τὰ μὴ δέοντα</w:t>
+      </w:r>
+    </w:p>
+    <w:p>
+      <w:pPr/>
+      <w:r>
+        <w:rPr>
+          <w:lang w:val="id_ID" w:bidi="id_ID"/>
+        </w:rPr>
+      </w:r>
+      <w:r>
+        <w:rPr>
           <w:lang w:val="id_ID" w:bidi="id_ID"/>
         </w:rPr>
         <w:t>Ketiga frasa ini mungkin merupakan cara untuk berbicara tentang aktivitas yang sama. Paulus mungkin menggunakan pengulangan untuk menekankan bahwa para perempuan ini tidak boleh menyelidiki kehidupan pribadi seseorang dan menceritakannya kepada orang lain yang keadaannya tidak akan lebih baik setelah mendengar gosip ini. Jika menurut Anda ini akan bermanfaat bagi pembaca Anda, Anda dapat menggabungkan frasa-frasa ini menjadi satu. Terjemahan alternatif: “orang-orang yang ikut campur secara terbuka dalam urusan orang lain” (Doublet dapat terdiri dari lebih dari dua istilah.)</w:t>
@@ -18971,6 +22856,21 @@
       </w:r>
       <w:r>
         <w:rPr>
+          <w:b/>
+          <w:lang w:val="id_ID" w:bidi="id_ID"/>
+        </w:rPr>
+        <w:t>τῷ ἀντικειμένῳ</w:t>
+      </w:r>
+    </w:p>
+    <w:p>
+      <w:pPr/>
+      <w:r>
+        <w:rPr>
+          <w:lang w:val="id_ID" w:bidi="id_ID"/>
+        </w:rPr>
+      </w:r>
+      <w:r>
+        <w:rPr>
           <w:lang w:val="id_ID" w:bidi="id_ID"/>
         </w:rPr>
         <w:t>Ungkapan ini bisa merujuk pada implikasinya pada: (1) Ini bisa merujuk pada: (1) Setan. Ini adalah pembacaan UST. Terjemahan alternatif: “iblis” (2) orang-orang tidak beriman yang menentang para pengikut Yesus. Terjemahan alternatif: “orang-orang yang tidak percaya yang menentang engkau”</w:t>
@@ -19019,6 +22919,21 @@
       </w:r>
       <w:r>
         <w:rPr>
+          <w:b/>
+          <w:lang w:val="id_ID" w:bidi="id_ID"/>
+        </w:rPr>
+        <w:t>ἐξετράπησαν ὀπίσω τοῦ Σατανᾶ</w:t>
+      </w:r>
+    </w:p>
+    <w:p>
+      <w:pPr/>
+      <w:r>
+        <w:rPr>
+          <w:lang w:val="id_ID" w:bidi="id_ID"/>
+        </w:rPr>
+      </w:r>
+      <w:r>
+        <w:rPr>
           <w:lang w:val="id_ID" w:bidi="id_ID"/>
         </w:rPr>
         <w:t>Paulus berbicara tentang hidup dalam kesetiaan kepada Kristus seolah-olah itu adalah jalan yang dapat diikuti atau ditinggalkan. Maksudnya adalah bahwa beberapa janda muda sudah tidak lagi menaati Yesus dan malah mulai melakukan apa yang Setan ingin mereka lakukan. Terjemahan alternatif: “telah berhenti hidup dalam ketaatan kepada Yesus dan memutuskan untuk menaati Setan”</w:t>
@@ -19087,6 +23002,21 @@
       </w:r>
       <w:r>
         <w:rPr>
+          <w:b/>
+          <w:lang w:val="id_ID" w:bidi="id_ID"/>
+        </w:rPr>
+        <w:t>ἔχει χήρας</w:t>
+      </w:r>
+    </w:p>
+    <w:p>
+      <w:pPr/>
+      <w:r>
+        <w:rPr>
+          <w:lang w:val="id_ID" w:bidi="id_ID"/>
+        </w:rPr>
+      </w:r>
+      <w:r>
+        <w:rPr>
           <w:lang w:val="id_ID" w:bidi="id_ID"/>
         </w:rPr>
         <w:t xml:space="preserve">Implikasinya adalah bahwa dia </w:t>
@@ -19168,6 +23098,21 @@
       </w:r>
       <w:r>
         <w:rPr>
+          <w:b/>
+          <w:lang w:val="id_ID" w:bidi="id_ID"/>
+        </w:rPr>
+        <w:t>μὴ βαρείσθω ἡ ἐκκλησία</w:t>
+      </w:r>
+    </w:p>
+    <w:p>
+      <w:pPr/>
+      <w:r>
+        <w:rPr>
+          <w:lang w:val="id_ID" w:bidi="id_ID"/>
+        </w:rPr>
+      </w:r>
+      <w:r>
+        <w:rPr>
           <w:lang w:val="id_ID" w:bidi="id_ID"/>
         </w:rPr>
         <w:t>Paulus berbicara secara kiasan tentang komunitas yang harus membantu lebih banyak orang daripada yang mampu mereka bantu, seolah-olah komunitas tersebut memikul terlalu banyak beban di punggungnya. Terjemahan alternatif: “agar jemaat tidak mempunyai pekerjaan lebih dari yang mampu dilakukannya” atau “agar komunitas Kristen tidak perlu menghidupi para janda yang keluarganya mampu menafkahi mereka”</w:t>
@@ -19236,6 +23181,21 @@
       </w:r>
       <w:r>
         <w:rPr>
+          <w:b/>
+          <w:lang w:val="id_ID" w:bidi="id_ID"/>
+        </w:rPr>
+        <w:t>μὴ βαρείσθω ἡ ἐκκλησία</w:t>
+      </w:r>
+    </w:p>
+    <w:p>
+      <w:pPr/>
+      <w:r>
+        <w:rPr>
+          <w:lang w:val="id_ID" w:bidi="id_ID"/>
+        </w:rPr>
+      </w:r>
+      <w:r>
+        <w:rPr>
           <w:lang w:val="id_ID" w:bidi="id_ID"/>
         </w:rPr>
         <w:t>Jika ini berguna dalam bahasa Anda, Anda dapat mengungkapkan frasa pasif ini dengan bentuk aktif. Terjemahan alternatif: “agar jemaat tidak mempunyai pekerjaan lebih dari yang mampu dilakukannya” atau “agar komunitas Kristen tidak perlu menghidupi para janda yang keluarganya mampu menafkahi mereka”</w:t>
@@ -19304,6 +23264,21 @@
       </w:r>
       <w:r>
         <w:rPr>
+          <w:b/>
+          <w:lang w:val="id_ID" w:bidi="id_ID"/>
+        </w:rPr>
+        <w:t>ταῖς ὄντως χήραις</w:t>
+      </w:r>
+    </w:p>
+    <w:p>
+      <w:pPr/>
+      <w:r>
+        <w:rPr>
+          <w:lang w:val="id_ID" w:bidi="id_ID"/>
+        </w:rPr>
+      </w:r>
+      <w:r>
+        <w:rPr>
           <w:lang w:val="id_ID" w:bidi="id_ID"/>
         </w:rPr>
         <w:t>Terjemahan lain: “janda-janda yang tidak mempunyai orang lain untuk menafkahi mereka”</w:t>
@@ -19352,6 +23327,21 @@
       </w:r>
       <w:r>
         <w:rPr>
+          <w:b/>
+          <w:lang w:val="id_ID" w:bidi="id_ID"/>
+        </w:rPr>
+        <w:t>οἱ καλῶς προεστῶτες πρεσβύτεροι &amp; ἀξιούσθωσαν</w:t>
+      </w:r>
+    </w:p>
+    <w:p>
+      <w:pPr/>
+      <w:r>
+        <w:rPr>
+          <w:lang w:val="id_ID" w:bidi="id_ID"/>
+        </w:rPr>
+      </w:r>
+      <w:r>
+        <w:rPr>
           <w:lang w:val="id_ID" w:bidi="id_ID"/>
         </w:rPr>
         <w:t>Jika hal ini berguna dalam bahasa Anda, Anda dapat mengungkapkan frasa pasif dengan bentuk aktif, dan Anda dapat menyatakan siapa yang melakukan tindakan tersebut. Terjemahan alternatif: “Semua orang percaya harus menganggap para penatua yang merupakan pemimpin yang baik sebagai orang-orang yang layak”</w:t>
@@ -19420,6 +23410,21 @@
       </w:r>
       <w:r>
         <w:rPr>
+          <w:b/>
+          <w:lang w:val="id_ID" w:bidi="id_ID"/>
+        </w:rPr>
+        <w:t>διπλῆς τιμῆς</w:t>
+      </w:r>
+    </w:p>
+    <w:p>
+      <w:pPr/>
+      <w:r>
+        <w:rPr>
+          <w:lang w:val="id_ID" w:bidi="id_ID"/>
+        </w:rPr>
+      </w:r>
+      <w:r>
+        <w:rPr>
           <w:lang w:val="id_ID" w:bidi="id_ID"/>
         </w:rPr>
         <w:t xml:space="preserve">Di sini, </w:t>
@@ -19501,6 +23506,21 @@
       </w:r>
       <w:r>
         <w:rPr>
+          <w:b/>
+          <w:lang w:val="id_ID" w:bidi="id_ID"/>
+        </w:rPr>
+        <w:t>λόγῳ</w:t>
+      </w:r>
+    </w:p>
+    <w:p>
+      <w:pPr/>
+      <w:r>
+        <w:rPr>
+          <w:lang w:val="id_ID" w:bidi="id_ID"/>
+        </w:rPr>
+      </w:r>
+      <w:r>
+        <w:rPr>
           <w:lang w:val="id_ID" w:bidi="id_ID"/>
         </w:rPr>
         <w:t xml:space="preserve">Paulus mungkin menggunakan istilah </w:t>
@@ -19582,6 +23602,21 @@
       </w:r>
       <w:r>
         <w:rPr>
+          <w:b/>
+          <w:lang w:val="id_ID" w:bidi="id_ID"/>
+        </w:rPr>
+        <w:t>λέγει &amp; ἡ Γραφή</w:t>
+      </w:r>
+    </w:p>
+    <w:p>
+      <w:pPr/>
+      <w:r>
+        <w:rPr>
+          <w:lang w:val="id_ID" w:bidi="id_ID"/>
+        </w:rPr>
+      </w:r>
+      <w:r>
+        <w:rPr>
           <w:lang w:val="id_ID" w:bidi="id_ID"/>
         </w:rPr>
         <w:t>Paulus secara kiasan menggambarkan Kitab Suci seolah-olah Kitab Suci dapat berbicara sendiri. Terjemahan alternatif: “sebab ada tertulis di dalam Kitab Suci” atau “sebab kita membaca di dalam Kitab Suci bahwa”</w:t>
@@ -19650,6 +23685,21 @@
       </w:r>
       <w:r>
         <w:rPr>
+          <w:b/>
+          <w:lang w:val="id_ID" w:bidi="id_ID"/>
+        </w:rPr>
+        <w:t>οὐ φιμώσεις</w:t>
+      </w:r>
+    </w:p>
+    <w:p>
+      <w:pPr/>
+      <w:r>
+        <w:rPr>
+          <w:lang w:val="id_ID" w:bidi="id_ID"/>
+        </w:rPr>
+      </w:r>
+      <w:r>
+        <w:rPr>
           <w:lang w:val="id_ID" w:bidi="id_ID"/>
         </w:rPr>
         <w:t>Di sini Kitab Suci menggunakan satu pernyataan untuk memberikan perintah. Terjemahan alternatif: “jangan memberangus lembu yang sedang menginjak biji-bijian”</w:t>
@@ -19718,6 +23768,21 @@
       </w:r>
       <w:r>
         <w:rPr>
+          <w:b/>
+          <w:lang w:val="id_ID" w:bidi="id_ID"/>
+        </w:rPr>
+        <w:t>βοῦν ἀλοῶντα οὐ φιμώσεις, καί</w:t>
+      </w:r>
+    </w:p>
+    <w:p>
+      <w:pPr/>
+      <w:r>
+        <w:rPr>
+          <w:lang w:val="id_ID" w:bidi="id_ID"/>
+        </w:rPr>
+      </w:r>
+      <w:r>
+        <w:rPr>
           <w:lang w:val="id_ID" w:bidi="id_ID"/>
         </w:rPr>
         <w:t>Paulus mengutip bagian ini secara kiasan. Ia menggunakannya untuk menunjukkan bahwa, sebagaimana Allah ingin agar lembu dapat memakan sebagian dari biji-bijian yang sedang mereka pisahkan dari kulitnya, maka para pemimpin jemaat berhak menerima bayaran dari komunitas Kristen yang mereka layani.</w:t>
@@ -19789,6 +23854,21 @@
           <w:b/>
           <w:lang w:val="id_ID" w:bidi="id_ID"/>
         </w:rPr>
+        <w:t>βοῦν ἀλοῶντα οὐ φιμώσεις</w:t>
+      </w:r>
+    </w:p>
+    <w:p>
+      <w:pPr/>
+      <w:r>
+        <w:rPr>
+          <w:lang w:val="id_ID" w:bidi="id_ID"/>
+        </w:rPr>
+      </w:r>
+      <w:r>
+        <w:rPr>
+          <w:b/>
+          <w:lang w:val="id_ID" w:bidi="id_ID"/>
+        </w:rPr>
         <w:t>Berangus</w:t>
       </w:r>
       <w:r>
@@ -19861,6 +23941,21 @@
       </w:r>
       <w:r>
         <w:rPr>
+          <w:b/>
+          <w:lang w:val="id_ID" w:bidi="id_ID"/>
+        </w:rPr>
+        <w:t>ἄξιος &amp; τοῦ μισθοῦ αὐτοῦ</w:t>
+      </w:r>
+    </w:p>
+    <w:p>
+      <w:pPr/>
+      <w:r>
+        <w:rPr>
+          <w:lang w:val="id_ID" w:bidi="id_ID"/>
+        </w:rPr>
+      </w:r>
+      <w:r>
+        <w:rPr>
           <w:lang w:val="id_ID" w:bidi="id_ID"/>
         </w:rPr>
         <w:t>Terjemahan alternatif: “seorang pekerja mempunyai hak untuk dibayar” atau “seorang pekerja harus menerima upahnya”</w:t>
@@ -19909,6 +24004,21 @@
       </w:r>
       <w:r>
         <w:rPr>
+          <w:b/>
+          <w:lang w:val="id_ID" w:bidi="id_ID"/>
+        </w:rPr>
+        <w:t>κατηγορίαν μὴ παραδέχου, ἐκτὸς εἰ</w:t>
+      </w:r>
+    </w:p>
+    <w:p>
+      <w:pPr/>
+      <w:r>
+        <w:rPr>
+          <w:lang w:val="id_ID" w:bidi="id_ID"/>
+        </w:rPr>
+      </w:r>
+      <w:r>
+        <w:rPr>
           <w:lang w:val="id_ID" w:bidi="id_ID"/>
         </w:rPr>
         <w:t>Jika, dalam bahasa Anda, tampak bahwa Paulus membuat suatu pernyataan dan kemudian membantahnya, Anda dapat menyusun ulang pernyataan tersebut untuk menghindari penggunaan klausa pengecualian. Terjemahan lain: “hanya percaya bahwa suatu tuduhan benar jika”</w:t>
@@ -19977,6 +24087,21 @@
       </w:r>
       <w:r>
         <w:rPr>
+          <w:b/>
+          <w:lang w:val="id_ID" w:bidi="id_ID"/>
+        </w:rPr>
+        <w:t>ἐκτὸς εἰ μὴ ἐπὶ</w:t>
+      </w:r>
+    </w:p>
+    <w:p>
+      <w:pPr/>
+      <w:r>
+        <w:rPr>
+          <w:lang w:val="id_ID" w:bidi="id_ID"/>
+        </w:rPr>
+      </w:r>
+      <w:r>
+        <w:rPr>
           <w:lang w:val="id_ID" w:bidi="id_ID"/>
         </w:rPr>
         <w:t>Paulus menghilangkan beberapa kata yang dalam banyak bahasa diperlukan untuk melengkapi sebuah kalimat. Anda dapat menyediakan kata-kata ini dari konteksnya jika akan lebih jelas dalam bahasa Anda. Terjemahan alternatif: “kecuali jika didasarkan pada kesaksian”</w:t>
@@ -20045,6 +24170,21 @@
       </w:r>
       <w:r>
         <w:rPr>
+          <w:b/>
+          <w:lang w:val="id_ID" w:bidi="id_ID"/>
+        </w:rPr>
+        <w:t>δύο ἢ τριῶν</w:t>
+      </w:r>
+    </w:p>
+    <w:p>
+      <w:pPr/>
+      <w:r>
+        <w:rPr>
+          <w:lang w:val="id_ID" w:bidi="id_ID"/>
+        </w:rPr>
+      </w:r>
+      <w:r>
+        <w:rPr>
           <w:lang w:val="id_ID" w:bidi="id_ID"/>
         </w:rPr>
         <w:t>Terjemahan lain: “setidaknya dua” atau “dua atau lebih”</w:t>
@@ -20093,6 +24233,21 @@
       </w:r>
       <w:r>
         <w:rPr>
+          <w:b/>
+          <w:lang w:val="id_ID" w:bidi="id_ID"/>
+        </w:rPr>
+        <w:t>πάντων</w:t>
+      </w:r>
+    </w:p>
+    <w:p>
+      <w:pPr/>
+      <w:r>
+        <w:rPr>
+          <w:lang w:val="id_ID" w:bidi="id_ID"/>
+        </w:rPr>
+      </w:r>
+      <w:r>
+        <w:rPr>
           <w:lang w:val="id_ID" w:bidi="id_ID"/>
         </w:rPr>
         <w:t xml:space="preserve">Paulus menggunakan kata sifat </w:t>
@@ -20174,6 +24329,21 @@
       </w:r>
       <w:r>
         <w:rPr>
+          <w:b/>
+          <w:lang w:val="id_ID" w:bidi="id_ID"/>
+        </w:rPr>
+        <w:t>φόβον ἔχωσιν</w:t>
+      </w:r>
+    </w:p>
+    <w:p>
+      <w:pPr/>
+      <w:r>
+        <w:rPr>
+          <w:lang w:val="id_ID" w:bidi="id_ID"/>
+        </w:rPr>
+      </w:r>
+      <w:r>
+        <w:rPr>
           <w:lang w:val="id_ID" w:bidi="id_ID"/>
         </w:rPr>
         <w:t xml:space="preserve">Di sini Paulus menyiratkan bahwa orang-orang ini akan </w:t>
@@ -20255,6 +24425,21 @@
       </w:r>
       <w:r>
         <w:rPr>
+          <w:b/>
+          <w:lang w:val="id_ID" w:bidi="id_ID"/>
+        </w:rPr>
+        <w:t>φόβον ἔχωσιν</w:t>
+      </w:r>
+    </w:p>
+    <w:p>
+      <w:pPr/>
+      <w:r>
+        <w:rPr>
+          <w:lang w:val="id_ID" w:bidi="id_ID"/>
+        </w:rPr>
+      </w:r>
+      <w:r>
+        <w:rPr>
           <w:lang w:val="id_ID" w:bidi="id_ID"/>
         </w:rPr>
         <w:t xml:space="preserve">Jika bahasa Anda tidak menggunakan kata benda abstrak untuk ide </w:t>
@@ -20397,6 +24582,21 @@
       </w:r>
       <w:r>
         <w:rPr>
+          <w:b/>
+          <w:lang w:val="id_ID" w:bidi="id_ID"/>
+        </w:rPr>
+        <w:t>τῶν ἐκλεκτῶν ἀγγέλων</w:t>
+      </w:r>
+    </w:p>
+    <w:p>
+      <w:pPr/>
+      <w:r>
+        <w:rPr>
+          <w:lang w:val="id_ID" w:bidi="id_ID"/>
+        </w:rPr>
+      </w:r>
+      <w:r>
+        <w:rPr>
           <w:lang w:val="id_ID" w:bidi="id_ID"/>
         </w:rPr>
         <w:t xml:space="preserve">Frasa ini mengacu pada </w:t>
@@ -20491,6 +24691,21 @@
       </w:r>
       <w:r>
         <w:rPr>
+          <w:b/>
+          <w:lang w:val="id_ID" w:bidi="id_ID"/>
+        </w:rPr>
+        <w:t>ταῦτα</w:t>
+      </w:r>
+    </w:p>
+    <w:p>
+      <w:pPr/>
+      <w:r>
+        <w:rPr>
+          <w:lang w:val="id_ID" w:bidi="id_ID"/>
+        </w:rPr>
+      </w:r>
+      <w:r>
+        <w:rPr>
           <w:lang w:val="id_ID" w:bidi="id_ID"/>
         </w:rPr>
         <w:t>Secara tata bahasa, ini bisa merujuk pada instruksi yang Paulus berikan kepada Timotius mengenai para penatua, atau pada instruksi yang akan dia berikan kepada Timotius mengenai perilaku pribadinya. Namun karena Paulus menyuruh Timotius untuk mengikuti petunjuk ini tanpa mengutamakan satu orang daripada yang lain, kemungkinan besar ini mengacu pada petunjuk tentang penatua. Terjemahan lain: “hal-hal inilah yang baru saja kukatakan kepadamu”</w:t>
@@ -20539,6 +24754,21 @@
       </w:r>
       <w:r>
         <w:rPr>
+          <w:b/>
+          <w:lang w:val="id_ID" w:bidi="id_ID"/>
+        </w:rPr>
+        <w:t>χωρὶς προκρίματος, μηδὲν ποιῶν κατὰ πρόσκλισιν</w:t>
+      </w:r>
+    </w:p>
+    <w:p>
+      <w:pPr/>
+      <w:r>
+        <w:rPr>
+          <w:lang w:val="id_ID" w:bidi="id_ID"/>
+        </w:rPr>
+      </w:r>
+      <w:r>
+        <w:rPr>
           <w:lang w:val="id_ID" w:bidi="id_ID"/>
         </w:rPr>
         <w:t xml:space="preserve">Istilah </w:t>
@@ -20633,6 +24863,21 @@
       </w:r>
       <w:r>
         <w:rPr>
+          <w:b/>
+          <w:lang w:val="id_ID" w:bidi="id_ID"/>
+        </w:rPr>
+        <w:t>χωρὶς προκρίματος, μηδὲν ποιῶν κατὰ πρόσκλισιν</w:t>
+      </w:r>
+    </w:p>
+    <w:p>
+      <w:pPr/>
+      <w:r>
+        <w:rPr>
+          <w:lang w:val="id_ID" w:bidi="id_ID"/>
+        </w:rPr>
+      </w:r>
+      <w:r>
+        <w:rPr>
           <w:lang w:val="id_ID" w:bidi="id_ID"/>
         </w:rPr>
         <w:t>Terjemahan lain: “ikuti petunjuk ini”</w:t>
@@ -20684,6 +24929,21 @@
           <w:b/>
           <w:lang w:val="id_ID" w:bidi="id_ID"/>
         </w:rPr>
+        <w:t>χεῖρας ταχέως μηδενὶ ἐπιτίθει</w:t>
+      </w:r>
+    </w:p>
+    <w:p>
+      <w:pPr/>
+      <w:r>
+        <w:rPr>
+          <w:lang w:val="id_ID" w:bidi="id_ID"/>
+        </w:rPr>
+      </w:r>
+      <w:r>
+        <w:rPr>
+          <w:b/>
+          <w:lang w:val="id_ID" w:bidi="id_ID"/>
+        </w:rPr>
         <w:t>Menumpangkan tangan</w:t>
       </w:r>
       <w:r>
@@ -20756,6 +25016,21 @@
       </w:r>
       <w:r>
         <w:rPr>
+          <w:b/>
+          <w:lang w:val="id_ID" w:bidi="id_ID"/>
+        </w:rPr>
+        <w:t>μηδὲ κοινώνει ἁμαρτίαις ἀλλοτρίαις</w:t>
+      </w:r>
+    </w:p>
+    <w:p>
+      <w:pPr/>
+      <w:r>
+        <w:rPr>
+          <w:lang w:val="id_ID" w:bidi="id_ID"/>
+        </w:rPr>
+      </w:r>
+      <w:r>
+        <w:rPr>
           <w:lang w:val="id_ID" w:bidi="id_ID"/>
         </w:rPr>
         <w:t>Implikasinya dalam konteks mungkin adalah jika Timotius menunjuk seseorang untuk menjadi pemimpin sebelum orang tersebut siap atau tanpa memastikan bahwa karakternya patut dicontoh, maka Timotius akan memikul tanggung jawab atas kegagalan utama orang tersebut sebagai seorang pemimpin, atau dia akan tampak menyetujuinya. dosa-dosa orang tersebut, setelah terungkap. Terjemahan lain: “agar Anda tidak bertanggung jawab atas kegagalan moral dan kepemimpinan orang lain”</w:t>
@@ -20824,6 +25099,21 @@
       </w:r>
       <w:r>
         <w:rPr>
+          <w:b/>
+          <w:lang w:val="id_ID" w:bidi="id_ID"/>
+        </w:rPr>
+        <w:t>οἴνῳ ὀλίγῳ χρῶ</w:t>
+      </w:r>
+    </w:p>
+    <w:p>
+      <w:pPr/>
+      <w:r>
+        <w:rPr>
+          <w:lang w:val="id_ID" w:bidi="id_ID"/>
+        </w:rPr>
+      </w:r>
+      <w:r>
+        <w:rPr>
           <w:lang w:val="id_ID" w:bidi="id_ID"/>
         </w:rPr>
         <w:t>Paulus menyuruh Timotius untuk menggunakan anggur secara khusus sebagai obat. Air di kawasan itu kotor dan sering menimbulkan penyakit. Terjemahan lain: “selain itu, kamu harus minum anggur dari waktu ke waktu sebagai obat”</w:t>
@@ -20892,6 +25182,21 @@
       </w:r>
       <w:r>
         <w:rPr>
+          <w:b/>
+          <w:lang w:val="id_ID" w:bidi="id_ID"/>
+        </w:rPr>
+        <w:t>τινῶν ἀνθρώπων</w:t>
+      </w:r>
+    </w:p>
+    <w:p>
+      <w:pPr/>
+      <w:r>
+        <w:rPr>
+          <w:lang w:val="id_ID" w:bidi="id_ID"/>
+        </w:rPr>
+      </w:r>
+      <w:r>
+        <w:rPr>
           <w:lang w:val="id_ID" w:bidi="id_ID"/>
         </w:rPr>
         <w:t xml:space="preserve">Paulus menggunakan istilah </w:t>
@@ -20973,6 +25278,21 @@
       </w:r>
       <w:r>
         <w:rPr>
+          <w:b/>
+          <w:lang w:val="id_ID" w:bidi="id_ID"/>
+        </w:rPr>
+        <w:t>προάγουσαι εἰς κρίσιν, τισὶν δὲ καὶ ἐπακολουθοῦσιν</w:t>
+      </w:r>
+    </w:p>
+    <w:p>
+      <w:pPr/>
+      <w:r>
+        <w:rPr>
+          <w:lang w:val="id_ID" w:bidi="id_ID"/>
+        </w:rPr>
+      </w:r>
+      <w:r>
+        <w:rPr>
           <w:lang w:val="id_ID" w:bidi="id_ID"/>
         </w:rPr>
         <w:t xml:space="preserve">Paulus berbicara tentang dosa seolah-olah dosa dapat bergerak dengan sendirinya mendahului seseorang hingga orang tersebut akan diadili karena perbuatannya. Di sini, </w:t>
@@ -21054,6 +25374,21 @@
       </w:r>
       <w:r>
         <w:rPr>
+          <w:b/>
+          <w:lang w:val="id_ID" w:bidi="id_ID"/>
+        </w:rPr>
+        <w:t>εἰς κρίσιν</w:t>
+      </w:r>
+    </w:p>
+    <w:p>
+      <w:pPr/>
+      <w:r>
+        <w:rPr>
+          <w:lang w:val="id_ID" w:bidi="id_ID"/>
+        </w:rPr>
+      </w:r>
+      <w:r>
+        <w:rPr>
           <w:lang w:val="id_ID" w:bidi="id_ID"/>
         </w:rPr>
         <w:t>Paulus sekali lagi berbicara tentang dosa seolah-olah dosa dapat hilang dengan sendirinya. Seperti pada klausa sebelumnya, ini bisa merujuk pada: (1) penghakiman oleh Tuhan. Terjemahan lain: “tetapi dosa orang lain tidak menjadi nyata sampai Allah menghakiminya” (2) penghakiman oleh gereja. Terjemahan lain: “tetapi dosa beberapa orang masih tersembunyi untuk waktu yang lama” Alternatif terakhir ini juga memungkinkan adanya kemungkinan bahwa Paulus merujuk pada penghakiman oleh Allah.</w:t>
@@ -21122,6 +25457,21 @@
       </w:r>
       <w:r>
         <w:rPr>
+          <w:b/>
+          <w:lang w:val="id_ID" w:bidi="id_ID"/>
+        </w:rPr>
+        <w:t>καὶ τὰ ἔργα τὰ καλὰ πρόδηλα</w:t>
+      </w:r>
+    </w:p>
+    <w:p>
+      <w:pPr/>
+      <w:r>
+        <w:rPr>
+          <w:lang w:val="id_ID" w:bidi="id_ID"/>
+        </w:rPr>
+      </w:r>
+      <w:r>
+        <w:rPr>
           <w:lang w:val="id_ID" w:bidi="id_ID"/>
         </w:rPr>
         <w:t>Secara implisit, di sini Paulus tidak memaksudkan semua perbuatan baik, karena di sisa kalimatnya ia berbicara tentang beberapa perbuatan baik yang tidak nyata. Terjemahan lain: “kebanyakan perbuatan baik juga nyata”</w:t>
@@ -21190,6 +25540,21 @@
       </w:r>
       <w:r>
         <w:rPr>
+          <w:b/>
+          <w:lang w:val="id_ID" w:bidi="id_ID"/>
+        </w:rPr>
+        <w:t>τὰ ἄλλως ἔχοντα</w:t>
+      </w:r>
+    </w:p>
+    <w:p>
+      <w:pPr/>
+      <w:r>
+        <w:rPr>
+          <w:lang w:val="id_ID" w:bidi="id_ID"/>
+        </w:rPr>
+      </w:r>
+      <w:r>
+        <w:rPr>
           <w:lang w:val="id_ID" w:bidi="id_ID"/>
         </w:rPr>
         <w:t>Paulus berbicara tentang perbuatan baik seolah-olah itu adalah objek yang dapat disembunyikan oleh seseorang. Terjemahan lain: “dan orang-orang kelak akan mengetahui perbuatan baik yang tidak terlihat”</w:t>
@@ -21258,6 +25623,21 @@
       </w:r>
       <w:r>
         <w:rPr>
+          <w:b/>
+          <w:lang w:val="id_ID" w:bidi="id_ID"/>
+        </w:rPr>
+        <w:t>κρυβῆναι οὐ δύναταί</w:t>
+      </w:r>
+    </w:p>
+    <w:p>
+      <w:pPr/>
+      <w:r>
+        <w:rPr>
+          <w:lang w:val="id_ID" w:bidi="id_ID"/>
+        </w:rPr>
+      </w:r>
+      <w:r>
+        <w:rPr>
           <w:lang w:val="id_ID" w:bidi="id_ID"/>
         </w:rPr>
         <w:t xml:space="preserve">Jika ini berguna dalam bahasa Anda, Anda dapat menyatakan negatif ganda </w:t>
@@ -21339,6 +25719,21 @@
       </w:r>
       <w:r>
         <w:rPr>
+          <w:b/>
+          <w:lang w:val="id_ID" w:bidi="id_ID"/>
+        </w:rPr>
+        <w:t>κρυβῆναι οὐ δύναταί</w:t>
+      </w:r>
+    </w:p>
+    <w:p>
+      <w:pPr/>
+      <w:r>
+        <w:rPr>
+          <w:lang w:val="id_ID" w:bidi="id_ID"/>
+        </w:rPr>
+      </w:r>
+      <w:r>
+        <w:rPr>
           <w:lang w:val="id_ID" w:bidi="id_ID"/>
         </w:rPr>
         <w:t>Jika ini berguna dalam bahasa Anda, Anda dapat mengungkapkan frasa pasif ini dengan bentuk aktif, dan Anda dapat menyatakan siapa yang akan melakukan tindakan tersebut. Terjemahan lain: “dan orang-orang yang diam-diam melakukan perbuatan baik tidak akan dapat menyembunyikannya selamanya”</w:t>
@@ -21407,6 +25802,21 @@
       </w:r>
       <w:r>
         <w:rPr>
+          <w:b/>
+          <w:lang w:val="id_ID" w:bidi="id_ID"/>
+        </w:rPr>
+        <w:t>ὑπὸ ζυγὸν δοῦλοι</w:t>
+      </w:r>
+    </w:p>
+    <w:p>
+      <w:pPr/>
+      <w:r>
+        <w:rPr>
+          <w:lang w:val="id_ID" w:bidi="id_ID"/>
+        </w:rPr>
+      </w:r>
+      <w:r>
+        <w:rPr>
           <w:lang w:val="id_ID" w:bidi="id_ID"/>
         </w:rPr>
         <w:t xml:space="preserve">Paulus berbicara tentang orang-orang yang bekerja sebagai </w:t>
@@ -21501,6 +25911,21 @@
       </w:r>
       <w:r>
         <w:rPr>
+          <w:b/>
+          <w:lang w:val="id_ID" w:bidi="id_ID"/>
+        </w:rPr>
+        <w:t>ἡγείσθωσαν</w:t>
+      </w:r>
+    </w:p>
+    <w:p>
+      <w:pPr/>
+      <w:r>
+        <w:rPr>
+          <w:lang w:val="id_ID" w:bidi="id_ID"/>
+        </w:rPr>
+      </w:r>
+      <w:r>
+        <w:rPr>
           <w:lang w:val="id_ID" w:bidi="id_ID"/>
         </w:rPr>
         <w:t>Implikasi dalam konteks ini adalah bahwa Paulus berbicara tentang orang-orang percaya yang adalah budak. Terjemahan alternatif: “Semua orang percaya yang bekerja sebagai budak”</w:t>
@@ -21569,6 +25994,21 @@
       </w:r>
       <w:r>
         <w:rPr>
+          <w:b/>
+          <w:lang w:val="id_ID" w:bidi="id_ID"/>
+        </w:rPr>
+        <w:t>μὴ τὸ ὄνομα τοῦ Θεοῦ καὶ ἡ διδασκαλία βλασφημῆται</w:t>
+      </w:r>
+    </w:p>
+    <w:p>
+      <w:pPr/>
+      <w:r>
+        <w:rPr>
+          <w:lang w:val="id_ID" w:bidi="id_ID"/>
+        </w:rPr>
+      </w:r>
+      <w:r>
+        <w:rPr>
           <w:lang w:val="id_ID" w:bidi="id_ID"/>
         </w:rPr>
         <w:t>Jika akan membantu dalam bahasa Anda, Anda dapat mengekspresikan frasa pasif ini dengan bentuk aktif, dan Anda dapat menyatakan siapa yang akan melakukan tindakan tersebut. Terjemahan alternatif: “supaya orang-orang yang tidak percaya tidak menghina karakter Allah atau apa yang kita percayai dan ajarkan”</w:t>
@@ -21637,6 +26077,21 @@
       </w:r>
       <w:r>
         <w:rPr>
+          <w:b/>
+          <w:lang w:val="id_ID" w:bidi="id_ID"/>
+        </w:rPr>
+        <w:t>τὸ ὄνομα τοῦ Θεοῦ</w:t>
+      </w:r>
+    </w:p>
+    <w:p>
+      <w:pPr/>
+      <w:r>
+        <w:rPr>
+          <w:lang w:val="id_ID" w:bidi="id_ID"/>
+        </w:rPr>
+      </w:r>
+      <w:r>
+        <w:rPr>
           <w:lang w:val="id_ID" w:bidi="id_ID"/>
         </w:rPr>
         <w:t xml:space="preserve">Di sini, </w:t>
@@ -21718,6 +26173,21 @@
       </w:r>
       <w:r>
         <w:rPr>
+          <w:b/>
+          <w:lang w:val="id_ID" w:bidi="id_ID"/>
+        </w:rPr>
+        <w:t>ἀδελφοί</w:t>
+      </w:r>
+    </w:p>
+    <w:p>
+      <w:pPr/>
+      <w:r>
+        <w:rPr>
+          <w:lang w:val="id_ID" w:bidi="id_ID"/>
+        </w:rPr>
+      </w:r>
+      <w:r>
+        <w:rPr>
           <w:lang w:val="id_ID" w:bidi="id_ID"/>
         </w:rPr>
         <w:t xml:space="preserve">Di sini, </w:t>
@@ -21799,6 +26269,21 @@
       </w:r>
       <w:r>
         <w:rPr>
+          <w:b/>
+          <w:lang w:val="id_ID" w:bidi="id_ID"/>
+        </w:rPr>
+        <w:t>ἀγαπητοὶ</w:t>
+      </w:r>
+    </w:p>
+    <w:p>
+      <w:pPr/>
+      <w:r>
+        <w:rPr>
+          <w:lang w:val="id_ID" w:bidi="id_ID"/>
+        </w:rPr>
+      </w:r>
+      <w:r>
+        <w:rPr>
           <w:lang w:val="id_ID" w:bidi="id_ID"/>
         </w:rPr>
         <w:t>Ini bisa berarti salah satu, atau kedua-duanya: (1) Allah mengasihi orang-orang ini. Terjemahan alternatif: "yang dikasihi Allah" (2) orang-orang percaya lainnya mengasihi orang-orang ini. Terjemahan alternatif: "dan oleh karena itu, budak-budak mereka yang beriman harus mengasihi mereka"</w:t>
@@ -21836,6 +26321,21 @@
         <w:rPr>
           <w:lang w:val="id_ID" w:bidi="id_ID"/>
         </w:rPr>
+      </w:r>
+    </w:p>
+    <w:p>
+      <w:pPr/>
+      <w:r>
+        <w:rPr>
+          <w:lang w:val="id_ID" w:bidi="id_ID"/>
+        </w:rPr>
+      </w:r>
+      <w:r>
+        <w:rPr>
+          <w:b/>
+          <w:lang w:val="id_ID" w:bidi="id_ID"/>
+        </w:rPr>
+        <w:t>ὑγιαίνουσι λόγοις</w:t>
       </w:r>
     </w:p>
     <w:p>
@@ -21946,6 +26446,21 @@
       </w:r>
       <w:r>
         <w:rPr>
+          <w:b/>
+          <w:lang w:val="id_ID" w:bidi="id_ID"/>
+        </w:rPr>
+        <w:t>ὑγιαίνουσι λόγοις</w:t>
+      </w:r>
+    </w:p>
+    <w:p>
+      <w:pPr/>
+      <w:r>
+        <w:rPr>
+          <w:lang w:val="id_ID" w:bidi="id_ID"/>
+        </w:rPr>
+      </w:r>
+      <w:r>
+        <w:rPr>
           <w:lang w:val="id_ID" w:bidi="id_ID"/>
         </w:rPr>
         <w:t xml:space="preserve">Paulus menggunakan istilah </w:t>
@@ -22027,6 +26542,21 @@
       </w:r>
       <w:r>
         <w:rPr>
+          <w:b/>
+          <w:lang w:val="id_ID" w:bidi="id_ID"/>
+        </w:rPr>
+        <w:t>τοῖς τοῦ Κυρίου ἡμῶν, Ἰησοῦ Χριστοῦ</w:t>
+      </w:r>
+    </w:p>
+    <w:p>
+      <w:pPr/>
+      <w:r>
+        <w:rPr>
+          <w:lang w:val="id_ID" w:bidi="id_ID"/>
+        </w:rPr>
+      </w:r>
+      <w:r>
+        <w:rPr>
           <w:lang w:val="id_ID" w:bidi="id_ID"/>
         </w:rPr>
         <w:t>Hal ini dapat merujuk pada: (1) pesan tentang Tuhan Yesus. (2) kata-kata yang diucapkan oleh Tuhan Yesus.</w:t>
@@ -22064,6 +26594,21 @@
         <w:rPr>
           <w:lang w:val="id_ID" w:bidi="id_ID"/>
         </w:rPr>
+      </w:r>
+    </w:p>
+    <w:p>
+      <w:pPr/>
+      <w:r>
+        <w:rPr>
+          <w:lang w:val="id_ID" w:bidi="id_ID"/>
+        </w:rPr>
+      </w:r>
+      <w:r>
+        <w:rPr>
+          <w:b/>
+          <w:lang w:val="id_ID" w:bidi="id_ID"/>
+        </w:rPr>
+        <w:t>τετύφωται</w:t>
       </w:r>
     </w:p>
     <w:p>
@@ -22161,6 +26706,21 @@
       </w:r>
       <w:r>
         <w:rPr>
+          <w:b/>
+          <w:lang w:val="id_ID" w:bidi="id_ID"/>
+        </w:rPr>
+        <w:t>τετύφωται</w:t>
+      </w:r>
+    </w:p>
+    <w:p>
+      <w:pPr/>
+      <w:r>
+        <w:rPr>
+          <w:lang w:val="id_ID" w:bidi="id_ID"/>
+        </w:rPr>
+      </w:r>
+      <w:r>
+        <w:rPr>
           <w:lang w:val="id_ID" w:bidi="id_ID"/>
         </w:rPr>
         <w:t xml:space="preserve">Jika itu akan membantu dalam bahasa Anda, Anda dapat mengungkapkan frasa </w:t>
@@ -22242,6 +26802,21 @@
       </w:r>
       <w:r>
         <w:rPr>
+          <w:b/>
+          <w:lang w:val="id_ID" w:bidi="id_ID"/>
+        </w:rPr>
+        <w:t>μηδὲν ἐπιστάμενος</w:t>
+      </w:r>
+    </w:p>
+    <w:p>
+      <w:pPr/>
+      <w:r>
+        <w:rPr>
+          <w:lang w:val="id_ID" w:bidi="id_ID"/>
+        </w:rPr>
+      </w:r>
+      <w:r>
+        <w:rPr>
           <w:lang w:val="id_ID" w:bidi="id_ID"/>
         </w:rPr>
         <w:t xml:space="preserve">Paulus menggunakan istilah </w:t>
@@ -22323,6 +26898,21 @@
       </w:r>
       <w:r>
         <w:rPr>
+          <w:b/>
+          <w:lang w:val="id_ID" w:bidi="id_ID"/>
+        </w:rPr>
+        <w:t>νοσῶν περὶ</w:t>
+      </w:r>
+    </w:p>
+    <w:p>
+      <w:pPr/>
+      <w:r>
+        <w:rPr>
+          <w:lang w:val="id_ID" w:bidi="id_ID"/>
+        </w:rPr>
+      </w:r>
+      <w:r>
+        <w:rPr>
           <w:lang w:val="id_ID" w:bidi="id_ID"/>
         </w:rPr>
         <w:t>Paulus berbicara tentang orang-orang yang merasa terdorong untuk terlibat dalam perdebatan yang tidak berguna seolah-olah mereka sedang sakit. Orang-orang seperti itu sangat ingin berdebat, dan mereka tidak benar-benar ingin menemukan cara untuk setuju. Terjemahan alternatif: “sangat menginginkan perdebatan”</w:t>
@@ -22391,6 +26981,21 @@
       </w:r>
       <w:r>
         <w:rPr>
+          <w:b/>
+          <w:lang w:val="id_ID" w:bidi="id_ID"/>
+        </w:rPr>
+        <w:t>ζητήσεις καὶ λογομαχίας</w:t>
+      </w:r>
+    </w:p>
+    <w:p>
+      <w:pPr/>
+      <w:r>
+        <w:rPr>
+          <w:lang w:val="id_ID" w:bidi="id_ID"/>
+        </w:rPr>
+      </w:r>
+      <w:r>
+        <w:rPr>
           <w:lang w:val="id_ID" w:bidi="id_ID"/>
         </w:rPr>
         <w:t>Kedua istilah ini pada dasarnya memiliki arti yang sama, meskipun istilah yang kedua lebih khusus merujuk pada argumen tentang makna kata-kata. Paulus menggunakan istilah-istilah ini bersama-sama untuk memberikan penekanan. Jika kedua istilah ini bukan merupakan gagasan yang terpisah dalam bahasa Anda, Anda dapat menggabungkannya. Terjemahan alternatif: “pertengkaran-pertengkaran”</w:t>
@@ -22459,6 +27064,21 @@
       </w:r>
       <w:r>
         <w:rPr>
+          <w:b/>
+          <w:lang w:val="id_ID" w:bidi="id_ID"/>
+        </w:rPr>
+        <w:t>λογομαχίας</w:t>
+      </w:r>
+    </w:p>
+    <w:p>
+      <w:pPr/>
+      <w:r>
+        <w:rPr>
+          <w:lang w:val="id_ID" w:bidi="id_ID"/>
+        </w:rPr>
+      </w:r>
+      <w:r>
+        <w:rPr>
           <w:lang w:val="id_ID" w:bidi="id_ID"/>
         </w:rPr>
         <w:t>Terjemahan alternatif: “bertengkar tentang makna kata-kata”</w:t>
@@ -22507,6 +27127,21 @@
       </w:r>
       <w:r>
         <w:rPr>
+          <w:b/>
+          <w:lang w:val="id_ID" w:bidi="id_ID"/>
+        </w:rPr>
+        <w:t>ὑπόνοιαι πονηραί</w:t>
+      </w:r>
+    </w:p>
+    <w:p>
+      <w:pPr/>
+      <w:r>
+        <w:rPr>
+          <w:lang w:val="id_ID" w:bidi="id_ID"/>
+        </w:rPr>
+      </w:r>
+      <w:r>
+        <w:rPr>
           <w:lang w:val="id_ID" w:bidi="id_ID"/>
         </w:rPr>
         <w:t>Terjemahan alternatif: “orang yang berpikir salah bahwa orang lain ingin mencelakakan mereka”</w:t>
@@ -22555,6 +27190,21 @@
       </w:r>
       <w:r>
         <w:rPr>
+          <w:b/>
+          <w:lang w:val="id_ID" w:bidi="id_ID"/>
+        </w:rPr>
+        <w:t>διαπαρατριβαὶ</w:t>
+      </w:r>
+    </w:p>
+    <w:p>
+      <w:pPr/>
+      <w:r>
+        <w:rPr>
+          <w:lang w:val="id_ID" w:bidi="id_ID"/>
+        </w:rPr>
+      </w:r>
+      <w:r>
+        <w:rPr>
           <w:lang w:val="id_ID" w:bidi="id_ID"/>
         </w:rPr>
         <w:t xml:space="preserve">Di sini, </w:t>
@@ -22636,6 +27286,21 @@
       </w:r>
       <w:r>
         <w:rPr>
+          <w:b/>
+          <w:lang w:val="id_ID" w:bidi="id_ID"/>
+        </w:rPr>
+        <w:t>ἀνθρώπων</w:t>
+      </w:r>
+    </w:p>
+    <w:p>
+      <w:pPr/>
+      <w:r>
+        <w:rPr>
+          <w:lang w:val="id_ID" w:bidi="id_ID"/>
+        </w:rPr>
+      </w:r>
+      <w:r>
+        <w:rPr>
           <w:lang w:val="id_ID" w:bidi="id_ID"/>
         </w:rPr>
         <w:t xml:space="preserve">Paulus menggunakan istilah </w:t>
@@ -22717,6 +27382,21 @@
       </w:r>
       <w:r>
         <w:rPr>
+          <w:b/>
+          <w:lang w:val="id_ID" w:bidi="id_ID"/>
+        </w:rPr>
+        <w:t>διεφθαρμένων &amp; τὸν νοῦν καὶ ἀπεστερημένων τῆς ἀληθείας</w:t>
+      </w:r>
+    </w:p>
+    <w:p>
+      <w:pPr/>
+      <w:r>
+        <w:rPr>
+          <w:lang w:val="id_ID" w:bidi="id_ID"/>
+        </w:rPr>
+      </w:r>
+      <w:r>
+        <w:rPr>
           <w:lang w:val="id_ID" w:bidi="id_ID"/>
         </w:rPr>
         <w:t>Jika akan membantu dalam bahasa Anda, Anda dapat mengekspresikan frasa pasif ini dengan bentuk aktif. Terjemahan alternatif: “di antara orang-orang yang pikirannya telah rusak dan yang tidak lagi mempercayai kebenaran”</w:t>
@@ -22785,6 +27465,21 @@
       </w:r>
       <w:r>
         <w:rPr>
+          <w:b/>
+          <w:lang w:val="id_ID" w:bidi="id_ID"/>
+        </w:rPr>
+        <w:t>τῆς ἀληθείας</w:t>
+      </w:r>
+    </w:p>
+    <w:p>
+      <w:pPr/>
+      <w:r>
+        <w:rPr>
+          <w:lang w:val="id_ID" w:bidi="id_ID"/>
+        </w:rPr>
+      </w:r>
+      <w:r>
+        <w:rPr>
           <w:lang w:val="id_ID" w:bidi="id_ID"/>
         </w:rPr>
         <w:t>Kedua frasa ini pada dasarnya memiliki arti yang sama; Paulus menggunakan pengulangan untuk memberikan penekanan. Jika akan membantu dalam bahasa Anda, Anda dapat menggabungkan kedua frasa ini. Terjemahan alternatif: “orang-orang yang tidak lagi dapat mengenali kebenaran”</w:t>
@@ -22853,6 +27548,21 @@
       </w:r>
       <w:r>
         <w:rPr>
+          <w:b/>
+          <w:lang w:val="id_ID" w:bidi="id_ID"/>
+        </w:rPr>
+        <w:t>δὲ</w:t>
+      </w:r>
+    </w:p>
+    <w:p>
+      <w:pPr/>
+      <w:r>
+        <w:rPr>
+          <w:lang w:val="id_ID" w:bidi="id_ID"/>
+        </w:rPr>
+      </w:r>
+      <w:r>
+        <w:rPr>
           <w:lang w:val="id_ID" w:bidi="id_ID"/>
         </w:rPr>
         <w:t xml:space="preserve">Paulus menggunakan kata </w:t>
@@ -22934,6 +27644,21 @@
       </w:r>
       <w:r>
         <w:rPr>
+          <w:b/>
+          <w:lang w:val="id_ID" w:bidi="id_ID"/>
+        </w:rPr>
+        <w:t>ἡ εὐσέβεια μετὰ αὐταρκείας</w:t>
+      </w:r>
+    </w:p>
+    <w:p>
+      <w:pPr/>
+      <w:r>
+        <w:rPr>
+          <w:lang w:val="id_ID" w:bidi="id_ID"/>
+        </w:rPr>
+      </w:r>
+      <w:r>
+        <w:rPr>
           <w:lang w:val="id_ID" w:bidi="id_ID"/>
         </w:rPr>
         <w:t xml:space="preserve">Jika itu akan membantu dalam bahasa Anda, Anda dapat mengungkapkan kata benda abstrak </w:t>
@@ -23028,6 +27753,21 @@
       </w:r>
       <w:r>
         <w:rPr>
+          <w:b/>
+          <w:lang w:val="id_ID" w:bidi="id_ID"/>
+        </w:rPr>
+        <w:t>πορισμὸς μέγας</w:t>
+      </w:r>
+    </w:p>
+    <w:p>
+      <w:pPr/>
+      <w:r>
+        <w:rPr>
+          <w:lang w:val="id_ID" w:bidi="id_ID"/>
+        </w:rPr>
+      </w:r>
+      <w:r>
+        <w:rPr>
           <w:lang w:val="id_ID" w:bidi="id_ID"/>
         </w:rPr>
         <w:t xml:space="preserve">Jika akan membantu dalam bahasa Anda, Anda dapat mengekspresikan ide di balik kata benda abstrak </w:t>
@@ -23109,6 +27849,21 @@
       </w:r>
       <w:r>
         <w:rPr>
+          <w:b/>
+          <w:lang w:val="id_ID" w:bidi="id_ID"/>
+        </w:rPr>
+        <w:t>γὰρ</w:t>
+      </w:r>
+    </w:p>
+    <w:p>
+      <w:pPr/>
+      <w:r>
+        <w:rPr>
+          <w:lang w:val="id_ID" w:bidi="id_ID"/>
+        </w:rPr>
+      </w:r>
+      <w:r>
+        <w:rPr>
           <w:lang w:val="id_ID" w:bidi="id_ID"/>
         </w:rPr>
         <w:t xml:space="preserve">Paulus menggunakan kata </w:t>
@@ -23190,6 +27945,21 @@
       </w:r>
       <w:r>
         <w:rPr>
+          <w:b/>
+          <w:lang w:val="id_ID" w:bidi="id_ID"/>
+        </w:rPr>
+        <w:t>οὐδὲν &amp; εἰσηνέγκαμεν εἰς τὸν κόσμον</w:t>
+      </w:r>
+    </w:p>
+    <w:p>
+      <w:pPr/>
+      <w:r>
+        <w:rPr>
+          <w:lang w:val="id_ID" w:bidi="id_ID"/>
+        </w:rPr>
+      </w:r>
+      <w:r>
+        <w:rPr>
           <w:lang w:val="id_ID" w:bidi="id_ID"/>
         </w:rPr>
         <w:t>Implikasi dari frasa ini adalah bahwa Paulus berbicara tentang kapan seseorang dilahirkan. Terjemahan alternatif: "tidak membawa apa-apa ke dalam dunia ketika kita dilahirkan"</w:t>
@@ -23258,6 +28028,21 @@
       </w:r>
       <w:r>
         <w:rPr>
+          <w:b/>
+          <w:lang w:val="id_ID" w:bidi="id_ID"/>
+        </w:rPr>
+        <w:t>ὅτι</w:t>
+      </w:r>
+    </w:p>
+    <w:p>
+      <w:pPr/>
+      <w:r>
+        <w:rPr>
+          <w:lang w:val="id_ID" w:bidi="id_ID"/>
+        </w:rPr>
+      </w:r>
+      <w:r>
+        <w:rPr>
           <w:lang w:val="id_ID" w:bidi="id_ID"/>
         </w:rPr>
         <w:t>Di sini Paulus menghilangkan beberapa kata yang biasanya dibutuhkan oleh sebuah kalimat untuk menjadi lengkap. Terjemahan alternatif: "dan dengan demikian jelas pula bahwa"</w:t>
@@ -23326,6 +28111,21 @@
       </w:r>
       <w:r>
         <w:rPr>
+          <w:b/>
+          <w:lang w:val="id_ID" w:bidi="id_ID"/>
+        </w:rPr>
+        <w:t>οὐδὲ ἐξενεγκεῖν τι δυνάμεθα</w:t>
+      </w:r>
+    </w:p>
+    <w:p>
+      <w:pPr/>
+      <w:r>
+        <w:rPr>
+          <w:lang w:val="id_ID" w:bidi="id_ID"/>
+        </w:rPr>
+      </w:r>
+      <w:r>
+        <w:rPr>
           <w:lang w:val="id_ID" w:bidi="id_ID"/>
         </w:rPr>
         <w:t>Implikasi dari frasa ini adalah bahwa Paulus sedang berbicara tentang ketika seseorang meninggal. Terjemahan alternatif: "kita tidak dapat membawa apa-apa dari dunia ini ketika kita mati"</w:t>
@@ -23394,6 +28194,21 @@
       </w:r>
       <w:r>
         <w:rPr>
+          <w:b/>
+          <w:lang w:val="id_ID" w:bidi="id_ID"/>
+        </w:rPr>
+        <w:t>ἀρκεσθησόμεθα</w:t>
+      </w:r>
+    </w:p>
+    <w:p>
+      <w:pPr/>
+      <w:r>
+        <w:rPr>
+          <w:lang w:val="id_ID" w:bidi="id_ID"/>
+        </w:rPr>
+      </w:r>
+      <w:r>
+        <w:rPr>
           <w:lang w:val="id_ID" w:bidi="id_ID"/>
         </w:rPr>
         <w:t>Di sini Paulus menggunakan sebuah pernyataan untuk menyatakan sebuah perintah moral. Terjemahan alternatif: "cukuplah itu bagi kita"</w:t>
@@ -23462,6 +28277,21 @@
       </w:r>
       <w:r>
         <w:rPr>
+          <w:b/>
+          <w:lang w:val="id_ID" w:bidi="id_ID"/>
+        </w:rPr>
+        <w:t>τούτοις ἀρκεσθησόμεθα</w:t>
+      </w:r>
+    </w:p>
+    <w:p>
+      <w:pPr/>
+      <w:r>
+        <w:rPr>
+          <w:lang w:val="id_ID" w:bidi="id_ID"/>
+        </w:rPr>
+      </w:r>
+      <w:r>
+        <w:rPr>
           <w:lang w:val="id_ID" w:bidi="id_ID"/>
         </w:rPr>
         <w:t>Jika akan membantu dalam bahasa Anda, Anda dapat mengekspresikan frasa pasif ini dengan bentuk aktif. Terjemahan alternatif: "Itu sudah cukup bagi kami"</w:t>
@@ -23530,6 +28360,21 @@
       </w:r>
       <w:r>
         <w:rPr>
+          <w:b/>
+          <w:lang w:val="id_ID" w:bidi="id_ID"/>
+        </w:rPr>
+        <w:t>ἐμπίπτουσιν εἰς πειρασμὸν, καὶ παγίδα, καὶ ἐπιθυμίας πολλὰς ἀνοήτους καὶ βλαβεράς</w:t>
+      </w:r>
+    </w:p>
+    <w:p>
+      <w:pPr/>
+      <w:r>
+        <w:rPr>
+          <w:lang w:val="id_ID" w:bidi="id_ID"/>
+        </w:rPr>
+      </w:r>
+      <w:r>
+        <w:rPr>
           <w:lang w:val="id_ID" w:bidi="id_ID"/>
         </w:rPr>
         <w:t xml:space="preserve">Paulus berbicara secara kiasan tentang mereka yang membiarkan </w:t>
@@ -23637,6 +28482,21 @@
       </w:r>
       <w:r>
         <w:rPr>
+          <w:b/>
+          <w:lang w:val="id_ID" w:bidi="id_ID"/>
+        </w:rPr>
+        <w:t>εἰς πειρασμὸν, καὶ</w:t>
+      </w:r>
+    </w:p>
+    <w:p>
+      <w:pPr/>
+      <w:r>
+        <w:rPr>
+          <w:lang w:val="id_ID" w:bidi="id_ID"/>
+        </w:rPr>
+      </w:r>
+      <w:r>
+        <w:rPr>
           <w:lang w:val="id_ID" w:bidi="id_ID"/>
         </w:rPr>
         <w:t xml:space="preserve">Di sini Paulus mengungkapkan satu ide dengan menggunakan dua kata yang dihubungkan dengan kata </w:t>
@@ -23744,6 +28604,21 @@
       </w:r>
       <w:r>
         <w:rPr>
+          <w:b/>
+          <w:lang w:val="id_ID" w:bidi="id_ID"/>
+        </w:rPr>
+        <w:t>αἵτινες βυθίζουσι τοὺς ἀνθρώπους εἰς ὄλεθρον καὶ ἀπώλειαν</w:t>
+      </w:r>
+    </w:p>
+    <w:p>
+      <w:pPr/>
+      <w:r>
+        <w:rPr>
+          <w:lang w:val="id_ID" w:bidi="id_ID"/>
+        </w:rPr>
+      </w:r>
+      <w:r>
+        <w:rPr>
           <w:lang w:val="id_ID" w:bidi="id_ID"/>
         </w:rPr>
         <w:t>Frasa ini merangkum karakter dari godaan dan dorongan yang baru saja Paulus gambarkan. Ia berbicara tentang pencobaan-pencobaan itu secara kiasan seolah-olah pencobaan-pencobaan itu dapat membuat orang tenggelam dalam air yang dalam. Terjemahan alternatif: "orang tidak dapat melepaskan diri dari hal-hal yang demikian dan hal-hal itu membinasakan mereka"</w:t>
@@ -23812,6 +28687,21 @@
       </w:r>
       <w:r>
         <w:rPr>
+          <w:b/>
+          <w:lang w:val="id_ID" w:bidi="id_ID"/>
+        </w:rPr>
+        <w:t>ἀνθρώπους</w:t>
+      </w:r>
+    </w:p>
+    <w:p>
+      <w:pPr/>
+      <w:r>
+        <w:rPr>
+          <w:lang w:val="id_ID" w:bidi="id_ID"/>
+        </w:rPr>
+      </w:r>
+      <w:r>
+        <w:rPr>
           <w:lang w:val="id_ID" w:bidi="id_ID"/>
         </w:rPr>
         <w:t xml:space="preserve">Paulus menggunakan istilah </w:t>
@@ -23893,6 +28783,21 @@
       </w:r>
       <w:r>
         <w:rPr>
+          <w:b/>
+          <w:lang w:val="id_ID" w:bidi="id_ID"/>
+        </w:rPr>
+        <w:t>ὄλεθρον καὶ ἀπώλειαν</w:t>
+      </w:r>
+    </w:p>
+    <w:p>
+      <w:pPr/>
+      <w:r>
+        <w:rPr>
+          <w:lang w:val="id_ID" w:bidi="id_ID"/>
+        </w:rPr>
+      </w:r>
+      <w:r>
+        <w:rPr>
           <w:lang w:val="id_ID" w:bidi="id_ID"/>
         </w:rPr>
         <w:t xml:space="preserve">Kedua kata ini, yaitu </w:t>
@@ -23987,6 +28892,21 @@
       </w:r>
       <w:r>
         <w:rPr>
+          <w:b/>
+          <w:lang w:val="id_ID" w:bidi="id_ID"/>
+        </w:rPr>
+        <w:t>γὰρ</w:t>
+      </w:r>
+    </w:p>
+    <w:p>
+      <w:pPr/>
+      <w:r>
+        <w:rPr>
+          <w:lang w:val="id_ID" w:bidi="id_ID"/>
+        </w:rPr>
+      </w:r>
+      <w:r>
+        <w:rPr>
           <w:lang w:val="id_ID" w:bidi="id_ID"/>
         </w:rPr>
         <w:t xml:space="preserve">Paulus menggunakan kata </w:t>
@@ -24068,6 +28988,21 @@
       </w:r>
       <w:r>
         <w:rPr>
+          <w:b/>
+          <w:lang w:val="id_ID" w:bidi="id_ID"/>
+        </w:rPr>
+        <w:t>ῥίζα &amp; πάντων τῶν κακῶν ἐστιν ἡ φιλαργυρία</w:t>
+      </w:r>
+    </w:p>
+    <w:p>
+      <w:pPr/>
+      <w:r>
+        <w:rPr>
+          <w:lang w:val="id_ID" w:bidi="id_ID"/>
+        </w:rPr>
+      </w:r>
+      <w:r>
+        <w:rPr>
           <w:lang w:val="id_ID" w:bidi="id_ID"/>
         </w:rPr>
         <w:t xml:space="preserve">Paulus berbicara secara kiasan tentang kejahatan seakan-akan ia adalah sebuah tanaman, dan tentang </w:t>
@@ -24162,6 +29097,21 @@
       </w:r>
       <w:r>
         <w:rPr>
+          <w:b/>
+          <w:lang w:val="id_ID" w:bidi="id_ID"/>
+        </w:rPr>
+        <w:t>πάντων τῶν κακῶν</w:t>
+      </w:r>
+    </w:p>
+    <w:p>
+      <w:pPr/>
+      <w:r>
+        <w:rPr>
+          <w:lang w:val="id_ID" w:bidi="id_ID"/>
+        </w:rPr>
+      </w:r>
+      <w:r>
+        <w:rPr>
           <w:lang w:val="id_ID" w:bidi="id_ID"/>
         </w:rPr>
         <w:t xml:space="preserve">Paulus menggunakan istilah </w:t>
@@ -24243,6 +29193,21 @@
       </w:r>
       <w:r>
         <w:rPr>
+          <w:b/>
+          <w:lang w:val="id_ID" w:bidi="id_ID"/>
+        </w:rPr>
+        <w:t>ἧς &amp; ὀρεγόμενοι</w:t>
+      </w:r>
+    </w:p>
+    <w:p>
+      <w:pPr/>
+      <w:r>
+        <w:rPr>
+          <w:lang w:val="id_ID" w:bidi="id_ID"/>
+        </w:rPr>
+      </w:r>
+      <w:r>
+        <w:rPr>
           <w:lang w:val="id_ID" w:bidi="id_ID"/>
         </w:rPr>
         <w:t xml:space="preserve">Yang dimaksud di sini adalah orang-orang yang </w:t>
@@ -24304,6 +29269,21 @@
       </w:r>
       <w:r>
         <w:rPr>
+          <w:b/>
+          <w:lang w:val="id_ID" w:bidi="id_ID"/>
+        </w:rPr>
+        <w:t>ἧς τινες ὀρεγόμενοι, ἀπεπλανήθησαν ἀπὸ τῆς πίστεως, καὶ &amp; περιέπειραν</w:t>
+      </w:r>
+    </w:p>
+    <w:p>
+      <w:pPr/>
+      <w:r>
+        <w:rPr>
+          <w:lang w:val="id_ID" w:bidi="id_ID"/>
+        </w:rPr>
+      </w:r>
+      <w:r>
+        <w:rPr>
           <w:lang w:val="id_ID" w:bidi="id_ID"/>
         </w:rPr>
         <w:t>Jika akan membantu dalam bahasa Anda, Anda dapat mengekspresikan frasa pasif ini dengan bentuk aktif. Terjemahan alternatif: "yang telah membuat beberapa orang menjauh dari percaya kepada Yesus" atau "cinta akan uang telah membuat beberapa orang berhenti mengikut Yesus"</w:t>
@@ -24372,6 +29352,21 @@
       </w:r>
       <w:r>
         <w:rPr>
+          <w:b/>
+          <w:lang w:val="id_ID" w:bidi="id_ID"/>
+        </w:rPr>
+        <w:t>ἀπεπλανήθησαν ἀπὸ τῆς πίστεως</w:t>
+      </w:r>
+    </w:p>
+    <w:p>
+      <w:pPr/>
+      <w:r>
+        <w:rPr>
+          <w:lang w:val="id_ID" w:bidi="id_ID"/>
+        </w:rPr>
+      </w:r>
+      <w:r>
+        <w:rPr>
           <w:lang w:val="id_ID" w:bidi="id_ID"/>
         </w:rPr>
         <w:t>Paulus berbicara secara kiasan tentang keinginan akan uang seolah-olah keinginan itu adalah penuntun yang jahat yang dengan sengaja menuntun orang ke jalan yang salah. Terjemahan alternatif: "telah berhenti percaya kepada Yesus karena keinginan mereka akan uang"</w:t>
@@ -24440,6 +29435,21 @@
       </w:r>
       <w:r>
         <w:rPr>
+          <w:b/>
+          <w:lang w:val="id_ID" w:bidi="id_ID"/>
+        </w:rPr>
+        <w:t>ἑαυτοὺς περιέπειραν ὀδύναις πολλαῖς</w:t>
+      </w:r>
+    </w:p>
+    <w:p>
+      <w:pPr/>
+      <w:r>
+        <w:rPr>
+          <w:lang w:val="id_ID" w:bidi="id_ID"/>
+        </w:rPr>
+      </w:r>
+      <w:r>
+        <w:rPr>
           <w:lang w:val="id_ID" w:bidi="id_ID"/>
         </w:rPr>
         <w:t>Paulus berbicara tentang kesedihan seolah-olah itu adalah pedang yang digunakan orang untuk menikam dirinya sendiri. Terjemahan alternatif: "telah mengalami penderitaan yang besar dalam hidup mereka"</w:t>
@@ -24508,6 +29518,21 @@
       </w:r>
       <w:r>
         <w:rPr>
+          <w:b/>
+          <w:lang w:val="id_ID" w:bidi="id_ID"/>
+        </w:rPr>
+        <w:t>ἄνθρωπε Θεοῦ</w:t>
+      </w:r>
+    </w:p>
+    <w:p>
+      <w:pPr/>
+      <w:r>
+        <w:rPr>
+          <w:lang w:val="id_ID" w:bidi="id_ID"/>
+        </w:rPr>
+      </w:r>
+      <w:r>
+        <w:rPr>
           <w:lang w:val="id_ID" w:bidi="id_ID"/>
         </w:rPr>
         <w:t>Terjemahan alternatif: “engkau hamba Allah” atau “engkau yang adalah milik Allah”</w:t>
@@ -24556,6 +29581,21 @@
       </w:r>
       <w:r>
         <w:rPr>
+          <w:b/>
+          <w:lang w:val="id_ID" w:bidi="id_ID"/>
+        </w:rPr>
+        <w:t>ταῦτα φεῦγε</w:t>
+      </w:r>
+    </w:p>
+    <w:p>
+      <w:pPr/>
+      <w:r>
+        <w:rPr>
+          <w:lang w:val="id_ID" w:bidi="id_ID"/>
+        </w:rPr>
+      </w:r>
+      <w:r>
+        <w:rPr>
           <w:lang w:val="id_ID" w:bidi="id_ID"/>
         </w:rPr>
         <w:t>Paulus berbicara tentang pencobaan-pencobaan dan dosa-dosa ini seolah-olah itu adalah hal-hal yang secara fisik dapat dihindari oleh seseorang. Terjemahan alternatif: “pastikan engkau tidak melakukan hal-hal ini”</w:t>
@@ -24624,6 +29664,21 @@
       </w:r>
       <w:r>
         <w:rPr>
+          <w:b/>
+          <w:lang w:val="id_ID" w:bidi="id_ID"/>
+        </w:rPr>
+        <w:t>ταῦτα</w:t>
+      </w:r>
+    </w:p>
+    <w:p>
+      <w:pPr/>
+      <w:r>
+        <w:rPr>
+          <w:lang w:val="id_ID" w:bidi="id_ID"/>
+        </w:rPr>
+      </w:r>
+      <w:r>
+        <w:rPr>
           <w:lang w:val="id_ID" w:bidi="id_ID"/>
         </w:rPr>
         <w:t>Frasa ini dapat merujuk pada: (1) segala sesuatu yang Paulus bicarakan di bagian surat ini (ajaran palsu, kesombongan, pertengkaran, dan cinta akan uang). (2) apa yang Paulus baru saja bicarakan (cinta akan uang). Jika memungkinkan, sebaiknya biarkan saja sebagai satu rujukan umum.</w:t>
@@ -24672,6 +29727,21 @@
       </w:r>
       <w:r>
         <w:rPr>
+          <w:b/>
+          <w:lang w:val="id_ID" w:bidi="id_ID"/>
+        </w:rPr>
+        <w:t>δίωκε</w:t>
+      </w:r>
+    </w:p>
+    <w:p>
+      <w:pPr/>
+      <w:r>
+        <w:rPr>
+          <w:lang w:val="id_ID" w:bidi="id_ID"/>
+        </w:rPr>
+      </w:r>
+      <w:r>
+        <w:rPr>
           <w:lang w:val="id_ID" w:bidi="id_ID"/>
         </w:rPr>
         <w:t>Paulus berbicara tentang kebenaran dan sifat-sifat baik lainnya seolah-olah itu adalah hal-hal yang dapat dikejar dan ditangkap seseorang. Metafora ini adalah kebalikan dari “lari dari.” Artinya berusaha semaksimal mungkin untuk memperoleh sesuatu. Terjemahan lain: “berusaha untuk memperoleh”</w:t>
@@ -24740,6 +29810,21 @@
       </w:r>
       <w:r>
         <w:rPr>
+          <w:b/>
+          <w:lang w:val="id_ID" w:bidi="id_ID"/>
+        </w:rPr>
+        <w:t>ἀγωνίζου τὸν καλὸν ἀγῶνα τῆς πίστεως</w:t>
+      </w:r>
+    </w:p>
+    <w:p>
+      <w:pPr/>
+      <w:r>
+        <w:rPr>
+          <w:lang w:val="id_ID" w:bidi="id_ID"/>
+        </w:rPr>
+      </w:r>
+      <w:r>
+        <w:rPr>
           <w:lang w:val="id_ID" w:bidi="id_ID"/>
         </w:rPr>
         <w:t>Di sini, Paulus berbicara secara kiasan tentang seseorang yang bertekun dalam mengikut Yesus seolah-olah dia adalah seorang pejuang yang berjuang sekuat tenaga, atau seorang atlet yang melakukan yang terbaik untuk memenangkan suatu pertandingan. Terjemahan alternatif: “lakukan yang terbaik untuk menaati Yesus”</w:t>
@@ -24808,6 +29893,21 @@
       </w:r>
       <w:r>
         <w:rPr>
+          <w:b/>
+          <w:lang w:val="id_ID" w:bidi="id_ID"/>
+        </w:rPr>
+        <w:t>ἐπιλαβοῦ τῆς αἰωνίου ζωῆς</w:t>
+      </w:r>
+    </w:p>
+    <w:p>
+      <w:pPr/>
+      <w:r>
+        <w:rPr>
+          <w:lang w:val="id_ID" w:bidi="id_ID"/>
+        </w:rPr>
+      </w:r>
+      <w:r>
+        <w:rPr>
           <w:lang w:val="id_ID" w:bidi="id_ID"/>
         </w:rPr>
         <w:t xml:space="preserve">Paulus berbicara secara kiasan tentang orang-orang yang sangat menginginkan </w:t>
@@ -24889,6 +29989,21 @@
       </w:r>
       <w:r>
         <w:rPr>
+          <w:b/>
+          <w:lang w:val="id_ID" w:bidi="id_ID"/>
+        </w:rPr>
+        <w:t>ἐκλήθης</w:t>
+      </w:r>
+    </w:p>
+    <w:p>
+      <w:pPr/>
+      <w:r>
+        <w:rPr>
+          <w:lang w:val="id_ID" w:bidi="id_ID"/>
+        </w:rPr>
+      </w:r>
+      <w:r>
+        <w:rPr>
           <w:lang w:val="id_ID" w:bidi="id_ID"/>
         </w:rPr>
         <w:t>Jika ini berguna dalam bahasa Anda, Anda dapat mengungkapkan frasa pasif ini dengan bentuk aktif, dan Anda dapat menyatakan siapa yang melakukan tindakan tersebut. Terjemahan alternatif: “untuk itulah Allah memanggil engkau”</w:t>
@@ -24957,6 +30072,21 @@
       </w:r>
       <w:r>
         <w:rPr>
+          <w:b/>
+          <w:lang w:val="id_ID" w:bidi="id_ID"/>
+        </w:rPr>
+        <w:t>ὡμολόγησας τὴν καλὴν ὁμολογίαν</w:t>
+      </w:r>
+    </w:p>
+    <w:p>
+      <w:pPr/>
+      <w:r>
+        <w:rPr>
+          <w:lang w:val="id_ID" w:bidi="id_ID"/>
+        </w:rPr>
+      </w:r>
+      <w:r>
+        <w:rPr>
           <w:lang w:val="id_ID" w:bidi="id_ID"/>
         </w:rPr>
         <w:t>Terjemahan alternatif: “Engkau secara terbuka menyatakan imanmu kepada Yesus”</w:t>
@@ -25005,6 +30135,21 @@
       </w:r>
       <w:r>
         <w:rPr>
+          <w:b/>
+          <w:lang w:val="id_ID" w:bidi="id_ID"/>
+        </w:rPr>
+        <w:t>ἐνώπιον πολλῶν μαρτύρων</w:t>
+      </w:r>
+    </w:p>
+    <w:p>
+      <w:pPr/>
+      <w:r>
+        <w:rPr>
+          <w:lang w:val="id_ID" w:bidi="id_ID"/>
+        </w:rPr>
+      </w:r>
+      <w:r>
+        <w:rPr>
           <w:lang w:val="id_ID" w:bidi="id_ID"/>
         </w:rPr>
         <w:t xml:space="preserve">Implikasinya adalah bahwa pernyataan iman Timotius itu mengikat karena </w:t>
@@ -25086,6 +30231,21 @@
       </w:r>
       <w:r>
         <w:rPr>
+          <w:b/>
+          <w:lang w:val="id_ID" w:bidi="id_ID"/>
+        </w:rPr>
+        <w:t>παραγγέλλω σοι ἐνώπιον τοῦ Θεοῦ</w:t>
+      </w:r>
+    </w:p>
+    <w:p>
+      <w:pPr/>
+      <w:r>
+        <w:rPr>
+          <w:lang w:val="id_ID" w:bidi="id_ID"/>
+        </w:rPr>
+      </w:r>
+      <w:r>
+        <w:rPr>
           <w:lang w:val="id_ID" w:bidi="id_ID"/>
         </w:rPr>
         <w:t xml:space="preserve">Implikasinya adalah bahwa Paulus meminta </w:t>
@@ -25167,6 +30327,21 @@
       </w:r>
       <w:r>
         <w:rPr>
+          <w:b/>
+          <w:lang w:val="id_ID" w:bidi="id_ID"/>
+        </w:rPr>
+        <w:t>τὰ πάντα</w:t>
+      </w:r>
+    </w:p>
+    <w:p>
+      <w:pPr/>
+      <w:r>
+        <w:rPr>
+          <w:lang w:val="id_ID" w:bidi="id_ID"/>
+        </w:rPr>
+      </w:r>
+      <w:r>
+        <w:rPr>
           <w:lang w:val="id_ID" w:bidi="id_ID"/>
         </w:rPr>
         <w:t>Terjemahan alterhatif: “yang menghidupkan segala sesuatu”</w:t>
@@ -25215,6 +30390,21 @@
       </w:r>
       <w:r>
         <w:rPr>
+          <w:b/>
+          <w:lang w:val="id_ID" w:bidi="id_ID"/>
+        </w:rPr>
+        <w:t>τοῦ μαρτυρήσαντος ἐπὶ Ποντίου Πειλάτου τὴν καλὴν ὁμολογίαν</w:t>
+      </w:r>
+    </w:p>
+    <w:p>
+      <w:pPr/>
+      <w:r>
+        <w:rPr>
+          <w:lang w:val="id_ID" w:bidi="id_ID"/>
+        </w:rPr>
+      </w:r>
+      <w:r>
+        <w:rPr>
           <w:lang w:val="id_ID" w:bidi="id_ID"/>
         </w:rPr>
         <w:t>Paulus menawarkan Yesus kepada Timotius sebagai contoh seseorang yang secara terbuka menegaskan ketaatan-Nya kepada Allah bahkan ketika orang lain bersikap bermusuhan dan mengancam. Terjemahan alternatif: “yang mengakui Allah sendiri ketika Pontius Pilatus mengadili-Nya”</w:t>
@@ -25283,6 +30473,21 @@
       </w:r>
       <w:r>
         <w:rPr>
+          <w:b/>
+          <w:lang w:val="id_ID" w:bidi="id_ID"/>
+        </w:rPr>
+        <w:t>ἄσπιλον ἀνεπίλημπτον</w:t>
+      </w:r>
+    </w:p>
+    <w:p>
+      <w:pPr/>
+      <w:r>
+        <w:rPr>
+          <w:lang w:val="id_ID" w:bidi="id_ID"/>
+        </w:rPr>
+      </w:r>
+      <w:r>
+        <w:rPr>
           <w:lang w:val="id_ID" w:bidi="id_ID"/>
         </w:rPr>
         <w:t xml:space="preserve">Istilah </w:t>
@@ -25377,6 +30582,21 @@
       </w:r>
       <w:r>
         <w:rPr>
+          <w:b/>
+          <w:lang w:val="id_ID" w:bidi="id_ID"/>
+        </w:rPr>
+        <w:t>ἄσπιλον</w:t>
+      </w:r>
+    </w:p>
+    <w:p>
+      <w:pPr/>
+      <w:r>
+        <w:rPr>
+          <w:lang w:val="id_ID" w:bidi="id_ID"/>
+        </w:rPr>
+      </w:r>
+      <w:r>
+        <w:rPr>
           <w:lang w:val="id_ID" w:bidi="id_ID"/>
         </w:rPr>
         <w:t>Noda secara kiasan berarti kesalahan moral. Hal ini dapat berarti: (1) Timotius harus hidup sedemikian rupa sehingga Yesus tidak akan mencari-cari kesalahannya atau menyalahkan dia karena berbuat salah. (2) Timotius harus hidup sedemikian rupa sehingga orang lain tidak akan mencari-cari kesalahannya atau menyalahkan dia karena berbuat salah. Terjemahan alternatif: “tanpa cela”</w:t>
@@ -25445,6 +30665,21 @@
       </w:r>
       <w:r>
         <w:rPr>
+          <w:b/>
+          <w:lang w:val="id_ID" w:bidi="id_ID"/>
+        </w:rPr>
+        <w:t>μέχρι τῆς ἐπιφανείας τοῦ Κυρίου ἡμῶν, Ἰησοῦ Χριστοῦ</w:t>
+      </w:r>
+    </w:p>
+    <w:p>
+      <w:pPr/>
+      <w:r>
+        <w:rPr>
+          <w:lang w:val="id_ID" w:bidi="id_ID"/>
+        </w:rPr>
+      </w:r>
+      <w:r>
+        <w:rPr>
           <w:lang w:val="id_ID" w:bidi="id_ID"/>
         </w:rPr>
         <w:t>Terjemahan alternatif: “sampai Tuhan kita Yesus Kristus datang kembali”</w:t>
@@ -25482,6 +30717,21 @@
         <w:rPr>
           <w:lang w:val="id_ID" w:bidi="id_ID"/>
         </w:rPr>
+      </w:r>
+    </w:p>
+    <w:p>
+      <w:pPr/>
+      <w:r>
+        <w:rPr>
+          <w:lang w:val="id_ID" w:bidi="id_ID"/>
+        </w:rPr>
+      </w:r>
+      <w:r>
+        <w:rPr>
+          <w:b/>
+          <w:lang w:val="id_ID" w:bidi="id_ID"/>
+        </w:rPr>
+        <w:t>καιροῖς ἰδίοις</w:t>
       </w:r>
     </w:p>
     <w:p>
@@ -25579,6 +30829,21 @@
       </w:r>
       <w:r>
         <w:rPr>
+          <w:b/>
+          <w:lang w:val="id_ID" w:bidi="id_ID"/>
+        </w:rPr>
+        <w:t>ὁ μακάριος καὶ μόνος Δυνάστης</w:t>
+      </w:r>
+    </w:p>
+    <w:p>
+      <w:pPr/>
+      <w:r>
+        <w:rPr>
+          <w:lang w:val="id_ID" w:bidi="id_ID"/>
+        </w:rPr>
+      </w:r>
+      <w:r>
+        <w:rPr>
           <w:lang w:val="id_ID" w:bidi="id_ID"/>
         </w:rPr>
         <w:t>Ungkapan ini secara implisit mengacu pada Allah. Terjemahan alternatif: “Allah, Yang kami puji, satu-satunya yang memerintah dunia”</w:t>
@@ -25647,6 +30912,21 @@
       </w:r>
       <w:r>
         <w:rPr>
+          <w:b/>
+          <w:lang w:val="id_ID" w:bidi="id_ID"/>
+        </w:rPr>
+        <w:t>ὁ μόνος ἔχων ἀθανασίαν</w:t>
+      </w:r>
+    </w:p>
+    <w:p>
+      <w:pPr/>
+      <w:r>
+        <w:rPr>
+          <w:lang w:val="id_ID" w:bidi="id_ID"/>
+        </w:rPr>
+      </w:r>
+      <w:r>
+        <w:rPr>
           <w:lang w:val="id_ID" w:bidi="id_ID"/>
         </w:rPr>
         <w:t>Terjemahan lain: “satu-satunya yang selalu ada”</w:t>
@@ -25695,6 +30975,21 @@
       </w:r>
       <w:r>
         <w:rPr>
+          <w:b/>
+          <w:lang w:val="id_ID" w:bidi="id_ID"/>
+        </w:rPr>
+        <w:t>φῶς οἰκῶν ἀπρόσιτον</w:t>
+      </w:r>
+    </w:p>
+    <w:p>
+      <w:pPr/>
+      <w:r>
+        <w:rPr>
+          <w:lang w:val="id_ID" w:bidi="id_ID"/>
+        </w:rPr>
+      </w:r>
+      <w:r>
+        <w:rPr>
           <w:lang w:val="id_ID" w:bidi="id_ID"/>
         </w:rPr>
         <w:t>Terjemahan lain: “yang hidup dalam cahaya yang sangat terang sehingga tak seorang pun dapat mendekatinya”</w:t>
@@ -25743,6 +31038,21 @@
       </w:r>
       <w:r>
         <w:rPr>
+          <w:b/>
+          <w:lang w:val="id_ID" w:bidi="id_ID"/>
+        </w:rPr>
+        <w:t>οὐδεὶς ἀνθρώπων</w:t>
+      </w:r>
+    </w:p>
+    <w:p>
+      <w:pPr/>
+      <w:r>
+        <w:rPr>
+          <w:lang w:val="id_ID" w:bidi="id_ID"/>
+        </w:rPr>
+      </w:r>
+      <w:r>
+        <w:rPr>
           <w:lang w:val="id_ID" w:bidi="id_ID"/>
         </w:rPr>
         <w:t xml:space="preserve">Paulus menggunakan istilah </w:t>
@@ -25824,6 +31134,21 @@
       </w:r>
       <w:r>
         <w:rPr>
+          <w:b/>
+          <w:lang w:val="id_ID" w:bidi="id_ID"/>
+        </w:rPr>
+        <w:t>τοῖς πλουσίοις</w:t>
+      </w:r>
+    </w:p>
+    <w:p>
+      <w:pPr/>
+      <w:r>
+        <w:rPr>
+          <w:lang w:val="id_ID" w:bidi="id_ID"/>
+        </w:rPr>
+      </w:r>
+      <w:r>
+        <w:rPr>
           <w:lang w:val="id_ID" w:bidi="id_ID"/>
         </w:rPr>
         <w:t xml:space="preserve">Paulus menggunakan kata sifat </w:t>
@@ -25908,6 +31233,21 @@
           <w:b/>
           <w:lang w:val="id_ID" w:bidi="id_ID"/>
         </w:rPr>
+        <w:t>ἐν τῷ νῦν αἰῶνι</w:t>
+      </w:r>
+    </w:p>
+    <w:p>
+      <w:pPr/>
+      <w:r>
+        <w:rPr>
+          <w:lang w:val="id_ID" w:bidi="id_ID"/>
+        </w:rPr>
+      </w:r>
+      <w:r>
+        <w:rPr>
+          <w:b/>
+          <w:lang w:val="id_ID" w:bidi="id_ID"/>
+        </w:rPr>
         <w:t>Zaman ini</w:t>
       </w:r>
       <w:r>
@@ -25960,6 +31300,21 @@
       </w:r>
       <w:r>
         <w:rPr>
+          <w:b/>
+          <w:lang w:val="id_ID" w:bidi="id_ID"/>
+        </w:rPr>
+        <w:t>πλούτου ἀδηλότητι</w:t>
+      </w:r>
+    </w:p>
+    <w:p>
+      <w:pPr/>
+      <w:r>
+        <w:rPr>
+          <w:lang w:val="id_ID" w:bidi="id_ID"/>
+        </w:rPr>
+      </w:r>
+      <w:r>
+        <w:rPr>
           <w:lang w:val="id_ID" w:bidi="id_ID"/>
         </w:rPr>
         <w:t xml:space="preserve">Jika ini berguna dalam bahasa Anda, Anda dapat mengungkapkan gagasan di balik kata benda abstrak </w:t>
@@ -26041,6 +31396,21 @@
       </w:r>
       <w:r>
         <w:rPr>
+          <w:b/>
+          <w:lang w:val="id_ID" w:bidi="id_ID"/>
+        </w:rPr>
+        <w:t>πάντα</w:t>
+      </w:r>
+    </w:p>
+    <w:p>
+      <w:pPr/>
+      <w:r>
+        <w:rPr>
+          <w:lang w:val="id_ID" w:bidi="id_ID"/>
+        </w:rPr>
+      </w:r>
+      <w:r>
+        <w:rPr>
           <w:lang w:val="id_ID" w:bidi="id_ID"/>
         </w:rPr>
         <w:t xml:space="preserve">Secara </w:t>
@@ -26122,6 +31492,21 @@
       </w:r>
       <w:r>
         <w:rPr>
+          <w:b/>
+          <w:lang w:val="id_ID" w:bidi="id_ID"/>
+        </w:rPr>
+        <w:t>πλουτεῖν ἐν ἔργοις καλοῖς</w:t>
+      </w:r>
+    </w:p>
+    <w:p>
+      <w:pPr/>
+      <w:r>
+        <w:rPr>
+          <w:lang w:val="id_ID" w:bidi="id_ID"/>
+        </w:rPr>
+      </w:r>
+      <w:r>
+        <w:rPr>
           <w:lang w:val="id_ID" w:bidi="id_ID"/>
         </w:rPr>
         <w:t>Paulus berbicara secara kiasan tentang melakukan sesuatu untuk membantu orang lain sebagai cara untuk menjadi kaya, namun hal itu diukur dengan sesuatu selain uang. Terjemahan lain: “melayani dan membantu orang lain dalam banyak cara”</w:t>
@@ -26190,6 +31575,21 @@
       </w:r>
       <w:r>
         <w:rPr>
+          <w:b/>
+          <w:lang w:val="id_ID" w:bidi="id_ID"/>
+        </w:rPr>
+        <w:t>ἀποθησαυρίζοντας ἑαυτοῖς θεμέλιον καλὸν εἰς τὸ μέλλον</w:t>
+      </w:r>
+    </w:p>
+    <w:p>
+      <w:pPr/>
+      <w:r>
+        <w:rPr>
+          <w:lang w:val="id_ID" w:bidi="id_ID"/>
+        </w:rPr>
+      </w:r>
+      <w:r>
+        <w:rPr>
           <w:lang w:val="id_ID" w:bidi="id_ID"/>
         </w:rPr>
         <w:t xml:space="preserve">Paulus berbicara secara kiasan tentang berkat-berkat yang akan Tuhan berikan kepada mereka yang telah melayani Dia dengan setia seolah-olah itu adalah kekayaan yang </w:t>
@@ -26260,6 +31660,21 @@
         <w:rPr>
           <w:lang w:val="id_ID" w:bidi="id_ID"/>
         </w:rPr>
+      </w:r>
+    </w:p>
+    <w:p>
+      <w:pPr/>
+      <w:r>
+        <w:rPr>
+          <w:lang w:val="id_ID" w:bidi="id_ID"/>
+        </w:rPr>
+      </w:r>
+      <w:r>
+        <w:rPr>
+          <w:b/>
+          <w:lang w:val="id_ID" w:bidi="id_ID"/>
+        </w:rPr>
+        <w:t>εἰς τὸ μέλλον</w:t>
       </w:r>
     </w:p>
     <w:p>
@@ -26357,6 +31772,21 @@
       </w:r>
       <w:r>
         <w:rPr>
+          <w:b/>
+          <w:lang w:val="id_ID" w:bidi="id_ID"/>
+        </w:rPr>
+        <w:t>ἐπιλάβωνται τῆς ὄντως ζωῆς</w:t>
+      </w:r>
+    </w:p>
+    <w:p>
+      <w:pPr/>
+      <w:r>
+        <w:rPr>
+          <w:lang w:val="id_ID" w:bidi="id_ID"/>
+        </w:rPr>
+      </w:r>
+      <w:r>
+        <w:rPr>
           <w:lang w:val="id_ID" w:bidi="id_ID"/>
         </w:rPr>
         <w:t xml:space="preserve">Paulus menggunakan gambaran yang sama seperti dalam frasa </w:t>
@@ -26469,6 +31899,21 @@
       </w:r>
       <w:r>
         <w:rPr>
+          <w:b/>
+          <w:lang w:val="id_ID" w:bidi="id_ID"/>
+        </w:rPr>
+        <w:t>τὴν παραθήκην φύλαξον</w:t>
+      </w:r>
+    </w:p>
+    <w:p>
+      <w:pPr/>
+      <w:r>
+        <w:rPr>
+          <w:lang w:val="id_ID" w:bidi="id_ID"/>
+        </w:rPr>
+      </w:r>
+      <w:r>
+        <w:rPr>
           <w:lang w:val="id_ID" w:bidi="id_ID"/>
         </w:rPr>
         <w:t>Implikasinya adalah bahwa Yesus telah mempercayakan pesan kepada Timotius untuk diberitakan tentang dia. Terjemahan lain: “lindungi pesan tentang Yesus yang telah Ia berikan kepada Anda”</w:t>
@@ -26537,6 +31982,21 @@
       </w:r>
       <w:r>
         <w:rPr>
+          <w:b/>
+          <w:lang w:val="id_ID" w:bidi="id_ID"/>
+        </w:rPr>
+        <w:t>τὰς βεβήλους κενοφωνίας</w:t>
+      </w:r>
+    </w:p>
+    <w:p>
+      <w:pPr/>
+      <w:r>
+        <w:rPr>
+          <w:lang w:val="id_ID" w:bidi="id_ID"/>
+        </w:rPr>
+      </w:r>
+      <w:r>
+        <w:rPr>
           <w:lang w:val="id_ID" w:bidi="id_ID"/>
         </w:rPr>
         <w:t xml:space="preserve">Untuk menghindari </w:t>
@@ -26618,6 +32078,21 @@
       </w:r>
       <w:r>
         <w:rPr>
+          <w:b/>
+          <w:lang w:val="id_ID" w:bidi="id_ID"/>
+        </w:rPr>
+        <w:t>ἀντιθέσεις τῆς ψευδωνύμου γνώσεως</w:t>
+      </w:r>
+    </w:p>
+    <w:p>
+      <w:pPr/>
+      <w:r>
+        <w:rPr>
+          <w:lang w:val="id_ID" w:bidi="id_ID"/>
+        </w:rPr>
+      </w:r>
+      <w:r>
+        <w:rPr>
           <w:lang w:val="id_ID" w:bidi="id_ID"/>
         </w:rPr>
         <w:t>Hal ini dapat berarti: (1) guru-guru palsu tersebut mengatakan hal-hal yang bertentangan dengan kepercayaan Kristen yang sejati. Terjemahan lain: “dan ajaran-ajaran yang bertentangan dengan kita” atau “dan pernyataan-pernyataan yang berlawanan” (2) guru-guru palsu mengatakan hal-hal yang tidak mungkin semuanya benar pada saat yang bersamaan.</w:t>
@@ -26655,6 +32130,21 @@
         <w:rPr>
           <w:lang w:val="id_ID" w:bidi="id_ID"/>
         </w:rPr>
+      </w:r>
+    </w:p>
+    <w:p>
+      <w:pPr/>
+      <w:r>
+        <w:rPr>
+          <w:lang w:val="id_ID" w:bidi="id_ID"/>
+        </w:rPr>
+      </w:r>
+      <w:r>
+        <w:rPr>
+          <w:b/>
+          <w:lang w:val="id_ID" w:bidi="id_ID"/>
+        </w:rPr>
+        <w:t>περὶ τὴν πίστιν ἠστόχησαν</w:t>
       </w:r>
     </w:p>
     <w:p>
@@ -26752,6 +32242,21 @@
       </w:r>
       <w:r>
         <w:rPr>
+          <w:b/>
+          <w:lang w:val="id_ID" w:bidi="id_ID"/>
+        </w:rPr>
+        <w:t>ἡ χάρις μεθ’ ὑμῶν</w:t>
+      </w:r>
+    </w:p>
+    <w:p>
+      <w:pPr/>
+      <w:r>
+        <w:rPr>
+          <w:lang w:val="id_ID" w:bidi="id_ID"/>
+        </w:rPr>
+      </w:r>
+      <w:r>
+        <w:rPr>
           <w:lang w:val="id_ID" w:bidi="id_ID"/>
         </w:rPr>
         <w:t>Jika hal ini dapat membantu dalam bahasa Anda, Anda dapat menyatakan secara eksplisit siapa yang akan memberikan rahmat ini dan siapa yang menurut Paulus akan mewujudkannya. Terjemahan lain: “semoga Tuhan memberikan rahmat kepada kalian semua”</w:t>
@@ -26789,6 +32294,21 @@
         <w:rPr>
           <w:lang w:val="id_ID" w:bidi="id_ID"/>
         </w:rPr>
+      </w:r>
+    </w:p>
+    <w:p>
+      <w:pPr/>
+      <w:r>
+        <w:rPr>
+          <w:lang w:val="id_ID" w:bidi="id_ID"/>
+        </w:rPr>
+      </w:r>
+      <w:r>
+        <w:rPr>
+          <w:b/>
+          <w:lang w:val="id_ID" w:bidi="id_ID"/>
+        </w:rPr>
+        <w:t>ἡ χάρις μεθ’ ὑμῶν</w:t>
       </w:r>
     </w:p>
     <w:p>

--- a/ind/docx/54.content.docx
+++ b/ind/docx/54.content.docx
@@ -4984,7 +4984,7 @@
           <w:b/>
           <w:lang w:val="id_ID" w:bidi="id_ID"/>
         </w:rPr>
-        <w:t>τῷ &amp; Βασιλεῖ τῶν αἰώνων, ἀφθάρτῳ, ἀοράτῳ, μόνῳ Θεῷ, τιμὴ καὶ δόξα,</w:t>
+        <w:t>τῷ &amp; Βασιλεῖ τῶν αἰώνων, ἀφθάρτῳ, ἀοράτῳ, μόνῳ Θεῷ, τιμὴ καὶ δόξα</w:t>
       </w:r>
     </w:p>
     <w:p>
@@ -10903,7 +10903,7 @@
           <w:b/>
           <w:lang w:val="id_ID" w:bidi="id_ID"/>
         </w:rPr>
-        <w:t>πῶς ἐκκλησίας Θεοῦ ἐπιμελήσεται?</w:t>
+        <w:t>πῶς ἐκκλησίας Θεοῦ ἐπιμελήσεται</w:t>
       </w:r>
     </w:p>
     <w:p>
@@ -24007,7 +24007,7 @@
           <w:b/>
           <w:lang w:val="id_ID" w:bidi="id_ID"/>
         </w:rPr>
-        <w:t>κατηγορίαν μὴ παραδέχου, ἐκτὸς εἰ</w:t>
+        <w:t>κατηγορίαν μὴ παραδέχου, ἐκτὸς εἰ μὴ</w:t>
       </w:r>
     </w:p>
     <w:p>
@@ -28690,7 +28690,7 @@
           <w:b/>
           <w:lang w:val="id_ID" w:bidi="id_ID"/>
         </w:rPr>
-        <w:t>ἀνθρώπους</w:t>
+        <w:t>τοὺς ἀνθρώπους</w:t>
       </w:r>
     </w:p>
     <w:p>

--- a/ind/docx/54.content.docx
+++ b/ind/docx/54.content.docx
@@ -270,21 +270,6 @@
       </w:r>
       <w:r>
         <w:rPr>
-          <w:b/>
-          <w:lang w:val="id_ID" w:bidi="id_ID"/>
-        </w:rPr>
-        <w:t>κατ’ ἐπιταγὴν Θεοῦ Σωτῆρος ἡμῶν, καὶ Κυρίου Ἰησοῦ Χριστοῦ</w:t>
-      </w:r>
-    </w:p>
-    <w:p>
-      <w:pPr/>
-      <w:r>
-        <w:rPr>
-          <w:lang w:val="id_ID" w:bidi="id_ID"/>
-        </w:rPr>
-      </w:r>
-      <w:r>
-        <w:rPr>
           <w:lang w:val="id_ID" w:bidi="id_ID"/>
         </w:rPr>
         <w:t xml:space="preserve">Jika bahasa Anda tidak menggunakan kata benda abstrak untuk gagasan </w:t>
@@ -679,21 +664,6 @@
         <w:rPr>
           <w:lang w:val="id_ID" w:bidi="id_ID"/>
         </w:rPr>
-      </w:r>
-    </w:p>
-    <w:p>
-      <w:pPr/>
-      <w:r>
-        <w:rPr>
-          <w:lang w:val="id_ID" w:bidi="id_ID"/>
-        </w:rPr>
-      </w:r>
-      <w:r>
-        <w:rPr>
-          <w:b/>
-          <w:lang w:val="id_ID" w:bidi="id_ID"/>
-        </w:rPr>
-        <w:t>χάρις, ἔλεος, εἰρήνη ἀπὸ Θεοῦ Πατρὸς καὶ Χριστοῦ Ἰησοῦ τοῦ Κυρίου ἡμῶν</w:t>
       </w:r>
     </w:p>
     <w:p>
@@ -2996,21 +2966,6 @@
       </w:r>
       <w:r>
         <w:rPr>
-          <w:b/>
-          <w:lang w:val="id_ID" w:bidi="id_ID"/>
-        </w:rPr>
-        <w:t>δικαίῳ &amp; ἀνόμοις δὲ καὶ ἀνυποτάκτοις, ἀσεβέσι καὶ ἁμαρτωλοῖς, ἀνοσίοις καὶ βεβήλοις</w:t>
-      </w:r>
-    </w:p>
-    <w:p>
-      <w:pPr/>
-      <w:r>
-        <w:rPr>
-          <w:lang w:val="id_ID" w:bidi="id_ID"/>
-        </w:rPr>
-      </w:r>
-      <w:r>
-        <w:rPr>
           <w:lang w:val="id_ID" w:bidi="id_ID"/>
         </w:rPr>
         <w:t>Paulus juga menggunakan kata sifat ini sebagai kata benda untuk merujuk pada kelas-kelas orang yang mereka gambarkan. Jika akan membantu dalam bahasa Anda, Anda dapat mengekspresikan frasa ini dengan menerjemahkan setiap kata sifat ini dengan frasa kata benda. Terjemahan alternatif: "orang yang melanggar hukum, orang yang menentang otoritas, orang yang tidak menghormati Allah, orang yang melakukan dosa, orang yang hidup seolah-olah Allah tidak penting, orang yang hidup seolah-olah tidak ada yang sakral"</w:t>
@@ -3430,21 +3385,6 @@
       </w:r>
       <w:r>
         <w:rPr>
-          <w:b/>
-          <w:lang w:val="id_ID" w:bidi="id_ID"/>
-        </w:rPr>
-        <w:t>καὶ εἴ τι ἕτερον τῇ ὑγιαινούσῃ διδασκαλίᾳ ἀντίκειται</w:t>
-      </w:r>
-    </w:p>
-    <w:p>
-      <w:pPr/>
-      <w:r>
-        <w:rPr>
-          <w:lang w:val="id_ID" w:bidi="id_ID"/>
-        </w:rPr>
-      </w:r>
-      <w:r>
-        <w:rPr>
           <w:lang w:val="id_ID" w:bidi="id_ID"/>
         </w:rPr>
         <w:t>Di sini Paulus menghilangkan beberapa kata yang, dalam banyak bahasa, harus ada dalam sebuah kalimat. Maksudnya adalah jika ada hal lain yang bertentangan dengan ajaran yang sehat, maka hukum Taurat dibuat untuk orang-orang yang melakukan hal itu juga. Terjemahan alternatif: "dan bagi orang-orang yang melakukan sesuatu yang bertentangan dengan ajaran yang sehat"</w:t>
@@ -3798,21 +3738,6 @@
       </w:r>
       <w:r>
         <w:rPr>
-          <w:b/>
-          <w:lang w:val="id_ID" w:bidi="id_ID"/>
-        </w:rPr>
-        <w:t>πιστόν με ἡγήσατο</w:t>
-      </w:r>
-    </w:p>
-    <w:p>
-      <w:pPr/>
-      <w:r>
-        <w:rPr>
-          <w:lang w:val="id_ID" w:bidi="id_ID"/>
-        </w:rPr>
-      </w:r>
-      <w:r>
-        <w:rPr>
           <w:lang w:val="id_ID" w:bidi="id_ID"/>
         </w:rPr>
         <w:t>Terjemahan alternatif: “dia percaya bahwa dia dapat mengandalkan aku”</w:t>
@@ -4027,21 +3952,6 @@
       </w:r>
       <w:r>
         <w:rPr>
-          <w:b/>
-          <w:lang w:val="id_ID" w:bidi="id_ID"/>
-        </w:rPr>
-        <w:t>ἠλεήθην, ὅτι ἀγνοῶν, ἐποίησα ἐν ἀπιστίᾳ</w:t>
-      </w:r>
-    </w:p>
-    <w:p>
-      <w:pPr/>
-      <w:r>
-        <w:rPr>
-          <w:lang w:val="id_ID" w:bidi="id_ID"/>
-        </w:rPr>
-      </w:r>
-      <w:r>
-        <w:rPr>
           <w:lang w:val="id_ID" w:bidi="id_ID"/>
         </w:rPr>
         <w:t>Jika hal ini berguna dalam bahasa Anda, Anda dapat mengubah urutan frasa ini karena frasa kedua, “tidak mengetahui”, memberikan alasan atas tindakan yang dijelaskan dalam frasa pertama, “Aku diberi belas kasihan”. Terjemahan alternatif: “Aku tidak bertindak sebagaimana yang Allah inginkan aku bertindak, tapi itu karena aku tidak tahu apa yang aku lakukan, dan karena itu Yesus mengasihani aku”</w:t>
@@ -4970,21 +4880,6 @@
         <w:rPr>
           <w:lang w:val="id_ID" w:bidi="id_ID"/>
         </w:rPr>
-      </w:r>
-    </w:p>
-    <w:p>
-      <w:pPr/>
-      <w:r>
-        <w:rPr>
-          <w:lang w:val="id_ID" w:bidi="id_ID"/>
-        </w:rPr>
-      </w:r>
-      <w:r>
-        <w:rPr>
-          <w:b/>
-          <w:lang w:val="id_ID" w:bidi="id_ID"/>
-        </w:rPr>
-        <w:t>τῷ &amp; Βασιλεῖ τῶν αἰώνων, ἀφθάρτῳ, ἀοράτῳ, μόνῳ Θεῷ, τιμὴ καὶ δόξα</w:t>
       </w:r>
     </w:p>
     <w:p>
@@ -5866,21 +5761,6 @@
           <w:b/>
           <w:lang w:val="id_ID" w:bidi="id_ID"/>
         </w:rPr>
-        <w:t>Ὑμέναιος &amp; Ἀλέξανδρος</w:t>
-      </w:r>
-    </w:p>
-    <w:p>
-      <w:pPr/>
-      <w:r>
-        <w:rPr>
-          <w:lang w:val="id_ID" w:bidi="id_ID"/>
-        </w:rPr>
-      </w:r>
-      <w:r>
-        <w:rPr>
-          <w:b/>
-          <w:lang w:val="id_ID" w:bidi="id_ID"/>
-        </w:rPr>
         <w:t>Himeneus</w:t>
       </w:r>
       <w:r>
@@ -6322,21 +6202,6 @@
       </w:r>
       <w:r>
         <w:rPr>
-          <w:b/>
-          <w:lang w:val="id_ID" w:bidi="id_ID"/>
-        </w:rPr>
-        <w:t>ποιεῖσθαι δεήσεις, προσευχάς, ἐντεύξεις, εὐχαριστίας</w:t>
-      </w:r>
-    </w:p>
-    <w:p>
-      <w:pPr/>
-      <w:r>
-        <w:rPr>
-          <w:lang w:val="id_ID" w:bidi="id_ID"/>
-        </w:rPr>
-      </w:r>
-      <w:r>
-        <w:rPr>
           <w:lang w:val="id_ID" w:bidi="id_ID"/>
         </w:rPr>
         <w:t>Jika ini berguna dalam bahasa Anda, Anda dapat mengungkapkan frase pasif ini dengan bentuk aktif, dan Anda dapat menyatakan siapa yang akan melakukan tindakan tersebut dan siapa yang akan menerima tindakan tersebut. Terjemahan lain: “Saya mendorong semua orang beriman untuk menyampaikan permohonan, doa, syafaat, dan ucapan syukur kepada Tuhan”</w:t>
@@ -10003,21 +9868,6 @@
       </w:r>
       <w:r>
         <w:rPr>
-          <w:b/>
-          <w:lang w:val="id_ID" w:bidi="id_ID"/>
-        </w:rPr>
-        <w:t>μείνωσιν ἐν πίστει, καὶ ἀγάπῃ, καὶ ἁγιασμῷ, μετὰ σωφροσύνης</w:t>
-      </w:r>
-    </w:p>
-    <w:p>
-      <w:pPr/>
-      <w:r>
-        <w:rPr>
-          <w:lang w:val="id_ID" w:bidi="id_ID"/>
-        </w:rPr>
-      </w:r>
-      <w:r>
-        <w:rPr>
           <w:lang w:val="id_ID" w:bidi="id_ID"/>
         </w:rPr>
         <w:t xml:space="preserve">Jika ini berguna dalam bahasa Anda, Anda dapat mengungkapkan kata benda abstrak </w:t>
@@ -10219,21 +10069,6 @@
       </w:r>
       <w:r>
         <w:rPr>
-          <w:b/>
-          <w:lang w:val="id_ID" w:bidi="id_ID"/>
-        </w:rPr>
-        <w:t>εἴ τις ἐπισκοπῆς ὀρέγεται, καλοῦ ἔργου ἐπιθυμεῖ</w:t>
-      </w:r>
-    </w:p>
-    <w:p>
-      <w:pPr/>
-      <w:r>
-        <w:rPr>
-          <w:lang w:val="id_ID" w:bidi="id_ID"/>
-        </w:rPr>
-      </w:r>
-      <w:r>
-        <w:rPr>
           <w:lang w:val="id_ID" w:bidi="id_ID"/>
         </w:rPr>
         <w:t xml:space="preserve">Kata-kata ini adalah </w:t>
@@ -10563,21 +10398,6 @@
       </w:r>
       <w:r>
         <w:rPr>
-          <w:b/>
-          <w:lang w:val="id_ID" w:bidi="id_ID"/>
-        </w:rPr>
-        <w:t>μὴ πάροινον</w:t>
-      </w:r>
-    </w:p>
-    <w:p>
-      <w:pPr/>
-      <w:r>
-        <w:rPr>
-          <w:lang w:val="id_ID" w:bidi="id_ID"/>
-        </w:rPr>
-      </w:r>
-      <w:r>
-        <w:rPr>
           <w:lang w:val="id_ID" w:bidi="id_ID"/>
         </w:rPr>
         <w:t>Terjemahan lain: “dia tidak boleh meminum alkohol secara berlebihan, dan dia tidak boleh berkelahi dan berdebat, tetapi sebaliknya, dia harus lemah lembut dan pendamai”</w:t>
@@ -10626,21 +10446,6 @@
       </w:r>
       <w:r>
         <w:rPr>
-          <w:b/>
-          <w:lang w:val="id_ID" w:bidi="id_ID"/>
-        </w:rPr>
-        <w:t>ἀφιλάργυρον</w:t>
-      </w:r>
-    </w:p>
-    <w:p>
-      <w:pPr/>
-      <w:r>
-        <w:rPr>
-          <w:lang w:val="id_ID" w:bidi="id_ID"/>
-        </w:rPr>
-      </w:r>
-      <w:r>
-        <w:rPr>
           <w:lang w:val="id_ID" w:bidi="id_ID"/>
         </w:rPr>
         <w:t xml:space="preserve">Jika ungkapan </w:t>
@@ -10722,21 +10527,6 @@
       </w:r>
       <w:r>
         <w:rPr>
-          <w:b/>
-          <w:lang w:val="id_ID" w:bidi="id_ID"/>
-        </w:rPr>
-        <w:t>προϊστάμενον</w:t>
-      </w:r>
-    </w:p>
-    <w:p>
-      <w:pPr/>
-      <w:r>
-        <w:rPr>
-          <w:lang w:val="id_ID" w:bidi="id_ID"/>
-        </w:rPr>
-      </w:r>
-      <w:r>
-        <w:rPr>
           <w:lang w:val="id_ID" w:bidi="id_ID"/>
         </w:rPr>
         <w:t>Terjemahan lain: “dia harus memimpin” atau “dia harus memelihara”</w:t>
@@ -11079,21 +10869,6 @@
       </w:r>
       <w:r>
         <w:rPr>
-          <w:b/>
-          <w:lang w:val="id_ID" w:bidi="id_ID"/>
-        </w:rPr>
-        <w:t>μὴ νεόφυτον</w:t>
-      </w:r>
-    </w:p>
-    <w:p>
-      <w:pPr/>
-      <w:r>
-        <w:rPr>
-          <w:lang w:val="id_ID" w:bidi="id_ID"/>
-        </w:rPr>
-      </w:r>
-      <w:r>
-        <w:rPr>
           <w:lang w:val="id_ID" w:bidi="id_ID"/>
         </w:rPr>
         <w:t>Terjemahan alternatif: "ia tidak boleh hanya sekedar belajar tentang iman" atau "ia harus menjadi dewasa dari pertumbuhan iman yang panjang dan mantap"</w:t>
@@ -11666,21 +11441,6 @@
       </w:r>
       <w:r>
         <w:rPr>
-          <w:b/>
-          <w:lang w:val="id_ID" w:bidi="id_ID"/>
-        </w:rPr>
-        <w:t>διακόνους ὡσαύτως</w:t>
-      </w:r>
-    </w:p>
-    <w:p>
-      <w:pPr/>
-      <w:r>
-        <w:rPr>
-          <w:lang w:val="id_ID" w:bidi="id_ID"/>
-        </w:rPr>
-      </w:r>
-      <w:r>
-        <w:rPr>
           <w:lang w:val="id_ID" w:bidi="id_ID"/>
         </w:rPr>
         <w:t>Terjemahan alternatif: "diaken, sama seperti penilik"</w:t>
@@ -12331,21 +12091,6 @@
         <w:rPr>
           <w:lang w:val="id_ID" w:bidi="id_ID"/>
         </w:rPr>
-      </w:r>
-    </w:p>
-    <w:p>
-      <w:pPr/>
-      <w:r>
-        <w:rPr>
-          <w:lang w:val="id_ID" w:bidi="id_ID"/>
-        </w:rPr>
-      </w:r>
-      <w:r>
-        <w:rPr>
-          <w:b/>
-          <w:lang w:val="id_ID" w:bidi="id_ID"/>
-        </w:rPr>
-        <w:t>σεμνάς</w:t>
       </w:r>
     </w:p>
     <w:p>
@@ -12486,21 +12231,6 @@
       </w:r>
       <w:r>
         <w:rPr>
-          <w:b/>
-          <w:lang w:val="id_ID" w:bidi="id_ID"/>
-        </w:rPr>
-        <w:t>προϊστάμενοι</w:t>
-      </w:r>
-    </w:p>
-    <w:p>
-      <w:pPr/>
-      <w:r>
-        <w:rPr>
-          <w:lang w:val="id_ID" w:bidi="id_ID"/>
-        </w:rPr>
-      </w:r>
-      <w:r>
-        <w:rPr>
           <w:lang w:val="id_ID" w:bidi="id_ID"/>
         </w:rPr>
         <w:t>Terjemahan alternatif: “menjaga anak-anak dan urusan pribadi mereka dengan baik”</w:t>
@@ -13682,21 +13412,6 @@
       </w:r>
       <w:r>
         <w:rPr>
-          <w:b/>
-          <w:lang w:val="id_ID" w:bidi="id_ID"/>
-        </w:rPr>
-        <w:t>ὃς ἐφανερώθη ἐν σαρκί, ἐδικαιώθη ἐν Πνεύματι, ὤφθη ἀγγέλοις, ἐκηρύχθη ἐν ἔθνεσιν, ἐπιστεύθη ἐν κόσμῳ, ἀνελήμφθη ἐν δόξῃ</w:t>
-      </w:r>
-    </w:p>
-    <w:p>
-      <w:pPr/>
-      <w:r>
-        <w:rPr>
-          <w:lang w:val="id_ID" w:bidi="id_ID"/>
-        </w:rPr>
-      </w:r>
-      <w:r>
-        <w:rPr>
           <w:lang w:val="id_ID" w:bidi="id_ID"/>
         </w:rPr>
         <w:t>Kemungkinan besar ini adalah lagu atau puisi yang Paulus kutip. Jika bahasa Anda memiliki cara untuk menunjukkan bahwa ini adalah puisi, misalnya melalui format baris demi baris, Anda dapat menggunakannya di sini.</w:t>
@@ -13765,21 +13480,6 @@
       </w:r>
       <w:r>
         <w:rPr>
-          <w:b/>
-          <w:lang w:val="id_ID" w:bidi="id_ID"/>
-        </w:rPr>
-        <w:t>ὃς ἐφανερώθη ἐν σαρκί, ἐδικαιώθη ἐν Πνεύματι, ὤφθη ἀγγέλοις, ἐκηρύχθη ἐν ἔθνεσιν, ἐπιστεύθη ἐν κόσμῳ, ἀνελήμφθη ἐν δόξῃ</w:t>
-      </w:r>
-    </w:p>
-    <w:p>
-      <w:pPr/>
-      <w:r>
-        <w:rPr>
-          <w:lang w:val="id_ID" w:bidi="id_ID"/>
-        </w:rPr>
-      </w:r>
-      <w:r>
-        <w:rPr>
           <w:lang w:val="id_ID" w:bidi="id_ID"/>
         </w:rPr>
         <w:t>Jika ini berguna dalam bahasa Anda, Anda dapat mengungkapkan frasa pasif ini dengan bentuk aktif. (Pastikan untuk tidak menyarankan dalam terjemahan Anda bahwa Yesus hanya tampak atau tampak seperti manusia.) Terjemahan lain: “dia menyatakan dirinya sebagai manusia” atau “dia datang ke bumi sebagai manusia”</w:t>
@@ -15515,21 +15215,6 @@
       </w:r>
       <w:r>
         <w:rPr>
-          <w:b/>
-          <w:lang w:val="id_ID" w:bidi="id_ID"/>
-        </w:rPr>
-        <w:t>οὐδὲν ἀπόβλητον μετὰ εὐχαριστίας λαμβανόμενον</w:t>
-      </w:r>
-    </w:p>
-    <w:p>
-      <w:pPr/>
-      <w:r>
-        <w:rPr>
-          <w:lang w:val="id_ID" w:bidi="id_ID"/>
-        </w:rPr>
-      </w:r>
-      <w:r>
-        <w:rPr>
           <w:lang w:val="id_ID" w:bidi="id_ID"/>
         </w:rPr>
         <w:t>Jika bahasa Anda tidak menggunakan bentuk pasif ini, Anda dapat mengekspresikan ide dengan bentuk aktif atau dengan cara lain yang alami dalam bahasa Anda. Jika Anda perlu mengatakan siapa yang melakukan tindakan tersebut, Anda dapat menggunakan subjek tak tentu. Terjemahan alternatif: "orang tidak boleh menolak apa pun yang mereka terima dengan ucapan syukur"</w:t>
@@ -15683,21 +15368,6 @@
         <w:rPr>
           <w:lang w:val="id_ID" w:bidi="id_ID"/>
         </w:rPr>
-      </w:r>
-    </w:p>
-    <w:p>
-      <w:pPr/>
-      <w:r>
-        <w:rPr>
-          <w:lang w:val="id_ID" w:bidi="id_ID"/>
-        </w:rPr>
-      </w:r>
-      <w:r>
-        <w:rPr>
-          <w:b/>
-          <w:lang w:val="id_ID" w:bidi="id_ID"/>
-        </w:rPr>
-        <w:t>ἁγιάζεται &amp; διὰ λόγου Θεοῦ καὶ ἐντεύξεως</w:t>
       </w:r>
     </w:p>
     <w:p>
@@ -16348,21 +16018,6 @@
       </w:r>
       <w:r>
         <w:rPr>
-          <w:b/>
-          <w:lang w:val="id_ID" w:bidi="id_ID"/>
-        </w:rPr>
-        <w:t>ἐντρεφόμενος τοῖς λόγοις τῆς πίστεως, καὶ τῆς καλῆς διδασκαλίας ᾗ παρηκολούθηκας</w:t>
-      </w:r>
-    </w:p>
-    <w:p>
-      <w:pPr/>
-      <w:r>
-        <w:rPr>
-          <w:lang w:val="id_ID" w:bidi="id_ID"/>
-        </w:rPr>
-      </w:r>
-      <w:r>
-        <w:rPr>
           <w:lang w:val="id_ID" w:bidi="id_ID"/>
         </w:rPr>
         <w:t>Jika bahasa Anda tidak menggunakan bentuk pasif ini, Anda dapat mengekspresikan ide dalam bentuk aktif atau dengan cara lain yang wajar dalam bahasa Anda. Terjemahan alternatif: "perkataan iman dan pengajaran yang baik yang telah engkau ikuti telah menyehatkan kamu"</w:t>
@@ -17212,21 +16867,6 @@
       </w:r>
       <w:r>
         <w:rPr>
-          <w:b/>
-          <w:lang w:val="id_ID" w:bidi="id_ID"/>
-        </w:rPr>
-        <w:t>πιστὸς ὁ λόγος, καὶ πάσης ἀποδοχῆς ἄξιος</w:t>
-      </w:r>
-    </w:p>
-    <w:p>
-      <w:pPr/>
-      <w:r>
-        <w:rPr>
-          <w:lang w:val="id_ID" w:bidi="id_ID"/>
-        </w:rPr>
-      </w:r>
-      <w:r>
-        <w:rPr>
           <w:lang w:val="id_ID" w:bidi="id_ID"/>
         </w:rPr>
         <w:t xml:space="preserve">Seperti dalam </w:t>
@@ -18042,21 +17682,6 @@
       </w:r>
       <w:r>
         <w:rPr>
-          <w:b/>
-          <w:lang w:val="id_ID" w:bidi="id_ID"/>
-        </w:rPr>
-        <w:t>πρόσεχε τῇ ἀναγνώσει, τῇ παρακλήσει, τῇ διδασκαλίᾳ</w:t>
-      </w:r>
-    </w:p>
-    <w:p>
-      <w:pPr/>
-      <w:r>
-        <w:rPr>
-          <w:lang w:val="id_ID" w:bidi="id_ID"/>
-        </w:rPr>
-      </w:r>
-      <w:r>
-        <w:rPr>
           <w:lang w:val="id_ID" w:bidi="id_ID"/>
         </w:rPr>
         <w:t xml:space="preserve">Jika ini berguna dalam bahasa Anda, Anda dapat mengekspresikan kata benda abstrak </w:t>
@@ -19996,6 +19621,87 @@
       </w:r>
       <w:r>
         <w:rPr>
+          <w:lang w:val="id_ID" w:bidi="id_ID"/>
+        </w:rPr>
+        <w:t xml:space="preserve">Jika bahasa Anda tidak menggunakan kata benda abstrak untuk ide </w:t>
+      </w:r>
+      <w:r>
+        <w:rPr>
+          <w:b/>
+          <w:lang w:val="id_ID" w:bidi="id_ID"/>
+        </w:rPr>
+        <w:t>membalas</w:t>
+      </w:r>
+      <w:r>
+        <w:rPr>
+          <w:lang w:val="id_ID" w:bidi="id_ID"/>
+        </w:rPr>
+        <w:t>, Anda dapat mengungkapkan ide yang sama dengan cara lain. Terjemahan alternatif: "untuk membalas budi nenek moyang mereka"</w:t>
+      </w:r>
+    </w:p>
+    <w:p>
+      <w:pPr/>
+      <w:r>
+        <w:rPr>
+          <w:lang w:val="id_ID" w:bidi="id_ID"/>
+        </w:rPr>
+      </w:r>
+      <w:r>
+        <w:rPr>
+          <w:lang w:val="id_ID" w:bidi="id_ID"/>
+        </w:rPr>
+        <w:t xml:space="preserve">Lihat: </w:t>
+      </w:r>
+      <w:r>
+        <w:rPr>
+          <w:lang w:val="id_ID" w:bidi="id_ID"/>
+        </w:rPr>
+        <w:t>Metonimi</w:t>
+      </w:r>
+      <w:r>
+        <w:rPr>
+          <w:lang w:val="id_ID" w:bidi="id_ID"/>
+        </w:rPr>
+      </w:r>
+      <w:r>
+        <w:rPr>
+          <w:lang w:val="id_ID" w:bidi="id_ID"/>
+        </w:rPr>
+      </w:r>
+    </w:p>
+    <w:p>
+      <w:pPr/>
+      <w:r>
+        <w:rPr>
+          <w:lang w:val="id_ID" w:bidi="id_ID"/>
+        </w:rPr>
+      </w:r>
+    </w:p>
+    <w:p>
+      <w:pPr>
+        <w:pStyle w:val="Heading2"/>
+      </w:pPr>
+      <w:r>
+        <w:rPr>
+          <w:lang w:val="id_ID" w:bidi="id_ID"/>
+        </w:rPr>
+        <w:t>1 Timotius 5:4 (#6)</w:t>
+      </w:r>
+      <w:r>
+        <w:rPr>
+          <w:lang w:val="id_ID" w:bidi="id_ID"/>
+        </w:rPr>
+      </w:r>
+    </w:p>
+    <w:p>
+      <w:pPr/>
+      <w:r>
+        <w:rPr>
+          <w:lang w:val="id_ID" w:bidi="id_ID"/>
+        </w:rPr>
+      </w:r>
+      <w:r>
+        <w:rPr>
           <w:b/>
           <w:lang w:val="id_ID" w:bidi="id_ID"/>
         </w:rPr>
@@ -20013,20 +19719,148 @@
         <w:rPr>
           <w:lang w:val="id_ID" w:bidi="id_ID"/>
         </w:rPr>
-        <w:t xml:space="preserve">Jika bahasa Anda tidak menggunakan kata benda abstrak untuk ide </w:t>
-      </w:r>
-      <w:r>
-        <w:rPr>
-          <w:b/>
-          <w:lang w:val="id_ID" w:bidi="id_ID"/>
-        </w:rPr>
-        <w:t>membalas</w:t>
-      </w:r>
-      <w:r>
-        <w:rPr>
-          <w:lang w:val="id_ID" w:bidi="id_ID"/>
-        </w:rPr>
-        <w:t>, Anda dapat mengungkapkan ide yang sama dengan cara lain. Terjemahan alternatif: "untuk membalas budi nenek moyang mereka"</w:t>
+        <w:t xml:space="preserve">Di sini Paulus berbicara seolah-olah orang-orang yang merawat </w:t>
+      </w:r>
+      <w:r>
+        <w:rPr>
+          <w:b/>
+          <w:lang w:val="id_ID" w:bidi="id_ID"/>
+        </w:rPr>
+        <w:t>orang tua</w:t>
+      </w:r>
+      <w:r>
+        <w:rPr>
+          <w:lang w:val="id_ID" w:bidi="id_ID"/>
+        </w:rPr>
+        <w:t xml:space="preserve"> mereka adalah </w:t>
+      </w:r>
+      <w:r>
+        <w:rPr>
+          <w:b/>
+          <w:lang w:val="id_ID" w:bidi="id_ID"/>
+        </w:rPr>
+        <w:t>membalas jasa</w:t>
+      </w:r>
+      <w:r>
+        <w:rPr>
+          <w:lang w:val="id_ID" w:bidi="id_ID"/>
+        </w:rPr>
+        <w:t xml:space="preserve"> atas bagaimana </w:t>
+      </w:r>
+      <w:r>
+        <w:rPr>
+          <w:b/>
+          <w:lang w:val="id_ID" w:bidi="id_ID"/>
+        </w:rPr>
+        <w:t>orang tua</w:t>
+      </w:r>
+      <w:r>
+        <w:rPr>
+          <w:lang w:val="id_ID" w:bidi="id_ID"/>
+        </w:rPr>
+        <w:t xml:space="preserve"> mereka merawat mereka. Maksudnya, ini adalah cara yang tepat bagi orang untuk memperlakukan </w:t>
+      </w:r>
+      <w:r>
+        <w:rPr>
+          <w:b/>
+          <w:lang w:val="id_ID" w:bidi="id_ID"/>
+        </w:rPr>
+        <w:t>orang tua</w:t>
+      </w:r>
+      <w:r>
+        <w:rPr>
+          <w:lang w:val="id_ID" w:bidi="id_ID"/>
+        </w:rPr>
+        <w:t xml:space="preserve"> mereka, mengingat apa yang telah dilakukan oleh </w:t>
+      </w:r>
+      <w:r>
+        <w:rPr>
+          <w:b/>
+          <w:lang w:val="id_ID" w:bidi="id_ID"/>
+        </w:rPr>
+        <w:t>orang tua</w:t>
+      </w:r>
+      <w:r>
+        <w:rPr>
+          <w:lang w:val="id_ID" w:bidi="id_ID"/>
+        </w:rPr>
+        <w:t xml:space="preserve"> itu bagi mereka. Jika akan membantu dalam bahasa Anda, Anda dapat menggunakan kiasan yang sebanding atau menyatakan maknanya dengan jelas. Terjemahan alternatif: "untuk menafkahi orang tua mereka sebagai imbalan atas apa yang orang tua mereka berikan kepada mereka"</w:t>
+      </w:r>
+      <w:r>
+        <w:rPr>
+          <w:lang w:val="id_ID" w:bidi="id_ID"/>
+        </w:rPr>
+      </w:r>
+      <w:r>
+        <w:rPr>
+          <w:lang w:val="id_ID" w:bidi="id_ID"/>
+        </w:rPr>
+      </w:r>
+    </w:p>
+    <w:p>
+      <w:pPr/>
+      <w:r>
+        <w:rPr>
+          <w:lang w:val="id_ID" w:bidi="id_ID"/>
+        </w:rPr>
+      </w:r>
+    </w:p>
+    <w:p>
+      <w:pPr>
+        <w:pStyle w:val="Heading2"/>
+      </w:pPr>
+      <w:r>
+        <w:rPr>
+          <w:lang w:val="id_ID" w:bidi="id_ID"/>
+        </w:rPr>
+        <w:t>1 Timotius 5:4 (#7)</w:t>
+      </w:r>
+      <w:r>
+        <w:rPr>
+          <w:lang w:val="id_ID" w:bidi="id_ID"/>
+        </w:rPr>
+      </w:r>
+    </w:p>
+    <w:p>
+      <w:pPr/>
+      <w:r>
+        <w:rPr>
+          <w:lang w:val="id_ID" w:bidi="id_ID"/>
+        </w:rPr>
+      </w:r>
+      <w:r>
+        <w:rPr>
+          <w:b/>
+          <w:lang w:val="id_ID" w:bidi="id_ID"/>
+        </w:rPr>
+        <w:t>γάρ</w:t>
+      </w:r>
+    </w:p>
+    <w:p>
+      <w:pPr/>
+      <w:r>
+        <w:rPr>
+          <w:lang w:val="id_ID" w:bidi="id_ID"/>
+        </w:rPr>
+      </w:r>
+      <w:r>
+        <w:rPr>
+          <w:lang w:val="id_ID" w:bidi="id_ID"/>
+        </w:rPr>
+        <w:t xml:space="preserve">Paulus menggunakan istilah </w:t>
+      </w:r>
+      <w:r>
+        <w:rPr>
+          <w:b/>
+          <w:lang w:val="id_ID" w:bidi="id_ID"/>
+        </w:rPr>
+        <w:t>karena</w:t>
+      </w:r>
+      <w:r>
+        <w:rPr>
+          <w:lang w:val="id_ID" w:bidi="id_ID"/>
+        </w:rPr>
+        <w:t xml:space="preserve"> untuk memperkenalkan alasan tambahan mengapa anggota keluarga harus mendukung ibu atau nenek mereka yang sudah janda. Terjemahan alternatif: "juga"</w:t>
       </w:r>
     </w:p>
     <w:p>
@@ -20046,211 +19880,83 @@
         <w:rPr>
           <w:lang w:val="id_ID" w:bidi="id_ID"/>
         </w:rPr>
-        <w:t>Metonimi</w:t>
-      </w:r>
-      <w:r>
-        <w:rPr>
-          <w:lang w:val="id_ID" w:bidi="id_ID"/>
-        </w:rPr>
-      </w:r>
-      <w:r>
-        <w:rPr>
-          <w:lang w:val="id_ID" w:bidi="id_ID"/>
-        </w:rPr>
-      </w:r>
-    </w:p>
-    <w:p>
-      <w:pPr/>
-      <w:r>
-        <w:rPr>
-          <w:lang w:val="id_ID" w:bidi="id_ID"/>
-        </w:rPr>
-      </w:r>
-    </w:p>
-    <w:p>
-      <w:pPr>
-        <w:pStyle w:val="Heading2"/>
-      </w:pPr>
-      <w:r>
-        <w:rPr>
-          <w:lang w:val="id_ID" w:bidi="id_ID"/>
-        </w:rPr>
-        <w:t>1 Timotius 5:4 (#6)</w:t>
-      </w:r>
-      <w:r>
-        <w:rPr>
-          <w:lang w:val="id_ID" w:bidi="id_ID"/>
-        </w:rPr>
-      </w:r>
-    </w:p>
-    <w:p>
-      <w:pPr/>
-      <w:r>
-        <w:rPr>
-          <w:lang w:val="id_ID" w:bidi="id_ID"/>
-        </w:rPr>
-      </w:r>
-      <w:r>
-        <w:rPr>
-          <w:b/>
-          <w:lang w:val="id_ID" w:bidi="id_ID"/>
-        </w:rPr>
-        <w:t>ἀμοιβὰς ἀποδιδόναι τοῖς προγόνοις</w:t>
-      </w:r>
-    </w:p>
-    <w:p>
-      <w:pPr/>
-      <w:r>
-        <w:rPr>
-          <w:lang w:val="id_ID" w:bidi="id_ID"/>
-        </w:rPr>
-      </w:r>
-      <w:r>
-        <w:rPr>
-          <w:lang w:val="id_ID" w:bidi="id_ID"/>
-        </w:rPr>
-        <w:t xml:space="preserve">Di sini Paulus berbicara seolah-olah orang-orang yang merawat </w:t>
-      </w:r>
-      <w:r>
-        <w:rPr>
-          <w:b/>
-          <w:lang w:val="id_ID" w:bidi="id_ID"/>
-        </w:rPr>
-        <w:t>orang tua</w:t>
-      </w:r>
-      <w:r>
-        <w:rPr>
-          <w:lang w:val="id_ID" w:bidi="id_ID"/>
-        </w:rPr>
-        <w:t xml:space="preserve"> mereka adalah </w:t>
-      </w:r>
-      <w:r>
-        <w:rPr>
-          <w:b/>
-          <w:lang w:val="id_ID" w:bidi="id_ID"/>
-        </w:rPr>
-        <w:t>membalas jasa</w:t>
-      </w:r>
-      <w:r>
-        <w:rPr>
-          <w:lang w:val="id_ID" w:bidi="id_ID"/>
-        </w:rPr>
-        <w:t xml:space="preserve"> atas bagaimana </w:t>
-      </w:r>
-      <w:r>
-        <w:rPr>
-          <w:b/>
-          <w:lang w:val="id_ID" w:bidi="id_ID"/>
-        </w:rPr>
-        <w:t>orang tua</w:t>
-      </w:r>
-      <w:r>
-        <w:rPr>
-          <w:lang w:val="id_ID" w:bidi="id_ID"/>
-        </w:rPr>
-        <w:t xml:space="preserve"> mereka merawat mereka. Maksudnya, ini adalah cara yang tepat bagi orang untuk memperlakukan </w:t>
-      </w:r>
-      <w:r>
-        <w:rPr>
-          <w:b/>
-          <w:lang w:val="id_ID" w:bidi="id_ID"/>
-        </w:rPr>
-        <w:t>orang tua</w:t>
-      </w:r>
-      <w:r>
-        <w:rPr>
-          <w:lang w:val="id_ID" w:bidi="id_ID"/>
-        </w:rPr>
-        <w:t xml:space="preserve"> mereka, mengingat apa yang telah dilakukan oleh </w:t>
-      </w:r>
-      <w:r>
-        <w:rPr>
-          <w:b/>
-          <w:lang w:val="id_ID" w:bidi="id_ID"/>
-        </w:rPr>
-        <w:t>orang tua</w:t>
-      </w:r>
-      <w:r>
-        <w:rPr>
-          <w:lang w:val="id_ID" w:bidi="id_ID"/>
-        </w:rPr>
-        <w:t xml:space="preserve"> itu bagi mereka. Jika akan membantu dalam bahasa Anda, Anda dapat menggunakan kiasan yang sebanding atau menyatakan maknanya dengan jelas. Terjemahan alternatif: "untuk menafkahi orang tua mereka sebagai imbalan atas apa yang orang tua mereka berikan kepada mereka"</w:t>
-      </w:r>
-      <w:r>
-        <w:rPr>
-          <w:lang w:val="id_ID" w:bidi="id_ID"/>
-        </w:rPr>
-      </w:r>
-      <w:r>
-        <w:rPr>
-          <w:lang w:val="id_ID" w:bidi="id_ID"/>
-        </w:rPr>
-      </w:r>
-    </w:p>
-    <w:p>
-      <w:pPr/>
-      <w:r>
-        <w:rPr>
-          <w:lang w:val="id_ID" w:bidi="id_ID"/>
-        </w:rPr>
-      </w:r>
-    </w:p>
-    <w:p>
-      <w:pPr>
-        <w:pStyle w:val="Heading2"/>
-      </w:pPr>
-      <w:r>
-        <w:rPr>
-          <w:lang w:val="id_ID" w:bidi="id_ID"/>
-        </w:rPr>
-        <w:t>1 Timotius 5:4 (#7)</w:t>
-      </w:r>
-      <w:r>
-        <w:rPr>
-          <w:lang w:val="id_ID" w:bidi="id_ID"/>
-        </w:rPr>
-      </w:r>
-    </w:p>
-    <w:p>
-      <w:pPr/>
-      <w:r>
-        <w:rPr>
-          <w:lang w:val="id_ID" w:bidi="id_ID"/>
-        </w:rPr>
-      </w:r>
-      <w:r>
-        <w:rPr>
-          <w:b/>
-          <w:lang w:val="id_ID" w:bidi="id_ID"/>
-        </w:rPr>
-        <w:t>γάρ</w:t>
-      </w:r>
-    </w:p>
-    <w:p>
-      <w:pPr/>
-      <w:r>
-        <w:rPr>
-          <w:lang w:val="id_ID" w:bidi="id_ID"/>
-        </w:rPr>
-      </w:r>
-      <w:r>
-        <w:rPr>
-          <w:lang w:val="id_ID" w:bidi="id_ID"/>
-        </w:rPr>
-        <w:t xml:space="preserve">Paulus menggunakan istilah </w:t>
-      </w:r>
-      <w:r>
-        <w:rPr>
-          <w:b/>
-          <w:lang w:val="id_ID" w:bidi="id_ID"/>
-        </w:rPr>
-        <w:t>karena</w:t>
-      </w:r>
-      <w:r>
-        <w:rPr>
-          <w:lang w:val="id_ID" w:bidi="id_ID"/>
-        </w:rPr>
-        <w:t xml:space="preserve"> untuk memperkenalkan alasan tambahan mengapa anggota keluarga harus mendukung ibu atau nenek mereka yang sudah janda. Terjemahan alternatif: "juga"</w:t>
+        <w:t>Koneksi — Hubungan Sebab-Akibat</w:t>
+      </w:r>
+      <w:r>
+        <w:rPr>
+          <w:lang w:val="id_ID" w:bidi="id_ID"/>
+        </w:rPr>
+      </w:r>
+      <w:r>
+        <w:rPr>
+          <w:lang w:val="id_ID" w:bidi="id_ID"/>
+        </w:rPr>
+      </w:r>
+    </w:p>
+    <w:p>
+      <w:pPr/>
+      <w:r>
+        <w:rPr>
+          <w:lang w:val="id_ID" w:bidi="id_ID"/>
+        </w:rPr>
+      </w:r>
+    </w:p>
+    <w:p>
+      <w:pPr>
+        <w:pStyle w:val="Heading2"/>
+      </w:pPr>
+      <w:r>
+        <w:rPr>
+          <w:lang w:val="id_ID" w:bidi="id_ID"/>
+        </w:rPr>
+        <w:t>1 Timotius 5:4 (#8)</w:t>
+      </w:r>
+      <w:r>
+        <w:rPr>
+          <w:lang w:val="id_ID" w:bidi="id_ID"/>
+        </w:rPr>
+      </w:r>
+    </w:p>
+    <w:p>
+      <w:pPr/>
+      <w:r>
+        <w:rPr>
+          <w:lang w:val="id_ID" w:bidi="id_ID"/>
+        </w:rPr>
+      </w:r>
+      <w:r>
+        <w:rPr>
+          <w:b/>
+          <w:lang w:val="id_ID" w:bidi="id_ID"/>
+        </w:rPr>
+        <w:t>ἐνώπιον τοῦ Θεοῦ</w:t>
+      </w:r>
+    </w:p>
+    <w:p>
+      <w:pPr/>
+      <w:r>
+        <w:rPr>
+          <w:lang w:val="id_ID" w:bidi="id_ID"/>
+        </w:rPr>
+      </w:r>
+      <w:r>
+        <w:rPr>
+          <w:lang w:val="id_ID" w:bidi="id_ID"/>
+        </w:rPr>
+        <w:t xml:space="preserve">Paulus menggunakan ungkapan </w:t>
+      </w:r>
+      <w:r>
+        <w:rPr>
+          <w:b/>
+          <w:lang w:val="id_ID" w:bidi="id_ID"/>
+        </w:rPr>
+        <w:t>di hadapan Allah</w:t>
+      </w:r>
+      <w:r>
+        <w:rPr>
+          <w:lang w:val="id_ID" w:bidi="id_ID"/>
+        </w:rPr>
+        <w:t>, yang berarti “di depan Allah”, untuk mengartikan “di mana Allah dapat melihat”. Terjemahan alternatif: “hal ini berkenan kepada Allah” atau ”hal ini berkenan kepada Allah”</w:t>
       </w:r>
     </w:p>
     <w:p>
@@ -20270,102 +19976,6 @@
         <w:rPr>
           <w:lang w:val="id_ID" w:bidi="id_ID"/>
         </w:rPr>
-        <w:t>Koneksi — Hubungan Sebab-Akibat</w:t>
-      </w:r>
-      <w:r>
-        <w:rPr>
-          <w:lang w:val="id_ID" w:bidi="id_ID"/>
-        </w:rPr>
-      </w:r>
-      <w:r>
-        <w:rPr>
-          <w:lang w:val="id_ID" w:bidi="id_ID"/>
-        </w:rPr>
-      </w:r>
-    </w:p>
-    <w:p>
-      <w:pPr/>
-      <w:r>
-        <w:rPr>
-          <w:lang w:val="id_ID" w:bidi="id_ID"/>
-        </w:rPr>
-      </w:r>
-    </w:p>
-    <w:p>
-      <w:pPr>
-        <w:pStyle w:val="Heading2"/>
-      </w:pPr>
-      <w:r>
-        <w:rPr>
-          <w:lang w:val="id_ID" w:bidi="id_ID"/>
-        </w:rPr>
-        <w:t>1 Timotius 5:4 (#8)</w:t>
-      </w:r>
-      <w:r>
-        <w:rPr>
-          <w:lang w:val="id_ID" w:bidi="id_ID"/>
-        </w:rPr>
-      </w:r>
-    </w:p>
-    <w:p>
-      <w:pPr/>
-      <w:r>
-        <w:rPr>
-          <w:lang w:val="id_ID" w:bidi="id_ID"/>
-        </w:rPr>
-      </w:r>
-      <w:r>
-        <w:rPr>
-          <w:b/>
-          <w:lang w:val="id_ID" w:bidi="id_ID"/>
-        </w:rPr>
-        <w:t>ἐνώπιον τοῦ Θεοῦ</w:t>
-      </w:r>
-    </w:p>
-    <w:p>
-      <w:pPr/>
-      <w:r>
-        <w:rPr>
-          <w:lang w:val="id_ID" w:bidi="id_ID"/>
-        </w:rPr>
-      </w:r>
-      <w:r>
-        <w:rPr>
-          <w:lang w:val="id_ID" w:bidi="id_ID"/>
-        </w:rPr>
-        <w:t xml:space="preserve">Paulus menggunakan ungkapan </w:t>
-      </w:r>
-      <w:r>
-        <w:rPr>
-          <w:b/>
-          <w:lang w:val="id_ID" w:bidi="id_ID"/>
-        </w:rPr>
-        <w:t>di hadapan Allah</w:t>
-      </w:r>
-      <w:r>
-        <w:rPr>
-          <w:lang w:val="id_ID" w:bidi="id_ID"/>
-        </w:rPr>
-        <w:t>, yang berarti “di depan Allah”, untuk mengartikan “di mana Allah dapat melihat”. Terjemahan alternatif: “hal ini berkenan kepada Allah” atau ”hal ini berkenan kepada Allah”</w:t>
-      </w:r>
-    </w:p>
-    <w:p>
-      <w:pPr/>
-      <w:r>
-        <w:rPr>
-          <w:lang w:val="id_ID" w:bidi="id_ID"/>
-        </w:rPr>
-      </w:r>
-      <w:r>
-        <w:rPr>
-          <w:lang w:val="id_ID" w:bidi="id_ID"/>
-        </w:rPr>
-        <w:t xml:space="preserve">Lihat: </w:t>
-      </w:r>
-      <w:r>
-        <w:rPr>
-          <w:lang w:val="id_ID" w:bidi="id_ID"/>
-        </w:rPr>
         <w:t>Metafora</w:t>
       </w:r>
       <w:r>
@@ -20401,21 +20011,6 @@
         <w:rPr>
           <w:lang w:val="id_ID" w:bidi="id_ID"/>
         </w:rPr>
-      </w:r>
-    </w:p>
-    <w:p>
-      <w:pPr/>
-      <w:r>
-        <w:rPr>
-          <w:lang w:val="id_ID" w:bidi="id_ID"/>
-        </w:rPr>
-      </w:r>
-      <w:r>
-        <w:rPr>
-          <w:b/>
-          <w:lang w:val="id_ID" w:bidi="id_ID"/>
-        </w:rPr>
-        <w:t>ἡ &amp; ὄντως χήρα καὶ μεμονωμένη</w:t>
       </w:r>
     </w:p>
     <w:p>
@@ -21840,21 +21435,6 @@
       </w:r>
       <w:r>
         <w:rPr>
-          <w:b/>
-          <w:lang w:val="id_ID" w:bidi="id_ID"/>
-        </w:rPr>
-        <w:t>ἐξενοδόχησεν</w:t>
-      </w:r>
-    </w:p>
-    <w:p>
-      <w:pPr/>
-      <w:r>
-        <w:rPr>
-          <w:lang w:val="id_ID" w:bidi="id_ID"/>
-        </w:rPr>
-      </w:r>
-      <w:r>
-        <w:rPr>
           <w:lang w:val="id_ID" w:bidi="id_ID"/>
         </w:rPr>
         <w:t>Terjemahan alternatif: "telah menyambut orang asing di rumahnya" atau "mempraktikkan keramahan"</w:t>
@@ -24004,21 +23584,6 @@
       </w:r>
       <w:r>
         <w:rPr>
-          <w:b/>
-          <w:lang w:val="id_ID" w:bidi="id_ID"/>
-        </w:rPr>
-        <w:t>κατηγορίαν μὴ παραδέχου, ἐκτὸς εἰ μὴ</w:t>
-      </w:r>
-    </w:p>
-    <w:p>
-      <w:pPr/>
-      <w:r>
-        <w:rPr>
-          <w:lang w:val="id_ID" w:bidi="id_ID"/>
-        </w:rPr>
-      </w:r>
-      <w:r>
-        <w:rPr>
           <w:lang w:val="id_ID" w:bidi="id_ID"/>
         </w:rPr>
         <w:t>Jika, dalam bahasa Anda, tampak bahwa Paulus membuat suatu pernyataan dan kemudian membantahnya, Anda dapat menyusun ulang pernyataan tersebut untuk menghindari penggunaan klausa pengecualian. Terjemahan lain: “hanya percaya bahwa suatu tuduhan benar jika”</w:t>
@@ -24170,21 +23735,6 @@
       </w:r>
       <w:r>
         <w:rPr>
-          <w:b/>
-          <w:lang w:val="id_ID" w:bidi="id_ID"/>
-        </w:rPr>
-        <w:t>δύο ἢ τριῶν</w:t>
-      </w:r>
-    </w:p>
-    <w:p>
-      <w:pPr/>
-      <w:r>
-        <w:rPr>
-          <w:lang w:val="id_ID" w:bidi="id_ID"/>
-        </w:rPr>
-      </w:r>
-      <w:r>
-        <w:rPr>
           <w:lang w:val="id_ID" w:bidi="id_ID"/>
         </w:rPr>
         <w:t>Terjemahan lain: “setidaknya dua” atau “dua atau lebih”</w:t>
@@ -24754,21 +24304,6 @@
       </w:r>
       <w:r>
         <w:rPr>
-          <w:b/>
-          <w:lang w:val="id_ID" w:bidi="id_ID"/>
-        </w:rPr>
-        <w:t>χωρὶς προκρίματος, μηδὲν ποιῶν κατὰ πρόσκλισιν</w:t>
-      </w:r>
-    </w:p>
-    <w:p>
-      <w:pPr/>
-      <w:r>
-        <w:rPr>
-          <w:lang w:val="id_ID" w:bidi="id_ID"/>
-        </w:rPr>
-      </w:r>
-      <w:r>
-        <w:rPr>
           <w:lang w:val="id_ID" w:bidi="id_ID"/>
         </w:rPr>
         <w:t xml:space="preserve">Istilah </w:t>
@@ -24852,21 +24387,6 @@
         <w:rPr>
           <w:lang w:val="id_ID" w:bidi="id_ID"/>
         </w:rPr>
-      </w:r>
-    </w:p>
-    <w:p>
-      <w:pPr/>
-      <w:r>
-        <w:rPr>
-          <w:lang w:val="id_ID" w:bidi="id_ID"/>
-        </w:rPr>
-      </w:r>
-      <w:r>
-        <w:rPr>
-          <w:b/>
-          <w:lang w:val="id_ID" w:bidi="id_ID"/>
-        </w:rPr>
-        <w:t>χωρὶς προκρίματος, μηδὲν ποιῶν κατὰ πρόσκλισιν</w:t>
       </w:r>
     </w:p>
     <w:p>
@@ -26981,21 +26501,6 @@
       </w:r>
       <w:r>
         <w:rPr>
-          <w:b/>
-          <w:lang w:val="id_ID" w:bidi="id_ID"/>
-        </w:rPr>
-        <w:t>ζητήσεις καὶ λογομαχίας</w:t>
-      </w:r>
-    </w:p>
-    <w:p>
-      <w:pPr/>
-      <w:r>
-        <w:rPr>
-          <w:lang w:val="id_ID" w:bidi="id_ID"/>
-        </w:rPr>
-      </w:r>
-      <w:r>
-        <w:rPr>
           <w:lang w:val="id_ID" w:bidi="id_ID"/>
         </w:rPr>
         <w:t>Kedua istilah ini pada dasarnya memiliki arti yang sama, meskipun istilah yang kedua lebih khusus merujuk pada argumen tentang makna kata-kata. Paulus menggunakan istilah-istilah ini bersama-sama untuk memberikan penekanan. Jika kedua istilah ini bukan merupakan gagasan yang terpisah dalam bahasa Anda, Anda dapat menggabungkannya. Terjemahan alternatif: “pertengkaran-pertengkaran”</w:t>
@@ -27382,21 +26887,6 @@
       </w:r>
       <w:r>
         <w:rPr>
-          <w:b/>
-          <w:lang w:val="id_ID" w:bidi="id_ID"/>
-        </w:rPr>
-        <w:t>διεφθαρμένων &amp; τὸν νοῦν καὶ ἀπεστερημένων τῆς ἀληθείας</w:t>
-      </w:r>
-    </w:p>
-    <w:p>
-      <w:pPr/>
-      <w:r>
-        <w:rPr>
-          <w:lang w:val="id_ID" w:bidi="id_ID"/>
-        </w:rPr>
-      </w:r>
-      <w:r>
-        <w:rPr>
           <w:lang w:val="id_ID" w:bidi="id_ID"/>
         </w:rPr>
         <w:t>Jika akan membantu dalam bahasa Anda, Anda dapat mengekspresikan frasa pasif ini dengan bentuk aktif. Terjemahan alternatif: “di antara orang-orang yang pikirannya telah rusak dan yang tidak lagi mempercayai kebenaran”</w:t>
@@ -30654,21 +30144,6 @@
         <w:rPr>
           <w:lang w:val="id_ID" w:bidi="id_ID"/>
         </w:rPr>
-      </w:r>
-    </w:p>
-    <w:p>
-      <w:pPr/>
-      <w:r>
-        <w:rPr>
-          <w:lang w:val="id_ID" w:bidi="id_ID"/>
-        </w:rPr>
-      </w:r>
-      <w:r>
-        <w:rPr>
-          <w:b/>
-          <w:lang w:val="id_ID" w:bidi="id_ID"/>
-        </w:rPr>
-        <w:t>μέχρι τῆς ἐπιφανείας τοῦ Κυρίου ἡμῶν, Ἰησοῦ Χριστοῦ</w:t>
       </w:r>
     </w:p>
     <w:p>

--- a/ind/docx/54.content.docx
+++ b/ind/docx/54.content.docx
@@ -270,6 +270,21 @@
       </w:r>
       <w:r>
         <w:rPr>
+          <w:b/>
+          <w:lang w:val="id_ID" w:bidi="id_ID"/>
+        </w:rPr>
+        <w:t>κατ’ ἐπιταγὴν Θεοῦ Σωτῆρος ἡμῶν, καὶ Κυρίου Ἰησοῦ Χριστοῦ</w:t>
+      </w:r>
+    </w:p>
+    <w:p>
+      <w:pPr/>
+      <w:r>
+        <w:rPr>
+          <w:lang w:val="id_ID" w:bidi="id_ID"/>
+        </w:rPr>
+      </w:r>
+      <w:r>
+        <w:rPr>
           <w:lang w:val="id_ID" w:bidi="id_ID"/>
         </w:rPr>
         <w:t xml:space="preserve">Jika bahasa Anda tidak menggunakan kata benda abstrak untuk gagasan </w:t>
@@ -664,6 +679,21 @@
         <w:rPr>
           <w:lang w:val="id_ID" w:bidi="id_ID"/>
         </w:rPr>
+      </w:r>
+    </w:p>
+    <w:p>
+      <w:pPr/>
+      <w:r>
+        <w:rPr>
+          <w:lang w:val="id_ID" w:bidi="id_ID"/>
+        </w:rPr>
+      </w:r>
+      <w:r>
+        <w:rPr>
+          <w:b/>
+          <w:lang w:val="id_ID" w:bidi="id_ID"/>
+        </w:rPr>
+        <w:t>χάρις, ἔλεος, εἰρήνη ἀπὸ Θεοῦ Πατρὸς καὶ Χριστοῦ Ἰησοῦ τοῦ Κυρίου ἡμῶν</w:t>
       </w:r>
     </w:p>
     <w:p>
@@ -2966,6 +2996,21 @@
       </w:r>
       <w:r>
         <w:rPr>
+          <w:b/>
+          <w:lang w:val="id_ID" w:bidi="id_ID"/>
+        </w:rPr>
+        <w:t>δικαίῳ &amp; ἀνόμοις δὲ καὶ ἀνυποτάκτοις, ἀσεβέσι καὶ ἁμαρτωλοῖς, ἀνοσίοις καὶ βεβήλοις</w:t>
+      </w:r>
+    </w:p>
+    <w:p>
+      <w:pPr/>
+      <w:r>
+        <w:rPr>
+          <w:lang w:val="id_ID" w:bidi="id_ID"/>
+        </w:rPr>
+      </w:r>
+      <w:r>
+        <w:rPr>
           <w:lang w:val="id_ID" w:bidi="id_ID"/>
         </w:rPr>
         <w:t>Paulus juga menggunakan kata sifat ini sebagai kata benda untuk merujuk pada kelas-kelas orang yang mereka gambarkan. Jika akan membantu dalam bahasa Anda, Anda dapat mengekspresikan frasa ini dengan menerjemahkan setiap kata sifat ini dengan frasa kata benda. Terjemahan alternatif: "orang yang melanggar hukum, orang yang menentang otoritas, orang yang tidak menghormati Allah, orang yang melakukan dosa, orang yang hidup seolah-olah Allah tidak penting, orang yang hidup seolah-olah tidak ada yang sakral"</w:t>
@@ -3385,6 +3430,21 @@
       </w:r>
       <w:r>
         <w:rPr>
+          <w:b/>
+          <w:lang w:val="id_ID" w:bidi="id_ID"/>
+        </w:rPr>
+        <w:t>καὶ εἴ τι ἕτερον τῇ ὑγιαινούσῃ διδασκαλίᾳ ἀντίκειται</w:t>
+      </w:r>
+    </w:p>
+    <w:p>
+      <w:pPr/>
+      <w:r>
+        <w:rPr>
+          <w:lang w:val="id_ID" w:bidi="id_ID"/>
+        </w:rPr>
+      </w:r>
+      <w:r>
+        <w:rPr>
           <w:lang w:val="id_ID" w:bidi="id_ID"/>
         </w:rPr>
         <w:t>Di sini Paulus menghilangkan beberapa kata yang, dalam banyak bahasa, harus ada dalam sebuah kalimat. Maksudnya adalah jika ada hal lain yang bertentangan dengan ajaran yang sehat, maka hukum Taurat dibuat untuk orang-orang yang melakukan hal itu juga. Terjemahan alternatif: "dan bagi orang-orang yang melakukan sesuatu yang bertentangan dengan ajaran yang sehat"</w:t>
@@ -3738,6 +3798,21 @@
       </w:r>
       <w:r>
         <w:rPr>
+          <w:b/>
+          <w:lang w:val="id_ID" w:bidi="id_ID"/>
+        </w:rPr>
+        <w:t>πιστόν με ἡγήσατο</w:t>
+      </w:r>
+    </w:p>
+    <w:p>
+      <w:pPr/>
+      <w:r>
+        <w:rPr>
+          <w:lang w:val="id_ID" w:bidi="id_ID"/>
+        </w:rPr>
+      </w:r>
+      <w:r>
+        <w:rPr>
           <w:lang w:val="id_ID" w:bidi="id_ID"/>
         </w:rPr>
         <w:t>Terjemahan alternatif: “dia percaya bahwa dia dapat mengandalkan aku”</w:t>
@@ -3952,6 +4027,21 @@
       </w:r>
       <w:r>
         <w:rPr>
+          <w:b/>
+          <w:lang w:val="id_ID" w:bidi="id_ID"/>
+        </w:rPr>
+        <w:t>ἠλεήθην, ὅτι ἀγνοῶν, ἐποίησα ἐν ἀπιστίᾳ</w:t>
+      </w:r>
+    </w:p>
+    <w:p>
+      <w:pPr/>
+      <w:r>
+        <w:rPr>
+          <w:lang w:val="id_ID" w:bidi="id_ID"/>
+        </w:rPr>
+      </w:r>
+      <w:r>
+        <w:rPr>
           <w:lang w:val="id_ID" w:bidi="id_ID"/>
         </w:rPr>
         <w:t>Jika hal ini berguna dalam bahasa Anda, Anda dapat mengubah urutan frasa ini karena frasa kedua, “tidak mengetahui”, memberikan alasan atas tindakan yang dijelaskan dalam frasa pertama, “Aku diberi belas kasihan”. Terjemahan alternatif: “Aku tidak bertindak sebagaimana yang Allah inginkan aku bertindak, tapi itu karena aku tidak tahu apa yang aku lakukan, dan karena itu Yesus mengasihani aku”</w:t>
@@ -4880,6 +4970,21 @@
         <w:rPr>
           <w:lang w:val="id_ID" w:bidi="id_ID"/>
         </w:rPr>
+      </w:r>
+    </w:p>
+    <w:p>
+      <w:pPr/>
+      <w:r>
+        <w:rPr>
+          <w:lang w:val="id_ID" w:bidi="id_ID"/>
+        </w:rPr>
+      </w:r>
+      <w:r>
+        <w:rPr>
+          <w:b/>
+          <w:lang w:val="id_ID" w:bidi="id_ID"/>
+        </w:rPr>
+        <w:t>τῷ &amp; Βασιλεῖ τῶν αἰώνων, ἀφθάρτῳ, ἀοράτῳ, μόνῳ Θεῷ, τιμὴ καὶ δόξα</w:t>
       </w:r>
     </w:p>
     <w:p>
@@ -5761,6 +5866,21 @@
           <w:b/>
           <w:lang w:val="id_ID" w:bidi="id_ID"/>
         </w:rPr>
+        <w:t>Ὑμέναιος &amp; Ἀλέξανδρος</w:t>
+      </w:r>
+    </w:p>
+    <w:p>
+      <w:pPr/>
+      <w:r>
+        <w:rPr>
+          <w:lang w:val="id_ID" w:bidi="id_ID"/>
+        </w:rPr>
+      </w:r>
+      <w:r>
+        <w:rPr>
+          <w:b/>
+          <w:lang w:val="id_ID" w:bidi="id_ID"/>
+        </w:rPr>
         <w:t>Himeneus</w:t>
       </w:r>
       <w:r>
@@ -6202,6 +6322,21 @@
       </w:r>
       <w:r>
         <w:rPr>
+          <w:b/>
+          <w:lang w:val="id_ID" w:bidi="id_ID"/>
+        </w:rPr>
+        <w:t>ποιεῖσθαι δεήσεις, προσευχάς, ἐντεύξεις, εὐχαριστίας</w:t>
+      </w:r>
+    </w:p>
+    <w:p>
+      <w:pPr/>
+      <w:r>
+        <w:rPr>
+          <w:lang w:val="id_ID" w:bidi="id_ID"/>
+        </w:rPr>
+      </w:r>
+      <w:r>
+        <w:rPr>
           <w:lang w:val="id_ID" w:bidi="id_ID"/>
         </w:rPr>
         <w:t>Jika ini berguna dalam bahasa Anda, Anda dapat mengungkapkan frase pasif ini dengan bentuk aktif, dan Anda dapat menyatakan siapa yang akan melakukan tindakan tersebut dan siapa yang akan menerima tindakan tersebut. Terjemahan lain: “Saya mendorong semua orang beriman untuk menyampaikan permohonan, doa, syafaat, dan ucapan syukur kepada Tuhan”</w:t>
@@ -9868,6 +10003,21 @@
       </w:r>
       <w:r>
         <w:rPr>
+          <w:b/>
+          <w:lang w:val="id_ID" w:bidi="id_ID"/>
+        </w:rPr>
+        <w:t>μείνωσιν ἐν πίστει, καὶ ἀγάπῃ, καὶ ἁγιασμῷ, μετὰ σωφροσύνης</w:t>
+      </w:r>
+    </w:p>
+    <w:p>
+      <w:pPr/>
+      <w:r>
+        <w:rPr>
+          <w:lang w:val="id_ID" w:bidi="id_ID"/>
+        </w:rPr>
+      </w:r>
+      <w:r>
+        <w:rPr>
           <w:lang w:val="id_ID" w:bidi="id_ID"/>
         </w:rPr>
         <w:t xml:space="preserve">Jika ini berguna dalam bahasa Anda, Anda dapat mengungkapkan kata benda abstrak </w:t>
@@ -10069,6 +10219,21 @@
       </w:r>
       <w:r>
         <w:rPr>
+          <w:b/>
+          <w:lang w:val="id_ID" w:bidi="id_ID"/>
+        </w:rPr>
+        <w:t>εἴ τις ἐπισκοπῆς ὀρέγεται, καλοῦ ἔργου ἐπιθυμεῖ</w:t>
+      </w:r>
+    </w:p>
+    <w:p>
+      <w:pPr/>
+      <w:r>
+        <w:rPr>
+          <w:lang w:val="id_ID" w:bidi="id_ID"/>
+        </w:rPr>
+      </w:r>
+      <w:r>
+        <w:rPr>
           <w:lang w:val="id_ID" w:bidi="id_ID"/>
         </w:rPr>
         <w:t xml:space="preserve">Kata-kata ini adalah </w:t>
@@ -10398,6 +10563,21 @@
       </w:r>
       <w:r>
         <w:rPr>
+          <w:b/>
+          <w:lang w:val="id_ID" w:bidi="id_ID"/>
+        </w:rPr>
+        <w:t>μὴ πάροινον</w:t>
+      </w:r>
+    </w:p>
+    <w:p>
+      <w:pPr/>
+      <w:r>
+        <w:rPr>
+          <w:lang w:val="id_ID" w:bidi="id_ID"/>
+        </w:rPr>
+      </w:r>
+      <w:r>
+        <w:rPr>
           <w:lang w:val="id_ID" w:bidi="id_ID"/>
         </w:rPr>
         <w:t>Terjemahan lain: “dia tidak boleh meminum alkohol secara berlebihan, dan dia tidak boleh berkelahi dan berdebat, tetapi sebaliknya, dia harus lemah lembut dan pendamai”</w:t>
@@ -10446,6 +10626,21 @@
       </w:r>
       <w:r>
         <w:rPr>
+          <w:b/>
+          <w:lang w:val="id_ID" w:bidi="id_ID"/>
+        </w:rPr>
+        <w:t>ἀφιλάργυρον</w:t>
+      </w:r>
+    </w:p>
+    <w:p>
+      <w:pPr/>
+      <w:r>
+        <w:rPr>
+          <w:lang w:val="id_ID" w:bidi="id_ID"/>
+        </w:rPr>
+      </w:r>
+      <w:r>
+        <w:rPr>
           <w:lang w:val="id_ID" w:bidi="id_ID"/>
         </w:rPr>
         <w:t xml:space="preserve">Jika ungkapan </w:t>
@@ -10527,6 +10722,21 @@
       </w:r>
       <w:r>
         <w:rPr>
+          <w:b/>
+          <w:lang w:val="id_ID" w:bidi="id_ID"/>
+        </w:rPr>
+        <w:t>προϊστάμενον</w:t>
+      </w:r>
+    </w:p>
+    <w:p>
+      <w:pPr/>
+      <w:r>
+        <w:rPr>
+          <w:lang w:val="id_ID" w:bidi="id_ID"/>
+        </w:rPr>
+      </w:r>
+      <w:r>
+        <w:rPr>
           <w:lang w:val="id_ID" w:bidi="id_ID"/>
         </w:rPr>
         <w:t>Terjemahan lain: “dia harus memimpin” atau “dia harus memelihara”</w:t>
@@ -10869,6 +11079,21 @@
       </w:r>
       <w:r>
         <w:rPr>
+          <w:b/>
+          <w:lang w:val="id_ID" w:bidi="id_ID"/>
+        </w:rPr>
+        <w:t>μὴ νεόφυτον</w:t>
+      </w:r>
+    </w:p>
+    <w:p>
+      <w:pPr/>
+      <w:r>
+        <w:rPr>
+          <w:lang w:val="id_ID" w:bidi="id_ID"/>
+        </w:rPr>
+      </w:r>
+      <w:r>
+        <w:rPr>
           <w:lang w:val="id_ID" w:bidi="id_ID"/>
         </w:rPr>
         <w:t>Terjemahan alternatif: "ia tidak boleh hanya sekedar belajar tentang iman" atau "ia harus menjadi dewasa dari pertumbuhan iman yang panjang dan mantap"</w:t>
@@ -11441,6 +11666,21 @@
       </w:r>
       <w:r>
         <w:rPr>
+          <w:b/>
+          <w:lang w:val="id_ID" w:bidi="id_ID"/>
+        </w:rPr>
+        <w:t>διακόνους ὡσαύτως</w:t>
+      </w:r>
+    </w:p>
+    <w:p>
+      <w:pPr/>
+      <w:r>
+        <w:rPr>
+          <w:lang w:val="id_ID" w:bidi="id_ID"/>
+        </w:rPr>
+      </w:r>
+      <w:r>
+        <w:rPr>
           <w:lang w:val="id_ID" w:bidi="id_ID"/>
         </w:rPr>
         <w:t>Terjemahan alternatif: "diaken, sama seperti penilik"</w:t>
@@ -12091,6 +12331,21 @@
         <w:rPr>
           <w:lang w:val="id_ID" w:bidi="id_ID"/>
         </w:rPr>
+      </w:r>
+    </w:p>
+    <w:p>
+      <w:pPr/>
+      <w:r>
+        <w:rPr>
+          <w:lang w:val="id_ID" w:bidi="id_ID"/>
+        </w:rPr>
+      </w:r>
+      <w:r>
+        <w:rPr>
+          <w:b/>
+          <w:lang w:val="id_ID" w:bidi="id_ID"/>
+        </w:rPr>
+        <w:t>σεμνάς</w:t>
       </w:r>
     </w:p>
     <w:p>
@@ -12231,6 +12486,21 @@
       </w:r>
       <w:r>
         <w:rPr>
+          <w:b/>
+          <w:lang w:val="id_ID" w:bidi="id_ID"/>
+        </w:rPr>
+        <w:t>προϊστάμενοι</w:t>
+      </w:r>
+    </w:p>
+    <w:p>
+      <w:pPr/>
+      <w:r>
+        <w:rPr>
+          <w:lang w:val="id_ID" w:bidi="id_ID"/>
+        </w:rPr>
+      </w:r>
+      <w:r>
+        <w:rPr>
           <w:lang w:val="id_ID" w:bidi="id_ID"/>
         </w:rPr>
         <w:t>Terjemahan alternatif: “menjaga anak-anak dan urusan pribadi mereka dengan baik”</w:t>
@@ -13412,6 +13682,21 @@
       </w:r>
       <w:r>
         <w:rPr>
+          <w:b/>
+          <w:lang w:val="id_ID" w:bidi="id_ID"/>
+        </w:rPr>
+        <w:t>ὃς ἐφανερώθη ἐν σαρκί, ἐδικαιώθη ἐν Πνεύματι, ὤφθη ἀγγέλοις, ἐκηρύχθη ἐν ἔθνεσιν, ἐπιστεύθη ἐν κόσμῳ, ἀνελήμφθη ἐν δόξῃ</w:t>
+      </w:r>
+    </w:p>
+    <w:p>
+      <w:pPr/>
+      <w:r>
+        <w:rPr>
+          <w:lang w:val="id_ID" w:bidi="id_ID"/>
+        </w:rPr>
+      </w:r>
+      <w:r>
+        <w:rPr>
           <w:lang w:val="id_ID" w:bidi="id_ID"/>
         </w:rPr>
         <w:t>Kemungkinan besar ini adalah lagu atau puisi yang Paulus kutip. Jika bahasa Anda memiliki cara untuk menunjukkan bahwa ini adalah puisi, misalnya melalui format baris demi baris, Anda dapat menggunakannya di sini.</w:t>
@@ -13480,6 +13765,21 @@
       </w:r>
       <w:r>
         <w:rPr>
+          <w:b/>
+          <w:lang w:val="id_ID" w:bidi="id_ID"/>
+        </w:rPr>
+        <w:t>ὃς ἐφανερώθη ἐν σαρκί, ἐδικαιώθη ἐν Πνεύματι, ὤφθη ἀγγέλοις, ἐκηρύχθη ἐν ἔθνεσιν, ἐπιστεύθη ἐν κόσμῳ, ἀνελήμφθη ἐν δόξῃ</w:t>
+      </w:r>
+    </w:p>
+    <w:p>
+      <w:pPr/>
+      <w:r>
+        <w:rPr>
+          <w:lang w:val="id_ID" w:bidi="id_ID"/>
+        </w:rPr>
+      </w:r>
+      <w:r>
+        <w:rPr>
           <w:lang w:val="id_ID" w:bidi="id_ID"/>
         </w:rPr>
         <w:t>Jika ini berguna dalam bahasa Anda, Anda dapat mengungkapkan frasa pasif ini dengan bentuk aktif. (Pastikan untuk tidak menyarankan dalam terjemahan Anda bahwa Yesus hanya tampak atau tampak seperti manusia.) Terjemahan lain: “dia menyatakan dirinya sebagai manusia” atau “dia datang ke bumi sebagai manusia”</w:t>
@@ -15215,6 +15515,21 @@
       </w:r>
       <w:r>
         <w:rPr>
+          <w:b/>
+          <w:lang w:val="id_ID" w:bidi="id_ID"/>
+        </w:rPr>
+        <w:t>οὐδὲν ἀπόβλητον μετὰ εὐχαριστίας λαμβανόμενον</w:t>
+      </w:r>
+    </w:p>
+    <w:p>
+      <w:pPr/>
+      <w:r>
+        <w:rPr>
+          <w:lang w:val="id_ID" w:bidi="id_ID"/>
+        </w:rPr>
+      </w:r>
+      <w:r>
+        <w:rPr>
           <w:lang w:val="id_ID" w:bidi="id_ID"/>
         </w:rPr>
         <w:t>Jika bahasa Anda tidak menggunakan bentuk pasif ini, Anda dapat mengekspresikan ide dengan bentuk aktif atau dengan cara lain yang alami dalam bahasa Anda. Jika Anda perlu mengatakan siapa yang melakukan tindakan tersebut, Anda dapat menggunakan subjek tak tentu. Terjemahan alternatif: "orang tidak boleh menolak apa pun yang mereka terima dengan ucapan syukur"</w:t>
@@ -15368,6 +15683,21 @@
         <w:rPr>
           <w:lang w:val="id_ID" w:bidi="id_ID"/>
         </w:rPr>
+      </w:r>
+    </w:p>
+    <w:p>
+      <w:pPr/>
+      <w:r>
+        <w:rPr>
+          <w:lang w:val="id_ID" w:bidi="id_ID"/>
+        </w:rPr>
+      </w:r>
+      <w:r>
+        <w:rPr>
+          <w:b/>
+          <w:lang w:val="id_ID" w:bidi="id_ID"/>
+        </w:rPr>
+        <w:t>ἁγιάζεται &amp; διὰ λόγου Θεοῦ καὶ ἐντεύξεως</w:t>
       </w:r>
     </w:p>
     <w:p>
@@ -16018,6 +16348,21 @@
       </w:r>
       <w:r>
         <w:rPr>
+          <w:b/>
+          <w:lang w:val="id_ID" w:bidi="id_ID"/>
+        </w:rPr>
+        <w:t>ἐντρεφόμενος τοῖς λόγοις τῆς πίστεως, καὶ τῆς καλῆς διδασκαλίας ᾗ παρηκολούθηκας</w:t>
+      </w:r>
+    </w:p>
+    <w:p>
+      <w:pPr/>
+      <w:r>
+        <w:rPr>
+          <w:lang w:val="id_ID" w:bidi="id_ID"/>
+        </w:rPr>
+      </w:r>
+      <w:r>
+        <w:rPr>
           <w:lang w:val="id_ID" w:bidi="id_ID"/>
         </w:rPr>
         <w:t>Jika bahasa Anda tidak menggunakan bentuk pasif ini, Anda dapat mengekspresikan ide dalam bentuk aktif atau dengan cara lain yang wajar dalam bahasa Anda. Terjemahan alternatif: "perkataan iman dan pengajaran yang baik yang telah engkau ikuti telah menyehatkan kamu"</w:t>
@@ -16867,6 +17212,21 @@
       </w:r>
       <w:r>
         <w:rPr>
+          <w:b/>
+          <w:lang w:val="id_ID" w:bidi="id_ID"/>
+        </w:rPr>
+        <w:t>πιστὸς ὁ λόγος, καὶ πάσης ἀποδοχῆς ἄξιος</w:t>
+      </w:r>
+    </w:p>
+    <w:p>
+      <w:pPr/>
+      <w:r>
+        <w:rPr>
+          <w:lang w:val="id_ID" w:bidi="id_ID"/>
+        </w:rPr>
+      </w:r>
+      <w:r>
+        <w:rPr>
           <w:lang w:val="id_ID" w:bidi="id_ID"/>
         </w:rPr>
         <w:t xml:space="preserve">Seperti dalam </w:t>
@@ -17682,6 +18042,21 @@
       </w:r>
       <w:r>
         <w:rPr>
+          <w:b/>
+          <w:lang w:val="id_ID" w:bidi="id_ID"/>
+        </w:rPr>
+        <w:t>πρόσεχε τῇ ἀναγνώσει, τῇ παρακλήσει, τῇ διδασκαλίᾳ</w:t>
+      </w:r>
+    </w:p>
+    <w:p>
+      <w:pPr/>
+      <w:r>
+        <w:rPr>
+          <w:lang w:val="id_ID" w:bidi="id_ID"/>
+        </w:rPr>
+      </w:r>
+      <w:r>
+        <w:rPr>
           <w:lang w:val="id_ID" w:bidi="id_ID"/>
         </w:rPr>
         <w:t xml:space="preserve">Jika ini berguna dalam bahasa Anda, Anda dapat mengekspresikan kata benda abstrak </w:t>
@@ -19621,6 +19996,21 @@
       </w:r>
       <w:r>
         <w:rPr>
+          <w:b/>
+          <w:lang w:val="id_ID" w:bidi="id_ID"/>
+        </w:rPr>
+        <w:t>ἀμοιβὰς ἀποδιδόναι τοῖς προγόνοις</w:t>
+      </w:r>
+    </w:p>
+    <w:p>
+      <w:pPr/>
+      <w:r>
+        <w:rPr>
+          <w:lang w:val="id_ID" w:bidi="id_ID"/>
+        </w:rPr>
+      </w:r>
+      <w:r>
+        <w:rPr>
           <w:lang w:val="id_ID" w:bidi="id_ID"/>
         </w:rPr>
         <w:t xml:space="preserve">Jika bahasa Anda tidak menggunakan kata benda abstrak untuk ide </w:t>
@@ -20011,6 +20401,21 @@
         <w:rPr>
           <w:lang w:val="id_ID" w:bidi="id_ID"/>
         </w:rPr>
+      </w:r>
+    </w:p>
+    <w:p>
+      <w:pPr/>
+      <w:r>
+        <w:rPr>
+          <w:lang w:val="id_ID" w:bidi="id_ID"/>
+        </w:rPr>
+      </w:r>
+      <w:r>
+        <w:rPr>
+          <w:b/>
+          <w:lang w:val="id_ID" w:bidi="id_ID"/>
+        </w:rPr>
+        <w:t>ἡ &amp; ὄντως χήρα καὶ μεμονωμένη</w:t>
       </w:r>
     </w:p>
     <w:p>
@@ -21435,6 +21840,21 @@
       </w:r>
       <w:r>
         <w:rPr>
+          <w:b/>
+          <w:lang w:val="id_ID" w:bidi="id_ID"/>
+        </w:rPr>
+        <w:t>ἐξενοδόχησεν</w:t>
+      </w:r>
+    </w:p>
+    <w:p>
+      <w:pPr/>
+      <w:r>
+        <w:rPr>
+          <w:lang w:val="id_ID" w:bidi="id_ID"/>
+        </w:rPr>
+      </w:r>
+      <w:r>
+        <w:rPr>
           <w:lang w:val="id_ID" w:bidi="id_ID"/>
         </w:rPr>
         <w:t>Terjemahan alternatif: "telah menyambut orang asing di rumahnya" atau "mempraktikkan keramahan"</w:t>
@@ -23584,6 +24004,21 @@
       </w:r>
       <w:r>
         <w:rPr>
+          <w:b/>
+          <w:lang w:val="id_ID" w:bidi="id_ID"/>
+        </w:rPr>
+        <w:t>κατηγορίαν μὴ παραδέχου, ἐκτὸς εἰ μὴ</w:t>
+      </w:r>
+    </w:p>
+    <w:p>
+      <w:pPr/>
+      <w:r>
+        <w:rPr>
+          <w:lang w:val="id_ID" w:bidi="id_ID"/>
+        </w:rPr>
+      </w:r>
+      <w:r>
+        <w:rPr>
           <w:lang w:val="id_ID" w:bidi="id_ID"/>
         </w:rPr>
         <w:t>Jika, dalam bahasa Anda, tampak bahwa Paulus membuat suatu pernyataan dan kemudian membantahnya, Anda dapat menyusun ulang pernyataan tersebut untuk menghindari penggunaan klausa pengecualian. Terjemahan lain: “hanya percaya bahwa suatu tuduhan benar jika”</w:t>
@@ -23735,6 +24170,21 @@
       </w:r>
       <w:r>
         <w:rPr>
+          <w:b/>
+          <w:lang w:val="id_ID" w:bidi="id_ID"/>
+        </w:rPr>
+        <w:t>δύο ἢ τριῶν</w:t>
+      </w:r>
+    </w:p>
+    <w:p>
+      <w:pPr/>
+      <w:r>
+        <w:rPr>
+          <w:lang w:val="id_ID" w:bidi="id_ID"/>
+        </w:rPr>
+      </w:r>
+      <w:r>
+        <w:rPr>
           <w:lang w:val="id_ID" w:bidi="id_ID"/>
         </w:rPr>
         <w:t>Terjemahan lain: “setidaknya dua” atau “dua atau lebih”</w:t>
@@ -24304,6 +24754,21 @@
       </w:r>
       <w:r>
         <w:rPr>
+          <w:b/>
+          <w:lang w:val="id_ID" w:bidi="id_ID"/>
+        </w:rPr>
+        <w:t>χωρὶς προκρίματος, μηδὲν ποιῶν κατὰ πρόσκλισιν</w:t>
+      </w:r>
+    </w:p>
+    <w:p>
+      <w:pPr/>
+      <w:r>
+        <w:rPr>
+          <w:lang w:val="id_ID" w:bidi="id_ID"/>
+        </w:rPr>
+      </w:r>
+      <w:r>
+        <w:rPr>
           <w:lang w:val="id_ID" w:bidi="id_ID"/>
         </w:rPr>
         <w:t xml:space="preserve">Istilah </w:t>
@@ -24387,6 +24852,21 @@
         <w:rPr>
           <w:lang w:val="id_ID" w:bidi="id_ID"/>
         </w:rPr>
+      </w:r>
+    </w:p>
+    <w:p>
+      <w:pPr/>
+      <w:r>
+        <w:rPr>
+          <w:lang w:val="id_ID" w:bidi="id_ID"/>
+        </w:rPr>
+      </w:r>
+      <w:r>
+        <w:rPr>
+          <w:b/>
+          <w:lang w:val="id_ID" w:bidi="id_ID"/>
+        </w:rPr>
+        <w:t>χωρὶς προκρίματος, μηδὲν ποιῶν κατὰ πρόσκλισιν</w:t>
       </w:r>
     </w:p>
     <w:p>
@@ -26501,6 +26981,21 @@
       </w:r>
       <w:r>
         <w:rPr>
+          <w:b/>
+          <w:lang w:val="id_ID" w:bidi="id_ID"/>
+        </w:rPr>
+        <w:t>ζητήσεις καὶ λογομαχίας</w:t>
+      </w:r>
+    </w:p>
+    <w:p>
+      <w:pPr/>
+      <w:r>
+        <w:rPr>
+          <w:lang w:val="id_ID" w:bidi="id_ID"/>
+        </w:rPr>
+      </w:r>
+      <w:r>
+        <w:rPr>
           <w:lang w:val="id_ID" w:bidi="id_ID"/>
         </w:rPr>
         <w:t>Kedua istilah ini pada dasarnya memiliki arti yang sama, meskipun istilah yang kedua lebih khusus merujuk pada argumen tentang makna kata-kata. Paulus menggunakan istilah-istilah ini bersama-sama untuk memberikan penekanan. Jika kedua istilah ini bukan merupakan gagasan yang terpisah dalam bahasa Anda, Anda dapat menggabungkannya. Terjemahan alternatif: “pertengkaran-pertengkaran”</w:t>
@@ -26887,6 +27382,21 @@
       </w:r>
       <w:r>
         <w:rPr>
+          <w:b/>
+          <w:lang w:val="id_ID" w:bidi="id_ID"/>
+        </w:rPr>
+        <w:t>διεφθαρμένων &amp; τὸν νοῦν καὶ ἀπεστερημένων τῆς ἀληθείας</w:t>
+      </w:r>
+    </w:p>
+    <w:p>
+      <w:pPr/>
+      <w:r>
+        <w:rPr>
+          <w:lang w:val="id_ID" w:bidi="id_ID"/>
+        </w:rPr>
+      </w:r>
+      <w:r>
+        <w:rPr>
           <w:lang w:val="id_ID" w:bidi="id_ID"/>
         </w:rPr>
         <w:t>Jika akan membantu dalam bahasa Anda, Anda dapat mengekspresikan frasa pasif ini dengan bentuk aktif. Terjemahan alternatif: “di antara orang-orang yang pikirannya telah rusak dan yang tidak lagi mempercayai kebenaran”</w:t>
@@ -30144,6 +30654,21 @@
         <w:rPr>
           <w:lang w:val="id_ID" w:bidi="id_ID"/>
         </w:rPr>
+      </w:r>
+    </w:p>
+    <w:p>
+      <w:pPr/>
+      <w:r>
+        <w:rPr>
+          <w:lang w:val="id_ID" w:bidi="id_ID"/>
+        </w:rPr>
+      </w:r>
+      <w:r>
+        <w:rPr>
+          <w:b/>
+          <w:lang w:val="id_ID" w:bidi="id_ID"/>
+        </w:rPr>
+        <w:t>μέχρι τῆς ἐπιφανείας τοῦ Κυρίου ἡμῶν, Ἰησοῦ Χριστοῦ</w:t>
       </w:r>
     </w:p>
     <w:p>
